--- a/zht/docx/066.content.docx
+++ b/zht/docx/066.content.docx
@@ -149,27 +149,7 @@
         <w:rPr>
           <w:lang w:val="zh_TW" w:bidi="zh_TW"/>
         </w:rPr>
-        <w:t>la</w:t>
-      </w:r>
-      <w:r>
-        <w:rPr>
-          <w:lang w:val="zh_TW" w:bidi="zh_TW"/>
-        </w:rPr>
-      </w:r>
-    </w:p>
-    <w:p>
-      <w:pPr/>
-      <w:r>
-        <w:rPr>
-          <w:lang w:val="zh_TW" w:bidi="zh_TW"/>
-        </w:rPr>
-      </w:r>
-      <w:r>
-        <w:rPr>
-          <w:i/>
-          <w:lang w:val="zh_TW" w:bidi="zh_TW"/>
-        </w:rPr>
-        <w:t>拉比, 拉波尼</w:t>
+        <w:t>jiu</w:t>
       </w:r>
       <w:r>
         <w:rPr>
@@ -232,7 +212,7 @@
         <w:rPr>
           <w:lang w:val="zh_TW" w:bidi="zh_TW"/>
         </w:rPr>
-        <w:t>拉比</w:t>
+        <w:t>酒</w:t>
       </w:r>
       <w:r>
         <w:rPr>
@@ -251,7 +231,18 @@
         <w:rPr>
           <w:lang w:val="zh_TW" w:bidi="zh_TW"/>
         </w:rPr>
-        <w:t>一種尊稱，意思是「我的大人」或「在我之上者」。猶太人在耶穌的時代用這個稱號來稱呼他們的宗教教師。</w:t>
+        <w:t>由發酵的葡萄汁製成的飲料。</w:t>
+      </w:r>
+    </w:p>
+    <w:p>
+      <w:pPr>
+        <w:pStyle w:val="Heading3"/>
+      </w:pPr>
+      <w:r>
+        <w:rPr>
+          <w:lang w:val="zh_TW" w:bidi="zh_TW"/>
+        </w:rPr>
+        <w:t>起源</w:t>
       </w:r>
     </w:p>
     <w:p>
@@ -265,7 +256,7 @@
         <w:rPr>
           <w:lang w:val="zh_TW" w:bidi="zh_TW"/>
         </w:rPr>
-        <w:t>根據</w:t>
+        <w:t>挪亞是最早醲造酒的人之一（</w:t>
       </w:r>
       <w:hyperlink r:id="rId13">
         <w:r>
@@ -276,182 +267,14 @@
             <w:color w:val="0000EE"/>
             <w:u w:val="single"/>
           </w:rPr>
-          <w:t>馬太福音二十三章7節</w:t>
-        </w:r>
-      </w:hyperlink>
-      <w:r>
-        <w:rPr>
-          <w:lang w:val="zh_TW" w:bidi="zh_TW"/>
-        </w:rPr>
-        <w:t>，「拉比」是用於稱呼猶太文士和法利賽人的頭銜。然而，在新約聖經中，當其他人對耶穌說話時，它最常用作尊稱。在福音書中的許多故事中，人們都稱呼耶穌為「拉比」。比如：</w:t>
-      </w:r>
-    </w:p>
-    <w:p>
-      <w:pPr>
-        <w:pStyle w:val="ListBullet"/>
-        <w:spacing w:line="240" w:lineRule="auto"/>
-        <w:ind w:left="720"/>
-      </w:pPr>
-      <w:r>
-        <w:rPr>
-          <w:lang w:val="zh_TW" w:bidi="zh_TW"/>
-        </w:rPr>
-      </w:r>
-      <w:hyperlink r:id="rId14">
-        <w:r>
-          <w:rPr>
-            <w:lang w:val="zh_TW" w:bidi="zh_TW"/>
-          </w:rPr>
-          <w:rPr>
-            <w:color w:val="0000EE"/>
-            <w:u w:val="single"/>
-          </w:rPr>
-          <w:t>約翰福音一章49節</w:t>
-        </w:r>
-      </w:hyperlink>
-      <w:r>
-        <w:rPr>
-          <w:lang w:val="zh_TW" w:bidi="zh_TW"/>
-        </w:rPr>
-        <w:t>中的拿但業</w:t>
-      </w:r>
-    </w:p>
-    <w:p>
-      <w:pPr>
-        <w:pStyle w:val="ListBullet"/>
-        <w:spacing w:line="240" w:lineRule="auto"/>
-        <w:ind w:left="720"/>
-      </w:pPr>
-      <w:r>
-        <w:rPr>
-          <w:lang w:val="zh_TW" w:bidi="zh_TW"/>
-        </w:rPr>
-      </w:r>
-      <w:hyperlink r:id="rId15">
-        <w:r>
-          <w:rPr>
-            <w:lang w:val="zh_TW" w:bidi="zh_TW"/>
-          </w:rPr>
-          <w:rPr>
-            <w:color w:val="0000EE"/>
-            <w:u w:val="single"/>
-          </w:rPr>
-          <w:t>約翰福音一章38節</w:t>
-        </w:r>
-      </w:hyperlink>
-      <w:r>
-        <w:rPr>
-          <w:lang w:val="zh_TW" w:bidi="zh_TW"/>
-        </w:rPr>
-        <w:t>中的彼得和安得烈</w:t>
-      </w:r>
-    </w:p>
-    <w:p>
-      <w:pPr>
-        <w:pStyle w:val="ListBullet"/>
-        <w:spacing w:line="240" w:lineRule="auto"/>
-        <w:ind w:left="720"/>
-      </w:pPr>
-      <w:r>
-        <w:rPr>
-          <w:lang w:val="zh_TW" w:bidi="zh_TW"/>
-        </w:rPr>
-      </w:r>
-      <w:hyperlink r:id="rId16">
-        <w:r>
-          <w:rPr>
-            <w:lang w:val="zh_TW" w:bidi="zh_TW"/>
-          </w:rPr>
-          <w:rPr>
-            <w:color w:val="0000EE"/>
-            <w:u w:val="single"/>
-          </w:rPr>
-          <w:t>約翰福音三章2節</w:t>
-        </w:r>
-      </w:hyperlink>
-      <w:r>
-        <w:rPr>
-          <w:lang w:val="zh_TW" w:bidi="zh_TW"/>
-        </w:rPr>
-        <w:t>中的尼哥德慕</w:t>
-      </w:r>
-    </w:p>
-    <w:p>
-      <w:pPr>
-        <w:pStyle w:val="ListBullet"/>
-        <w:spacing w:line="240" w:lineRule="auto"/>
-        <w:ind w:left="720"/>
-      </w:pPr>
-      <w:r>
-        <w:rPr>
-          <w:lang w:val="zh_TW" w:bidi="zh_TW"/>
-        </w:rPr>
-      </w:r>
-      <w:hyperlink r:id="rId17">
-        <w:r>
-          <w:rPr>
-            <w:lang w:val="zh_TW" w:bidi="zh_TW"/>
-          </w:rPr>
-          <w:rPr>
-            <w:color w:val="0000EE"/>
-            <w:u w:val="single"/>
-          </w:rPr>
-          <w:t>約翰福音九章2節</w:t>
-        </w:r>
-      </w:hyperlink>
-      <w:r>
-        <w:rPr>
-          <w:lang w:val="zh_TW" w:bidi="zh_TW"/>
-        </w:rPr>
-        <w:t>，</w:t>
-      </w:r>
-      <w:hyperlink r:id="rId18">
-        <w:r>
-          <w:rPr>
-            <w:lang w:val="zh_TW" w:bidi="zh_TW"/>
-          </w:rPr>
-          <w:rPr>
-            <w:color w:val="0000EE"/>
-            <w:u w:val="single"/>
-          </w:rPr>
-          <w:t>十一章8節</w:t>
-        </w:r>
-      </w:hyperlink>
-      <w:r>
-        <w:rPr>
-          <w:lang w:val="zh_TW" w:bidi="zh_TW"/>
-        </w:rPr>
-        <w:t>中的門徒（群體）</w:t>
-      </w:r>
-    </w:p>
-    <w:p>
-      <w:pPr>
-        <w:pStyle w:val="ListBullet"/>
-        <w:spacing w:line="240" w:lineRule="auto"/>
-        <w:ind w:left="720"/>
-      </w:pPr>
-      <w:r>
-        <w:rPr>
-          <w:lang w:val="zh_TW" w:bidi="zh_TW"/>
-        </w:rPr>
-      </w:r>
-      <w:hyperlink r:id="rId19">
-        <w:r>
-          <w:rPr>
-            <w:lang w:val="zh_TW" w:bidi="zh_TW"/>
-          </w:rPr>
-          <w:rPr>
-            <w:color w:val="0000EE"/>
-            <w:u w:val="single"/>
-          </w:rPr>
-          <w:t>約翰福音六章25節</w:t>
-        </w:r>
-      </w:hyperlink>
-      <w:r>
-        <w:rPr>
-          <w:lang w:val="zh_TW" w:bidi="zh_TW"/>
-        </w:rPr>
-        <w:t>中的群眾</w:t>
+          <w:t>創9:21</w:t>
+        </w:r>
+      </w:hyperlink>
+      <w:r>
+        <w:rPr>
+          <w:lang w:val="zh_TW" w:bidi="zh_TW"/>
+        </w:rPr>
+        <w:t>），據推測他是在亞拉臘山的山坡上釀酒的。但釀酒並不限於那個地區，因為埃及以及後來的希臘都喜歡這種飲料。事實上，在史前時期的美索不達米亞就已經有釀酒技術，並在公元前3000年之前傳入埃及。</w:t>
       </w:r>
     </w:p>
     <w:p>
@@ -465,79 +288,18 @@
         <w:rPr>
           <w:lang w:val="zh_TW" w:bidi="zh_TW"/>
         </w:rPr>
-        <w:t>抹大拉的馬利亞和盲人巴底買都使用較長的形式「拉波尼」來直接稱呼耶穌（</w:t>
-      </w:r>
-      <w:hyperlink r:id="rId20">
-        <w:r>
-          <w:rPr>
-            <w:lang w:val="zh_TW" w:bidi="zh_TW"/>
-          </w:rPr>
-          <w:rPr>
-            <w:color w:val="0000EE"/>
-            <w:u w:val="single"/>
-          </w:rPr>
-          <w:t>馬可福音10:51</w:t>
-        </w:r>
-      </w:hyperlink>
-      <w:r>
-        <w:rPr>
-          <w:lang w:val="zh_TW" w:bidi="zh_TW"/>
-        </w:rPr>
-        <w:t>；</w:t>
-      </w:r>
-      <w:hyperlink r:id="rId21">
-        <w:r>
-          <w:rPr>
-            <w:lang w:val="zh_TW" w:bidi="zh_TW"/>
-          </w:rPr>
-          <w:rPr>
-            <w:color w:val="0000EE"/>
-            <w:u w:val="single"/>
-          </w:rPr>
-          <w:t>約翰福音20:16</w:t>
-        </w:r>
-      </w:hyperlink>
-      <w:r>
-        <w:rPr>
-          <w:lang w:val="zh_TW" w:bidi="zh_TW"/>
-        </w:rPr>
-        <w:t>）。這比使用較短的稱呼「拉比」更表現出深刻的尊敬。在約翰福音書寫成的時候，「拉比」這個稱呼的意思是「老師」。約翰在</w:t>
-      </w:r>
-      <w:hyperlink r:id="rId15">
-        <w:r>
-          <w:rPr>
-            <w:lang w:val="zh_TW" w:bidi="zh_TW"/>
-          </w:rPr>
-          <w:rPr>
-            <w:color w:val="0000EE"/>
-            <w:u w:val="single"/>
-          </w:rPr>
-          <w:t>一章38節</w:t>
-        </w:r>
-      </w:hyperlink>
-      <w:r>
-        <w:rPr>
-          <w:lang w:val="zh_TW" w:bidi="zh_TW"/>
-        </w:rPr>
-        <w:t>中明確指出這一點，並在</w:t>
-      </w:r>
-      <w:hyperlink r:id="rId16">
-        <w:r>
-          <w:rPr>
-            <w:lang w:val="zh_TW" w:bidi="zh_TW"/>
-          </w:rPr>
-          <w:rPr>
-            <w:color w:val="0000EE"/>
-            <w:u w:val="single"/>
-          </w:rPr>
-          <w:t>三章2節</w:t>
-        </w:r>
-      </w:hyperlink>
-      <w:r>
-        <w:rPr>
-          <w:lang w:val="zh_TW" w:bidi="zh_TW"/>
-        </w:rPr>
-        <w:t>中暗示了這一點。</w:t>
+        <w:t>「酒」這個詞可能與葡萄樹、葡萄園和黑葡萄的詞語有關。葡萄樹是帶來酒的植物，在近東世界中常被認為是「生命樹」。在埃及和美索不達米亞，據信有一位女神保護葡萄樹。位於亞述西北部山區的女神西里斯（Siris）被稱為「天上生命樹的女主人」。以諾一書三十二章4節稱葡萄樹為知識樹。根據猶太傳統，葡萄樹在洪水中被挪亞保留下來。</w:t>
+      </w:r>
+    </w:p>
+    <w:p>
+      <w:pPr>
+        <w:pStyle w:val="Heading3"/>
+      </w:pPr>
+      <w:r>
+        <w:rPr>
+          <w:lang w:val="zh_TW" w:bidi="zh_TW"/>
+        </w:rPr>
+        <w:t>釀酒的過程</w:t>
       </w:r>
     </w:p>
     <w:p>
@@ -551,47 +313,33 @@
         <w:rPr>
           <w:lang w:val="zh_TW" w:bidi="zh_TW"/>
         </w:rPr>
-        <w:t>耶穌譴責文士和法利賽人因這個稱呼而驕傲，他們堅持人們在公共場合稱呼他們「拉比」（</w:t>
-      </w:r>
-      <w:hyperlink r:id="rId22">
-        <w:r>
-          <w:rPr>
-            <w:lang w:val="zh_TW" w:bidi="zh_TW"/>
-          </w:rPr>
-          <w:rPr>
-            <w:color w:val="0000EE"/>
-            <w:u w:val="single"/>
-          </w:rPr>
-          <w:t>馬太福音23:7–8</w:t>
-        </w:r>
-      </w:hyperlink>
-      <w:r>
-        <w:rPr>
-          <w:lang w:val="zh_TW" w:bidi="zh_TW"/>
-        </w:rPr>
-        <w:t>）。耶穌禁止他的門徒使用這個稱呼，說：「</w:t>
-      </w:r>
-      <w:r>
-        <w:rPr>
-          <w:lang w:val="zh_TW" w:bidi="zh_TW"/>
-        </w:rPr>
-        <w:t>你們不要受拉比的稱呼</w:t>
-      </w:r>
-      <w:r>
-        <w:rPr>
-          <w:lang w:val="zh_TW" w:bidi="zh_TW"/>
-        </w:rPr>
-        <w:t>。」耶穌並未禁止合理使用這個稱呼，但拒絕驕傲地尋求與之相關的榮譽。當人們以敬畏的方式使用耶穌的稱呼時，並未受到責備。</w:t>
-      </w:r>
-      <w:r>
-        <w:rPr>
-          <w:lang w:val="zh_TW" w:bidi="zh_TW"/>
-        </w:rPr>
-      </w:r>
-      <w:r>
-        <w:rPr>
-          <w:lang w:val="zh_TW" w:bidi="zh_TW"/>
-        </w:rPr>
+        <w:t>現存關於釀酒技術的古代文獻很少，早期葡萄種植者的知識主要來自少數植物學家的經驗和興趣。亞里士多德有天賦的學生埃雷索斯的泰奧弗拉斯托斯（Theophrastus of Eresos）寫了一本名為</w:t>
+      </w:r>
+      <w:r>
+        <w:rPr>
+          <w:i/>
+          <w:lang w:val="zh_TW" w:bidi="zh_TW"/>
+        </w:rPr>
+        <w:t>植物研究（Enquiry into Plants）</w:t>
+      </w:r>
+      <w:r>
+        <w:rPr>
+          <w:lang w:val="zh_TW" w:bidi="zh_TW"/>
+        </w:rPr>
+        <w:t>的書，展示了實踐經驗和理論的結合。後來，他還寫了</w:t>
+      </w:r>
+      <w:r>
+        <w:rPr>
+          <w:i/>
+          <w:lang w:val="zh_TW" w:bidi="zh_TW"/>
+        </w:rPr>
+        <w:t>植物的生命（On the Life of Plants）</w:t>
+      </w:r>
+      <w:r>
+        <w:rPr>
+          <w:lang w:val="zh_TW" w:bidi="zh_TW"/>
+        </w:rPr>
+        <w:t>，這是一部詳細觀察釀酒過程的作品。他關於何時種植、如何修剪、反對嫁接的觀點，以及如何照顧葡萄樹的想法，都展示了希臘人的天賦。他們將葡萄栽培提升為一門科學，這門科學在過去的2200年裡幾乎未曾改變。</w:t>
       </w:r>
     </w:p>
     <w:p>
@@ -601,21 +349,11 @@
           <w:lang w:val="zh_TW" w:bidi="zh_TW"/>
         </w:rPr>
       </w:r>
-    </w:p>
-    <w:p>
-      <w:pPr>
-        <w:pStyle w:val="Heading2"/>
-      </w:pPr>
-      <w:r>
-        <w:rPr>
-          <w:lang w:val="zh_TW" w:bidi="zh_TW"/>
-        </w:rPr>
-        <w:t>拉波尼</w:t>
-      </w:r>
-      <w:r>
-        <w:rPr>
-          <w:lang w:val="zh_TW" w:bidi="zh_TW"/>
-        </w:rPr>
+      <w:r>
+        <w:rPr>
+          <w:lang w:val="zh_TW" w:bidi="zh_TW"/>
+        </w:rPr>
+        <w:t>希臘葡萄種植者非常小心地確保他們的農作物成功種植。葡萄藤貼近地面生長，而不是被支撐起來。因此，會吃掉葡萄的老鼠和狐狸特別令人討厭，並且種植者必須頻繁除草來保持土壤中沒有雜草。但他們的方法總體上非常有效。</w:t>
       </w:r>
     </w:p>
     <w:p>
@@ -629,20 +367,319 @@
         <w:rPr>
           <w:lang w:val="zh_TW" w:bidi="zh_TW"/>
         </w:rPr>
-        <w:t>尊稱</w:t>
+        <w:t>每年九月初，葡萄會在平原地區被採收，而在月底則會在山區進行。在最初的載歌載舞慶祝節日中，工人們將成串的葡萄送到釀酒壓榨機中，這些壓榨機是傾斜向一角的低水泥槽。之後，工人們會用腳踩踏葡萄。第一道</w:t>
       </w:r>
       <w:r>
         <w:rPr>
           <w:i/>
           <w:lang w:val="zh_TW" w:bidi="zh_TW"/>
         </w:rPr>
-        <w:t>拉比</w:t>
-      </w:r>
-      <w:r>
-        <w:rPr>
-          <w:lang w:val="zh_TW" w:bidi="zh_TW"/>
-        </w:rPr>
-        <w:t>的變體，意思是「我偉大的那一位」或「我至上的那一位」。這個稱謂是用來稱呼老師的。拉波尼僅用於</w:t>
+        <w:t>榨汁</w:t>
+      </w:r>
+      <w:r>
+        <w:rPr>
+          <w:lang w:val="zh_TW" w:bidi="zh_TW"/>
+        </w:rPr>
+        <w:t>（must，壓榨出的汁液）非常珍貴，因為可以用它釀造出最優質的酒。剩餘的果汁則是通過擠壓裝在布袋中的踩過的葡萄來提取的。第三類酒則是通過將剩下的葡萄與水混合甚至煮沸後提取的，這類酒通常只有窮人飲用。</w:t>
+      </w:r>
+    </w:p>
+    <w:p>
+      <w:pPr/>
+      <w:r>
+        <w:rPr>
+          <w:lang w:val="zh_TW" w:bidi="zh_TW"/>
+        </w:rPr>
+      </w:r>
+      <w:r>
+        <w:rPr>
+          <w:lang w:val="zh_TW" w:bidi="zh_TW"/>
+        </w:rPr>
+        <w:t>希臘人後來發明了橫樑壓榨機（beam press），長橫樑的一端有轉動部分，另一端懸掛著重石，用來壓榨多層葡萄。在古代近東地區使用了不同的葡萄壓榨方法，但即使在希臘，踩踏葡萄始終是最受歡迎的方式。</w:t>
+      </w:r>
+    </w:p>
+    <w:p>
+      <w:pPr/>
+      <w:r>
+        <w:rPr>
+          <w:lang w:val="zh_TW" w:bidi="zh_TW"/>
+        </w:rPr>
+      </w:r>
+      <w:r>
+        <w:rPr>
+          <w:lang w:val="zh_TW" w:bidi="zh_TW"/>
+        </w:rPr>
+        <w:t>在希臘，發酵期通常為六個月，在此期間液體不斷被撇去。然而，在古代近東，發酵過程通常在三到四天內完成，最佳發酵溫度為77度。古人知道繼續發酵會產生酸性。</w:t>
+      </w:r>
+    </w:p>
+    <w:p>
+      <w:pPr/>
+      <w:r>
+        <w:rPr>
+          <w:lang w:val="zh_TW" w:bidi="zh_TW"/>
+        </w:rPr>
+      </w:r>
+      <w:r>
+        <w:rPr>
+          <w:lang w:val="zh_TW" w:bidi="zh_TW"/>
+        </w:rPr>
+        <w:t>在達到所需的發酵效果後，酒會被轉移到皮囊或陶罐中，以便運輸或銷售。把手和塞子上印有種類/品牌（brand）、產地和年份。此時，酒通過穿孔金屬篩網或布過濾，以消除沙粒或昆蟲等污染物。</w:t>
+      </w:r>
+    </w:p>
+    <w:p>
+      <w:pPr>
+        <w:pStyle w:val="Heading3"/>
+      </w:pPr>
+      <w:r>
+        <w:rPr>
+          <w:lang w:val="zh_TW" w:bidi="zh_TW"/>
+        </w:rPr>
+        <w:t>酒的種類</w:t>
+      </w:r>
+    </w:p>
+    <w:p>
+      <w:pPr/>
+      <w:r>
+        <w:rPr>
+          <w:lang w:val="zh_TW" w:bidi="zh_TW"/>
+        </w:rPr>
+      </w:r>
+      <w:r>
+        <w:rPr>
+          <w:lang w:val="zh_TW" w:bidi="zh_TW"/>
+        </w:rPr>
+        <w:t>古代詩人討論了許多不同種類的酒，亞他那修（Athenaeus）提到85種不同的品種。蓋倫（Galen）列舉了60種，普林尼（Pliny）提到150種，而斯特拉波（Strabo）提到30種。酒根據不同的顏色（黑色、紅色、白色或黃色）和口味（乾、澀、淡或甜）來區分。聖經記載了各種酒，例如黎巴嫩和黑本的酒。希伯崙和撒馬利亞以釀酒聞名。希伯來文至少有九個不同的詞來表示酒，而希臘文有四個在新約中被提及。</w:t>
+      </w:r>
+    </w:p>
+    <w:p>
+      <w:pPr>
+        <w:pStyle w:val="Heading3"/>
+      </w:pPr>
+      <w:r>
+        <w:rPr>
+          <w:lang w:val="zh_TW" w:bidi="zh_TW"/>
+        </w:rPr>
+        <w:t>酒的性質</w:t>
+      </w:r>
+    </w:p>
+    <w:p>
+      <w:pPr/>
+      <w:r>
+        <w:rPr>
+          <w:lang w:val="zh_TW" w:bidi="zh_TW"/>
+        </w:rPr>
+      </w:r>
+      <w:r>
+        <w:rPr>
+          <w:lang w:val="zh_TW" w:bidi="zh_TW"/>
+        </w:rPr>
+        <w:t>很少有人會質疑至少在舊約中有些酒是經過發酵的。然而，一些學者認為古代世界某些形式的酒未經發酵。他們對比了兩個希伯來文詞語，得出結論認為其中一個特定的詞語僅指新鮮葡萄汁（</w:t>
+      </w:r>
+      <w:hyperlink r:id="rId14">
+        <w:r>
+          <w:rPr>
+            <w:lang w:val="zh_TW" w:bidi="zh_TW"/>
+          </w:rPr>
+          <w:rPr>
+            <w:color w:val="0000EE"/>
+            <w:u w:val="single"/>
+          </w:rPr>
+          <w:t>箴3:10</w:t>
+        </w:r>
+      </w:hyperlink>
+      <w:r>
+        <w:rPr>
+          <w:lang w:val="zh_TW" w:bidi="zh_TW"/>
+        </w:rPr>
+        <w:t>；</w:t>
+      </w:r>
+      <w:hyperlink r:id="rId15">
+        <w:r>
+          <w:rPr>
+            <w:lang w:val="zh_TW" w:bidi="zh_TW"/>
+          </w:rPr>
+          <w:rPr>
+            <w:color w:val="0000EE"/>
+            <w:u w:val="single"/>
+          </w:rPr>
+          <w:t>何9:2</w:t>
+        </w:r>
+      </w:hyperlink>
+      <w:r>
+        <w:rPr>
+          <w:lang w:val="zh_TW" w:bidi="zh_TW"/>
+        </w:rPr>
+        <w:t>；</w:t>
+      </w:r>
+      <w:hyperlink r:id="rId16">
+        <w:r>
+          <w:rPr>
+            <w:lang w:val="zh_TW" w:bidi="zh_TW"/>
+          </w:rPr>
+          <w:rPr>
+            <w:color w:val="0000EE"/>
+            <w:u w:val="single"/>
+          </w:rPr>
+          <w:t>珥2:24</w:t>
+        </w:r>
+      </w:hyperlink>
+      <w:r>
+        <w:rPr>
+          <w:lang w:val="zh_TW" w:bidi="zh_TW"/>
+        </w:rPr>
+        <w:t>；</w:t>
+      </w:r>
+      <w:hyperlink r:id="rId17">
+        <w:r>
+          <w:rPr>
+            <w:lang w:val="zh_TW" w:bidi="zh_TW"/>
+          </w:rPr>
+          <w:rPr>
+            <w:color w:val="0000EE"/>
+            <w:u w:val="single"/>
+          </w:rPr>
+          <w:t>彌6:15</w:t>
+        </w:r>
+      </w:hyperlink>
+      <w:r>
+        <w:rPr>
+          <w:lang w:val="zh_TW" w:bidi="zh_TW"/>
+        </w:rPr>
+        <w:t>）。然而，這一觀點並沒有得到確定，理由如下：（1）希伯來文詞語主要出現在中性語境中；（2）該詞語在某些語境中明確包含了發酵飲料（例如，</w:t>
+      </w:r>
+      <w:hyperlink r:id="rId18">
+        <w:r>
+          <w:rPr>
+            <w:lang w:val="zh_TW" w:bidi="zh_TW"/>
+          </w:rPr>
+          <w:rPr>
+            <w:color w:val="0000EE"/>
+            <w:u w:val="single"/>
+          </w:rPr>
+          <w:t>創27:28</w:t>
+        </w:r>
+      </w:hyperlink>
+      <w:r>
+        <w:rPr>
+          <w:lang w:val="zh_TW" w:bidi="zh_TW"/>
+        </w:rPr>
+        <w:t>；</w:t>
+      </w:r>
+      <w:hyperlink r:id="rId19">
+        <w:r>
+          <w:rPr>
+            <w:lang w:val="zh_TW" w:bidi="zh_TW"/>
+          </w:rPr>
+          <w:rPr>
+            <w:color w:val="0000EE"/>
+            <w:u w:val="single"/>
+          </w:rPr>
+          <w:t>何4:11</w:t>
+        </w:r>
+      </w:hyperlink>
+      <w:r>
+        <w:rPr>
+          <w:lang w:val="zh_TW" w:bidi="zh_TW"/>
+        </w:rPr>
+        <w:t>；</w:t>
+      </w:r>
+      <w:hyperlink r:id="rId17">
+        <w:r>
+          <w:rPr>
+            <w:lang w:val="zh_TW" w:bidi="zh_TW"/>
+          </w:rPr>
+          <w:rPr>
+            <w:color w:val="0000EE"/>
+            <w:u w:val="single"/>
+          </w:rPr>
+          <w:t>彌6:15</w:t>
+        </w:r>
+      </w:hyperlink>
+      <w:r>
+        <w:rPr>
+          <w:lang w:val="zh_TW" w:bidi="zh_TW"/>
+        </w:rPr>
+        <w:t>）；（3）烏加里特文（Ugaritic）中的平行詞語確實指發酵酒；（4）七十士譯本的對應詞指的是發酵酒；（5）古代近東的發酵過程不像希臘，只需大約三天；（6）米示拿沒有提供任何有關使用未發酵酒的證據。因此，保存未經發酵的酒在當時可能是近乎不可能的任務。仔細研究所有的希伯來文詞語（以及它們的閃族同源詞）和希臘語文詞語可以證明，古代人幾乎不了解未發酵的酒。</w:t>
+      </w:r>
+    </w:p>
+    <w:p>
+      <w:pPr/>
+      <w:r>
+        <w:rPr>
+          <w:lang w:val="zh_TW" w:bidi="zh_TW"/>
+        </w:rPr>
+      </w:r>
+      <w:r>
+        <w:rPr>
+          <w:lang w:val="zh_TW" w:bidi="zh_TW"/>
+        </w:rPr>
+        <w:t>有大量證據表明，雖然酒總是經過發酵的，但在古典和希臘化世界中，通常會將酒與水混合。酒儲存在稱為雙耳瓶（amphorae）的大罐中</w:t>
+      </w:r>
+      <w:r>
+        <w:rPr>
+          <w:i/>
+          <w:lang w:val="zh_TW" w:bidi="zh_TW"/>
+        </w:rPr>
+        <w:t>，</w:t>
+      </w:r>
+      <w:r>
+        <w:rPr>
+          <w:lang w:val="zh_TW" w:bidi="zh_TW"/>
+        </w:rPr>
+        <w:t>從這些罐中將酒通過濾器倒入稱為克拉泰（krater）的大混合碗中</w:t>
+      </w:r>
+      <w:r>
+        <w:rPr>
+          <w:i/>
+          <w:lang w:val="zh_TW" w:bidi="zh_TW"/>
+        </w:rPr>
+        <w:t>。</w:t>
+      </w:r>
+      <w:r>
+        <w:rPr>
+          <w:lang w:val="zh_TW" w:bidi="zh_TW"/>
+        </w:rPr>
+        <w:t>這樣，酒與水混合後，才倒入飲用碗或杯中。</w:t>
+      </w:r>
+    </w:p>
+    <w:p>
+      <w:pPr/>
+      <w:r>
+        <w:rPr>
+          <w:lang w:val="zh_TW" w:bidi="zh_TW"/>
+        </w:rPr>
+      </w:r>
+      <w:r>
+        <w:rPr>
+          <w:lang w:val="zh_TW" w:bidi="zh_TW"/>
+        </w:rPr>
+        <w:t>酒與水的比例各不相同。最稀釋的比例為20比1，原因是酒太濃（荷馬，</w:t>
+      </w:r>
+      <w:r>
+        <w:rPr>
+          <w:i/>
+          <w:lang w:val="zh_TW" w:bidi="zh_TW"/>
+        </w:rPr>
+        <w:t>奧德賽</w:t>
+      </w:r>
+      <w:r>
+        <w:rPr>
+          <w:lang w:val="zh_TW" w:bidi="zh_TW"/>
+        </w:rPr>
+        <w:t>10.208）。</w:t>
+      </w:r>
+    </w:p>
+    <w:p>
+      <w:pPr/>
+      <w:r>
+        <w:rPr>
+          <w:lang w:val="zh_TW" w:bidi="zh_TW"/>
+        </w:rPr>
+      </w:r>
+      <w:r>
+        <w:rPr>
+          <w:lang w:val="zh_TW" w:bidi="zh_TW"/>
+        </w:rPr>
+        <w:t>在西地中海世界中，「酒」一詞指的是酒與水的混合物。如果想提及未混水的酒，則需要加上「未摻水」的詞語。對於希臘人來說，喝未摻水的酒被認為是野蠻的行為。然而，證據似乎表明在舊約時代，酒是未經稀釋的。聖經中並未提及將酒與水混合的做法。將水與酒稀釋象徵著靈性上的變質（</w:t>
       </w:r>
       <w:hyperlink r:id="rId20">
         <w:r>
@@ -653,7 +690,4631 @@
             <w:color w:val="0000EE"/>
             <w:u w:val="single"/>
           </w:rPr>
-          <w:t>馬可福音十章51節</w:t>
+          <w:t>賽1:22</w:t>
+        </w:r>
+      </w:hyperlink>
+      <w:r>
+        <w:rPr>
+          <w:lang w:val="zh_TW" w:bidi="zh_TW"/>
+        </w:rPr>
+        <w:t>）。到了羅馬時代，這一態度有所改變。米示拿假設水與酒的比例為二比一；然而，後來的塔木德則提到三比一的比例。自然發酵的酒精度可達15%。如果按三份水對一份酒的比例稀釋，酒精含量仍可達5%，這仍然相當濃烈。</w:t>
+      </w:r>
+    </w:p>
+    <w:p>
+      <w:pPr/>
+      <w:r>
+        <w:rPr>
+          <w:lang w:val="zh_TW" w:bidi="zh_TW"/>
+        </w:rPr>
+      </w:r>
+      <w:r>
+        <w:rPr>
+          <w:lang w:val="zh_TW" w:bidi="zh_TW"/>
+        </w:rPr>
+        <w:t>酒不僅與水混合，還與其他成分混合，類似於今天的調酒。一個例子可以在荷馬的《荷馬德墨忒爾頌歌》（Hymn to Demeter）中看到，女神拒絕純酒，並希望飲料混合麵粉、水和薄荷。濃酒也常常與弱酒混合，產生更強烈的飲品。這就是聖經中「調酒」的意思（</w:t>
+      </w:r>
+      <w:hyperlink r:id="rId21">
+        <w:r>
+          <w:rPr>
+            <w:lang w:val="zh_TW" w:bidi="zh_TW"/>
+          </w:rPr>
+          <w:rPr>
+            <w:color w:val="0000EE"/>
+            <w:u w:val="single"/>
+          </w:rPr>
+          <w:t>詩75:8</w:t>
+        </w:r>
+      </w:hyperlink>
+      <w:r>
+        <w:rPr>
+          <w:lang w:val="zh_TW" w:bidi="zh_TW"/>
+        </w:rPr>
+        <w:t>；</w:t>
+      </w:r>
+      <w:hyperlink r:id="rId22">
+        <w:r>
+          <w:rPr>
+            <w:lang w:val="zh_TW" w:bidi="zh_TW"/>
+          </w:rPr>
+          <w:rPr>
+            <w:color w:val="0000EE"/>
+            <w:u w:val="single"/>
+          </w:rPr>
+          <w:t>賽5:22</w:t>
+        </w:r>
+      </w:hyperlink>
+      <w:r>
+        <w:rPr>
+          <w:lang w:val="zh_TW" w:bidi="zh_TW"/>
+        </w:rPr>
+        <w:t>；</w:t>
+      </w:r>
+      <w:hyperlink r:id="rId23">
+        <w:r>
+          <w:rPr>
+            <w:lang w:val="zh_TW" w:bidi="zh_TW"/>
+          </w:rPr>
+          <w:rPr>
+            <w:color w:val="0000EE"/>
+            <w:u w:val="single"/>
+          </w:rPr>
+          <w:t>啟18:6</w:t>
+        </w:r>
+      </w:hyperlink>
+      <w:r>
+        <w:rPr>
+          <w:lang w:val="zh_TW" w:bidi="zh_TW"/>
+        </w:rPr>
+        <w:t>，</w:t>
+      </w:r>
+      <w:hyperlink r:id="rId24">
+        <w:r>
+          <w:rPr>
+            <w:lang w:val="zh_TW" w:bidi="zh_TW"/>
+          </w:rPr>
+          <w:rPr>
+            <w:color w:val="0000EE"/>
+            <w:u w:val="single"/>
+          </w:rPr>
+          <w:t>19:13–15</w:t>
+        </w:r>
+      </w:hyperlink>
+      <w:r>
+        <w:rPr>
+          <w:lang w:val="zh_TW" w:bidi="zh_TW"/>
+        </w:rPr>
+        <w:t>）。有時候，新酒糖分高，被蒸發後，濃縮的汁液與酒混合以提高酒精含量。</w:t>
+      </w:r>
+    </w:p>
+    <w:p>
+      <w:pPr/>
+      <w:r>
+        <w:rPr>
+          <w:lang w:val="zh_TW" w:bidi="zh_TW"/>
+        </w:rPr>
+      </w:r>
+      <w:r>
+        <w:rPr>
+          <w:lang w:val="zh_TW" w:bidi="zh_TW"/>
+        </w:rPr>
+        <w:t>聖經中未提及將水與酒混合是為了使其更安全飲用，這一觀點是現代的理解。古代世界中很少出現現代所說的水污染問題，儘管偶爾也會有這種問題。古代有許多關於新鮮井水、泉水和流動水源的例子，而且當時也有淨化污水的方法。</w:t>
+      </w:r>
+    </w:p>
+    <w:p>
+      <w:pPr>
+        <w:pStyle w:val="Heading3"/>
+      </w:pPr>
+      <w:r>
+        <w:rPr>
+          <w:lang w:val="zh_TW" w:bidi="zh_TW"/>
+        </w:rPr>
+        <w:t>舊約中的酒</w:t>
+      </w:r>
+    </w:p>
+    <w:p>
+      <w:pPr/>
+      <w:r>
+        <w:rPr>
+          <w:lang w:val="zh_TW" w:bidi="zh_TW"/>
+        </w:rPr>
+      </w:r>
+      <w:r>
+        <w:rPr>
+          <w:lang w:val="zh_TW" w:bidi="zh_TW"/>
+        </w:rPr>
+        <w:t>從上述證據來看，舊約中的酒通常不會與水混合，且在適量飲用時被視為有益的。</w:t>
+      </w:r>
+      <w:hyperlink r:id="rId25">
+        <w:r>
+          <w:rPr>
+            <w:lang w:val="zh_TW" w:bidi="zh_TW"/>
+          </w:rPr>
+          <w:rPr>
+            <w:color w:val="0000EE"/>
+            <w:u w:val="single"/>
+          </w:rPr>
+          <w:t>士師記九章13節</w:t>
+        </w:r>
+      </w:hyperlink>
+      <w:r>
+        <w:rPr>
+          <w:lang w:val="zh_TW" w:bidi="zh_TW"/>
+        </w:rPr>
+        <w:t>提到酒是「使神和人喜樂的」。</w:t>
+      </w:r>
+      <w:hyperlink r:id="rId26">
+        <w:r>
+          <w:rPr>
+            <w:lang w:val="zh_TW" w:bidi="zh_TW"/>
+          </w:rPr>
+          <w:rPr>
+            <w:color w:val="0000EE"/>
+            <w:u w:val="single"/>
+          </w:rPr>
+          <w:t>詩篇一〇四篇15節</w:t>
+        </w:r>
+      </w:hyperlink>
+      <w:r>
+        <w:rPr>
+          <w:lang w:val="zh_TW" w:bidi="zh_TW"/>
+        </w:rPr>
+        <w:t>也類似地描述酒：「酒能悅人心」（另參</w:t>
+      </w:r>
+      <w:hyperlink r:id="rId27">
+        <w:r>
+          <w:rPr>
+            <w:lang w:val="zh_TW" w:bidi="zh_TW"/>
+          </w:rPr>
+          <w:rPr>
+            <w:color w:val="0000EE"/>
+            <w:u w:val="single"/>
+          </w:rPr>
+          <w:t>斯1:10</w:t>
+        </w:r>
+      </w:hyperlink>
+      <w:r>
+        <w:rPr>
+          <w:lang w:val="zh_TW" w:bidi="zh_TW"/>
+        </w:rPr>
+        <w:t>；</w:t>
+      </w:r>
+      <w:hyperlink r:id="rId28">
+        <w:r>
+          <w:rPr>
+            <w:lang w:val="zh_TW" w:bidi="zh_TW"/>
+          </w:rPr>
+          <w:rPr>
+            <w:color w:val="0000EE"/>
+            <w:u w:val="single"/>
+          </w:rPr>
+          <w:t>傳10:19</w:t>
+        </w:r>
+      </w:hyperlink>
+      <w:r>
+        <w:rPr>
+          <w:lang w:val="zh_TW" w:bidi="zh_TW"/>
+        </w:rPr>
+        <w:t>；</w:t>
+      </w:r>
+      <w:hyperlink r:id="rId29">
+        <w:r>
+          <w:rPr>
+            <w:lang w:val="zh_TW" w:bidi="zh_TW"/>
+          </w:rPr>
+          <w:rPr>
+            <w:color w:val="0000EE"/>
+            <w:u w:val="single"/>
+          </w:rPr>
+          <w:t>賽55:1–2</w:t>
+        </w:r>
+      </w:hyperlink>
+      <w:r>
+        <w:rPr>
+          <w:lang w:val="zh_TW" w:bidi="zh_TW"/>
+        </w:rPr>
+        <w:t>；</w:t>
+      </w:r>
+      <w:hyperlink r:id="rId30">
+        <w:r>
+          <w:rPr>
+            <w:lang w:val="zh_TW" w:bidi="zh_TW"/>
+          </w:rPr>
+          <w:rPr>
+            <w:color w:val="0000EE"/>
+            <w:u w:val="single"/>
+          </w:rPr>
+          <w:t>亞10:7</w:t>
+        </w:r>
+      </w:hyperlink>
+      <w:r>
+        <w:rPr>
+          <w:lang w:val="zh_TW" w:bidi="zh_TW"/>
+        </w:rPr>
+        <w:t>）。適量飲酒被認為是正常且受歡迎的生活方式（</w:t>
+      </w:r>
+      <w:hyperlink r:id="rId31">
+        <w:r>
+          <w:rPr>
+            <w:lang w:val="zh_TW" w:bidi="zh_TW"/>
+          </w:rPr>
+          <w:rPr>
+            <w:color w:val="0000EE"/>
+            <w:u w:val="single"/>
+          </w:rPr>
+          <w:t>創14:18；</w:t>
+        </w:r>
+      </w:hyperlink>
+      <w:hyperlink r:id="rId32">
+        <w:r>
+          <w:rPr>
+            <w:lang w:val="zh_TW" w:bidi="zh_TW"/>
+          </w:rPr>
+          <w:rPr>
+            <w:color w:val="0000EE"/>
+            <w:u w:val="single"/>
+          </w:rPr>
+          <w:t>士19:19</w:t>
+        </w:r>
+      </w:hyperlink>
+      <w:r>
+        <w:rPr>
+          <w:lang w:val="zh_TW" w:bidi="zh_TW"/>
+        </w:rPr>
+        <w:t>；</w:t>
+      </w:r>
+      <w:hyperlink r:id="rId33">
+        <w:r>
+          <w:rPr>
+            <w:lang w:val="zh_TW" w:bidi="zh_TW"/>
+          </w:rPr>
+          <w:rPr>
+            <w:color w:val="0000EE"/>
+            <w:u w:val="single"/>
+          </w:rPr>
+          <w:t>撒上16:20</w:t>
+        </w:r>
+      </w:hyperlink>
+      <w:r>
+        <w:rPr>
+          <w:lang w:val="zh_TW" w:bidi="zh_TW"/>
+        </w:rPr>
+        <w:t>）。然而，利未人在聖殿服事時（</w:t>
+      </w:r>
+      <w:hyperlink r:id="rId34">
+        <w:r>
+          <w:rPr>
+            <w:lang w:val="zh_TW" w:bidi="zh_TW"/>
+          </w:rPr>
+          <w:rPr>
+            <w:color w:val="0000EE"/>
+            <w:u w:val="single"/>
+          </w:rPr>
+          <w:t>利10:8–9</w:t>
+        </w:r>
+      </w:hyperlink>
+      <w:r>
+        <w:rPr>
+          <w:lang w:val="zh_TW" w:bidi="zh_TW"/>
+        </w:rPr>
+        <w:t>）被禁止喝酒，拿細耳人（</w:t>
+      </w:r>
+      <w:hyperlink r:id="rId35">
+        <w:r>
+          <w:rPr>
+            <w:lang w:val="zh_TW" w:bidi="zh_TW"/>
+          </w:rPr>
+          <w:rPr>
+            <w:color w:val="0000EE"/>
+            <w:u w:val="single"/>
+          </w:rPr>
+          <w:t>民6:3</w:t>
+        </w:r>
+      </w:hyperlink>
+      <w:r>
+        <w:rPr>
+          <w:lang w:val="zh_TW" w:bidi="zh_TW"/>
+        </w:rPr>
+        <w:t>）和利甲族人（</w:t>
+      </w:r>
+      <w:hyperlink r:id="rId36">
+        <w:r>
+          <w:rPr>
+            <w:lang w:val="zh_TW" w:bidi="zh_TW"/>
+          </w:rPr>
+          <w:rPr>
+            <w:color w:val="0000EE"/>
+            <w:u w:val="single"/>
+          </w:rPr>
+          <w:t>耶35:1–6</w:t>
+        </w:r>
+      </w:hyperlink>
+      <w:r>
+        <w:rPr>
+          <w:lang w:val="zh_TW" w:bidi="zh_TW"/>
+        </w:rPr>
+        <w:t>）也被禁止喝酒。</w:t>
+      </w:r>
+    </w:p>
+    <w:p>
+      <w:pPr/>
+      <w:r>
+        <w:rPr>
+          <w:lang w:val="zh_TW" w:bidi="zh_TW"/>
+        </w:rPr>
+      </w:r>
+      <w:r>
+        <w:rPr>
+          <w:lang w:val="zh_TW" w:bidi="zh_TW"/>
+        </w:rPr>
+        <w:t>酒在舊約世界中有許多用途。「奠祭」所用的就是酒（</w:t>
+      </w:r>
+      <w:hyperlink r:id="rId37">
+        <w:r>
+          <w:rPr>
+            <w:lang w:val="zh_TW" w:bidi="zh_TW"/>
+          </w:rPr>
+          <w:rPr>
+            <w:color w:val="0000EE"/>
+            <w:u w:val="single"/>
+          </w:rPr>
+          <w:t>出29:40</w:t>
+        </w:r>
+      </w:hyperlink>
+      <w:r>
+        <w:rPr>
+          <w:lang w:val="zh_TW" w:bidi="zh_TW"/>
+        </w:rPr>
+        <w:t>；</w:t>
+      </w:r>
+      <w:hyperlink r:id="rId38">
+        <w:r>
+          <w:rPr>
+            <w:lang w:val="zh_TW" w:bidi="zh_TW"/>
+          </w:rPr>
+          <w:rPr>
+            <w:color w:val="0000EE"/>
+            <w:u w:val="single"/>
+          </w:rPr>
+          <w:t>利23:13</w:t>
+        </w:r>
+      </w:hyperlink>
+      <w:r>
+        <w:rPr>
+          <w:lang w:val="zh_TW" w:bidi="zh_TW"/>
+        </w:rPr>
+        <w:t>），而獻祭時，敬拜者經常會帶來酒（</w:t>
+      </w:r>
+      <w:hyperlink r:id="rId39">
+        <w:r>
+          <w:rPr>
+            <w:lang w:val="zh_TW" w:bidi="zh_TW"/>
+          </w:rPr>
+          <w:rPr>
+            <w:color w:val="0000EE"/>
+            <w:u w:val="single"/>
+          </w:rPr>
+          <w:t>撒上1:24</w:t>
+        </w:r>
+      </w:hyperlink>
+      <w:r>
+        <w:rPr>
+          <w:lang w:val="zh_TW" w:bidi="zh_TW"/>
+        </w:rPr>
+        <w:t>）。此外，聖殿中也存有酒，以作為獻祭之用（</w:t>
+      </w:r>
+      <w:hyperlink r:id="rId40">
+        <w:r>
+          <w:rPr>
+            <w:lang w:val="zh_TW" w:bidi="zh_TW"/>
+          </w:rPr>
+          <w:rPr>
+            <w:color w:val="0000EE"/>
+            <w:u w:val="single"/>
+          </w:rPr>
+          <w:t>代上9:29</w:t>
+        </w:r>
+      </w:hyperlink>
+      <w:r>
+        <w:rPr>
+          <w:lang w:val="zh_TW" w:bidi="zh_TW"/>
+        </w:rPr>
+        <w:t>）。有時，酒會用來幫助體弱和生病的人（</w:t>
+      </w:r>
+      <w:hyperlink r:id="rId41">
+        <w:r>
+          <w:rPr>
+            <w:lang w:val="zh_TW" w:bidi="zh_TW"/>
+          </w:rPr>
+          <w:rPr>
+            <w:color w:val="0000EE"/>
+            <w:u w:val="single"/>
+          </w:rPr>
+          <w:t>撒下16:2</w:t>
+        </w:r>
+      </w:hyperlink>
+      <w:r>
+        <w:rPr>
+          <w:lang w:val="zh_TW" w:bidi="zh_TW"/>
+        </w:rPr>
+        <w:t>；</w:t>
+      </w:r>
+      <w:hyperlink r:id="rId42">
+        <w:r>
+          <w:rPr>
+            <w:lang w:val="zh_TW" w:bidi="zh_TW"/>
+          </w:rPr>
+          <w:rPr>
+            <w:color w:val="0000EE"/>
+            <w:u w:val="single"/>
+          </w:rPr>
+          <w:t>箴31:6</w:t>
+        </w:r>
+      </w:hyperlink>
+      <w:r>
+        <w:rPr>
+          <w:lang w:val="zh_TW" w:bidi="zh_TW"/>
+        </w:rPr>
+        <w:t>）。</w:t>
+      </w:r>
+    </w:p>
+    <w:p>
+      <w:pPr/>
+      <w:r>
+        <w:rPr>
+          <w:lang w:val="zh_TW" w:bidi="zh_TW"/>
+        </w:rPr>
+      </w:r>
+      <w:r>
+        <w:rPr>
+          <w:lang w:val="zh_TW" w:bidi="zh_TW"/>
+        </w:rPr>
+        <w:t>舊約中的「濃酒」似乎與美索不達米亞的棗酒有密切關係。這種棗酒糖分含量高，酒精含量也應相當高。舊約中使用了一個希伯來文詞語來專指濃酒（</w:t>
+      </w:r>
+      <w:hyperlink r:id="rId43">
+        <w:r>
+          <w:rPr>
+            <w:lang w:val="zh_TW" w:bidi="zh_TW"/>
+          </w:rPr>
+          <w:rPr>
+            <w:color w:val="0000EE"/>
+            <w:u w:val="single"/>
+          </w:rPr>
+          <w:t>利10:9；</w:t>
+        </w:r>
+      </w:hyperlink>
+      <w:hyperlink r:id="rId44">
+        <w:r>
+          <w:rPr>
+            <w:lang w:val="zh_TW" w:bidi="zh_TW"/>
+          </w:rPr>
+          <w:rPr>
+            <w:color w:val="0000EE"/>
+            <w:u w:val="single"/>
+          </w:rPr>
+          <w:t>申29:6</w:t>
+        </w:r>
+      </w:hyperlink>
+      <w:r>
+        <w:rPr>
+          <w:lang w:val="zh_TW" w:bidi="zh_TW"/>
+        </w:rPr>
+        <w:t>；</w:t>
+      </w:r>
+      <w:hyperlink r:id="rId45">
+        <w:r>
+          <w:rPr>
+            <w:lang w:val="zh_TW" w:bidi="zh_TW"/>
+          </w:rPr>
+          <w:rPr>
+            <w:color w:val="0000EE"/>
+            <w:u w:val="single"/>
+          </w:rPr>
+          <w:t>撒上1:15；</w:t>
+        </w:r>
+      </w:hyperlink>
+      <w:hyperlink r:id="rId46">
+        <w:r>
+          <w:rPr>
+            <w:lang w:val="zh_TW" w:bidi="zh_TW"/>
+          </w:rPr>
+          <w:rPr>
+            <w:color w:val="0000EE"/>
+            <w:u w:val="single"/>
+          </w:rPr>
+          <w:t>箴20:1</w:t>
+        </w:r>
+      </w:hyperlink>
+      <w:r>
+        <w:rPr>
+          <w:lang w:val="zh_TW" w:bidi="zh_TW"/>
+        </w:rPr>
+        <w:t>，</w:t>
+      </w:r>
+      <w:hyperlink r:id="rId42">
+        <w:r>
+          <w:rPr>
+            <w:lang w:val="zh_TW" w:bidi="zh_TW"/>
+          </w:rPr>
+          <w:rPr>
+            <w:color w:val="0000EE"/>
+            <w:u w:val="single"/>
+          </w:rPr>
+          <w:t>31:6</w:t>
+        </w:r>
+      </w:hyperlink>
+      <w:r>
+        <w:rPr>
+          <w:lang w:val="zh_TW" w:bidi="zh_TW"/>
+        </w:rPr>
+        <w:t>；</w:t>
+      </w:r>
+      <w:hyperlink r:id="rId47">
+        <w:r>
+          <w:rPr>
+            <w:lang w:val="zh_TW" w:bidi="zh_TW"/>
+          </w:rPr>
+          <w:rPr>
+            <w:color w:val="0000EE"/>
+            <w:u w:val="single"/>
+          </w:rPr>
+          <w:t>賽29:9</w:t>
+        </w:r>
+      </w:hyperlink>
+      <w:r>
+        <w:rPr>
+          <w:lang w:val="zh_TW" w:bidi="zh_TW"/>
+        </w:rPr>
+        <w:t>）。在烏加里特文中有一個對應的詞，翻譯為「醉」，與通常的酒這個詞對應。</w:t>
+      </w:r>
+    </w:p>
+    <w:p>
+      <w:pPr/>
+      <w:r>
+        <w:rPr>
+          <w:lang w:val="zh_TW" w:bidi="zh_TW"/>
+        </w:rPr>
+      </w:r>
+      <w:r>
+        <w:rPr>
+          <w:lang w:val="zh_TW" w:bidi="zh_TW"/>
+        </w:rPr>
+        <w:t>對於酗酒的負面反應在舊約中比比皆是。以賽亞譴責那些酗酒的人（</w:t>
+      </w:r>
+      <w:hyperlink r:id="rId48">
+        <w:r>
+          <w:rPr>
+            <w:lang w:val="zh_TW" w:bidi="zh_TW"/>
+          </w:rPr>
+          <w:rPr>
+            <w:color w:val="0000EE"/>
+            <w:u w:val="single"/>
+          </w:rPr>
+          <w:t>賽28:1–8</w:t>
+        </w:r>
+      </w:hyperlink>
+      <w:r>
+        <w:rPr>
+          <w:lang w:val="zh_TW" w:bidi="zh_TW"/>
+        </w:rPr>
+        <w:t>）。聖經中有許多關於酗酒的警告（</w:t>
+      </w:r>
+      <w:hyperlink r:id="rId46">
+        <w:r>
+          <w:rPr>
+            <w:lang w:val="zh_TW" w:bidi="zh_TW"/>
+          </w:rPr>
+          <w:rPr>
+            <w:color w:val="0000EE"/>
+            <w:u w:val="single"/>
+          </w:rPr>
+          <w:t>箴20:1</w:t>
+        </w:r>
+      </w:hyperlink>
+      <w:r>
+        <w:rPr>
+          <w:lang w:val="zh_TW" w:bidi="zh_TW"/>
+        </w:rPr>
+        <w:t>，</w:t>
+      </w:r>
+      <w:hyperlink r:id="rId49">
+        <w:r>
+          <w:rPr>
+            <w:lang w:val="zh_TW" w:bidi="zh_TW"/>
+          </w:rPr>
+          <w:rPr>
+            <w:color w:val="0000EE"/>
+            <w:u w:val="single"/>
+          </w:rPr>
+          <w:t>21:17</w:t>
+        </w:r>
+      </w:hyperlink>
+      <w:r>
+        <w:rPr>
+          <w:lang w:val="zh_TW" w:bidi="zh_TW"/>
+        </w:rPr>
+        <w:t>，</w:t>
+      </w:r>
+      <w:hyperlink r:id="rId50">
+        <w:r>
+          <w:rPr>
+            <w:lang w:val="zh_TW" w:bidi="zh_TW"/>
+          </w:rPr>
+          <w:rPr>
+            <w:color w:val="0000EE"/>
+            <w:u w:val="single"/>
+          </w:rPr>
+          <w:t>23:20–21</w:t>
+        </w:r>
+      </w:hyperlink>
+      <w:r>
+        <w:rPr>
+          <w:lang w:val="zh_TW" w:bidi="zh_TW"/>
+        </w:rPr>
+        <w:t>，</w:t>
+      </w:r>
+      <w:hyperlink r:id="rId51">
+        <w:r>
+          <w:rPr>
+            <w:lang w:val="zh_TW" w:bidi="zh_TW"/>
+          </w:rPr>
+          <w:rPr>
+            <w:color w:val="0000EE"/>
+            <w:u w:val="single"/>
+          </w:rPr>
+          <w:t>23:32–34</w:t>
+        </w:r>
+      </w:hyperlink>
+      <w:r>
+        <w:rPr>
+          <w:lang w:val="zh_TW" w:bidi="zh_TW"/>
+        </w:rPr>
+        <w:t>）。</w:t>
+      </w:r>
+    </w:p>
+    <w:p>
+      <w:pPr>
+        <w:pStyle w:val="Heading3"/>
+      </w:pPr>
+      <w:r>
+        <w:rPr>
+          <w:lang w:val="zh_TW" w:bidi="zh_TW"/>
+        </w:rPr>
+        <w:t>新約中的酒</w:t>
+      </w:r>
+    </w:p>
+    <w:p>
+      <w:pPr/>
+      <w:r>
+        <w:rPr>
+          <w:lang w:val="zh_TW" w:bidi="zh_TW"/>
+        </w:rPr>
+      </w:r>
+      <w:r>
+        <w:rPr>
+          <w:lang w:val="zh_TW" w:bidi="zh_TW"/>
+        </w:rPr>
+        <w:t>新約中的酒是一種發酵飲料，通常會與不同量的水混合。它也混有苦膽（</w:t>
+      </w:r>
+      <w:hyperlink r:id="rId52">
+        <w:r>
+          <w:rPr>
+            <w:lang w:val="zh_TW" w:bidi="zh_TW"/>
+          </w:rPr>
+          <w:rPr>
+            <w:color w:val="0000EE"/>
+            <w:u w:val="single"/>
+          </w:rPr>
+          <w:t>太27:34</w:t>
+        </w:r>
+      </w:hyperlink>
+      <w:r>
+        <w:rPr>
+          <w:lang w:val="zh_TW" w:bidi="zh_TW"/>
+        </w:rPr>
+        <w:t>）和沒藥（</w:t>
+      </w:r>
+      <w:hyperlink r:id="rId53">
+        <w:r>
+          <w:rPr>
+            <w:lang w:val="zh_TW" w:bidi="zh_TW"/>
+          </w:rPr>
+          <w:rPr>
+            <w:color w:val="0000EE"/>
+            <w:u w:val="single"/>
+          </w:rPr>
+          <w:t>可15:23</w:t>
+        </w:r>
+      </w:hyperlink>
+      <w:r>
+        <w:rPr>
+          <w:lang w:val="zh_TW" w:bidi="zh_TW"/>
+        </w:rPr>
+        <w:t>）。有證據強烈表明，在主的晚餐中使用的酒是水和酒的混合物，比例大概是三比一，這符合米示拿的規定。「葡萄汁」（</w:t>
+      </w:r>
+      <w:hyperlink r:id="rId54">
+        <w:r>
+          <w:rPr>
+            <w:lang w:val="zh_TW" w:bidi="zh_TW"/>
+          </w:rPr>
+          <w:rPr>
+            <w:color w:val="0000EE"/>
+            <w:u w:val="single"/>
+          </w:rPr>
+          <w:t>太26:27–29</w:t>
+        </w:r>
+      </w:hyperlink>
+      <w:r>
+        <w:rPr>
+          <w:lang w:val="zh_TW" w:bidi="zh_TW"/>
+        </w:rPr>
+        <w:t>）通常被解釋為新鮮的葡萄汁。然而，新鮮的葡萄汁幾乎是不可能找到的。</w:t>
+      </w:r>
+    </w:p>
+    <w:p>
+      <w:pPr/>
+      <w:r>
+        <w:rPr>
+          <w:lang w:val="zh_TW" w:bidi="zh_TW"/>
+        </w:rPr>
+      </w:r>
+      <w:r>
+        <w:rPr>
+          <w:lang w:val="zh_TW" w:bidi="zh_TW"/>
+        </w:rPr>
+        <w:t>新約與舊約一樣，強烈反對酗酒。聖經的勸告是不要醉酒（</w:t>
+      </w:r>
+      <w:hyperlink r:id="rId55">
+        <w:r>
+          <w:rPr>
+            <w:lang w:val="zh_TW" w:bidi="zh_TW"/>
+          </w:rPr>
+          <w:rPr>
+            <w:color w:val="0000EE"/>
+            <w:u w:val="single"/>
+          </w:rPr>
+          <w:t>弗5:18</w:t>
+        </w:r>
+      </w:hyperlink>
+      <w:r>
+        <w:rPr>
+          <w:lang w:val="zh_TW" w:bidi="zh_TW"/>
+        </w:rPr>
+        <w:t>；</w:t>
+      </w:r>
+      <w:hyperlink r:id="rId56">
+        <w:r>
+          <w:rPr>
+            <w:lang w:val="zh_TW" w:bidi="zh_TW"/>
+          </w:rPr>
+          <w:rPr>
+            <w:color w:val="0000EE"/>
+            <w:u w:val="single"/>
+          </w:rPr>
+          <w:t>彼前4:3</w:t>
+        </w:r>
+      </w:hyperlink>
+      <w:r>
+        <w:rPr>
+          <w:lang w:val="zh_TW" w:bidi="zh_TW"/>
+        </w:rPr>
+        <w:t>）。教會的領袖應該在飲酒方面保持節制（</w:t>
+      </w:r>
+      <w:hyperlink r:id="rId57">
+        <w:r>
+          <w:rPr>
+            <w:lang w:val="zh_TW" w:bidi="zh_TW"/>
+          </w:rPr>
+          <w:rPr>
+            <w:color w:val="0000EE"/>
+            <w:u w:val="single"/>
+          </w:rPr>
+          <w:t>提前3:3、8</w:t>
+        </w:r>
+      </w:hyperlink>
+      <w:r>
+        <w:rPr>
+          <w:lang w:val="zh_TW" w:bidi="zh_TW"/>
+        </w:rPr>
+        <w:t>；</w:t>
+      </w:r>
+      <w:hyperlink r:id="rId58">
+        <w:r>
+          <w:rPr>
+            <w:lang w:val="zh_TW" w:bidi="zh_TW"/>
+          </w:rPr>
+          <w:rPr>
+            <w:color w:val="0000EE"/>
+            <w:u w:val="single"/>
+          </w:rPr>
+          <w:t>多1:7</w:t>
+        </w:r>
+      </w:hyperlink>
+      <w:r>
+        <w:rPr>
+          <w:lang w:val="zh_TW" w:bidi="zh_TW"/>
+        </w:rPr>
+        <w:t>）；希臘文意指他們不應該「沉溺於酒（not be addicted to wine）」。</w:t>
+      </w:r>
+    </w:p>
+    <w:p>
+      <w:pPr/>
+      <w:r>
+        <w:rPr>
+          <w:lang w:val="zh_TW" w:bidi="zh_TW"/>
+        </w:rPr>
+      </w:r>
+      <w:r>
+        <w:rPr>
+          <w:i/>
+          <w:lang w:val="zh_TW" w:bidi="zh_TW"/>
+        </w:rPr>
+        <w:t>另見</w:t>
+      </w:r>
+      <w:r>
+        <w:rPr>
+          <w:lang w:val="zh_TW" w:bidi="zh_TW"/>
+        </w:rPr>
+        <w:t xml:space="preserve"> </w:t>
+      </w:r>
+      <w:r>
+        <w:rPr>
+          <w:lang w:val="zh_TW" w:bidi="zh_TW"/>
+        </w:rPr>
+        <w:t>葡萄樹，葡萄園</w:t>
+      </w:r>
+      <w:r>
+        <w:rPr>
+          <w:lang w:val="zh_TW" w:bidi="zh_TW"/>
+        </w:rPr>
+        <w:t>；</w:t>
+      </w:r>
+      <w:r>
+        <w:rPr>
+          <w:lang w:val="zh_TW" w:bidi="zh_TW"/>
+        </w:rPr>
+        <w:t>酒榨</w:t>
+      </w:r>
+      <w:r>
+        <w:rPr>
+          <w:lang w:val="zh_TW" w:bidi="zh_TW"/>
+        </w:rPr>
+        <w:t>。</w:t>
+      </w:r>
+      <w:r>
+        <w:rPr>
+          <w:lang w:val="zh_TW" w:bidi="zh_TW"/>
+        </w:rPr>
+      </w:r>
+      <w:r>
+        <w:rPr>
+          <w:lang w:val="zh_TW" w:bidi="zh_TW"/>
+        </w:rPr>
+      </w:r>
+    </w:p>
+    <w:p>
+      <w:pPr/>
+      <w:r>
+        <w:rPr>
+          <w:lang w:val="zh_TW" w:bidi="zh_TW"/>
+        </w:rPr>
+      </w:r>
+    </w:p>
+    <w:p>
+      <w:pPr>
+        <w:pStyle w:val="Heading2"/>
+      </w:pPr>
+      <w:r>
+        <w:rPr>
+          <w:lang w:val="zh_TW" w:bidi="zh_TW"/>
+        </w:rPr>
+        <w:t>救恩</w:t>
+      </w:r>
+      <w:r>
+        <w:rPr>
+          <w:lang w:val="zh_TW" w:bidi="zh_TW"/>
+        </w:rPr>
+      </w:r>
+    </w:p>
+    <w:p>
+      <w:pPr/>
+      <w:r>
+        <w:rPr>
+          <w:lang w:val="zh_TW" w:bidi="zh_TW"/>
+        </w:rPr>
+      </w:r>
+      <w:r>
+        <w:rPr>
+          <w:lang w:val="zh_TW" w:bidi="zh_TW"/>
+        </w:rPr>
+        <w:t>神拯救人脫離罪惡和死亡的方法。聖經不僅啟示了神，還揭示了神拯救世人的計劃。從這個意義上說，救恩是舊約和新約中的一個主要主題。</w:t>
+      </w:r>
+    </w:p>
+    <w:p>
+      <w:pPr>
+        <w:pStyle w:val="Heading3"/>
+      </w:pPr>
+      <w:r>
+        <w:rPr>
+          <w:lang w:val="zh_TW" w:bidi="zh_TW"/>
+        </w:rPr>
+        <w:t>在舊約中</w:t>
+      </w:r>
+    </w:p>
+    <w:p>
+      <w:pPr/>
+      <w:r>
+        <w:rPr>
+          <w:lang w:val="zh_TW" w:bidi="zh_TW"/>
+        </w:rPr>
+      </w:r>
+      <w:r>
+        <w:rPr>
+          <w:lang w:val="zh_TW" w:bidi="zh_TW"/>
+        </w:rPr>
+        <w:t>救恩的概念在舊約和新約中都通過不同的術語和情境來表達。在幾個希伯來文詞彙中，意為「拯救」或「救助」的動詞</w:t>
+      </w:r>
+      <w:r>
+        <w:rPr>
+          <w:i/>
+          <w:lang w:val="zh_TW" w:bidi="zh_TW"/>
+        </w:rPr>
+        <w:t>yasha'</w:t>
+      </w:r>
+      <w:r>
+        <w:rPr>
+          <w:lang w:val="zh_TW" w:bidi="zh_TW"/>
+        </w:rPr>
+        <w:t xml:space="preserve"> 及其衍生詞最常被翻譯為英文的save（拯救）或salvation（救恩）。在英文聖經中，這些詞彙的出現頻率取決於所考慮的版本。例如，在舊約中，「救恩」在庇哩亞聖經（Berean Standard Bible）出現116次，在和合本聖經中出現78次。救恩在舊約中並未作為一個專門術語使用，可指個人或神。如參孫（</w:t>
+      </w:r>
+      <w:hyperlink r:id="rId59">
+        <w:r>
+          <w:rPr>
+            <w:lang w:val="zh_TW" w:bidi="zh_TW"/>
+          </w:rPr>
+          <w:rPr>
+            <w:color w:val="0000EE"/>
+            <w:u w:val="single"/>
+          </w:rPr>
+          <w:t>士13:5</w:t>
+        </w:r>
+      </w:hyperlink>
+      <w:r>
+        <w:rPr>
+          <w:lang w:val="zh_TW" w:bidi="zh_TW"/>
+        </w:rPr>
+        <w:t>）或大衛（</w:t>
+      </w:r>
+      <w:hyperlink r:id="rId60">
+        <w:r>
+          <w:rPr>
+            <w:lang w:val="zh_TW" w:bidi="zh_TW"/>
+          </w:rPr>
+          <w:rPr>
+            <w:color w:val="0000EE"/>
+            <w:u w:val="single"/>
+          </w:rPr>
+          <w:t>撒下8:6</w:t>
+        </w:r>
+      </w:hyperlink>
+      <w:r>
+        <w:rPr>
+          <w:lang w:val="zh_TW" w:bidi="zh_TW"/>
+        </w:rPr>
+        <w:t>）這樣的領袖被耶和華使用為神的子民帶來拯救。</w:t>
+      </w:r>
+    </w:p>
+    <w:p>
+      <w:pPr/>
+      <w:r>
+        <w:rPr>
+          <w:lang w:val="zh_TW" w:bidi="zh_TW"/>
+        </w:rPr>
+      </w:r>
+      <w:r>
+        <w:rPr>
+          <w:lang w:val="zh_TW" w:bidi="zh_TW"/>
+        </w:rPr>
+        <w:t>以色列的救恩觀念植根於出埃及的歷史經歷。這個重要的時刻是親眼見證耶和華的救恩（</w:t>
+      </w:r>
+      <w:hyperlink r:id="rId61">
+        <w:r>
+          <w:rPr>
+            <w:lang w:val="zh_TW" w:bidi="zh_TW"/>
+          </w:rPr>
+          <w:rPr>
+            <w:color w:val="0000EE"/>
+            <w:u w:val="single"/>
+          </w:rPr>
+          <w:t>出14:13</w:t>
+        </w:r>
+      </w:hyperlink>
+      <w:r>
+        <w:rPr>
+          <w:lang w:val="zh_TW" w:bidi="zh_TW"/>
+        </w:rPr>
+        <w:t>）的機會。詩人（</w:t>
+      </w:r>
+      <w:hyperlink r:id="rId62">
+        <w:r>
+          <w:rPr>
+            <w:lang w:val="zh_TW" w:bidi="zh_TW"/>
+          </w:rPr>
+          <w:rPr>
+            <w:color w:val="0000EE"/>
+            <w:u w:val="single"/>
+          </w:rPr>
+          <w:t>詩106:8</w:t>
+        </w:r>
+      </w:hyperlink>
+      <w:r>
+        <w:rPr>
+          <w:lang w:val="zh_TW" w:bidi="zh_TW"/>
+        </w:rPr>
+        <w:t>）和先知（</w:t>
+      </w:r>
+      <w:hyperlink r:id="rId63">
+        <w:r>
+          <w:rPr>
+            <w:lang w:val="zh_TW" w:bidi="zh_TW"/>
+          </w:rPr>
+          <w:rPr>
+            <w:color w:val="0000EE"/>
+            <w:u w:val="single"/>
+          </w:rPr>
+          <w:t>賽43:3</w:t>
+        </w:r>
+      </w:hyperlink>
+      <w:r>
+        <w:rPr>
+          <w:lang w:val="zh_TW" w:bidi="zh_TW"/>
+        </w:rPr>
+        <w:t>；</w:t>
+      </w:r>
+      <w:hyperlink r:id="rId64">
+        <w:r>
+          <w:rPr>
+            <w:lang w:val="zh_TW" w:bidi="zh_TW"/>
+          </w:rPr>
+          <w:rPr>
+            <w:color w:val="0000EE"/>
+            <w:u w:val="single"/>
+          </w:rPr>
+          <w:t>何13:4</w:t>
+        </w:r>
+      </w:hyperlink>
+      <w:r>
+        <w:rPr>
+          <w:lang w:val="zh_TW" w:bidi="zh_TW"/>
+        </w:rPr>
+        <w:t>）後來在回顧出埃及的經歷時重申了神的救恩。以色列對救恩的理解是在歷史事件中形成的，例如在公元前701年西拿基立攻打耶路撒冷時，耶和華宣告祂會為自己的名的緣故拯救耶路撒冷城（</w:t>
+      </w:r>
+      <w:hyperlink r:id="rId65">
+        <w:r>
+          <w:rPr>
+            <w:lang w:val="zh_TW" w:bidi="zh_TW"/>
+          </w:rPr>
+          <w:rPr>
+            <w:color w:val="0000EE"/>
+            <w:u w:val="single"/>
+          </w:rPr>
+          <w:t>王下19:34</w:t>
+        </w:r>
+      </w:hyperlink>
+      <w:r>
+        <w:rPr>
+          <w:lang w:val="zh_TW" w:bidi="zh_TW"/>
+        </w:rPr>
+        <w:t>；參</w:t>
+      </w:r>
+      <w:hyperlink r:id="rId66">
+        <w:r>
+          <w:rPr>
+            <w:lang w:val="zh_TW" w:bidi="zh_TW"/>
+          </w:rPr>
+          <w:rPr>
+            <w:color w:val="0000EE"/>
+            <w:u w:val="single"/>
+          </w:rPr>
+          <w:t>18:30、35</w:t>
+        </w:r>
+      </w:hyperlink>
+      <w:r>
+        <w:rPr>
+          <w:lang w:val="zh_TW" w:bidi="zh_TW"/>
+        </w:rPr>
+        <w:t>）。以色列人通過不同領袖和情境目睹神的救恩，這也印證了他們對神是拯救的神的認識。</w:t>
+      </w:r>
+    </w:p>
+    <w:p>
+      <w:pPr/>
+      <w:r>
+        <w:rPr>
+          <w:lang w:val="zh_TW" w:bidi="zh_TW"/>
+        </w:rPr>
+      </w:r>
+      <w:r>
+        <w:rPr>
+          <w:lang w:val="zh_TW" w:bidi="zh_TW"/>
+        </w:rPr>
+        <w:t>以色列對神拯救的回應主要是讚美，這在詩篇（</w:t>
+      </w:r>
+      <w:hyperlink r:id="rId67">
+        <w:r>
+          <w:rPr>
+            <w:lang w:val="zh_TW" w:bidi="zh_TW"/>
+          </w:rPr>
+          <w:rPr>
+            <w:color w:val="0000EE"/>
+            <w:u w:val="single"/>
+          </w:rPr>
+          <w:t>詩3:8</w:t>
+        </w:r>
+      </w:hyperlink>
+      <w:r>
+        <w:rPr>
+          <w:lang w:val="zh_TW" w:bidi="zh_TW"/>
+        </w:rPr>
+        <w:t>，</w:t>
+      </w:r>
+      <w:hyperlink r:id="rId68">
+        <w:r>
+          <w:rPr>
+            <w:lang w:val="zh_TW" w:bidi="zh_TW"/>
+          </w:rPr>
+          <w:rPr>
+            <w:color w:val="0000EE"/>
+            <w:u w:val="single"/>
+          </w:rPr>
+          <w:t>9:14</w:t>
+        </w:r>
+      </w:hyperlink>
+      <w:r>
+        <w:rPr>
+          <w:lang w:val="zh_TW" w:bidi="zh_TW"/>
+        </w:rPr>
+        <w:t>，</w:t>
+      </w:r>
+      <w:hyperlink r:id="rId69">
+        <w:r>
+          <w:rPr>
+            <w:lang w:val="zh_TW" w:bidi="zh_TW"/>
+          </w:rPr>
+          <w:rPr>
+            <w:color w:val="0000EE"/>
+            <w:u w:val="single"/>
+          </w:rPr>
+          <w:t>21:1</w:t>
+        </w:r>
+      </w:hyperlink>
+      <w:r>
+        <w:rPr>
+          <w:lang w:val="zh_TW" w:bidi="zh_TW"/>
+        </w:rPr>
+        <w:t>）和早期的詩歌中經常可見（</w:t>
+      </w:r>
+      <w:hyperlink r:id="rId70">
+        <w:r>
+          <w:rPr>
+            <w:lang w:val="zh_TW" w:bidi="zh_TW"/>
+          </w:rPr>
+          <w:rPr>
+            <w:color w:val="0000EE"/>
+            <w:u w:val="single"/>
+          </w:rPr>
+          <w:t>出15:2</w:t>
+        </w:r>
+      </w:hyperlink>
+      <w:r>
+        <w:rPr>
+          <w:lang w:val="zh_TW" w:bidi="zh_TW"/>
+        </w:rPr>
+        <w:t>；</w:t>
+      </w:r>
+      <w:hyperlink r:id="rId71">
+        <w:r>
+          <w:rPr>
+            <w:lang w:val="zh_TW" w:bidi="zh_TW"/>
+          </w:rPr>
+          <w:rPr>
+            <w:color w:val="0000EE"/>
+            <w:u w:val="single"/>
+          </w:rPr>
+          <w:t>撒上2:1</w:t>
+        </w:r>
+      </w:hyperlink>
+      <w:r>
+        <w:rPr>
+          <w:lang w:val="zh_TW" w:bidi="zh_TW"/>
+        </w:rPr>
+        <w:t>）。此外，他們向耶和華祈求和尋求祂的拯救——無論是從敵人（</w:t>
+      </w:r>
+      <w:hyperlink r:id="rId72">
+        <w:r>
+          <w:rPr>
+            <w:lang w:val="zh_TW" w:bidi="zh_TW"/>
+          </w:rPr>
+          <w:rPr>
+            <w:color w:val="0000EE"/>
+            <w:u w:val="single"/>
+          </w:rPr>
+          <w:t>詩35:3</w:t>
+        </w:r>
+      </w:hyperlink>
+      <w:r>
+        <w:rPr>
+          <w:lang w:val="zh_TW" w:bidi="zh_TW"/>
+        </w:rPr>
+        <w:t>，</w:t>
+      </w:r>
+      <w:hyperlink r:id="rId73">
+        <w:r>
+          <w:rPr>
+            <w:lang w:val="zh_TW" w:bidi="zh_TW"/>
+          </w:rPr>
+          <w:rPr>
+            <w:color w:val="0000EE"/>
+            <w:u w:val="single"/>
+          </w:rPr>
+          <w:t>38:22</w:t>
+        </w:r>
+      </w:hyperlink>
+      <w:r>
+        <w:rPr>
+          <w:lang w:val="zh_TW" w:bidi="zh_TW"/>
+        </w:rPr>
+        <w:t>）、疾病（</w:t>
+      </w:r>
+      <w:hyperlink r:id="rId74">
+        <w:r>
+          <w:rPr>
+            <w:lang w:val="zh_TW" w:bidi="zh_TW"/>
+          </w:rPr>
+          <w:rPr>
+            <w:color w:val="0000EE"/>
+            <w:u w:val="single"/>
+          </w:rPr>
+          <w:t>69:29</w:t>
+        </w:r>
+      </w:hyperlink>
+      <w:r>
+        <w:rPr>
+          <w:lang w:val="zh_TW" w:bidi="zh_TW"/>
+        </w:rPr>
+        <w:t>），還是戰爭（</w:t>
+      </w:r>
+      <w:hyperlink r:id="rId75">
+        <w:r>
+          <w:rPr>
+            <w:lang w:val="zh_TW" w:bidi="zh_TW"/>
+          </w:rPr>
+          <w:rPr>
+            <w:color w:val="0000EE"/>
+            <w:u w:val="single"/>
+          </w:rPr>
+          <w:t>140:7，</w:t>
+        </w:r>
+      </w:hyperlink>
+      <w:hyperlink r:id="rId76">
+        <w:r>
+          <w:rPr>
+            <w:lang w:val="zh_TW" w:bidi="zh_TW"/>
+          </w:rPr>
+          <w:rPr>
+            <w:color w:val="0000EE"/>
+            <w:u w:val="single"/>
+          </w:rPr>
+          <w:t>144:10–11</w:t>
+        </w:r>
+      </w:hyperlink>
+      <w:r>
+        <w:rPr>
+          <w:lang w:val="zh_TW" w:bidi="zh_TW"/>
+        </w:rPr>
+        <w:t>）中得救——並且在信心中期待神的拯救（</w:t>
+      </w:r>
+      <w:hyperlink r:id="rId77">
+        <w:r>
+          <w:rPr>
+            <w:lang w:val="zh_TW" w:bidi="zh_TW"/>
+          </w:rPr>
+          <w:rPr>
+            <w:color w:val="0000EE"/>
+            <w:u w:val="single"/>
+          </w:rPr>
+          <w:t>35:9</w:t>
+        </w:r>
+      </w:hyperlink>
+      <w:r>
+        <w:rPr>
+          <w:lang w:val="zh_TW" w:bidi="zh_TW"/>
+        </w:rPr>
+        <w:t>，</w:t>
+      </w:r>
+      <w:hyperlink r:id="rId78">
+        <w:r>
+          <w:rPr>
+            <w:lang w:val="zh_TW" w:bidi="zh_TW"/>
+          </w:rPr>
+          <w:rPr>
+            <w:color w:val="0000EE"/>
+            <w:u w:val="single"/>
+          </w:rPr>
+          <w:t>65:5</w:t>
+        </w:r>
+      </w:hyperlink>
+      <w:r>
+        <w:rPr>
+          <w:lang w:val="zh_TW" w:bidi="zh_TW"/>
+        </w:rPr>
+        <w:t>）。</w:t>
+      </w:r>
+    </w:p>
+    <w:p>
+      <w:pPr/>
+      <w:r>
+        <w:rPr>
+          <w:lang w:val="zh_TW" w:bidi="zh_TW"/>
+        </w:rPr>
+      </w:r>
+      <w:r>
+        <w:rPr>
+          <w:lang w:val="zh_TW" w:bidi="zh_TW"/>
+        </w:rPr>
+        <w:t>先知強調救恩的末世（終末〔end-time〕）層面。神過去的偉大作為顯明了祂的拯救大能，這也促使人們期待神未來的拯救工作。這種對未來的盼望是對以色列民族的（</w:t>
+      </w:r>
+      <w:hyperlink r:id="rId79">
+        <w:r>
+          <w:rPr>
+            <w:lang w:val="zh_TW" w:bidi="zh_TW"/>
+          </w:rPr>
+          <w:rPr>
+            <w:color w:val="0000EE"/>
+            <w:u w:val="single"/>
+          </w:rPr>
+          <w:t>賽45:17</w:t>
+        </w:r>
+      </w:hyperlink>
+      <w:r>
+        <w:rPr>
+          <w:lang w:val="zh_TW" w:bidi="zh_TW"/>
+        </w:rPr>
+        <w:t>），但也是對普世救贖的預期（</w:t>
+      </w:r>
+      <w:hyperlink r:id="rId80">
+        <w:r>
+          <w:rPr>
+            <w:lang w:val="zh_TW" w:bidi="zh_TW"/>
+          </w:rPr>
+          <w:rPr>
+            <w:color w:val="0000EE"/>
+            <w:u w:val="single"/>
+          </w:rPr>
+          <w:t>49:6</w:t>
+        </w:r>
+      </w:hyperlink>
+      <w:r>
+        <w:rPr>
+          <w:lang w:val="zh_TW" w:bidi="zh_TW"/>
+        </w:rPr>
+        <w:t>）。先知們期待從巴比倫的被擄中得拯救並歸回（</w:t>
+      </w:r>
+      <w:hyperlink r:id="rId81">
+        <w:r>
+          <w:rPr>
+            <w:lang w:val="zh_TW" w:bidi="zh_TW"/>
+          </w:rPr>
+          <w:rPr>
+            <w:color w:val="0000EE"/>
+            <w:u w:val="single"/>
+          </w:rPr>
+          <w:t>賽49:25–26</w:t>
+        </w:r>
+      </w:hyperlink>
+      <w:r>
+        <w:rPr>
+          <w:lang w:val="zh_TW" w:bidi="zh_TW"/>
+        </w:rPr>
+        <w:t>；</w:t>
+      </w:r>
+      <w:hyperlink r:id="rId82">
+        <w:r>
+          <w:rPr>
+            <w:lang w:val="zh_TW" w:bidi="zh_TW"/>
+          </w:rPr>
+          <w:rPr>
+            <w:color w:val="0000EE"/>
+            <w:u w:val="single"/>
+          </w:rPr>
+          <w:t>耶46:27</w:t>
+        </w:r>
+      </w:hyperlink>
+      <w:r>
+        <w:rPr>
+          <w:lang w:val="zh_TW" w:bidi="zh_TW"/>
+        </w:rPr>
+        <w:t>），但他們也談到未來永恆的救恩（</w:t>
+      </w:r>
+      <w:hyperlink r:id="rId79">
+        <w:r>
+          <w:rPr>
+            <w:lang w:val="zh_TW" w:bidi="zh_TW"/>
+          </w:rPr>
+          <w:rPr>
+            <w:color w:val="0000EE"/>
+            <w:u w:val="single"/>
+          </w:rPr>
+          <w:t>賽45:17</w:t>
+        </w:r>
+      </w:hyperlink>
+      <w:r>
+        <w:rPr>
+          <w:lang w:val="zh_TW" w:bidi="zh_TW"/>
+        </w:rPr>
+        <w:t>，</w:t>
+      </w:r>
+      <w:hyperlink r:id="rId83">
+        <w:r>
+          <w:rPr>
+            <w:lang w:val="zh_TW" w:bidi="zh_TW"/>
+          </w:rPr>
+          <w:rPr>
+            <w:color w:val="0000EE"/>
+            <w:u w:val="single"/>
+          </w:rPr>
+          <w:t>51:6–8</w:t>
+        </w:r>
+      </w:hyperlink>
+      <w:r>
+        <w:rPr>
+          <w:lang w:val="zh_TW" w:bidi="zh_TW"/>
+        </w:rPr>
+        <w:t>）。彌賽亞的盼望，體現在那些預言有關個人將帶來神的救恩的經文中。以賽亞提到僕人將救恩帶到地極（</w:t>
+      </w:r>
+      <w:hyperlink r:id="rId80">
+        <w:r>
+          <w:rPr>
+            <w:lang w:val="zh_TW" w:bidi="zh_TW"/>
+          </w:rPr>
+          <w:rPr>
+            <w:color w:val="0000EE"/>
+            <w:u w:val="single"/>
+          </w:rPr>
+          <w:t>49:6</w:t>
+        </w:r>
+      </w:hyperlink>
+      <w:r>
+        <w:rPr>
+          <w:lang w:val="zh_TW" w:bidi="zh_TW"/>
+        </w:rPr>
+        <w:t>），而耶利米寫到神公義的苗裔帶來拯救（</w:t>
+      </w:r>
+      <w:hyperlink r:id="rId84">
+        <w:r>
+          <w:rPr>
+            <w:lang w:val="zh_TW" w:bidi="zh_TW"/>
+          </w:rPr>
+          <w:rPr>
+            <w:color w:val="0000EE"/>
+            <w:u w:val="single"/>
+          </w:rPr>
+          <w:t>耶23:5–6</w:t>
+        </w:r>
+      </w:hyperlink>
+      <w:r>
+        <w:rPr>
+          <w:lang w:val="zh_TW" w:bidi="zh_TW"/>
+        </w:rPr>
+        <w:t>）。</w:t>
+      </w:r>
+      <w:hyperlink r:id="rId85">
+        <w:r>
+          <w:rPr>
+            <w:lang w:val="zh_TW" w:bidi="zh_TW"/>
+          </w:rPr>
+          <w:rPr>
+            <w:color w:val="0000EE"/>
+            <w:u w:val="single"/>
+          </w:rPr>
+          <w:t>撒迦利亞書九章9節</w:t>
+        </w:r>
+      </w:hyperlink>
+      <w:r>
+        <w:rPr>
+          <w:lang w:val="zh_TW" w:bidi="zh_TW"/>
+        </w:rPr>
+        <w:t>提到帶來救恩的君王，反映了這個彌賽亞的主題，並在</w:t>
+      </w:r>
+      <w:hyperlink r:id="rId86">
+        <w:r>
+          <w:rPr>
+            <w:lang w:val="zh_TW" w:bidi="zh_TW"/>
+          </w:rPr>
+          <w:rPr>
+            <w:color w:val="0000EE"/>
+            <w:u w:val="single"/>
+          </w:rPr>
+          <w:t>馬太福音二十一章4至5節</w:t>
+        </w:r>
+      </w:hyperlink>
+      <w:r>
+        <w:rPr>
+          <w:lang w:val="zh_TW" w:bidi="zh_TW"/>
+        </w:rPr>
+        <w:t>中應用在耶穌基督身上。</w:t>
+      </w:r>
+    </w:p>
+    <w:p>
+      <w:pPr>
+        <w:pStyle w:val="Heading3"/>
+      </w:pPr>
+      <w:r>
+        <w:rPr>
+          <w:lang w:val="zh_TW" w:bidi="zh_TW"/>
+        </w:rPr>
+        <w:t>在新約中</w:t>
+      </w:r>
+    </w:p>
+    <w:p>
+      <w:pPr/>
+      <w:r>
+        <w:rPr>
+          <w:lang w:val="zh_TW" w:bidi="zh_TW"/>
+        </w:rPr>
+      </w:r>
+      <w:r>
+        <w:rPr>
+          <w:lang w:val="zh_TW" w:bidi="zh_TW"/>
+        </w:rPr>
+        <w:t>在古典希臘文中，動詞sozo（「拯救」）和名詞soteria（「救恩」）用於表示「拯救」、「救助」或「救恩」，甚至是「福祉」或「健康」。七十士譯本最常使用sozo來翻譯希伯來文的yasha‘（「拯救」），而新約主要使用sozo及其衍生詞來表示救恩的概念。</w:t>
+      </w:r>
+    </w:p>
+    <w:p>
+      <w:pPr/>
+      <w:r>
+        <w:rPr>
+          <w:lang w:val="zh_TW" w:bidi="zh_TW"/>
+        </w:rPr>
+      </w:r>
+      <w:r>
+        <w:rPr>
+          <w:lang w:val="zh_TW" w:bidi="zh_TW"/>
+        </w:rPr>
+        <w:t>這些希臘文詞彙在新約中通常是神學性的用法，但也有非神學用法的例子。在</w:t>
+      </w:r>
+      <w:hyperlink r:id="rId87">
+        <w:r>
+          <w:rPr>
+            <w:lang w:val="zh_TW" w:bidi="zh_TW"/>
+          </w:rPr>
+          <w:rPr>
+            <w:color w:val="0000EE"/>
+            <w:u w:val="single"/>
+          </w:rPr>
+          <w:t>使徒行傳第二十七章</w:t>
+        </w:r>
+      </w:hyperlink>
+      <w:r>
+        <w:rPr>
+          <w:lang w:val="zh_TW" w:bidi="zh_TW"/>
+        </w:rPr>
+        <w:t>，這些詞彙用來描述兵丁、水手和囚犯在船難中受到威脅並獲得拯救（</w:t>
+      </w:r>
+      <w:hyperlink r:id="rId88">
+        <w:r>
+          <w:rPr>
+            <w:lang w:val="zh_TW" w:bidi="zh_TW"/>
+          </w:rPr>
+          <w:rPr>
+            <w:color w:val="0000EE"/>
+            <w:u w:val="single"/>
+          </w:rPr>
+          <w:t>20、31</w:t>
+        </w:r>
+      </w:hyperlink>
+      <w:r>
+        <w:rPr>
+          <w:lang w:val="zh_TW" w:bidi="zh_TW"/>
+        </w:rPr>
+        <w:t>節），以及他們的健康狀況（</w:t>
+      </w:r>
+      <w:hyperlink r:id="rId89">
+        <w:r>
+          <w:rPr>
+            <w:lang w:val="zh_TW" w:bidi="zh_TW"/>
+          </w:rPr>
+          <w:rPr>
+            <w:color w:val="0000EE"/>
+            <w:u w:val="single"/>
+          </w:rPr>
+          <w:t>34</w:t>
+        </w:r>
+      </w:hyperlink>
+      <w:r>
+        <w:rPr>
+          <w:lang w:val="zh_TW" w:bidi="zh_TW"/>
+        </w:rPr>
+        <w:t>節）。</w:t>
+      </w:r>
+    </w:p>
+    <w:p>
+      <w:pPr/>
+      <w:r>
+        <w:rPr>
+          <w:lang w:val="zh_TW" w:bidi="zh_TW"/>
+        </w:rPr>
+      </w:r>
+      <w:r>
+        <w:rPr>
+          <w:lang w:val="zh_TW" w:bidi="zh_TW"/>
+        </w:rPr>
+        <w:t>在福音書中，「救恩」明顯與舊約的救恩概念相關；在撒迦利亞的預言中（</w:t>
+      </w:r>
+      <w:hyperlink r:id="rId90">
+        <w:r>
+          <w:rPr>
+            <w:lang w:val="zh_TW" w:bidi="zh_TW"/>
+          </w:rPr>
+          <w:rPr>
+            <w:color w:val="0000EE"/>
+            <w:u w:val="single"/>
+          </w:rPr>
+          <w:t>路1:69、71</w:t>
+        </w:r>
+      </w:hyperlink>
+      <w:r>
+        <w:rPr>
+          <w:lang w:val="zh_TW" w:bidi="zh_TW"/>
+        </w:rPr>
+        <w:t>；參</w:t>
+      </w:r>
+      <w:hyperlink r:id="rId91">
+        <w:r>
+          <w:rPr>
+            <w:lang w:val="zh_TW" w:bidi="zh_TW"/>
+          </w:rPr>
+          <w:rPr>
+            <w:color w:val="0000EE"/>
+            <w:u w:val="single"/>
+          </w:rPr>
+          <w:t>詩106:10</w:t>
+        </w:r>
+      </w:hyperlink>
+      <w:r>
+        <w:rPr>
+          <w:lang w:val="zh_TW" w:bidi="zh_TW"/>
+        </w:rPr>
+        <w:t>，</w:t>
+      </w:r>
+      <w:hyperlink r:id="rId92">
+        <w:r>
+          <w:rPr>
+            <w:lang w:val="zh_TW" w:bidi="zh_TW"/>
+          </w:rPr>
+          <w:rPr>
+            <w:color w:val="0000EE"/>
+            <w:u w:val="single"/>
+          </w:rPr>
+          <w:t>132:17</w:t>
+        </w:r>
+      </w:hyperlink>
+      <w:r>
+        <w:rPr>
+          <w:lang w:val="zh_TW" w:bidi="zh_TW"/>
+        </w:rPr>
+        <w:t>）和在西面讚美神的詩歌中（</w:t>
+      </w:r>
+      <w:hyperlink r:id="rId93">
+        <w:r>
+          <w:rPr>
+            <w:lang w:val="zh_TW" w:bidi="zh_TW"/>
+          </w:rPr>
+          <w:rPr>
+            <w:color w:val="0000EE"/>
+            <w:u w:val="single"/>
+          </w:rPr>
+          <w:t>路2:30</w:t>
+        </w:r>
+      </w:hyperlink>
+      <w:r>
+        <w:rPr>
+          <w:lang w:val="zh_TW" w:bidi="zh_TW"/>
+        </w:rPr>
+        <w:t>），「救恩」被應用於基督的來臨。雖然soteria在福音書中並不常見，但救恩的概念在耶穌關於進入神國的教導中得到體現（</w:t>
+      </w:r>
+      <w:hyperlink r:id="rId94">
+        <w:r>
+          <w:rPr>
+            <w:lang w:val="zh_TW" w:bidi="zh_TW"/>
+          </w:rPr>
+          <w:rPr>
+            <w:color w:val="0000EE"/>
+            <w:u w:val="single"/>
+          </w:rPr>
+          <w:t>太19:24–26</w:t>
+        </w:r>
+      </w:hyperlink>
+      <w:r>
+        <w:rPr>
+          <w:lang w:val="zh_TW" w:bidi="zh_TW"/>
+        </w:rPr>
+        <w:t>），以及在耶穌醫治的神蹟中隱含了救恩的概念（</w:t>
+      </w:r>
+      <w:hyperlink r:id="rId95">
+        <w:r>
+          <w:rPr>
+            <w:lang w:val="zh_TW" w:bidi="zh_TW"/>
+          </w:rPr>
+          <w:rPr>
+            <w:color w:val="0000EE"/>
+            <w:u w:val="single"/>
+          </w:rPr>
+          <w:t>路17:19</w:t>
+        </w:r>
+      </w:hyperlink>
+      <w:r>
+        <w:rPr>
+          <w:lang w:val="zh_TW" w:bidi="zh_TW"/>
+        </w:rPr>
+        <w:t>，</w:t>
+      </w:r>
+      <w:hyperlink r:id="rId96">
+        <w:r>
+          <w:rPr>
+            <w:lang w:val="zh_TW" w:bidi="zh_TW"/>
+          </w:rPr>
+          <w:rPr>
+            <w:color w:val="0000EE"/>
+            <w:u w:val="single"/>
+          </w:rPr>
+          <w:t>18:42</w:t>
+        </w:r>
+      </w:hyperlink>
+      <w:r>
+        <w:rPr>
+          <w:lang w:val="zh_TW" w:bidi="zh_TW"/>
+        </w:rPr>
+        <w:t>）。</w:t>
+      </w:r>
+    </w:p>
+    <w:p>
+      <w:pPr/>
+      <w:r>
+        <w:rPr>
+          <w:lang w:val="zh_TW" w:bidi="zh_TW"/>
+        </w:rPr>
+      </w:r>
+      <w:r>
+        <w:rPr>
+          <w:lang w:val="zh_TW" w:bidi="zh_TW"/>
+        </w:rPr>
+        <w:t>新約聖經教導救恩的根源在於耶穌基督（</w:t>
+      </w:r>
+      <w:hyperlink r:id="rId97">
+        <w:r>
+          <w:rPr>
+            <w:lang w:val="zh_TW" w:bidi="zh_TW"/>
+          </w:rPr>
+          <w:rPr>
+            <w:color w:val="0000EE"/>
+            <w:u w:val="single"/>
+          </w:rPr>
+          <w:t>提後2:10</w:t>
+        </w:r>
+      </w:hyperlink>
+      <w:r>
+        <w:rPr>
+          <w:lang w:val="zh_TW" w:bidi="zh_TW"/>
+        </w:rPr>
+        <w:t>；</w:t>
+      </w:r>
+      <w:hyperlink r:id="rId98">
+        <w:r>
+          <w:rPr>
+            <w:lang w:val="zh_TW" w:bidi="zh_TW"/>
+          </w:rPr>
+          <w:rPr>
+            <w:color w:val="0000EE"/>
+            <w:u w:val="single"/>
+          </w:rPr>
+          <w:t>來5:9</w:t>
+        </w:r>
+      </w:hyperlink>
+      <w:r>
+        <w:rPr>
+          <w:lang w:val="zh_TW" w:bidi="zh_TW"/>
+        </w:rPr>
+        <w:t>），祂是救恩的「創始者」和中保（</w:t>
+      </w:r>
+      <w:hyperlink r:id="rId99">
+        <w:r>
+          <w:rPr>
+            <w:lang w:val="zh_TW" w:bidi="zh_TW"/>
+          </w:rPr>
+          <w:rPr>
+            <w:color w:val="0000EE"/>
+            <w:u w:val="single"/>
+          </w:rPr>
+          <w:t>來2:10</w:t>
+        </w:r>
+      </w:hyperlink>
+      <w:r>
+        <w:rPr>
+          <w:lang w:val="zh_TW" w:bidi="zh_TW"/>
+        </w:rPr>
+        <w:t>，</w:t>
+      </w:r>
+      <w:hyperlink r:id="rId100">
+        <w:r>
+          <w:rPr>
+            <w:lang w:val="zh_TW" w:bidi="zh_TW"/>
+          </w:rPr>
+          <w:rPr>
+            <w:color w:val="0000EE"/>
+            <w:u w:val="single"/>
+          </w:rPr>
+          <w:t>7:25</w:t>
+        </w:r>
+      </w:hyperlink>
+      <w:r>
+        <w:rPr>
+          <w:lang w:val="zh_TW" w:bidi="zh_TW"/>
+        </w:rPr>
+        <w:t>）。救恩是神的工作（</w:t>
+      </w:r>
+      <w:hyperlink r:id="rId101">
+        <w:r>
+          <w:rPr>
+            <w:lang w:val="zh_TW" w:bidi="zh_TW"/>
+          </w:rPr>
+          <w:rPr>
+            <w:color w:val="0000EE"/>
+            <w:u w:val="single"/>
+          </w:rPr>
+          <w:t>帖前5:9</w:t>
+        </w:r>
+      </w:hyperlink>
+      <w:r>
+        <w:rPr>
+          <w:lang w:val="zh_TW" w:bidi="zh_TW"/>
+        </w:rPr>
+        <w:t>），是神的恩典所賜（</w:t>
+      </w:r>
+      <w:hyperlink r:id="rId102">
+        <w:r>
+          <w:rPr>
+            <w:lang w:val="zh_TW" w:bidi="zh_TW"/>
+          </w:rPr>
+          <w:rPr>
+            <w:color w:val="0000EE"/>
+            <w:u w:val="single"/>
+          </w:rPr>
+          <w:t>弗2:8–9</w:t>
+        </w:r>
+      </w:hyperlink>
+      <w:r>
+        <w:rPr>
+          <w:lang w:val="zh_TW" w:bidi="zh_TW"/>
+        </w:rPr>
+        <w:t>）。救恩的信息包含在聖經中（</w:t>
+      </w:r>
+      <w:hyperlink r:id="rId103">
+        <w:r>
+          <w:rPr>
+            <w:lang w:val="zh_TW" w:bidi="zh_TW"/>
+          </w:rPr>
+          <w:rPr>
+            <w:color w:val="0000EE"/>
+            <w:u w:val="single"/>
+          </w:rPr>
+          <w:t>提後3:15</w:t>
+        </w:r>
+      </w:hyperlink>
+      <w:r>
+        <w:rPr>
+          <w:lang w:val="zh_TW" w:bidi="zh_TW"/>
+        </w:rPr>
+        <w:t>），並由宣講真理之道的人傳揚（</w:t>
+      </w:r>
+      <w:hyperlink r:id="rId104">
+        <w:r>
+          <w:rPr>
+            <w:lang w:val="zh_TW" w:bidi="zh_TW"/>
+          </w:rPr>
+          <w:rPr>
+            <w:color w:val="0000EE"/>
+            <w:u w:val="single"/>
+          </w:rPr>
+          <w:t>弗1:13</w:t>
+        </w:r>
+      </w:hyperlink>
+      <w:r>
+        <w:rPr>
+          <w:lang w:val="zh_TW" w:bidi="zh_TW"/>
+        </w:rPr>
+        <w:t>）。適當的回應是悔改（</w:t>
+      </w:r>
+      <w:hyperlink r:id="rId105">
+        <w:r>
+          <w:rPr>
+            <w:lang w:val="zh_TW" w:bidi="zh_TW"/>
+          </w:rPr>
+          <w:rPr>
+            <w:color w:val="0000EE"/>
+            <w:u w:val="single"/>
+          </w:rPr>
+          <w:t>林後7:10</w:t>
+        </w:r>
+      </w:hyperlink>
+      <w:r>
+        <w:rPr>
+          <w:lang w:val="zh_TW" w:bidi="zh_TW"/>
+        </w:rPr>
+        <w:t>）和信心（</w:t>
+      </w:r>
+      <w:hyperlink r:id="rId103">
+        <w:r>
+          <w:rPr>
+            <w:lang w:val="zh_TW" w:bidi="zh_TW"/>
+          </w:rPr>
+          <w:rPr>
+            <w:color w:val="0000EE"/>
+            <w:u w:val="single"/>
+          </w:rPr>
+          <w:t>提後3:15</w:t>
+        </w:r>
+      </w:hyperlink>
+      <w:r>
+        <w:rPr>
+          <w:lang w:val="zh_TW" w:bidi="zh_TW"/>
+        </w:rPr>
+        <w:t>；</w:t>
+      </w:r>
+      <w:hyperlink r:id="rId106">
+        <w:r>
+          <w:rPr>
+            <w:lang w:val="zh_TW" w:bidi="zh_TW"/>
+          </w:rPr>
+          <w:rPr>
+            <w:color w:val="0000EE"/>
+            <w:u w:val="single"/>
+          </w:rPr>
+          <w:t>彼前1:9</w:t>
+        </w:r>
+      </w:hyperlink>
+      <w:r>
+        <w:rPr>
+          <w:lang w:val="zh_TW" w:bidi="zh_TW"/>
+        </w:rPr>
+        <w:t>）。這也是早期教會在宣講救主耶穌時的教導（</w:t>
+      </w:r>
+      <w:hyperlink r:id="rId107">
+        <w:r>
+          <w:rPr>
+            <w:lang w:val="zh_TW" w:bidi="zh_TW"/>
+          </w:rPr>
+          <w:rPr>
+            <w:color w:val="0000EE"/>
+            <w:u w:val="single"/>
+          </w:rPr>
+          <w:t>徒4:12，</w:t>
+        </w:r>
+      </w:hyperlink>
+      <w:hyperlink r:id="rId108">
+        <w:r>
+          <w:rPr>
+            <w:lang w:val="zh_TW" w:bidi="zh_TW"/>
+          </w:rPr>
+          <w:rPr>
+            <w:color w:val="0000EE"/>
+            <w:u w:val="single"/>
+          </w:rPr>
+          <w:t>13:23–26</w:t>
+        </w:r>
+      </w:hyperlink>
+      <w:r>
+        <w:rPr>
+          <w:lang w:val="zh_TW" w:bidi="zh_TW"/>
+        </w:rPr>
+        <w:t>，</w:t>
+      </w:r>
+      <w:hyperlink r:id="rId109">
+        <w:r>
+          <w:rPr>
+            <w:lang w:val="zh_TW" w:bidi="zh_TW"/>
+          </w:rPr>
+          <w:rPr>
+            <w:color w:val="0000EE"/>
+            <w:u w:val="single"/>
+          </w:rPr>
+          <w:t>16:30–31</w:t>
+        </w:r>
+      </w:hyperlink>
+      <w:r>
+        <w:rPr>
+          <w:lang w:val="zh_TW" w:bidi="zh_TW"/>
+        </w:rPr>
+        <w:t>）。保羅特別強調神救恩的普世性（</w:t>
+      </w:r>
+      <w:hyperlink r:id="rId110">
+        <w:r>
+          <w:rPr>
+            <w:lang w:val="zh_TW" w:bidi="zh_TW"/>
+          </w:rPr>
+          <w:rPr>
+            <w:color w:val="0000EE"/>
+            <w:u w:val="single"/>
+          </w:rPr>
+          <w:t>羅1:16</w:t>
+        </w:r>
+      </w:hyperlink>
+      <w:r>
+        <w:rPr>
+          <w:lang w:val="zh_TW" w:bidi="zh_TW"/>
+        </w:rPr>
+        <w:t>；</w:t>
+      </w:r>
+      <w:hyperlink r:id="rId111">
+        <w:r>
+          <w:rPr>
+            <w:lang w:val="zh_TW" w:bidi="zh_TW"/>
+          </w:rPr>
+          <w:rPr>
+            <w:color w:val="0000EE"/>
+            <w:u w:val="single"/>
+          </w:rPr>
+          <w:t>多2:11</w:t>
+        </w:r>
+      </w:hyperlink>
+      <w:r>
+        <w:rPr>
+          <w:lang w:val="zh_TW" w:bidi="zh_TW"/>
+        </w:rPr>
+        <w:t>）。他的心願是猶太人得救（</w:t>
+      </w:r>
+      <w:hyperlink r:id="rId112">
+        <w:r>
+          <w:rPr>
+            <w:lang w:val="zh_TW" w:bidi="zh_TW"/>
+          </w:rPr>
+          <w:rPr>
+            <w:color w:val="0000EE"/>
+            <w:u w:val="single"/>
+          </w:rPr>
+          <w:t>羅10:1</w:t>
+        </w:r>
+      </w:hyperlink>
+      <w:r>
+        <w:rPr>
+          <w:lang w:val="zh_TW" w:bidi="zh_TW"/>
+        </w:rPr>
+        <w:t>），雖然他主要向外邦人傳講救恩的信息（</w:t>
+      </w:r>
+      <w:hyperlink r:id="rId113">
+        <w:r>
+          <w:rPr>
+            <w:lang w:val="zh_TW" w:bidi="zh_TW"/>
+          </w:rPr>
+          <w:rPr>
+            <w:color w:val="0000EE"/>
+            <w:u w:val="single"/>
+          </w:rPr>
+          <w:t>11:11–13</w:t>
+        </w:r>
+      </w:hyperlink>
+      <w:r>
+        <w:rPr>
+          <w:lang w:val="zh_TW" w:bidi="zh_TW"/>
+        </w:rPr>
+        <w:t>）。</w:t>
+      </w:r>
+    </w:p>
+    <w:p>
+      <w:pPr/>
+      <w:r>
+        <w:rPr>
+          <w:lang w:val="zh_TW" w:bidi="zh_TW"/>
+        </w:rPr>
+      </w:r>
+      <w:r>
+        <w:rPr>
+          <w:lang w:val="zh_TW" w:bidi="zh_TW"/>
+        </w:rPr>
+        <w:t>在聖經中，還有許多與救恩概念相關的詞彙。重生是指在基督裡得著新生命（「重生」，</w:t>
+      </w:r>
+      <w:hyperlink r:id="rId114">
+        <w:r>
+          <w:rPr>
+            <w:lang w:val="zh_TW" w:bidi="zh_TW"/>
+          </w:rPr>
+          <w:rPr>
+            <w:color w:val="0000EE"/>
+            <w:u w:val="single"/>
+          </w:rPr>
+          <w:t>約3:3</w:t>
+        </w:r>
+      </w:hyperlink>
+      <w:r>
+        <w:rPr>
+          <w:lang w:val="zh_TW" w:bidi="zh_TW"/>
+        </w:rPr>
+        <w:t>）。稱義是指人在神面前的合法地位，而救贖則更多是指救恩的方法——付上代價，使人回到神面前。和好指的是關係的改變，而贖罪則喚起了舊約的獻祭制度，並指向神憤怒的轉離。這些術語和其它術語與聖經中的救恩概念有一些共同之處，都是指向救主耶穌基督的位格和工作。</w:t>
+      </w:r>
+    </w:p>
+    <w:p>
+      <w:pPr/>
+      <w:r>
+        <w:rPr>
+          <w:lang w:val="zh_TW" w:bidi="zh_TW"/>
+        </w:rPr>
+      </w:r>
+      <w:r>
+        <w:rPr>
+          <w:i/>
+          <w:lang w:val="zh_TW" w:bidi="zh_TW"/>
+        </w:rPr>
+        <w:t>另見</w:t>
+      </w:r>
+      <w:r>
+        <w:rPr>
+          <w:lang w:val="zh_TW" w:bidi="zh_TW"/>
+        </w:rPr>
+        <w:t xml:space="preserve"> </w:t>
+      </w:r>
+      <w:r>
+        <w:rPr>
+          <w:lang w:val="zh_TW" w:bidi="zh_TW"/>
+        </w:rPr>
+        <w:t>稱義、被稱義</w:t>
+      </w:r>
+      <w:r>
+        <w:rPr>
+          <w:lang w:val="zh_TW" w:bidi="zh_TW"/>
+        </w:rPr>
+        <w:t>；</w:t>
+      </w:r>
+      <w:r>
+        <w:rPr>
+          <w:lang w:val="zh_TW" w:bidi="zh_TW"/>
+        </w:rPr>
+        <w:t>和好</w:t>
+      </w:r>
+      <w:r>
+        <w:rPr>
+          <w:lang w:val="zh_TW" w:bidi="zh_TW"/>
+        </w:rPr>
+        <w:t>；</w:t>
+      </w:r>
+      <w:r>
+        <w:rPr>
+          <w:lang w:val="zh_TW" w:bidi="zh_TW"/>
+        </w:rPr>
+        <w:t>救贖主、救贖</w:t>
+      </w:r>
+      <w:r>
+        <w:rPr>
+          <w:lang w:val="zh_TW" w:bidi="zh_TW"/>
+        </w:rPr>
+        <w:t>；</w:t>
+      </w:r>
+      <w:r>
+        <w:rPr>
+          <w:lang w:val="zh_TW" w:bidi="zh_TW"/>
+        </w:rPr>
+        <w:t>救主</w:t>
+      </w:r>
+      <w:r>
+        <w:rPr>
+          <w:lang w:val="zh_TW" w:bidi="zh_TW"/>
+        </w:rPr>
+        <w:t>。</w:t>
+      </w:r>
+      <w:r>
+        <w:rPr>
+          <w:lang w:val="zh_TW" w:bidi="zh_TW"/>
+        </w:rPr>
+      </w:r>
+      <w:r>
+        <w:rPr>
+          <w:lang w:val="zh_TW" w:bidi="zh_TW"/>
+        </w:rPr>
+      </w:r>
+    </w:p>
+    <w:p>
+      <w:pPr/>
+      <w:r>
+        <w:rPr>
+          <w:lang w:val="zh_TW" w:bidi="zh_TW"/>
+        </w:rPr>
+      </w:r>
+    </w:p>
+    <w:p>
+      <w:pPr>
+        <w:pStyle w:val="Heading2"/>
+      </w:pPr>
+      <w:r>
+        <w:rPr>
+          <w:lang w:val="zh_TW" w:bidi="zh_TW"/>
+        </w:rPr>
+        <w:t>救贖者，救贖</w:t>
+      </w:r>
+      <w:r>
+        <w:rPr>
+          <w:lang w:val="zh_TW" w:bidi="zh_TW"/>
+        </w:rPr>
+      </w:r>
+    </w:p>
+    <w:p>
+      <w:pPr/>
+      <w:r>
+        <w:rPr>
+          <w:lang w:val="zh_TW" w:bidi="zh_TW"/>
+        </w:rPr>
+      </w:r>
+      <w:r>
+        <w:rPr>
+          <w:lang w:val="zh_TW" w:bidi="zh_TW"/>
+        </w:rPr>
+        <w:t>英文詞源自拉丁字根，意為「買回」，因此意指透過支付贖價，釋放任何財物、物品或人。在希臘語中，該字根意為「付贖價」或「釋放」。表達從鎖鏈、奴役或獄中釋放，就會運用該詞。</w:t>
+      </w:r>
+    </w:p>
+    <w:p>
+      <w:pPr>
+        <w:pStyle w:val="Heading3"/>
+      </w:pPr>
+      <w:r>
+        <w:rPr>
+          <w:lang w:val="zh_TW" w:bidi="zh_TW"/>
+        </w:rPr>
+        <w:t>舊約聖經和新約聖經詞語</w:t>
+      </w:r>
+    </w:p>
+    <w:p>
+      <w:pPr/>
+      <w:r>
+        <w:rPr>
+          <w:lang w:val="zh_TW" w:bidi="zh_TW"/>
+        </w:rPr>
+      </w:r>
+      <w:r>
+        <w:rPr>
+          <w:lang w:val="zh_TW" w:bidi="zh_TW"/>
+        </w:rPr>
+        <w:t>要全面理解救贖的概念，就有必要查看舊約。根據不同的情況，希伯來語會使用了三個不同的詞來傳達救贖概念。這些救贖用語的含義，基於現代文化所不熟悉的法律、社會和宗教習俗。我們需要了解這些文化才能理解這些詞彙及其用法。</w:t>
+      </w:r>
+    </w:p>
+    <w:p>
+      <w:pPr/>
+      <w:r>
+        <w:rPr>
+          <w:lang w:val="zh_TW" w:bidi="zh_TW"/>
+        </w:rPr>
+      </w:r>
+      <w:r>
+        <w:rPr>
+          <w:lang w:val="zh_TW" w:bidi="zh_TW"/>
+        </w:rPr>
+        <w:t>第一個用於救贖的詞語，具有法律語境。當一隻動物替代（或救贖）一個人或另一隻動物時，會用動詞「padah」。從這個詞根衍生出的名詞，意味著贖價或所支付的價格。當一個活生生的生命——不論是人或動物——需要被救贖的時候，就必須有替代之物或付出相應的代價。否則，動物就必須被殺（</w:t>
+      </w:r>
+      <w:hyperlink r:id="rId115">
+        <w:r>
+          <w:rPr>
+            <w:lang w:val="zh_TW" w:bidi="zh_TW"/>
+          </w:rPr>
+          <w:rPr>
+            <w:color w:val="0000EE"/>
+            <w:u w:val="single"/>
+          </w:rPr>
+          <w:t>出13:13</w:t>
+        </w:r>
+      </w:hyperlink>
+      <w:r>
+        <w:rPr>
+          <w:lang w:val="zh_TW" w:bidi="zh_TW"/>
+        </w:rPr>
+        <w:t>，</w:t>
+      </w:r>
+      <w:hyperlink r:id="rId116">
+        <w:r>
+          <w:rPr>
+            <w:lang w:val="zh_TW" w:bidi="zh_TW"/>
+          </w:rPr>
+          <w:rPr>
+            <w:color w:val="0000EE"/>
+            <w:u w:val="single"/>
+          </w:rPr>
+          <w:t>34:20</w:t>
+        </w:r>
+      </w:hyperlink>
+      <w:r>
+        <w:rPr>
+          <w:lang w:val="zh_TW" w:bidi="zh_TW"/>
+        </w:rPr>
+        <w:t>）。然而，律法從來不允許在這些情況下以人命（殺人）作為替代。人必須被贖回，沒有例外。</w:t>
+      </w:r>
+    </w:p>
+    <w:p>
+      <w:pPr/>
+      <w:r>
+        <w:rPr>
+          <w:lang w:val="zh_TW" w:bidi="zh_TW"/>
+        </w:rPr>
+      </w:r>
+      <w:r>
+        <w:rPr>
+          <w:lang w:val="zh_TW" w:bidi="zh_TW"/>
+        </w:rPr>
+        <w:t>「padah」這個詞也被用在其他形式的贖金或拯救上。例如，它可以指有人付出代價來釋放以色列的奴隸，也可以用來描述以贖金拯救一個陷入危險中的人（</w:t>
+      </w:r>
+      <w:hyperlink r:id="rId117">
+        <w:r>
+          <w:rPr>
+            <w:lang w:val="zh_TW" w:bidi="zh_TW"/>
+          </w:rPr>
+          <w:rPr>
+            <w:color w:val="0000EE"/>
+            <w:u w:val="single"/>
+          </w:rPr>
+          <w:t>出21:8</w:t>
+        </w:r>
+      </w:hyperlink>
+      <w:r>
+        <w:rPr>
+          <w:lang w:val="zh_TW" w:bidi="zh_TW"/>
+        </w:rPr>
+        <w:t>；</w:t>
+      </w:r>
+      <w:hyperlink r:id="rId118">
+        <w:r>
+          <w:rPr>
+            <w:lang w:val="zh_TW" w:bidi="zh_TW"/>
+          </w:rPr>
+          <w:rPr>
+            <w:color w:val="0000EE"/>
+            <w:u w:val="single"/>
+          </w:rPr>
+          <w:t>伯6:23</w:t>
+        </w:r>
+      </w:hyperlink>
+      <w:r>
+        <w:rPr>
+          <w:lang w:val="zh_TW" w:bidi="zh_TW"/>
+        </w:rPr>
+        <w:t>）。</w:t>
+      </w:r>
+    </w:p>
+    <w:p>
+      <w:pPr/>
+      <w:r>
+        <w:rPr>
+          <w:lang w:val="zh_TW" w:bidi="zh_TW"/>
+        </w:rPr>
+      </w:r>
+      <w:r>
+        <w:rPr>
+          <w:lang w:val="zh_TW" w:bidi="zh_TW"/>
+        </w:rPr>
+        <w:t>救贖的概念對於長子具有特殊意義。頭生的，無論是人還是獸，都屬於神。理論上，長子是要獻給神的。許多動物的情況確實如此，但人的長子和一些動物會被贖回（</w:t>
+      </w:r>
+      <w:hyperlink r:id="rId115">
+        <w:r>
+          <w:rPr>
+            <w:lang w:val="zh_TW" w:bidi="zh_TW"/>
+          </w:rPr>
+          <w:rPr>
+            <w:color w:val="0000EE"/>
+            <w:u w:val="single"/>
+          </w:rPr>
+          <w:t>出13:13</w:t>
+        </w:r>
+      </w:hyperlink>
+      <w:r>
+        <w:rPr>
+          <w:lang w:val="zh_TW" w:bidi="zh_TW"/>
+        </w:rPr>
+        <w:t>，</w:t>
+      </w:r>
+      <w:hyperlink r:id="rId116">
+        <w:r>
+          <w:rPr>
+            <w:lang w:val="zh_TW" w:bidi="zh_TW"/>
+          </w:rPr>
+          <w:rPr>
+            <w:color w:val="0000EE"/>
+            <w:u w:val="single"/>
+          </w:rPr>
+          <w:t>34:20</w:t>
+        </w:r>
+      </w:hyperlink>
+      <w:r>
+        <w:rPr>
+          <w:lang w:val="zh_TW" w:bidi="zh_TW"/>
+        </w:rPr>
+        <w:t>；</w:t>
+      </w:r>
+      <w:hyperlink r:id="rId119">
+        <w:r>
+          <w:rPr>
+            <w:lang w:val="zh_TW" w:bidi="zh_TW"/>
+          </w:rPr>
+          <w:rPr>
+            <w:color w:val="0000EE"/>
+            <w:u w:val="single"/>
+          </w:rPr>
+          <w:t>民18:15–16</w:t>
+        </w:r>
+      </w:hyperlink>
+      <w:r>
+        <w:rPr>
+          <w:lang w:val="zh_TW" w:bidi="zh_TW"/>
+        </w:rPr>
+        <w:t>）。贖回長子的時候，會用動物代贖，後來則會支付贖價（</w:t>
+      </w:r>
+      <w:hyperlink r:id="rId120">
+        <w:r>
+          <w:rPr>
+            <w:lang w:val="zh_TW" w:bidi="zh_TW"/>
+          </w:rPr>
+          <w:rPr>
+            <w:color w:val="0000EE"/>
+            <w:u w:val="single"/>
+          </w:rPr>
+          <w:t>民18:16</w:t>
+        </w:r>
+      </w:hyperlink>
+      <w:r>
+        <w:rPr>
+          <w:lang w:val="zh_TW" w:bidi="zh_TW"/>
+        </w:rPr>
+        <w:t>）。</w:t>
+      </w:r>
+    </w:p>
+    <w:p>
+      <w:pPr/>
+      <w:r>
+        <w:rPr>
+          <w:lang w:val="zh_TW" w:bidi="zh_TW"/>
+        </w:rPr>
+      </w:r>
+      <w:r>
+        <w:rPr>
+          <w:lang w:val="zh_TW" w:bidi="zh_TW"/>
+        </w:rPr>
+        <w:t>第二個所用的詞是希伯來詞根ga’al，主要用於與家庭規則和義務，以及律法所規定家族產業的權利和責任。比如，假如家庭成員失去一塊產業，最近的親屬既有權利也有義務贖回這產業。這種贖回權保護了家族的產業。從這個詞根衍生出的名詞相當於英文的「贖回」（redemption），而買回財產的人是go’el或買贖者。</w:t>
+      </w:r>
+    </w:p>
+    <w:p>
+      <w:pPr/>
+      <w:r>
+        <w:rPr>
+          <w:lang w:val="zh_TW" w:bidi="zh_TW"/>
+        </w:rPr>
+      </w:r>
+      <w:r>
+        <w:rPr>
+          <w:lang w:val="zh_TW" w:bidi="zh_TW"/>
+        </w:rPr>
+        <w:t>一個以色列人若因負債，被迫賣身為奴，可以由近親或他自己贖回（</w:t>
+      </w:r>
+      <w:hyperlink r:id="rId121">
+        <w:r>
+          <w:rPr>
+            <w:lang w:val="zh_TW" w:bidi="zh_TW"/>
+          </w:rPr>
+          <w:rPr>
+            <w:color w:val="0000EE"/>
+            <w:u w:val="single"/>
+          </w:rPr>
+          <w:t>利25:47–49</w:t>
+        </w:r>
+      </w:hyperlink>
+      <w:r>
+        <w:rPr>
+          <w:lang w:val="zh_TW" w:bidi="zh_TW"/>
+        </w:rPr>
+        <w:t>）。土地也可以以同樣的方式贖回（</w:t>
+      </w:r>
+      <w:hyperlink r:id="rId122">
+        <w:r>
+          <w:rPr>
+            <w:lang w:val="zh_TW" w:bidi="zh_TW"/>
+          </w:rPr>
+          <w:rPr>
+            <w:color w:val="0000EE"/>
+            <w:u w:val="single"/>
+          </w:rPr>
+          <w:t>25:25–28</w:t>
+        </w:r>
+      </w:hyperlink>
+      <w:r>
+        <w:rPr>
+          <w:lang w:val="zh_TW" w:bidi="zh_TW"/>
+        </w:rPr>
+        <w:t>；</w:t>
+      </w:r>
+      <w:hyperlink r:id="rId123">
+        <w:r>
+          <w:rPr>
+            <w:lang w:val="zh_TW" w:bidi="zh_TW"/>
+          </w:rPr>
+          <w:rPr>
+            <w:color w:val="0000EE"/>
+            <w:u w:val="single"/>
+          </w:rPr>
+          <w:t>耶32:6–9</w:t>
+        </w:r>
+      </w:hyperlink>
+      <w:r>
+        <w:rPr>
+          <w:lang w:val="zh_TW" w:bidi="zh_TW"/>
+        </w:rPr>
+        <w:t>）。</w:t>
+      </w:r>
+    </w:p>
+    <w:p>
+      <w:pPr/>
+      <w:r>
+        <w:rPr>
+          <w:lang w:val="zh_TW" w:bidi="zh_TW"/>
+        </w:rPr>
+      </w:r>
+      <w:r>
+        <w:rPr>
+          <w:lang w:val="zh_TW" w:bidi="zh_TW"/>
+        </w:rPr>
+        <w:t>在特定情況下，贖回的權利也擴展至人。人有義務娶他兄弟的寡婦，這是眾所周知的。在路得記中，贖回的權利擴展至遠親。在這個故事中，波阿斯不僅贖回產業，還贖回路得，她成為他的妻子（</w:t>
+      </w:r>
+      <w:hyperlink r:id="rId124">
+        <w:r>
+          <w:rPr>
+            <w:lang w:val="zh_TW" w:bidi="zh_TW"/>
+          </w:rPr>
+          <w:rPr>
+            <w:color w:val="0000EE"/>
+            <w:u w:val="single"/>
+          </w:rPr>
+          <w:t>得3:13</w:t>
+        </w:r>
+      </w:hyperlink>
+      <w:r>
+        <w:rPr>
+          <w:lang w:val="zh_TW" w:bidi="zh_TW"/>
+        </w:rPr>
+        <w:t>，</w:t>
+      </w:r>
+      <w:hyperlink r:id="rId125">
+        <w:r>
+          <w:rPr>
+            <w:lang w:val="zh_TW" w:bidi="zh_TW"/>
+          </w:rPr>
+          <w:rPr>
+            <w:color w:val="0000EE"/>
+            <w:u w:val="single"/>
+          </w:rPr>
+          <w:t>4:1–6</w:t>
+        </w:r>
+      </w:hyperlink>
+      <w:r>
+        <w:rPr>
+          <w:lang w:val="zh_TW" w:bidi="zh_TW"/>
+        </w:rPr>
+        <w:t>）。</w:t>
+      </w:r>
+    </w:p>
+    <w:p>
+      <w:pPr/>
+      <w:r>
+        <w:rPr>
+          <w:lang w:val="zh_TW" w:bidi="zh_TW"/>
+        </w:rPr>
+      </w:r>
+      <w:r>
+        <w:rPr>
+          <w:lang w:val="zh_TW" w:bidi="zh_TW"/>
+        </w:rPr>
+        <w:t>希伯來語使用的第三個詞，是動詞根kaphar</w:t>
+      </w:r>
+      <w:r>
+        <w:rPr>
+          <w:i/>
+          <w:lang w:val="zh_TW" w:bidi="zh_TW"/>
+        </w:rPr>
+        <w:t>，</w:t>
+      </w:r>
+      <w:r>
+        <w:rPr>
+          <w:lang w:val="zh_TW" w:bidi="zh_TW"/>
+        </w:rPr>
+        <w:t>意思是「遮蓋」。從這個詞根衍生出來的詞彙意指遮蓋罪、贖罪或補償。從中衍生出的名詞kopher</w:t>
+      </w:r>
+      <w:r>
+        <w:rPr>
+          <w:i/>
+          <w:lang w:val="zh_TW" w:bidi="zh_TW"/>
+        </w:rPr>
+        <w:t>，</w:t>
+      </w:r>
+      <w:r>
+        <w:rPr>
+          <w:lang w:val="zh_TW" w:bidi="zh_TW"/>
+        </w:rPr>
+        <w:t>在宗教意義上使用時，意指遮蓋罪的代價。</w:t>
+      </w:r>
+    </w:p>
+    <w:p>
+      <w:pPr/>
+      <w:r>
+        <w:rPr>
+          <w:lang w:val="zh_TW" w:bidi="zh_TW"/>
+        </w:rPr>
+      </w:r>
+      <w:r>
+        <w:rPr>
+          <w:lang w:val="zh_TW" w:bidi="zh_TW"/>
+        </w:rPr>
+        <w:t>這個詞用來指代，人為任何該治死的生命所支付的代價。一個上佳的例子是，牛的主人要為其牛隻</w:t>
+      </w:r>
+      <w:r>
+        <w:rPr>
+          <w:lang w:val="zh_TW" w:bidi="zh_TW"/>
+        </w:rPr>
+        <w:t>觸</w:t>
+      </w:r>
+      <w:r>
+        <w:rPr>
+          <w:lang w:val="zh_TW" w:bidi="zh_TW"/>
+        </w:rPr>
+        <w:t>死別人而支付贖價。根據律法，主人應該被治死，但他可以通過支付所需的價銀來贖回自己（</w:t>
+      </w:r>
+      <w:hyperlink r:id="rId126">
+        <w:r>
+          <w:rPr>
+            <w:lang w:val="zh_TW" w:bidi="zh_TW"/>
+          </w:rPr>
+          <w:rPr>
+            <w:color w:val="0000EE"/>
+            <w:u w:val="single"/>
+          </w:rPr>
+          <w:t>出21:28–32</w:t>
+        </w:r>
+      </w:hyperlink>
+      <w:r>
+        <w:rPr>
+          <w:lang w:val="zh_TW" w:bidi="zh_TW"/>
+        </w:rPr>
+        <w:t>）。</w:t>
+      </w:r>
+    </w:p>
+    <w:p>
+      <w:pPr/>
+      <w:r>
+        <w:rPr>
+          <w:lang w:val="zh_TW" w:bidi="zh_TW"/>
+        </w:rPr>
+      </w:r>
+      <w:r>
+        <w:rPr>
+          <w:lang w:val="zh_TW" w:bidi="zh_TW"/>
+        </w:rPr>
+        <w:t>在七十士譯本中，這三個希伯來詞彙被翻譯為不同的希臘詞。字根 padah 和 gaʾal 通常翻譯成 lutroō（「救贖、釋放、拯救」）及其相關名詞 lutron（「贖金」）。字根 kaphar 則多半譯作「贖罪」，例如 exilaskomai。雖然這些詞在希伯來語中各有不同，但希臘文的翻譯突顯了它們共同的重點：救贖必然涉及付出的代價，帶來拯救，或使人獲得自由。</w:t>
+      </w:r>
+    </w:p>
+    <w:p>
+      <w:pPr>
+        <w:pStyle w:val="Heading3"/>
+      </w:pPr>
+      <w:r>
+        <w:rPr>
+          <w:lang w:val="zh_TW" w:bidi="zh_TW"/>
+        </w:rPr>
+        <w:t>神是救贖者</w:t>
+      </w:r>
+    </w:p>
+    <w:p>
+      <w:pPr/>
+      <w:r>
+        <w:rPr>
+          <w:lang w:val="zh_TW" w:bidi="zh_TW"/>
+        </w:rPr>
+      </w:r>
+      <w:r>
+        <w:rPr>
+          <w:lang w:val="zh_TW" w:bidi="zh_TW"/>
+        </w:rPr>
+        <w:t>在舊約中，神救贖的對象通常是整體的百姓或國族，而不是個人。這種國家救贖概念的開端，見於神將百姓從埃及的奴役釋放出來。雖然他們為奴，但他們的神救贖了他們（</w:t>
+      </w:r>
+      <w:hyperlink r:id="rId127">
+        <w:r>
+          <w:rPr>
+            <w:lang w:val="zh_TW" w:bidi="zh_TW"/>
+          </w:rPr>
+          <w:rPr>
+            <w:color w:val="0000EE"/>
+            <w:u w:val="single"/>
+          </w:rPr>
+          <w:t>出6:6</w:t>
+        </w:r>
+      </w:hyperlink>
+      <w:r>
+        <w:rPr>
+          <w:lang w:val="zh_TW" w:bidi="zh_TW"/>
+        </w:rPr>
+        <w:t>；</w:t>
+      </w:r>
+      <w:hyperlink r:id="rId128">
+        <w:r>
+          <w:rPr>
+            <w:lang w:val="zh_TW" w:bidi="zh_TW"/>
+          </w:rPr>
+          <w:rPr>
+            <w:color w:val="0000EE"/>
+            <w:u w:val="single"/>
+          </w:rPr>
+          <w:t>申15:15</w:t>
+        </w:r>
+      </w:hyperlink>
+      <w:r>
+        <w:rPr>
+          <w:lang w:val="zh_TW" w:bidi="zh_TW"/>
+        </w:rPr>
+        <w:t>）。</w:t>
+      </w:r>
+    </w:p>
+    <w:p>
+      <w:pPr/>
+      <w:r>
+        <w:rPr>
+          <w:lang w:val="zh_TW" w:bidi="zh_TW"/>
+        </w:rPr>
+      </w:r>
+      <w:r>
+        <w:rPr>
+          <w:lang w:val="zh_TW" w:bidi="zh_TW"/>
+        </w:rPr>
+        <w:t>正如用於贖回或贖買的詞語所指，其中涉及固定贖金或代贖另一個生命。當救贖概念以神為主體，祂用大能或能力來救贖，就不需要支付贖金：「</w:t>
+      </w:r>
+      <w:r>
+        <w:rPr>
+          <w:lang w:val="zh_TW" w:bidi="zh_TW"/>
+        </w:rPr>
+        <w:t>我是耶和華；我要用伸出來的膀臂……救贖你們脫離他們的重擔，不做他們的苦工</w:t>
+      </w:r>
+      <w:r>
+        <w:rPr>
+          <w:lang w:val="zh_TW" w:bidi="zh_TW"/>
+        </w:rPr>
+        <w:t>」（</w:t>
+      </w:r>
+      <w:hyperlink r:id="rId127">
+        <w:r>
+          <w:rPr>
+            <w:lang w:val="zh_TW" w:bidi="zh_TW"/>
+          </w:rPr>
+          <w:rPr>
+            <w:color w:val="0000EE"/>
+            <w:u w:val="single"/>
+          </w:rPr>
+          <w:t>出6:6</w:t>
+        </w:r>
+      </w:hyperlink>
+      <w:r>
+        <w:rPr>
+          <w:lang w:val="zh_TW" w:bidi="zh_TW"/>
+        </w:rPr>
+        <w:t>；參</w:t>
+      </w:r>
+      <w:hyperlink r:id="rId128">
+        <w:r>
+          <w:rPr>
+            <w:lang w:val="zh_TW" w:bidi="zh_TW"/>
+          </w:rPr>
+          <w:rPr>
+            <w:color w:val="0000EE"/>
+            <w:u w:val="single"/>
+          </w:rPr>
+          <w:t>申15:15</w:t>
+        </w:r>
+      </w:hyperlink>
+      <w:r>
+        <w:rPr>
+          <w:lang w:val="zh_TW" w:bidi="zh_TW"/>
+        </w:rPr>
+        <w:t>）。同樣的想法延續至其他有需要和拯救的時刻，比如被擄時期。神是國族的拯救者（比如，</w:t>
+      </w:r>
+      <w:hyperlink r:id="rId129">
+        <w:r>
+          <w:rPr>
+            <w:lang w:val="zh_TW" w:bidi="zh_TW"/>
+          </w:rPr>
+          <w:rPr>
+            <w:color w:val="0000EE"/>
+            <w:u w:val="single"/>
+          </w:rPr>
+          <w:t>賽29:22</w:t>
+        </w:r>
+      </w:hyperlink>
+      <w:r>
+        <w:rPr>
+          <w:lang w:val="zh_TW" w:bidi="zh_TW"/>
+        </w:rPr>
+        <w:t>，</w:t>
+      </w:r>
+      <w:hyperlink r:id="rId130">
+        <w:r>
+          <w:rPr>
+            <w:lang w:val="zh_TW" w:bidi="zh_TW"/>
+          </w:rPr>
+          <w:rPr>
+            <w:color w:val="0000EE"/>
+            <w:u w:val="single"/>
+          </w:rPr>
+          <w:t>35:10</w:t>
+        </w:r>
+      </w:hyperlink>
+      <w:r>
+        <w:rPr>
+          <w:lang w:val="zh_TW" w:bidi="zh_TW"/>
+        </w:rPr>
+        <w:t>，</w:t>
+      </w:r>
+      <w:hyperlink r:id="rId131">
+        <w:r>
+          <w:rPr>
+            <w:lang w:val="zh_TW" w:bidi="zh_TW"/>
+          </w:rPr>
+          <w:rPr>
+            <w:color w:val="0000EE"/>
+            <w:u w:val="single"/>
+          </w:rPr>
+          <w:t>43:1</w:t>
+        </w:r>
+      </w:hyperlink>
+      <w:r>
+        <w:rPr>
+          <w:lang w:val="zh_TW" w:bidi="zh_TW"/>
+        </w:rPr>
+        <w:t>，</w:t>
+      </w:r>
+      <w:hyperlink r:id="rId132">
+        <w:r>
+          <w:rPr>
+            <w:lang w:val="zh_TW" w:bidi="zh_TW"/>
+          </w:rPr>
+          <w:rPr>
+            <w:color w:val="0000EE"/>
+            <w:u w:val="single"/>
+          </w:rPr>
+          <w:t>44:22</w:t>
+        </w:r>
+      </w:hyperlink>
+      <w:r>
+        <w:rPr>
+          <w:lang w:val="zh_TW" w:bidi="zh_TW"/>
+        </w:rPr>
+        <w:t>；</w:t>
+      </w:r>
+      <w:hyperlink r:id="rId133">
+        <w:r>
+          <w:rPr>
+            <w:lang w:val="zh_TW" w:bidi="zh_TW"/>
+          </w:rPr>
+          <w:rPr>
+            <w:color w:val="0000EE"/>
+            <w:u w:val="single"/>
+          </w:rPr>
+          <w:t>耶31:11</w:t>
+        </w:r>
+      </w:hyperlink>
+      <w:r>
+        <w:rPr>
+          <w:lang w:val="zh_TW" w:bidi="zh_TW"/>
+        </w:rPr>
+        <w:t>）。</w:t>
+      </w:r>
+    </w:p>
+    <w:p>
+      <w:pPr/>
+      <w:r>
+        <w:rPr>
+          <w:lang w:val="zh_TW" w:bidi="zh_TW"/>
+        </w:rPr>
+      </w:r>
+      <w:r>
+        <w:rPr>
+          <w:lang w:val="zh_TW" w:bidi="zh_TW"/>
+        </w:rPr>
+        <w:t>同樣，經文沒有任何暗示神為釋放祂的子民而付上贖金。神以自己的大能救贖。「</w:t>
+      </w:r>
+      <w:r>
+        <w:rPr>
+          <w:lang w:val="zh_TW" w:bidi="zh_TW"/>
+        </w:rPr>
+        <w:t>耶和華如此說</w:t>
+      </w:r>
+      <w:r>
+        <w:rPr>
+          <w:lang w:val="zh_TW" w:bidi="zh_TW"/>
+        </w:rPr>
+        <w:t>：『</w:t>
+      </w:r>
+      <w:r>
+        <w:rPr>
+          <w:lang w:val="zh_TW" w:bidi="zh_TW"/>
+        </w:rPr>
+        <w:t>你們是無價被賣的，也必無銀被贖</w:t>
+      </w:r>
+      <w:r>
+        <w:rPr>
+          <w:lang w:val="zh_TW" w:bidi="zh_TW"/>
+        </w:rPr>
+        <w:t>』」（</w:t>
+      </w:r>
+      <w:hyperlink r:id="rId134">
+        <w:r>
+          <w:rPr>
+            <w:lang w:val="zh_TW" w:bidi="zh_TW"/>
+          </w:rPr>
+          <w:rPr>
+            <w:color w:val="0000EE"/>
+            <w:u w:val="single"/>
+          </w:rPr>
+          <w:t>賽52:3</w:t>
+        </w:r>
+      </w:hyperlink>
+      <w:r>
+        <w:rPr>
+          <w:lang w:val="zh_TW" w:bidi="zh_TW"/>
+        </w:rPr>
+        <w:t>）。當居魯士讓百姓自由時，同樣沒有支付贖價（</w:t>
+      </w:r>
+      <w:hyperlink r:id="rId135">
+        <w:r>
+          <w:rPr>
+            <w:lang w:val="zh_TW" w:bidi="zh_TW"/>
+          </w:rPr>
+          <w:rPr>
+            <w:color w:val="0000EE"/>
+            <w:u w:val="single"/>
+          </w:rPr>
+          <w:t>45:13</w:t>
+        </w:r>
+      </w:hyperlink>
+      <w:r>
+        <w:rPr>
+          <w:lang w:val="zh_TW" w:bidi="zh_TW"/>
+        </w:rPr>
+        <w:t>）。</w:t>
+      </w:r>
+    </w:p>
+    <w:p>
+      <w:pPr/>
+      <w:r>
+        <w:rPr>
+          <w:lang w:val="zh_TW" w:bidi="zh_TW"/>
+        </w:rPr>
+      </w:r>
+      <w:r>
+        <w:rPr>
+          <w:lang w:val="zh_TW" w:bidi="zh_TW"/>
+        </w:rPr>
+        <w:t>在基督教社群中，尤其是在教會的早期，出現了需要支付贖金來贖罪的想法。事實上，人們經常被教導說，罪人實際上是被撒但囚禁。基督的死是神支付給撒但的贖金，以釋放罪人。這種教導並沒有聖經支持。基督的死是一種贖罪或挽回的行為，但這並不意味著祂的死是支付給撒但的贖金。聖經沒有任何地方，描繪神與撒但進行這樣的商業交易。十字架的救贖工作肯定屬於神的奧秘。</w:t>
+      </w:r>
+    </w:p>
+    <w:p>
+      <w:pPr>
+        <w:pStyle w:val="Heading3"/>
+      </w:pPr>
+      <w:r>
+        <w:rPr>
+          <w:lang w:val="zh_TW" w:bidi="zh_TW"/>
+        </w:rPr>
+        <w:t>救贖與彌賽亞</w:t>
+      </w:r>
+    </w:p>
+    <w:p>
+      <w:pPr/>
+      <w:r>
+        <w:rPr>
+          <w:lang w:val="zh_TW" w:bidi="zh_TW"/>
+        </w:rPr>
+      </w:r>
+      <w:r>
+        <w:rPr>
+          <w:lang w:val="zh_TW" w:bidi="zh_TW"/>
+        </w:rPr>
+        <w:t>在舊約中，救贖與彌賽亞的盼望密切相關。從出埃及的時候起，神就被啟示是拯救者。在被擄期間，救贖的盼望非常強烈。先知不斷言說神為救贖者或拯救者。這個盼望最終會透過神的受膏者，即彌賽亞來成就，祂就是大衛的後裔（</w:t>
+      </w:r>
+      <w:hyperlink r:id="rId136">
+        <w:r>
+          <w:rPr>
+            <w:lang w:val="zh_TW" w:bidi="zh_TW"/>
+          </w:rPr>
+          <w:rPr>
+            <w:color w:val="0000EE"/>
+            <w:u w:val="single"/>
+          </w:rPr>
+          <w:t>賽9:1–6</w:t>
+        </w:r>
+      </w:hyperlink>
+      <w:r>
+        <w:rPr>
+          <w:lang w:val="zh_TW" w:bidi="zh_TW"/>
+        </w:rPr>
+        <w:t>，</w:t>
+      </w:r>
+      <w:hyperlink r:id="rId137">
+        <w:r>
+          <w:rPr>
+            <w:lang w:val="zh_TW" w:bidi="zh_TW"/>
+          </w:rPr>
+          <w:rPr>
+            <w:color w:val="0000EE"/>
+            <w:u w:val="single"/>
+          </w:rPr>
+          <w:t>11:1–9</w:t>
+        </w:r>
+      </w:hyperlink>
+      <w:r>
+        <w:rPr>
+          <w:lang w:val="zh_TW" w:bidi="zh_TW"/>
+        </w:rPr>
+        <w:t>；</w:t>
+      </w:r>
+      <w:hyperlink r:id="rId84">
+        <w:r>
+          <w:rPr>
+            <w:lang w:val="zh_TW" w:bidi="zh_TW"/>
+          </w:rPr>
+          <w:rPr>
+            <w:color w:val="0000EE"/>
+            <w:u w:val="single"/>
+          </w:rPr>
+          <w:t>耶23:5–6</w:t>
+        </w:r>
+      </w:hyperlink>
+      <w:r>
+        <w:rPr>
+          <w:lang w:val="zh_TW" w:bidi="zh_TW"/>
+        </w:rPr>
+        <w:t>）。</w:t>
+      </w:r>
+    </w:p>
+    <w:p>
+      <w:pPr/>
+      <w:r>
+        <w:rPr>
+          <w:lang w:val="zh_TW" w:bidi="zh_TW"/>
+        </w:rPr>
+      </w:r>
+      <w:r>
+        <w:rPr>
+          <w:lang w:val="zh_TW" w:bidi="zh_TW"/>
+        </w:rPr>
+        <w:t>彌賽亞的盼望在被擄和逼迫期間變得更加強烈。事實上，在漫長的逼迫時期中，這種對彌賽亞拯救者的盼望，比以往任何時候都更強烈。這段時期通常被稱為兩約之間，持續了大約四個世紀，從最後一位先知直到施洗約翰和耶穌時代。</w:t>
+      </w:r>
+    </w:p>
+    <w:p>
+      <w:pPr/>
+      <w:r>
+        <w:rPr>
+          <w:lang w:val="zh_TW" w:bidi="zh_TW"/>
+        </w:rPr>
+      </w:r>
+      <w:r>
+        <w:rPr>
+          <w:lang w:val="zh_TW" w:bidi="zh_TW"/>
+        </w:rPr>
+        <w:t>基督徒相信在耶穌基督（或耶穌彌賽亞）裡，我們看到舊約救贖概念的實現。救贖的意象在福音書非常明顯。施洗約翰將拿撒勒的耶穌，描繪為應驗了神救贖的國度（</w:t>
+      </w:r>
+      <w:hyperlink r:id="rId138">
+        <w:r>
+          <w:rPr>
+            <w:lang w:val="zh_TW" w:bidi="zh_TW"/>
+          </w:rPr>
+          <w:rPr>
+            <w:color w:val="0000EE"/>
+            <w:u w:val="single"/>
+          </w:rPr>
+          <w:t>太3:12</w:t>
+        </w:r>
+      </w:hyperlink>
+      <w:r>
+        <w:rPr>
+          <w:lang w:val="zh_TW" w:bidi="zh_TW"/>
+        </w:rPr>
+        <w:t>），因此是以色列的彌賽亞。耶穌這位人子的來臨，是要捨命作多人的贖價（</w:t>
+      </w:r>
+      <w:hyperlink r:id="rId139">
+        <w:r>
+          <w:rPr>
+            <w:lang w:val="zh_TW" w:bidi="zh_TW"/>
+          </w:rPr>
+          <w:rPr>
+            <w:color w:val="0000EE"/>
+            <w:u w:val="single"/>
+          </w:rPr>
+          <w:t>太20:28</w:t>
+        </w:r>
+      </w:hyperlink>
+      <w:r>
+        <w:rPr>
+          <w:lang w:val="zh_TW" w:bidi="zh_TW"/>
+        </w:rPr>
+        <w:t>；</w:t>
+      </w:r>
+      <w:hyperlink r:id="rId140">
+        <w:r>
+          <w:rPr>
+            <w:lang w:val="zh_TW" w:bidi="zh_TW"/>
+          </w:rPr>
+          <w:rPr>
+            <w:color w:val="0000EE"/>
+            <w:u w:val="single"/>
+          </w:rPr>
+          <w:t>可10:45</w:t>
+        </w:r>
+      </w:hyperlink>
+      <w:r>
+        <w:rPr>
+          <w:lang w:val="zh_TW" w:bidi="zh_TW"/>
+        </w:rPr>
+        <w:t>）。彌賽亞的工作是代贖和具替代意義的。</w:t>
+      </w:r>
+    </w:p>
+    <w:p>
+      <w:pPr/>
+      <w:r>
+        <w:rPr>
+          <w:lang w:val="zh_TW" w:bidi="zh_TW"/>
+        </w:rPr>
+      </w:r>
+      <w:r>
+        <w:rPr>
+          <w:lang w:val="zh_TW" w:bidi="zh_TW"/>
+        </w:rPr>
+        <w:t>同樣的思想尤其見保羅著作。基督是向父獻上的挽回祭（</w:t>
+      </w:r>
+      <w:hyperlink r:id="rId141">
+        <w:r>
+          <w:rPr>
+            <w:lang w:val="zh_TW" w:bidi="zh_TW"/>
+          </w:rPr>
+          <w:rPr>
+            <w:color w:val="0000EE"/>
+            <w:u w:val="single"/>
+          </w:rPr>
+          <w:t>羅3:25</w:t>
+        </w:r>
+      </w:hyperlink>
+      <w:r>
+        <w:rPr>
+          <w:lang w:val="zh_TW" w:bidi="zh_TW"/>
+        </w:rPr>
+        <w:t>）。救贖是藉耶穌捨去生命（</w:t>
+      </w:r>
+      <w:hyperlink r:id="rId142">
+        <w:r>
+          <w:rPr>
+            <w:lang w:val="zh_TW" w:bidi="zh_TW"/>
+          </w:rPr>
+          <w:rPr>
+            <w:color w:val="0000EE"/>
+            <w:u w:val="single"/>
+          </w:rPr>
+          <w:t>徒20:28</w:t>
+        </w:r>
+      </w:hyperlink>
+      <w:r>
+        <w:rPr>
+          <w:lang w:val="zh_TW" w:bidi="zh_TW"/>
+        </w:rPr>
+        <w:t>），買贖百姓（</w:t>
+      </w:r>
+      <w:hyperlink r:id="rId143">
+        <w:r>
+          <w:rPr>
+            <w:lang w:val="zh_TW" w:bidi="zh_TW"/>
+          </w:rPr>
+          <w:rPr>
+            <w:color w:val="0000EE"/>
+            <w:u w:val="single"/>
+          </w:rPr>
+          <w:t>彼前2:9</w:t>
+        </w:r>
+      </w:hyperlink>
+      <w:r>
+        <w:rPr>
+          <w:lang w:val="zh_TW" w:bidi="zh_TW"/>
+        </w:rPr>
+        <w:t>；另見</w:t>
+      </w:r>
+      <w:hyperlink r:id="rId144">
+        <w:r>
+          <w:rPr>
+            <w:lang w:val="zh_TW" w:bidi="zh_TW"/>
+          </w:rPr>
+          <w:rPr>
+            <w:color w:val="0000EE"/>
+            <w:u w:val="single"/>
+          </w:rPr>
+          <w:t>林前7:22–24</w:t>
+        </w:r>
+      </w:hyperlink>
+      <w:r>
+        <w:rPr>
+          <w:lang w:val="zh_TW" w:bidi="zh_TW"/>
+        </w:rPr>
+        <w:t>；</w:t>
+      </w:r>
+      <w:hyperlink r:id="rId145">
+        <w:r>
+          <w:rPr>
+            <w:lang w:val="zh_TW" w:bidi="zh_TW"/>
+          </w:rPr>
+          <w:rPr>
+            <w:color w:val="0000EE"/>
+            <w:u w:val="single"/>
+          </w:rPr>
+          <w:t>林後5:14–17</w:t>
+        </w:r>
+      </w:hyperlink>
+      <w:r>
+        <w:rPr>
+          <w:lang w:val="zh_TW" w:bidi="zh_TW"/>
+        </w:rPr>
+        <w:t>）。這些都是用來表達救贖或贖罪核心思想的詞語或表達方式。耶穌基督是在自己身上，成就聖經救贖概念的人，並藉著祂的犧牲為罪人賜下救贖。</w:t>
+      </w:r>
+    </w:p>
+    <w:p>
+      <w:pPr/>
+      <w:r>
+        <w:rPr>
+          <w:lang w:val="zh_TW" w:bidi="zh_TW"/>
+        </w:rPr>
+      </w:r>
+      <w:r>
+        <w:rPr>
+          <w:lang w:val="zh_TW" w:bidi="zh_TW"/>
+        </w:rPr>
+        <w:t>救贖的概念對神的百姓有深刻意義。在舊約中，這概念說明了一個真理：神是其立約百姓的救主。雖然以色列因否認神的律法而陷入罪中，但神並沒有毀滅他們，而是在他們悔改時再悅納他們。</w:t>
+      </w:r>
+    </w:p>
+    <w:p>
+      <w:pPr/>
+      <w:r>
+        <w:rPr>
+          <w:lang w:val="zh_TW" w:bidi="zh_TW"/>
+        </w:rPr>
+      </w:r>
+      <w:r>
+        <w:rPr>
+          <w:lang w:val="zh_TW" w:bidi="zh_TW"/>
+        </w:rPr>
+        <w:t>尤其是在在先知書中，神的救贖工作會藉彌賽亞及其救贖的犧牲來完成。耶穌的追隨者相信祂是彌賽亞，會為整個世界提供救贖。與救贖的概念相伴的是神的愛，這是得著永生的基礎（</w:t>
+      </w:r>
+      <w:hyperlink r:id="rId146">
+        <w:r>
+          <w:rPr>
+            <w:lang w:val="zh_TW" w:bidi="zh_TW"/>
+          </w:rPr>
+          <w:rPr>
+            <w:color w:val="0000EE"/>
+            <w:u w:val="single"/>
+          </w:rPr>
+          <w:t>約3:16</w:t>
+        </w:r>
+      </w:hyperlink>
+      <w:r>
+        <w:rPr>
+          <w:lang w:val="zh_TW" w:bidi="zh_TW"/>
+        </w:rPr>
+        <w:t>）。相信的人會從罪的束縛中解脫，並再次得著救贖之神的喜悅。</w:t>
+      </w:r>
+    </w:p>
+    <w:p>
+      <w:pPr/>
+      <w:r>
+        <w:rPr>
+          <w:lang w:val="zh_TW" w:bidi="zh_TW"/>
+        </w:rPr>
+      </w:r>
+      <w:r>
+        <w:rPr>
+          <w:i/>
+          <w:lang w:val="zh_TW" w:bidi="zh_TW"/>
+        </w:rPr>
+        <w:t>另見</w:t>
+      </w:r>
+      <w:r>
+        <w:rPr>
+          <w:lang w:val="zh_TW" w:bidi="zh_TW"/>
+        </w:rPr>
+        <w:t xml:space="preserve"> </w:t>
+      </w:r>
+      <w:r>
+        <w:rPr>
+          <w:lang w:val="zh_TW" w:bidi="zh_TW"/>
+        </w:rPr>
+        <w:t>贖罪</w:t>
+      </w:r>
+      <w:r>
+        <w:rPr>
+          <w:lang w:val="zh_TW" w:bidi="zh_TW"/>
+        </w:rPr>
+        <w:t>、</w:t>
+      </w:r>
+      <w:r>
+        <w:rPr>
+          <w:lang w:val="zh_TW" w:bidi="zh_TW"/>
+        </w:rPr>
+        <w:t>贖價</w:t>
+      </w:r>
+      <w:r>
+        <w:rPr>
+          <w:lang w:val="zh_TW" w:bidi="zh_TW"/>
+        </w:rPr>
+        <w:t>、</w:t>
+      </w:r>
+      <w:r>
+        <w:rPr>
+          <w:lang w:val="zh_TW" w:bidi="zh_TW"/>
+        </w:rPr>
+        <w:t>救恩</w:t>
+      </w:r>
+      <w:r>
+        <w:rPr>
+          <w:lang w:val="zh_TW" w:bidi="zh_TW"/>
+        </w:rPr>
+        <w:t>。</w:t>
+      </w:r>
+      <w:r>
+        <w:rPr>
+          <w:lang w:val="zh_TW" w:bidi="zh_TW"/>
+        </w:rPr>
+      </w:r>
+      <w:r>
+        <w:rPr>
+          <w:lang w:val="zh_TW" w:bidi="zh_TW"/>
+        </w:rPr>
+      </w:r>
+    </w:p>
+    <w:p>
+      <w:pPr/>
+      <w:r>
+        <w:rPr>
+          <w:lang w:val="zh_TW" w:bidi="zh_TW"/>
+        </w:rPr>
+      </w:r>
+    </w:p>
+    <w:p>
+      <w:pPr>
+        <w:pStyle w:val="Heading2"/>
+      </w:pPr>
+      <w:r>
+        <w:rPr>
+          <w:lang w:val="zh_TW" w:bidi="zh_TW"/>
+        </w:rPr>
+        <w:t>救主</w:t>
+      </w:r>
+      <w:r>
+        <w:rPr>
+          <w:lang w:val="zh_TW" w:bidi="zh_TW"/>
+        </w:rPr>
+      </w:r>
+    </w:p>
+    <w:p>
+      <w:pPr/>
+      <w:r>
+        <w:rPr>
+          <w:lang w:val="zh_TW" w:bidi="zh_TW"/>
+        </w:rPr>
+      </w:r>
+      <w:r>
+        <w:rPr>
+          <w:lang w:val="zh_TW" w:bidi="zh_TW"/>
+        </w:rPr>
+        <w:t>施行拯救或救援的那一位。「救主（savior）」這個詞在聖經中最常用來指神和耶穌基督。將耶穌理解為救主是接受聖經信息的一個關鍵真理。英文聖經在舊約中使用savior（救主）來翻譯希伯來文詞語</w:t>
+      </w:r>
+      <w:r>
+        <w:rPr>
+          <w:i/>
+          <w:lang w:val="zh_TW" w:bidi="zh_TW"/>
+        </w:rPr>
+        <w:t>yasha'</w:t>
+      </w:r>
+      <w:r>
+        <w:rPr>
+          <w:lang w:val="zh_TW" w:bidi="zh_TW"/>
+        </w:rPr>
+        <w:t xml:space="preserve"> 的各種形式，這個詞的意思是「拯救（save）」、「救助（deliver）」或「救援（rescue）」。通常，「救主」這個詞用來翻譯動詞 </w:t>
+      </w:r>
+      <w:r>
+        <w:rPr>
+          <w:i/>
+          <w:lang w:val="zh_TW" w:bidi="zh_TW"/>
+        </w:rPr>
+        <w:t xml:space="preserve">moshia‘ </w:t>
+      </w:r>
+      <w:r>
+        <w:rPr>
+          <w:lang w:val="zh_TW" w:bidi="zh_TW"/>
+        </w:rPr>
+        <w:t>的分詞形式 ，意思是「施行拯救的那一位」。以這種方式使用時，「救主」在舊約中出現13或14次，具體數量取決於所使用的譯本。</w:t>
+      </w:r>
+    </w:p>
+    <w:p>
+      <w:pPr/>
+      <w:r>
+        <w:rPr>
+          <w:lang w:val="zh_TW" w:bidi="zh_TW"/>
+        </w:rPr>
+      </w:r>
+      <w:r>
+        <w:rPr>
+          <w:lang w:val="zh_TW" w:bidi="zh_TW"/>
+        </w:rPr>
+        <w:t>「救主」這個詞的基本理解是那位實行拯救或救援的人，這在</w:t>
+      </w:r>
+      <w:hyperlink r:id="rId147">
+        <w:r>
+          <w:rPr>
+            <w:lang w:val="zh_TW" w:bidi="zh_TW"/>
+          </w:rPr>
+          <w:rPr>
+            <w:color w:val="0000EE"/>
+            <w:u w:val="single"/>
+          </w:rPr>
+          <w:t>申命記二十二章27節</w:t>
+        </w:r>
+      </w:hyperlink>
+      <w:r>
+        <w:rPr>
+          <w:lang w:val="zh_TW" w:bidi="zh_TW"/>
+        </w:rPr>
+        <w:t>得到體現，那裡的律法預見一種在需要時沒有救助者在附近的情況。</w:t>
+      </w:r>
+      <w:r>
+        <w:rPr>
+          <w:i/>
+          <w:lang w:val="zh_TW" w:bidi="zh_TW"/>
+        </w:rPr>
+        <w:t>Moshia‘</w:t>
+      </w:r>
+      <w:r>
+        <w:rPr>
+          <w:lang w:val="zh_TW" w:bidi="zh_TW"/>
+        </w:rPr>
+        <w:t xml:space="preserve"> 這個詞也應用於個人身上，例如俄陀聶和以笏都被稱為「拯救者」（</w:t>
+      </w:r>
+      <w:hyperlink r:id="rId148">
+        <w:r>
+          <w:rPr>
+            <w:lang w:val="zh_TW" w:bidi="zh_TW"/>
+          </w:rPr>
+          <w:rPr>
+            <w:color w:val="0000EE"/>
+            <w:u w:val="single"/>
+          </w:rPr>
+          <w:t>士3:9、15</w:t>
+        </w:r>
+      </w:hyperlink>
+      <w:r>
+        <w:rPr>
+          <w:lang w:val="zh_TW" w:bidi="zh_TW"/>
+        </w:rPr>
+        <w:t>），而</w:t>
+      </w:r>
+      <w:hyperlink r:id="rId149">
+        <w:r>
+          <w:rPr>
+            <w:lang w:val="zh_TW" w:bidi="zh_TW"/>
+          </w:rPr>
+          <w:rPr>
+            <w:color w:val="0000EE"/>
+            <w:u w:val="single"/>
+          </w:rPr>
+          <w:t>尼希米記九章27節</w:t>
+        </w:r>
+      </w:hyperlink>
+      <w:r>
+        <w:rPr>
+          <w:lang w:val="zh_TW" w:bidi="zh_TW"/>
+        </w:rPr>
+        <w:t>提到神所差遣的士師們被稱為神所差遣的拯救者。</w:t>
+      </w:r>
+      <w:hyperlink r:id="rId150">
+        <w:r>
+          <w:rPr>
+            <w:lang w:val="zh_TW" w:bidi="zh_TW"/>
+          </w:rPr>
+          <w:rPr>
+            <w:color w:val="0000EE"/>
+            <w:u w:val="single"/>
+          </w:rPr>
+          <w:t>列王紀下十三章5節</w:t>
+        </w:r>
+      </w:hyperlink>
+      <w:r>
+        <w:rPr>
+          <w:lang w:val="zh_TW" w:bidi="zh_TW"/>
+        </w:rPr>
+        <w:t>記載了主給以色列一位救主，指的是他們從亞蘭人手中得救。有些人認為這位拯救者是指猶大王耶羅波安二世；另一些人則認為是一位外邦君王，通常是哈馬的扎基爾（Zakir）王。然而，經文並未明確指出這位救主是誰。經文的重點在於神為祂的子民差遣了這位拯救者。在舊約中，大多數提到「救主」的經文是指神自己是以色列的救主，即使這個稱謂有時被用於其他人身上，也會明確指出這是神差遣或興起的。以色列人明白神是他們的救主，並在讚美的詩歌中（</w:t>
+      </w:r>
+      <w:hyperlink r:id="rId151">
+        <w:r>
+          <w:rPr>
+            <w:lang w:val="zh_TW" w:bidi="zh_TW"/>
+          </w:rPr>
+          <w:rPr>
+            <w:color w:val="0000EE"/>
+            <w:u w:val="single"/>
+          </w:rPr>
+          <w:t>詩17:7</w:t>
+        </w:r>
+      </w:hyperlink>
+      <w:r>
+        <w:rPr>
+          <w:lang w:val="zh_TW" w:bidi="zh_TW"/>
+        </w:rPr>
+        <w:t>，</w:t>
+      </w:r>
+      <w:hyperlink r:id="rId152">
+        <w:r>
+          <w:rPr>
+            <w:lang w:val="zh_TW" w:bidi="zh_TW"/>
+          </w:rPr>
+          <w:rPr>
+            <w:color w:val="0000EE"/>
+            <w:u w:val="single"/>
+          </w:rPr>
+          <w:t>106:1–12</w:t>
+        </w:r>
+      </w:hyperlink>
+      <w:r>
+        <w:rPr>
+          <w:lang w:val="zh_TW" w:bidi="zh_TW"/>
+        </w:rPr>
+        <w:t>）和求救的呼聲中宣告這一點（</w:t>
+      </w:r>
+      <w:hyperlink r:id="rId153">
+        <w:r>
+          <w:rPr>
+            <w:lang w:val="zh_TW" w:bidi="zh_TW"/>
+          </w:rPr>
+          <w:rPr>
+            <w:color w:val="0000EE"/>
+            <w:u w:val="single"/>
+          </w:rPr>
+          <w:t>耶14:8</w:t>
+        </w:r>
+      </w:hyperlink>
+      <w:r>
+        <w:rPr>
+          <w:lang w:val="zh_TW" w:bidi="zh_TW"/>
+        </w:rPr>
+        <w:t>）。大衛這樣稱頌神：「是我的高臺，是我的避難所。我的救主」（</w:t>
+      </w:r>
+      <w:hyperlink r:id="rId154">
+        <w:r>
+          <w:rPr>
+            <w:lang w:val="zh_TW" w:bidi="zh_TW"/>
+          </w:rPr>
+          <w:rPr>
+            <w:color w:val="0000EE"/>
+            <w:u w:val="single"/>
+          </w:rPr>
+          <w:t>撒下22:3</w:t>
+        </w:r>
+      </w:hyperlink>
+      <w:r>
+        <w:rPr>
+          <w:lang w:val="zh_TW" w:bidi="zh_TW"/>
+        </w:rPr>
+        <w:t>）。詩篇的作者經常稱頌耶和華為他們的「幫助」或「拯救」（</w:t>
+      </w:r>
+      <w:hyperlink r:id="rId155">
+        <w:r>
+          <w:rPr>
+            <w:lang w:val="zh_TW" w:bidi="zh_TW"/>
+          </w:rPr>
+          <w:rPr>
+            <w:color w:val="0000EE"/>
+            <w:u w:val="single"/>
+          </w:rPr>
+          <w:t>詩27:9</w:t>
+        </w:r>
+      </w:hyperlink>
+      <w:r>
+        <w:rPr>
+          <w:lang w:val="zh_TW" w:bidi="zh_TW"/>
+        </w:rPr>
+        <w:t>，</w:t>
+      </w:r>
+      <w:hyperlink r:id="rId73">
+        <w:r>
+          <w:rPr>
+            <w:lang w:val="zh_TW" w:bidi="zh_TW"/>
+          </w:rPr>
+          <w:rPr>
+            <w:color w:val="0000EE"/>
+            <w:u w:val="single"/>
+          </w:rPr>
+          <w:t>38:22</w:t>
+        </w:r>
+      </w:hyperlink>
+      <w:r>
+        <w:rPr>
+          <w:lang w:val="zh_TW" w:bidi="zh_TW"/>
+        </w:rPr>
+        <w:t>，</w:t>
+      </w:r>
+      <w:hyperlink r:id="rId156">
+        <w:r>
+          <w:rPr>
+            <w:lang w:val="zh_TW" w:bidi="zh_TW"/>
+          </w:rPr>
+          <w:rPr>
+            <w:color w:val="0000EE"/>
+            <w:u w:val="single"/>
+          </w:rPr>
+          <w:t>42:5、11</w:t>
+        </w:r>
+      </w:hyperlink>
+      <w:r>
+        <w:rPr>
+          <w:lang w:val="zh_TW" w:bidi="zh_TW"/>
+        </w:rPr>
+        <w:t>，</w:t>
+      </w:r>
+      <w:hyperlink r:id="rId78">
+        <w:r>
+          <w:rPr>
+            <w:lang w:val="zh_TW" w:bidi="zh_TW"/>
+          </w:rPr>
+          <w:rPr>
+            <w:color w:val="0000EE"/>
+            <w:u w:val="single"/>
+          </w:rPr>
+          <w:t>65:5</w:t>
+        </w:r>
+      </w:hyperlink>
+      <w:r>
+        <w:rPr>
+          <w:lang w:val="zh_TW" w:bidi="zh_TW"/>
+        </w:rPr>
+        <w:t>，</w:t>
+      </w:r>
+      <w:hyperlink r:id="rId157">
+        <w:r>
+          <w:rPr>
+            <w:lang w:val="zh_TW" w:bidi="zh_TW"/>
+          </w:rPr>
+          <w:rPr>
+            <w:color w:val="0000EE"/>
+            <w:u w:val="single"/>
+          </w:rPr>
+          <w:t>68:19</w:t>
+        </w:r>
+      </w:hyperlink>
+      <w:r>
+        <w:rPr>
+          <w:lang w:val="zh_TW" w:bidi="zh_TW"/>
+        </w:rPr>
+        <w:t>，</w:t>
+      </w:r>
+      <w:hyperlink r:id="rId158">
+        <w:r>
+          <w:rPr>
+            <w:lang w:val="zh_TW" w:bidi="zh_TW"/>
+          </w:rPr>
+          <w:rPr>
+            <w:color w:val="0000EE"/>
+            <w:u w:val="single"/>
+          </w:rPr>
+          <w:t>79:9</w:t>
+        </w:r>
+      </w:hyperlink>
+      <w:r>
+        <w:rPr>
+          <w:lang w:val="zh_TW" w:bidi="zh_TW"/>
+        </w:rPr>
+        <w:t>，</w:t>
+      </w:r>
+      <w:hyperlink r:id="rId159">
+        <w:r>
+          <w:rPr>
+            <w:lang w:val="zh_TW" w:bidi="zh_TW"/>
+          </w:rPr>
+          <w:rPr>
+            <w:color w:val="0000EE"/>
+            <w:u w:val="single"/>
+          </w:rPr>
+          <w:t>85:4</w:t>
+        </w:r>
+      </w:hyperlink>
+      <w:r>
+        <w:rPr>
+          <w:lang w:val="zh_TW" w:bidi="zh_TW"/>
+        </w:rPr>
+        <w:t>，</w:t>
+      </w:r>
+      <w:hyperlink r:id="rId160">
+        <w:r>
+          <w:rPr>
+            <w:lang w:val="zh_TW" w:bidi="zh_TW"/>
+          </w:rPr>
+          <w:rPr>
+            <w:color w:val="0000EE"/>
+            <w:u w:val="single"/>
+          </w:rPr>
+          <w:t>89:26</w:t>
+        </w:r>
+      </w:hyperlink>
+      <w:r>
+        <w:rPr>
+          <w:lang w:val="zh_TW" w:bidi="zh_TW"/>
+        </w:rPr>
+        <w:t>）。對以色列人來說，出埃及無疑是他們最偉大的拯救經歷，並奠定了他們認識神是救主的基礎。詩篇的作者在回憶以色列鑄造金牛犢的罪時，宣告說：「忘了神—他們的救主；他曾在埃及行大事」（</w:t>
+      </w:r>
+      <w:hyperlink r:id="rId161">
+        <w:r>
+          <w:rPr>
+            <w:lang w:val="zh_TW" w:bidi="zh_TW"/>
+          </w:rPr>
+          <w:rPr>
+            <w:color w:val="0000EE"/>
+            <w:u w:val="single"/>
+          </w:rPr>
+          <w:t>詩106:21</w:t>
+        </w:r>
+      </w:hyperlink>
+      <w:r>
+        <w:rPr>
+          <w:lang w:val="zh_TW" w:bidi="zh_TW"/>
+        </w:rPr>
+        <w:t>；參</w:t>
+      </w:r>
+      <w:hyperlink r:id="rId162">
+        <w:r>
+          <w:rPr>
+            <w:lang w:val="zh_TW" w:bidi="zh_TW"/>
+          </w:rPr>
+          <w:rPr>
+            <w:color w:val="0000EE"/>
+            <w:u w:val="single"/>
+          </w:rPr>
+          <w:t>賽63:11</w:t>
+        </w:r>
+      </w:hyperlink>
+      <w:r>
+        <w:rPr>
+          <w:lang w:val="zh_TW" w:bidi="zh_TW"/>
+        </w:rPr>
+        <w:t>；</w:t>
+      </w:r>
+      <w:hyperlink r:id="rId163">
+        <w:r>
+          <w:rPr>
+            <w:lang w:val="zh_TW" w:bidi="zh_TW"/>
+          </w:rPr>
+          <w:rPr>
+            <w:color w:val="0000EE"/>
+            <w:u w:val="single"/>
+          </w:rPr>
+          <w:t>何13:4–6</w:t>
+        </w:r>
+      </w:hyperlink>
+      <w:r>
+        <w:rPr>
+          <w:lang w:val="zh_TW" w:bidi="zh_TW"/>
+        </w:rPr>
+        <w:t>）。在以賽亞書中，「救主」這個稱謂經常用來強調神的獨一性。神被視為唯一的救主，與外邦的神祇和偶像形成鮮明對比：「惟有我是耶和華； 除我以外沒有救主。我曾指示，我曾拯救，我曾說明，並且在你們中間沒有別神。 」（</w:t>
+      </w:r>
+      <w:hyperlink r:id="rId164">
+        <w:r>
+          <w:rPr>
+            <w:lang w:val="zh_TW" w:bidi="zh_TW"/>
+          </w:rPr>
+          <w:rPr>
+            <w:color w:val="0000EE"/>
+            <w:u w:val="single"/>
+          </w:rPr>
+          <w:t>賽43:11–12</w:t>
+        </w:r>
+      </w:hyperlink>
+      <w:r>
+        <w:rPr>
+          <w:lang w:val="zh_TW" w:bidi="zh_TW"/>
+        </w:rPr>
+        <w:t>）。以賽亞進一步指出，神會藉著以色列未來的祝福與復興，顯明祂自己為救主（</w:t>
+      </w:r>
+      <w:hyperlink r:id="rId165">
+        <w:r>
+          <w:rPr>
+            <w:lang w:val="zh_TW" w:bidi="zh_TW"/>
+          </w:rPr>
+          <w:rPr>
+            <w:color w:val="0000EE"/>
+            <w:u w:val="single"/>
+          </w:rPr>
+          <w:t>49:26</w:t>
+        </w:r>
+      </w:hyperlink>
+      <w:r>
+        <w:rPr>
+          <w:lang w:val="zh_TW" w:bidi="zh_TW"/>
+        </w:rPr>
+        <w:t>，</w:t>
+      </w:r>
+      <w:hyperlink r:id="rId166">
+        <w:r>
+          <w:rPr>
+            <w:lang w:val="zh_TW" w:bidi="zh_TW"/>
+          </w:rPr>
+          <w:rPr>
+            <w:color w:val="0000EE"/>
+            <w:u w:val="single"/>
+          </w:rPr>
+          <w:t>60:16</w:t>
+        </w:r>
+      </w:hyperlink>
+      <w:r>
+        <w:rPr>
+          <w:lang w:val="zh_TW" w:bidi="zh_TW"/>
+        </w:rPr>
+        <w:t>）。雖然「救主」這個稱謂在舊約中並未直接應用於彌賽亞，但像</w:t>
+      </w:r>
+      <w:hyperlink r:id="rId85">
+        <w:r>
+          <w:rPr>
+            <w:lang w:val="zh_TW" w:bidi="zh_TW"/>
+          </w:rPr>
+          <w:rPr>
+            <w:color w:val="0000EE"/>
+            <w:u w:val="single"/>
+          </w:rPr>
+          <w:t>撒迦利亞書九章9節</w:t>
+        </w:r>
+      </w:hyperlink>
+      <w:r>
+        <w:rPr>
+          <w:lang w:val="zh_TW" w:bidi="zh_TW"/>
+        </w:rPr>
+        <w:t>這樣的經文暗示了神的受膏者將是一位拯救者。一些次經使用「救主」來稱呼神，有些則使用「永恆的救主」（</w:t>
+      </w:r>
+      <w:hyperlink r:id="rId167">
+        <w:r>
+          <w:rPr>
+            <w:lang w:val="zh_TW" w:bidi="zh_TW"/>
+          </w:rPr>
+          <w:rPr>
+            <w:color w:val="0000EE"/>
+            <w:u w:val="single"/>
+          </w:rPr>
+          <w:t>巴錄書4:22</w:t>
+        </w:r>
+      </w:hyperlink>
+      <w:r>
+        <w:rPr>
+          <w:lang w:val="zh_TW" w:bidi="zh_TW"/>
+        </w:rPr>
+        <w:t>）或「以色列永遠的救主」（</w:t>
+      </w:r>
+      <w:hyperlink r:id="rId168">
+        <w:r>
+          <w:rPr>
+            <w:lang w:val="zh_TW" w:bidi="zh_TW"/>
+          </w:rPr>
+          <w:rPr>
+            <w:color w:val="0000EE"/>
+            <w:u w:val="single"/>
+          </w:rPr>
+          <w:t>馬加比三書7:16</w:t>
+        </w:r>
+      </w:hyperlink>
+      <w:r>
+        <w:rPr>
+          <w:lang w:val="zh_TW" w:bidi="zh_TW"/>
+        </w:rPr>
+        <w:t>）這崇高的稱號。這種後期的用法也說明了神是能拯救以色列的那一位。</w:t>
+      </w:r>
+    </w:p>
+    <w:p>
+      <w:pPr/>
+      <w:r>
+        <w:rPr>
+          <w:lang w:val="zh_TW" w:bidi="zh_TW"/>
+        </w:rPr>
+      </w:r>
+      <w:r>
+        <w:rPr>
+          <w:lang w:val="zh_TW" w:bidi="zh_TW"/>
+        </w:rPr>
+        <w:t>希臘文獻中使用的soter（「救主」、「拯救者」來自動詞sozo，意思是「拯救」、「救援」）同時指神和人。例如，希羅多德一度將雅典人稱為希臘的「救主」（</w:t>
+      </w:r>
+      <w:r>
+        <w:rPr>
+          <w:i/>
+          <w:lang w:val="zh_TW" w:bidi="zh_TW"/>
+        </w:rPr>
+        <w:t>波斯戰爭Persian Wars</w:t>
+      </w:r>
+      <w:r>
+        <w:rPr>
+          <w:lang w:val="zh_TW" w:bidi="zh_TW"/>
+        </w:rPr>
+        <w:t>7.139.5）。在七十士譯本中，soter（「救主」）用來翻譯希伯來文yasha‘（「拯救」）的各種形式。Soter在新約中出現24次，並且專門用於神和耶穌基督（8次用於神，16次用於基督）。soter在新約出現的24次中，10次出現在書信中，5次出現在彼得後書中。在</w:t>
+      </w:r>
+      <w:hyperlink r:id="rId169">
+        <w:r>
+          <w:rPr>
+            <w:lang w:val="zh_TW" w:bidi="zh_TW"/>
+          </w:rPr>
+          <w:rPr>
+            <w:color w:val="0000EE"/>
+            <w:u w:val="single"/>
+          </w:rPr>
+          <w:t>路加福音一章47節</w:t>
+        </w:r>
+      </w:hyperlink>
+      <w:r>
+        <w:rPr>
+          <w:lang w:val="zh_TW" w:bidi="zh_TW"/>
+        </w:rPr>
+        <w:t>，馬利亞在她的讚美詩中稱頌神為救主，這反映了舊約的影響。耶穌的名字（希臘文是約書亞）意思是「主是拯救」，這名字是預表耶穌作為救主的功能（</w:t>
+      </w:r>
+      <w:hyperlink r:id="rId170">
+        <w:r>
+          <w:rPr>
+            <w:lang w:val="zh_TW" w:bidi="zh_TW"/>
+          </w:rPr>
+          <w:rPr>
+            <w:color w:val="0000EE"/>
+            <w:u w:val="single"/>
+          </w:rPr>
+          <w:t>太1:21</w:t>
+        </w:r>
+      </w:hyperlink>
+      <w:r>
+        <w:rPr>
+          <w:lang w:val="zh_TW" w:bidi="zh_TW"/>
+        </w:rPr>
+        <w:t>）。作為救主，耶穌完成了神所應許的救贖計劃（</w:t>
+      </w:r>
+      <w:hyperlink r:id="rId171">
+        <w:r>
+          <w:rPr>
+            <w:lang w:val="zh_TW" w:bidi="zh_TW"/>
+          </w:rPr>
+          <w:rPr>
+            <w:color w:val="0000EE"/>
+            <w:u w:val="single"/>
+          </w:rPr>
+          <w:t>徒13:23</w:t>
+        </w:r>
+      </w:hyperlink>
+      <w:r>
+        <w:rPr>
+          <w:lang w:val="zh_TW" w:bidi="zh_TW"/>
+        </w:rPr>
+        <w:t>；</w:t>
+      </w:r>
+      <w:hyperlink r:id="rId172">
+        <w:r>
+          <w:rPr>
+            <w:lang w:val="zh_TW" w:bidi="zh_TW"/>
+          </w:rPr>
+          <w:rPr>
+            <w:color w:val="0000EE"/>
+            <w:u w:val="single"/>
+          </w:rPr>
+          <w:t>多3:4</w:t>
+        </w:r>
+      </w:hyperlink>
+      <w:r>
+        <w:rPr>
+          <w:lang w:val="zh_TW" w:bidi="zh_TW"/>
+        </w:rPr>
+        <w:t>），為人類提供了救贖（</w:t>
+      </w:r>
+      <w:hyperlink r:id="rId173">
+        <w:r>
+          <w:rPr>
+            <w:lang w:val="zh_TW" w:bidi="zh_TW"/>
+          </w:rPr>
+          <w:rPr>
+            <w:color w:val="0000EE"/>
+            <w:u w:val="single"/>
+          </w:rPr>
+          <w:t>多2:13–14</w:t>
+        </w:r>
+      </w:hyperlink>
+      <w:r>
+        <w:rPr>
+          <w:lang w:val="zh_TW" w:bidi="zh_TW"/>
+        </w:rPr>
+        <w:t>），並成為信徒的盼望（</w:t>
+      </w:r>
+      <w:hyperlink r:id="rId174">
+        <w:r>
+          <w:rPr>
+            <w:lang w:val="zh_TW" w:bidi="zh_TW"/>
+          </w:rPr>
+          <w:rPr>
+            <w:color w:val="0000EE"/>
+            <w:u w:val="single"/>
+          </w:rPr>
+          <w:t>腓3:20–21</w:t>
+        </w:r>
+      </w:hyperlink>
+      <w:r>
+        <w:rPr>
+          <w:lang w:val="zh_TW" w:bidi="zh_TW"/>
+        </w:rPr>
+        <w:t>）。「救主」這個詞本身固有的概念是救人或將人從危險中拯救到安全的位置。耶穌已經將信徒從罪和死中拯救出來，帶入到永生和生命中（</w:t>
+      </w:r>
+      <w:hyperlink r:id="rId175">
+        <w:r>
+          <w:rPr>
+            <w:lang w:val="zh_TW" w:bidi="zh_TW"/>
+          </w:rPr>
+          <w:rPr>
+            <w:color w:val="0000EE"/>
+            <w:u w:val="single"/>
+          </w:rPr>
+          <w:t>提後1:10</w:t>
+        </w:r>
+      </w:hyperlink>
+      <w:r>
+        <w:rPr>
+          <w:lang w:val="zh_TW" w:bidi="zh_TW"/>
+        </w:rPr>
+        <w:t>）。雖然耶穌從未稱自己為救主（soter），但天使在耶穌降生時宣告祂為救主（</w:t>
+      </w:r>
+      <w:hyperlink r:id="rId176">
+        <w:r>
+          <w:rPr>
+            <w:lang w:val="zh_TW" w:bidi="zh_TW"/>
+          </w:rPr>
+          <w:rPr>
+            <w:color w:val="0000EE"/>
+            <w:u w:val="single"/>
+          </w:rPr>
+          <w:t>路2:11</w:t>
+        </w:r>
+      </w:hyperlink>
+      <w:r>
+        <w:rPr>
+          <w:lang w:val="zh_TW" w:bidi="zh_TW"/>
+        </w:rPr>
+        <w:t>），聽到耶穌話語的人承認耶穌是救主（</w:t>
+      </w:r>
+      <w:hyperlink r:id="rId177">
+        <w:r>
+          <w:rPr>
+            <w:lang w:val="zh_TW" w:bidi="zh_TW"/>
+          </w:rPr>
+          <w:rPr>
+            <w:color w:val="0000EE"/>
+            <w:u w:val="single"/>
+          </w:rPr>
+          <w:t>約4:42</w:t>
+        </w:r>
+      </w:hyperlink>
+      <w:r>
+        <w:rPr>
+          <w:lang w:val="zh_TW" w:bidi="zh_TW"/>
+        </w:rPr>
+        <w:t>），早期教會也宣告耶穌為救主（</w:t>
+      </w:r>
+      <w:hyperlink r:id="rId178">
+        <w:r>
+          <w:rPr>
+            <w:lang w:val="zh_TW" w:bidi="zh_TW"/>
+          </w:rPr>
+          <w:rPr>
+            <w:color w:val="0000EE"/>
+            <w:u w:val="single"/>
+          </w:rPr>
+          <w:t>徒5:31</w:t>
+        </w:r>
+      </w:hyperlink>
+      <w:r>
+        <w:rPr>
+          <w:lang w:val="zh_TW" w:bidi="zh_TW"/>
+        </w:rPr>
+        <w:t>，</w:t>
+      </w:r>
+      <w:hyperlink r:id="rId171">
+        <w:r>
+          <w:rPr>
+            <w:lang w:val="zh_TW" w:bidi="zh_TW"/>
+          </w:rPr>
+          <w:rPr>
+            <w:color w:val="0000EE"/>
+            <w:u w:val="single"/>
+          </w:rPr>
+          <w:t>13:23</w:t>
+        </w:r>
+      </w:hyperlink>
+      <w:r>
+        <w:rPr>
+          <w:lang w:val="zh_TW" w:bidi="zh_TW"/>
+        </w:rPr>
+        <w:t>）。救恩是耶穌使命的核心（</w:t>
+      </w:r>
+      <w:hyperlink r:id="rId179">
+        <w:r>
+          <w:rPr>
+            <w:lang w:val="zh_TW" w:bidi="zh_TW"/>
+          </w:rPr>
+          <w:rPr>
+            <w:color w:val="0000EE"/>
+            <w:u w:val="single"/>
+          </w:rPr>
+          <w:t>路19:10</w:t>
+        </w:r>
+      </w:hyperlink>
+      <w:r>
+        <w:rPr>
+          <w:lang w:val="zh_TW" w:bidi="zh_TW"/>
+        </w:rPr>
+        <w:t>）。保羅教導說，基督是教會現在（</w:t>
+      </w:r>
+      <w:hyperlink r:id="rId180">
+        <w:r>
+          <w:rPr>
+            <w:lang w:val="zh_TW" w:bidi="zh_TW"/>
+          </w:rPr>
+          <w:rPr>
+            <w:color w:val="0000EE"/>
+            <w:u w:val="single"/>
+          </w:rPr>
+          <w:t>弗5:23</w:t>
+        </w:r>
+      </w:hyperlink>
+      <w:r>
+        <w:rPr>
+          <w:lang w:val="zh_TW" w:bidi="zh_TW"/>
+        </w:rPr>
+        <w:t>）和將來（</w:t>
+      </w:r>
+      <w:hyperlink r:id="rId181">
+        <w:r>
+          <w:rPr>
+            <w:lang w:val="zh_TW" w:bidi="zh_TW"/>
+          </w:rPr>
+          <w:rPr>
+            <w:color w:val="0000EE"/>
+            <w:u w:val="single"/>
+          </w:rPr>
+          <w:t>腓3:20</w:t>
+        </w:r>
+      </w:hyperlink>
+      <w:r>
+        <w:rPr>
+          <w:lang w:val="zh_TW" w:bidi="zh_TW"/>
+        </w:rPr>
+        <w:t>）的救主。</w:t>
+      </w:r>
+    </w:p>
+    <w:p>
+      <w:pPr/>
+      <w:r>
+        <w:rPr>
+          <w:lang w:val="zh_TW" w:bidi="zh_TW"/>
+        </w:rPr>
+      </w:r>
+      <w:r>
+        <w:rPr>
+          <w:lang w:val="zh_TW" w:bidi="zh_TW"/>
+        </w:rPr>
+        <w:t>救主這個稱謂在教牧書信中應用於神，並且明確地代表神是所有人的救主（</w:t>
+      </w:r>
+      <w:hyperlink r:id="rId182">
+        <w:r>
+          <w:rPr>
+            <w:lang w:val="zh_TW" w:bidi="zh_TW"/>
+          </w:rPr>
+          <w:rPr>
+            <w:color w:val="0000EE"/>
+            <w:u w:val="single"/>
+          </w:rPr>
+          <w:t>提前2:3</w:t>
+        </w:r>
+      </w:hyperlink>
+      <w:r>
+        <w:rPr>
+          <w:lang w:val="zh_TW" w:bidi="zh_TW"/>
+        </w:rPr>
+        <w:t>，</w:t>
+      </w:r>
+      <w:hyperlink r:id="rId183">
+        <w:r>
+          <w:rPr>
+            <w:lang w:val="zh_TW" w:bidi="zh_TW"/>
+          </w:rPr>
+          <w:rPr>
+            <w:color w:val="0000EE"/>
+            <w:u w:val="single"/>
+          </w:rPr>
+          <w:t>4:10</w:t>
+        </w:r>
+      </w:hyperlink>
+      <w:r>
+        <w:rPr>
+          <w:lang w:val="zh_TW" w:bidi="zh_TW"/>
+        </w:rPr>
+        <w:t>）。教牧書信還明確地稱耶穌為救主（</w:t>
+      </w:r>
+      <w:hyperlink r:id="rId175">
+        <w:r>
+          <w:rPr>
+            <w:lang w:val="zh_TW" w:bidi="zh_TW"/>
+          </w:rPr>
+          <w:rPr>
+            <w:color w:val="0000EE"/>
+            <w:u w:val="single"/>
+          </w:rPr>
+          <w:t>提後1:10</w:t>
+        </w:r>
+      </w:hyperlink>
+      <w:r>
+        <w:rPr>
+          <w:lang w:val="zh_TW" w:bidi="zh_TW"/>
+        </w:rPr>
+        <w:t>；</w:t>
+      </w:r>
+      <w:hyperlink r:id="rId184">
+        <w:r>
+          <w:rPr>
+            <w:lang w:val="zh_TW" w:bidi="zh_TW"/>
+          </w:rPr>
+          <w:rPr>
+            <w:color w:val="0000EE"/>
+            <w:u w:val="single"/>
+          </w:rPr>
+          <w:t>多3:6</w:t>
+        </w:r>
+      </w:hyperlink>
+      <w:r>
+        <w:rPr>
+          <w:lang w:val="zh_TW" w:bidi="zh_TW"/>
+        </w:rPr>
+        <w:t>），在某些情況下也宣稱祂耶穌是神—救主（</w:t>
+      </w:r>
+      <w:hyperlink r:id="rId185">
+        <w:r>
+          <w:rPr>
+            <w:lang w:val="zh_TW" w:bidi="zh_TW"/>
+          </w:rPr>
+          <w:rPr>
+            <w:color w:val="0000EE"/>
+            <w:u w:val="single"/>
+          </w:rPr>
+          <w:t>多2:13，</w:t>
+        </w:r>
+      </w:hyperlink>
+      <w:hyperlink r:id="rId186">
+        <w:r>
+          <w:rPr>
+            <w:lang w:val="zh_TW" w:bidi="zh_TW"/>
+          </w:rPr>
+          <w:rPr>
+            <w:color w:val="0000EE"/>
+            <w:u w:val="single"/>
+          </w:rPr>
+          <w:t>3:4–6</w:t>
+        </w:r>
+      </w:hyperlink>
+      <w:r>
+        <w:rPr>
+          <w:lang w:val="zh_TW" w:bidi="zh_TW"/>
+        </w:rPr>
+        <w:t>）在整卷彼得後書中，救主是耶穌基督的稱謂（例如，</w:t>
+      </w:r>
+      <w:hyperlink r:id="rId187">
+        <w:r>
+          <w:rPr>
+            <w:lang w:val="zh_TW" w:bidi="zh_TW"/>
+          </w:rPr>
+          <w:rPr>
+            <w:color w:val="0000EE"/>
+            <w:u w:val="single"/>
+          </w:rPr>
+          <w:t>彼後2:20</w:t>
+        </w:r>
+      </w:hyperlink>
+      <w:r>
+        <w:rPr>
+          <w:lang w:val="zh_TW" w:bidi="zh_TW"/>
+        </w:rPr>
+        <w:t>）。約翰在他的第一封書信中，用這個詞來描述耶穌是父差來拯救世人的救主（</w:t>
+      </w:r>
+      <w:hyperlink r:id="rId188">
+        <w:r>
+          <w:rPr>
+            <w:lang w:val="zh_TW" w:bidi="zh_TW"/>
+          </w:rPr>
+          <w:rPr>
+            <w:color w:val="0000EE"/>
+            <w:u w:val="single"/>
+          </w:rPr>
+          <w:t>約一4:14</w:t>
+        </w:r>
+      </w:hyperlink>
+      <w:r>
+        <w:rPr>
+          <w:lang w:val="zh_TW" w:bidi="zh_TW"/>
+        </w:rPr>
+        <w:t>）。</w:t>
+      </w:r>
+    </w:p>
+    <w:p>
+      <w:pPr/>
+      <w:r>
+        <w:rPr>
+          <w:lang w:val="zh_TW" w:bidi="zh_TW"/>
+        </w:rPr>
+      </w:r>
+      <w:r>
+        <w:rPr>
+          <w:i/>
+          <w:lang w:val="zh_TW" w:bidi="zh_TW"/>
+        </w:rPr>
+        <w:t>另見</w:t>
+      </w:r>
+      <w:r>
+        <w:rPr>
+          <w:lang w:val="zh_TW" w:bidi="zh_TW"/>
+        </w:rPr>
+        <w:t xml:space="preserve"> </w:t>
+      </w:r>
+      <w:r>
+        <w:rPr>
+          <w:lang w:val="zh_TW" w:bidi="zh_TW"/>
+        </w:rPr>
+        <w:t>救恩</w:t>
+      </w:r>
+      <w:r>
+        <w:rPr>
+          <w:lang w:val="zh_TW" w:bidi="zh_TW"/>
+        </w:rPr>
+        <w:t>。</w:t>
+      </w:r>
+      <w:r>
+        <w:rPr>
+          <w:lang w:val="zh_TW" w:bidi="zh_TW"/>
+        </w:rPr>
+      </w:r>
+      <w:r>
+        <w:rPr>
+          <w:lang w:val="zh_TW" w:bidi="zh_TW"/>
+        </w:rPr>
+      </w:r>
+    </w:p>
+    <w:p>
+      <w:pPr/>
+      <w:r>
+        <w:rPr>
+          <w:lang w:val="zh_TW" w:bidi="zh_TW"/>
+        </w:rPr>
+      </w:r>
+    </w:p>
+    <w:p>
+      <w:pPr>
+        <w:pStyle w:val="Heading2"/>
+      </w:pPr>
+      <w:r>
+        <w:rPr>
+          <w:lang w:val="zh_TW" w:bidi="zh_TW"/>
+        </w:rPr>
+        <w:t>舊人與新人</w:t>
+      </w:r>
+      <w:r>
+        <w:rPr>
+          <w:lang w:val="zh_TW" w:bidi="zh_TW"/>
+        </w:rPr>
+      </w:r>
+    </w:p>
+    <w:p>
+      <w:pPr/>
+      <w:r>
+        <w:rPr>
+          <w:lang w:val="zh_TW" w:bidi="zh_TW"/>
+        </w:rPr>
+      </w:r>
+      <w:r>
+        <w:rPr>
+          <w:lang w:val="zh_TW" w:bidi="zh_TW"/>
+        </w:rPr>
+        <w:t>聖經用這個概念，描述人在基督裡的狀態。人按照神的形像被造，目的是要與祂相交（</w:t>
+      </w:r>
+      <w:hyperlink r:id="rId189">
+        <w:r>
+          <w:rPr>
+            <w:lang w:val="zh_TW" w:bidi="zh_TW"/>
+          </w:rPr>
+          <w:rPr>
+            <w:color w:val="0000EE"/>
+            <w:u w:val="single"/>
+          </w:rPr>
+          <w:t>創1:26–27</w:t>
+        </w:r>
+      </w:hyperlink>
+      <w:r>
+        <w:rPr>
+          <w:lang w:val="zh_TW" w:bidi="zh_TW"/>
+        </w:rPr>
+        <w:t>）。神曾在具體的情境中，向亞當和夏娃表明祂的旨意（</w:t>
+      </w:r>
+      <w:hyperlink r:id="rId190">
+        <w:r>
+          <w:rPr>
+            <w:lang w:val="zh_TW" w:bidi="zh_TW"/>
+          </w:rPr>
+          <w:rPr>
+            <w:color w:val="0000EE"/>
+            <w:u w:val="single"/>
+          </w:rPr>
+          <w:t>創2:15–17</w:t>
+        </w:r>
+      </w:hyperlink>
+      <w:r>
+        <w:rPr>
+          <w:lang w:val="zh_TW" w:bidi="zh_TW"/>
+        </w:rPr>
+        <w:t>），然而他們卻運用自由意志，違背了神的命令（</w:t>
+      </w:r>
+      <w:hyperlink r:id="rId191">
+        <w:r>
+          <w:rPr>
+            <w:lang w:val="zh_TW" w:bidi="zh_TW"/>
+          </w:rPr>
+          <w:rPr>
+            <w:color w:val="0000EE"/>
+            <w:u w:val="single"/>
+          </w:rPr>
+          <w:t>創3:1–7</w:t>
+        </w:r>
+      </w:hyperlink>
+      <w:r>
+        <w:rPr>
+          <w:lang w:val="zh_TW" w:bidi="zh_TW"/>
+        </w:rPr>
+        <w:t>）。因此，人類都死在罪中（</w:t>
+      </w:r>
+      <w:hyperlink r:id="rId192">
+        <w:r>
+          <w:rPr>
+            <w:lang w:val="zh_TW" w:bidi="zh_TW"/>
+          </w:rPr>
+          <w:rPr>
+            <w:color w:val="0000EE"/>
+            <w:u w:val="single"/>
+          </w:rPr>
+          <w:t>羅5:12–21</w:t>
+        </w:r>
+      </w:hyperlink>
+      <w:r>
+        <w:rPr>
+          <w:lang w:val="zh_TW" w:bidi="zh_TW"/>
+        </w:rPr>
+        <w:t>；</w:t>
+      </w:r>
+      <w:hyperlink r:id="rId193">
+        <w:r>
+          <w:rPr>
+            <w:lang w:val="zh_TW" w:bidi="zh_TW"/>
+          </w:rPr>
+          <w:rPr>
+            <w:color w:val="0000EE"/>
+            <w:u w:val="single"/>
+          </w:rPr>
+          <w:t>弗2:1–3</w:t>
+        </w:r>
+      </w:hyperlink>
+      <w:r>
+        <w:rPr>
+          <w:lang w:val="zh_TW" w:bidi="zh_TW"/>
+        </w:rPr>
+        <w:t>）。亞當和夏娃的罪被傳遞給全人類（即原罪），人生來就帶有犯罪的傾向（</w:t>
+      </w:r>
+      <w:hyperlink r:id="rId194">
+        <w:r>
+          <w:rPr>
+            <w:lang w:val="zh_TW" w:bidi="zh_TW"/>
+          </w:rPr>
+          <w:rPr>
+            <w:color w:val="0000EE"/>
+            <w:u w:val="single"/>
+          </w:rPr>
+          <w:t>詩51:5</w:t>
+        </w:r>
+      </w:hyperlink>
+      <w:r>
+        <w:rPr>
+          <w:lang w:val="zh_TW" w:bidi="zh_TW"/>
+        </w:rPr>
+        <w:t>），一旦達到道德責任的年齡，人便會開始犯罪。保羅稱這種狀態為「舊人」，舊人雖然可以遵守部份律法，並作出善行，但舊人永遠無法靠自己所做足夠的善事來換取救恩。舊人必須被更新為「新人」，否則將承受罪的惡果。唯有神能成就這種徹底的改變，人只能憑信心領受神白白的恩典。</w:t>
+      </w:r>
+    </w:p>
+    <w:p>
+      <w:pPr/>
+      <w:r>
+        <w:rPr>
+          <w:lang w:val="zh_TW" w:bidi="zh_TW"/>
+        </w:rPr>
+      </w:r>
+      <w:r>
+        <w:rPr>
+          <w:lang w:val="zh_TW" w:bidi="zh_TW"/>
+        </w:rPr>
+        <w:t>大衛在</w:t>
+      </w:r>
+      <w:hyperlink r:id="rId195">
+        <w:r>
+          <w:rPr>
+            <w:lang w:val="zh_TW" w:bidi="zh_TW"/>
+          </w:rPr>
+          <w:rPr>
+            <w:color w:val="0000EE"/>
+            <w:u w:val="single"/>
+          </w:rPr>
+          <w:t>詩篇五十一篇</w:t>
+        </w:r>
+      </w:hyperlink>
+      <w:r>
+        <w:rPr>
+          <w:lang w:val="zh_TW" w:bidi="zh_TW"/>
+        </w:rPr>
+        <w:t>中向神呼求，求祂除去自己罪孽的罪咎。在第</w:t>
+      </w:r>
+      <w:hyperlink r:id="rId196">
+        <w:r>
+          <w:rPr>
+            <w:lang w:val="zh_TW" w:bidi="zh_TW"/>
+          </w:rPr>
+          <w:rPr>
+            <w:color w:val="0000EE"/>
+            <w:u w:val="single"/>
+          </w:rPr>
+          <w:t>10</w:t>
+        </w:r>
+      </w:hyperlink>
+      <w:r>
+        <w:rPr>
+          <w:lang w:val="zh_TW" w:bidi="zh_TW"/>
+        </w:rPr>
+        <w:t>節，他懇求說：「神啊，求你為我造清潔的心，使我裡面重新有正直的靈。」神在</w:t>
+      </w:r>
+      <w:hyperlink r:id="rId197">
+        <w:r>
+          <w:rPr>
+            <w:lang w:val="zh_TW" w:bidi="zh_TW"/>
+          </w:rPr>
+          <w:rPr>
+            <w:color w:val="0000EE"/>
+            <w:u w:val="single"/>
+          </w:rPr>
+          <w:t>以西結書十一章19節</w:t>
+        </w:r>
+      </w:hyperlink>
+      <w:r>
+        <w:rPr>
+          <w:lang w:val="zh_TW" w:bidi="zh_TW"/>
+        </w:rPr>
+        <w:t>，</w:t>
+      </w:r>
+      <w:hyperlink r:id="rId198">
+        <w:r>
+          <w:rPr>
+            <w:lang w:val="zh_TW" w:bidi="zh_TW"/>
+          </w:rPr>
+          <w:rPr>
+            <w:color w:val="0000EE"/>
+            <w:u w:val="single"/>
+          </w:rPr>
+          <w:t>十八章31節</w:t>
         </w:r>
       </w:hyperlink>
       <w:r>
@@ -662,36 +5323,224 @@
         </w:rPr>
         <w:t>和</w:t>
       </w:r>
-      <w:hyperlink r:id="rId21">
-        <w:r>
-          <w:rPr>
-            <w:lang w:val="zh_TW" w:bidi="zh_TW"/>
-          </w:rPr>
-          <w:rPr>
-            <w:color w:val="0000EE"/>
-            <w:u w:val="single"/>
-          </w:rPr>
-          <w:t>約翰福音二十章16節</w:t>
-        </w:r>
-      </w:hyperlink>
-      <w:r>
-        <w:rPr>
-          <w:lang w:val="zh_TW" w:bidi="zh_TW"/>
-        </w:rPr>
-        <w:t>。</w:t>
+      <w:hyperlink r:id="rId199">
+        <w:r>
+          <w:rPr>
+            <w:lang w:val="zh_TW" w:bidi="zh_TW"/>
+          </w:rPr>
+          <w:rPr>
+            <w:color w:val="0000EE"/>
+            <w:u w:val="single"/>
+          </w:rPr>
+          <w:t>三十六章26節</w:t>
+        </w:r>
+      </w:hyperlink>
+      <w:r>
+        <w:rPr>
+          <w:lang w:val="zh_TW" w:bidi="zh_TW"/>
+        </w:rPr>
+        <w:t>中，應許悔改的罪人一顆新心和新靈。在</w:t>
+      </w:r>
+      <w:hyperlink r:id="rId200">
+        <w:r>
+          <w:rPr>
+            <w:lang w:val="zh_TW" w:bidi="zh_TW"/>
+          </w:rPr>
+          <w:rPr>
+            <w:color w:val="0000EE"/>
+            <w:u w:val="single"/>
+          </w:rPr>
+          <w:t>羅馬書六章5至11節</w:t>
+        </w:r>
+      </w:hyperlink>
+      <w:r>
+        <w:rPr>
+          <w:lang w:val="zh_TW" w:bidi="zh_TW"/>
+        </w:rPr>
+        <w:t>中，保羅指出舊人已經與基督同釘十字架，因此他得出結論：「這樣，你們向罪也當看自己是死的；向神在基督耶穌裡，卻當看自己是活的」（</w:t>
+      </w:r>
+      <w:hyperlink r:id="rId201">
+        <w:r>
+          <w:rPr>
+            <w:lang w:val="zh_TW" w:bidi="zh_TW"/>
+          </w:rPr>
+          <w:rPr>
+            <w:color w:val="0000EE"/>
+            <w:u w:val="single"/>
+          </w:rPr>
+          <w:t>6:11</w:t>
+        </w:r>
+      </w:hyperlink>
+      <w:r>
+        <w:rPr>
+          <w:lang w:val="zh_TW" w:bidi="zh_TW"/>
+        </w:rPr>
+        <w:t>）。在</w:t>
+      </w:r>
+      <w:hyperlink r:id="rId202">
+        <w:r>
+          <w:rPr>
+            <w:lang w:val="zh_TW" w:bidi="zh_TW"/>
+          </w:rPr>
+          <w:rPr>
+            <w:color w:val="0000EE"/>
+            <w:u w:val="single"/>
+          </w:rPr>
+          <w:t>以弗所書四章22至24節</w:t>
+        </w:r>
+      </w:hyperlink>
+      <w:r>
+        <w:rPr>
+          <w:lang w:val="zh_TW" w:bidi="zh_TW"/>
+        </w:rPr>
+        <w:t>和</w:t>
+      </w:r>
+      <w:hyperlink r:id="rId203">
+        <w:r>
+          <w:rPr>
+            <w:lang w:val="zh_TW" w:bidi="zh_TW"/>
+          </w:rPr>
+          <w:rPr>
+            <w:color w:val="0000EE"/>
+            <w:u w:val="single"/>
+          </w:rPr>
+          <w:t>歌羅西書三章9至10節</w:t>
+        </w:r>
+      </w:hyperlink>
+      <w:r>
+        <w:rPr>
+          <w:lang w:val="zh_TW" w:bidi="zh_TW"/>
+        </w:rPr>
+        <w:t>中，他教導信徒明白，他們已經脫去舊人，穿上新人。耶穌也將這種徹底的改變稱為「重生」——不是肉身的第二次出生（正如尼哥底母所誤解的），而是屬靈的出生（</w:t>
+      </w:r>
+      <w:hyperlink r:id="rId204">
+        <w:r>
+          <w:rPr>
+            <w:lang w:val="zh_TW" w:bidi="zh_TW"/>
+          </w:rPr>
+          <w:rPr>
+            <w:color w:val="0000EE"/>
+            <w:u w:val="single"/>
+          </w:rPr>
+          <w:t>約3:6</w:t>
+        </w:r>
+      </w:hyperlink>
+      <w:r>
+        <w:rPr>
+          <w:lang w:val="zh_TW" w:bidi="zh_TW"/>
+        </w:rPr>
+        <w:t>）。唯有神的恩典能將舊人變成新人，舊人是藉著信心接受神的恩典，但這信心本身也是神的恩賜（</w:t>
+      </w:r>
+      <w:hyperlink r:id="rId205">
+        <w:r>
+          <w:rPr>
+            <w:lang w:val="zh_TW" w:bidi="zh_TW"/>
+          </w:rPr>
+          <w:rPr>
+            <w:color w:val="0000EE"/>
+            <w:u w:val="single"/>
+          </w:rPr>
+          <w:t>弗2:8</w:t>
+        </w:r>
+      </w:hyperlink>
+      <w:r>
+        <w:rPr>
+          <w:lang w:val="zh_TW" w:bidi="zh_TW"/>
+        </w:rPr>
+        <w:t>）。新人因此成為神的兒女。然而，新人並非立刻完全無瑕。他仍須在今生與罪爭戰，不斷努力追求聖潔，越來越接近完全成聖的理想。他只有在將來的復活裡才會達到那完全（</w:t>
+      </w:r>
+      <w:hyperlink r:id="rId206">
+        <w:r>
+          <w:rPr>
+            <w:lang w:val="zh_TW" w:bidi="zh_TW"/>
+          </w:rPr>
+          <w:rPr>
+            <w:color w:val="0000EE"/>
+            <w:u w:val="single"/>
+          </w:rPr>
+          <w:t>林前15:42–45</w:t>
+        </w:r>
+      </w:hyperlink>
+      <w:r>
+        <w:rPr>
+          <w:lang w:val="zh_TW" w:bidi="zh_TW"/>
+        </w:rPr>
+        <w:t>），到那時「一切都更新了」（</w:t>
+      </w:r>
+      <w:hyperlink r:id="rId207">
+        <w:r>
+          <w:rPr>
+            <w:lang w:val="zh_TW" w:bidi="zh_TW"/>
+          </w:rPr>
+          <w:rPr>
+            <w:color w:val="0000EE"/>
+            <w:u w:val="single"/>
+          </w:rPr>
+          <w:t>啟21:5</w:t>
+        </w:r>
+      </w:hyperlink>
+      <w:r>
+        <w:rPr>
+          <w:lang w:val="zh_TW" w:bidi="zh_TW"/>
+        </w:rPr>
+        <w:t>）。</w:t>
+      </w:r>
+    </w:p>
+    <w:p>
+      <w:pPr/>
+      <w:r>
+        <w:rPr>
+          <w:lang w:val="zh_TW" w:bidi="zh_TW"/>
+        </w:rPr>
       </w:r>
       <w:r>
         <w:rPr>
           <w:i/>
           <w:lang w:val="zh_TW" w:bidi="zh_TW"/>
         </w:rPr>
-        <w:t>見</w:t>
-      </w:r>
-      <w:r>
-        <w:rPr>
-          <w:lang w:val="zh_TW" w:bidi="zh_TW"/>
-        </w:rPr>
-        <w:t>拉比</w:t>
+        <w:t>另見</w:t>
+      </w:r>
+      <w:r>
+        <w:rPr>
+          <w:lang w:val="zh_TW" w:bidi="zh_TW"/>
+        </w:rPr>
+        <w:t>亞當（人）</w:t>
+      </w:r>
+      <w:r>
+        <w:rPr>
+          <w:lang w:val="zh_TW" w:bidi="zh_TW"/>
+        </w:rPr>
+        <w:t>、</w:t>
+      </w:r>
+      <w:r>
+        <w:rPr>
+          <w:lang w:val="zh_TW" w:bidi="zh_TW"/>
+        </w:rPr>
+        <w:t>人</w:t>
+      </w:r>
+      <w:r>
+        <w:rPr>
+          <w:lang w:val="zh_TW" w:bidi="zh_TW"/>
+        </w:rPr>
+        <w:t>、</w:t>
+      </w:r>
+      <w:r>
+        <w:rPr>
+          <w:lang w:val="zh_TW" w:bidi="zh_TW"/>
+        </w:rPr>
+        <w:t>屬血氣的人</w:t>
+      </w:r>
+      <w:r>
+        <w:rPr>
+          <w:lang w:val="zh_TW" w:bidi="zh_TW"/>
+        </w:rPr>
+        <w:t>、</w:t>
+      </w:r>
+      <w:r>
+        <w:rPr>
+          <w:lang w:val="zh_TW" w:bidi="zh_TW"/>
+        </w:rPr>
+        <w:t>重生</w:t>
       </w:r>
       <w:r>
         <w:rPr>

--- a/zht/docx/066.content.docx
+++ b/zht/docx/066.content.docx
@@ -149,7 +149,7 @@
         <w:rPr>
           <w:lang w:val="zh_TW" w:bidi="zh_TW"/>
         </w:rPr>
-        <w:t>jiang</w:t>
+        <w:t>jian</w:t>
       </w:r>
       <w:r>
         <w:rPr>
@@ -212,7 +212,7 @@
         <w:rPr>
           <w:lang w:val="zh_TW" w:bidi="zh_TW"/>
         </w:rPr>
-        <w:t>匠人</w:t>
+        <w:t>姦淫</w:t>
       </w:r>
       <w:r>
         <w:rPr>
@@ -231,7 +231,21 @@
         <w:rPr>
           <w:lang w:val="zh_TW" w:bidi="zh_TW"/>
         </w:rPr>
-        <w:t>指技藝純熟的手工匠人，或從事手工製作的人。有英文譯本在</w:t>
+        <w:t>任何已婚婦女與不是其丈夫的男子發生性行為，或已婚男子與不是其妻子的婦女發生性行為。此舉破壞婚姻的合一。</w:t>
+      </w:r>
+    </w:p>
+    <w:p>
+      <w:pPr/>
+      <w:r>
+        <w:rPr>
+          <w:lang w:val="zh_TW" w:bidi="zh_TW"/>
+        </w:rPr>
+      </w:r>
+      <w:r>
+        <w:rPr>
+          <w:lang w:val="zh_TW" w:bidi="zh_TW"/>
+        </w:rPr>
+        <w:t>在舊約聖經時代，擁有多個配偶不會被視為姦淫（</w:t>
       </w:r>
       <w:hyperlink r:id="rId13">
         <w:r>
@@ -242,9 +256,15 @@
             <w:color w:val="0000EE"/>
             <w:u w:val="single"/>
           </w:rPr>
-          <w:t>創世記四章22節；</w:t>
-        </w:r>
-      </w:hyperlink>
+          <w:t>申21:15</w:t>
+        </w:r>
+      </w:hyperlink>
+      <w:r>
+        <w:rPr>
+          <w:lang w:val="zh_TW" w:bidi="zh_TW"/>
+        </w:rPr>
+        <w:t>）。同樣，丈夫與他的使女（</w:t>
+      </w:r>
       <w:hyperlink r:id="rId14">
         <w:r>
           <w:rPr>
@@ -254,9 +274,33 @@
             <w:color w:val="0000EE"/>
             <w:u w:val="single"/>
           </w:rPr>
-          <w:t>歷代志上二十九章5節；</w:t>
-        </w:r>
-      </w:hyperlink>
+          <w:t>創16:1</w:t>
+        </w:r>
+      </w:hyperlink>
+      <w:r>
+        <w:rPr>
+          <w:lang w:val="zh_TW" w:bidi="zh_TW"/>
+        </w:rPr>
+        <w:t>–</w:t>
+      </w:r>
+      <w:hyperlink r:id="rId14">
+        <w:r>
+          <w:rPr>
+            <w:lang w:val="zh_TW" w:bidi="zh_TW"/>
+          </w:rPr>
+          <w:rPr>
+            <w:color w:val="0000EE"/>
+            <w:u w:val="single"/>
+          </w:rPr>
+          <w:t>4</w:t>
+        </w:r>
+      </w:hyperlink>
+      <w:r>
+        <w:rPr>
+          <w:lang w:val="zh_TW" w:bidi="zh_TW"/>
+        </w:rPr>
+        <w:t>，</w:t>
+      </w:r>
       <w:hyperlink r:id="rId15">
         <w:r>
           <w:rPr>
@@ -266,14 +310,46 @@
             <w:color w:val="0000EE"/>
             <w:u w:val="single"/>
           </w:rPr>
-          <w:t>歷代志下三十四章11節</w:t>
-        </w:r>
-      </w:hyperlink>
-      <w:r>
-        <w:rPr>
-          <w:lang w:val="zh_TW" w:bidi="zh_TW"/>
-        </w:rPr>
-        <w:t>，以及</w:t>
+          <w:t>30:1</w:t>
+        </w:r>
+      </w:hyperlink>
+      <w:r>
+        <w:rPr>
+          <w:lang w:val="zh_TW" w:bidi="zh_TW"/>
+        </w:rPr>
+        <w:t>–</w:t>
+      </w:r>
+      <w:hyperlink r:id="rId15">
+        <w:r>
+          <w:rPr>
+            <w:lang w:val="zh_TW" w:bidi="zh_TW"/>
+          </w:rPr>
+          <w:rPr>
+            <w:color w:val="0000EE"/>
+            <w:u w:val="single"/>
+          </w:rPr>
+          <w:t>5</w:t>
+        </w:r>
+      </w:hyperlink>
+      <w:r>
+        <w:rPr>
+          <w:lang w:val="zh_TW" w:bidi="zh_TW"/>
+        </w:rPr>
+        <w:t>）。</w:t>
+      </w:r>
+    </w:p>
+    <w:p>
+      <w:pPr/>
+      <w:r>
+        <w:rPr>
+          <w:lang w:val="zh_TW" w:bidi="zh_TW"/>
+        </w:rPr>
+      </w:r>
+      <w:r>
+        <w:rPr>
+          <w:lang w:val="zh_TW" w:bidi="zh_TW"/>
+        </w:rPr>
+        <w:t>耶穌在祂關於離婚和再婚的教導中否定了這些性別間的不平等關係。祂允許在犯姦淫的情況下休妻（</w:t>
       </w:r>
       <w:hyperlink r:id="rId16">
         <w:r>
@@ -284,14 +360,62 @@
             <w:color w:val="0000EE"/>
             <w:u w:val="single"/>
           </w:rPr>
-          <w:t>以賽亞書三章3節</w:t>
-        </w:r>
-      </w:hyperlink>
-      <w:r>
-        <w:rPr>
-          <w:lang w:val="zh_TW" w:bidi="zh_TW"/>
-        </w:rPr>
-        <w:t>中使用了artificer（匠人）這個詞。</w:t>
+          <w:t>太5:32，</w:t>
+        </w:r>
+      </w:hyperlink>
+      <w:hyperlink r:id="rId17">
+        <w:r>
+          <w:rPr>
+            <w:lang w:val="zh_TW" w:bidi="zh_TW"/>
+          </w:rPr>
+          <w:rPr>
+            <w:color w:val="0000EE"/>
+            <w:u w:val="single"/>
+          </w:rPr>
+          <w:t>19:9</w:t>
+        </w:r>
+      </w:hyperlink>
+      <w:r>
+        <w:rPr>
+          <w:lang w:val="zh_TW" w:bidi="zh_TW"/>
+        </w:rPr>
+        <w:t>），但祂警告，在其它情況下，休妻後再婚就是犯姦淫。保羅補充說，這僅適用於原配偶仍然活著的情況（</w:t>
+      </w:r>
+      <w:hyperlink r:id="rId18">
+        <w:r>
+          <w:rPr>
+            <w:lang w:val="zh_TW" w:bidi="zh_TW"/>
+          </w:rPr>
+          <w:rPr>
+            <w:color w:val="0000EE"/>
+            <w:u w:val="single"/>
+          </w:rPr>
+          <w:t>羅7:2</w:t>
+        </w:r>
+      </w:hyperlink>
+      <w:r>
+        <w:rPr>
+          <w:lang w:val="zh_TW" w:bidi="zh_TW"/>
+        </w:rPr>
+        <w:t>–</w:t>
+      </w:r>
+      <w:hyperlink r:id="rId18">
+        <w:r>
+          <w:rPr>
+            <w:lang w:val="zh_TW" w:bidi="zh_TW"/>
+          </w:rPr>
+          <w:rPr>
+            <w:color w:val="0000EE"/>
+            <w:u w:val="single"/>
+          </w:rPr>
+          <w:t>3</w:t>
+        </w:r>
+      </w:hyperlink>
+      <w:r>
+        <w:rPr>
+          <w:lang w:val="zh_TW" w:bidi="zh_TW"/>
+        </w:rPr>
+        <w:t>）。</w:t>
       </w:r>
     </w:p>
     <w:p>
@@ -303,22 +427,5124 @@
       </w:r>
       <w:r>
         <w:rPr>
+          <w:lang w:val="zh_TW" w:bidi="zh_TW"/>
+        </w:rPr>
+        <w:t>耶穌擴展了舊約聖經對姦淫的定義，將人的思想也包括在內。任何人若心裡起淫念（超越了受試探的階段），即使沒有身體接觸，也是在思想上犯姦淫（</w:t>
+      </w:r>
+      <w:hyperlink r:id="rId19">
+        <w:r>
+          <w:rPr>
+            <w:lang w:val="zh_TW" w:bidi="zh_TW"/>
+          </w:rPr>
+          <w:rPr>
+            <w:color w:val="0000EE"/>
+            <w:u w:val="single"/>
+          </w:rPr>
+          <w:t>太5:27</w:t>
+        </w:r>
+      </w:hyperlink>
+      <w:r>
+        <w:rPr>
+          <w:lang w:val="zh_TW" w:bidi="zh_TW"/>
+        </w:rPr>
+        <w:t>–</w:t>
+      </w:r>
+      <w:hyperlink r:id="rId19">
+        <w:r>
+          <w:rPr>
+            <w:lang w:val="zh_TW" w:bidi="zh_TW"/>
+          </w:rPr>
+          <w:rPr>
+            <w:color w:val="0000EE"/>
+            <w:u w:val="single"/>
+          </w:rPr>
+          <w:t>28</w:t>
+        </w:r>
+      </w:hyperlink>
+      <w:r>
+        <w:rPr>
+          <w:lang w:val="zh_TW" w:bidi="zh_TW"/>
+        </w:rPr>
+        <w:t>；參</w:t>
+      </w:r>
+      <w:hyperlink r:id="rId20">
+        <w:r>
+          <w:rPr>
+            <w:lang w:val="zh_TW" w:bidi="zh_TW"/>
+          </w:rPr>
+          <w:rPr>
+            <w:color w:val="0000EE"/>
+            <w:u w:val="single"/>
+          </w:rPr>
+          <w:t>伯31:1、9</w:t>
+        </w:r>
+      </w:hyperlink>
+      <w:r>
+        <w:rPr>
+          <w:lang w:val="zh_TW" w:bidi="zh_TW"/>
+        </w:rPr>
+        <w:t>）。</w:t>
+      </w:r>
+    </w:p>
+    <w:p>
+      <w:pPr/>
+      <w:r>
+        <w:rPr>
+          <w:lang w:val="zh_TW" w:bidi="zh_TW"/>
+        </w:rPr>
+      </w:r>
+      <w:r>
+        <w:rPr>
+          <w:lang w:val="zh_TW" w:bidi="zh_TW"/>
+        </w:rPr>
+        <w:t>聖經在律法書、先知書和智慧文學中強烈責備姦淫。</w:t>
+      </w:r>
+    </w:p>
+    <w:p>
+      <w:pPr>
+        <w:pStyle w:val="ListBullet"/>
+        <w:spacing w:line="240" w:lineRule="auto"/>
+        <w:ind w:left="720"/>
+      </w:pPr>
+      <w:r>
+        <w:rPr>
+          <w:lang w:val="zh_TW" w:bidi="zh_TW"/>
+        </w:rPr>
+      </w:r>
+      <w:r>
+        <w:rPr>
+          <w:lang w:val="zh_TW" w:bidi="zh_TW"/>
+        </w:rPr>
+        <w:t>十誡禁止姦淫（</w:t>
+      </w:r>
+      <w:hyperlink r:id="rId21">
+        <w:r>
+          <w:rPr>
+            <w:lang w:val="zh_TW" w:bidi="zh_TW"/>
+          </w:rPr>
+          <w:rPr>
+            <w:color w:val="0000EE"/>
+            <w:u w:val="single"/>
+          </w:rPr>
+          <w:t>出20:14</w:t>
+        </w:r>
+      </w:hyperlink>
+      <w:r>
+        <w:rPr>
+          <w:lang w:val="zh_TW" w:bidi="zh_TW"/>
+        </w:rPr>
+        <w:t>；</w:t>
+      </w:r>
+      <w:hyperlink r:id="rId22">
+        <w:r>
+          <w:rPr>
+            <w:lang w:val="zh_TW" w:bidi="zh_TW"/>
+          </w:rPr>
+          <w:rPr>
+            <w:color w:val="0000EE"/>
+            <w:u w:val="single"/>
+          </w:rPr>
+          <w:t>申5:18</w:t>
+        </w:r>
+      </w:hyperlink>
+      <w:r>
+        <w:rPr>
+          <w:lang w:val="zh_TW" w:bidi="zh_TW"/>
+        </w:rPr>
+        <w:t>）。</w:t>
+      </w:r>
+    </w:p>
+    <w:p>
+      <w:pPr>
+        <w:pStyle w:val="ListBullet"/>
+        <w:spacing w:line="240" w:lineRule="auto"/>
+        <w:ind w:left="720"/>
+      </w:pPr>
+      <w:r>
+        <w:rPr>
+          <w:lang w:val="zh_TW" w:bidi="zh_TW"/>
+        </w:rPr>
+      </w:r>
+      <w:r>
+        <w:rPr>
+          <w:lang w:val="zh_TW" w:bidi="zh_TW"/>
+        </w:rPr>
+        <w:t>先知宣告姦淫使神發怒（</w:t>
+      </w:r>
+      <w:hyperlink r:id="rId23">
+        <w:r>
+          <w:rPr>
+            <w:lang w:val="zh_TW" w:bidi="zh_TW"/>
+          </w:rPr>
+          <w:rPr>
+            <w:color w:val="0000EE"/>
+            <w:u w:val="single"/>
+          </w:rPr>
+          <w:t>耶23:11</w:t>
+        </w:r>
+      </w:hyperlink>
+      <w:r>
+        <w:rPr>
+          <w:lang w:val="zh_TW" w:bidi="zh_TW"/>
+        </w:rPr>
+        <w:t>–</w:t>
+      </w:r>
+      <w:hyperlink r:id="rId23">
+        <w:r>
+          <w:rPr>
+            <w:lang w:val="zh_TW" w:bidi="zh_TW"/>
+          </w:rPr>
+          <w:rPr>
+            <w:color w:val="0000EE"/>
+            <w:u w:val="single"/>
+          </w:rPr>
+          <w:t>14</w:t>
+        </w:r>
+      </w:hyperlink>
+      <w:r>
+        <w:rPr>
+          <w:lang w:val="zh_TW" w:bidi="zh_TW"/>
+        </w:rPr>
+        <w:t>；</w:t>
+      </w:r>
+      <w:hyperlink r:id="rId24">
+        <w:r>
+          <w:rPr>
+            <w:lang w:val="zh_TW" w:bidi="zh_TW"/>
+          </w:rPr>
+          <w:rPr>
+            <w:color w:val="0000EE"/>
+            <w:u w:val="single"/>
+          </w:rPr>
+          <w:t>結22:11</w:t>
+        </w:r>
+      </w:hyperlink>
+      <w:r>
+        <w:rPr>
+          <w:lang w:val="zh_TW" w:bidi="zh_TW"/>
+        </w:rPr>
+        <w:t>；</w:t>
+      </w:r>
+      <w:hyperlink r:id="rId25">
+        <w:r>
+          <w:rPr>
+            <w:lang w:val="zh_TW" w:bidi="zh_TW"/>
+          </w:rPr>
+          <w:rPr>
+            <w:color w:val="0000EE"/>
+            <w:u w:val="single"/>
+          </w:rPr>
+          <w:t>瑪3:5</w:t>
+        </w:r>
+      </w:hyperlink>
+      <w:r>
+        <w:rPr>
+          <w:lang w:val="zh_TW" w:bidi="zh_TW"/>
+        </w:rPr>
+        <w:t>）。</w:t>
+      </w:r>
+    </w:p>
+    <w:p>
+      <w:pPr>
+        <w:pStyle w:val="ListBullet"/>
+        <w:spacing w:line="240" w:lineRule="auto"/>
+        <w:ind w:left="720"/>
+      </w:pPr>
+      <w:r>
+        <w:rPr>
+          <w:lang w:val="zh_TW" w:bidi="zh_TW"/>
+        </w:rPr>
+      </w:r>
+      <w:r>
+        <w:rPr>
+          <w:lang w:val="zh_TW" w:bidi="zh_TW"/>
+        </w:rPr>
+        <w:t>箴言描述姦淫是自我毀滅（</w:t>
+      </w:r>
+      <w:hyperlink r:id="rId26">
+        <w:r>
+          <w:rPr>
+            <w:lang w:val="zh_TW" w:bidi="zh_TW"/>
+          </w:rPr>
+          <w:rPr>
+            <w:color w:val="0000EE"/>
+            <w:u w:val="single"/>
+          </w:rPr>
+          <w:t>箴6:23</w:t>
+        </w:r>
+      </w:hyperlink>
+      <w:r>
+        <w:rPr>
+          <w:lang w:val="zh_TW" w:bidi="zh_TW"/>
+        </w:rPr>
+        <w:t>–</w:t>
+      </w:r>
+      <w:hyperlink r:id="rId26">
+        <w:r>
+          <w:rPr>
+            <w:lang w:val="zh_TW" w:bidi="zh_TW"/>
+          </w:rPr>
+          <w:rPr>
+            <w:color w:val="0000EE"/>
+            <w:u w:val="single"/>
+          </w:rPr>
+          <w:t>35</w:t>
+        </w:r>
+      </w:hyperlink>
+      <w:r>
+        <w:rPr>
+          <w:lang w:val="zh_TW" w:bidi="zh_TW"/>
+        </w:rPr>
+        <w:t>；參</w:t>
+      </w:r>
+      <w:hyperlink r:id="rId27">
+        <w:r>
+          <w:rPr>
+            <w:lang w:val="zh_TW" w:bidi="zh_TW"/>
+          </w:rPr>
+          <w:rPr>
+            <w:color w:val="0000EE"/>
+            <w:u w:val="single"/>
+          </w:rPr>
+          <w:t>7:6</w:t>
+        </w:r>
+      </w:hyperlink>
+      <w:r>
+        <w:rPr>
+          <w:lang w:val="zh_TW" w:bidi="zh_TW"/>
+        </w:rPr>
+        <w:t>–</w:t>
+      </w:r>
+      <w:hyperlink r:id="rId27">
+        <w:r>
+          <w:rPr>
+            <w:lang w:val="zh_TW" w:bidi="zh_TW"/>
+          </w:rPr>
+          <w:rPr>
+            <w:color w:val="0000EE"/>
+            <w:u w:val="single"/>
+          </w:rPr>
+          <w:t>27</w:t>
+        </w:r>
+      </w:hyperlink>
+      <w:r>
+        <w:rPr>
+          <w:lang w:val="zh_TW" w:bidi="zh_TW"/>
+        </w:rPr>
+        <w:t>）。</w:t>
+      </w:r>
+    </w:p>
+    <w:p>
+      <w:pPr/>
+      <w:r>
+        <w:rPr>
+          <w:lang w:val="zh_TW" w:bidi="zh_TW"/>
+        </w:rPr>
+      </w:r>
+      <w:r>
+        <w:rPr>
+          <w:lang w:val="zh_TW" w:bidi="zh_TW"/>
+        </w:rPr>
+        <w:t>新約聖經繼續這種譴責，調若人不悔改，姦淫會使其被排除在神的國之外（</w:t>
+      </w:r>
+      <w:hyperlink r:id="rId28">
+        <w:r>
+          <w:rPr>
+            <w:lang w:val="zh_TW" w:bidi="zh_TW"/>
+          </w:rPr>
+          <w:rPr>
+            <w:color w:val="0000EE"/>
+            <w:u w:val="single"/>
+          </w:rPr>
+          <w:t>林前6:9</w:t>
+        </w:r>
+      </w:hyperlink>
+      <w:r>
+        <w:rPr>
+          <w:lang w:val="zh_TW" w:bidi="zh_TW"/>
+        </w:rPr>
+        <w:t>）。這與愛鄰舍的道理相反（</w:t>
+      </w:r>
+      <w:hyperlink r:id="rId29">
+        <w:r>
+          <w:rPr>
+            <w:lang w:val="zh_TW" w:bidi="zh_TW"/>
+          </w:rPr>
+          <w:rPr>
+            <w:color w:val="0000EE"/>
+            <w:u w:val="single"/>
+          </w:rPr>
+          <w:t>羅13:9</w:t>
+        </w:r>
+      </w:hyperlink>
+      <w:r>
+        <w:rPr>
+          <w:lang w:val="zh_TW" w:bidi="zh_TW"/>
+        </w:rPr>
+        <w:t>–</w:t>
+      </w:r>
+      <w:hyperlink r:id="rId29">
+        <w:r>
+          <w:rPr>
+            <w:lang w:val="zh_TW" w:bidi="zh_TW"/>
+          </w:rPr>
+          <w:rPr>
+            <w:color w:val="0000EE"/>
+            <w:u w:val="single"/>
+          </w:rPr>
+          <w:t>10</w:t>
+        </w:r>
+      </w:hyperlink>
+      <w:r>
+        <w:rPr>
+          <w:lang w:val="zh_TW" w:bidi="zh_TW"/>
+        </w:rPr>
+        <w:t>），且神要審判犯姦淫的人（</w:t>
+      </w:r>
+      <w:hyperlink r:id="rId30">
+        <w:r>
+          <w:rPr>
+            <w:lang w:val="zh_TW" w:bidi="zh_TW"/>
+          </w:rPr>
+          <w:rPr>
+            <w:color w:val="0000EE"/>
+            <w:u w:val="single"/>
+          </w:rPr>
+          <w:t>來13:4</w:t>
+        </w:r>
+      </w:hyperlink>
+      <w:r>
+        <w:rPr>
+          <w:lang w:val="zh_TW" w:bidi="zh_TW"/>
+        </w:rPr>
+        <w:t>）。</w:t>
+      </w:r>
+    </w:p>
+    <w:p>
+      <w:pPr/>
+      <w:r>
+        <w:rPr>
+          <w:lang w:val="zh_TW" w:bidi="zh_TW"/>
+        </w:rPr>
+      </w:r>
+      <w:r>
+        <w:rPr>
+          <w:lang w:val="zh_TW" w:bidi="zh_TW"/>
+        </w:rPr>
+        <w:t>在舊約聖經中，姦淫的懲罰是處死男女雙方（</w:t>
+      </w:r>
+      <w:hyperlink r:id="rId31">
+        <w:r>
+          <w:rPr>
+            <w:lang w:val="zh_TW" w:bidi="zh_TW"/>
+          </w:rPr>
+          <w:rPr>
+            <w:color w:val="0000EE"/>
+            <w:u w:val="single"/>
+          </w:rPr>
+          <w:t>利20:10</w:t>
+        </w:r>
+      </w:hyperlink>
+      <w:r>
+        <w:rPr>
+          <w:lang w:val="zh_TW" w:bidi="zh_TW"/>
+        </w:rPr>
+        <w:t>；</w:t>
+      </w:r>
+      <w:hyperlink r:id="rId32">
+        <w:r>
+          <w:rPr>
+            <w:lang w:val="zh_TW" w:bidi="zh_TW"/>
+          </w:rPr>
+          <w:rPr>
+            <w:color w:val="0000EE"/>
+            <w:u w:val="single"/>
+          </w:rPr>
+          <w:t>申22:22</w:t>
+        </w:r>
+      </w:hyperlink>
+      <w:r>
+        <w:rPr>
+          <w:lang w:val="zh_TW" w:bidi="zh_TW"/>
+        </w:rPr>
+        <w:t>），這種情況適用於婦女已經與另一個男人訂婚，而不適用於強姦的情況（在這情況下，只有男子會被處死——</w:t>
+      </w:r>
+      <w:hyperlink r:id="rId33">
+        <w:r>
+          <w:rPr>
+            <w:lang w:val="zh_TW" w:bidi="zh_TW"/>
+          </w:rPr>
+          <w:rPr>
+            <w:color w:val="0000EE"/>
+            <w:u w:val="single"/>
+          </w:rPr>
+          <w:t>申22:23</w:t>
+        </w:r>
+      </w:hyperlink>
+      <w:r>
+        <w:rPr>
+          <w:lang w:val="zh_TW" w:bidi="zh_TW"/>
+        </w:rPr>
+        <w:t>–</w:t>
+      </w:r>
+      <w:hyperlink r:id="rId33">
+        <w:r>
+          <w:rPr>
+            <w:lang w:val="zh_TW" w:bidi="zh_TW"/>
+          </w:rPr>
+          <w:rPr>
+            <w:color w:val="0000EE"/>
+            <w:u w:val="single"/>
+          </w:rPr>
+          <w:t>27</w:t>
+        </w:r>
+      </w:hyperlink>
+      <w:r>
+        <w:rPr>
+          <w:lang w:val="zh_TW" w:bidi="zh_TW"/>
+        </w:rPr>
+        <w:t>）。「就把那惡從你們中間除掉」（</w:t>
+      </w:r>
+      <w:hyperlink r:id="rId34">
+        <w:r>
+          <w:rPr>
+            <w:lang w:val="zh_TW" w:bidi="zh_TW"/>
+          </w:rPr>
+          <w:rPr>
+            <w:color w:val="0000EE"/>
+            <w:u w:val="single"/>
+          </w:rPr>
+          <w:t>申22:24）</w:t>
+        </w:r>
+      </w:hyperlink>
+      <w:r>
+        <w:rPr>
+          <w:lang w:val="zh_TW" w:bidi="zh_TW"/>
+        </w:rPr>
+        <w:t>這命令表明，姦淫不僅威脅犯罪者的家庭，也危害社會健康。</w:t>
+      </w:r>
+    </w:p>
+    <w:p>
+      <w:pPr/>
+      <w:r>
+        <w:rPr>
+          <w:lang w:val="zh_TW" w:bidi="zh_TW"/>
+        </w:rPr>
+      </w:r>
+      <w:r>
+        <w:rPr>
+          <w:lang w:val="zh_TW" w:bidi="zh_TW"/>
+        </w:rPr>
+        <w:t>由於姦淫的後果非常嚴重，必須罪名確鑿，才能懲罰。如果只是懷疑姦淫，妻子需要通過起誓並喝苦水來接受測試。由於測試是在神面前進行，其結果被認為能揭示真相（</w:t>
+      </w:r>
+      <w:hyperlink r:id="rId35">
+        <w:r>
+          <w:rPr>
+            <w:lang w:val="zh_TW" w:bidi="zh_TW"/>
+          </w:rPr>
+          <w:rPr>
+            <w:color w:val="0000EE"/>
+            <w:u w:val="single"/>
+          </w:rPr>
+          <w:t>民5:11</w:t>
+        </w:r>
+      </w:hyperlink>
+      <w:r>
+        <w:rPr>
+          <w:lang w:val="zh_TW" w:bidi="zh_TW"/>
+        </w:rPr>
+        <w:t>–</w:t>
+      </w:r>
+      <w:hyperlink r:id="rId35">
+        <w:r>
+          <w:rPr>
+            <w:lang w:val="zh_TW" w:bidi="zh_TW"/>
+          </w:rPr>
+          <w:rPr>
+            <w:color w:val="0000EE"/>
+            <w:u w:val="single"/>
+          </w:rPr>
+          <w:t>31</w:t>
+        </w:r>
+      </w:hyperlink>
+      <w:r>
+        <w:rPr>
+          <w:lang w:val="zh_TW" w:bidi="zh_TW"/>
+        </w:rPr>
+        <w:t>）。</w:t>
+      </w:r>
+    </w:p>
+    <w:p>
+      <w:pPr/>
+      <w:r>
+        <w:rPr>
+          <w:lang w:val="zh_TW" w:bidi="zh_TW"/>
+        </w:rPr>
+      </w:r>
+      <w:r>
+        <w:rPr>
+          <w:lang w:val="zh_TW" w:bidi="zh_TW"/>
+        </w:rPr>
+        <w:t>在舊約和新約中，姦淫也被用來象徵人對神的不忠。舊約先知將神與百姓約的關係比作婚姻（</w:t>
+      </w:r>
+      <w:hyperlink r:id="rId36">
+        <w:r>
+          <w:rPr>
+            <w:lang w:val="zh_TW" w:bidi="zh_TW"/>
+          </w:rPr>
+          <w:rPr>
+            <w:color w:val="0000EE"/>
+            <w:u w:val="single"/>
+          </w:rPr>
+          <w:t>賽54:5</w:t>
+        </w:r>
+      </w:hyperlink>
+      <w:r>
+        <w:rPr>
+          <w:lang w:val="zh_TW" w:bidi="zh_TW"/>
+        </w:rPr>
+        <w:t>–</w:t>
+      </w:r>
+      <w:hyperlink r:id="rId36">
+        <w:r>
+          <w:rPr>
+            <w:lang w:val="zh_TW" w:bidi="zh_TW"/>
+          </w:rPr>
+          <w:rPr>
+            <w:color w:val="0000EE"/>
+            <w:u w:val="single"/>
+          </w:rPr>
+          <w:t>8</w:t>
+        </w:r>
+      </w:hyperlink>
+      <w:r>
+        <w:rPr>
+          <w:lang w:val="zh_TW" w:bidi="zh_TW"/>
+        </w:rPr>
+        <w:t>；參</w:t>
+      </w:r>
+      <w:hyperlink r:id="rId37">
+        <w:r>
+          <w:rPr>
+            <w:lang w:val="zh_TW" w:bidi="zh_TW"/>
+          </w:rPr>
+          <w:rPr>
+            <w:color w:val="0000EE"/>
+            <w:u w:val="single"/>
+          </w:rPr>
+          <w:t>啟21:2</w:t>
+        </w:r>
+      </w:hyperlink>
+      <w:r>
+        <w:rPr>
+          <w:lang w:val="zh_TW" w:bidi="zh_TW"/>
+        </w:rPr>
+        <w:t>），破壞這種關係（尤其是通過崇拜偶像），就被視為屬靈的姦淫（</w:t>
+      </w:r>
+      <w:hyperlink r:id="rId38">
+        <w:r>
+          <w:rPr>
+            <w:lang w:val="zh_TW" w:bidi="zh_TW"/>
+          </w:rPr>
+          <w:rPr>
+            <w:color w:val="0000EE"/>
+            <w:u w:val="single"/>
+          </w:rPr>
+          <w:t>耶5:7</w:t>
+        </w:r>
+      </w:hyperlink>
+      <w:r>
+        <w:rPr>
+          <w:lang w:val="zh_TW" w:bidi="zh_TW"/>
+        </w:rPr>
+        <w:t>–</w:t>
+      </w:r>
+      <w:hyperlink r:id="rId38">
+        <w:r>
+          <w:rPr>
+            <w:lang w:val="zh_TW" w:bidi="zh_TW"/>
+          </w:rPr>
+          <w:rPr>
+            <w:color w:val="0000EE"/>
+            <w:u w:val="single"/>
+          </w:rPr>
+          <w:t>8，</w:t>
+        </w:r>
+      </w:hyperlink>
+      <w:hyperlink r:id="rId39">
+        <w:r>
+          <w:rPr>
+            <w:lang w:val="zh_TW" w:bidi="zh_TW"/>
+          </w:rPr>
+          <w:rPr>
+            <w:color w:val="0000EE"/>
+            <w:u w:val="single"/>
+          </w:rPr>
+          <w:t>13:22</w:t>
+        </w:r>
+      </w:hyperlink>
+      <w:r>
+        <w:rPr>
+          <w:lang w:val="zh_TW" w:bidi="zh_TW"/>
+        </w:rPr>
+        <w:t>–</w:t>
+      </w:r>
+      <w:hyperlink r:id="rId39">
+        <w:r>
+          <w:rPr>
+            <w:lang w:val="zh_TW" w:bidi="zh_TW"/>
+          </w:rPr>
+          <w:rPr>
+            <w:color w:val="0000EE"/>
+            <w:u w:val="single"/>
+          </w:rPr>
+          <w:t>27</w:t>
+        </w:r>
+      </w:hyperlink>
+      <w:r>
+        <w:rPr>
+          <w:lang w:val="zh_TW" w:bidi="zh_TW"/>
+        </w:rPr>
+        <w:t>；</w:t>
+      </w:r>
+      <w:hyperlink r:id="rId40">
+        <w:r>
+          <w:rPr>
+            <w:lang w:val="zh_TW" w:bidi="zh_TW"/>
+          </w:rPr>
+          <w:rPr>
+            <w:color w:val="0000EE"/>
+            <w:u w:val="single"/>
+          </w:rPr>
+          <w:t>結23:37</w:t>
+        </w:r>
+      </w:hyperlink>
+      <w:r>
+        <w:rPr>
+          <w:lang w:val="zh_TW" w:bidi="zh_TW"/>
+        </w:rPr>
+        <w:t>）。</w:t>
+      </w:r>
+    </w:p>
+    <w:p>
+      <w:pPr/>
+      <w:r>
+        <w:rPr>
+          <w:lang w:val="zh_TW" w:bidi="zh_TW"/>
+        </w:rPr>
+      </w:r>
+      <w:r>
+        <w:rPr>
+          <w:lang w:val="zh_TW" w:bidi="zh_TW"/>
+        </w:rPr>
+        <w:t>耶穌也用屬靈上的姦淫來描述那些拒絕祂的身份或要求證明祂神性的人（</w:t>
+      </w:r>
+      <w:hyperlink r:id="rId41">
+        <w:r>
+          <w:rPr>
+            <w:lang w:val="zh_TW" w:bidi="zh_TW"/>
+          </w:rPr>
+          <w:rPr>
+            <w:color w:val="0000EE"/>
+            <w:u w:val="single"/>
+          </w:rPr>
+          <w:t>太12:39，</w:t>
+        </w:r>
+      </w:hyperlink>
+      <w:hyperlink r:id="rId42">
+        <w:r>
+          <w:rPr>
+            <w:lang w:val="zh_TW" w:bidi="zh_TW"/>
+          </w:rPr>
+          <w:rPr>
+            <w:color w:val="0000EE"/>
+            <w:u w:val="single"/>
+          </w:rPr>
+          <w:t>16:4</w:t>
+        </w:r>
+      </w:hyperlink>
+      <w:r>
+        <w:rPr>
+          <w:lang w:val="zh_TW" w:bidi="zh_TW"/>
+        </w:rPr>
+        <w:t>；</w:t>
+      </w:r>
+      <w:hyperlink r:id="rId43">
+        <w:r>
+          <w:rPr>
+            <w:lang w:val="zh_TW" w:bidi="zh_TW"/>
+          </w:rPr>
+          <w:rPr>
+            <w:color w:val="0000EE"/>
+            <w:u w:val="single"/>
+          </w:rPr>
+          <w:t>可8:38</w:t>
+        </w:r>
+      </w:hyperlink>
+      <w:r>
+        <w:rPr>
+          <w:lang w:val="zh_TW" w:bidi="zh_TW"/>
+        </w:rPr>
+        <w:t>）。在</w:t>
+      </w:r>
+      <w:hyperlink r:id="rId44">
+        <w:r>
+          <w:rPr>
+            <w:lang w:val="zh_TW" w:bidi="zh_TW"/>
+          </w:rPr>
+          <w:rPr>
+            <w:color w:val="0000EE"/>
+            <w:u w:val="single"/>
+          </w:rPr>
+          <w:t>雅各書四章4至6節</w:t>
+        </w:r>
+      </w:hyperlink>
+      <w:r>
+        <w:rPr>
+          <w:lang w:val="zh_TW" w:bidi="zh_TW"/>
+        </w:rPr>
+        <w:t>中，神被描述為一位慈愛的、嫉妒的丈夫，與世俗為友且犯姦淫的百姓就是與祂為敵。</w:t>
+      </w:r>
+    </w:p>
+    <w:p>
+      <w:pPr/>
+      <w:r>
+        <w:rPr>
+          <w:lang w:val="zh_TW" w:bidi="zh_TW"/>
+        </w:rPr>
+      </w:r>
+      <w:r>
+        <w:rPr>
+          <w:lang w:val="zh_TW" w:bidi="zh_TW"/>
+        </w:rPr>
+        <w:t>先知何西阿特別關注這一主題，神藉何西阿的個人經歷傳達重要信息。何西阿的妻子對他不忠，正如神的百姓對祂不忠一樣。這個故事揭示了：</w:t>
+      </w:r>
+    </w:p>
+    <w:p>
+      <w:pPr>
+        <w:pStyle w:val="ListNumber"/>
+        <w:numPr>
+          <w:ilvl w:val="0"/>
+          <w:numId w:val="14"/>
+        </w:numPr>
+        <w:spacing w:line="240" w:lineRule="auto"/>
+        <w:ind w:left="720"/>
+      </w:pPr>
+      <w:r>
+        <w:rPr>
+          <w:lang w:val="zh_TW" w:bidi="zh_TW"/>
+        </w:rPr>
+      </w:r>
+      <w:r>
+        <w:rPr>
+          <w:lang w:val="zh_TW" w:bidi="zh_TW"/>
+        </w:rPr>
+        <w:t>神的百姓對祂不忠的嚴重性（</w:t>
+      </w:r>
+      <w:hyperlink r:id="rId45">
+        <w:r>
+          <w:rPr>
+            <w:lang w:val="zh_TW" w:bidi="zh_TW"/>
+          </w:rPr>
+          <w:rPr>
+            <w:color w:val="0000EE"/>
+            <w:u w:val="single"/>
+          </w:rPr>
+          <w:t>何2:2</w:t>
+        </w:r>
+      </w:hyperlink>
+      <w:r>
+        <w:rPr>
+          <w:lang w:val="zh_TW" w:bidi="zh_TW"/>
+        </w:rPr>
+        <w:t>–</w:t>
+      </w:r>
+      <w:hyperlink r:id="rId45">
+        <w:r>
+          <w:rPr>
+            <w:lang w:val="zh_TW" w:bidi="zh_TW"/>
+          </w:rPr>
+          <w:rPr>
+            <w:color w:val="0000EE"/>
+            <w:u w:val="single"/>
+          </w:rPr>
+          <w:t>6</w:t>
+        </w:r>
+      </w:hyperlink>
+      <w:r>
+        <w:rPr>
+          <w:lang w:val="zh_TW" w:bidi="zh_TW"/>
+        </w:rPr>
+        <w:t>）</w:t>
+      </w:r>
+    </w:p>
+    <w:p>
+      <w:pPr>
+        <w:pStyle w:val="ListNumber"/>
+        <w:spacing w:line="240" w:lineRule="auto"/>
+        <w:ind w:left="720"/>
+      </w:pPr>
+      <w:r>
+        <w:rPr>
+          <w:lang w:val="zh_TW" w:bidi="zh_TW"/>
+        </w:rPr>
+      </w:r>
+      <w:r>
+        <w:rPr>
+          <w:lang w:val="zh_TW" w:bidi="zh_TW"/>
+        </w:rPr>
+        <w:t>神渴望恢復這關係（</w:t>
+      </w:r>
+      <w:hyperlink r:id="rId46">
+        <w:r>
+          <w:rPr>
+            <w:lang w:val="zh_TW" w:bidi="zh_TW"/>
+          </w:rPr>
+          <w:rPr>
+            <w:color w:val="0000EE"/>
+            <w:u w:val="single"/>
+          </w:rPr>
+          <w:t>3:1</w:t>
+        </w:r>
+      </w:hyperlink>
+      <w:r>
+        <w:rPr>
+          <w:lang w:val="zh_TW" w:bidi="zh_TW"/>
+        </w:rPr>
+        <w:t>–</w:t>
+      </w:r>
+      <w:hyperlink r:id="rId46">
+        <w:r>
+          <w:rPr>
+            <w:lang w:val="zh_TW" w:bidi="zh_TW"/>
+          </w:rPr>
+          <w:rPr>
+            <w:color w:val="0000EE"/>
+            <w:u w:val="single"/>
+          </w:rPr>
+          <w:t>5</w:t>
+        </w:r>
+      </w:hyperlink>
+      <w:r>
+        <w:rPr>
+          <w:lang w:val="zh_TW" w:bidi="zh_TW"/>
+        </w:rPr>
+        <w:t>）</w:t>
+      </w:r>
+    </w:p>
+    <w:p>
+      <w:pPr/>
+      <w:r>
+        <w:rPr>
+          <w:lang w:val="zh_TW" w:bidi="zh_TW"/>
+        </w:rPr>
+      </w:r>
+      <w:r>
+        <w:rPr>
+          <w:lang w:val="zh_TW" w:bidi="zh_TW"/>
+        </w:rPr>
+        <w:t>對神不忠（屬靈的姦淫）會招致神的審判，就像肉體上的姦淫一樣。然而，在這兩種情況下，神最大的渴望是修復關係，這需要人真心悔改，回轉向神（</w:t>
+      </w:r>
+      <w:hyperlink r:id="rId47">
+        <w:r>
+          <w:rPr>
+            <w:lang w:val="zh_TW" w:bidi="zh_TW"/>
+          </w:rPr>
+          <w:rPr>
+            <w:color w:val="0000EE"/>
+            <w:u w:val="single"/>
+          </w:rPr>
+          <w:t>耶3:1</w:t>
+        </w:r>
+      </w:hyperlink>
+      <w:r>
+        <w:rPr>
+          <w:lang w:val="zh_TW" w:bidi="zh_TW"/>
+        </w:rPr>
+        <w:t>–</w:t>
+      </w:r>
+      <w:hyperlink r:id="rId47">
+        <w:r>
+          <w:rPr>
+            <w:lang w:val="zh_TW" w:bidi="zh_TW"/>
+          </w:rPr>
+          <w:rPr>
+            <w:color w:val="0000EE"/>
+            <w:u w:val="single"/>
+          </w:rPr>
+          <w:t>14</w:t>
+        </w:r>
+      </w:hyperlink>
+      <w:r>
+        <w:rPr>
+          <w:lang w:val="zh_TW" w:bidi="zh_TW"/>
+        </w:rPr>
+        <w:t>；</w:t>
+      </w:r>
+      <w:hyperlink r:id="rId48">
+        <w:r>
+          <w:rPr>
+            <w:lang w:val="zh_TW" w:bidi="zh_TW"/>
+          </w:rPr>
+          <w:rPr>
+            <w:color w:val="0000EE"/>
+            <w:u w:val="single"/>
+          </w:rPr>
+          <w:t>結16:1</w:t>
+        </w:r>
+      </w:hyperlink>
+      <w:r>
+        <w:rPr>
+          <w:lang w:val="zh_TW" w:bidi="zh_TW"/>
+        </w:rPr>
+        <w:t>–</w:t>
+      </w:r>
+      <w:hyperlink r:id="rId48">
+        <w:r>
+          <w:rPr>
+            <w:lang w:val="zh_TW" w:bidi="zh_TW"/>
+          </w:rPr>
+          <w:rPr>
+            <w:color w:val="0000EE"/>
+            <w:u w:val="single"/>
+          </w:rPr>
+          <w:t>63</w:t>
+        </w:r>
+      </w:hyperlink>
+      <w:r>
+        <w:rPr>
+          <w:lang w:val="zh_TW" w:bidi="zh_TW"/>
+        </w:rPr>
+        <w:t>）。</w:t>
+      </w:r>
+    </w:p>
+    <w:p>
+      <w:pPr/>
+      <w:r>
+        <w:rPr>
+          <w:lang w:val="zh_TW" w:bidi="zh_TW"/>
+        </w:rPr>
+      </w:r>
+      <w:r>
+        <w:rPr>
           <w:i/>
           <w:lang w:val="zh_TW" w:bidi="zh_TW"/>
         </w:rPr>
+        <w:t>另見</w:t>
+      </w:r>
+      <w:r>
+        <w:rPr>
+          <w:lang w:val="zh_TW" w:bidi="zh_TW"/>
+        </w:rPr>
+        <w:t xml:space="preserve"> </w:t>
+      </w:r>
+      <w:r>
+        <w:rPr>
+          <w:lang w:val="zh_TW" w:bidi="zh_TW"/>
+        </w:rPr>
+        <w:t>休妻</w:t>
+      </w:r>
+      <w:r>
+        <w:rPr>
+          <w:lang w:val="zh_TW" w:bidi="zh_TW"/>
+        </w:rPr>
+        <w:t>；</w:t>
+      </w:r>
+      <w:r>
+        <w:rPr>
+          <w:lang w:val="zh_TW" w:bidi="zh_TW"/>
+        </w:rPr>
+        <w:t>婚姻，婚姻習俗</w:t>
+      </w:r>
+      <w:r>
+        <w:rPr>
+          <w:lang w:val="zh_TW" w:bidi="zh_TW"/>
+        </w:rPr>
+        <w:t>；</w:t>
+      </w:r>
+      <w:r>
+        <w:rPr>
+          <w:lang w:val="zh_TW" w:bidi="zh_TW"/>
+        </w:rPr>
+        <w:t>淫亂</w:t>
+      </w:r>
+      <w:r>
+        <w:rPr>
+          <w:lang w:val="zh_TW" w:bidi="zh_TW"/>
+        </w:rPr>
+        <w:t>。</w:t>
+      </w:r>
+      <w:r>
+        <w:rPr>
+          <w:lang w:val="zh_TW" w:bidi="zh_TW"/>
+        </w:rPr>
+      </w:r>
+      <w:r>
+        <w:rPr>
+          <w:lang w:val="zh_TW" w:bidi="zh_TW"/>
+        </w:rPr>
+      </w:r>
+    </w:p>
+    <w:p>
+      <w:pPr/>
+      <w:r>
+        <w:rPr>
+          <w:lang w:val="zh_TW" w:bidi="zh_TW"/>
+        </w:rPr>
+      </w:r>
+    </w:p>
+    <w:p>
+      <w:pPr>
+        <w:pStyle w:val="Heading2"/>
+      </w:pPr>
+      <w:r>
+        <w:rPr>
+          <w:lang w:val="zh_TW" w:bidi="zh_TW"/>
+        </w:rPr>
+        <w:t>堅持</w:t>
+      </w:r>
+      <w:r>
+        <w:rPr>
+          <w:lang w:val="zh_TW" w:bidi="zh_TW"/>
+        </w:rPr>
+      </w:r>
+    </w:p>
+    <w:p>
+      <w:pPr/>
+      <w:r>
+        <w:rPr>
+          <w:lang w:val="zh_TW" w:bidi="zh_TW"/>
+        </w:rPr>
+      </w:r>
+      <w:r>
+        <w:rPr>
+          <w:lang w:val="zh_TW" w:bidi="zh_TW"/>
+        </w:rPr>
+        <w:t>堅持（堅忍，和合本有時譯為：忍耐）是指即使面對困難，仍持續不懈地去完成某件事。</w:t>
+      </w:r>
+    </w:p>
+    <w:p>
+      <w:pPr>
+        <w:pStyle w:val="Heading3"/>
+      </w:pPr>
+      <w:r>
+        <w:rPr>
+          <w:lang w:val="zh_TW" w:bidi="zh_TW"/>
+        </w:rPr>
+        <w:t>舊約中的堅持</w:t>
+      </w:r>
+    </w:p>
+    <w:p>
+      <w:pPr/>
+      <w:r>
+        <w:rPr>
+          <w:lang w:val="zh_TW" w:bidi="zh_TW"/>
+        </w:rPr>
+      </w:r>
+      <w:r>
+        <w:rPr>
+          <w:lang w:val="zh_TW" w:bidi="zh_TW"/>
+        </w:rPr>
+        <w:t>在舊約中，以色列民等待多年，期盼神的應許成就。許多信徒在未見應許實現前就已去世（</w:t>
+      </w:r>
+      <w:hyperlink r:id="rId49">
+        <w:r>
+          <w:rPr>
+            <w:lang w:val="zh_TW" w:bidi="zh_TW"/>
+          </w:rPr>
+          <w:rPr>
+            <w:color w:val="0000EE"/>
+            <w:u w:val="single"/>
+          </w:rPr>
+          <w:t>來11:1、13、21</w:t>
+        </w:r>
+      </w:hyperlink>
+      <w:hyperlink r:id="rId50">
+        <w:r>
+          <w:rPr>
+            <w:lang w:val="zh_TW" w:bidi="zh_TW"/>
+          </w:rPr>
+          <w:rPr>
+            <w:color w:val="0000EE"/>
+            <w:u w:val="single"/>
+          </w:rPr>
+          <w:t>–</w:t>
+        </w:r>
+      </w:hyperlink>
+      <w:hyperlink r:id="rId49">
+        <w:r>
+          <w:rPr>
+            <w:lang w:val="zh_TW" w:bidi="zh_TW"/>
+          </w:rPr>
+          <w:rPr>
+            <w:color w:val="0000EE"/>
+            <w:u w:val="single"/>
+          </w:rPr>
+          <w:t>22、39</w:t>
+        </w:r>
+      </w:hyperlink>
+      <w:r>
+        <w:rPr>
+          <w:lang w:val="zh_TW" w:bidi="zh_TW"/>
+        </w:rPr>
+        <w:t>）。神對亞伯拉罕的應許給予百姓數百年的盼望，直到他們終於住在迦南地。以色列人在曠野的旅途中學到了一個重要教訓：他們失去最初的熱情，這阻礙他們進入應許之地，以色列民永遠銘記這一教訓（</w:t>
+      </w:r>
+      <w:hyperlink r:id="rId51">
+        <w:r>
+          <w:rPr>
+            <w:lang w:val="zh_TW" w:bidi="zh_TW"/>
+          </w:rPr>
+          <w:rPr>
+            <w:color w:val="0000EE"/>
+            <w:u w:val="single"/>
+          </w:rPr>
+          <w:t>來3:16–19</w:t>
+        </w:r>
+      </w:hyperlink>
+      <w:r>
+        <w:rPr>
+          <w:lang w:val="zh_TW" w:bidi="zh_TW"/>
+        </w:rPr>
+        <w:t>）。先知們（神的代言人）總是在失敗和困難之中看到未來的盼望，並幫助百姓堅定他們的信心（</w:t>
+      </w:r>
+      <w:hyperlink r:id="rId52">
+        <w:r>
+          <w:rPr>
+            <w:lang w:val="zh_TW" w:bidi="zh_TW"/>
+          </w:rPr>
+          <w:rPr>
+            <w:color w:val="0000EE"/>
+            <w:u w:val="single"/>
+          </w:rPr>
+          <w:t>耶32:1–15</w:t>
+        </w:r>
+      </w:hyperlink>
+      <w:r>
+        <w:rPr>
+          <w:lang w:val="zh_TW" w:bidi="zh_TW"/>
+        </w:rPr>
+        <w:t>；</w:t>
+      </w:r>
+      <w:hyperlink r:id="rId53">
+        <w:r>
+          <w:rPr>
+            <w:lang w:val="zh_TW" w:bidi="zh_TW"/>
+          </w:rPr>
+          <w:rPr>
+            <w:color w:val="0000EE"/>
+            <w:u w:val="single"/>
+          </w:rPr>
+          <w:t>何3:4–5</w:t>
+        </w:r>
+      </w:hyperlink>
+      <w:r>
+        <w:rPr>
+          <w:lang w:val="zh_TW" w:bidi="zh_TW"/>
+        </w:rPr>
+        <w:t>；</w:t>
+      </w:r>
+      <w:hyperlink r:id="rId54">
+        <w:r>
+          <w:rPr>
+            <w:lang w:val="zh_TW" w:bidi="zh_TW"/>
+          </w:rPr>
+          <w:rPr>
+            <w:color w:val="0000EE"/>
+            <w:u w:val="single"/>
+          </w:rPr>
+          <w:t>珥2:28–29</w:t>
+        </w:r>
+      </w:hyperlink>
+      <w:r>
+        <w:rPr>
+          <w:lang w:val="zh_TW" w:bidi="zh_TW"/>
+        </w:rPr>
+        <w:t>；</w:t>
+      </w:r>
+      <w:hyperlink r:id="rId55">
+        <w:r>
+          <w:rPr>
+            <w:lang w:val="zh_TW" w:bidi="zh_TW"/>
+          </w:rPr>
+          <w:rPr>
+            <w:color w:val="0000EE"/>
+            <w:u w:val="single"/>
+          </w:rPr>
+          <w:t>哈2:1–3</w:t>
+        </w:r>
+      </w:hyperlink>
+      <w:r>
+        <w:rPr>
+          <w:lang w:val="zh_TW" w:bidi="zh_TW"/>
+        </w:rPr>
+        <w:t>；</w:t>
+      </w:r>
+      <w:hyperlink r:id="rId56">
+        <w:r>
+          <w:rPr>
+            <w:lang w:val="zh_TW" w:bidi="zh_TW"/>
+          </w:rPr>
+          <w:rPr>
+            <w:color w:val="0000EE"/>
+            <w:u w:val="single"/>
+          </w:rPr>
+          <w:t>但12:11–13</w:t>
+        </w:r>
+      </w:hyperlink>
+      <w:r>
+        <w:rPr>
+          <w:lang w:val="zh_TW" w:bidi="zh_TW"/>
+        </w:rPr>
+        <w:t>）。</w:t>
+      </w:r>
+    </w:p>
+    <w:p>
+      <w:pPr>
+        <w:pStyle w:val="Heading3"/>
+      </w:pPr>
+      <w:r>
+        <w:rPr>
+          <w:lang w:val="zh_TW" w:bidi="zh_TW"/>
+        </w:rPr>
+        <w:t>新約中的堅持</w:t>
+      </w:r>
+    </w:p>
+    <w:p>
+      <w:pPr/>
+      <w:r>
+        <w:rPr>
+          <w:lang w:val="zh_TW" w:bidi="zh_TW"/>
+        </w:rPr>
+      </w:r>
+      <w:r>
+        <w:rPr>
+          <w:lang w:val="zh_TW" w:bidi="zh_TW"/>
+        </w:rPr>
+        <w:t>新約也勸勉信徒持續堅持。希臘文常用的詞是</w:t>
+      </w:r>
+      <w:r>
+        <w:rPr>
+          <w:i/>
+          <w:lang w:val="zh_TW" w:bidi="zh_TW"/>
+        </w:rPr>
+        <w:t>proskartereo</w:t>
+      </w:r>
+      <w:r>
+        <w:rPr>
+          <w:lang w:val="zh_TW" w:bidi="zh_TW"/>
+        </w:rPr>
+        <w:t>，意思是「持續專注或堅定不移」（</w:t>
+      </w:r>
+      <w:hyperlink r:id="rId57">
+        <w:r>
+          <w:rPr>
+            <w:lang w:val="zh_TW" w:bidi="zh_TW"/>
+          </w:rPr>
+          <w:rPr>
+            <w:color w:val="0000EE"/>
+            <w:u w:val="single"/>
+          </w:rPr>
+          <w:t>可3:9</w:t>
+        </w:r>
+      </w:hyperlink>
+      <w:r>
+        <w:rPr>
+          <w:lang w:val="zh_TW" w:bidi="zh_TW"/>
+        </w:rPr>
+        <w:t>；</w:t>
+      </w:r>
+      <w:hyperlink r:id="rId58">
+        <w:r>
+          <w:rPr>
+            <w:lang w:val="zh_TW" w:bidi="zh_TW"/>
+          </w:rPr>
+          <w:rPr>
+            <w:color w:val="0000EE"/>
+            <w:u w:val="single"/>
+          </w:rPr>
+          <w:t>徒8:13，</w:t>
+        </w:r>
+      </w:hyperlink>
+      <w:hyperlink r:id="rId59">
+        <w:r>
+          <w:rPr>
+            <w:lang w:val="zh_TW" w:bidi="zh_TW"/>
+          </w:rPr>
+          <w:rPr>
+            <w:color w:val="0000EE"/>
+            <w:u w:val="single"/>
+          </w:rPr>
+          <w:t>10:7</w:t>
+        </w:r>
+      </w:hyperlink>
+      <w:r>
+        <w:rPr>
+          <w:lang w:val="zh_TW" w:bidi="zh_TW"/>
+        </w:rPr>
+        <w:t>；</w:t>
+      </w:r>
+      <w:hyperlink r:id="rId60">
+        <w:r>
+          <w:rPr>
+            <w:lang w:val="zh_TW" w:bidi="zh_TW"/>
+          </w:rPr>
+          <w:rPr>
+            <w:color w:val="0000EE"/>
+            <w:u w:val="single"/>
+          </w:rPr>
+          <w:t>羅13:6）</w:t>
+        </w:r>
+      </w:hyperlink>
+      <w:r>
+        <w:rPr>
+          <w:lang w:val="zh_TW" w:bidi="zh_TW"/>
+        </w:rPr>
+        <w:t>。這個詞被譯為「忠心」、「持續」、「恆常」和「堅定不移」。</w:t>
+      </w:r>
+    </w:p>
+    <w:p>
+      <w:pPr>
+        <w:pStyle w:val="Heading3"/>
+      </w:pPr>
+      <w:r>
+        <w:rPr>
+          <w:lang w:val="zh_TW" w:bidi="zh_TW"/>
+        </w:rPr>
+        <w:t>信仰中的堅持</w:t>
+      </w:r>
+    </w:p>
+    <w:p>
+      <w:pPr/>
+      <w:r>
+        <w:rPr>
+          <w:lang w:val="zh_TW" w:bidi="zh_TW"/>
+        </w:rPr>
+      </w:r>
+      <w:r>
+        <w:rPr>
+          <w:lang w:val="zh_TW" w:bidi="zh_TW"/>
+        </w:rPr>
+        <w:t>聖經教導我們在信仰的許多方面應該堅持下去，不要放棄：</w:t>
+      </w:r>
+    </w:p>
+    <w:p>
+      <w:pPr>
+        <w:pStyle w:val="ListBullet"/>
+        <w:spacing w:line="240" w:lineRule="auto"/>
+        <w:ind w:left="720"/>
+      </w:pPr>
+      <w:r>
+        <w:rPr>
+          <w:lang w:val="zh_TW" w:bidi="zh_TW"/>
+        </w:rPr>
+      </w:r>
+      <w:r>
+        <w:rPr>
+          <w:lang w:val="zh_TW" w:bidi="zh_TW"/>
+        </w:rPr>
+        <w:t>在禱告中（</w:t>
+      </w:r>
+      <w:hyperlink r:id="rId61">
+        <w:r>
+          <w:rPr>
+            <w:lang w:val="zh_TW" w:bidi="zh_TW"/>
+          </w:rPr>
+          <w:rPr>
+            <w:color w:val="0000EE"/>
+            <w:u w:val="single"/>
+          </w:rPr>
+          <w:t>路18:1–8</w:t>
+        </w:r>
+      </w:hyperlink>
+      <w:r>
+        <w:rPr>
+          <w:lang w:val="zh_TW" w:bidi="zh_TW"/>
+        </w:rPr>
+        <w:t>；</w:t>
+      </w:r>
+      <w:hyperlink r:id="rId62">
+        <w:r>
+          <w:rPr>
+            <w:lang w:val="zh_TW" w:bidi="zh_TW"/>
+          </w:rPr>
+          <w:rPr>
+            <w:color w:val="0000EE"/>
+            <w:u w:val="single"/>
+          </w:rPr>
+          <w:t>西4:2</w:t>
+        </w:r>
+      </w:hyperlink>
+      <w:r>
+        <w:rPr>
+          <w:lang w:val="zh_TW" w:bidi="zh_TW"/>
+        </w:rPr>
+        <w:t>）</w:t>
+      </w:r>
+    </w:p>
+    <w:p>
+      <w:pPr>
+        <w:pStyle w:val="ListBullet"/>
+        <w:spacing w:line="240" w:lineRule="auto"/>
+        <w:ind w:left="720"/>
+      </w:pPr>
+      <w:r>
+        <w:rPr>
+          <w:lang w:val="zh_TW" w:bidi="zh_TW"/>
+        </w:rPr>
+      </w:r>
+      <w:r>
+        <w:rPr>
+          <w:lang w:val="zh_TW" w:bidi="zh_TW"/>
+        </w:rPr>
+        <w:t>在行善時（</w:t>
+      </w:r>
+      <w:hyperlink r:id="rId63">
+        <w:r>
+          <w:rPr>
+            <w:lang w:val="zh_TW" w:bidi="zh_TW"/>
+          </w:rPr>
+          <w:rPr>
+            <w:color w:val="0000EE"/>
+            <w:u w:val="single"/>
+          </w:rPr>
+          <w:t>羅2:7</w:t>
+        </w:r>
+      </w:hyperlink>
+      <w:r>
+        <w:rPr>
+          <w:lang w:val="zh_TW" w:bidi="zh_TW"/>
+        </w:rPr>
+        <w:t>；</w:t>
+      </w:r>
+      <w:hyperlink r:id="rId64">
+        <w:r>
+          <w:rPr>
+            <w:lang w:val="zh_TW" w:bidi="zh_TW"/>
+          </w:rPr>
+          <w:rPr>
+            <w:color w:val="0000EE"/>
+            <w:u w:val="single"/>
+          </w:rPr>
+          <w:t>加6:9</w:t>
+        </w:r>
+      </w:hyperlink>
+      <w:r>
+        <w:rPr>
+          <w:lang w:val="zh_TW" w:bidi="zh_TW"/>
+        </w:rPr>
+        <w:t>）</w:t>
+      </w:r>
+    </w:p>
+    <w:p>
+      <w:pPr>
+        <w:pStyle w:val="ListBullet"/>
+        <w:spacing w:line="240" w:lineRule="auto"/>
+        <w:ind w:left="720"/>
+      </w:pPr>
+      <w:r>
+        <w:rPr>
+          <w:lang w:val="zh_TW" w:bidi="zh_TW"/>
+        </w:rPr>
+      </w:r>
+      <w:r>
+        <w:rPr>
+          <w:lang w:val="zh_TW" w:bidi="zh_TW"/>
+        </w:rPr>
+        <w:t>在學習基督信仰時（</w:t>
+      </w:r>
+      <w:hyperlink r:id="rId65">
+        <w:r>
+          <w:rPr>
+            <w:lang w:val="zh_TW" w:bidi="zh_TW"/>
+          </w:rPr>
+          <w:rPr>
+            <w:color w:val="0000EE"/>
+            <w:u w:val="single"/>
+          </w:rPr>
+          <w:t>徒2:42</w:t>
+        </w:r>
+      </w:hyperlink>
+      <w:r>
+        <w:rPr>
+          <w:lang w:val="zh_TW" w:bidi="zh_TW"/>
+        </w:rPr>
+        <w:t>；</w:t>
+      </w:r>
+      <w:hyperlink r:id="rId66">
+        <w:r>
+          <w:rPr>
+            <w:lang w:val="zh_TW" w:bidi="zh_TW"/>
+          </w:rPr>
+          <w:rPr>
+            <w:color w:val="0000EE"/>
+            <w:u w:val="single"/>
+          </w:rPr>
+          <w:t>提後3:14</w:t>
+        </w:r>
+      </w:hyperlink>
+      <w:r>
+        <w:rPr>
+          <w:lang w:val="zh_TW" w:bidi="zh_TW"/>
+        </w:rPr>
+        <w:t>）</w:t>
+      </w:r>
+    </w:p>
+    <w:p>
+      <w:pPr>
+        <w:pStyle w:val="ListBullet"/>
+        <w:spacing w:line="240" w:lineRule="auto"/>
+        <w:ind w:left="720"/>
+      </w:pPr>
+      <w:r>
+        <w:rPr>
+          <w:lang w:val="zh_TW" w:bidi="zh_TW"/>
+        </w:rPr>
+      </w:r>
+      <w:r>
+        <w:rPr>
+          <w:lang w:val="zh_TW" w:bidi="zh_TW"/>
+        </w:rPr>
+        <w:t>在困難時期（</w:t>
+      </w:r>
+      <w:hyperlink r:id="rId67">
+        <w:r>
+          <w:rPr>
+            <w:lang w:val="zh_TW" w:bidi="zh_TW"/>
+          </w:rPr>
+          <w:rPr>
+            <w:color w:val="0000EE"/>
+            <w:u w:val="single"/>
+          </w:rPr>
+          <w:t>帖後1:4</w:t>
+        </w:r>
+      </w:hyperlink>
+      <w:r>
+        <w:rPr>
+          <w:lang w:val="zh_TW" w:bidi="zh_TW"/>
+        </w:rPr>
+        <w:t>）</w:t>
+      </w:r>
+    </w:p>
+    <w:p>
+      <w:pPr>
+        <w:pStyle w:val="ListBullet"/>
+        <w:spacing w:line="240" w:lineRule="auto"/>
+        <w:ind w:left="720"/>
+      </w:pPr>
+      <w:r>
+        <w:rPr>
+          <w:lang w:val="zh_TW" w:bidi="zh_TW"/>
+        </w:rPr>
+      </w:r>
+      <w:r>
+        <w:rPr>
+          <w:lang w:val="zh_TW" w:bidi="zh_TW"/>
+        </w:rPr>
+        <w:t>在恩典中（</w:t>
+      </w:r>
+      <w:hyperlink r:id="rId68">
+        <w:r>
+          <w:rPr>
+            <w:lang w:val="zh_TW" w:bidi="zh_TW"/>
+          </w:rPr>
+          <w:rPr>
+            <w:color w:val="0000EE"/>
+            <w:u w:val="single"/>
+          </w:rPr>
+          <w:t>徒13:43</w:t>
+        </w:r>
+      </w:hyperlink>
+      <w:r>
+        <w:rPr>
+          <w:lang w:val="zh_TW" w:bidi="zh_TW"/>
+        </w:rPr>
+        <w:t>；</w:t>
+      </w:r>
+      <w:hyperlink r:id="rId69">
+        <w:r>
+          <w:rPr>
+            <w:lang w:val="zh_TW" w:bidi="zh_TW"/>
+          </w:rPr>
+          <w:rPr>
+            <w:color w:val="0000EE"/>
+            <w:u w:val="single"/>
+          </w:rPr>
+          <w:t>林後6:1</w:t>
+        </w:r>
+      </w:hyperlink>
+      <w:r>
+        <w:rPr>
+          <w:lang w:val="zh_TW" w:bidi="zh_TW"/>
+        </w:rPr>
+        <w:t>）</w:t>
+      </w:r>
+    </w:p>
+    <w:p>
+      <w:pPr>
+        <w:pStyle w:val="ListBullet"/>
+        <w:spacing w:line="240" w:lineRule="auto"/>
+        <w:ind w:left="720"/>
+      </w:pPr>
+      <w:r>
+        <w:rPr>
+          <w:lang w:val="zh_TW" w:bidi="zh_TW"/>
+        </w:rPr>
+      </w:r>
+      <w:r>
+        <w:rPr>
+          <w:lang w:val="zh_TW" w:bidi="zh_TW"/>
+        </w:rPr>
+        <w:t>在信心中（</w:t>
+      </w:r>
+      <w:hyperlink r:id="rId70">
+        <w:r>
+          <w:rPr>
+            <w:lang w:val="zh_TW" w:bidi="zh_TW"/>
+          </w:rPr>
+          <w:rPr>
+            <w:color w:val="0000EE"/>
+            <w:u w:val="single"/>
+          </w:rPr>
+          <w:t>徒14:22</w:t>
+        </w:r>
+      </w:hyperlink>
+      <w:r>
+        <w:rPr>
+          <w:lang w:val="zh_TW" w:bidi="zh_TW"/>
+        </w:rPr>
+        <w:t>；</w:t>
+      </w:r>
+      <w:hyperlink r:id="rId71">
+        <w:r>
+          <w:rPr>
+            <w:lang w:val="zh_TW" w:bidi="zh_TW"/>
+          </w:rPr>
+          <w:rPr>
+            <w:color w:val="0000EE"/>
+            <w:u w:val="single"/>
+          </w:rPr>
+          <w:t>西1:23</w:t>
+        </w:r>
+      </w:hyperlink>
+      <w:r>
+        <w:rPr>
+          <w:lang w:val="zh_TW" w:bidi="zh_TW"/>
+        </w:rPr>
+        <w:t>）</w:t>
+      </w:r>
+    </w:p>
+    <w:p>
+      <w:pPr>
+        <w:pStyle w:val="ListBullet"/>
+        <w:spacing w:line="240" w:lineRule="auto"/>
+        <w:ind w:left="720"/>
+      </w:pPr>
+      <w:r>
+        <w:rPr>
+          <w:lang w:val="zh_TW" w:bidi="zh_TW"/>
+        </w:rPr>
+      </w:r>
+      <w:r>
+        <w:rPr>
+          <w:lang w:val="zh_TW" w:bidi="zh_TW"/>
+        </w:rPr>
+        <w:t>在神的愛中（</w:t>
+      </w:r>
+      <w:hyperlink r:id="rId72">
+        <w:r>
+          <w:rPr>
+            <w:lang w:val="zh_TW" w:bidi="zh_TW"/>
+          </w:rPr>
+          <w:rPr>
+            <w:color w:val="0000EE"/>
+            <w:u w:val="single"/>
+          </w:rPr>
+          <w:t>約15:9</w:t>
+        </w:r>
+      </w:hyperlink>
+      <w:r>
+        <w:rPr>
+          <w:lang w:val="zh_TW" w:bidi="zh_TW"/>
+        </w:rPr>
+        <w:t>；</w:t>
+      </w:r>
+      <w:hyperlink r:id="rId73">
+        <w:r>
+          <w:rPr>
+            <w:lang w:val="zh_TW" w:bidi="zh_TW"/>
+          </w:rPr>
+          <w:rPr>
+            <w:color w:val="0000EE"/>
+            <w:u w:val="single"/>
+          </w:rPr>
+          <w:t>猶1:21</w:t>
+        </w:r>
+      </w:hyperlink>
+      <w:r>
+        <w:rPr>
+          <w:lang w:val="zh_TW" w:bidi="zh_TW"/>
+        </w:rPr>
+        <w:t>）</w:t>
+      </w:r>
+    </w:p>
+    <w:p>
+      <w:pPr>
+        <w:pStyle w:val="ListBullet"/>
+        <w:spacing w:line="240" w:lineRule="auto"/>
+        <w:ind w:left="720"/>
+      </w:pPr>
+      <w:r>
+        <w:rPr>
+          <w:lang w:val="zh_TW" w:bidi="zh_TW"/>
+        </w:rPr>
+      </w:r>
+      <w:r>
+        <w:rPr>
+          <w:lang w:val="zh_TW" w:bidi="zh_TW"/>
+        </w:rPr>
+        <w:t>堅守信仰（</w:t>
+      </w:r>
+      <w:hyperlink r:id="rId74">
+        <w:r>
+          <w:rPr>
+            <w:lang w:val="zh_TW" w:bidi="zh_TW"/>
+          </w:rPr>
+          <w:rPr>
+            <w:color w:val="0000EE"/>
+            <w:u w:val="single"/>
+          </w:rPr>
+          <w:t>林前16:13</w:t>
+        </w:r>
+      </w:hyperlink>
+      <w:r>
+        <w:rPr>
+          <w:lang w:val="zh_TW" w:bidi="zh_TW"/>
+        </w:rPr>
+        <w:t>；</w:t>
+      </w:r>
+      <w:hyperlink r:id="rId75">
+        <w:r>
+          <w:rPr>
+            <w:lang w:val="zh_TW" w:bidi="zh_TW"/>
+          </w:rPr>
+          <w:rPr>
+            <w:color w:val="0000EE"/>
+            <w:u w:val="single"/>
+          </w:rPr>
+          <w:t>帖後2:15</w:t>
+        </w:r>
+      </w:hyperlink>
+      <w:r>
+        <w:rPr>
+          <w:lang w:val="zh_TW" w:bidi="zh_TW"/>
+        </w:rPr>
+        <w:t>）</w:t>
+      </w:r>
+    </w:p>
+    <w:p>
+      <w:pPr>
+        <w:pStyle w:val="ListBullet"/>
+        <w:spacing w:line="240" w:lineRule="auto"/>
+        <w:ind w:left="720"/>
+      </w:pPr>
+      <w:r>
+        <w:rPr>
+          <w:lang w:val="zh_TW" w:bidi="zh_TW"/>
+        </w:rPr>
+      </w:r>
+      <w:r>
+        <w:rPr>
+          <w:lang w:val="zh_TW" w:bidi="zh_TW"/>
+        </w:rPr>
+        <w:t>住在基督裡（</w:t>
+      </w:r>
+      <w:hyperlink r:id="rId76">
+        <w:r>
+          <w:rPr>
+            <w:lang w:val="zh_TW" w:bidi="zh_TW"/>
+          </w:rPr>
+          <w:rPr>
+            <w:color w:val="0000EE"/>
+            <w:u w:val="single"/>
+          </w:rPr>
+          <w:t>約15:4–10</w:t>
+        </w:r>
+      </w:hyperlink>
+      <w:r>
+        <w:rPr>
+          <w:lang w:val="zh_TW" w:bidi="zh_TW"/>
+        </w:rPr>
+        <w:t>；</w:t>
+      </w:r>
+      <w:hyperlink r:id="rId77">
+        <w:r>
+          <w:rPr>
+            <w:lang w:val="zh_TW" w:bidi="zh_TW"/>
+          </w:rPr>
+          <w:rPr>
+            <w:color w:val="0000EE"/>
+            <w:u w:val="single"/>
+          </w:rPr>
+          <w:t>約一2:28</w:t>
+        </w:r>
+      </w:hyperlink>
+      <w:r>
+        <w:rPr>
+          <w:lang w:val="zh_TW" w:bidi="zh_TW"/>
+        </w:rPr>
+        <w:t>）</w:t>
+      </w:r>
+    </w:p>
+    <w:p>
+      <w:pPr>
+        <w:pStyle w:val="ListBullet"/>
+        <w:spacing w:line="240" w:lineRule="auto"/>
+        <w:ind w:left="720"/>
+      </w:pPr>
+      <w:r>
+        <w:rPr>
+          <w:lang w:val="zh_TW" w:bidi="zh_TW"/>
+        </w:rPr>
+      </w:r>
+      <w:r>
+        <w:rPr>
+          <w:lang w:val="zh_TW" w:bidi="zh_TW"/>
+        </w:rPr>
+        <w:t>忍耐奔跑（</w:t>
+      </w:r>
+      <w:hyperlink r:id="rId78">
+        <w:r>
+          <w:rPr>
+            <w:lang w:val="zh_TW" w:bidi="zh_TW"/>
+          </w:rPr>
+          <w:rPr>
+            <w:color w:val="0000EE"/>
+            <w:u w:val="single"/>
+          </w:rPr>
+          <w:t>來6:12，</w:t>
+        </w:r>
+      </w:hyperlink>
+      <w:hyperlink r:id="rId79">
+        <w:r>
+          <w:rPr>
+            <w:lang w:val="zh_TW" w:bidi="zh_TW"/>
+          </w:rPr>
+          <w:rPr>
+            <w:color w:val="0000EE"/>
+            <w:u w:val="single"/>
+          </w:rPr>
+          <w:t>12:1</w:t>
+        </w:r>
+      </w:hyperlink>
+      <w:r>
+        <w:rPr>
+          <w:lang w:val="zh_TW" w:bidi="zh_TW"/>
+        </w:rPr>
+        <w:t>）</w:t>
+      </w:r>
+    </w:p>
+    <w:p>
+      <w:pPr>
+        <w:pStyle w:val="ListBullet"/>
+        <w:spacing w:line="240" w:lineRule="auto"/>
+        <w:ind w:left="720"/>
+      </w:pPr>
+      <w:r>
+        <w:rPr>
+          <w:lang w:val="zh_TW" w:bidi="zh_TW"/>
+        </w:rPr>
+      </w:r>
+      <w:r>
+        <w:rPr>
+          <w:lang w:val="zh_TW" w:bidi="zh_TW"/>
+        </w:rPr>
+        <w:t>不偏離信仰（</w:t>
+      </w:r>
+      <w:hyperlink r:id="rId80">
+        <w:r>
+          <w:rPr>
+            <w:lang w:val="zh_TW" w:bidi="zh_TW"/>
+          </w:rPr>
+          <w:rPr>
+            <w:color w:val="0000EE"/>
+            <w:u w:val="single"/>
+          </w:rPr>
+          <w:t>來3:12，</w:t>
+        </w:r>
+      </w:hyperlink>
+      <w:hyperlink r:id="rId81">
+        <w:r>
+          <w:rPr>
+            <w:lang w:val="zh_TW" w:bidi="zh_TW"/>
+          </w:rPr>
+          <w:rPr>
+            <w:color w:val="0000EE"/>
+            <w:u w:val="single"/>
+          </w:rPr>
+          <w:t>4:1–10</w:t>
+        </w:r>
+      </w:hyperlink>
+      <w:r>
+        <w:rPr>
+          <w:lang w:val="zh_TW" w:bidi="zh_TW"/>
+        </w:rPr>
+        <w:t>）</w:t>
+      </w:r>
+    </w:p>
+    <w:p>
+      <w:pPr>
+        <w:pStyle w:val="ListBullet"/>
+        <w:spacing w:line="240" w:lineRule="auto"/>
+        <w:ind w:left="720"/>
+      </w:pPr>
+      <w:r>
+        <w:rPr>
+          <w:lang w:val="zh_TW" w:bidi="zh_TW"/>
+        </w:rPr>
+      </w:r>
+      <w:r>
+        <w:rPr>
+          <w:lang w:val="zh_TW" w:bidi="zh_TW"/>
+        </w:rPr>
+        <w:t>熱心確認我們的呼召和揀選（</w:t>
+      </w:r>
+      <w:hyperlink r:id="rId82">
+        <w:r>
+          <w:rPr>
+            <w:lang w:val="zh_TW" w:bidi="zh_TW"/>
+          </w:rPr>
+          <w:rPr>
+            <w:color w:val="0000EE"/>
+            <w:u w:val="single"/>
+          </w:rPr>
+          <w:t>彼後1:10</w:t>
+        </w:r>
+      </w:hyperlink>
+      <w:r>
+        <w:rPr>
+          <w:lang w:val="zh_TW" w:bidi="zh_TW"/>
+        </w:rPr>
+        <w:t>）</w:t>
+      </w:r>
+    </w:p>
+    <w:p>
+      <w:pPr>
+        <w:pStyle w:val="Heading3"/>
+      </w:pPr>
+      <w:r>
+        <w:rPr>
+          <w:lang w:val="zh_TW" w:bidi="zh_TW"/>
+        </w:rPr>
+        <w:t>未能堅持的例子</w:t>
+      </w:r>
+    </w:p>
+    <w:p>
+      <w:pPr/>
+      <w:r>
+        <w:rPr>
+          <w:lang w:val="zh_TW" w:bidi="zh_TW"/>
+        </w:rPr>
+      </w:r>
+      <w:r>
+        <w:rPr>
+          <w:lang w:val="zh_TW" w:bidi="zh_TW"/>
+        </w:rPr>
+        <w:t>有些人未能堅持下去，例如：</w:t>
+      </w:r>
+    </w:p>
+    <w:p>
+      <w:pPr>
+        <w:pStyle w:val="ListBullet"/>
+        <w:spacing w:line="240" w:lineRule="auto"/>
+        <w:ind w:left="720"/>
+      </w:pPr>
+      <w:r>
+        <w:rPr>
+          <w:lang w:val="zh_TW" w:bidi="zh_TW"/>
+        </w:rPr>
+      </w:r>
+      <w:r>
+        <w:rPr>
+          <w:lang w:val="zh_TW" w:bidi="zh_TW"/>
+        </w:rPr>
+        <w:t>猶大（</w:t>
+      </w:r>
+      <w:hyperlink r:id="rId83">
+        <w:r>
+          <w:rPr>
+            <w:lang w:val="zh_TW" w:bidi="zh_TW"/>
+          </w:rPr>
+          <w:rPr>
+            <w:color w:val="0000EE"/>
+            <w:u w:val="single"/>
+          </w:rPr>
+          <w:t>約6:71</w:t>
+        </w:r>
+      </w:hyperlink>
+      <w:r>
+        <w:rPr>
+          <w:lang w:val="zh_TW" w:bidi="zh_TW"/>
+        </w:rPr>
+        <w:t>）</w:t>
+      </w:r>
+    </w:p>
+    <w:p>
+      <w:pPr>
+        <w:pStyle w:val="ListBullet"/>
+        <w:spacing w:line="240" w:lineRule="auto"/>
+        <w:ind w:left="720"/>
+      </w:pPr>
+      <w:r>
+        <w:rPr>
+          <w:lang w:val="zh_TW" w:bidi="zh_TW"/>
+        </w:rPr>
+      </w:r>
+      <w:r>
+        <w:rPr>
+          <w:lang w:val="zh_TW" w:bidi="zh_TW"/>
+        </w:rPr>
+        <w:t>底馬（</w:t>
+      </w:r>
+      <w:hyperlink r:id="rId84">
+        <w:r>
+          <w:rPr>
+            <w:lang w:val="zh_TW" w:bidi="zh_TW"/>
+          </w:rPr>
+          <w:rPr>
+            <w:color w:val="0000EE"/>
+            <w:u w:val="single"/>
+          </w:rPr>
+          <w:t>提後4:10</w:t>
+        </w:r>
+      </w:hyperlink>
+      <w:r>
+        <w:rPr>
+          <w:lang w:val="zh_TW" w:bidi="zh_TW"/>
+        </w:rPr>
+        <w:t>）</w:t>
+      </w:r>
+    </w:p>
+    <w:p>
+      <w:pPr>
+        <w:pStyle w:val="ListBullet"/>
+        <w:spacing w:line="240" w:lineRule="auto"/>
+        <w:ind w:left="720"/>
+      </w:pPr>
+      <w:r>
+        <w:rPr>
+          <w:lang w:val="zh_TW" w:bidi="zh_TW"/>
+        </w:rPr>
+      </w:r>
+      <w:r>
+        <w:rPr>
+          <w:lang w:val="zh_TW" w:bidi="zh_TW"/>
+        </w:rPr>
+        <w:t>許米乃（</w:t>
+      </w:r>
+      <w:hyperlink r:id="rId85">
+        <w:r>
+          <w:rPr>
+            <w:lang w:val="zh_TW" w:bidi="zh_TW"/>
+          </w:rPr>
+          <w:rPr>
+            <w:color w:val="0000EE"/>
+            <w:u w:val="single"/>
+          </w:rPr>
+          <w:t>提後2:17</w:t>
+        </w:r>
+      </w:hyperlink>
+      <w:r>
+        <w:rPr>
+          <w:lang w:val="zh_TW" w:bidi="zh_TW"/>
+        </w:rPr>
+        <w:t>）</w:t>
+      </w:r>
+    </w:p>
+    <w:p>
+      <w:pPr>
+        <w:pStyle w:val="Heading3"/>
+      </w:pPr>
+      <w:r>
+        <w:rPr>
+          <w:lang w:val="zh_TW" w:bidi="zh_TW"/>
+        </w:rPr>
+        <w:t>關於缺乏堅持的警告</w:t>
+      </w:r>
+    </w:p>
+    <w:p>
+      <w:pPr/>
+      <w:r>
+        <w:rPr>
+          <w:lang w:val="zh_TW" w:bidi="zh_TW"/>
+        </w:rPr>
+      </w:r>
+      <w:r>
+        <w:rPr>
+          <w:lang w:val="zh_TW" w:bidi="zh_TW"/>
+        </w:rPr>
+        <w:t>我們不應忽視以下可能性：</w:t>
+      </w:r>
+    </w:p>
+    <w:p>
+      <w:pPr>
+        <w:pStyle w:val="ListBullet"/>
+        <w:spacing w:line="240" w:lineRule="auto"/>
+        <w:ind w:left="720"/>
+      </w:pPr>
+      <w:r>
+        <w:rPr>
+          <w:lang w:val="zh_TW" w:bidi="zh_TW"/>
+        </w:rPr>
+      </w:r>
+      <w:r>
+        <w:rPr>
+          <w:lang w:val="zh_TW" w:bidi="zh_TW"/>
+        </w:rPr>
+        <w:t>「忽略這麼大的救恩」</w:t>
+      </w:r>
+      <w:hyperlink r:id="rId86">
+        <w:r>
+          <w:rPr>
+            <w:lang w:val="zh_TW" w:bidi="zh_TW"/>
+          </w:rPr>
+          <w:rPr>
+            <w:color w:val="0000EE"/>
+            <w:u w:val="single"/>
+          </w:rPr>
+          <w:t>（來2:3）</w:t>
+        </w:r>
+      </w:hyperlink>
+    </w:p>
+    <w:p>
+      <w:pPr>
+        <w:pStyle w:val="ListBullet"/>
+        <w:spacing w:line="240" w:lineRule="auto"/>
+        <w:ind w:left="720"/>
+      </w:pPr>
+      <w:r>
+        <w:rPr>
+          <w:lang w:val="zh_TW" w:bidi="zh_TW"/>
+        </w:rPr>
+      </w:r>
+      <w:r>
+        <w:rPr>
+          <w:lang w:val="zh_TW" w:bidi="zh_TW"/>
+        </w:rPr>
+        <w:t>「被棄絕」（</w:t>
+      </w:r>
+      <w:hyperlink r:id="rId87">
+        <w:r>
+          <w:rPr>
+            <w:lang w:val="zh_TW" w:bidi="zh_TW"/>
+          </w:rPr>
+          <w:rPr>
+            <w:color w:val="0000EE"/>
+            <w:u w:val="single"/>
+          </w:rPr>
+          <w:t>林前9:27）</w:t>
+        </w:r>
+      </w:hyperlink>
+    </w:p>
+    <w:p>
+      <w:pPr>
+        <w:pStyle w:val="ListBullet"/>
+        <w:spacing w:line="240" w:lineRule="auto"/>
+        <w:ind w:left="720"/>
+      </w:pPr>
+      <w:r>
+        <w:rPr>
+          <w:lang w:val="zh_TW" w:bidi="zh_TW"/>
+        </w:rPr>
+      </w:r>
+      <w:r>
+        <w:rPr>
+          <w:lang w:val="zh_TW" w:bidi="zh_TW"/>
+        </w:rPr>
+        <w:t>當我們以為自己「站得穩」時「跌倒」（</w:t>
+      </w:r>
+      <w:hyperlink r:id="rId88">
+        <w:r>
+          <w:rPr>
+            <w:lang w:val="zh_TW" w:bidi="zh_TW"/>
+          </w:rPr>
+          <w:rPr>
+            <w:color w:val="0000EE"/>
+            <w:u w:val="single"/>
+          </w:rPr>
+          <w:t>林前10:12</w:t>
+        </w:r>
+      </w:hyperlink>
+      <w:r>
+        <w:rPr>
+          <w:lang w:val="zh_TW" w:bidi="zh_TW"/>
+        </w:rPr>
+        <w:t>）。</w:t>
+      </w:r>
+    </w:p>
+    <w:p>
+      <w:pPr>
+        <w:pStyle w:val="ListBullet"/>
+        <w:spacing w:line="240" w:lineRule="auto"/>
+        <w:ind w:left="720"/>
+      </w:pPr>
+      <w:r>
+        <w:rPr>
+          <w:lang w:val="zh_TW" w:bidi="zh_TW"/>
+        </w:rPr>
+      </w:r>
+      <w:r>
+        <w:rPr>
+          <w:lang w:val="zh_TW" w:bidi="zh_TW"/>
+        </w:rPr>
+        <w:t>完全背離神而犯叛教罪（</w:t>
+      </w:r>
+      <w:hyperlink r:id="rId89">
+        <w:r>
+          <w:rPr>
+            <w:lang w:val="zh_TW" w:bidi="zh_TW"/>
+          </w:rPr>
+          <w:rPr>
+            <w:color w:val="0000EE"/>
+            <w:u w:val="single"/>
+          </w:rPr>
+          <w:t>來6:1–8</w:t>
+        </w:r>
+      </w:hyperlink>
+      <w:r>
+        <w:rPr>
+          <w:lang w:val="zh_TW" w:bidi="zh_TW"/>
+        </w:rPr>
+        <w:t>）</w:t>
+      </w:r>
+    </w:p>
+    <w:p>
+      <w:pPr>
+        <w:pStyle w:val="Heading3"/>
+      </w:pPr>
+      <w:r>
+        <w:rPr>
+          <w:lang w:val="zh_TW" w:bidi="zh_TW"/>
+        </w:rPr>
+        <w:t>堅持的重要性</w:t>
+      </w:r>
+    </w:p>
+    <w:p>
+      <w:pPr/>
+      <w:r>
+        <w:rPr>
+          <w:lang w:val="zh_TW" w:bidi="zh_TW"/>
+        </w:rPr>
+      </w:r>
+      <w:r>
+        <w:rPr>
+          <w:lang w:val="zh_TW" w:bidi="zh_TW"/>
+        </w:rPr>
+        <w:t>因為，正如耶穌所說：「忍耐到底的必然得救」（</w:t>
+      </w:r>
+      <w:hyperlink r:id="rId90">
+        <w:r>
+          <w:rPr>
+            <w:lang w:val="zh_TW" w:bidi="zh_TW"/>
+          </w:rPr>
+          <w:rPr>
+            <w:color w:val="0000EE"/>
+            <w:u w:val="single"/>
+          </w:rPr>
+          <w:t>太10:22，</w:t>
+        </w:r>
+      </w:hyperlink>
+      <w:hyperlink r:id="rId91">
+        <w:r>
+          <w:rPr>
+            <w:lang w:val="zh_TW" w:bidi="zh_TW"/>
+          </w:rPr>
+          <w:rPr>
+            <w:color w:val="0000EE"/>
+            <w:u w:val="single"/>
+          </w:rPr>
+          <w:t>24:13</w:t>
+        </w:r>
+      </w:hyperlink>
+      <w:r>
+        <w:rPr>
+          <w:lang w:val="zh_TW" w:bidi="zh_TW"/>
+        </w:rPr>
+        <w:t>）。這一強調並非偶然，而是針對當時外邦社會的壓力、逼迫的危險、靈性經歷後的情感波動及對「即時得救」的誤解。基督徒必須明白，堅持是承受永生救恩的關鍵（</w:t>
+      </w:r>
+      <w:hyperlink r:id="rId92">
+        <w:r>
+          <w:rPr>
+            <w:lang w:val="zh_TW" w:bidi="zh_TW"/>
+          </w:rPr>
+          <w:rPr>
+            <w:color w:val="0000EE"/>
+            <w:u w:val="single"/>
+          </w:rPr>
+          <w:t>路21:19</w:t>
+        </w:r>
+      </w:hyperlink>
+      <w:r>
+        <w:rPr>
+          <w:lang w:val="zh_TW" w:bidi="zh_TW"/>
+        </w:rPr>
+        <w:t>；</w:t>
+      </w:r>
+      <w:hyperlink r:id="rId93">
+        <w:r>
+          <w:rPr>
+            <w:lang w:val="zh_TW" w:bidi="zh_TW"/>
+          </w:rPr>
+          <w:rPr>
+            <w:color w:val="0000EE"/>
+            <w:u w:val="single"/>
+          </w:rPr>
+          <w:t>羅5:3</w:t>
+        </w:r>
+      </w:hyperlink>
+      <w:r>
+        <w:rPr>
+          <w:lang w:val="zh_TW" w:bidi="zh_TW"/>
+        </w:rPr>
+        <w:t>；</w:t>
+      </w:r>
+      <w:hyperlink r:id="rId94">
+        <w:r>
+          <w:rPr>
+            <w:lang w:val="zh_TW" w:bidi="zh_TW"/>
+          </w:rPr>
+          <w:rPr>
+            <w:color w:val="0000EE"/>
+            <w:u w:val="single"/>
+          </w:rPr>
+          <w:t>西1:11</w:t>
+        </w:r>
+      </w:hyperlink>
+      <w:r>
+        <w:rPr>
+          <w:lang w:val="zh_TW" w:bidi="zh_TW"/>
+        </w:rPr>
+        <w:t>）。</w:t>
+      </w:r>
+    </w:p>
+    <w:p>
+      <w:pPr>
+        <w:pStyle w:val="Heading3"/>
+      </w:pPr>
+      <w:r>
+        <w:rPr>
+          <w:lang w:val="zh_TW" w:bidi="zh_TW"/>
+        </w:rPr>
+        <w:t>神在堅持中的角色</w:t>
+      </w:r>
+    </w:p>
+    <w:p>
+      <w:pPr/>
+      <w:r>
+        <w:rPr>
+          <w:lang w:val="zh_TW" w:bidi="zh_TW"/>
+        </w:rPr>
+      </w:r>
+      <w:r>
+        <w:rPr>
+          <w:lang w:val="zh_TW" w:bidi="zh_TW"/>
+        </w:rPr>
+        <w:t>然而，堅持不僅僅依賴於人的努力。在舊約中，神的救贖旨意是堅定不移的，祂的約雖然需更新但不會動搖（</w:t>
+      </w:r>
+      <w:hyperlink r:id="rId95">
+        <w:r>
+          <w:rPr>
+            <w:lang w:val="zh_TW" w:bidi="zh_TW"/>
+          </w:rPr>
+          <w:rPr>
+            <w:color w:val="0000EE"/>
+            <w:u w:val="single"/>
+          </w:rPr>
+          <w:t>耶31:31–34</w:t>
+        </w:r>
+      </w:hyperlink>
+      <w:r>
+        <w:rPr>
+          <w:lang w:val="zh_TW" w:bidi="zh_TW"/>
+        </w:rPr>
+        <w:t>）。神的愛（希伯來文中為</w:t>
+      </w:r>
+      <w:r>
+        <w:rPr>
+          <w:i/>
+          <w:lang w:val="zh_TW" w:bidi="zh_TW"/>
+        </w:rPr>
+        <w:t>hesed</w:t>
+      </w:r>
+      <w:r>
+        <w:rPr>
+          <w:lang w:val="zh_TW" w:bidi="zh_TW"/>
+        </w:rPr>
+        <w:t>）意味著不變的忠誠。神因祂自己的名絕不會撇棄或離棄祂的百姓。</w:t>
+      </w:r>
+    </w:p>
+    <w:p>
+      <w:pPr/>
+      <w:r>
+        <w:rPr>
+          <w:lang w:val="zh_TW" w:bidi="zh_TW"/>
+        </w:rPr>
+      </w:r>
+      <w:r>
+        <w:rPr>
+          <w:lang w:val="zh_TW" w:bidi="zh_TW"/>
+        </w:rPr>
+        <w:t>新約中，基督應許在末日使祂的跟隨者復活，沒有人能將他們從祂或父的手中奪去。基督會保守我們免於跌倒，神是信實的，並且在我們裡面成就祂的旨意。祂不會讓我們遇到超出承受能力的試探。在天地間沒有什麼能使我們與神的愛隔絕。我們已被聖靈印記為永恆救恩的應許，並被神的大能保守，為將來的救恩預備。</w:t>
+      </w:r>
+    </w:p>
+    <w:p>
+      <w:pPr/>
+      <w:r>
+        <w:rPr>
+          <w:lang w:val="zh_TW" w:bidi="zh_TW"/>
+        </w:rPr>
+      </w:r>
+      <w:r>
+        <w:rPr>
+          <w:lang w:val="zh_TW" w:bidi="zh_TW"/>
+        </w:rPr>
+        <w:t>聖經教導信徒要在信仰中堅持下去，同時也向他們保證救恩的確定性。這看似矛盾，並引發了許多辯論。然而，這種張力通常透過個人的靈性經歷，比僅僅通過思考更容易理解。</w:t>
+      </w:r>
+    </w:p>
+    <w:p>
+      <w:pPr/>
+      <w:r>
+        <w:rPr>
+          <w:lang w:val="zh_TW" w:bidi="zh_TW"/>
+        </w:rPr>
+      </w:r>
+      <w:r>
+        <w:rPr>
+          <w:i/>
+          <w:lang w:val="zh_TW" w:bidi="zh_TW"/>
+        </w:rPr>
+        <w:t>另見</w:t>
+      </w:r>
+      <w:r>
+        <w:rPr>
+          <w:lang w:val="zh_TW" w:bidi="zh_TW"/>
+        </w:rPr>
+        <w:t xml:space="preserve"> </w:t>
+      </w:r>
+      <w:r>
+        <w:rPr>
+          <w:lang w:val="zh_TW" w:bidi="zh_TW"/>
+        </w:rPr>
+        <w:t>確據，</w:t>
+      </w:r>
+      <w:r>
+        <w:rPr>
+          <w:lang w:val="zh_TW" w:bidi="zh_TW"/>
+        </w:rPr>
+        <w:t>背道</w:t>
+      </w:r>
+      <w:r>
+        <w:rPr>
+          <w:lang w:val="zh_TW" w:bidi="zh_TW"/>
+        </w:rPr>
+        <w:t>。</w:t>
+      </w:r>
+      <w:r>
+        <w:rPr>
+          <w:lang w:val="zh_TW" w:bidi="zh_TW"/>
+        </w:rPr>
+      </w:r>
+      <w:r>
+        <w:rPr>
+          <w:lang w:val="zh_TW" w:bidi="zh_TW"/>
+        </w:rPr>
+      </w:r>
+    </w:p>
+    <w:p>
+      <w:pPr/>
+      <w:r>
+        <w:rPr>
+          <w:lang w:val="zh_TW" w:bidi="zh_TW"/>
+        </w:rPr>
+      </w:r>
+    </w:p>
+    <w:p>
+      <w:pPr>
+        <w:pStyle w:val="Heading2"/>
+      </w:pPr>
+      <w:r>
+        <w:rPr>
+          <w:lang w:val="zh_TW" w:bidi="zh_TW"/>
+        </w:rPr>
+        <w:t>監督</w:t>
+      </w:r>
+      <w:r>
+        <w:rPr>
+          <w:lang w:val="zh_TW" w:bidi="zh_TW"/>
+        </w:rPr>
+      </w:r>
+    </w:p>
+    <w:p>
+      <w:pPr/>
+      <w:r>
+        <w:rPr>
+          <w:lang w:val="zh_TW" w:bidi="zh_TW"/>
+        </w:rPr>
+      </w:r>
+      <w:r>
+        <w:rPr>
+          <w:lang w:val="zh_TW" w:bidi="zh_TW"/>
+        </w:rPr>
+        <w:t>教會中的一個職位，在</w:t>
+      </w:r>
+      <w:hyperlink r:id="rId96">
+        <w:r>
+          <w:rPr>
+            <w:lang w:val="zh_TW" w:bidi="zh_TW"/>
+          </w:rPr>
+          <w:rPr>
+            <w:color w:val="0000EE"/>
+            <w:u w:val="single"/>
+          </w:rPr>
+          <w:t>提摩太前書三章2至7節</w:t>
+        </w:r>
+      </w:hyperlink>
+      <w:r>
+        <w:rPr>
+          <w:lang w:val="zh_TW" w:bidi="zh_TW"/>
+        </w:rPr>
+        <w:t>和</w:t>
+      </w:r>
+      <w:hyperlink r:id="rId97">
+        <w:r>
+          <w:rPr>
+            <w:lang w:val="zh_TW" w:bidi="zh_TW"/>
+          </w:rPr>
+          <w:rPr>
+            <w:color w:val="0000EE"/>
+            <w:u w:val="single"/>
+          </w:rPr>
+          <w:t>提多書一章6至9節</w:t>
+        </w:r>
+      </w:hyperlink>
+      <w:r>
+        <w:rPr>
+          <w:lang w:val="zh_TW" w:bidi="zh_TW"/>
+        </w:rPr>
+        <w:t>列出其資格。英文bishop這個稱號和形容詞episcopal所來自的希臘文詞語，在現代譯本中經常被翻譯為「長老（elder）」、「監督（overseer）」（如在庇哩亞聖經〔Berean Standard Bible〕中）、「牧者（shepherd）」或「師傅（guardian）」。它與當今的「牧師」一詞非常接近。耶穌被稱為「你們靈魂的牧人監督」（</w:t>
+      </w:r>
+      <w:hyperlink r:id="rId98">
+        <w:r>
+          <w:rPr>
+            <w:lang w:val="zh_TW" w:bidi="zh_TW"/>
+          </w:rPr>
+          <w:rPr>
+            <w:color w:val="0000EE"/>
+            <w:u w:val="single"/>
+          </w:rPr>
+          <w:t>彼前2:25</w:t>
+        </w:r>
+      </w:hyperlink>
+      <w:r>
+        <w:rPr>
+          <w:lang w:val="zh_TW" w:bidi="zh_TW"/>
+        </w:rPr>
+        <w:t>）。</w:t>
+      </w:r>
+    </w:p>
+    <w:p>
+      <w:pPr/>
+      <w:r>
+        <w:rPr>
+          <w:lang w:val="zh_TW" w:bidi="zh_TW"/>
+        </w:rPr>
+      </w:r>
+      <w:r>
+        <w:rPr>
+          <w:lang w:val="zh_TW" w:bidi="zh_TW"/>
+        </w:rPr>
+        <w:t>在新約聖經中，「監督（bishop）」和「長老」指的是同一個職位，正如使徒保羅吩咐提多在各城設立「長老」，然後將這些人稱為「監督」（</w:t>
+      </w:r>
+      <w:hyperlink r:id="rId99">
+        <w:r>
+          <w:rPr>
+            <w:lang w:val="zh_TW" w:bidi="zh_TW"/>
+          </w:rPr>
+          <w:rPr>
+            <w:color w:val="0000EE"/>
+            <w:u w:val="single"/>
+          </w:rPr>
+          <w:t>多1:5、7</w:t>
+        </w:r>
+      </w:hyperlink>
+      <w:r>
+        <w:rPr>
+          <w:lang w:val="zh_TW" w:bidi="zh_TW"/>
+        </w:rPr>
+        <w:t>）。保羅在米利都時，召集了以弗所教會的長老，然後稱他們為「監督（overseers）」或「師傅（guardians）」（</w:t>
+      </w:r>
+      <w:hyperlink r:id="rId100">
+        <w:r>
+          <w:rPr>
+            <w:lang w:val="zh_TW" w:bidi="zh_TW"/>
+          </w:rPr>
+          <w:rPr>
+            <w:color w:val="0000EE"/>
+            <w:u w:val="single"/>
+          </w:rPr>
+          <w:t>徒20:17、28</w:t>
+        </w:r>
+      </w:hyperlink>
+      <w:r>
+        <w:rPr>
+          <w:lang w:val="zh_TW" w:bidi="zh_TW"/>
+        </w:rPr>
+        <w:t>）。保羅在給腓立比書中向「監督和執事」致意（</w:t>
+      </w:r>
+      <w:hyperlink r:id="rId101">
+        <w:r>
+          <w:rPr>
+            <w:lang w:val="zh_TW" w:bidi="zh_TW"/>
+          </w:rPr>
+          <w:rPr>
+            <w:color w:val="0000EE"/>
+            <w:u w:val="single"/>
+          </w:rPr>
+          <w:t>腓1:1</w:t>
+        </w:r>
+      </w:hyperlink>
+      <w:r>
+        <w:rPr>
+          <w:lang w:val="zh_TW" w:bidi="zh_TW"/>
+        </w:rPr>
+        <w:t>）。腓立比和以弗所有都有許多監督，這表明當時監督的職位尚未發展成後來的樣子：一個主教管理一個或多個教會。</w:t>
+      </w:r>
+    </w:p>
+    <w:p>
+      <w:pPr/>
+      <w:r>
+        <w:rPr>
+          <w:lang w:val="zh_TW" w:bidi="zh_TW"/>
+        </w:rPr>
+      </w:r>
+      <w:r>
+        <w:rPr>
+          <w:lang w:val="zh_TW" w:bidi="zh_TW"/>
+        </w:rPr>
+        <w:t>監督顯然擁有一定的權柄，但新約聖經中並未明確定義其職責。其中一項任務是「駁斥那些反對（純正的教訓）的人」（</w:t>
+      </w:r>
+      <w:hyperlink r:id="rId102">
+        <w:r>
+          <w:rPr>
+            <w:lang w:val="zh_TW" w:bidi="zh_TW"/>
+          </w:rPr>
+          <w:rPr>
+            <w:color w:val="0000EE"/>
+            <w:u w:val="single"/>
+          </w:rPr>
+          <w:t>多1:9），</w:t>
+        </w:r>
+      </w:hyperlink>
+      <w:r>
+        <w:rPr>
+          <w:lang w:val="zh_TW" w:bidi="zh_TW"/>
+        </w:rPr>
+        <w:t>並教導和闡述聖經（</w:t>
+      </w:r>
+      <w:hyperlink r:id="rId103">
+        <w:r>
+          <w:rPr>
+            <w:lang w:val="zh_TW" w:bidi="zh_TW"/>
+          </w:rPr>
+          <w:rPr>
+            <w:color w:val="0000EE"/>
+            <w:u w:val="single"/>
+          </w:rPr>
+          <w:t>提前3:2）</w:t>
+        </w:r>
+      </w:hyperlink>
+      <w:r>
+        <w:rPr>
+          <w:lang w:val="zh_TW" w:bidi="zh_TW"/>
+        </w:rPr>
+        <w:t>。此外，有一些證據表明，他們主要關注的事項之一是經濟事務和照顧窮人，以及監督會眾。保羅給提摩太和提多的信中所列出的資格表明，監督被認為是會眾中的領袖，以及向非基督徒世界傳福音的代表。</w:t>
+        <w:br/>
+        <w:br/>
+      </w:r>
+      <w:r>
+        <w:rPr>
+          <w:i/>
+          <w:lang w:val="zh_TW" w:bidi="zh_TW"/>
+        </w:rPr>
         <w:t>見</w:t>
       </w:r>
       <w:r>
         <w:rPr>
           <w:lang w:val="zh_TW" w:bidi="zh_TW"/>
         </w:rPr>
+        <w:t>長老</w:t>
+      </w:r>
+      <w:r>
+        <w:rPr>
+          <w:lang w:val="zh_TW" w:bidi="zh_TW"/>
+        </w:rPr>
+        <w:t>；</w:t>
+      </w:r>
+      <w:r>
+        <w:rPr>
+          <w:lang w:val="zh_TW" w:bidi="zh_TW"/>
+        </w:rPr>
+        <w:t>牧師</w:t>
+      </w:r>
+      <w:r>
+        <w:rPr>
+          <w:lang w:val="zh_TW" w:bidi="zh_TW"/>
+        </w:rPr>
+        <w:t>；</w:t>
+      </w:r>
+      <w:r>
+        <w:rPr>
+          <w:lang w:val="zh_TW" w:bidi="zh_TW"/>
+        </w:rPr>
+        <w:t>長老</w:t>
+      </w:r>
+      <w:r>
+        <w:rPr>
+          <w:lang w:val="zh_TW" w:bidi="zh_TW"/>
+        </w:rPr>
+        <w:t>。</w:t>
+      </w:r>
+      <w:r>
+        <w:rPr>
+          <w:lang w:val="zh_TW" w:bidi="zh_TW"/>
+        </w:rPr>
+      </w:r>
+      <w:r>
+        <w:rPr>
+          <w:lang w:val="zh_TW" w:bidi="zh_TW"/>
+        </w:rPr>
+      </w:r>
+    </w:p>
+    <w:p>
+      <w:pPr/>
+      <w:r>
+        <w:rPr>
+          <w:lang w:val="zh_TW" w:bidi="zh_TW"/>
+        </w:rPr>
+      </w:r>
+    </w:p>
+    <w:p>
+      <w:pPr>
+        <w:pStyle w:val="Heading2"/>
+      </w:pPr>
+      <w:r>
+        <w:rPr>
+          <w:lang w:val="zh_TW" w:bidi="zh_TW"/>
+        </w:rPr>
+        <w:t>監督</w:t>
+      </w:r>
+      <w:r>
+        <w:rPr>
+          <w:lang w:val="zh_TW" w:bidi="zh_TW"/>
+        </w:rPr>
+      </w:r>
+    </w:p>
+    <w:p>
+      <w:pPr/>
+      <w:r>
+        <w:rPr>
+          <w:lang w:val="zh_TW" w:bidi="zh_TW"/>
+        </w:rPr>
+      </w:r>
+      <w:r>
+        <w:rPr>
+          <w:lang w:val="zh_TW" w:bidi="zh_TW"/>
+        </w:rPr>
+        <w:t>這個詞在舊約（庇哩亞聖經〔Berean Standard Bible〕）中出現了六次，在新約中出現了七次。英文新約聖經中至大約六次使用這個詞來翻譯希臘文詞語</w:t>
+      </w:r>
+      <w:r>
+        <w:rPr>
+          <w:i/>
+          <w:lang w:val="zh_TW" w:bidi="zh_TW"/>
+        </w:rPr>
+        <w:t>episkopos。episkopos</w:t>
+      </w:r>
+      <w:r>
+        <w:rPr>
+          <w:lang w:val="zh_TW" w:bidi="zh_TW"/>
+        </w:rPr>
+        <w:t>一詞源自「監視」或「照看」。在舊約中，「監督」用來翻譯三個不同的詞，這些詞的意思是：</w:t>
+      </w:r>
+    </w:p>
+    <w:p>
+      <w:pPr>
+        <w:pStyle w:val="ListNumber"/>
+        <w:numPr>
+          <w:ilvl w:val="0"/>
+          <w:numId w:val="15"/>
+        </w:numPr>
+        <w:spacing w:line="240" w:lineRule="auto"/>
+        <w:ind w:left="720"/>
+      </w:pPr>
+      <w:r>
+        <w:rPr>
+          <w:lang w:val="zh_TW" w:bidi="zh_TW"/>
+        </w:rPr>
+      </w:r>
+      <w:r>
+        <w:rPr>
+          <w:lang w:val="zh_TW" w:bidi="zh_TW"/>
+        </w:rPr>
+        <w:t>擁有權威去巡視的人，</w:t>
+      </w:r>
+    </w:p>
+    <w:p>
+      <w:pPr>
+        <w:pStyle w:val="ListNumber"/>
+        <w:spacing w:line="240" w:lineRule="auto"/>
+        <w:ind w:left="720"/>
+      </w:pPr>
+      <w:r>
+        <w:rPr>
+          <w:lang w:val="zh_TW" w:bidi="zh_TW"/>
+        </w:rPr>
+      </w:r>
+      <w:r>
+        <w:rPr>
+          <w:lang w:val="zh_TW" w:bidi="zh_TW"/>
+        </w:rPr>
+        <w:t>傑出的人（the preeminent one），或</w:t>
+      </w:r>
+    </w:p>
+    <w:p>
+      <w:pPr>
+        <w:pStyle w:val="ListNumber"/>
+        <w:spacing w:line="240" w:lineRule="auto"/>
+        <w:ind w:left="720"/>
+      </w:pPr>
+      <w:r>
+        <w:rPr>
+          <w:lang w:val="zh_TW" w:bidi="zh_TW"/>
+        </w:rPr>
+      </w:r>
+      <w:r>
+        <w:rPr>
+          <w:lang w:val="zh_TW" w:bidi="zh_TW"/>
+        </w:rPr>
+        <w:t>首席記錄員。</w:t>
+      </w:r>
+    </w:p>
+    <w:p>
+      <w:pPr/>
+      <w:r>
+        <w:rPr>
+          <w:lang w:val="zh_TW" w:bidi="zh_TW"/>
+        </w:rPr>
+      </w:r>
+      <w:r>
+        <w:rPr>
+          <w:lang w:val="zh_TW" w:bidi="zh_TW"/>
+        </w:rPr>
+        <w:t>約瑟被賦予權柄來監視和管理波提乏家中的所有事務（</w:t>
+      </w:r>
+      <w:hyperlink r:id="rId104">
+        <w:r>
+          <w:rPr>
+            <w:lang w:val="zh_TW" w:bidi="zh_TW"/>
+          </w:rPr>
+          <w:rPr>
+            <w:color w:val="0000EE"/>
+            <w:u w:val="single"/>
+          </w:rPr>
+          <w:t>創39:4–5</w:t>
+        </w:r>
+      </w:hyperlink>
+      <w:r>
+        <w:rPr>
+          <w:lang w:val="zh_TW" w:bidi="zh_TW"/>
+        </w:rPr>
+        <w:t>）。他建議法老任命五十個人管理和看守七年豐收的天地（</w:t>
+      </w:r>
+      <w:hyperlink r:id="rId105">
+        <w:r>
+          <w:rPr>
+            <w:lang w:val="zh_TW" w:bidi="zh_TW"/>
+          </w:rPr>
+          <w:rPr>
+            <w:color w:val="0000EE"/>
+            <w:u w:val="single"/>
+          </w:rPr>
+          <w:t>41:34</w:t>
+        </w:r>
+      </w:hyperlink>
+      <w:r>
+        <w:rPr>
+          <w:lang w:val="zh_TW" w:bidi="zh_TW"/>
+        </w:rPr>
+        <w:t>）。所羅門任命了3,600名監工（和合本譯為「督理」）使百姓作工（</w:t>
+      </w:r>
+      <w:hyperlink r:id="rId106">
+        <w:r>
+          <w:rPr>
+            <w:lang w:val="zh_TW" w:bidi="zh_TW"/>
+          </w:rPr>
+          <w:rPr>
+            <w:color w:val="0000EE"/>
+            <w:u w:val="single"/>
+          </w:rPr>
+          <w:t>代下2:18</w:t>
+        </w:r>
+      </w:hyperlink>
+      <w:r>
+        <w:rPr>
+          <w:lang w:val="zh_TW" w:bidi="zh_TW"/>
+        </w:rPr>
+        <w:t>）。在約西亞的重修聖殿時，每項工作中都有監工監督所以的工人（</w:t>
+      </w:r>
+      <w:hyperlink r:id="rId107">
+        <w:r>
+          <w:rPr>
+            <w:lang w:val="zh_TW" w:bidi="zh_TW"/>
+          </w:rPr>
+          <w:rPr>
+            <w:color w:val="0000EE"/>
+            <w:u w:val="single"/>
+          </w:rPr>
+          <w:t>34:13、17</w:t>
+        </w:r>
+      </w:hyperlink>
+      <w:r>
+        <w:rPr>
+          <w:lang w:val="zh_TW" w:bidi="zh_TW"/>
+        </w:rPr>
+        <w:t>）。尼希米任命人來監督城牆的重建（</w:t>
+      </w:r>
+      <w:hyperlink r:id="rId108">
+        <w:r>
+          <w:rPr>
+            <w:lang w:val="zh_TW" w:bidi="zh_TW"/>
+          </w:rPr>
+          <w:rPr>
+            <w:color w:val="0000EE"/>
+            <w:u w:val="single"/>
+          </w:rPr>
+          <w:t>尼11:9、14</w:t>
+        </w:r>
+      </w:hyperlink>
+      <w:r>
+        <w:rPr>
+          <w:lang w:val="zh_TW" w:bidi="zh_TW"/>
+        </w:rPr>
+        <w:t>），監督利未人（</w:t>
+      </w:r>
+      <w:hyperlink r:id="rId109">
+        <w:r>
+          <w:rPr>
+            <w:lang w:val="zh_TW" w:bidi="zh_TW"/>
+          </w:rPr>
+          <w:rPr>
+            <w:color w:val="0000EE"/>
+            <w:u w:val="single"/>
+          </w:rPr>
+          <w:t>22</w:t>
+        </w:r>
+      </w:hyperlink>
+      <w:r>
+        <w:rPr>
+          <w:lang w:val="zh_TW" w:bidi="zh_TW"/>
+        </w:rPr>
+        <w:t>節），並負責利未唱歌的人（</w:t>
+      </w:r>
+      <w:hyperlink r:id="rId110">
+        <w:r>
+          <w:rPr>
+            <w:lang w:val="zh_TW" w:bidi="zh_TW"/>
+          </w:rPr>
+          <w:rPr>
+            <w:color w:val="0000EE"/>
+            <w:u w:val="single"/>
+          </w:rPr>
+          <w:t>12:42</w:t>
+        </w:r>
+      </w:hyperlink>
+      <w:r>
+        <w:rPr>
+          <w:lang w:val="zh_TW" w:bidi="zh_TW"/>
+        </w:rPr>
+        <w:t>）。</w:t>
+      </w:r>
+    </w:p>
+    <w:p>
+      <w:pPr/>
+      <w:r>
+        <w:rPr>
+          <w:lang w:val="zh_TW" w:bidi="zh_TW"/>
+        </w:rPr>
+      </w:r>
+      <w:r>
+        <w:rPr>
+          <w:lang w:val="zh_TW" w:bidi="zh_TW"/>
+        </w:rPr>
+        <w:t>「監督」這個詞指的是擁有最高權威、對他人行使監督的人。這種權威性的監督包含監視、指導和保護主人利益的概念。新約也傳達了這些概念，特別是對於那些被任命來代表耶穌基督服務教會的人（</w:t>
+      </w:r>
+      <w:hyperlink r:id="rId111">
+        <w:r>
+          <w:rPr>
+            <w:lang w:val="zh_TW" w:bidi="zh_TW"/>
+          </w:rPr>
+          <w:rPr>
+            <w:color w:val="0000EE"/>
+            <w:u w:val="single"/>
+          </w:rPr>
+          <w:t>徒20:28</w:t>
+        </w:r>
+      </w:hyperlink>
+      <w:r>
+        <w:rPr>
+          <w:lang w:val="zh_TW" w:bidi="zh_TW"/>
+        </w:rPr>
+        <w:t>；</w:t>
+      </w:r>
+      <w:hyperlink r:id="rId101">
+        <w:r>
+          <w:rPr>
+            <w:lang w:val="zh_TW" w:bidi="zh_TW"/>
+          </w:rPr>
+          <w:rPr>
+            <w:color w:val="0000EE"/>
+            <w:u w:val="single"/>
+          </w:rPr>
+          <w:t>腓1:1</w:t>
+        </w:r>
+      </w:hyperlink>
+      <w:r>
+        <w:rPr>
+          <w:lang w:val="zh_TW" w:bidi="zh_TW"/>
+        </w:rPr>
+        <w:t>；</w:t>
+      </w:r>
+      <w:hyperlink r:id="rId112">
+        <w:r>
+          <w:rPr>
+            <w:lang w:val="zh_TW" w:bidi="zh_TW"/>
+          </w:rPr>
+          <w:rPr>
+            <w:color w:val="0000EE"/>
+            <w:u w:val="single"/>
+          </w:rPr>
+          <w:t>提前3:1–2</w:t>
+        </w:r>
+      </w:hyperlink>
+      <w:r>
+        <w:rPr>
+          <w:lang w:val="zh_TW" w:bidi="zh_TW"/>
+        </w:rPr>
+        <w:t>；</w:t>
+      </w:r>
+      <w:hyperlink r:id="rId113">
+        <w:r>
+          <w:rPr>
+            <w:lang w:val="zh_TW" w:bidi="zh_TW"/>
+          </w:rPr>
+          <w:rPr>
+            <w:color w:val="0000EE"/>
+            <w:u w:val="single"/>
+          </w:rPr>
+          <w:t>多1:7</w:t>
+        </w:r>
+      </w:hyperlink>
+      <w:r>
+        <w:rPr>
+          <w:lang w:val="zh_TW" w:bidi="zh_TW"/>
+        </w:rPr>
+        <w:t>）。耶穌基督自己就是偉大的監督（</w:t>
+      </w:r>
+      <w:hyperlink r:id="rId98">
+        <w:r>
+          <w:rPr>
+            <w:lang w:val="zh_TW" w:bidi="zh_TW"/>
+          </w:rPr>
+          <w:rPr>
+            <w:color w:val="0000EE"/>
+            <w:u w:val="single"/>
+          </w:rPr>
+          <w:t>彼前2:25</w:t>
+        </w:r>
+      </w:hyperlink>
+      <w:r>
+        <w:rPr>
+          <w:lang w:val="zh_TW" w:bidi="zh_TW"/>
+        </w:rPr>
+        <w:t>）。</w:t>
+      </w:r>
+    </w:p>
+    <w:p>
+      <w:pPr/>
+      <w:r>
+        <w:rPr>
+          <w:lang w:val="zh_TW" w:bidi="zh_TW"/>
+        </w:rPr>
+      </w:r>
+      <w:r>
+        <w:rPr>
+          <w:i/>
+          <w:lang w:val="zh_TW" w:bidi="zh_TW"/>
+        </w:rPr>
+        <w:t>另見</w:t>
+      </w:r>
+      <w:r>
+        <w:rPr>
+          <w:lang w:val="zh_TW" w:bidi="zh_TW"/>
+        </w:rPr>
         <w:t xml:space="preserve"> </w:t>
       </w:r>
       <w:r>
         <w:rPr>
           <w:lang w:val="zh_TW" w:bidi="zh_TW"/>
         </w:rPr>
-        <w:t>工作</w:t>
+        <w:t>監督</w:t>
+      </w:r>
+      <w:r>
+        <w:rPr>
+          <w:lang w:val="zh_TW" w:bidi="zh_TW"/>
+        </w:rPr>
+        <w:t>；</w:t>
+      </w:r>
+      <w:r>
+        <w:rPr>
+          <w:lang w:val="zh_TW" w:bidi="zh_TW"/>
+        </w:rPr>
+        <w:t>長老</w:t>
+      </w:r>
+      <w:r>
+        <w:rPr>
+          <w:lang w:val="zh_TW" w:bidi="zh_TW"/>
+        </w:rPr>
+        <w:t>。</w:t>
+      </w:r>
+      <w:r>
+        <w:rPr>
+          <w:lang w:val="zh_TW" w:bidi="zh_TW"/>
+        </w:rPr>
+      </w:r>
+      <w:r>
+        <w:rPr>
+          <w:lang w:val="zh_TW" w:bidi="zh_TW"/>
+        </w:rPr>
+      </w:r>
+    </w:p>
+    <w:p>
+      <w:pPr/>
+      <w:r>
+        <w:rPr>
+          <w:lang w:val="zh_TW" w:bidi="zh_TW"/>
+        </w:rPr>
+      </w:r>
+    </w:p>
+    <w:p>
+      <w:pPr>
+        <w:pStyle w:val="Heading2"/>
+      </w:pPr>
+      <w:r>
+        <w:rPr>
+          <w:lang w:val="zh_TW" w:bidi="zh_TW"/>
+        </w:rPr>
+        <w:t>見證</w:t>
+      </w:r>
+      <w:r>
+        <w:rPr>
+          <w:lang w:val="zh_TW" w:bidi="zh_TW"/>
+        </w:rPr>
+      </w:r>
+    </w:p>
+    <w:p>
+      <w:pPr/>
+      <w:r>
+        <w:rPr>
+          <w:lang w:val="zh_TW" w:bidi="zh_TW"/>
+        </w:rPr>
+      </w:r>
+      <w:r>
+        <w:rPr>
+          <w:lang w:val="zh_TW" w:bidi="zh_TW"/>
+        </w:rPr>
+        <w:t>在法庭上，一個人講述他或她所見或經歷的事情。「見證」這個詞也可能指該人所提供的證詞。</w:t>
+      </w:r>
+    </w:p>
+    <w:p>
+      <w:pPr>
+        <w:pStyle w:val="Heading3"/>
+      </w:pPr>
+      <w:r>
+        <w:rPr>
+          <w:lang w:val="zh_TW" w:bidi="zh_TW"/>
+        </w:rPr>
+        <w:t>舊約聖經中的見證</w:t>
+      </w:r>
+    </w:p>
+    <w:p>
+      <w:pPr/>
+      <w:r>
+        <w:rPr>
+          <w:lang w:val="zh_TW" w:bidi="zh_TW"/>
+        </w:rPr>
+      </w:r>
+      <w:r>
+        <w:rPr>
+          <w:lang w:val="zh_TW" w:bidi="zh_TW"/>
+        </w:rPr>
+        <w:t>在舊約聖經所描述的法律程序中，一位證人不足以對一個人作出個人見證。需要兩到三位證人（</w:t>
+      </w:r>
+      <w:hyperlink r:id="rId114">
+        <w:r>
+          <w:rPr>
+            <w:lang w:val="zh_TW" w:bidi="zh_TW"/>
+          </w:rPr>
+          <w:rPr>
+            <w:color w:val="0000EE"/>
+            <w:u w:val="single"/>
+          </w:rPr>
+          <w:t>申命記記17:6</w:t>
+        </w:r>
+      </w:hyperlink>
+      <w:r>
+        <w:rPr>
+          <w:lang w:val="zh_TW" w:bidi="zh_TW"/>
+        </w:rPr>
+        <w:t>，</w:t>
+      </w:r>
+      <w:hyperlink r:id="rId115">
+        <w:r>
+          <w:rPr>
+            <w:lang w:val="zh_TW" w:bidi="zh_TW"/>
+          </w:rPr>
+          <w:rPr>
+            <w:color w:val="0000EE"/>
+            <w:u w:val="single"/>
+          </w:rPr>
+          <w:t>19:15</w:t>
+        </w:r>
+      </w:hyperlink>
+      <w:r>
+        <w:rPr>
+          <w:lang w:val="zh_TW" w:bidi="zh_TW"/>
+        </w:rPr>
+        <w:t>）。猶太律法包含了這一原則，新約聖經也重申了這一點（參</w:t>
+      </w:r>
+      <w:hyperlink r:id="rId116">
+        <w:r>
+          <w:rPr>
+            <w:lang w:val="zh_TW" w:bidi="zh_TW"/>
+          </w:rPr>
+          <w:rPr>
+            <w:color w:val="0000EE"/>
+            <w:u w:val="single"/>
+          </w:rPr>
+          <w:t>馬太福音18:16</w:t>
+        </w:r>
+      </w:hyperlink>
+      <w:r>
+        <w:rPr>
+          <w:lang w:val="zh_TW" w:bidi="zh_TW"/>
+        </w:rPr>
+        <w:t>；</w:t>
+      </w:r>
+      <w:hyperlink r:id="rId117">
+        <w:r>
+          <w:rPr>
+            <w:lang w:val="zh_TW" w:bidi="zh_TW"/>
+          </w:rPr>
+          <w:rPr>
+            <w:color w:val="0000EE"/>
+            <w:u w:val="single"/>
+          </w:rPr>
+          <w:t>哥林多後書13:1</w:t>
+        </w:r>
+      </w:hyperlink>
+      <w:r>
+        <w:rPr>
+          <w:lang w:val="zh_TW" w:bidi="zh_TW"/>
+        </w:rPr>
+        <w:t>）。</w:t>
+      </w:r>
+    </w:p>
+    <w:p>
+      <w:pPr/>
+      <w:r>
+        <w:rPr>
+          <w:lang w:val="zh_TW" w:bidi="zh_TW"/>
+        </w:rPr>
+      </w:r>
+      <w:r>
+        <w:rPr>
+          <w:lang w:val="zh_TW" w:bidi="zh_TW"/>
+        </w:rPr>
+        <w:t>見證的真實性是如此重要，以至於第九誡禁止作假見證（</w:t>
+      </w:r>
+      <w:hyperlink r:id="rId118">
+        <w:r>
+          <w:rPr>
+            <w:lang w:val="zh_TW" w:bidi="zh_TW"/>
+          </w:rPr>
+          <w:rPr>
+            <w:color w:val="0000EE"/>
+            <w:u w:val="single"/>
+          </w:rPr>
+          <w:t>出埃及記20:16</w:t>
+        </w:r>
+      </w:hyperlink>
+      <w:r>
+        <w:rPr>
+          <w:lang w:val="zh_TW" w:bidi="zh_TW"/>
+        </w:rPr>
+        <w:t>；</w:t>
+      </w:r>
+      <w:hyperlink r:id="rId119">
+        <w:r>
+          <w:rPr>
+            <w:lang w:val="zh_TW" w:bidi="zh_TW"/>
+          </w:rPr>
+          <w:rPr>
+            <w:color w:val="0000EE"/>
+            <w:u w:val="single"/>
+          </w:rPr>
+          <w:t>申命記5:20</w:t>
+        </w:r>
+      </w:hyperlink>
+      <w:r>
+        <w:rPr>
+          <w:lang w:val="zh_TW" w:bidi="zh_TW"/>
+        </w:rPr>
+        <w:t>；比較</w:t>
+      </w:r>
+      <w:hyperlink r:id="rId120">
+        <w:r>
+          <w:rPr>
+            <w:lang w:val="zh_TW" w:bidi="zh_TW"/>
+          </w:rPr>
+          <w:rPr>
+            <w:color w:val="0000EE"/>
+            <w:u w:val="single"/>
+          </w:rPr>
+          <w:t>馬可福音10:19</w:t>
+        </w:r>
+      </w:hyperlink>
+      <w:r>
+        <w:rPr>
+          <w:lang w:val="zh_TW" w:bidi="zh_TW"/>
+        </w:rPr>
+        <w:t>；</w:t>
+      </w:r>
+      <w:hyperlink r:id="rId121">
+        <w:r>
+          <w:rPr>
+            <w:lang w:val="zh_TW" w:bidi="zh_TW"/>
+          </w:rPr>
+          <w:rPr>
+            <w:color w:val="0000EE"/>
+            <w:u w:val="single"/>
+          </w:rPr>
+          <w:t>路加福音18:20</w:t>
+        </w:r>
+      </w:hyperlink>
+      <w:r>
+        <w:rPr>
+          <w:lang w:val="zh_TW" w:bidi="zh_TW"/>
+        </w:rPr>
+        <w:t>）。箴言的實用智慧經常反對假見證（比如，</w:t>
+      </w:r>
+      <w:hyperlink r:id="rId122">
+        <w:r>
+          <w:rPr>
+            <w:lang w:val="zh_TW" w:bidi="zh_TW"/>
+          </w:rPr>
+          <w:rPr>
+            <w:color w:val="0000EE"/>
+            <w:u w:val="single"/>
+          </w:rPr>
+          <w:t>箴言6:19</w:t>
+        </w:r>
+      </w:hyperlink>
+      <w:r>
+        <w:rPr>
+          <w:lang w:val="zh_TW" w:bidi="zh_TW"/>
+        </w:rPr>
+        <w:t>，</w:t>
+      </w:r>
+      <w:hyperlink r:id="rId123">
+        <w:r>
+          <w:rPr>
+            <w:lang w:val="zh_TW" w:bidi="zh_TW"/>
+          </w:rPr>
+          <w:rPr>
+            <w:color w:val="0000EE"/>
+            <w:u w:val="single"/>
+          </w:rPr>
+          <w:t>14:5</w:t>
+        </w:r>
+      </w:hyperlink>
+      <w:r>
+        <w:rPr>
+          <w:lang w:val="zh_TW" w:bidi="zh_TW"/>
+        </w:rPr>
+        <w:t>，</w:t>
+      </w:r>
+      <w:hyperlink r:id="rId124">
+        <w:r>
+          <w:rPr>
+            <w:lang w:val="zh_TW" w:bidi="zh_TW"/>
+          </w:rPr>
+          <w:rPr>
+            <w:color w:val="0000EE"/>
+            <w:u w:val="single"/>
+          </w:rPr>
+          <w:t>25:18</w:t>
+        </w:r>
+      </w:hyperlink>
+      <w:r>
+        <w:rPr>
+          <w:lang w:val="zh_TW" w:bidi="zh_TW"/>
+        </w:rPr>
+        <w:t>）。假見證也確實出現了（</w:t>
+      </w:r>
+      <w:hyperlink r:id="rId125">
+        <w:r>
+          <w:rPr>
+            <w:lang w:val="zh_TW" w:bidi="zh_TW"/>
+          </w:rPr>
+          <w:rPr>
+            <w:color w:val="0000EE"/>
+            <w:u w:val="single"/>
+          </w:rPr>
+          <w:t>詩篇27:12</w:t>
+        </w:r>
+      </w:hyperlink>
+      <w:r>
+        <w:rPr>
+          <w:lang w:val="zh_TW" w:bidi="zh_TW"/>
+        </w:rPr>
+        <w:t>；</w:t>
+      </w:r>
+      <w:hyperlink r:id="rId126">
+        <w:r>
+          <w:rPr>
+            <w:lang w:val="zh_TW" w:bidi="zh_TW"/>
+          </w:rPr>
+          <w:rPr>
+            <w:color w:val="0000EE"/>
+            <w:u w:val="single"/>
+          </w:rPr>
+          <w:t>35:11</w:t>
+        </w:r>
+      </w:hyperlink>
+      <w:r>
+        <w:rPr>
+          <w:lang w:val="zh_TW" w:bidi="zh_TW"/>
+        </w:rPr>
+        <w:t>）。有一些著名的例子是利用多個見證人而導致無辜者的死亡。拿伯和他葡萄園的案例則因其之惡劣而聞名。在這個案例中，亞哈王的妻耶洗別賄賂兩名男子作假見證，以致拿伯被石頭打死。隨後耶洗別邪惡的丈夫就可以奪取他極其渴望的葡萄園（</w:t>
+      </w:r>
+      <w:hyperlink r:id="rId127">
+        <w:r>
+          <w:rPr>
+            <w:lang w:val="zh_TW" w:bidi="zh_TW"/>
+          </w:rPr>
+          <w:rPr>
+            <w:color w:val="0000EE"/>
+            <w:u w:val="single"/>
+          </w:rPr>
+          <w:t>列王紀上21</w:t>
+        </w:r>
+      </w:hyperlink>
+      <w:r>
+        <w:rPr>
+          <w:lang w:val="zh_TW" w:bidi="zh_TW"/>
+        </w:rPr>
+        <w:t>）。</w:t>
+      </w:r>
+    </w:p>
+    <w:p>
+      <w:pPr/>
+      <w:r>
+        <w:rPr>
+          <w:lang w:val="zh_TW" w:bidi="zh_TW"/>
+        </w:rPr>
+      </w:r>
+      <w:r>
+        <w:rPr>
+          <w:lang w:val="zh_TW" w:bidi="zh_TW"/>
+        </w:rPr>
+        <w:t>見證人可以由士師查究。假如見證人做了假見證，那麼他會受到他想加諸於被告的懲罰（</w:t>
+      </w:r>
+      <w:hyperlink r:id="rId128">
+        <w:r>
+          <w:rPr>
+            <w:lang w:val="zh_TW" w:bidi="zh_TW"/>
+          </w:rPr>
+          <w:rPr>
+            <w:color w:val="0000EE"/>
+            <w:u w:val="single"/>
+          </w:rPr>
+          <w:t>申命記19:16–21</w:t>
+        </w:r>
+      </w:hyperlink>
+      <w:r>
+        <w:rPr>
+          <w:lang w:val="zh_TW" w:bidi="zh_TW"/>
+        </w:rPr>
+        <w:t>）。箴言也談到假見證人的懲罰（</w:t>
+      </w:r>
+      <w:hyperlink r:id="rId129">
+        <w:r>
+          <w:rPr>
+            <w:lang w:val="zh_TW" w:bidi="zh_TW"/>
+          </w:rPr>
+          <w:rPr>
+            <w:color w:val="0000EE"/>
+            <w:u w:val="single"/>
+          </w:rPr>
+          <w:t>箴言19:5、9</w:t>
+        </w:r>
+      </w:hyperlink>
+      <w:r>
+        <w:rPr>
+          <w:lang w:val="zh_TW" w:bidi="zh_TW"/>
+        </w:rPr>
+        <w:t>，</w:t>
+      </w:r>
+      <w:hyperlink r:id="rId130">
+        <w:r>
+          <w:rPr>
+            <w:lang w:val="zh_TW" w:bidi="zh_TW"/>
+          </w:rPr>
+          <w:rPr>
+            <w:color w:val="0000EE"/>
+            <w:u w:val="single"/>
+          </w:rPr>
+          <w:t>21:28</w:t>
+        </w:r>
+      </w:hyperlink>
+      <w:r>
+        <w:rPr>
+          <w:lang w:val="zh_TW" w:bidi="zh_TW"/>
+        </w:rPr>
+        <w:t>）。</w:t>
+      </w:r>
+    </w:p>
+    <w:p>
+      <w:pPr/>
+      <w:r>
+        <w:rPr>
+          <w:lang w:val="zh_TW" w:bidi="zh_TW"/>
+        </w:rPr>
+      </w:r>
+      <w:r>
+        <w:rPr>
+          <w:lang w:val="zh_TW" w:bidi="zh_TW"/>
+        </w:rPr>
+        <w:t>舊約聖經記載了幾個涉及法律程序的事件，其中提到了見證人。這些大多涉及財產的購買或轉讓。</w:t>
+      </w:r>
+      <w:hyperlink r:id="rId131">
+        <w:r>
+          <w:rPr>
+            <w:lang w:val="zh_TW" w:bidi="zh_TW"/>
+          </w:rPr>
+          <w:rPr>
+            <w:color w:val="0000EE"/>
+            <w:u w:val="single"/>
+          </w:rPr>
+          <w:t>路得記四章7至12節</w:t>
+        </w:r>
+      </w:hyperlink>
+      <w:r>
+        <w:rPr>
+          <w:lang w:val="zh_TW" w:bidi="zh_TW"/>
+        </w:rPr>
+        <w:t>描述了波阿斯從拿</w:t>
+      </w:r>
+      <w:r>
+        <w:rPr>
+          <w:lang w:val="zh_TW" w:bidi="zh_TW"/>
+        </w:rPr>
+        <w:t>俄</w:t>
+      </w:r>
+      <w:r>
+        <w:rPr>
+          <w:lang w:val="zh_TW" w:bidi="zh_TW"/>
+        </w:rPr>
+        <w:t>米手中贖買田地的過程。為了確認被擄的人從巴比倫返回的預言，耶利米在見證人面前支付購買了田地。見證人還在產業的契上簽名（</w:t>
+      </w:r>
+      <w:hyperlink r:id="rId132">
+        <w:r>
+          <w:rPr>
+            <w:lang w:val="zh_TW" w:bidi="zh_TW"/>
+          </w:rPr>
+          <w:rPr>
+            <w:color w:val="0000EE"/>
+            <w:u w:val="single"/>
+          </w:rPr>
+          <w:t>耶利米書32:6–15</w:t>
+        </w:r>
+      </w:hyperlink>
+      <w:r>
+        <w:rPr>
+          <w:lang w:val="zh_TW" w:bidi="zh_TW"/>
+        </w:rPr>
+        <w:t>）。</w:t>
+      </w:r>
+    </w:p>
+    <w:p>
+      <w:pPr/>
+      <w:r>
+        <w:rPr>
+          <w:lang w:val="zh_TW" w:bidi="zh_TW"/>
+        </w:rPr>
+      </w:r>
+      <w:r>
+        <w:rPr>
+          <w:lang w:val="zh_TW" w:bidi="zh_TW"/>
+        </w:rPr>
+        <w:t>約書亞在示劍的告別信息結尾，宣告以色列人自己作見證。他們選擇事奉耶和華。約書亞隨後立了一塊大石頭，並宣告它也會作見證（</w:t>
+      </w:r>
+      <w:hyperlink r:id="rId133">
+        <w:r>
+          <w:rPr>
+            <w:lang w:val="zh_TW" w:bidi="zh_TW"/>
+          </w:rPr>
+          <w:rPr>
+            <w:color w:val="0000EE"/>
+            <w:u w:val="single"/>
+          </w:rPr>
+          <w:t>約書亞記24:22–27</w:t>
+        </w:r>
+      </w:hyperlink>
+      <w:r>
+        <w:rPr>
+          <w:lang w:val="zh_TW" w:bidi="zh_TW"/>
+        </w:rPr>
+        <w:t>）。以色列百姓自己被宣告為神的見證人（</w:t>
+      </w:r>
+      <w:hyperlink r:id="rId134">
+        <w:r>
+          <w:rPr>
+            <w:lang w:val="zh_TW" w:bidi="zh_TW"/>
+          </w:rPr>
+          <w:rPr>
+            <w:color w:val="0000EE"/>
+            <w:u w:val="single"/>
+          </w:rPr>
+          <w:t>以賽亞書43:10</w:t>
+        </w:r>
+      </w:hyperlink>
+      <w:r>
+        <w:rPr>
+          <w:lang w:val="zh_TW" w:bidi="zh_TW"/>
+        </w:rPr>
+        <w:t>，</w:t>
+      </w:r>
+      <w:hyperlink r:id="rId135">
+        <w:r>
+          <w:rPr>
+            <w:lang w:val="zh_TW" w:bidi="zh_TW"/>
+          </w:rPr>
+          <w:rPr>
+            <w:color w:val="0000EE"/>
+            <w:u w:val="single"/>
+          </w:rPr>
+          <w:t>44:8–9</w:t>
+        </w:r>
+      </w:hyperlink>
+      <w:r>
+        <w:rPr>
+          <w:lang w:val="zh_TW" w:bidi="zh_TW"/>
+        </w:rPr>
+        <w:t>）。他們是神存在的見證人，見證祂的獨特、聖潔、大能和慈愛。當以色列人未能承認神的獨特和聖潔，轉向偶像崇拜時，所以祂使百姓被擄。神曾警告他們，因為他們未能作見證，給了神的敵人褻瀆（說神壞話）的機會。</w:t>
+      </w:r>
+    </w:p>
+    <w:p>
+      <w:pPr>
+        <w:pStyle w:val="Heading3"/>
+      </w:pPr>
+      <w:r>
+        <w:rPr>
+          <w:lang w:val="zh_TW" w:bidi="zh_TW"/>
+        </w:rPr>
+        <w:t>新約聖經中的見證</w:t>
+      </w:r>
+    </w:p>
+    <w:p>
+      <w:pPr/>
+      <w:r>
+        <w:rPr>
+          <w:lang w:val="zh_TW" w:bidi="zh_TW"/>
+        </w:rPr>
+      </w:r>
+      <w:r>
+        <w:rPr>
+          <w:lang w:val="zh_TW" w:bidi="zh_TW"/>
+        </w:rPr>
+        <w:t>在新約聖經中，與見證相關的各種詞語主要與動詞</w:t>
+      </w:r>
+      <w:r>
+        <w:rPr>
+          <w:i/>
+          <w:lang w:val="zh_TW" w:bidi="zh_TW"/>
+        </w:rPr>
+        <w:t>martureo</w:t>
+      </w:r>
+      <w:r>
+        <w:rPr>
+          <w:lang w:val="zh_TW" w:bidi="zh_TW"/>
+        </w:rPr>
+        <w:t>有關，意思是「作見證，成為見證人」。「殉道者」（martyr）一詞彰顯了最終極形式的見證。基督徒因著為耶穌基督作見證而犧牲了他們的生命。</w:t>
+      </w:r>
+    </w:p>
+    <w:p>
+      <w:pPr/>
+      <w:r>
+        <w:rPr>
+          <w:lang w:val="zh_TW" w:bidi="zh_TW"/>
+        </w:rPr>
+      </w:r>
+      <w:r>
+        <w:rPr>
+          <w:lang w:val="zh_TW" w:bidi="zh_TW"/>
+        </w:rPr>
+        <w:t>施洗約翰既是見證者，也是殉道者。作為彌賽亞的先鋒，他的使命是見證光並指認神的羔羊（</w:t>
+      </w:r>
+      <w:hyperlink r:id="rId136">
+        <w:r>
+          <w:rPr>
+            <w:lang w:val="zh_TW" w:bidi="zh_TW"/>
+          </w:rPr>
+          <w:rPr>
+            <w:color w:val="0000EE"/>
+            <w:u w:val="single"/>
+          </w:rPr>
+          <w:t>約翰福音1:7–8、19–36</w:t>
+        </w:r>
+      </w:hyperlink>
+      <w:r>
+        <w:rPr>
+          <w:lang w:val="zh_TW" w:bidi="zh_TW"/>
+        </w:rPr>
+        <w:t>）。耶穌的跟從者，尤其是十二使徒，是耶穌其人和性情的見證者。他們認識祂，聽過祂的教導並見過祂的神蹟。其中三個人見證了祂樣貌的改變（稱為變相，</w:t>
+      </w:r>
+      <w:hyperlink r:id="rId137">
+        <w:r>
+          <w:rPr>
+            <w:lang w:val="zh_TW" w:bidi="zh_TW"/>
+          </w:rPr>
+          <w:rPr>
+            <w:color w:val="0000EE"/>
+            <w:u w:val="single"/>
+          </w:rPr>
+          <w:t>馬太福音17:1–2</w:t>
+        </w:r>
+      </w:hyperlink>
+      <w:r>
+        <w:rPr>
+          <w:lang w:val="zh_TW" w:bidi="zh_TW"/>
+        </w:rPr>
+        <w:t>；</w:t>
+      </w:r>
+      <w:hyperlink r:id="rId138">
+        <w:r>
+          <w:rPr>
+            <w:lang w:val="zh_TW" w:bidi="zh_TW"/>
+          </w:rPr>
+          <w:rPr>
+            <w:color w:val="0000EE"/>
+            <w:u w:val="single"/>
+          </w:rPr>
+          <w:t>彼得後書1:17–18</w:t>
+        </w:r>
+      </w:hyperlink>
+      <w:r>
+        <w:rPr>
+          <w:lang w:val="zh_TW" w:bidi="zh_TW"/>
+        </w:rPr>
+        <w:t>）。許多人見證了祂的復活（</w:t>
+      </w:r>
+      <w:hyperlink r:id="rId139">
+        <w:r>
+          <w:rPr>
+            <w:lang w:val="zh_TW" w:bidi="zh_TW"/>
+          </w:rPr>
+          <w:rPr>
+            <w:color w:val="0000EE"/>
+            <w:u w:val="single"/>
+          </w:rPr>
+          <w:t>路加福音24:48</w:t>
+        </w:r>
+      </w:hyperlink>
+      <w:r>
+        <w:rPr>
+          <w:lang w:val="zh_TW" w:bidi="zh_TW"/>
+        </w:rPr>
+        <w:t>；</w:t>
+      </w:r>
+      <w:hyperlink r:id="rId140">
+        <w:r>
+          <w:rPr>
+            <w:lang w:val="zh_TW" w:bidi="zh_TW"/>
+          </w:rPr>
+          <w:rPr>
+            <w:color w:val="0000EE"/>
+            <w:u w:val="single"/>
+          </w:rPr>
+          <w:t>哥林多前書15:4–8</w:t>
+        </w:r>
+      </w:hyperlink>
+      <w:r>
+        <w:rPr>
+          <w:lang w:val="zh_TW" w:bidi="zh_TW"/>
+        </w:rPr>
+        <w:t>）。在祂升天的時候，門徒被差遣作祂的見證（</w:t>
+      </w:r>
+      <w:hyperlink r:id="rId141">
+        <w:r>
+          <w:rPr>
+            <w:lang w:val="zh_TW" w:bidi="zh_TW"/>
+          </w:rPr>
+          <w:rPr>
+            <w:color w:val="0000EE"/>
+            <w:u w:val="single"/>
+          </w:rPr>
+          <w:t>使徒行傳1:8</w:t>
+        </w:r>
+      </w:hyperlink>
+      <w:r>
+        <w:rPr>
+          <w:lang w:val="zh_TW" w:bidi="zh_TW"/>
+        </w:rPr>
+        <w:t>）。</w:t>
+      </w:r>
+      <w:r>
+        <w:rPr>
+          <w:lang w:val="zh_TW" w:bidi="zh_TW"/>
+        </w:rPr>
+      </w:r>
+      <w:r>
+        <w:rPr>
+          <w:lang w:val="zh_TW" w:bidi="zh_TW"/>
+        </w:rPr>
+      </w:r>
+    </w:p>
+    <w:p>
+      <w:pPr/>
+      <w:r>
+        <w:rPr>
+          <w:lang w:val="zh_TW" w:bidi="zh_TW"/>
+        </w:rPr>
+      </w:r>
+    </w:p>
+    <w:p>
+      <w:pPr>
+        <w:pStyle w:val="Heading2"/>
+      </w:pPr>
+      <w:r>
+        <w:rPr>
+          <w:lang w:val="zh_TW" w:bidi="zh_TW"/>
+        </w:rPr>
+        <w:t>建築</w:t>
+      </w:r>
+      <w:r>
+        <w:rPr>
+          <w:lang w:val="zh_TW" w:bidi="zh_TW"/>
+        </w:rPr>
+      </w:r>
+    </w:p>
+    <w:p>
+      <w:pPr/>
+      <w:r>
+        <w:rPr>
+          <w:lang w:val="zh_TW" w:bidi="zh_TW"/>
+        </w:rPr>
+      </w:r>
+      <w:r>
+        <w:rPr>
+          <w:lang w:val="zh_TW" w:bidi="zh_TW"/>
+        </w:rPr>
+        <w:t>設計和建造建築物、橋樑等的科學、藝術或職業。 建築是將建造和藝術結合起來，以產生「有目的的美（beauty with purpose）」的實踐。建築師結合富創造性的想像力和技術，進而產出具有趣味性、統一性、力量性和便利性的結構。所以當我們觀看一座建築、紀念碑或墳墓時，得以分析它的藝術性以及結構。</w:t>
+      </w:r>
+    </w:p>
+    <w:p>
+      <w:pPr/>
+      <w:r>
+        <w:rPr>
+          <w:lang w:val="zh_TW" w:bidi="zh_TW"/>
+        </w:rPr>
+      </w:r>
+      <w:r>
+        <w:rPr>
+          <w:lang w:val="zh_TW" w:bidi="zh_TW"/>
+        </w:rPr>
+        <w:t>經文中提到特殊類型的建築，包括房屋、特定城市的結構，當然，還有聖殿。所有事物都受到當時統治以色列的眾帝國影響。因此，研究與聖經歷史相關的帝國建築對於理解巴勒斯坦的建築學是很重要的。</w:t>
+      </w:r>
+    </w:p>
+    <w:p>
+      <w:pPr/>
+      <w:r>
+        <w:rPr>
+          <w:lang w:val="zh_TW" w:bidi="zh_TW"/>
+        </w:rPr>
+      </w:r>
+      <w:r>
+        <w:rPr>
+          <w:lang w:val="zh_TW" w:bidi="zh_TW"/>
+        </w:rPr>
+        <w:t>預覽</w:t>
+      </w:r>
+    </w:p>
+    <w:p>
+      <w:pPr>
+        <w:pStyle w:val="ListBullet"/>
+        <w:spacing w:line="240" w:lineRule="auto"/>
+        <w:ind w:left="720"/>
+      </w:pPr>
+      <w:r>
+        <w:rPr>
+          <w:lang w:val="zh_TW" w:bidi="zh_TW"/>
+        </w:rPr>
+      </w:r>
+      <w:r>
+        <w:rPr>
+          <w:lang w:val="zh_TW" w:bidi="zh_TW"/>
+        </w:rPr>
+        <w:t>蘇美人建築</w:t>
+      </w:r>
+    </w:p>
+    <w:p>
+      <w:pPr>
+        <w:pStyle w:val="ListBullet"/>
+        <w:spacing w:line="240" w:lineRule="auto"/>
+        <w:ind w:left="720"/>
+      </w:pPr>
+      <w:r>
+        <w:rPr>
+          <w:lang w:val="zh_TW" w:bidi="zh_TW"/>
+        </w:rPr>
+      </w:r>
+      <w:r>
+        <w:rPr>
+          <w:lang w:val="zh_TW" w:bidi="zh_TW"/>
+        </w:rPr>
+        <w:t>埃及建築</w:t>
+      </w:r>
+    </w:p>
+    <w:p>
+      <w:pPr>
+        <w:pStyle w:val="ListBullet"/>
+        <w:spacing w:line="240" w:lineRule="auto"/>
+        <w:ind w:left="720"/>
+      </w:pPr>
+      <w:r>
+        <w:rPr>
+          <w:lang w:val="zh_TW" w:bidi="zh_TW"/>
+        </w:rPr>
+      </w:r>
+      <w:r>
+        <w:rPr>
+          <w:lang w:val="zh_TW" w:bidi="zh_TW"/>
+        </w:rPr>
+        <w:t>亞述和赫人的建築</w:t>
+      </w:r>
+    </w:p>
+    <w:p>
+      <w:pPr>
+        <w:pStyle w:val="ListBullet"/>
+        <w:spacing w:line="240" w:lineRule="auto"/>
+        <w:ind w:left="720"/>
+      </w:pPr>
+      <w:r>
+        <w:rPr>
+          <w:lang w:val="zh_TW" w:bidi="zh_TW"/>
+        </w:rPr>
+      </w:r>
+      <w:r>
+        <w:rPr>
+          <w:lang w:val="zh_TW" w:bidi="zh_TW"/>
+        </w:rPr>
+        <w:t>希臘建築</w:t>
+      </w:r>
+    </w:p>
+    <w:p>
+      <w:pPr>
+        <w:pStyle w:val="ListBullet"/>
+        <w:spacing w:line="240" w:lineRule="auto"/>
+        <w:ind w:left="720"/>
+      </w:pPr>
+      <w:r>
+        <w:rPr>
+          <w:lang w:val="zh_TW" w:bidi="zh_TW"/>
+        </w:rPr>
+      </w:r>
+      <w:r>
+        <w:rPr>
+          <w:lang w:val="zh_TW" w:bidi="zh_TW"/>
+        </w:rPr>
+        <w:t>羅馬建築</w:t>
+      </w:r>
+    </w:p>
+    <w:p>
+      <w:pPr>
+        <w:pStyle w:val="ListBullet"/>
+        <w:spacing w:line="240" w:lineRule="auto"/>
+        <w:ind w:left="720"/>
+      </w:pPr>
+      <w:r>
+        <w:rPr>
+          <w:lang w:val="zh_TW" w:bidi="zh_TW"/>
+        </w:rPr>
+      </w:r>
+      <w:r>
+        <w:rPr>
+          <w:lang w:val="zh_TW" w:bidi="zh_TW"/>
+        </w:rPr>
+        <w:t>巴勒斯坦建築</w:t>
+      </w:r>
+    </w:p>
+    <w:p>
+      <w:pPr>
+        <w:pStyle w:val="Heading3"/>
+      </w:pPr>
+      <w:r>
+        <w:rPr>
+          <w:lang w:val="zh_TW" w:bidi="zh_TW"/>
+        </w:rPr>
+        <w:t>蘇美人建築</w:t>
+      </w:r>
+    </w:p>
+    <w:p>
+      <w:pPr/>
+      <w:r>
+        <w:rPr>
+          <w:lang w:val="zh_TW" w:bidi="zh_TW"/>
+        </w:rPr>
+      </w:r>
+      <w:r>
+        <w:rPr>
+          <w:lang w:val="zh_TW" w:bidi="zh_TW"/>
+        </w:rPr>
+        <w:t>建築最早是由非閃族起源的蘇美人發展起來的。他們可能在遷往北方大陸前的一千年前就已經定居在波斯灣的巴林島上。從他們的文化起始時，蘇美人就將建築視為一項重要的藝術活動，在他們建造的廟宇中得到了最充分的表現。蘇美人的金字塔型廟宇（ziggurat）或稱廟塔（staged tower），成為美索不達米亞在非宗教和宗教建築方面最具代表性的貢獻。金字塔型廟宇經常被比作中世紀歐洲的大教堂，其最高點似乎意欲向上達於神，來作為人類宗教願望的表達。然而，蘇美人建造他們神殿的概念並不是這樣。對他們來說，站在土丘或平台上的金字形神塔，代表集中了自然界的、給與生命的力量。神明已經降臨到他的家中，敬拜者的責任是在那裡與神明交流。</w:t>
+      </w:r>
+    </w:p>
+    <w:p>
+      <w:pPr/>
+      <w:r>
+        <w:rPr>
+          <w:lang w:val="zh_TW" w:bidi="zh_TW"/>
+        </w:rPr>
+      </w:r>
+      <w:r>
+        <w:rPr>
+          <w:lang w:val="zh_TW" w:bidi="zh_TW"/>
+        </w:rPr>
+        <w:t>到公元前2000年，美索不達米亞的寺廟區通常包括金字塔型廟宇、多個倉庫、神殿、作坊和祭司的住所。通常，金字塔型廟宇由三個部分組成：內牆是曬乾的泥磚，外牆是用瀝青砌成的燒磚。可以走樓梯或坡道到達上層，有時最上層還有一個供奉當地神祇的小神龕。除了設計裝飾牆壁和柱子外，蘇美建築師還發現如何使用拱門、圓頂和拱頂來營造宏偉感和空間感。</w:t>
+      </w:r>
+    </w:p>
+    <w:p>
+      <w:pPr/>
+      <w:r>
+        <w:rPr>
+          <w:lang w:val="zh_TW" w:bidi="zh_TW"/>
+        </w:rPr>
+      </w:r>
+      <w:r>
+        <w:rPr>
+          <w:lang w:val="zh_TW" w:bidi="zh_TW"/>
+        </w:rPr>
+        <w:t>蘇美的住宅建築風格相當多樣。大多數城市房屋是兩層樓的住宅，建在三面環繞的廣場上，開口朝向遠離狹窄街道的一側。富人的住宅可能有20個房間；有些包括僕人房間。室內浴室設施通過排水管連接到地下糞池。許多房屋的地下室都有一個家庭墓穴。蘇美人的建築創新無疑在各方面都使阿卡德人、赫人、埃及人和希臘人受益。</w:t>
+      </w:r>
+    </w:p>
+    <w:p>
+      <w:pPr>
+        <w:pStyle w:val="Heading3"/>
+      </w:pPr>
+      <w:r>
+        <w:rPr>
+          <w:lang w:val="zh_TW" w:bidi="zh_TW"/>
+        </w:rPr>
+        <w:t>埃及建築</w:t>
+      </w:r>
+    </w:p>
+    <w:p>
+      <w:pPr/>
+      <w:r>
+        <w:rPr>
+          <w:lang w:val="zh_TW" w:bidi="zh_TW"/>
+        </w:rPr>
+      </w:r>
+      <w:r>
+        <w:rPr>
+          <w:lang w:val="zh_TW" w:bidi="zh_TW"/>
+        </w:rPr>
+        <w:t>埃及人實現了許多文明意欲完成的持久建築形式，所以他們許多的建築物得以保存下來，其中包含廟宇、墳墓和金字塔。為了建造這些建築物，必須從遙遠的採石場運送巨石而來。埃及人利用奴隸的勞動力，建造了用來紀念他們統治者的建築。</w:t>
+      </w:r>
+    </w:p>
+    <w:p>
+      <w:pPr/>
+      <w:r>
+        <w:rPr>
+          <w:lang w:val="zh_TW" w:bidi="zh_TW"/>
+        </w:rPr>
+      </w:r>
+      <w:r>
+        <w:rPr>
+          <w:lang w:val="zh_TW" w:bidi="zh_TW"/>
+        </w:rPr>
+        <w:t>埃及建築最顯著的例子就是金字塔，幾乎所有的金字塔都是在古王國時期建造的（約公元前2700–2200年）。蘇美建築的凹槽壁龕（the recessed niche）被用來承受石砌工程的巨大壓力。如果沒有這樣的技術，建造像大金字塔這樣龐大的建築是不可能的，其估計重量幾乎達到六百萬噸（5,448,000公噸）。大金字塔是地球上定南北向最精確的建築之一，其朝向幾乎與真正的南北方向完全一致，只差不到一度的幾秒鐘。切割許多巨大的石塊並拼接在一起，其精確程度，甚至無法在石塊之間的縫隙插入一張紙。金字塔本來是作為保存原先下令建造金字塔者遺骸的墳墓，但這些建築物本身已成為人類創造力的紀念碑。</w:t>
+      </w:r>
+    </w:p>
+    <w:p>
+      <w:pPr/>
+      <w:r>
+        <w:rPr>
+          <w:lang w:val="zh_TW" w:bidi="zh_TW"/>
+        </w:rPr>
+      </w:r>
+      <w:r>
+        <w:rPr>
+          <w:lang w:val="zh_TW" w:bidi="zh_TW"/>
+        </w:rPr>
+        <w:t>埃及人的主要建築風格是「柱樑結構（post and lintel）」，即水平橫樑支撐在柱子上。因此，任何規模的建築都變成了柱子的森林。牆面覆蓋著雕刻、繪畫和象形文字。神廟的設計沿著長軸進行，幾乎達到完美的對稱。這些結構是為了帝國的盛典和其他儀式而設計的，旨在向人們展示統治者的權力和威嚴。</w:t>
+      </w:r>
+    </w:p>
+    <w:p>
+      <w:pPr>
+        <w:pStyle w:val="Heading3"/>
+      </w:pPr>
+      <w:r>
+        <w:rPr>
+          <w:lang w:val="zh_TW" w:bidi="zh_TW"/>
+        </w:rPr>
+        <w:t>亞述和赫人建築</w:t>
+      </w:r>
+    </w:p>
+    <w:p>
+      <w:pPr/>
+      <w:r>
+        <w:rPr>
+          <w:lang w:val="zh_TW" w:bidi="zh_TW"/>
+        </w:rPr>
+      </w:r>
+      <w:r>
+        <w:rPr>
+          <w:lang w:val="zh_TW" w:bidi="zh_TW"/>
+        </w:rPr>
+        <w:t>亞述人遵循蘇美人的神廟建造模式，但擴大了金字塔型廟宇並增加了更多樓層數。博爾西帕（Borsippa）的大型金字塔型廟宇是七層神廟建築的顯著例子。地基方約為272英尺（83公尺），建築物高約160英尺（49公尺）。每層樓都以梯田效果向內縮，並塗上不同顏色的漆。每一層代表其中一顆行星。根據後來的蘇美人習俗，最上層的屋頂上建有一個小神殿，據說神明尼波（Nebo）就居住在那裡。許多人認為神所摧毀的巴別塔是一座金字塔型廟宇（</w:t>
+      </w:r>
+      <w:hyperlink r:id="rId142">
+        <w:r>
+          <w:rPr>
+            <w:lang w:val="zh_TW" w:bidi="zh_TW"/>
+          </w:rPr>
+          <w:rPr>
+            <w:color w:val="0000EE"/>
+            <w:u w:val="single"/>
+          </w:rPr>
+          <w:t>創11</w:t>
+        </w:r>
+      </w:hyperlink>
+      <w:r>
+        <w:rPr>
+          <w:lang w:val="zh_TW" w:bidi="zh_TW"/>
+        </w:rPr>
+        <w:t>）。</w:t>
+      </w:r>
+    </w:p>
+    <w:p>
+      <w:pPr/>
+      <w:r>
+        <w:rPr>
+          <w:lang w:val="zh_TW" w:bidi="zh_TW"/>
+        </w:rPr>
+      </w:r>
+      <w:r>
+        <w:rPr>
+          <w:lang w:val="zh_TW" w:bidi="zh_TW"/>
+        </w:rPr>
+        <w:t>公元前八世紀和七世紀的亞述王宮殿既大又優雅，巨大的浮雕裝飾描繪國王忙於各種活動。亞述藝術在這個時期達到巔峰，對細節一絲不苟的關注為亞述建築帶來了剛毅的特質。大型石雕護衛動物被安置在公共建築物的入口處。在小亞細亞東部的</w:t>
+      </w:r>
+      <w:r>
+        <w:rPr>
+          <w:lang w:val="zh_TW" w:bidi="zh_TW"/>
+        </w:rPr>
+        <w:t>安納多利亞</w:t>
+      </w:r>
+      <w:r>
+        <w:rPr>
+          <w:lang w:val="zh_TW" w:bidi="zh_TW"/>
+        </w:rPr>
+        <w:t>（Anatolia），類似的雕像是赫人建築的一個特徵。</w:t>
+      </w:r>
+    </w:p>
+    <w:p>
+      <w:pPr/>
+      <w:r>
+        <w:rPr>
+          <w:lang w:val="zh_TW" w:bidi="zh_TW"/>
+        </w:rPr>
+      </w:r>
+      <w:r>
+        <w:rPr>
+          <w:lang w:val="zh_TW" w:bidi="zh_TW"/>
+        </w:rPr>
+        <w:t>在</w:t>
+      </w:r>
+      <w:r>
+        <w:rPr>
+          <w:lang w:val="zh_TW" w:bidi="zh_TW"/>
+        </w:rPr>
+        <w:t>波格斯凱</w:t>
+      </w:r>
+      <w:r>
+        <w:rPr>
+          <w:lang w:val="zh_TW" w:bidi="zh_TW"/>
+        </w:rPr>
+        <w:t>（Boghazkôy）及其他地方挖掘出的赫人建築在規模和宏偉程度上已經可以媲美亞述人的建築。高聳的柱子、長長的走廊和寬敞的房間是青銅時代赫人宮殿建築的典型特徵。</w:t>
+      </w:r>
+    </w:p>
+    <w:p>
+      <w:pPr/>
+      <w:r>
+        <w:rPr>
+          <w:lang w:val="zh_TW" w:bidi="zh_TW"/>
+        </w:rPr>
+      </w:r>
+      <w:r>
+        <w:rPr>
+          <w:lang w:val="zh_TW" w:bidi="zh_TW"/>
+        </w:rPr>
+        <w:t>赫人神廟的設計延續巴比倫常見的風格，由數座建築圍繞著一個開放式的庭院。其中一不同之處是主要的聖所（santuary）是通過一系列入口或門廊進入的，這些入口或門廊延伸超過相鄰建築物的長度。其設計可以在突出的頂部放置小窗戶，以便在聖所內提供額外的光線。</w:t>
+      </w:r>
+    </w:p>
+    <w:p>
+      <w:pPr>
+        <w:pStyle w:val="Heading3"/>
+      </w:pPr>
+      <w:r>
+        <w:rPr>
+          <w:lang w:val="zh_TW" w:bidi="zh_TW"/>
+        </w:rPr>
+        <w:t>希臘建築</w:t>
+      </w:r>
+    </w:p>
+    <w:p>
+      <w:pPr/>
+      <w:r>
+        <w:rPr>
+          <w:lang w:val="zh_TW" w:bidi="zh_TW"/>
+        </w:rPr>
+      </w:r>
+      <w:r>
+        <w:rPr>
+          <w:lang w:val="zh_TW" w:bidi="zh_TW"/>
+        </w:rPr>
+        <w:t>建築學在希臘世界崛起，成就斐然。由許多因素綜合在一起，產生了延續數世紀的建築之美。這些因素包括氣候、環境、政府和人民。或許最重要的因素是人，因為他們似乎可以自由地想像與發展設計、結構，這些設計和結構至今仍激發著我們的想像力。</w:t>
+      </w:r>
+    </w:p>
+    <w:p>
+      <w:pPr/>
+      <w:r>
+        <w:rPr>
+          <w:lang w:val="zh_TW" w:bidi="zh_TW"/>
+        </w:rPr>
+      </w:r>
+      <w:r>
+        <w:rPr>
+          <w:lang w:val="zh_TW" w:bidi="zh_TW"/>
+        </w:rPr>
+        <w:t>希臘人努力追求在建築中的美感。這個崇高的動機在公元前五世紀得到了最高的體現。在</w:t>
+      </w:r>
+      <w:r>
+        <w:rPr>
+          <w:lang w:val="zh_TW" w:bidi="zh_TW"/>
+        </w:rPr>
+        <w:t>伯理克利</w:t>
+      </w:r>
+      <w:r>
+        <w:rPr>
+          <w:lang w:val="zh_TW" w:bidi="zh_TW"/>
+        </w:rPr>
+        <w:t>（Pericles）時期（公元前461–429年），雅典衛城上（the Acropolis）的帕德嫩（Parthenon）神殿和大型門廊（Propylea）從早期的原型進行了改造，</w:t>
+      </w:r>
+      <w:r>
+        <w:rPr>
+          <w:lang w:val="zh_TW" w:bidi="zh_TW"/>
+        </w:rPr>
+        <w:t>艾瑞克丟</w:t>
+      </w:r>
+      <w:r>
+        <w:rPr>
+          <w:lang w:val="zh_TW" w:bidi="zh_TW"/>
+        </w:rPr>
+        <w:t>（Erechtheum）神殿也在那裡建造。隨後在雅典建造的神殿包括赫菲斯托斯（Hephaestus）神殿（這是一個不如帕德嫩神殿優雅的版本），以及阿瑞斯（Ares）神殿。</w:t>
+      </w:r>
+      <w:r>
+        <w:rPr>
+          <w:lang w:val="zh_TW" w:bidi="zh_TW"/>
+        </w:rPr>
+        <w:t>腓迪亞</w:t>
+      </w:r>
+      <w:r>
+        <w:rPr>
+          <w:lang w:val="zh_TW" w:bidi="zh_TW"/>
+        </w:rPr>
+        <w:t>（Phidias）是設計帕德嫩神殿的雕刻家，也與他的學生們一起負責了許多公元前五世紀的雕像。雖然蘇美人是最早製作相當刻板的獨立石像的人，但他們這樣做主要是出於神學考量。對於蘇美雕刻家來說，這尊雕像代表了一個站在神面前準備接受審判的人。對希臘人來說，優秀雕像的目標是盡可能真實和準確地再現人體結構（anatomy），並且跟亞述人一樣，他們的雕刻家也研究解剖學。最終，希臘人成為世界上最熟練的雕刻家。</w:t>
+      </w:r>
+    </w:p>
+    <w:p>
+      <w:pPr/>
+      <w:r>
+        <w:rPr>
+          <w:lang w:val="zh_TW" w:bidi="zh_TW"/>
+        </w:rPr>
+      </w:r>
+      <w:r>
+        <w:rPr>
+          <w:lang w:val="zh_TW" w:bidi="zh_TW"/>
+        </w:rPr>
+        <w:t>許多希臘建築具有結構和環境的適當組合。例如，劇院建在山丘上，這樣結構可以有分層的座位，並且仍然保有美麗的背景。大理石被廣泛的使用。建築物的位置設計使陰影增添其美感。所有這些結構之美在使徒保羅訪問雅典城時都看見了，但他「看見滿城都是偶像，就心裏著急」(</w:t>
+      </w:r>
+      <w:hyperlink r:id="rId143">
+        <w:r>
+          <w:rPr>
+            <w:lang w:val="zh_TW" w:bidi="zh_TW"/>
+          </w:rPr>
+          <w:rPr>
+            <w:color w:val="0000EE"/>
+            <w:u w:val="single"/>
+          </w:rPr>
+          <w:t>徒17:16</w:t>
+        </w:r>
+      </w:hyperlink>
+      <w:r>
+        <w:rPr>
+          <w:lang w:val="zh_TW" w:bidi="zh_TW"/>
+        </w:rPr>
+        <w:t>)。許多最美麗的建築，例如帕德嫩神廟，是為了紀念異教的希臘神而建造的。保羅在亞略•巴古（Areopagus，又名火星山〔Mars Hill〕）上講了他著名的講章，而這座山眺望著雅典的眾神殿。</w:t>
+      </w:r>
+    </w:p>
+    <w:p>
+      <w:pPr>
+        <w:pStyle w:val="Heading3"/>
+      </w:pPr>
+      <w:r>
+        <w:rPr>
+          <w:lang w:val="zh_TW" w:bidi="zh_TW"/>
+        </w:rPr>
+        <w:t>羅馬建築</w:t>
+      </w:r>
+    </w:p>
+    <w:p>
+      <w:pPr/>
+      <w:r>
+        <w:rPr>
+          <w:lang w:val="zh_TW" w:bidi="zh_TW"/>
+        </w:rPr>
+      </w:r>
+      <w:r>
+        <w:rPr>
+          <w:lang w:val="zh_TW" w:bidi="zh_TW"/>
+        </w:rPr>
+        <w:t>羅馬人是偉大的建築師，他們在世界建築上留下了自己的印記。有幾個因素影響了羅馬建築風格。首先是羅馬人接管了早期的眾帝國和早期的建築形式。受到一些埃及建築的影響，但希臘人對美的眼光和大理石的使用更為重要。另一個因素是羅馬人發現了由火山土製成的水泥，這種水泥與石灰混合後形成了具有極強凝聚力的砂漿。水泥使羅馬人能夠建造無需支撐柱的拱門，因而產生一種壯麗和威嚴的效果。羅馬人也使用水泥建造多層建築，例如羅馬競技場。</w:t>
+      </w:r>
+    </w:p>
+    <w:p>
+      <w:pPr/>
+      <w:r>
+        <w:rPr>
+          <w:lang w:val="zh_TW" w:bidi="zh_TW"/>
+        </w:rPr>
+      </w:r>
+      <w:r>
+        <w:rPr>
+          <w:lang w:val="zh_TW" w:bidi="zh_TW"/>
+        </w:rPr>
+        <w:t>羅馬建築師在城市中心使用中央廣場或公共論壇。在這些周圍建造了公共建築、寺廟、商店和柱廊。中央廣場有拱門和紀念皇帝勝利的紀念碑。羅馬的市政規劃概念在整個羅馬帝國，包括巴勒斯坦，都被廣為模仿。</w:t>
+      </w:r>
+    </w:p>
+    <w:p>
+      <w:pPr/>
+      <w:r>
+        <w:rPr>
+          <w:lang w:val="zh_TW" w:bidi="zh_TW"/>
+        </w:rPr>
+      </w:r>
+      <w:r>
+        <w:rPr>
+          <w:lang w:val="zh_TW" w:bidi="zh_TW"/>
+        </w:rPr>
+        <w:t>在羅馬統治的許多國家中，水資源短缺迫使他們設計了陸上運輸水的方法。這導致了渡槽（the aqueduct）的發展。羅馬建築師面臨著保持足夠坡度以使水能夠靠重力流動的問題。水泥渠道由石拱支撐，解決了大部分問題。渡槽系統的建築設計在帝國時期始終保持不變。基礎柱由圓拱跨越。一條石渠建在拱門頂部，內襯水泥，並經常覆蓋著弧形屋頂。</w:t>
+      </w:r>
+    </w:p>
+    <w:p>
+      <w:pPr>
+        <w:pStyle w:val="Heading3"/>
+      </w:pPr>
+      <w:r>
+        <w:rPr>
+          <w:lang w:val="zh_TW" w:bidi="zh_TW"/>
+        </w:rPr>
+        <w:t>巴勒斯坦建築</w:t>
+      </w:r>
+    </w:p>
+    <w:p>
+      <w:pPr/>
+      <w:r>
+        <w:rPr>
+          <w:lang w:val="zh_TW" w:bidi="zh_TW"/>
+        </w:rPr>
+      </w:r>
+      <w:r>
+        <w:rPr>
+          <w:lang w:val="zh_TW" w:bidi="zh_TW"/>
+        </w:rPr>
+        <w:t>以色列人有一世代是居住在帳篷之中，過著最多是半定居（semisedentary）的生活，沒有任何需要永久結構的需求。然而當他們需要安頓下來時，卻因缺乏建築技能而無法建造建築。考古挖掘在示羅、伯特利和底璧等地點發現了以色列人試圖在早期迦南人的地基上重建的跡象。他們的工藝水準明顯低於迦南建築者的水平，特別是在迦南王室所處的城市中表現得尤為明顯。 直到公元前五世紀，以色列人的建築物往往是小而狹窄的，部分原因是建築師還沒有設計出其他的屋頂結構，只能在建築物的寬度上鋪設橫梁，並在上面放置平頂。巴勒斯坦的第一個拱形拱門建於波斯時期，但它過於創新，以至於保守的猶太人拒絕將其作為建築風格採用。只有在羅馬時期，拱門和拱頂才因大希律王的影響而被接受。</w:t>
+      </w:r>
+    </w:p>
+    <w:p>
+      <w:pPr>
+        <w:pStyle w:val="Heading4"/>
+      </w:pPr>
+      <w:r>
+        <w:rPr>
+          <w:lang w:val="zh_TW" w:bidi="zh_TW"/>
+        </w:rPr>
+        <w:t>舊約建築</w:t>
+      </w:r>
+    </w:p>
+    <w:p>
+      <w:pPr/>
+      <w:r>
+        <w:rPr>
+          <w:lang w:val="zh_TW" w:bidi="zh_TW"/>
+        </w:rPr>
+      </w:r>
+      <w:r>
+        <w:rPr>
+          <w:lang w:val="zh_TW" w:bidi="zh_TW"/>
+        </w:rPr>
+        <w:t>城市</w:t>
+      </w:r>
+    </w:p>
+    <w:p>
+      <w:pPr/>
+      <w:r>
+        <w:rPr>
+          <w:lang w:val="zh_TW" w:bidi="zh_TW"/>
+        </w:rPr>
+      </w:r>
+      <w:r>
+        <w:rPr>
+          <w:lang w:val="zh_TW" w:bidi="zh_TW"/>
+        </w:rPr>
+        <w:t>在舊約時代，城市建在山丘或土堆上，並用牆圍起來以作保護。一般來說，房屋是隨意排列的，由蜿蜒的小路或巷子連接。無法負擔城市生活的人住在城市外圍的村莊。他們會在附近的田地工作，遇到危險時逃到城市尋求保護。</w:t>
+      </w:r>
+    </w:p>
+    <w:p>
+      <w:pPr/>
+      <w:r>
+        <w:rPr>
+          <w:lang w:val="zh_TW" w:bidi="zh_TW"/>
+        </w:rPr>
+      </w:r>
+      <w:r>
+        <w:rPr>
+          <w:lang w:val="zh_TW" w:bidi="zh_TW"/>
+        </w:rPr>
+        <w:t>對任何城市來說，最重要的是充足的水資源供應。因此，城市建在地下泉水上或附近。有些城市使用抹灰泥的蓄水池和集水池來收集雨水，以補充日常的供水。地下水受到階梯隧道的保護，以便在城市被圍困時能夠取水。</w:t>
+      </w:r>
+    </w:p>
+    <w:p>
+      <w:pPr/>
+      <w:r>
+        <w:rPr>
+          <w:lang w:val="zh_TW" w:bidi="zh_TW"/>
+        </w:rPr>
+      </w:r>
+      <w:r>
+        <w:rPr>
+          <w:lang w:val="zh_TW" w:bidi="zh_TW"/>
+        </w:rPr>
+        <w:t>防禦要塞</w:t>
+      </w:r>
+    </w:p>
+    <w:p>
+      <w:pPr/>
+      <w:r>
+        <w:rPr>
+          <w:lang w:val="zh_TW" w:bidi="zh_TW"/>
+        </w:rPr>
+      </w:r>
+      <w:r>
+        <w:rPr>
+          <w:lang w:val="zh_TW" w:bidi="zh_TW"/>
+        </w:rPr>
+        <w:t>在舊約時期的大部分時間裡，以色列人使用青銅時代中期的技術來防禦他們的城市。核心特徵是一堵由石頭或磚塊建成的牆，高25到30英尺（7.6到9.1公尺）。 牆有時會有人工斜坡，底部有壕溝，以防禦敵人的攻城槌。</w:t>
+      </w:r>
+    </w:p>
+    <w:p>
+      <w:pPr/>
+      <w:r>
+        <w:rPr>
+          <w:lang w:val="zh_TW" w:bidi="zh_TW"/>
+        </w:rPr>
+      </w:r>
+      <w:r>
+        <w:rPr>
+          <w:lang w:val="zh_TW" w:bidi="zh_TW"/>
+        </w:rPr>
+        <w:t>在以色列君主制時期，也建造了雙重城墻（casemate walls）。這些由兩堵平行牆和一系列橫牆連接而成。隨後，這些房間被填滿泥土，以增加保護來抵擋敵人的撞城錘（</w:t>
+      </w:r>
+      <w:hyperlink r:id="rId144">
+        <w:r>
+          <w:rPr>
+            <w:lang w:val="zh_TW" w:bidi="zh_TW"/>
+          </w:rPr>
+          <w:rPr>
+            <w:color w:val="0000EE"/>
+            <w:u w:val="single"/>
+          </w:rPr>
+          <w:t>結26:9</w:t>
+        </w:r>
+      </w:hyperlink>
+      <w:r>
+        <w:rPr>
+          <w:lang w:val="zh_TW" w:bidi="zh_TW"/>
+        </w:rPr>
+        <w:t>）。 有時會建造厚達20英尺（6公尺）的牆壁，並設有懸垂部分，以便制服攻擊者。使徒保羅從大馬士革城牆上的一個房間裡被人用籃子放下城牆（</w:t>
+      </w:r>
+      <w:hyperlink r:id="rId145">
+        <w:r>
+          <w:rPr>
+            <w:lang w:val="zh_TW" w:bidi="zh_TW"/>
+          </w:rPr>
+          <w:rPr>
+            <w:color w:val="0000EE"/>
+            <w:u w:val="single"/>
+          </w:rPr>
+          <w:t>徒9:25</w:t>
+        </w:r>
+      </w:hyperlink>
+      <w:r>
+        <w:rPr>
+          <w:lang w:val="zh_TW" w:bidi="zh_TW"/>
+        </w:rPr>
+        <w:t>；</w:t>
+      </w:r>
+      <w:hyperlink r:id="rId146">
+        <w:r>
+          <w:rPr>
+            <w:lang w:val="zh_TW" w:bidi="zh_TW"/>
+          </w:rPr>
+          <w:rPr>
+            <w:color w:val="0000EE"/>
+            <w:u w:val="single"/>
+          </w:rPr>
+          <w:t>林後11:33</w:t>
+        </w:r>
+      </w:hyperlink>
+      <w:r>
+        <w:rPr>
+          <w:lang w:val="zh_TW" w:bidi="zh_TW"/>
+        </w:rPr>
+        <w:t>）。</w:t>
+      </w:r>
+    </w:p>
+    <w:p>
+      <w:pPr/>
+      <w:r>
+        <w:rPr>
+          <w:lang w:val="zh_TW" w:bidi="zh_TW"/>
+        </w:rPr>
+      </w:r>
+      <w:r>
+        <w:rPr>
+          <w:lang w:val="zh_TW" w:bidi="zh_TW"/>
+        </w:rPr>
+        <w:t>城門</w:t>
+      </w:r>
+    </w:p>
+    <w:p>
+      <w:pPr/>
+      <w:r>
+        <w:rPr>
+          <w:lang w:val="zh_TW" w:bidi="zh_TW"/>
+        </w:rPr>
+      </w:r>
+      <w:r>
+        <w:rPr>
+          <w:lang w:val="zh_TW" w:bidi="zh_TW"/>
+        </w:rPr>
+        <w:t>大多數城牆都有兩個城門。其中一個是給駱駝商隊、戰車和較大的車輛使用的；另一個在城市的另一邊，則是給行人、驢子和小動物使用的。許多門由雙扇門組成（</w:t>
+      </w:r>
+      <w:hyperlink r:id="rId147">
+        <w:r>
+          <w:rPr>
+            <w:lang w:val="zh_TW" w:bidi="zh_TW"/>
+          </w:rPr>
+          <w:rPr>
+            <w:color w:val="0000EE"/>
+            <w:u w:val="single"/>
+          </w:rPr>
+          <w:t>賽45:1</w:t>
+        </w:r>
+      </w:hyperlink>
+      <w:r>
+        <w:rPr>
+          <w:lang w:val="zh_TW" w:bidi="zh_TW"/>
+        </w:rPr>
+        <w:t>；</w:t>
+      </w:r>
+      <w:hyperlink r:id="rId148">
+        <w:r>
+          <w:rPr>
+            <w:lang w:val="zh_TW" w:bidi="zh_TW"/>
+          </w:rPr>
+          <w:rPr>
+            <w:color w:val="0000EE"/>
+            <w:u w:val="single"/>
+          </w:rPr>
+          <w:t>尼6:1</w:t>
+        </w:r>
+      </w:hyperlink>
+      <w:r>
+        <w:rPr>
+          <w:lang w:val="zh_TW" w:bidi="zh_TW"/>
+        </w:rPr>
+        <w:t>），由木頭製成並覆蓋銅製的板面（</w:t>
+      </w:r>
+      <w:hyperlink r:id="rId149">
+        <w:r>
+          <w:rPr>
+            <w:lang w:val="zh_TW" w:bidi="zh_TW"/>
+          </w:rPr>
+          <w:rPr>
+            <w:color w:val="0000EE"/>
+            <w:u w:val="single"/>
+          </w:rPr>
+          <w:t>賽45:2</w:t>
+        </w:r>
+      </w:hyperlink>
+      <w:r>
+        <w:rPr>
+          <w:lang w:val="zh_TW" w:bidi="zh_TW"/>
+        </w:rPr>
+        <w:t>）。門用橫木、青銅（</w:t>
+      </w:r>
+      <w:hyperlink r:id="rId150">
+        <w:r>
+          <w:rPr>
+            <w:lang w:val="zh_TW" w:bidi="zh_TW"/>
+          </w:rPr>
+          <w:rPr>
+            <w:color w:val="0000EE"/>
+            <w:u w:val="single"/>
+          </w:rPr>
+          <w:t>王上4:13</w:t>
+        </w:r>
+      </w:hyperlink>
+      <w:r>
+        <w:rPr>
+          <w:lang w:val="zh_TW" w:bidi="zh_TW"/>
+        </w:rPr>
+        <w:t>）或鐵（</w:t>
+      </w:r>
+      <w:hyperlink r:id="rId151">
+        <w:r>
+          <w:rPr>
+            <w:lang w:val="zh_TW" w:bidi="zh_TW"/>
+          </w:rPr>
+          <w:rPr>
+            <w:color w:val="0000EE"/>
+            <w:u w:val="single"/>
+          </w:rPr>
+          <w:t>詩107:16</w:t>
+        </w:r>
+      </w:hyperlink>
+      <w:r>
+        <w:rPr>
+          <w:lang w:val="zh_TW" w:bidi="zh_TW"/>
+        </w:rPr>
+        <w:t>）的橫杆固定在門柱的開口處（</w:t>
+      </w:r>
+      <w:hyperlink r:id="rId152">
+        <w:r>
+          <w:rPr>
+            <w:lang w:val="zh_TW" w:bidi="zh_TW"/>
+          </w:rPr>
+          <w:rPr>
+            <w:color w:val="0000EE"/>
+            <w:u w:val="single"/>
+          </w:rPr>
+          <w:t>士16:3</w:t>
+        </w:r>
+      </w:hyperlink>
+      <w:r>
+        <w:rPr>
+          <w:lang w:val="zh_TW" w:bidi="zh_TW"/>
+        </w:rPr>
+        <w:t>）。</w:t>
+      </w:r>
+    </w:p>
+    <w:p>
+      <w:pPr/>
+      <w:r>
+        <w:rPr>
+          <w:lang w:val="zh_TW" w:bidi="zh_TW"/>
+        </w:rPr>
+      </w:r>
+      <w:r>
+        <w:rPr>
+          <w:lang w:val="zh_TW" w:bidi="zh_TW"/>
+        </w:rPr>
+        <w:t>城門的位置對城市的防禦非常重要。通常通往城門的道路會被設計成讓攻擊者（左手持盾）必須面對城市的城牆及其右側的防禦者。有時候，城門是大塔的一部分（</w:t>
+      </w:r>
+      <w:hyperlink r:id="rId153">
+        <w:r>
+          <w:rPr>
+            <w:lang w:val="zh_TW" w:bidi="zh_TW"/>
+          </w:rPr>
+          <w:rPr>
+            <w:color w:val="0000EE"/>
+            <w:u w:val="single"/>
+          </w:rPr>
+          <w:t>代下26:9</w:t>
+        </w:r>
+      </w:hyperlink>
+      <w:r>
+        <w:rPr>
+          <w:lang w:val="zh_TW" w:bidi="zh_TW"/>
+        </w:rPr>
+        <w:t>）。偶爾，塔內會建造階梯，讓哨兵可以到達塔頂站崗（</w:t>
+      </w:r>
+      <w:hyperlink r:id="rId154">
+        <w:r>
+          <w:rPr>
+            <w:lang w:val="zh_TW" w:bidi="zh_TW"/>
+          </w:rPr>
+          <w:rPr>
+            <w:color w:val="0000EE"/>
+            <w:u w:val="single"/>
+          </w:rPr>
+          <w:t>王下9:17</w:t>
+        </w:r>
+      </w:hyperlink>
+      <w:r>
+        <w:rPr>
+          <w:lang w:val="zh_TW" w:bidi="zh_TW"/>
+        </w:rPr>
+        <w:t>）。在其他時候，城門的位置是轉90度在門戶之間，以防止敵方弓箭手直接射穿城門。</w:t>
+      </w:r>
+    </w:p>
+    <w:p>
+      <w:pPr/>
+      <w:r>
+        <w:rPr>
+          <w:lang w:val="zh_TW" w:bidi="zh_TW"/>
+        </w:rPr>
+      </w:r>
+      <w:r>
+        <w:rPr>
+          <w:lang w:val="zh_TW" w:bidi="zh_TW"/>
+        </w:rPr>
+        <w:t>房屋</w:t>
+      </w:r>
+    </w:p>
+    <w:p>
+      <w:pPr/>
+      <w:r>
+        <w:rPr>
+          <w:lang w:val="zh_TW" w:bidi="zh_TW"/>
+        </w:rPr>
+      </w:r>
+      <w:r>
+        <w:rPr>
+          <w:lang w:val="zh_TW" w:bidi="zh_TW"/>
+        </w:rPr>
+        <w:t>以色列人高級住宅由幾個面向開放庭院的房間組成（</w:t>
+      </w:r>
+      <w:hyperlink r:id="rId155">
+        <w:r>
+          <w:rPr>
+            <w:lang w:val="zh_TW" w:bidi="zh_TW"/>
+          </w:rPr>
+          <w:rPr>
+            <w:color w:val="0000EE"/>
+            <w:u w:val="single"/>
+          </w:rPr>
+          <w:t>撒下17:18</w:t>
+        </w:r>
+      </w:hyperlink>
+      <w:r>
+        <w:rPr>
+          <w:lang w:val="zh_TW" w:bidi="zh_TW"/>
+        </w:rPr>
+        <w:t>）。 最大的房間是給家人用的，另一個則是給這個家庭的牛用的，還有一個作為一般的儲藏室使用。有時候牆是用石頭砌成的，縫隙用泥填補。有些內牆會用泥漿抹平，雖然較富裕的家庭會使用柏木或杉木。地板是由黏土或拋光的灰泥石製成的。平屋頂由橫樑支撐，並用木材或灌木使其防水。外面的樓梯通往屋頂，有些人建造了屋頂房間，實際上使房子變成了兩層樓（</w:t>
+      </w:r>
+      <w:hyperlink r:id="rId156">
+        <w:r>
+          <w:rPr>
+            <w:lang w:val="zh_TW" w:bidi="zh_TW"/>
+          </w:rPr>
+          <w:rPr>
+            <w:color w:val="0000EE"/>
+            <w:u w:val="single"/>
+          </w:rPr>
+          <w:t>王上17:19</w:t>
+        </w:r>
+      </w:hyperlink>
+      <w:r>
+        <w:rPr>
+          <w:lang w:val="zh_TW" w:bidi="zh_TW"/>
+        </w:rPr>
+        <w:t>）。房屋的平屋頂為擁擠的家庭提供了額外的睡眠和娛樂空間。摩西律法要求這些屋頂要有保護的女兒牆（parapet）圍繞，以防止人們墜落致死（</w:t>
+      </w:r>
+      <w:hyperlink r:id="rId157">
+        <w:r>
+          <w:rPr>
+            <w:lang w:val="zh_TW" w:bidi="zh_TW"/>
+          </w:rPr>
+          <w:rPr>
+            <w:color w:val="0000EE"/>
+            <w:u w:val="single"/>
+          </w:rPr>
+          <w:t>申22:8</w:t>
+        </w:r>
+      </w:hyperlink>
+      <w:r>
+        <w:rPr>
+          <w:lang w:val="zh_TW" w:bidi="zh_TW"/>
+        </w:rPr>
+        <w:t>）。</w:t>
+      </w:r>
+    </w:p>
+    <w:p>
+      <w:pPr/>
+      <w:r>
+        <w:rPr>
+          <w:lang w:val="zh_TW" w:bidi="zh_TW"/>
+        </w:rPr>
+      </w:r>
+      <w:r>
+        <w:rPr>
+          <w:lang w:val="zh_TW" w:bidi="zh_TW"/>
+        </w:rPr>
+        <w:t>所羅門的聖殿</w:t>
+      </w:r>
+    </w:p>
+    <w:p>
+      <w:pPr/>
+      <w:r>
+        <w:rPr>
+          <w:lang w:val="zh_TW" w:bidi="zh_TW"/>
+        </w:rPr>
+      </w:r>
+      <w:r>
+        <w:rPr>
+          <w:lang w:val="zh_TW" w:bidi="zh_TW"/>
+        </w:rPr>
+        <w:t>以色列最重要的建築可能是所羅門王的聖殿。這棟建築位於亞伯拉罕獻他的兒子以撒的地方（</w:t>
+      </w:r>
+      <w:hyperlink r:id="rId158">
+        <w:r>
+          <w:rPr>
+            <w:lang w:val="zh_TW" w:bidi="zh_TW"/>
+          </w:rPr>
+          <w:rPr>
+            <w:color w:val="0000EE"/>
+            <w:u w:val="single"/>
+          </w:rPr>
+          <w:t>創22</w:t>
+        </w:r>
+      </w:hyperlink>
+      <w:r>
+        <w:rPr>
+          <w:lang w:val="zh_TW" w:bidi="zh_TW"/>
+        </w:rPr>
+        <w:t>）。 共花了七年半的時間建造，因其美麗和用途而著名。聖殿的設計類似於會幕，只是尺寸加倍，高度增加了三倍。牆壁是用石頭製成的，外面覆有黃金（</w:t>
+      </w:r>
+      <w:hyperlink r:id="rId159">
+        <w:r>
+          <w:rPr>
+            <w:lang w:val="zh_TW" w:bidi="zh_TW"/>
+          </w:rPr>
+          <w:rPr>
+            <w:color w:val="0000EE"/>
+            <w:u w:val="single"/>
+          </w:rPr>
+          <w:t>王上6:22</w:t>
+        </w:r>
+      </w:hyperlink>
+      <w:r>
+        <w:rPr>
+          <w:lang w:val="zh_TW" w:bidi="zh_TW"/>
+        </w:rPr>
+        <w:t>），天花板和地板也覆有黃金。至聖所與聖所之間的隔板是由包金的香柏木製成的。至聖所的入口由雕刻的橄欖木雙扇門組成，外覆金箔。門口敞開但被幔子遮蔽。聖殿外有兩個院子，一個是給祭司的內院，另一個是給百姓的外院。</w:t>
+      </w:r>
+    </w:p>
+    <w:p>
+      <w:pPr/>
+      <w:r>
+        <w:rPr>
+          <w:lang w:val="zh_TW" w:bidi="zh_TW"/>
+        </w:rPr>
+      </w:r>
+      <w:r>
+        <w:rPr>
+          <w:lang w:val="zh_TW" w:bidi="zh_TW"/>
+        </w:rPr>
+        <w:t>因為以色列缺乏建築專業知識，迫使所羅門雇用了腓尼基的工匠。 其結果是一個典型的腓尼基結構，此平面圖與在敘利亞的</w:t>
+      </w:r>
+      <w:r>
+        <w:rPr>
+          <w:lang w:val="zh_TW" w:bidi="zh_TW"/>
+        </w:rPr>
+        <w:t>泰拿堆丘</w:t>
+      </w:r>
+      <w:r>
+        <w:rPr>
+          <w:lang w:val="zh_TW" w:bidi="zh_TW"/>
+        </w:rPr>
+        <w:t>（Tell Tainat）發掘的公元前八世紀迦南教堂非常相似。列柱和柱廊無疑是所羅門聖殿的一個特徵，儘管名為雅斤和波阿斯的獨立柱子的具體功能仍然尚未確定。精心打磨的石工似乎最早出現在所羅門時期的以色列；從撒馬利亞出土了優秀的鑿石和方石樣本。撒馬利亞遺址以及米吉多（Megiddo）遺址也提供了有趣的例子，展示了源自迦南藝術表現的裝飾柱頭。</w:t>
+      </w:r>
+    </w:p>
+    <w:p>
+      <w:pPr/>
+      <w:r>
+        <w:rPr>
+          <w:lang w:val="zh_TW" w:bidi="zh_TW"/>
+        </w:rPr>
+      </w:r>
+      <w:r>
+        <w:rPr>
+          <w:lang w:val="zh_TW" w:bidi="zh_TW"/>
+        </w:rPr>
+        <w:t>當巴比倫在公元前586年推翻耶路撒冷並夷平這座城市時，聖殿的財富被掠奪並被燒毀。以色列從被擄歸回後，聖殿重建，奠基於公元前525年。然而，第二聖殿遠不如所羅門的聖殿宏偉，到猶太王希律（公元前37–4年）時期已經需要大修。</w:t>
+      </w:r>
+    </w:p>
+    <w:p>
+      <w:pPr/>
+      <w:r>
+        <w:rPr>
+          <w:lang w:val="zh_TW" w:bidi="zh_TW"/>
+        </w:rPr>
+      </w:r>
+      <w:r>
+        <w:rPr>
+          <w:lang w:val="zh_TW" w:bidi="zh_TW"/>
+        </w:rPr>
+        <w:t>雖然舊約傳統非常重視所羅門的聖殿並盛讚其宏偉，但這座建築實際上是王宮的附屬建築，作為禮拜堂。只有在被擄歸回時期，聖殿才脫離了王室的聯繫，成為一個獨立的聖殿，人們可以在那裡守規定的儀式。無論是被擄前或是被擄歸回時期的聖殿，其尺寸都相當小且狹窄，其寬度受限於可用於屋頂的木樑長度。這樣的建築物唯一能擴大的方式是以近東常用方式在建築物外部加蓋額外的房間。</w:t>
+      </w:r>
+    </w:p>
+    <w:p>
+      <w:pPr>
+        <w:pStyle w:val="Heading4"/>
+      </w:pPr>
+      <w:r>
+        <w:rPr>
+          <w:lang w:val="zh_TW" w:bidi="zh_TW"/>
+        </w:rPr>
+        <w:t>新約時期的建築</w:t>
+      </w:r>
+    </w:p>
+    <w:p>
+      <w:pPr/>
+      <w:r>
+        <w:rPr>
+          <w:lang w:val="zh_TW" w:bidi="zh_TW"/>
+        </w:rPr>
+      </w:r>
+      <w:r>
+        <w:rPr>
+          <w:lang w:val="zh_TW" w:bidi="zh_TW"/>
+        </w:rPr>
+        <w:t>新約時代的建築由希臘和羅馬的建築組成，因為這些統治者陸續曾統治以色列。希臘城市作為當時的建築範例，包含有規劃的街道、拱門、劇院、公共浴場、神廟和稱為集市的中央市場</w:t>
+      </w:r>
+      <w:r>
+        <w:rPr>
+          <w:i/>
+          <w:lang w:val="zh_TW" w:bidi="zh_TW"/>
+        </w:rPr>
+        <w:t>。</w:t>
+      </w:r>
+      <w:r>
+        <w:rPr>
+          <w:lang w:val="zh_TW" w:bidi="zh_TW"/>
+        </w:rPr>
+        <w:t>然而，猶太人的家仍然很小，屋頂平坦，房間面向庭院。</w:t>
+      </w:r>
+    </w:p>
+    <w:p>
+      <w:pPr/>
+      <w:r>
+        <w:rPr>
+          <w:lang w:val="zh_TW" w:bidi="zh_TW"/>
+        </w:rPr>
+      </w:r>
+      <w:r>
+        <w:rPr>
+          <w:lang w:val="zh_TW" w:bidi="zh_TW"/>
+        </w:rPr>
+        <w:t>在羅馬統治期間，大希律王（公元前37–4年）建造了一些非凡的建築物，包括渡槽、水池、地牢、宮殿和整個城市（例如，凱撒利亞）。 他最偉大的工作是重建聖殿，這是一座花了83年才完成的卓越建築物。但在完成後僅維持了六年，於公元70年被提多摧毀。</w:t>
+      </w:r>
+    </w:p>
+    <w:p>
+      <w:pPr/>
+      <w:r>
+        <w:rPr>
+          <w:lang w:val="zh_TW" w:bidi="zh_TW"/>
+        </w:rPr>
+      </w:r>
+      <w:r>
+        <w:rPr>
+          <w:lang w:val="zh_TW" w:bidi="zh_TW"/>
+        </w:rPr>
+        <w:t>希律的聖殿成功地融合了新舊建築風格。 雖然它的柱廊、大理石柱和外貌似乎體現了最新的希臘化建築風格，但它仍然牢固地植根於腓尼基的建築傳統中。希律王的建築是將公元前六世紀聖殿的擴張，並在某種程度上進行了重建。一系列的庭院和柱廊圍繞著重建的神殿，通過擴大的入口給人一種宏偉的錯覺。在那個門廊的中央，矗立著一個巨大的門道，通向神殿本身較小的內門。不幸的是，公元70年的毀滅使這個建築物本身沒有任何遺留，讓我們幾乎完全依賴約瑟夫的記述。</w:t>
+      </w:r>
+      <w:r>
+        <w:rPr>
+          <w:i/>
+          <w:lang w:val="zh_TW" w:bidi="zh_TW"/>
+        </w:rPr>
+        <w:t>見</w:t>
+      </w:r>
+      <w:r>
+        <w:rPr>
+          <w:lang w:val="zh_TW" w:bidi="zh_TW"/>
+        </w:rPr>
+        <w:t xml:space="preserve"> </w:t>
+      </w:r>
+      <w:r>
+        <w:rPr>
+          <w:lang w:val="zh_TW" w:bidi="zh_TW"/>
+        </w:rPr>
+        <w:t>城市</w:t>
+      </w:r>
+      <w:r>
+        <w:rPr>
+          <w:lang w:val="zh_TW" w:bidi="zh_TW"/>
+        </w:rPr>
+        <w:t>，</w:t>
+      </w:r>
+      <w:r>
+        <w:rPr>
+          <w:lang w:val="zh_TW" w:bidi="zh_TW"/>
+        </w:rPr>
+        <w:t>住宅和住所</w:t>
+      </w:r>
+      <w:r>
+        <w:rPr>
+          <w:lang w:val="zh_TW" w:bidi="zh_TW"/>
+        </w:rPr>
+        <w:t>，</w:t>
+      </w:r>
+      <w:r>
+        <w:rPr>
+          <w:lang w:val="zh_TW" w:bidi="zh_TW"/>
+        </w:rPr>
+        <w:t>聖殿</w:t>
       </w:r>
       <w:r>
         <w:rPr>
@@ -2227,6 +7453,18 @@
   <w:num w:numId="13" w16cid:durableId="592781308">
     <w:abstractNumId w:val="11"/>
   </w:num>
+  <w:num w:numId="14">
+    <w:abstractNumId w:val="3"/>
+    <w:lvlOverride w:ilvl="0">
+      <w:startOverride w:val="1"/>
+    </w:lvlOverride>
+  </w:num>
+  <w:num w:numId="15">
+    <w:abstractNumId w:val="3"/>
+    <w:lvlOverride w:ilvl="0">
+      <w:startOverride w:val="1"/>
+    </w:lvlOverride>
+  </w:num>
   <w:numIdMacAtCleanup w:val="10"/>
 </w:numbering>
 </file>

--- a/zht/docx/066.content.docx
+++ b/zht/docx/066.content.docx
@@ -19,7 +19,7 @@
         <w:rPr>
           <w:lang w:val="zh_TW" w:bidi="zh_TW"/>
         </w:rPr>
-        <w:t>Resource: Tyndale Open Bible Dictionary</w:t>
+        <w:t>Resource: Aquifer Open Bible Dictionary</w:t>
       </w:r>
       <w:r>
         <w:rPr>
@@ -112,7 +112,7 @@
         <w:rPr>
           <w:lang w:val="zh_TW" w:bidi="zh_TW"/>
         </w:rPr>
-        <w:t>Tyndale Open Bible Dictionary</w:t>
+        <w:t>Aquifer Open Bible Dictionary</w:t>
       </w:r>
     </w:p>
     <w:p>

--- a/zht/docx/066.content.docx
+++ b/zht/docx/066.content.docx
@@ -149,7 +149,7 @@
         <w:rPr>
           <w:lang w:val="zh_TW" w:bidi="zh_TW"/>
         </w:rPr>
-        <w:t>huo</w:t>
+        <w:t>hun</w:t>
       </w:r>
       <w:r>
         <w:rPr>
@@ -212,7 +212,7 @@
         <w:rPr>
           <w:lang w:val="zh_TW" w:bidi="zh_TW"/>
         </w:rPr>
-        <w:t>火的洗禮</w:t>
+        <w:t>婚姻、婚姻習俗</w:t>
       </w:r>
       <w:r>
         <w:rPr>
@@ -231,115 +231,7 @@
         <w:rPr>
           <w:lang w:val="zh_TW" w:bidi="zh_TW"/>
         </w:rPr>
-        <w:t>施洗約翰使用的隱喻。約翰期待著要「用聖靈與火……施洗」的那一位（</w:t>
-      </w:r>
-      <w:hyperlink r:id="rId13">
-        <w:r>
-          <w:rPr>
-            <w:lang w:val="zh_TW" w:bidi="zh_TW"/>
-          </w:rPr>
-          <w:rPr>
-            <w:color w:val="0000EE"/>
-            <w:u w:val="single"/>
-          </w:rPr>
-          <w:t>太3:11</w:t>
-        </w:r>
-      </w:hyperlink>
-      <w:r>
-        <w:rPr>
-          <w:lang w:val="zh_TW" w:bidi="zh_TW"/>
-        </w:rPr>
-        <w:t>；</w:t>
-      </w:r>
-      <w:hyperlink r:id="rId14">
-        <w:r>
-          <w:rPr>
-            <w:lang w:val="zh_TW" w:bidi="zh_TW"/>
-          </w:rPr>
-          <w:rPr>
-            <w:color w:val="0000EE"/>
-            <w:u w:val="single"/>
-          </w:rPr>
-          <w:t>路3:16</w:t>
-        </w:r>
-      </w:hyperlink>
-      <w:r>
-        <w:rPr>
-          <w:lang w:val="zh_TW" w:bidi="zh_TW"/>
-        </w:rPr>
-        <w:t>）。在這個語境中，火意味著審判，這審判將煉淨那些悔改的人（參</w:t>
-      </w:r>
-      <w:hyperlink r:id="rId15">
-        <w:r>
-          <w:rPr>
-            <w:lang w:val="zh_TW" w:bidi="zh_TW"/>
-          </w:rPr>
-          <w:rPr>
-            <w:color w:val="0000EE"/>
-            <w:u w:val="single"/>
-          </w:rPr>
-          <w:t>賽4:4</w:t>
-        </w:r>
-      </w:hyperlink>
-      <w:r>
-        <w:rPr>
-          <w:lang w:val="zh_TW" w:bidi="zh_TW"/>
-        </w:rPr>
-        <w:t>；</w:t>
-      </w:r>
-      <w:hyperlink r:id="rId16">
-        <w:r>
-          <w:rPr>
-            <w:lang w:val="zh_TW" w:bidi="zh_TW"/>
-          </w:rPr>
-          <w:rPr>
-            <w:color w:val="0000EE"/>
-            <w:u w:val="single"/>
-          </w:rPr>
-          <w:t>瑪3:2–3</w:t>
-        </w:r>
-      </w:hyperlink>
-      <w:r>
-        <w:rPr>
-          <w:lang w:val="zh_TW" w:bidi="zh_TW"/>
-        </w:rPr>
-        <w:t>），並燒盡那些不悔改的人（</w:t>
-      </w:r>
-      <w:hyperlink r:id="rId17">
-        <w:r>
-          <w:rPr>
-            <w:lang w:val="zh_TW" w:bidi="zh_TW"/>
-          </w:rPr>
-          <w:rPr>
-            <w:color w:val="0000EE"/>
-            <w:u w:val="single"/>
-          </w:rPr>
-          <w:t>瑪4:1</w:t>
-        </w:r>
-      </w:hyperlink>
-      <w:r>
-        <w:rPr>
-          <w:lang w:val="zh_TW" w:bidi="zh_TW"/>
-        </w:rPr>
-        <w:t>；</w:t>
-      </w:r>
-      <w:hyperlink r:id="rId18">
-        <w:r>
-          <w:rPr>
-            <w:lang w:val="zh_TW" w:bidi="zh_TW"/>
-          </w:rPr>
-          <w:rPr>
-            <w:color w:val="0000EE"/>
-            <w:u w:val="single"/>
-          </w:rPr>
-          <w:t>太3:10、12</w:t>
-        </w:r>
-      </w:hyperlink>
-      <w:r>
-        <w:rPr>
-          <w:lang w:val="zh_TW" w:bidi="zh_TW"/>
-        </w:rPr>
-        <w:t>）。</w:t>
+        <w:t>在各個文化中所實踐的男女間的婚姻。</w:t>
       </w:r>
     </w:p>
     <w:p>
@@ -353,43 +245,25 @@
         <w:rPr>
           <w:lang w:val="zh_TW" w:bidi="zh_TW"/>
         </w:rPr>
-        <w:t>先知和天啟文學的作者經常提到，在新時代來臨之前，需要經歷一段困難與苦難時期。他們稱這段時期為「彌賽亞的災難」、「彌賽亞的產痛」、「火的河」。類似於約翰的思想見於</w:t>
-      </w:r>
-      <w:hyperlink r:id="rId19">
-        <w:r>
-          <w:rPr>
-            <w:lang w:val="zh_TW" w:bidi="zh_TW"/>
-          </w:rPr>
-          <w:rPr>
-            <w:color w:val="0000EE"/>
-            <w:u w:val="single"/>
-          </w:rPr>
-          <w:t>以賽亞書三十章27至28節</w:t>
-        </w:r>
-      </w:hyperlink>
-      <w:r>
-        <w:rPr>
-          <w:lang w:val="zh_TW" w:bidi="zh_TW"/>
-        </w:rPr>
-        <w:t>和經外文獻</w:t>
-      </w:r>
-      <w:hyperlink r:id="rId20">
-        <w:r>
-          <w:rPr>
-            <w:lang w:val="zh_TW" w:bidi="zh_TW"/>
-          </w:rPr>
-          <w:rPr>
-            <w:color w:val="0000EE"/>
-            <w:u w:val="single"/>
-          </w:rPr>
-          <w:t>以斯拉二書十三章10至11節</w:t>
-        </w:r>
-      </w:hyperlink>
-      <w:r>
-        <w:rPr>
-          <w:lang w:val="zh_TW" w:bidi="zh_TW"/>
-        </w:rPr>
-        <w:t>。施洗約翰可能使用了這些概念，並通過他洗禮的行動表達出來。他所用的片語「用火施洗」或許是指一種使人潔淨的審判，這種審判會帶來新時代並將人帶入其中。</w:t>
+        <w:t>婚姻的概念是由神所設立的，祂指示亞當：男人應當離開父母，與妻子聯合，二人成為一體（</w:t>
+      </w:r>
+      <w:hyperlink r:id="rId13">
+        <w:r>
+          <w:rPr>
+            <w:lang w:val="zh_TW" w:bidi="zh_TW"/>
+          </w:rPr>
+          <w:rPr>
+            <w:color w:val="0000EE"/>
+            <w:u w:val="single"/>
+          </w:rPr>
+          <w:t>創2:24</w:t>
+        </w:r>
+      </w:hyperlink>
+      <w:r>
+        <w:rPr>
+          <w:lang w:val="zh_TW" w:bidi="zh_TW"/>
+        </w:rPr>
+        <w:t>）。</w:t>
       </w:r>
     </w:p>
     <w:p>
@@ -403,43 +277,7 @@
         <w:rPr>
           <w:lang w:val="zh_TW" w:bidi="zh_TW"/>
         </w:rPr>
-        <w:t>聖經沒有再提到火的洗禮。馬可福音和約翰福音縮短了施洗約翰的講道內容，並未提及任何有關審判的內容。在五旬節，聖靈降臨在耶穌的跟隨者身上後，施洗約翰的水洗被視為在聖靈的洗禮中得以實現。然而，耶穌似乎同意約翰對火的潔淨作用的信念（</w:t>
-      </w:r>
-      <w:hyperlink r:id="rId21">
-        <w:r>
-          <w:rPr>
-            <w:lang w:val="zh_TW" w:bidi="zh_TW"/>
-          </w:rPr>
-          <w:rPr>
-            <w:color w:val="0000EE"/>
-            <w:u w:val="single"/>
-          </w:rPr>
-          <w:t>可9:49</w:t>
-        </w:r>
-      </w:hyperlink>
-      <w:r>
-        <w:rPr>
-          <w:lang w:val="zh_TW" w:bidi="zh_TW"/>
-        </w:rPr>
-        <w:t>）。祂將自己的死亡比作一場洗禮，並可能包括這種火（</w:t>
-      </w:r>
-      <w:hyperlink r:id="rId22">
-        <w:r>
-          <w:rPr>
-            <w:lang w:val="zh_TW" w:bidi="zh_TW"/>
-          </w:rPr>
-          <w:rPr>
-            <w:color w:val="0000EE"/>
-            <w:u w:val="single"/>
-          </w:rPr>
-          <w:t>路12:49–50</w:t>
-        </w:r>
-      </w:hyperlink>
-      <w:r>
-        <w:rPr>
-          <w:lang w:val="zh_TW" w:bidi="zh_TW"/>
-        </w:rPr>
-        <w:t>）。耶穌的死亡被視為為他人承受火的洗禮。</w:t>
+        <w:t>在舊約中提到幾種形式的婚姻，其中最早的似乎是基於母系原則。雖然在青銅器時代中期和早期君主制中，似乎有一些證據支持這一點，因母親的角色，在埃及與其它地方對於血統的決定仍十分重要，但對於早期是否應用母系原則這點，仍難以確定。</w:t>
       </w:r>
     </w:p>
     <w:p>
@@ -453,73 +291,43 @@
         <w:rPr>
           <w:lang w:val="zh_TW" w:bidi="zh_TW"/>
         </w:rPr>
-        <w:t>使徒保羅也提到受洗歸入基督即是受洗歸入基督的死（</w:t>
-      </w:r>
-      <w:hyperlink r:id="rId23">
-        <w:r>
-          <w:rPr>
-            <w:lang w:val="zh_TW" w:bidi="zh_TW"/>
-          </w:rPr>
-          <w:rPr>
-            <w:color w:val="0000EE"/>
-            <w:u w:val="single"/>
-          </w:rPr>
-          <w:t>羅6:3</w:t>
-        </w:r>
-      </w:hyperlink>
-      <w:r>
-        <w:rPr>
-          <w:lang w:val="zh_TW" w:bidi="zh_TW"/>
-        </w:rPr>
-        <w:t>）。因此，約翰對於悔改之人的火的洗禮的煉淨概念，最貼切的應驗是在信徒與基督的死聯合並分享祂的苦難時。只有這樣，他們才能完全分享基督復活的榮耀（</w:t>
-      </w:r>
-      <w:hyperlink r:id="rId24">
-        <w:r>
-          <w:rPr>
-            <w:lang w:val="zh_TW" w:bidi="zh_TW"/>
-          </w:rPr>
-          <w:rPr>
-            <w:color w:val="0000EE"/>
-            <w:u w:val="single"/>
-          </w:rPr>
-          <w:t>羅6:5，</w:t>
-        </w:r>
-      </w:hyperlink>
-      <w:hyperlink r:id="rId25">
-        <w:r>
-          <w:rPr>
-            <w:lang w:val="zh_TW" w:bidi="zh_TW"/>
-          </w:rPr>
-          <w:rPr>
-            <w:color w:val="0000EE"/>
-            <w:u w:val="single"/>
-          </w:rPr>
-          <w:t>8:17–23</w:t>
-        </w:r>
-      </w:hyperlink>
-      <w:r>
-        <w:rPr>
-          <w:lang w:val="zh_TW" w:bidi="zh_TW"/>
-        </w:rPr>
-        <w:t>；</w:t>
-      </w:r>
-      <w:hyperlink r:id="rId26">
-        <w:r>
-          <w:rPr>
-            <w:lang w:val="zh_TW" w:bidi="zh_TW"/>
-          </w:rPr>
-          <w:rPr>
-            <w:color w:val="0000EE"/>
-            <w:u w:val="single"/>
-          </w:rPr>
-          <w:t>腓3:10–11</w:t>
-        </w:r>
-      </w:hyperlink>
-      <w:r>
-        <w:rPr>
-          <w:lang w:val="zh_TW" w:bidi="zh_TW"/>
-        </w:rPr>
-        <w:t>）。</w:t>
+        <w:t>新娘結婚後通常會離開她的父母，與她丈夫的家族一起生活，就像利百加所做的（</w:t>
+      </w:r>
+      <w:hyperlink r:id="rId14">
+        <w:r>
+          <w:rPr>
+            <w:lang w:val="zh_TW" w:bidi="zh_TW"/>
+          </w:rPr>
+          <w:rPr>
+            <w:color w:val="0000EE"/>
+            <w:u w:val="single"/>
+          </w:rPr>
+          <w:t>創24:58–59</w:t>
+        </w:r>
+      </w:hyperlink>
+      <w:r>
+        <w:rPr>
+          <w:lang w:val="zh_TW" w:bidi="zh_TW"/>
+        </w:rPr>
+        <w:t>）。片語「娶妻」源自一個意指「成為主人」的字根（</w:t>
+      </w:r>
+      <w:hyperlink r:id="rId15">
+        <w:r>
+          <w:rPr>
+            <w:lang w:val="zh_TW" w:bidi="zh_TW"/>
+          </w:rPr>
+          <w:rPr>
+            <w:color w:val="0000EE"/>
+            <w:u w:val="single"/>
+          </w:rPr>
+          <w:t>申21:13</w:t>
+        </w:r>
+      </w:hyperlink>
+      <w:r>
+        <w:rPr>
+          <w:lang w:val="zh_TW" w:bidi="zh_TW"/>
+        </w:rPr>
+        <w:t>），而妻子經常將她的丈夫視為主人，並稱呼他為主人。</w:t>
       </w:r>
     </w:p>
     <w:p>
@@ -531,50 +339,225 @@
       </w:r>
       <w:r>
         <w:rPr>
-          <w:i/>
-          <w:lang w:val="zh_TW" w:bidi="zh_TW"/>
-        </w:rPr>
-        <w:t>另見</w:t>
-      </w:r>
-      <w:r>
-        <w:rPr>
-          <w:lang w:val="zh_TW" w:bidi="zh_TW"/>
-        </w:rPr>
-        <w:t xml:space="preserve"> </w:t>
-      </w:r>
-      <w:r>
-        <w:rPr>
-          <w:lang w:val="zh_TW" w:bidi="zh_TW"/>
-        </w:rPr>
-        <w:t>洗禮</w:t>
-      </w:r>
+          <w:lang w:val="zh_TW" w:bidi="zh_TW"/>
+        </w:rPr>
+        <w:t>希伯來家譜列表顯示，血統是通過男性血緣來計算的（</w:t>
+      </w:r>
+      <w:hyperlink r:id="rId16">
+        <w:r>
+          <w:rPr>
+            <w:lang w:val="zh_TW" w:bidi="zh_TW"/>
+          </w:rPr>
+          <w:rPr>
+            <w:color w:val="0000EE"/>
+            <w:u w:val="single"/>
+          </w:rPr>
+          <w:t>創5:10</w:t>
+        </w:r>
+      </w:hyperlink>
+      <w:r>
+        <w:rPr>
+          <w:lang w:val="zh_TW" w:bidi="zh_TW"/>
+        </w:rPr>
+        <w:t>，</w:t>
+      </w:r>
+      <w:hyperlink r:id="rId17">
+        <w:r>
+          <w:rPr>
+            <w:lang w:val="zh_TW" w:bidi="zh_TW"/>
+          </w:rPr>
+          <w:rPr>
+            <w:color w:val="0000EE"/>
+            <w:u w:val="single"/>
+          </w:rPr>
+          <w:t>36:9–43</w:t>
+        </w:r>
+      </w:hyperlink>
       <w:r>
         <w:rPr>
           <w:lang w:val="zh_TW" w:bidi="zh_TW"/>
         </w:rPr>
         <w:t>；</w:t>
       </w:r>
-      <w:r>
-        <w:rPr>
-          <w:lang w:val="zh_TW" w:bidi="zh_TW"/>
-        </w:rPr>
-        <w:t>聖靈的洗禮</w:t>
-      </w:r>
-      <w:r>
-        <w:rPr>
-          <w:lang w:val="zh_TW" w:bidi="zh_TW"/>
-        </w:rPr>
-        <w:t>。</w:t>
-      </w:r>
-      <w:r>
-        <w:rPr>
-          <w:lang w:val="zh_TW" w:bidi="zh_TW"/>
-        </w:rPr>
-      </w:r>
-      <w:r>
-        <w:rPr>
-          <w:lang w:val="zh_TW" w:bidi="zh_TW"/>
-        </w:rPr>
+      <w:hyperlink r:id="rId18">
+        <w:r>
+          <w:rPr>
+            <w:lang w:val="zh_TW" w:bidi="zh_TW"/>
+          </w:rPr>
+          <w:rPr>
+            <w:color w:val="0000EE"/>
+            <w:u w:val="single"/>
+          </w:rPr>
+          <w:t>民1:1–15</w:t>
+        </w:r>
+      </w:hyperlink>
+      <w:r>
+        <w:rPr>
+          <w:lang w:val="zh_TW" w:bidi="zh_TW"/>
+        </w:rPr>
+        <w:t>；</w:t>
+      </w:r>
+      <w:hyperlink r:id="rId19">
+        <w:r>
+          <w:rPr>
+            <w:lang w:val="zh_TW" w:bidi="zh_TW"/>
+          </w:rPr>
+          <w:rPr>
+            <w:color w:val="0000EE"/>
+            <w:u w:val="single"/>
+          </w:rPr>
+          <w:t>得4:18–22</w:t>
+        </w:r>
+      </w:hyperlink>
+      <w:r>
+        <w:rPr>
+          <w:lang w:val="zh_TW" w:bidi="zh_TW"/>
+        </w:rPr>
+        <w:t>；</w:t>
+      </w:r>
+      <w:hyperlink r:id="rId20">
+        <w:r>
+          <w:rPr>
+            <w:lang w:val="zh_TW" w:bidi="zh_TW"/>
+          </w:rPr>
+          <w:rPr>
+            <w:color w:val="0000EE"/>
+            <w:u w:val="single"/>
+          </w:rPr>
+          <w:t>代上1:1–9</w:t>
+        </w:r>
+      </w:hyperlink>
+      <w:r>
+        <w:rPr>
+          <w:lang w:val="zh_TW" w:bidi="zh_TW"/>
+        </w:rPr>
+        <w:t>）。而擁有對孩子命名的重要權力表示對該孩子的權柄，在聖經中幾乎是由父親和母親共同行使的（參：</w:t>
+      </w:r>
+      <w:hyperlink r:id="rId21">
+        <w:r>
+          <w:rPr>
+            <w:lang w:val="zh_TW" w:bidi="zh_TW"/>
+          </w:rPr>
+          <w:rPr>
+            <w:color w:val="0000EE"/>
+            <w:u w:val="single"/>
+          </w:rPr>
+          <w:t>創4:1、25–26</w:t>
+        </w:r>
+      </w:hyperlink>
+      <w:r>
+        <w:rPr>
+          <w:lang w:val="zh_TW" w:bidi="zh_TW"/>
+        </w:rPr>
+        <w:t>，</w:t>
+      </w:r>
+      <w:hyperlink r:id="rId22">
+        <w:r>
+          <w:rPr>
+            <w:lang w:val="zh_TW" w:bidi="zh_TW"/>
+          </w:rPr>
+          <w:rPr>
+            <w:color w:val="0000EE"/>
+            <w:u w:val="single"/>
+          </w:rPr>
+          <w:t>5:29</w:t>
+        </w:r>
+      </w:hyperlink>
+      <w:r>
+        <w:rPr>
+          <w:lang w:val="zh_TW" w:bidi="zh_TW"/>
+        </w:rPr>
+        <w:t>，</w:t>
+      </w:r>
+      <w:hyperlink r:id="rId23">
+        <w:r>
+          <w:rPr>
+            <w:lang w:val="zh_TW" w:bidi="zh_TW"/>
+          </w:rPr>
+          <w:rPr>
+            <w:color w:val="0000EE"/>
+            <w:u w:val="single"/>
+          </w:rPr>
+          <w:t>35:18</w:t>
+        </w:r>
+      </w:hyperlink>
+      <w:r>
+        <w:rPr>
+          <w:lang w:val="zh_TW" w:bidi="zh_TW"/>
+        </w:rPr>
+        <w:t>；</w:t>
+      </w:r>
+      <w:hyperlink r:id="rId24">
+        <w:r>
+          <w:rPr>
+            <w:lang w:val="zh_TW" w:bidi="zh_TW"/>
+          </w:rPr>
+          <w:rPr>
+            <w:color w:val="0000EE"/>
+            <w:u w:val="single"/>
+          </w:rPr>
+          <w:t>撒上1:20</w:t>
+        </w:r>
+      </w:hyperlink>
+      <w:r>
+        <w:rPr>
+          <w:lang w:val="zh_TW" w:bidi="zh_TW"/>
+        </w:rPr>
+        <w:t>，</w:t>
+      </w:r>
+      <w:hyperlink r:id="rId25">
+        <w:r>
+          <w:rPr>
+            <w:lang w:val="zh_TW" w:bidi="zh_TW"/>
+          </w:rPr>
+          <w:rPr>
+            <w:color w:val="0000EE"/>
+            <w:u w:val="single"/>
+          </w:rPr>
+          <w:t>4:21</w:t>
+        </w:r>
+      </w:hyperlink>
+      <w:r>
+        <w:rPr>
+          <w:lang w:val="zh_TW" w:bidi="zh_TW"/>
+        </w:rPr>
+        <w:t>；</w:t>
+      </w:r>
+      <w:hyperlink r:id="rId26">
+        <w:r>
+          <w:rPr>
+            <w:lang w:val="zh_TW" w:bidi="zh_TW"/>
+          </w:rPr>
+          <w:rPr>
+            <w:color w:val="0000EE"/>
+            <w:u w:val="single"/>
+          </w:rPr>
+          <w:t>賽8:3</w:t>
+        </w:r>
+      </w:hyperlink>
+      <w:r>
+        <w:rPr>
+          <w:lang w:val="zh_TW" w:bidi="zh_TW"/>
+        </w:rPr>
+        <w:t>；</w:t>
+      </w:r>
+      <w:hyperlink r:id="rId27">
+        <w:r>
+          <w:rPr>
+            <w:lang w:val="zh_TW" w:bidi="zh_TW"/>
+          </w:rPr>
+          <w:rPr>
+            <w:color w:val="0000EE"/>
+            <w:u w:val="single"/>
+          </w:rPr>
+          <w:t>何1:4–9</w:t>
+        </w:r>
+      </w:hyperlink>
+      <w:r>
+        <w:rPr>
+          <w:lang w:val="zh_TW" w:bidi="zh_TW"/>
+        </w:rPr>
+        <w:t>）。兒子經常以父親的名字命名，表達了他們是認同父親的。</w:t>
       </w:r>
     </w:p>
     <w:p>
@@ -584,21 +567,83 @@
           <w:lang w:val="zh_TW" w:bidi="zh_TW"/>
         </w:rPr>
       </w:r>
-    </w:p>
-    <w:p>
-      <w:pPr>
-        <w:pStyle w:val="Heading2"/>
-      </w:pPr>
-      <w:r>
-        <w:rPr>
-          <w:lang w:val="zh_TW" w:bidi="zh_TW"/>
-        </w:rPr>
-        <w:t>火湖</w:t>
-      </w:r>
-      <w:r>
-        <w:rPr>
-          <w:lang w:val="zh_TW" w:bidi="zh_TW"/>
-        </w:rPr>
+      <w:r>
+        <w:rPr>
+          <w:lang w:val="zh_TW" w:bidi="zh_TW"/>
+        </w:rPr>
+        <w:t>在父權社會中，父親是家庭中具權柄的角色。他的妻子和孩子被視為他的財產，與他對田地和牲畜的擁有權有些類似（</w:t>
+      </w:r>
+      <w:hyperlink r:id="rId28">
+        <w:r>
+          <w:rPr>
+            <w:lang w:val="zh_TW" w:bidi="zh_TW"/>
+          </w:rPr>
+          <w:rPr>
+            <w:color w:val="0000EE"/>
+            <w:u w:val="single"/>
+          </w:rPr>
+          <w:t>出20:17</w:t>
+        </w:r>
+      </w:hyperlink>
+      <w:r>
+        <w:rPr>
+          <w:lang w:val="zh_TW" w:bidi="zh_TW"/>
+        </w:rPr>
+        <w:t>；</w:t>
+      </w:r>
+      <w:hyperlink r:id="rId29">
+        <w:r>
+          <w:rPr>
+            <w:lang w:val="zh_TW" w:bidi="zh_TW"/>
+          </w:rPr>
+          <w:rPr>
+            <w:color w:val="0000EE"/>
+            <w:u w:val="single"/>
+          </w:rPr>
+          <w:t>申5:21</w:t>
+        </w:r>
+      </w:hyperlink>
+      <w:r>
+        <w:rPr>
+          <w:lang w:val="zh_TW" w:bidi="zh_TW"/>
+        </w:rPr>
+        <w:t>）。他有權賣掉他的女兒（</w:t>
+      </w:r>
+      <w:hyperlink r:id="rId30">
+        <w:r>
+          <w:rPr>
+            <w:lang w:val="zh_TW" w:bidi="zh_TW"/>
+          </w:rPr>
+          <w:rPr>
+            <w:color w:val="0000EE"/>
+            <w:u w:val="single"/>
+          </w:rPr>
+          <w:t>出21:7</w:t>
+        </w:r>
+      </w:hyperlink>
+      <w:r>
+        <w:rPr>
+          <w:lang w:val="zh_TW" w:bidi="zh_TW"/>
+        </w:rPr>
+        <w:t>；</w:t>
+      </w:r>
+      <w:hyperlink r:id="rId31">
+        <w:r>
+          <w:rPr>
+            <w:lang w:val="zh_TW" w:bidi="zh_TW"/>
+          </w:rPr>
+          <w:rPr>
+            <w:color w:val="0000EE"/>
+            <w:u w:val="single"/>
+          </w:rPr>
+          <w:t>尼5:5</w:t>
+        </w:r>
+      </w:hyperlink>
+      <w:r>
+        <w:rPr>
+          <w:lang w:val="zh_TW" w:bidi="zh_TW"/>
+        </w:rPr>
+        <w:t>），甚至對他孩子擁有生死的決定權。</w:t>
       </w:r>
     </w:p>
     <w:p>
@@ -612,7 +657,43 @@
         <w:rPr>
           <w:lang w:val="zh_TW" w:bidi="zh_TW"/>
         </w:rPr>
-        <w:t>撒但、牠的僕人和不悔改的人最終的歸宿。</w:t>
+        <w:t>一個男人可以輕易地休妻來終止婚姻，這也顯示出他在家庭中的權柄（</w:t>
+      </w:r>
+      <w:hyperlink r:id="rId32">
+        <w:r>
+          <w:rPr>
+            <w:lang w:val="zh_TW" w:bidi="zh_TW"/>
+          </w:rPr>
+          <w:rPr>
+            <w:color w:val="0000EE"/>
+            <w:u w:val="single"/>
+          </w:rPr>
+          <w:t>申24:1–4</w:t>
+        </w:r>
+      </w:hyperlink>
+      <w:r>
+        <w:rPr>
+          <w:lang w:val="zh_TW" w:bidi="zh_TW"/>
+        </w:rPr>
+        <w:t>；參：</w:t>
+      </w:r>
+      <w:hyperlink r:id="rId33">
+        <w:r>
+          <w:rPr>
+            <w:lang w:val="zh_TW" w:bidi="zh_TW"/>
+          </w:rPr>
+          <w:rPr>
+            <w:color w:val="0000EE"/>
+            <w:u w:val="single"/>
+          </w:rPr>
+          <w:t>22:13–21</w:t>
+        </w:r>
+      </w:hyperlink>
+      <w:r>
+        <w:rPr>
+          <w:lang w:val="zh_TW" w:bidi="zh_TW"/>
+        </w:rPr>
+        <w:t>）。</w:t>
       </w:r>
     </w:p>
     <w:p>
@@ -626,61 +707,25 @@
         <w:rPr>
           <w:lang w:val="zh_TW" w:bidi="zh_TW"/>
         </w:rPr>
-        <w:t>這個地方僅在啟示錄（</w:t>
-      </w:r>
-      <w:hyperlink r:id="rId27">
-        <w:r>
-          <w:rPr>
-            <w:lang w:val="zh_TW" w:bidi="zh_TW"/>
-          </w:rPr>
-          <w:rPr>
-            <w:color w:val="0000EE"/>
-            <w:u w:val="single"/>
-          </w:rPr>
-          <w:t>啟19:20</w:t>
-        </w:r>
-      </w:hyperlink>
-      <w:r>
-        <w:rPr>
-          <w:lang w:val="zh_TW" w:bidi="zh_TW"/>
-        </w:rPr>
-        <w:t>，</w:t>
-      </w:r>
-      <w:hyperlink r:id="rId28">
-        <w:r>
-          <w:rPr>
-            <w:lang w:val="zh_TW" w:bidi="zh_TW"/>
-          </w:rPr>
-          <w:rPr>
-            <w:color w:val="0000EE"/>
-            <w:u w:val="single"/>
-          </w:rPr>
-          <w:t>20:10、14–15</w:t>
-        </w:r>
-      </w:hyperlink>
-      <w:r>
-        <w:rPr>
-          <w:lang w:val="zh_TW" w:bidi="zh_TW"/>
-        </w:rPr>
-        <w:t>，</w:t>
-      </w:r>
-      <w:hyperlink r:id="rId29">
-        <w:r>
-          <w:rPr>
-            <w:lang w:val="zh_TW" w:bidi="zh_TW"/>
-          </w:rPr>
-          <w:rPr>
-            <w:color w:val="0000EE"/>
-            <w:u w:val="single"/>
-          </w:rPr>
-          <w:t>21:8</w:t>
-        </w:r>
-      </w:hyperlink>
-      <w:r>
-        <w:rPr>
-          <w:lang w:val="zh_TW" w:bidi="zh_TW"/>
-        </w:rPr>
-        <w:t>）中提到，但其可怕的性質顯而易見。它被描述為一個火湖或硫磺燃燒著的湖，其中被拋入的有（1）羔羊打敗的「獸」和牠的「假先知」，（2）最後一次叛亂的撒但，（3）死亡和陰間，以及（4）所有名字未記錄在「生命冊」中的人。它被稱為第二次的死，因為它是在復活和最終審判之後與神最終的分離。</w:t>
+        <w:t xml:space="preserve">娶寡嫂婚（levirate marriage）是古代以色列的一種習俗，目的是為了保留男子的家系（姓氏）和財產。 如果一個男人死後沒有子女，他的兄弟（或最親近的男性親屬）應該娶其寡婦為妻。 </w:t>
+      </w:r>
+      <w:hyperlink r:id="rId34">
+        <w:r>
+          <w:rPr>
+            <w:lang w:val="zh_TW" w:bidi="zh_TW"/>
+          </w:rPr>
+          <w:rPr>
+            <w:color w:val="0000EE"/>
+            <w:u w:val="single"/>
+          </w:rPr>
+          <w:t>申命記二十五章5至10節</w:t>
+        </w:r>
+      </w:hyperlink>
+      <w:r>
+        <w:rPr>
+          <w:lang w:val="zh_TW" w:bidi="zh_TW"/>
+        </w:rPr>
+        <w:t>描述了這種情況。 這樣制度下的婚姻所誕生的第一個兒子會被算作死者的兒子，這樣他的姓氏和遺產就可以延續下去。 這個習俗也有助於照顧故人的寡婦，否則她可能會失去依靠。 迦南人、亞述人和赫人也有類似的習俗。</w:t>
       </w:r>
     </w:p>
     <w:p>
@@ -694,109 +739,7 @@
         <w:rPr>
           <w:lang w:val="zh_TW" w:bidi="zh_TW"/>
         </w:rPr>
-        <w:t>火湖可能就是耶穌所稱的地獄（</w:t>
-      </w:r>
-      <w:hyperlink r:id="rId30">
-        <w:r>
-          <w:rPr>
-            <w:lang w:val="zh_TW" w:bidi="zh_TW"/>
-          </w:rPr>
-          <w:rPr>
-            <w:color w:val="0000EE"/>
-            <w:u w:val="single"/>
-          </w:rPr>
-          <w:t>太10:28</w:t>
-        </w:r>
-      </w:hyperlink>
-      <w:r>
-        <w:rPr>
-          <w:lang w:val="zh_TW" w:bidi="zh_TW"/>
-        </w:rPr>
-        <w:t>；</w:t>
-      </w:r>
-      <w:hyperlink r:id="rId31">
-        <w:r>
-          <w:rPr>
-            <w:lang w:val="zh_TW" w:bidi="zh_TW"/>
-          </w:rPr>
-          <w:rPr>
-            <w:color w:val="0000EE"/>
-            <w:u w:val="single"/>
-          </w:rPr>
-          <w:t>可9:43</w:t>
-        </w:r>
-      </w:hyperlink>
-      <w:r>
-        <w:rPr>
-          <w:lang w:val="zh_TW" w:bidi="zh_TW"/>
-        </w:rPr>
-        <w:t>；</w:t>
-      </w:r>
-      <w:hyperlink r:id="rId32">
-        <w:r>
-          <w:rPr>
-            <w:lang w:val="zh_TW" w:bidi="zh_TW"/>
-          </w:rPr>
-          <w:rPr>
-            <w:color w:val="0000EE"/>
-            <w:u w:val="single"/>
-          </w:rPr>
-          <w:t>路12:5</w:t>
-        </w:r>
-      </w:hyperlink>
-      <w:r>
-        <w:rPr>
-          <w:lang w:val="zh_TW" w:bidi="zh_TW"/>
-        </w:rPr>
-        <w:t>），「</w:t>
-      </w:r>
-      <w:r>
-        <w:rPr>
-          <w:lang w:val="zh_TW" w:bidi="zh_TW"/>
-        </w:rPr>
-        <w:t>外邊的黑暗</w:t>
-      </w:r>
-      <w:r>
-        <w:rPr>
-          <w:lang w:val="zh_TW" w:bidi="zh_TW"/>
-        </w:rPr>
-        <w:t>」（</w:t>
-      </w:r>
-      <w:hyperlink r:id="rId33">
-        <w:r>
-          <w:rPr>
-            <w:lang w:val="zh_TW" w:bidi="zh_TW"/>
-          </w:rPr>
-          <w:rPr>
-            <w:color w:val="0000EE"/>
-            <w:u w:val="single"/>
-          </w:rPr>
-          <w:t>太8:12</w:t>
-        </w:r>
-      </w:hyperlink>
-      <w:r>
-        <w:rPr>
-          <w:lang w:val="zh_TW" w:bidi="zh_TW"/>
-        </w:rPr>
-        <w:t>，</w:t>
-      </w:r>
-      <w:hyperlink r:id="rId34">
-        <w:r>
-          <w:rPr>
-            <w:lang w:val="zh_TW" w:bidi="zh_TW"/>
-          </w:rPr>
-          <w:rPr>
-            <w:color w:val="0000EE"/>
-            <w:u w:val="single"/>
-          </w:rPr>
-          <w:t>22:13</w:t>
-        </w:r>
-      </w:hyperlink>
-      <w:r>
-        <w:rPr>
-          <w:lang w:val="zh_TW" w:bidi="zh_TW"/>
-        </w:rPr>
-        <w:t>，</w:t>
+        <w:t>舊約中最熟悉的娶寡嫂婚情況——雖然不完全符合</w:t>
       </w:r>
       <w:hyperlink r:id="rId35">
         <w:r>
@@ -807,14 +750,14 @@
             <w:color w:val="0000EE"/>
             <w:u w:val="single"/>
           </w:rPr>
-          <w:t>25:30</w:t>
-        </w:r>
-      </w:hyperlink>
-      <w:r>
-        <w:rPr>
-          <w:lang w:val="zh_TW" w:bidi="zh_TW"/>
-        </w:rPr>
-        <w:t>），以及為魔鬼和牠的使者所預備的永火（</w:t>
+          <w:t>申命記二十五章</w:t>
+        </w:r>
+      </w:hyperlink>
+      <w:r>
+        <w:rPr>
+          <w:lang w:val="zh_TW" w:bidi="zh_TW"/>
+        </w:rPr>
+        <w:t>的律法——是在路得記中所記述的。對於路得來說，找到一些近親男性親屬與她結婚是一件十分重要的任務，因為只有這樣做，她才能保留家族的名字和財產。然而，最近的男性親屬拒絕了承擔責任，他認為這是雙重的負擔，首先，他必須購買土地並供養路得，其次，他知道長子會被視為她死去丈夫的孩子，帶著他的姓氏並繼承土地。第二近的親屬波阿斯卻同意承擔責任（</w:t>
       </w:r>
       <w:hyperlink r:id="rId36">
         <w:r>
@@ -825,104 +768,14 @@
             <w:color w:val="0000EE"/>
             <w:u w:val="single"/>
           </w:rPr>
-          <w:t>太25:41</w:t>
-        </w:r>
-      </w:hyperlink>
-      <w:r>
-        <w:rPr>
-          <w:lang w:val="zh_TW" w:bidi="zh_TW"/>
-        </w:rPr>
-        <w:t>；參：</w:t>
-      </w:r>
-      <w:hyperlink r:id="rId37">
-        <w:r>
-          <w:rPr>
-            <w:lang w:val="zh_TW" w:bidi="zh_TW"/>
-          </w:rPr>
-          <w:rPr>
-            <w:color w:val="0000EE"/>
-            <w:u w:val="single"/>
-          </w:rPr>
-          <w:t>賽66:24</w:t>
-        </w:r>
-      </w:hyperlink>
-      <w:r>
-        <w:rPr>
-          <w:lang w:val="zh_TW" w:bidi="zh_TW"/>
-        </w:rPr>
-        <w:t>）。這個景象取自耶路撒冷城外欣嫩谷的火焰，也許還有從神的寶座發出的火流（</w:t>
-      </w:r>
-      <w:hyperlink r:id="rId38">
-        <w:r>
-          <w:rPr>
-            <w:lang w:val="zh_TW" w:bidi="zh_TW"/>
-          </w:rPr>
-          <w:rPr>
-            <w:color w:val="0000EE"/>
-            <w:u w:val="single"/>
-          </w:rPr>
-          <w:t>賽30:33</w:t>
-        </w:r>
-      </w:hyperlink>
-      <w:r>
-        <w:rPr>
-          <w:lang w:val="zh_TW" w:bidi="zh_TW"/>
-        </w:rPr>
-        <w:t>；</w:t>
-      </w:r>
-      <w:hyperlink r:id="rId39">
-        <w:r>
-          <w:rPr>
-            <w:lang w:val="zh_TW" w:bidi="zh_TW"/>
-          </w:rPr>
-          <w:rPr>
-            <w:color w:val="0000EE"/>
-            <w:u w:val="single"/>
-          </w:rPr>
-          <w:t>但7:10</w:t>
-        </w:r>
-      </w:hyperlink>
-      <w:r>
-        <w:rPr>
-          <w:lang w:val="zh_TW" w:bidi="zh_TW"/>
-        </w:rPr>
-        <w:t>；參：</w:t>
-      </w:r>
-      <w:hyperlink r:id="rId40">
-        <w:r>
-          <w:rPr>
-            <w:lang w:val="zh_TW" w:bidi="zh_TW"/>
-          </w:rPr>
-          <w:rPr>
-            <w:color w:val="0000EE"/>
-            <w:u w:val="single"/>
-          </w:rPr>
-          <w:t>賽34:9–10</w:t>
-        </w:r>
-      </w:hyperlink>
-      <w:r>
-        <w:rPr>
-          <w:lang w:val="zh_TW" w:bidi="zh_TW"/>
-        </w:rPr>
-        <w:t>）。這個圖像為猶太和基督教作家所熟知（摩西升天記10:10；</w:t>
-      </w:r>
-      <w:hyperlink r:id="rId41">
-        <w:r>
-          <w:rPr>
-            <w:lang w:val="zh_TW" w:bidi="zh_TW"/>
-          </w:rPr>
-          <w:rPr>
-            <w:color w:val="0000EE"/>
-            <w:u w:val="single"/>
-          </w:rPr>
-          <w:t>以斯拉續篇下卷7:36</w:t>
-        </w:r>
-      </w:hyperlink>
-      <w:r>
-        <w:rPr>
-          <w:lang w:val="zh_TW" w:bidi="zh_TW"/>
-        </w:rPr>
-        <w:t>）。無論是什麼意象或名字，它們都指向一個永恆折磨和與神分離的地方，不悔改的人在那裡將永遠受苦。</w:t>
+          <w:t>得2:20–4:10</w:t>
+        </w:r>
+      </w:hyperlink>
+      <w:r>
+        <w:rPr>
+          <w:lang w:val="zh_TW" w:bidi="zh_TW"/>
+        </w:rPr>
+        <w:t>）。</w:t>
       </w:r>
     </w:p>
     <w:p>
@@ -934,44 +787,9 @@
       </w:r>
       <w:r>
         <w:rPr>
-          <w:i/>
-          <w:lang w:val="zh_TW" w:bidi="zh_TW"/>
-        </w:rPr>
-        <w:t>另見</w:t>
-      </w:r>
-      <w:r>
-        <w:rPr>
-          <w:lang w:val="zh_TW" w:bidi="zh_TW"/>
-        </w:rPr>
-        <w:t xml:space="preserve"> </w:t>
-      </w:r>
-      <w:r>
-        <w:rPr>
-          <w:lang w:val="zh_TW" w:bidi="zh_TW"/>
-        </w:rPr>
-        <w:t>地獄</w:t>
-      </w:r>
-      <w:r>
-        <w:rPr>
-          <w:lang w:val="zh_TW" w:bidi="zh_TW"/>
-        </w:rPr>
-        <w:t>；</w:t>
-      </w:r>
-      <w:r>
-        <w:rPr>
-          <w:lang w:val="zh_TW" w:bidi="zh_TW"/>
-        </w:rPr>
-        <w:t>最後審判</w:t>
-      </w:r>
-      <w:r>
-        <w:rPr>
-          <w:lang w:val="zh_TW" w:bidi="zh_TW"/>
-        </w:rPr>
-      </w:r>
-      <w:r>
-        <w:rPr>
-          <w:lang w:val="zh_TW" w:bidi="zh_TW"/>
-        </w:rPr>
+          <w:lang w:val="zh_TW" w:bidi="zh_TW"/>
+        </w:rPr>
+        <w:t>儘管舊約中引用了許多一夫多妻的例子，但毫無疑問的，大多數以色列人只有一個配偶。普通家庭中沒有多妻婚姻的例子。</w:t>
       </w:r>
     </w:p>
     <w:p>
@@ -981,21 +799,155 @@
           <w:lang w:val="zh_TW" w:bidi="zh_TW"/>
         </w:rPr>
       </w:r>
-    </w:p>
-    <w:p>
-      <w:pPr>
-        <w:pStyle w:val="Heading2"/>
-      </w:pPr>
-      <w:r>
-        <w:rPr>
-          <w:lang w:val="zh_TW" w:bidi="zh_TW"/>
-        </w:rPr>
-        <w:t>火爐</w:t>
-      </w:r>
-      <w:r>
-        <w:rPr>
-          <w:lang w:val="zh_TW" w:bidi="zh_TW"/>
-        </w:rPr>
+      <w:r>
+        <w:rPr>
+          <w:lang w:val="zh_TW" w:bidi="zh_TW"/>
+        </w:rPr>
+        <w:t>最初給亞當的指示是「人要離開父母，與妻子聯合」（</w:t>
+      </w:r>
+      <w:hyperlink r:id="rId13">
+        <w:r>
+          <w:rPr>
+            <w:lang w:val="zh_TW" w:bidi="zh_TW"/>
+          </w:rPr>
+          <w:rPr>
+            <w:color w:val="0000EE"/>
+            <w:u w:val="single"/>
+          </w:rPr>
+          <w:t>創2:24）</w:t>
+        </w:r>
+      </w:hyperlink>
+      <w:r>
+        <w:rPr>
+          <w:lang w:val="zh_TW" w:bidi="zh_TW"/>
+        </w:rPr>
+        <w:t>。希伯來法律通常暗示只有一位妻子的婚姻是最可接受的婚姻形式（</w:t>
+      </w:r>
+      <w:hyperlink r:id="rId28">
+        <w:r>
+          <w:rPr>
+            <w:lang w:val="zh_TW" w:bidi="zh_TW"/>
+          </w:rPr>
+          <w:rPr>
+            <w:color w:val="0000EE"/>
+            <w:u w:val="single"/>
+          </w:rPr>
+          <w:t>出20:17</w:t>
+        </w:r>
+      </w:hyperlink>
+      <w:r>
+        <w:rPr>
+          <w:lang w:val="zh_TW" w:bidi="zh_TW"/>
+        </w:rPr>
+        <w:t>，</w:t>
+      </w:r>
+      <w:hyperlink r:id="rId37">
+        <w:r>
+          <w:rPr>
+            <w:lang w:val="zh_TW" w:bidi="zh_TW"/>
+          </w:rPr>
+          <w:rPr>
+            <w:color w:val="0000EE"/>
+            <w:u w:val="single"/>
+          </w:rPr>
+          <w:t>21:5</w:t>
+        </w:r>
+      </w:hyperlink>
+      <w:r>
+        <w:rPr>
+          <w:lang w:val="zh_TW" w:bidi="zh_TW"/>
+        </w:rPr>
+        <w:t>；</w:t>
+      </w:r>
+      <w:hyperlink r:id="rId38">
+        <w:r>
+          <w:rPr>
+            <w:lang w:val="zh_TW" w:bidi="zh_TW"/>
+          </w:rPr>
+          <w:rPr>
+            <w:color w:val="0000EE"/>
+            <w:u w:val="single"/>
+          </w:rPr>
+          <w:t>利18:8、16–20</w:t>
+        </w:r>
+      </w:hyperlink>
+      <w:r>
+        <w:rPr>
+          <w:lang w:val="zh_TW" w:bidi="zh_TW"/>
+        </w:rPr>
+        <w:t>，</w:t>
+      </w:r>
+      <w:hyperlink r:id="rId39">
+        <w:r>
+          <w:rPr>
+            <w:lang w:val="zh_TW" w:bidi="zh_TW"/>
+          </w:rPr>
+          <w:rPr>
+            <w:color w:val="0000EE"/>
+            <w:u w:val="single"/>
+          </w:rPr>
+          <w:t>20:10</w:t>
+        </w:r>
+      </w:hyperlink>
+      <w:r>
+        <w:rPr>
+          <w:lang w:val="zh_TW" w:bidi="zh_TW"/>
+        </w:rPr>
+        <w:t>；</w:t>
+      </w:r>
+      <w:hyperlink r:id="rId40">
+        <w:r>
+          <w:rPr>
+            <w:lang w:val="zh_TW" w:bidi="zh_TW"/>
+          </w:rPr>
+          <w:rPr>
+            <w:color w:val="0000EE"/>
+            <w:u w:val="single"/>
+          </w:rPr>
+          <w:t>民5:12</w:t>
+        </w:r>
+      </w:hyperlink>
+      <w:r>
+        <w:rPr>
+          <w:lang w:val="zh_TW" w:bidi="zh_TW"/>
+        </w:rPr>
+        <w:t>；</w:t>
+      </w:r>
+      <w:hyperlink r:id="rId29">
+        <w:r>
+          <w:rPr>
+            <w:lang w:val="zh_TW" w:bidi="zh_TW"/>
+          </w:rPr>
+          <w:rPr>
+            <w:color w:val="0000EE"/>
+            <w:u w:val="single"/>
+          </w:rPr>
+          <w:t>申5:21）</w:t>
+        </w:r>
+      </w:hyperlink>
+      <w:r>
+        <w:rPr>
+          <w:lang w:val="zh_TW" w:bidi="zh_TW"/>
+        </w:rPr>
+        <w:t>。雖然到了君主制時期，這似乎已成為常態，但像所羅門這樣的王在這方面並未遵循希伯來傳統。在被擄歸回時期，儘管休妻的情況越來越多，婚姻主要仍然是一夫一妻制的。在新約時期，一夫一妻制似乎是常規，儘管像大希律這樣的人卻是多妻的。耶穌基督教導婚姻應該持續到配偶的生命終結，如果一個人在前配偶在世時休妻再娶，他就是犯了姦淫罪（</w:t>
+      </w:r>
+      <w:hyperlink r:id="rId41">
+        <w:r>
+          <w:rPr>
+            <w:lang w:val="zh_TW" w:bidi="zh_TW"/>
+          </w:rPr>
+          <w:rPr>
+            <w:color w:val="0000EE"/>
+            <w:u w:val="single"/>
+          </w:rPr>
+          <w:t>太5:31–32）</w:t>
+        </w:r>
+      </w:hyperlink>
+      <w:r>
+        <w:rPr>
+          <w:lang w:val="zh_TW" w:bidi="zh_TW"/>
+        </w:rPr>
+        <w:t>。</w:t>
       </w:r>
     </w:p>
     <w:p>
@@ -1009,115 +961,223 @@
         <w:rPr>
           <w:lang w:val="zh_TW" w:bidi="zh_TW"/>
         </w:rPr>
-        <w:t>火爐是用磚或石頭砌成的構築物，用途廣泛，既可用於家庭生活，也可用於商業用途。其設計包括火室、煙道、加熱室與取物口。火爐可用於：</w:t>
-      </w:r>
-    </w:p>
-    <w:p>
-      <w:pPr>
-        <w:pStyle w:val="ListBullet"/>
-        <w:spacing w:line="240" w:lineRule="auto"/>
-        <w:ind w:left="720"/>
-      </w:pPr>
-      <w:r>
-        <w:rPr>
-          <w:lang w:val="zh_TW" w:bidi="zh_TW"/>
-        </w:rPr>
-      </w:r>
-      <w:r>
-        <w:rPr>
-          <w:lang w:val="zh_TW" w:bidi="zh_TW"/>
-        </w:rPr>
-        <w:t>冶煉礦石</w:t>
-      </w:r>
-    </w:p>
-    <w:p>
-      <w:pPr>
-        <w:pStyle w:val="ListBullet"/>
-        <w:spacing w:line="240" w:lineRule="auto"/>
-        <w:ind w:left="720"/>
-      </w:pPr>
-      <w:r>
-        <w:rPr>
-          <w:lang w:val="zh_TW" w:bidi="zh_TW"/>
-        </w:rPr>
-      </w:r>
-      <w:r>
-        <w:rPr>
-          <w:lang w:val="zh_TW" w:bidi="zh_TW"/>
-        </w:rPr>
-        <w:t>融化礦石</w:t>
-      </w:r>
-    </w:p>
-    <w:p>
-      <w:pPr>
-        <w:pStyle w:val="ListBullet"/>
-        <w:spacing w:line="240" w:lineRule="auto"/>
-        <w:ind w:left="720"/>
-      </w:pPr>
-      <w:r>
-        <w:rPr>
-          <w:lang w:val="zh_TW" w:bidi="zh_TW"/>
-        </w:rPr>
-      </w:r>
-      <w:r>
-        <w:rPr>
-          <w:lang w:val="zh_TW" w:bidi="zh_TW"/>
-        </w:rPr>
-        <w:t>鍛造</w:t>
-      </w:r>
-    </w:p>
-    <w:p>
-      <w:pPr>
-        <w:pStyle w:val="ListBullet"/>
-        <w:spacing w:line="240" w:lineRule="auto"/>
-        <w:ind w:left="720"/>
-      </w:pPr>
-      <w:r>
-        <w:rPr>
-          <w:lang w:val="zh_TW" w:bidi="zh_TW"/>
-        </w:rPr>
-      </w:r>
-      <w:r>
-        <w:rPr>
-          <w:lang w:val="zh_TW" w:bidi="zh_TW"/>
-        </w:rPr>
-        <w:t>燒陶</w:t>
-      </w:r>
-    </w:p>
-    <w:p>
-      <w:pPr>
-        <w:pStyle w:val="ListBullet"/>
-        <w:spacing w:line="240" w:lineRule="auto"/>
-        <w:ind w:left="720"/>
-      </w:pPr>
-      <w:r>
-        <w:rPr>
-          <w:lang w:val="zh_TW" w:bidi="zh_TW"/>
-        </w:rPr>
-      </w:r>
-      <w:r>
-        <w:rPr>
-          <w:lang w:val="zh_TW" w:bidi="zh_TW"/>
-        </w:rPr>
-        <w:t>燒製磚瓦</w:t>
-      </w:r>
-    </w:p>
-    <w:p>
-      <w:pPr>
-        <w:pStyle w:val="ListBullet"/>
-        <w:spacing w:line="240" w:lineRule="auto"/>
-        <w:ind w:left="720"/>
-      </w:pPr>
-      <w:r>
-        <w:rPr>
-          <w:lang w:val="zh_TW" w:bidi="zh_TW"/>
-        </w:rPr>
-      </w:r>
-      <w:r>
-        <w:rPr>
-          <w:lang w:val="zh_TW" w:bidi="zh_TW"/>
-        </w:rPr>
-        <w:t>製作石灰</w:t>
+        <w:t>古代婚姻通常發生在與直系家庭圈子接近的人之間，因此，舊約必須對可接受的血親關係設限。在族長時代，一個人可以娶同父異母的妹妹為妻（</w:t>
+      </w:r>
+      <w:hyperlink r:id="rId42">
+        <w:r>
+          <w:rPr>
+            <w:lang w:val="zh_TW" w:bidi="zh_TW"/>
+          </w:rPr>
+          <w:rPr>
+            <w:color w:val="0000EE"/>
+            <w:u w:val="single"/>
+          </w:rPr>
+          <w:t>創20:12</w:t>
+        </w:r>
+      </w:hyperlink>
+      <w:r>
+        <w:rPr>
+          <w:lang w:val="zh_TW" w:bidi="zh_TW"/>
+        </w:rPr>
+        <w:t>），即使在大衛時代，這種情況仍然存在（</w:t>
+      </w:r>
+      <w:hyperlink r:id="rId43">
+        <w:r>
+          <w:rPr>
+            <w:lang w:val="zh_TW" w:bidi="zh_TW"/>
+          </w:rPr>
+          <w:rPr>
+            <w:color w:val="0000EE"/>
+            <w:u w:val="single"/>
+          </w:rPr>
+          <w:t>撒下13:13</w:t>
+        </w:r>
+      </w:hyperlink>
+      <w:r>
+        <w:rPr>
+          <w:lang w:val="zh_TW" w:bidi="zh_TW"/>
+        </w:rPr>
+        <w:t>）。儘管在</w:t>
+      </w:r>
+      <w:hyperlink r:id="rId44">
+        <w:r>
+          <w:rPr>
+            <w:lang w:val="zh_TW" w:bidi="zh_TW"/>
+          </w:rPr>
+          <w:rPr>
+            <w:color w:val="0000EE"/>
+            <w:u w:val="single"/>
+          </w:rPr>
+          <w:t>利未記二十章17節</w:t>
+        </w:r>
+      </w:hyperlink>
+      <w:r>
+        <w:rPr>
+          <w:lang w:val="zh_TW" w:bidi="zh_TW"/>
+        </w:rPr>
+        <w:t>中明確禁止娶同父異母的妹妹為妻，由於申命記的婚姻法與潔淨法中的法律間（</w:t>
+      </w:r>
+      <w:hyperlink r:id="rId45">
+        <w:r>
+          <w:rPr>
+            <w:lang w:val="zh_TW" w:bidi="zh_TW"/>
+          </w:rPr>
+          <w:rPr>
+            <w:color w:val="0000EE"/>
+            <w:u w:val="single"/>
+          </w:rPr>
+          <w:t>申25:5</w:t>
+        </w:r>
+      </w:hyperlink>
+      <w:r>
+        <w:rPr>
+          <w:lang w:val="zh_TW" w:bidi="zh_TW"/>
+        </w:rPr>
+        <w:t>；</w:t>
+      </w:r>
+      <w:hyperlink r:id="rId46">
+        <w:r>
+          <w:rPr>
+            <w:lang w:val="zh_TW" w:bidi="zh_TW"/>
+          </w:rPr>
+          <w:rPr>
+            <w:color w:val="0000EE"/>
+            <w:u w:val="single"/>
+          </w:rPr>
+          <w:t>利18:16</w:t>
+        </w:r>
+      </w:hyperlink>
+      <w:r>
+        <w:rPr>
+          <w:lang w:val="zh_TW" w:bidi="zh_TW"/>
+        </w:rPr>
+        <w:t>）存在一些矛盾，因此可能對較嚴格的利未記規定進行了一些修改。表親之間的婚姻，如以撒與利百加，以及雅各與拉結和利亞之間的婚姻，是很常見的。當近親對婚姻感興趣時，幾乎不可能拒絕（</w:t>
+      </w:r>
+      <w:hyperlink r:id="rId47">
+        <w:r>
+          <w:rPr>
+            <w:lang w:val="zh_TW" w:bidi="zh_TW"/>
+          </w:rPr>
+          <w:rPr>
+            <w:color w:val="0000EE"/>
+            <w:u w:val="single"/>
+          </w:rPr>
+          <w:t>多比傳6:13</w:t>
+        </w:r>
+      </w:hyperlink>
+      <w:r>
+        <w:rPr>
+          <w:lang w:val="zh_TW" w:bidi="zh_TW"/>
+        </w:rPr>
+        <w:t>，</w:t>
+      </w:r>
+      <w:hyperlink r:id="rId48">
+        <w:r>
+          <w:rPr>
+            <w:lang w:val="zh_TW" w:bidi="zh_TW"/>
+          </w:rPr>
+          <w:rPr>
+            <w:color w:val="0000EE"/>
+            <w:u w:val="single"/>
+          </w:rPr>
+          <w:t>7:11–12</w:t>
+        </w:r>
+      </w:hyperlink>
+      <w:r>
+        <w:rPr>
+          <w:lang w:val="zh_TW" w:bidi="zh_TW"/>
+        </w:rPr>
+        <w:t>）。摩西是侄子與姑姑婚姻的後代（</w:t>
+      </w:r>
+      <w:hyperlink r:id="rId49">
+        <w:r>
+          <w:rPr>
+            <w:lang w:val="zh_TW" w:bidi="zh_TW"/>
+          </w:rPr>
+          <w:rPr>
+            <w:color w:val="0000EE"/>
+            <w:u w:val="single"/>
+          </w:rPr>
+          <w:t>出6:20</w:t>
+        </w:r>
+      </w:hyperlink>
+      <w:r>
+        <w:rPr>
+          <w:lang w:val="zh_TW" w:bidi="zh_TW"/>
+        </w:rPr>
+        <w:t>；</w:t>
+      </w:r>
+      <w:hyperlink r:id="rId50">
+        <w:r>
+          <w:rPr>
+            <w:lang w:val="zh_TW" w:bidi="zh_TW"/>
+          </w:rPr>
+          <w:rPr>
+            <w:color w:val="0000EE"/>
+            <w:u w:val="single"/>
+          </w:rPr>
+          <w:t>民26:59</w:t>
+        </w:r>
+      </w:hyperlink>
+      <w:r>
+        <w:rPr>
+          <w:lang w:val="zh_TW" w:bidi="zh_TW"/>
+        </w:rPr>
+        <w:t>），這在</w:t>
+      </w:r>
+      <w:hyperlink r:id="rId51">
+        <w:r>
+          <w:rPr>
+            <w:lang w:val="zh_TW" w:bidi="zh_TW"/>
+          </w:rPr>
+          <w:rPr>
+            <w:color w:val="0000EE"/>
+            <w:u w:val="single"/>
+          </w:rPr>
+          <w:t>利未記十八章12至13節</w:t>
+        </w:r>
+      </w:hyperlink>
+      <w:r>
+        <w:rPr>
+          <w:lang w:val="zh_TW" w:bidi="zh_TW"/>
+        </w:rPr>
+        <w:t>和</w:t>
+      </w:r>
+      <w:hyperlink r:id="rId52">
+        <w:r>
+          <w:rPr>
+            <w:lang w:val="zh_TW" w:bidi="zh_TW"/>
+          </w:rPr>
+          <w:rPr>
+            <w:color w:val="0000EE"/>
+            <w:u w:val="single"/>
+          </w:rPr>
+          <w:t>二十章19節</w:t>
+        </w:r>
+      </w:hyperlink>
+      <w:r>
+        <w:rPr>
+          <w:lang w:val="zh_TW" w:bidi="zh_TW"/>
+        </w:rPr>
+        <w:t>中會被禁止，正如雅各同時與兩姐妹的婚姻一樣（</w:t>
+      </w:r>
+      <w:hyperlink r:id="rId53">
+        <w:r>
+          <w:rPr>
+            <w:lang w:val="zh_TW" w:bidi="zh_TW"/>
+          </w:rPr>
+          <w:rPr>
+            <w:color w:val="0000EE"/>
+            <w:u w:val="single"/>
+          </w:rPr>
+          <w:t>創29:30</w:t>
+        </w:r>
+      </w:hyperlink>
+      <w:r>
+        <w:rPr>
+          <w:lang w:val="zh_TW" w:bidi="zh_TW"/>
+        </w:rPr>
+        <w:t>）。</w:t>
       </w:r>
     </w:p>
     <w:p>
@@ -1131,61 +1191,97 @@
         <w:rPr>
           <w:lang w:val="zh_TW" w:bidi="zh_TW"/>
         </w:rPr>
-        <w:t>聖經中提及多種火爐。其中用於製作石灰和燒陶的陶窯，在</w:t>
-      </w:r>
-      <w:hyperlink r:id="rId42">
-        <w:r>
-          <w:rPr>
-            <w:lang w:val="zh_TW" w:bidi="zh_TW"/>
-          </w:rPr>
-          <w:rPr>
-            <w:color w:val="0000EE"/>
-            <w:u w:val="single"/>
-          </w:rPr>
-          <w:t>創世記十九章28節</w:t>
-        </w:r>
-      </w:hyperlink>
-      <w:r>
-        <w:rPr>
-          <w:lang w:val="zh_TW" w:bidi="zh_TW"/>
-        </w:rPr>
-        <w:t>、</w:t>
-      </w:r>
-      <w:hyperlink r:id="rId43">
-        <w:r>
-          <w:rPr>
-            <w:lang w:val="zh_TW" w:bidi="zh_TW"/>
-          </w:rPr>
-          <w:rPr>
-            <w:color w:val="0000EE"/>
-            <w:u w:val="single"/>
-          </w:rPr>
-          <w:t>出埃及記九章8</w:t>
-        </w:r>
-      </w:hyperlink>
-      <w:r>
-        <w:rPr>
-          <w:lang w:val="zh_TW" w:bidi="zh_TW"/>
-        </w:rPr>
-        <w:t>、</w:t>
-      </w:r>
-      <w:hyperlink r:id="rId43">
-        <w:r>
-          <w:rPr>
-            <w:lang w:val="zh_TW" w:bidi="zh_TW"/>
-          </w:rPr>
-          <w:rPr>
-            <w:color w:val="0000EE"/>
-            <w:u w:val="single"/>
-          </w:rPr>
-          <w:t>10節和十九章18節</w:t>
-        </w:r>
-      </w:hyperlink>
-      <w:r>
-        <w:rPr>
-          <w:lang w:val="zh_TW" w:bidi="zh_TW"/>
-        </w:rPr>
-        <w:t>中均有記載。這些圓頂的窯通常以石灰石砌成，底部有煙囪與燃料孔，燃燒時常冒出濃厚的黑煙。</w:t>
+        <w:t>當以色列人定居在迦南時，他們中有許多人與迦南婦女結婚，這讓那些希望保持希伯來宗教純潔性的人感到不安（</w:t>
+      </w:r>
+      <w:hyperlink r:id="rId54">
+        <w:r>
+          <w:rPr>
+            <w:lang w:val="zh_TW" w:bidi="zh_TW"/>
+          </w:rPr>
+          <w:rPr>
+            <w:color w:val="0000EE"/>
+            <w:u w:val="single"/>
+          </w:rPr>
+          <w:t>王上11:4</w:t>
+        </w:r>
+      </w:hyperlink>
+      <w:r>
+        <w:rPr>
+          <w:lang w:val="zh_TW" w:bidi="zh_TW"/>
+        </w:rPr>
+        <w:t>）。這種通婚在摩西律法下是被禁止的（</w:t>
+      </w:r>
+      <w:hyperlink r:id="rId55">
+        <w:r>
+          <w:rPr>
+            <w:lang w:val="zh_TW" w:bidi="zh_TW"/>
+          </w:rPr>
+          <w:rPr>
+            <w:color w:val="0000EE"/>
+            <w:u w:val="single"/>
+          </w:rPr>
+          <w:t>出34:15–16</w:t>
+        </w:r>
+      </w:hyperlink>
+      <w:r>
+        <w:rPr>
+          <w:lang w:val="zh_TW" w:bidi="zh_TW"/>
+        </w:rPr>
+        <w:t>；</w:t>
+      </w:r>
+      <w:hyperlink r:id="rId56">
+        <w:r>
+          <w:rPr>
+            <w:lang w:val="zh_TW" w:bidi="zh_TW"/>
+          </w:rPr>
+          <w:rPr>
+            <w:color w:val="0000EE"/>
+            <w:u w:val="single"/>
+          </w:rPr>
+          <w:t>申7:3–4</w:t>
+        </w:r>
+      </w:hyperlink>
+      <w:r>
+        <w:rPr>
+          <w:lang w:val="zh_TW" w:bidi="zh_TW"/>
+        </w:rPr>
+        <w:t>），儘管許多以色列人無視這些規定，繼續沉迷於混合婚姻。如果婦女在戰爭中被俘虜，就屬於例外的情況（</w:t>
+      </w:r>
+      <w:hyperlink r:id="rId57">
+        <w:r>
+          <w:rPr>
+            <w:lang w:val="zh_TW" w:bidi="zh_TW"/>
+          </w:rPr>
+          <w:rPr>
+            <w:color w:val="0000EE"/>
+            <w:u w:val="single"/>
+          </w:rPr>
+          <w:t>申21:10–14</w:t>
+        </w:r>
+      </w:hyperlink>
+      <w:r>
+        <w:rPr>
+          <w:lang w:val="zh_TW" w:bidi="zh_TW"/>
+        </w:rPr>
+        <w:t>）。相比之下，參孫娶了一位非利士婦女，她仍然與她的族人在一起，但參孫會定期探望她（</w:t>
+      </w:r>
+      <w:hyperlink r:id="rId58">
+        <w:r>
+          <w:rPr>
+            <w:lang w:val="zh_TW" w:bidi="zh_TW"/>
+          </w:rPr>
+          <w:rPr>
+            <w:color w:val="0000EE"/>
+            <w:u w:val="single"/>
+          </w:rPr>
+          <w:t>士14:8–15:2</w:t>
+        </w:r>
+      </w:hyperlink>
+      <w:r>
+        <w:rPr>
+          <w:lang w:val="zh_TW" w:bidi="zh_TW"/>
+        </w:rPr>
+        <w:t>）。</w:t>
       </w:r>
     </w:p>
     <w:p>
@@ -1199,54 +1295,18 @@
         <w:rPr>
           <w:lang w:val="zh_TW" w:bidi="zh_TW"/>
         </w:rPr>
-        <w:t>希伯來人雖然很少使用大型冶煉火爐（可能只有所羅門時期較為普遍），但他們從黎巴嫩的使用方式中對此並不陌生。舊約聖經中有關此類火爐的多數提及都帶有象徵意義（</w:t>
-      </w:r>
-      <w:hyperlink r:id="rId44">
-        <w:r>
-          <w:rPr>
-            <w:lang w:val="zh_TW" w:bidi="zh_TW"/>
-          </w:rPr>
-          <w:rPr>
-            <w:color w:val="0000EE"/>
-            <w:u w:val="single"/>
-          </w:rPr>
-          <w:t>申4:20</w:t>
-        </w:r>
-      </w:hyperlink>
-      <w:r>
-        <w:rPr>
-          <w:lang w:val="zh_TW" w:bidi="zh_TW"/>
-        </w:rPr>
-        <w:t>；</w:t>
-      </w:r>
-      <w:hyperlink r:id="rId45">
-        <w:r>
-          <w:rPr>
-            <w:lang w:val="zh_TW" w:bidi="zh_TW"/>
-          </w:rPr>
-          <w:rPr>
-            <w:color w:val="0000EE"/>
-            <w:u w:val="single"/>
-          </w:rPr>
-          <w:t>王上8:51</w:t>
-        </w:r>
-      </w:hyperlink>
-      <w:r>
-        <w:rPr>
-          <w:lang w:val="zh_TW" w:bidi="zh_TW"/>
-        </w:rPr>
-        <w:t>；</w:t>
-      </w:r>
-      <w:hyperlink r:id="rId46">
-        <w:r>
-          <w:rPr>
-            <w:lang w:val="zh_TW" w:bidi="zh_TW"/>
-          </w:rPr>
-          <w:rPr>
-            <w:color w:val="0000EE"/>
-            <w:u w:val="single"/>
-          </w:rPr>
-          <w:t>箴17:3</w:t>
+        <w:t>通婚對希伯來宗教純潔性的影響是如此之大，以至於在被擄歸回時期，猶太人與外邦妻子結婚的情況下，即使家庭和家園會因此遭摧毀，當時領袖仍命令他們須全面休妻（</w:t>
+      </w:r>
+      <w:hyperlink r:id="rId59">
+        <w:r>
+          <w:rPr>
+            <w:lang w:val="zh_TW" w:bidi="zh_TW"/>
+          </w:rPr>
+          <w:rPr>
+            <w:color w:val="0000EE"/>
+            <w:u w:val="single"/>
+          </w:rPr>
+          <w:t>拉9:2</w:t>
         </w:r>
       </w:hyperlink>
       <w:r>
@@ -1255,95 +1315,41 @@
         </w:rPr>
         <w:t>，</w:t>
       </w:r>
-      <w:hyperlink r:id="rId47">
-        <w:r>
-          <w:rPr>
-            <w:lang w:val="zh_TW" w:bidi="zh_TW"/>
-          </w:rPr>
-          <w:rPr>
-            <w:color w:val="0000EE"/>
-            <w:u w:val="single"/>
-          </w:rPr>
-          <w:t>27:21</w:t>
-        </w:r>
-      </w:hyperlink>
-      <w:r>
-        <w:rPr>
-          <w:lang w:val="zh_TW" w:bidi="zh_TW"/>
-        </w:rPr>
-        <w:t>；</w:t>
-      </w:r>
-      <w:hyperlink r:id="rId48">
-        <w:r>
-          <w:rPr>
-            <w:lang w:val="zh_TW" w:bidi="zh_TW"/>
-          </w:rPr>
-          <w:rPr>
-            <w:color w:val="0000EE"/>
-            <w:u w:val="single"/>
-          </w:rPr>
-          <w:t>賽48:10</w:t>
-        </w:r>
-      </w:hyperlink>
-      <w:r>
-        <w:rPr>
-          <w:lang w:val="zh_TW" w:bidi="zh_TW"/>
-        </w:rPr>
-        <w:t>；</w:t>
-      </w:r>
-      <w:hyperlink r:id="rId49">
-        <w:r>
-          <w:rPr>
-            <w:lang w:val="zh_TW" w:bidi="zh_TW"/>
-          </w:rPr>
-          <w:rPr>
-            <w:color w:val="0000EE"/>
-            <w:u w:val="single"/>
-          </w:rPr>
-          <w:t>耶11:4</w:t>
-        </w:r>
-      </w:hyperlink>
-      <w:r>
-        <w:rPr>
-          <w:lang w:val="zh_TW" w:bidi="zh_TW"/>
-        </w:rPr>
-        <w:t>；</w:t>
-      </w:r>
-      <w:hyperlink r:id="rId50">
-        <w:r>
-          <w:rPr>
-            <w:lang w:val="zh_TW" w:bidi="zh_TW"/>
-          </w:rPr>
-          <w:rPr>
-            <w:color w:val="0000EE"/>
-            <w:u w:val="single"/>
-          </w:rPr>
-          <w:t>結22:18–22</w:t>
-        </w:r>
-      </w:hyperlink>
-      <w:r>
-        <w:rPr>
-          <w:lang w:val="zh_TW" w:bidi="zh_TW"/>
-        </w:rPr>
-        <w:t>）。其中一個著名的故事，是</w:t>
-      </w:r>
-      <w:hyperlink r:id="rId51">
-        <w:r>
-          <w:rPr>
-            <w:lang w:val="zh_TW" w:bidi="zh_TW"/>
-          </w:rPr>
-          <w:rPr>
-            <w:color w:val="0000EE"/>
-            <w:u w:val="single"/>
-          </w:rPr>
-          <w:t>但以理書三章</w:t>
-        </w:r>
-      </w:hyperlink>
-      <w:r>
-        <w:rPr>
-          <w:lang w:val="zh_TW" w:bidi="zh_TW"/>
-        </w:rPr>
-        <w:t>中，沙得拉、米煞、亞伯尼歌被投入大火爐的事件。</w:t>
+      <w:hyperlink r:id="rId60">
+        <w:r>
+          <w:rPr>
+            <w:lang w:val="zh_TW" w:bidi="zh_TW"/>
+          </w:rPr>
+          <w:rPr>
+            <w:color w:val="0000EE"/>
+            <w:u w:val="single"/>
+          </w:rPr>
+          <w:t>10:3、16–17</w:t>
+        </w:r>
+      </w:hyperlink>
+      <w:r>
+        <w:rPr>
+          <w:lang w:val="zh_TW" w:bidi="zh_TW"/>
+        </w:rPr>
+        <w:t>），其目的是保持猶太教的純潔。即使在新約時代，保羅也譴責與非基督徒的通婚（</w:t>
+      </w:r>
+      <w:hyperlink r:id="rId61">
+        <w:r>
+          <w:rPr>
+            <w:lang w:val="zh_TW" w:bidi="zh_TW"/>
+          </w:rPr>
+          <w:rPr>
+            <w:color w:val="0000EE"/>
+            <w:u w:val="single"/>
+          </w:rPr>
+          <w:t>林後6:14–15</w:t>
+        </w:r>
+      </w:hyperlink>
+      <w:r>
+        <w:rPr>
+          <w:lang w:val="zh_TW" w:bidi="zh_TW"/>
+        </w:rPr>
+        <w:t>）。</w:t>
       </w:r>
     </w:p>
     <w:p>
@@ -1357,187 +1363,7 @@
         <w:rPr>
           <w:lang w:val="zh_TW" w:bidi="zh_TW"/>
         </w:rPr>
-        <w:t>聖經常以「火爐」作比喻，象徵神的管教、懲罰或品格的淬煉（</w:t>
-      </w:r>
-      <w:hyperlink r:id="rId44">
-        <w:r>
-          <w:rPr>
-            <w:lang w:val="zh_TW" w:bidi="zh_TW"/>
-          </w:rPr>
-          <w:rPr>
-            <w:color w:val="0000EE"/>
-            <w:u w:val="single"/>
-          </w:rPr>
-          <w:t>申4:20</w:t>
-        </w:r>
-      </w:hyperlink>
-      <w:r>
-        <w:rPr>
-          <w:lang w:val="zh_TW" w:bidi="zh_TW"/>
-        </w:rPr>
-        <w:t>；</w:t>
-      </w:r>
-      <w:hyperlink r:id="rId45">
-        <w:r>
-          <w:rPr>
-            <w:lang w:val="zh_TW" w:bidi="zh_TW"/>
-          </w:rPr>
-          <w:rPr>
-            <w:color w:val="0000EE"/>
-            <w:u w:val="single"/>
-          </w:rPr>
-          <w:t>王上8:51</w:t>
-        </w:r>
-      </w:hyperlink>
-      <w:r>
-        <w:rPr>
-          <w:lang w:val="zh_TW" w:bidi="zh_TW"/>
-        </w:rPr>
-        <w:t>；</w:t>
-      </w:r>
-      <w:hyperlink r:id="rId48">
-        <w:r>
-          <w:rPr>
-            <w:lang w:val="zh_TW" w:bidi="zh_TW"/>
-          </w:rPr>
-          <w:rPr>
-            <w:color w:val="0000EE"/>
-            <w:u w:val="single"/>
-          </w:rPr>
-          <w:t>賽48:10</w:t>
-        </w:r>
-      </w:hyperlink>
-      <w:r>
-        <w:rPr>
-          <w:lang w:val="zh_TW" w:bidi="zh_TW"/>
-        </w:rPr>
-        <w:t>；</w:t>
-      </w:r>
-      <w:hyperlink r:id="rId52">
-        <w:r>
-          <w:rPr>
-            <w:lang w:val="zh_TW" w:bidi="zh_TW"/>
-          </w:rPr>
-          <w:rPr>
-            <w:color w:val="0000EE"/>
-            <w:u w:val="single"/>
-          </w:rPr>
-          <w:t>耶6:27–30</w:t>
-        </w:r>
-      </w:hyperlink>
-      <w:r>
-        <w:rPr>
-          <w:lang w:val="zh_TW" w:bidi="zh_TW"/>
-        </w:rPr>
-        <w:t>；</w:t>
-      </w:r>
-      <w:hyperlink r:id="rId50">
-        <w:r>
-          <w:rPr>
-            <w:lang w:val="zh_TW" w:bidi="zh_TW"/>
-          </w:rPr>
-          <w:rPr>
-            <w:color w:val="0000EE"/>
-            <w:u w:val="single"/>
-          </w:rPr>
-          <w:t>結22:18–22</w:t>
-        </w:r>
-      </w:hyperlink>
-      <w:r>
-        <w:rPr>
-          <w:lang w:val="zh_TW" w:bidi="zh_TW"/>
-        </w:rPr>
-        <w:t>）。在新約聖經中，「火爐」也象徵著地獄（</w:t>
-      </w:r>
-      <w:hyperlink r:id="rId53">
-        <w:r>
-          <w:rPr>
-            <w:lang w:val="zh_TW" w:bidi="zh_TW"/>
-          </w:rPr>
-          <w:rPr>
-            <w:color w:val="0000EE"/>
-            <w:u w:val="single"/>
-          </w:rPr>
-          <w:t>太13:42</w:t>
-        </w:r>
-      </w:hyperlink>
-      <w:r>
-        <w:rPr>
-          <w:lang w:val="zh_TW" w:bidi="zh_TW"/>
-        </w:rPr>
-        <w:t>、</w:t>
-      </w:r>
-      <w:hyperlink r:id="rId53">
-        <w:r>
-          <w:rPr>
-            <w:lang w:val="zh_TW" w:bidi="zh_TW"/>
-          </w:rPr>
-          <w:rPr>
-            <w:color w:val="0000EE"/>
-            <w:u w:val="single"/>
-          </w:rPr>
-          <w:t>50</w:t>
-        </w:r>
-      </w:hyperlink>
-      <w:r>
-        <w:rPr>
-          <w:lang w:val="zh_TW" w:bidi="zh_TW"/>
-        </w:rPr>
-        <w:t>；</w:t>
-      </w:r>
-      <w:hyperlink r:id="rId54">
-        <w:r>
-          <w:rPr>
-            <w:lang w:val="zh_TW" w:bidi="zh_TW"/>
-          </w:rPr>
-          <w:rPr>
-            <w:color w:val="0000EE"/>
-            <w:u w:val="single"/>
-          </w:rPr>
-          <w:t>啟9:2</w:t>
-        </w:r>
-      </w:hyperlink>
-      <w:r>
-        <w:rPr>
-          <w:lang w:val="zh_TW" w:bidi="zh_TW"/>
-        </w:rPr>
-        <w:t>）。此外，火爐淬煉的意象也代表人生的試煉，預備信徒為死後的生活做準備（</w:t>
-      </w:r>
-      <w:hyperlink r:id="rId55">
-        <w:r>
-          <w:rPr>
-            <w:lang w:val="zh_TW" w:bidi="zh_TW"/>
-          </w:rPr>
-          <w:rPr>
-            <w:color w:val="0000EE"/>
-            <w:u w:val="single"/>
-          </w:rPr>
-          <w:t>雅1:12</w:t>
-        </w:r>
-      </w:hyperlink>
-      <w:r>
-        <w:rPr>
-          <w:lang w:val="zh_TW" w:bidi="zh_TW"/>
-        </w:rPr>
-        <w:t>；</w:t>
-      </w:r>
-      <w:hyperlink r:id="rId56">
-        <w:r>
-          <w:rPr>
-            <w:lang w:val="zh_TW" w:bidi="zh_TW"/>
-          </w:rPr>
-          <w:rPr>
-            <w:color w:val="0000EE"/>
-            <w:u w:val="single"/>
-          </w:rPr>
-          <w:t>彼前1:7</w:t>
-        </w:r>
-      </w:hyperlink>
-      <w:r>
-        <w:rPr>
-          <w:lang w:val="zh_TW" w:bidi="zh_TW"/>
-        </w:rPr>
-        <w:t>）。</w:t>
+        <w:t>此外，我們很難估計年輕人結婚的年齡。一個男孩在十幾歲初期就被認為是成年人，而在猶太傳統後期則以成人禮來慶祝這一轉變，成人禮通常在男孩13歲時舉行。</w:t>
       </w:r>
     </w:p>
     <w:p>
@@ -1551,35 +1377,61 @@
         <w:rPr>
           <w:lang w:val="zh_TW" w:bidi="zh_TW"/>
         </w:rPr>
-        <w:t>在</w:t>
-      </w:r>
-      <w:hyperlink r:id="rId57">
-        <w:r>
-          <w:rPr>
-            <w:lang w:val="zh_TW" w:bidi="zh_TW"/>
-          </w:rPr>
-          <w:rPr>
-            <w:color w:val="0000EE"/>
-            <w:u w:val="single"/>
-          </w:rPr>
-          <w:t>啓示錄一章15節</w:t>
-        </w:r>
-      </w:hyperlink>
-      <w:r>
-        <w:rPr>
-          <w:lang w:val="zh_TW" w:bidi="zh_TW"/>
-        </w:rPr>
-        <w:t>中，約翰的異象描述人子的腳「好像在爐中鍛鍊光明的銅。」這一精煉的銅的意象，象徵基督能勝過敵對勢力的大能。</w:t>
-      </w:r>
-      <w:r>
-        <w:rPr>
-          <w:lang w:val="zh_TW" w:bidi="zh_TW"/>
-        </w:rPr>
-      </w:r>
-      <w:r>
-        <w:rPr>
-          <w:lang w:val="zh_TW" w:bidi="zh_TW"/>
-        </w:rPr>
+        <w:t>通常是年輕男子的父母選擇新娘。關於婚姻的討論是在新郎的父母和新娘的父母之間進行的，通常不會徵詢年輕人的意見。家中最年長的必須先結婚（</w:t>
+      </w:r>
+      <w:hyperlink r:id="rId62">
+        <w:r>
+          <w:rPr>
+            <w:lang w:val="zh_TW" w:bidi="zh_TW"/>
+          </w:rPr>
+          <w:rPr>
+            <w:color w:val="0000EE"/>
+            <w:u w:val="single"/>
+          </w:rPr>
+          <w:t>創29:26</w:t>
+        </w:r>
+      </w:hyperlink>
+      <w:r>
+        <w:rPr>
+          <w:lang w:val="zh_TW" w:bidi="zh_TW"/>
+        </w:rPr>
+        <w:t>）。當亞伯拉罕決定以撒是時候該結婚時，他派了一位僕人到他在美索不達米亞的親戚那裡選新娘。僕人聯繫了新娘的兄弟和母親（</w:t>
+      </w:r>
+      <w:hyperlink r:id="rId63">
+        <w:r>
+          <w:rPr>
+            <w:lang w:val="zh_TW" w:bidi="zh_TW"/>
+          </w:rPr>
+          <w:rPr>
+            <w:color w:val="0000EE"/>
+            <w:u w:val="single"/>
+          </w:rPr>
+          <w:t>24:33–53</w:t>
+        </w:r>
+      </w:hyperlink>
+      <w:r>
+        <w:rPr>
+          <w:lang w:val="zh_TW" w:bidi="zh_TW"/>
+        </w:rPr>
+        <w:t>），之後才詢問利百加是否同意（</w:t>
+      </w:r>
+      <w:hyperlink r:id="rId64">
+        <w:r>
+          <w:rPr>
+            <w:lang w:val="zh_TW" w:bidi="zh_TW"/>
+          </w:rPr>
+          <w:rPr>
+            <w:color w:val="0000EE"/>
+            <w:u w:val="single"/>
+          </w:rPr>
+          <w:t>57–58</w:t>
+        </w:r>
+      </w:hyperlink>
+      <w:r>
+        <w:rPr>
+          <w:lang w:val="zh_TW" w:bidi="zh_TW"/>
+        </w:rPr>
+        <w:t>）。她的父親可能無行為能力，否則根本不可能會征詢她的意見。</w:t>
       </w:r>
     </w:p>
     <w:p>
@@ -1589,21 +1441,65 @@
           <w:lang w:val="zh_TW" w:bidi="zh_TW"/>
         </w:rPr>
       </w:r>
-    </w:p>
-    <w:p>
-      <w:pPr>
-        <w:pStyle w:val="Heading2"/>
-      </w:pPr>
-      <w:r>
-        <w:rPr>
-          <w:lang w:val="zh_TW" w:bidi="zh_TW"/>
-        </w:rPr>
-        <w:t>火柱和雲</w:t>
-      </w:r>
-      <w:r>
-        <w:rPr>
-          <w:lang w:val="zh_TW" w:bidi="zh_TW"/>
-        </w:rPr>
+      <w:r>
+        <w:rPr>
+          <w:lang w:val="zh_TW" w:bidi="zh_TW"/>
+        </w:rPr>
+        <w:t>年輕人通常娶不起超過一位以上的妻子，因為他們必須付聘金給新娘的父親。 在某些情況下，男人可以用勞動年資來代替聘金（</w:t>
+      </w:r>
+      <w:hyperlink r:id="rId65">
+        <w:r>
+          <w:rPr>
+            <w:lang w:val="zh_TW" w:bidi="zh_TW"/>
+          </w:rPr>
+          <w:rPr>
+            <w:color w:val="0000EE"/>
+            <w:u w:val="single"/>
+          </w:rPr>
+          <w:t>創29:15–30</w:t>
+        </w:r>
+      </w:hyperlink>
+      <w:r>
+        <w:rPr>
+          <w:lang w:val="zh_TW" w:bidi="zh_TW"/>
+        </w:rPr>
+        <w:t>）。 又或者他們可以完成新娘父親所要求的指定任務（</w:t>
+      </w:r>
+      <w:hyperlink r:id="rId66">
+        <w:r>
+          <w:rPr>
+            <w:lang w:val="zh_TW" w:bidi="zh_TW"/>
+          </w:rPr>
+          <w:rPr>
+            <w:color w:val="0000EE"/>
+            <w:u w:val="single"/>
+          </w:rPr>
+          <w:t>撒上18:25–27</w:t>
+        </w:r>
+      </w:hyperlink>
+      <w:r>
+        <w:rPr>
+          <w:lang w:val="zh_TW" w:bidi="zh_TW"/>
+        </w:rPr>
+        <w:t>）。 如果一個男人強姦了一位處女，但後來她父親允許他迎娶他女兒的話，他必須付給她的父親50舍客勒銀幣，然後娶她為妻（</w:t>
+      </w:r>
+      <w:hyperlink r:id="rId67">
+        <w:r>
+          <w:rPr>
+            <w:lang w:val="zh_TW" w:bidi="zh_TW"/>
+          </w:rPr>
+          <w:rPr>
+            <w:color w:val="0000EE"/>
+            <w:u w:val="single"/>
+          </w:rPr>
+          <w:t>申22:28–29</w:t>
+        </w:r>
+      </w:hyperlink>
+      <w:r>
+        <w:rPr>
+          <w:lang w:val="zh_TW" w:bidi="zh_TW"/>
+        </w:rPr>
+        <w:t>）。 這筆款項被視為是一種懲罰和賠償，而不是典型的聘金。</w:t>
       </w:r>
     </w:p>
     <w:p>
@@ -1617,18 +1513,7 @@
         <w:rPr>
           <w:lang w:val="zh_TW" w:bidi="zh_TW"/>
         </w:rPr>
-        <w:t>火柱和雲柱是神在舊約聖經中向人顯現的最常見方式之一。這是神同在的可見記號，尤其是在出埃及、西奈之約、以色列人在曠野的時期以及聖殿獻殿的故事中。</w:t>
-      </w:r>
-    </w:p>
-    <w:p>
-      <w:pPr>
-        <w:pStyle w:val="Heading3"/>
-      </w:pPr>
-      <w:r>
-        <w:rPr>
-          <w:lang w:val="zh_TW" w:bidi="zh_TW"/>
-        </w:rPr>
-        <w:t>聖經中的描述</w:t>
+        <w:t>在第二聖殿時期，處女新娘被認為價值50舍客勒，而寡婦或離婚婦女約值一半。在這段時期，處女新娘通常在周間結婚，以便如果她的丈夫發現她不是處女，他可以在第二天，就是安息日之前向法庭提供證據。寡婦或離婚婦女通常在相當於星期四的日子結婚，這樣她在安息日之前可以有整整一天與她的丈夫相處。</w:t>
       </w:r>
     </w:p>
     <w:p>
@@ -1642,270 +1527,43 @@
         <w:rPr>
           <w:lang w:val="zh_TW" w:bidi="zh_TW"/>
         </w:rPr>
-        <w:t>聖經以不同的方式描述這種現象：</w:t>
-      </w:r>
-    </w:p>
-    <w:p>
-      <w:pPr>
-        <w:pStyle w:val="ListBullet"/>
-        <w:spacing w:line="240" w:lineRule="auto"/>
-        <w:ind w:left="720"/>
-      </w:pPr>
-      <w:r>
-        <w:rPr>
-          <w:lang w:val="zh_TW" w:bidi="zh_TW"/>
-        </w:rPr>
-      </w:r>
-      <w:r>
-        <w:rPr>
-          <w:lang w:val="zh_TW" w:bidi="zh_TW"/>
-        </w:rPr>
-        <w:t>雲柱和火柱（</w:t>
-      </w:r>
-      <w:hyperlink r:id="rId58">
-        <w:r>
-          <w:rPr>
-            <w:lang w:val="zh_TW" w:bidi="zh_TW"/>
-          </w:rPr>
-          <w:rPr>
-            <w:color w:val="0000EE"/>
-            <w:u w:val="single"/>
-          </w:rPr>
-          <w:t>出埃及記14:24</w:t>
-        </w:r>
-      </w:hyperlink>
-      <w:r>
-        <w:rPr>
-          <w:lang w:val="zh_TW" w:bidi="zh_TW"/>
-        </w:rPr>
-        <w:t>）</w:t>
-      </w:r>
-    </w:p>
-    <w:p>
-      <w:pPr>
-        <w:pStyle w:val="ListBullet"/>
-        <w:spacing w:line="240" w:lineRule="auto"/>
-        <w:ind w:left="720"/>
-      </w:pPr>
-      <w:r>
-        <w:rPr>
-          <w:lang w:val="zh_TW" w:bidi="zh_TW"/>
-        </w:rPr>
-      </w:r>
-      <w:r>
-        <w:rPr>
-          <w:lang w:val="zh_TW" w:bidi="zh_TW"/>
-        </w:rPr>
-        <w:t>雲柱（</w:t>
-      </w:r>
-      <w:hyperlink r:id="rId59">
-        <w:r>
-          <w:rPr>
-            <w:lang w:val="zh_TW" w:bidi="zh_TW"/>
-          </w:rPr>
-          <w:rPr>
-            <w:color w:val="0000EE"/>
-            <w:u w:val="single"/>
-          </w:rPr>
-          <w:t>出埃及記33:9–10</w:t>
-        </w:r>
-      </w:hyperlink>
-      <w:r>
-        <w:rPr>
-          <w:lang w:val="zh_TW" w:bidi="zh_TW"/>
-        </w:rPr>
-        <w:t>；</w:t>
-      </w:r>
-      <w:hyperlink r:id="rId60">
-        <w:r>
-          <w:rPr>
-            <w:lang w:val="zh_TW" w:bidi="zh_TW"/>
-          </w:rPr>
-          <w:rPr>
-            <w:color w:val="0000EE"/>
-            <w:u w:val="single"/>
-          </w:rPr>
-          <w:t>民數記14:14</w:t>
-        </w:r>
-      </w:hyperlink>
-      <w:r>
-        <w:rPr>
-          <w:lang w:val="zh_TW" w:bidi="zh_TW"/>
-        </w:rPr>
-        <w:t>）</w:t>
-      </w:r>
-    </w:p>
-    <w:p>
-      <w:pPr>
-        <w:pStyle w:val="ListBullet"/>
-        <w:spacing w:line="240" w:lineRule="auto"/>
-        <w:ind w:left="720"/>
-      </w:pPr>
-      <w:r>
-        <w:rPr>
-          <w:lang w:val="zh_TW" w:bidi="zh_TW"/>
-        </w:rPr>
-      </w:r>
-      <w:r>
-        <w:rPr>
-          <w:lang w:val="zh_TW" w:bidi="zh_TW"/>
-        </w:rPr>
-        <w:t>火柱（</w:t>
-      </w:r>
-      <w:hyperlink r:id="rId61">
-        <w:r>
-          <w:rPr>
-            <w:lang w:val="zh_TW" w:bidi="zh_TW"/>
-          </w:rPr>
-          <w:rPr>
-            <w:color w:val="0000EE"/>
-            <w:u w:val="single"/>
-          </w:rPr>
-          <w:t>出埃及記13:21</w:t>
-        </w:r>
-      </w:hyperlink>
-      <w:r>
-        <w:rPr>
-          <w:lang w:val="zh_TW" w:bidi="zh_TW"/>
-        </w:rPr>
-        <w:t>；</w:t>
-      </w:r>
-      <w:hyperlink r:id="rId60">
-        <w:r>
-          <w:rPr>
-            <w:lang w:val="zh_TW" w:bidi="zh_TW"/>
-          </w:rPr>
-          <w:rPr>
-            <w:color w:val="0000EE"/>
-            <w:u w:val="single"/>
-          </w:rPr>
-          <w:t>民數記14:14</w:t>
-        </w:r>
-      </w:hyperlink>
-      <w:r>
-        <w:rPr>
-          <w:lang w:val="zh_TW" w:bidi="zh_TW"/>
-        </w:rPr>
-        <w:t>）</w:t>
-      </w:r>
-    </w:p>
-    <w:p>
-      <w:pPr>
-        <w:pStyle w:val="ListBullet"/>
-        <w:spacing w:line="240" w:lineRule="auto"/>
-        <w:ind w:left="720"/>
-      </w:pPr>
-      <w:r>
-        <w:rPr>
-          <w:lang w:val="zh_TW" w:bidi="zh_TW"/>
-        </w:rPr>
-      </w:r>
-      <w:r>
-        <w:rPr>
-          <w:lang w:val="zh_TW" w:bidi="zh_TW"/>
-        </w:rPr>
-        <w:t>雲彩、雲柱（</w:t>
-      </w:r>
-      <w:hyperlink r:id="rId62">
-        <w:r>
-          <w:rPr>
-            <w:lang w:val="zh_TW" w:bidi="zh_TW"/>
-          </w:rPr>
-          <w:rPr>
-            <w:color w:val="0000EE"/>
-            <w:u w:val="single"/>
-          </w:rPr>
-          <w:t>出埃及記40:34–35</w:t>
-        </w:r>
-      </w:hyperlink>
-      <w:r>
-        <w:rPr>
-          <w:lang w:val="zh_TW" w:bidi="zh_TW"/>
-        </w:rPr>
-        <w:t>；</w:t>
-      </w:r>
-      <w:hyperlink r:id="rId63">
-        <w:r>
-          <w:rPr>
-            <w:lang w:val="zh_TW" w:bidi="zh_TW"/>
-          </w:rPr>
-          <w:rPr>
-            <w:color w:val="0000EE"/>
-            <w:u w:val="single"/>
-          </w:rPr>
-          <w:t>申命記1:33</w:t>
-        </w:r>
-      </w:hyperlink>
-      <w:r>
-        <w:rPr>
-          <w:lang w:val="zh_TW" w:bidi="zh_TW"/>
-        </w:rPr>
-        <w:t>）</w:t>
-      </w:r>
-    </w:p>
-    <w:p>
-      <w:pPr>
-        <w:pStyle w:val="ListBullet"/>
-        <w:spacing w:line="240" w:lineRule="auto"/>
-        <w:ind w:left="720"/>
-      </w:pPr>
-      <w:r>
-        <w:rPr>
-          <w:lang w:val="zh_TW" w:bidi="zh_TW"/>
-        </w:rPr>
-      </w:r>
-      <w:r>
-        <w:rPr>
-          <w:lang w:val="zh_TW" w:bidi="zh_TW"/>
-        </w:rPr>
-        <w:t>火柱、火焰（</w:t>
-      </w:r>
-      <w:hyperlink r:id="rId63">
-        <w:r>
-          <w:rPr>
-            <w:lang w:val="zh_TW" w:bidi="zh_TW"/>
-          </w:rPr>
-          <w:rPr>
-            <w:color w:val="0000EE"/>
-            <w:u w:val="single"/>
-          </w:rPr>
-          <w:t>申命記1:33</w:t>
-        </w:r>
-      </w:hyperlink>
-      <w:r>
-        <w:rPr>
-          <w:lang w:val="zh_TW" w:bidi="zh_TW"/>
-        </w:rPr>
-        <w:t>、</w:t>
-      </w:r>
-      <w:hyperlink r:id="rId64">
-        <w:r>
-          <w:rPr>
-            <w:lang w:val="zh_TW" w:bidi="zh_TW"/>
-          </w:rPr>
-          <w:rPr>
-            <w:color w:val="0000EE"/>
-            <w:u w:val="single"/>
-          </w:rPr>
-          <w:t>4:12</w:t>
-        </w:r>
-      </w:hyperlink>
-      <w:r>
-        <w:rPr>
-          <w:lang w:val="zh_TW" w:bidi="zh_TW"/>
-        </w:rPr>
-        <w:t>）</w:t>
-      </w:r>
-    </w:p>
-    <w:p>
-      <w:pPr>
-        <w:pStyle w:val="Heading3"/>
-      </w:pPr>
-      <w:r>
-        <w:rPr>
-          <w:lang w:val="zh_TW" w:bidi="zh_TW"/>
-        </w:rPr>
-        <w:t>舍吉拿（Shekinah）的概念</w:t>
+        <w:t>婚姻是一種在兩個家庭之間的盟約或聯盟。因此，婚姻將他們聯合起來，通過擴展親緣關係來增加群體的規模。在這個社會中，無論親屬關係多麼疏離，人們都會毫不猶豫地承擔其親屬的責任，這一點非常重要。盟約的概念也可能具有政治色彩，例如所羅門與埃及公主的婚姻（</w:t>
+      </w:r>
+      <w:hyperlink r:id="rId68">
+        <w:r>
+          <w:rPr>
+            <w:lang w:val="zh_TW" w:bidi="zh_TW"/>
+          </w:rPr>
+          <w:rPr>
+            <w:color w:val="0000EE"/>
+            <w:u w:val="single"/>
+          </w:rPr>
+          <w:t>王上11:1</w:t>
+        </w:r>
+      </w:hyperlink>
+      <w:r>
+        <w:rPr>
+          <w:lang w:val="zh_TW" w:bidi="zh_TW"/>
+        </w:rPr>
+        <w:t>）或以色列的亞哈與泰爾的耶洗別的婚姻（</w:t>
+      </w:r>
+      <w:hyperlink r:id="rId69">
+        <w:r>
+          <w:rPr>
+            <w:lang w:val="zh_TW" w:bidi="zh_TW"/>
+          </w:rPr>
+          <w:rPr>
+            <w:color w:val="0000EE"/>
+            <w:u w:val="single"/>
+          </w:rPr>
+          <w:t>16:31</w:t>
+        </w:r>
+      </w:hyperlink>
+      <w:r>
+        <w:rPr>
+          <w:lang w:val="zh_TW" w:bidi="zh_TW"/>
+        </w:rPr>
+        <w:t>）。</w:t>
       </w:r>
     </w:p>
     <w:p>
@@ -1919,18 +1577,25 @@
         <w:rPr>
           <w:lang w:val="zh_TW" w:bidi="zh_TW"/>
         </w:rPr>
-        <w:t>雖然聖經沒有使用「Shekinah」這個詞，但這個詞經常在基督教神學中用來描述雲和神的其它顯現（theophanies）。「Shekinah」來自猶太教文獻，指的是神的可見榮耀。</w:t>
-      </w:r>
-    </w:p>
-    <w:p>
-      <w:pPr>
-        <w:pStyle w:val="Heading3"/>
-      </w:pPr>
-      <w:r>
-        <w:rPr>
-          <w:lang w:val="zh_TW" w:bidi="zh_TW"/>
-        </w:rPr>
-        <w:t>（神顯現時）雲的作用</w:t>
+        <w:t>盟約的簽訂包括禮物的餽贈，這確立了贈與者和新娘的財富和地位（</w:t>
+      </w:r>
+      <w:hyperlink r:id="rId70">
+        <w:r>
+          <w:rPr>
+            <w:lang w:val="zh_TW" w:bidi="zh_TW"/>
+          </w:rPr>
+          <w:rPr>
+            <w:color w:val="0000EE"/>
+            <w:u w:val="single"/>
+          </w:rPr>
+          <w:t>創34:12</w:t>
+        </w:r>
+      </w:hyperlink>
+      <w:r>
+        <w:rPr>
+          <w:lang w:val="zh_TW" w:bidi="zh_TW"/>
+        </w:rPr>
+        <w:t>）。在古代的近東，人們認為禮物的餽贈也包含了贈與者的一部分，因此贈與者實際上是在獻上部分的自己。這份為盟約蓋上印記的禮物也確立了贈與者對新娘的權柄。</w:t>
       </w:r>
     </w:p>
     <w:p>
@@ -1944,88 +1609,72 @@
         <w:rPr>
           <w:lang w:val="zh_TW" w:bidi="zh_TW"/>
         </w:rPr>
-        <w:t>雲有不同的作用，都是神臨在的可見表達：</w:t>
-      </w:r>
-    </w:p>
-    <w:p>
-      <w:pPr>
-        <w:pStyle w:val="ListNumber"/>
-        <w:numPr>
-          <w:ilvl w:val="0"/>
-          <w:numId w:val="14"/>
-        </w:numPr>
-        <w:spacing w:line="240" w:lineRule="auto"/>
-        <w:ind w:left="720"/>
-      </w:pPr>
-      <w:r>
-        <w:rPr>
-          <w:lang w:val="zh_TW" w:bidi="zh_TW"/>
-        </w:rPr>
-      </w:r>
-      <w:r>
-        <w:rPr>
-          <w:lang w:val="zh_TW" w:bidi="zh_TW"/>
-        </w:rPr>
-        <w:t>雲彩充滿了會幕，日夜都停留在那裡，彰顯神的同在（</w:t>
-      </w:r>
-      <w:hyperlink r:id="rId65">
-        <w:r>
-          <w:rPr>
-            <w:lang w:val="zh_TW" w:bidi="zh_TW"/>
-          </w:rPr>
-          <w:rPr>
-            <w:color w:val="0000EE"/>
-            <w:u w:val="single"/>
-          </w:rPr>
-          <w:t>出埃及記40:34–38</w:t>
-        </w:r>
-      </w:hyperlink>
-      <w:r>
-        <w:rPr>
-          <w:lang w:val="zh_TW" w:bidi="zh_TW"/>
-        </w:rPr>
-        <w:t>）。神在贖罪日</w:t>
-      </w:r>
-      <w:r>
-        <w:rPr>
-          <w:lang w:val="zh_TW" w:bidi="zh_TW"/>
-        </w:rPr>
-        <w:t>從雲中顯現</w:t>
-      </w:r>
-      <w:r>
-        <w:rPr>
-          <w:lang w:val="zh_TW" w:bidi="zh_TW"/>
-        </w:rPr>
-        <w:t>（</w:t>
-      </w:r>
-      <w:hyperlink r:id="rId66">
-        <w:r>
-          <w:rPr>
-            <w:lang w:val="zh_TW" w:bidi="zh_TW"/>
-          </w:rPr>
-          <w:rPr>
-            <w:color w:val="0000EE"/>
-            <w:u w:val="single"/>
-          </w:rPr>
-          <w:t>利未記16:2</w:t>
-        </w:r>
-      </w:hyperlink>
-      <w:r>
-        <w:rPr>
-          <w:lang w:val="zh_TW" w:bidi="zh_TW"/>
-        </w:rPr>
-        <w:t>）。獻殿時，雲表明神接納神殿作為祂的居所（</w:t>
-      </w:r>
-      <w:hyperlink r:id="rId67">
-        <w:r>
-          <w:rPr>
-            <w:lang w:val="zh_TW" w:bidi="zh_TW"/>
-          </w:rPr>
-          <w:rPr>
-            <w:color w:val="0000EE"/>
-            <w:u w:val="single"/>
-          </w:rPr>
-          <w:t>列王紀上8:10–11</w:t>
+        <w:t>婚姻程序的下一個階段則是訂婚。訂婚這個詞首先在</w:t>
+      </w:r>
+      <w:hyperlink r:id="rId71">
+        <w:r>
+          <w:rPr>
+            <w:lang w:val="zh_TW" w:bidi="zh_TW"/>
+          </w:rPr>
+          <w:rPr>
+            <w:color w:val="0000EE"/>
+            <w:u w:val="single"/>
+          </w:rPr>
+          <w:t>出埃及記二十二章16節</w:t>
+        </w:r>
+      </w:hyperlink>
+      <w:r>
+        <w:rPr>
+          <w:lang w:val="zh_TW" w:bidi="zh_TW"/>
+        </w:rPr>
+        <w:t>中出現，這個術語在申命記中多次使用（</w:t>
+      </w:r>
+      <w:hyperlink r:id="rId72">
+        <w:r>
+          <w:rPr>
+            <w:lang w:val="zh_TW" w:bidi="zh_TW"/>
+          </w:rPr>
+          <w:rPr>
+            <w:color w:val="0000EE"/>
+            <w:u w:val="single"/>
+          </w:rPr>
+          <w:t>申20:7</w:t>
+        </w:r>
+      </w:hyperlink>
+      <w:r>
+        <w:rPr>
+          <w:lang w:val="zh_TW" w:bidi="zh_TW"/>
+        </w:rPr>
+        <w:t>，</w:t>
+      </w:r>
+      <w:hyperlink r:id="rId73">
+        <w:r>
+          <w:rPr>
+            <w:lang w:val="zh_TW" w:bidi="zh_TW"/>
+          </w:rPr>
+          <w:rPr>
+            <w:color w:val="0000EE"/>
+            <w:u w:val="single"/>
+          </w:rPr>
+          <w:t>22:23–24</w:t>
+        </w:r>
+      </w:hyperlink>
+      <w:r>
+        <w:rPr>
+          <w:lang w:val="zh_TW" w:bidi="zh_TW"/>
+        </w:rPr>
+        <w:t>）。訂婚具有婚姻的法律地位（</w:t>
+      </w:r>
+      <w:hyperlink r:id="rId74">
+        <w:r>
+          <w:rPr>
+            <w:lang w:val="zh_TW" w:bidi="zh_TW"/>
+          </w:rPr>
+          <w:rPr>
+            <w:color w:val="0000EE"/>
+            <w:u w:val="single"/>
+          </w:rPr>
+          <w:t>申28:30</w:t>
         </w:r>
       </w:hyperlink>
       <w:r>
@@ -2034,16 +1683,106 @@
         </w:rPr>
         <w:t>；</w:t>
       </w:r>
-      <w:hyperlink r:id="rId68">
-        <w:r>
-          <w:rPr>
-            <w:lang w:val="zh_TW" w:bidi="zh_TW"/>
-          </w:rPr>
-          <w:rPr>
-            <w:color w:val="0000EE"/>
-            <w:u w:val="single"/>
-          </w:rPr>
-          <w:t>歷代志下5:13–14</w:t>
+      <w:hyperlink r:id="rId75">
+        <w:r>
+          <w:rPr>
+            <w:lang w:val="zh_TW" w:bidi="zh_TW"/>
+          </w:rPr>
+          <w:rPr>
+            <w:color w:val="0000EE"/>
+            <w:u w:val="single"/>
+          </w:rPr>
+          <w:t>撒下3:14</w:t>
+        </w:r>
+      </w:hyperlink>
+      <w:r>
+        <w:rPr>
+          <w:lang w:val="zh_TW" w:bidi="zh_TW"/>
+        </w:rPr>
+        <w:t>），根據申命記的法律，任何侵犯已訂婚處女的人將被石頭砸死，因為侵犯了鄰居的「妻子」（</w:t>
+      </w:r>
+      <w:hyperlink r:id="rId73">
+        <w:r>
+          <w:rPr>
+            <w:lang w:val="zh_TW" w:bidi="zh_TW"/>
+          </w:rPr>
+          <w:rPr>
+            <w:color w:val="0000EE"/>
+            <w:u w:val="single"/>
+          </w:rPr>
+          <w:t>申22:23–24</w:t>
+        </w:r>
+      </w:hyperlink>
+      <w:r>
+        <w:rPr>
+          <w:lang w:val="zh_TW" w:bidi="zh_TW"/>
+        </w:rPr>
+        <w:t>）。訂婚的意義涉及取得所有資產，其方式類似於接受貢品。然而，訂婚婦女和嫁人為妻之間仍有區別（</w:t>
+      </w:r>
+      <w:hyperlink r:id="rId72">
+        <w:r>
+          <w:rPr>
+            <w:lang w:val="zh_TW" w:bidi="zh_TW"/>
+          </w:rPr>
+          <w:rPr>
+            <w:color w:val="0000EE"/>
+            <w:u w:val="single"/>
+          </w:rPr>
+          <w:t>20:7</w:t>
+        </w:r>
+      </w:hyperlink>
+      <w:r>
+        <w:rPr>
+          <w:lang w:val="zh_TW" w:bidi="zh_TW"/>
+        </w:rPr>
+        <w:t>）。在訂婚期間，準新郎免於服兵役。訂婚被認為是永久正式關係的一部份（</w:t>
+      </w:r>
+      <w:hyperlink r:id="rId76">
+        <w:r>
+          <w:rPr>
+            <w:lang w:val="zh_TW" w:bidi="zh_TW"/>
+          </w:rPr>
+          <w:rPr>
+            <w:color w:val="0000EE"/>
+            <w:u w:val="single"/>
+          </w:rPr>
+          <w:t>太1:18</w:t>
+        </w:r>
+      </w:hyperlink>
+      <w:r>
+        <w:rPr>
+          <w:lang w:val="zh_TW" w:bidi="zh_TW"/>
+        </w:rPr>
+        <w:t>；</w:t>
+      </w:r>
+      <w:hyperlink r:id="rId77">
+        <w:r>
+          <w:rPr>
+            <w:lang w:val="zh_TW" w:bidi="zh_TW"/>
+          </w:rPr>
+          <w:rPr>
+            <w:color w:val="0000EE"/>
+            <w:u w:val="single"/>
+          </w:rPr>
+          <w:t>路1:27</w:t>
+        </w:r>
+      </w:hyperlink>
+      <w:r>
+        <w:rPr>
+          <w:lang w:val="zh_TW" w:bidi="zh_TW"/>
+        </w:rPr>
+        <w:t>，</w:t>
+      </w:r>
+      <w:hyperlink r:id="rId78">
+        <w:r>
+          <w:rPr>
+            <w:lang w:val="zh_TW" w:bidi="zh_TW"/>
+          </w:rPr>
+          <w:rPr>
+            <w:color w:val="0000EE"/>
+            <w:u w:val="single"/>
+          </w:rPr>
+          <w:t>2:5</w:t>
         </w:r>
       </w:hyperlink>
       <w:r>
@@ -2051,431 +1790,6 @@
           <w:lang w:val="zh_TW" w:bidi="zh_TW"/>
         </w:rPr>
         <w:t>）。</w:t>
-      </w:r>
-    </w:p>
-    <w:p>
-      <w:pPr>
-        <w:pStyle w:val="ListNumber"/>
-        <w:spacing w:line="240" w:lineRule="auto"/>
-        <w:ind w:left="720"/>
-      </w:pPr>
-      <w:r>
-        <w:rPr>
-          <w:lang w:val="zh_TW" w:bidi="zh_TW"/>
-        </w:rPr>
-      </w:r>
-      <w:r>
-        <w:rPr>
-          <w:lang w:val="zh_TW" w:bidi="zh_TW"/>
-        </w:rPr>
-        <w:t>雲柱在出埃及期間保護了以色列。雲柱位於埃及軍隊和以色列軍隊之間，給埃及人帶來黑暗，給以色列人帶來光明（</w:t>
-      </w:r>
-      <w:hyperlink r:id="rId69">
-        <w:r>
-          <w:rPr>
-            <w:lang w:val="zh_TW" w:bidi="zh_TW"/>
-          </w:rPr>
-          <w:rPr>
-            <w:color w:val="0000EE"/>
-            <w:u w:val="single"/>
-          </w:rPr>
-          <w:t>出埃及記14:19–20</w:t>
-        </w:r>
-      </w:hyperlink>
-      <w:r>
-        <w:rPr>
-          <w:lang w:val="zh_TW" w:bidi="zh_TW"/>
-        </w:rPr>
-        <w:t>）。詩篇作者紀念神「</w:t>
-      </w:r>
-      <w:r>
-        <w:rPr>
-          <w:lang w:val="zh_TW" w:bidi="zh_TW"/>
-        </w:rPr>
-        <w:t>鋪張雲彩當遮蓋， 夜間使火光照</w:t>
-      </w:r>
-      <w:r>
-        <w:rPr>
-          <w:lang w:val="zh_TW" w:bidi="zh_TW"/>
-        </w:rPr>
-        <w:t>」（</w:t>
-      </w:r>
-      <w:hyperlink r:id="rId70">
-        <w:r>
-          <w:rPr>
-            <w:lang w:val="zh_TW" w:bidi="zh_TW"/>
-          </w:rPr>
-          <w:rPr>
-            <w:color w:val="0000EE"/>
-            <w:u w:val="single"/>
-          </w:rPr>
-          <w:t>詩篇105:39</w:t>
-        </w:r>
-      </w:hyperlink>
-      <w:r>
-        <w:rPr>
-          <w:lang w:val="zh_TW" w:bidi="zh_TW"/>
-        </w:rPr>
-        <w:t>）。</w:t>
-      </w:r>
-    </w:p>
-    <w:p>
-      <w:pPr>
-        <w:pStyle w:val="ListNumber"/>
-        <w:spacing w:line="240" w:lineRule="auto"/>
-        <w:ind w:left="720"/>
-      </w:pPr>
-      <w:r>
-        <w:rPr>
-          <w:lang w:val="zh_TW" w:bidi="zh_TW"/>
-        </w:rPr>
-      </w:r>
-      <w:r>
-        <w:rPr>
-          <w:lang w:val="zh_TW" w:bidi="zh_TW"/>
-        </w:rPr>
-        <w:t>雲柱在以色列人穿越曠野的旅程中引導他們。「日間，耶和華在雲柱中領他們的路；夜間，在火柱中光照他們，使他們日夜都可以行走。日間雲柱，夜間火柱，總不離開百姓的面前。」（</w:t>
-      </w:r>
-      <w:hyperlink r:id="rId71">
-        <w:r>
-          <w:rPr>
-            <w:lang w:val="zh_TW" w:bidi="zh_TW"/>
-          </w:rPr>
-          <w:rPr>
-            <w:color w:val="0000EE"/>
-            <w:u w:val="single"/>
-          </w:rPr>
-          <w:t>出埃及記13:21–22</w:t>
-        </w:r>
-      </w:hyperlink>
-      <w:r>
-        <w:rPr>
-          <w:lang w:val="zh_TW" w:bidi="zh_TW"/>
-        </w:rPr>
-        <w:t>）。</w:t>
-      </w:r>
-      <w:r>
-        <w:rPr>
-          <w:lang w:val="zh_TW" w:bidi="zh_TW"/>
-        </w:rPr>
-        <w:t>雲彩幾時從帳幕收上去， 以色列人就幾時起行；雲彩在哪裏停住， 以色列人就在那裏安營</w:t>
-      </w:r>
-      <w:r>
-        <w:rPr>
-          <w:lang w:val="zh_TW" w:bidi="zh_TW"/>
-        </w:rPr>
-        <w:t>（</w:t>
-      </w:r>
-      <w:hyperlink r:id="rId72">
-        <w:r>
-          <w:rPr>
-            <w:lang w:val="zh_TW" w:bidi="zh_TW"/>
-          </w:rPr>
-          <w:rPr>
-            <w:color w:val="0000EE"/>
-            <w:u w:val="single"/>
-          </w:rPr>
-          <w:t>民數記9:17</w:t>
-        </w:r>
-      </w:hyperlink>
-      <w:r>
-        <w:rPr>
-          <w:lang w:val="zh_TW" w:bidi="zh_TW"/>
-        </w:rPr>
-        <w:t>）。儘管百姓犯罪，神仍繼續引導他們（</w:t>
-      </w:r>
-      <w:hyperlink r:id="rId63">
-        <w:r>
-          <w:rPr>
-            <w:lang w:val="zh_TW" w:bidi="zh_TW"/>
-          </w:rPr>
-          <w:rPr>
-            <w:color w:val="0000EE"/>
-            <w:u w:val="single"/>
-          </w:rPr>
-          <w:t>申命記1:33</w:t>
-        </w:r>
-      </w:hyperlink>
-      <w:r>
-        <w:rPr>
-          <w:lang w:val="zh_TW" w:bidi="zh_TW"/>
-        </w:rPr>
-        <w:t>）。後來的世代記得神晝夜都引導他們（</w:t>
-      </w:r>
-      <w:hyperlink r:id="rId73">
-        <w:r>
-          <w:rPr>
-            <w:lang w:val="zh_TW" w:bidi="zh_TW"/>
-          </w:rPr>
-          <w:rPr>
-            <w:color w:val="0000EE"/>
-            <w:u w:val="single"/>
-          </w:rPr>
-          <w:t>尼希米記9:12、19</w:t>
-        </w:r>
-      </w:hyperlink>
-      <w:r>
-        <w:rPr>
-          <w:lang w:val="zh_TW" w:bidi="zh_TW"/>
-        </w:rPr>
-        <w:t>；</w:t>
-      </w:r>
-      <w:hyperlink r:id="rId74">
-        <w:r>
-          <w:rPr>
-            <w:lang w:val="zh_TW" w:bidi="zh_TW"/>
-          </w:rPr>
-          <w:rPr>
-            <w:color w:val="0000EE"/>
-            <w:u w:val="single"/>
-          </w:rPr>
-          <w:t>詩篇78:14</w:t>
-        </w:r>
-      </w:hyperlink>
-      <w:r>
-        <w:rPr>
-          <w:lang w:val="zh_TW" w:bidi="zh_TW"/>
-        </w:rPr>
-        <w:t>）。</w:t>
-      </w:r>
-    </w:p>
-    <w:p>
-      <w:pPr>
-        <w:pStyle w:val="ListNumber"/>
-        <w:spacing w:line="240" w:lineRule="auto"/>
-        <w:ind w:left="720"/>
-      </w:pPr>
-      <w:r>
-        <w:rPr>
-          <w:lang w:val="zh_TW" w:bidi="zh_TW"/>
-        </w:rPr>
-      </w:r>
-      <w:r>
-        <w:rPr>
-          <w:lang w:val="zh_TW" w:bidi="zh_TW"/>
-        </w:rPr>
-        <w:t>神在雲柱中說話（</w:t>
-      </w:r>
-      <w:hyperlink r:id="rId75">
-        <w:r>
-          <w:rPr>
-            <w:lang w:val="zh_TW" w:bidi="zh_TW"/>
-          </w:rPr>
-          <w:rPr>
-            <w:color w:val="0000EE"/>
-            <w:u w:val="single"/>
-          </w:rPr>
-          <w:t>詩篇99:7</w:t>
-        </w:r>
-      </w:hyperlink>
-      <w:r>
-        <w:rPr>
-          <w:lang w:val="zh_TW" w:bidi="zh_TW"/>
-        </w:rPr>
-        <w:t>）。在百姓悖逆的時刻（</w:t>
-      </w:r>
-      <w:hyperlink r:id="rId76">
-        <w:r>
-          <w:rPr>
-            <w:lang w:val="zh_TW" w:bidi="zh_TW"/>
-          </w:rPr>
-          <w:rPr>
-            <w:color w:val="0000EE"/>
-            <w:u w:val="single"/>
-          </w:rPr>
-          <w:t>出埃及記16:10</w:t>
-        </w:r>
-      </w:hyperlink>
-      <w:r>
-        <w:rPr>
-          <w:lang w:val="zh_TW" w:bidi="zh_TW"/>
-        </w:rPr>
-        <w:t>；</w:t>
-      </w:r>
-      <w:hyperlink r:id="rId77">
-        <w:r>
-          <w:rPr>
-            <w:lang w:val="zh_TW" w:bidi="zh_TW"/>
-          </w:rPr>
-          <w:rPr>
-            <w:color w:val="0000EE"/>
-            <w:u w:val="single"/>
-          </w:rPr>
-          <w:t>民數記14:10</w:t>
-        </w:r>
-      </w:hyperlink>
-      <w:r>
-        <w:rPr>
-          <w:lang w:val="zh_TW" w:bidi="zh_TW"/>
-        </w:rPr>
-        <w:t>，</w:t>
-      </w:r>
-      <w:hyperlink r:id="rId78">
-        <w:r>
-          <w:rPr>
-            <w:lang w:val="zh_TW" w:bidi="zh_TW"/>
-          </w:rPr>
-          <w:rPr>
-            <w:color w:val="0000EE"/>
-            <w:u w:val="single"/>
-          </w:rPr>
-          <w:t>16:42–43</w:t>
-        </w:r>
-      </w:hyperlink>
-      <w:r>
-        <w:rPr>
-          <w:lang w:val="zh_TW" w:bidi="zh_TW"/>
-        </w:rPr>
-        <w:t>），當亞倫和米利暗與摩西爭吵時（</w:t>
-      </w:r>
-      <w:hyperlink r:id="rId79">
-        <w:r>
-          <w:rPr>
-            <w:lang w:val="zh_TW" w:bidi="zh_TW"/>
-          </w:rPr>
-          <w:rPr>
-            <w:color w:val="0000EE"/>
-            <w:u w:val="single"/>
-          </w:rPr>
-          <w:t>民數記12:1–15</w:t>
-        </w:r>
-      </w:hyperlink>
-      <w:r>
-        <w:rPr>
-          <w:lang w:val="zh_TW" w:bidi="zh_TW"/>
-        </w:rPr>
-        <w:t>），以及揀選七十位長老時，祂在西奈的密雲中說話（</w:t>
-      </w:r>
-      <w:hyperlink r:id="rId80">
-        <w:r>
-          <w:rPr>
-            <w:lang w:val="zh_TW" w:bidi="zh_TW"/>
-          </w:rPr>
-          <w:rPr>
-            <w:color w:val="0000EE"/>
-            <w:u w:val="single"/>
-          </w:rPr>
-          <w:t>出埃及記19:9、16</w:t>
-        </w:r>
-      </w:hyperlink>
-      <w:r>
-        <w:rPr>
-          <w:lang w:val="zh_TW" w:bidi="zh_TW"/>
-        </w:rPr>
-        <w:t>；</w:t>
-      </w:r>
-      <w:hyperlink r:id="rId81">
-        <w:r>
-          <w:rPr>
-            <w:lang w:val="zh_TW" w:bidi="zh_TW"/>
-          </w:rPr>
-          <w:rPr>
-            <w:color w:val="0000EE"/>
-            <w:u w:val="single"/>
-          </w:rPr>
-          <w:t>34:1–25</w:t>
-        </w:r>
-      </w:hyperlink>
-      <w:r>
-        <w:rPr>
-          <w:lang w:val="zh_TW" w:bidi="zh_TW"/>
-        </w:rPr>
-        <w:t>；</w:t>
-      </w:r>
-      <w:hyperlink r:id="rId82">
-        <w:r>
-          <w:rPr>
-            <w:lang w:val="zh_TW" w:bidi="zh_TW"/>
-          </w:rPr>
-          <w:rPr>
-            <w:color w:val="0000EE"/>
-            <w:u w:val="single"/>
-          </w:rPr>
-          <w:t>申命記4:11–12</w:t>
-        </w:r>
-      </w:hyperlink>
-      <w:r>
-        <w:rPr>
-          <w:lang w:val="zh_TW" w:bidi="zh_TW"/>
-        </w:rPr>
-        <w:t>，</w:t>
-      </w:r>
-      <w:hyperlink r:id="rId83">
-        <w:r>
-          <w:rPr>
-            <w:lang w:val="zh_TW" w:bidi="zh_TW"/>
-          </w:rPr>
-          <w:rPr>
-            <w:color w:val="0000EE"/>
-            <w:u w:val="single"/>
-          </w:rPr>
-          <w:t>5:22</w:t>
-        </w:r>
-      </w:hyperlink>
-      <w:r>
-        <w:rPr>
-          <w:lang w:val="zh_TW" w:bidi="zh_TW"/>
-        </w:rPr>
-        <w:t>）。只有摩西能直接聽到神的話，當摩西進會幕時，「</w:t>
-      </w:r>
-      <w:r>
-        <w:rPr>
-          <w:lang w:val="zh_TW" w:bidi="zh_TW"/>
-        </w:rPr>
-        <w:t>雲柱降下來，立在 會幕的門前， 耶和華便與 摩西說話</w:t>
-      </w:r>
-      <w:r>
-        <w:rPr>
-          <w:lang w:val="zh_TW" w:bidi="zh_TW"/>
-        </w:rPr>
-        <w:t>」（</w:t>
-      </w:r>
-      <w:hyperlink r:id="rId84">
-        <w:r>
-          <w:rPr>
-            <w:lang w:val="zh_TW" w:bidi="zh_TW"/>
-          </w:rPr>
-          <w:rPr>
-            <w:color w:val="0000EE"/>
-            <w:u w:val="single"/>
-          </w:rPr>
-          <w:t>出埃及記33:9</w:t>
-        </w:r>
-      </w:hyperlink>
-      <w:r>
-        <w:rPr>
-          <w:lang w:val="zh_TW" w:bidi="zh_TW"/>
-        </w:rPr>
-        <w:t>）。摩西去世時，神出現在雲柱中談及民族的未來（</w:t>
-      </w:r>
-      <w:hyperlink r:id="rId85">
-        <w:r>
-          <w:rPr>
-            <w:lang w:val="zh_TW" w:bidi="zh_TW"/>
-          </w:rPr>
-          <w:rPr>
-            <w:color w:val="0000EE"/>
-            <w:u w:val="single"/>
-          </w:rPr>
-          <w:t>申命記31:14–29</w:t>
-        </w:r>
-      </w:hyperlink>
-      <w:r>
-        <w:rPr>
-          <w:lang w:val="zh_TW" w:bidi="zh_TW"/>
-        </w:rPr>
-        <w:t>）。</w:t>
-      </w:r>
-    </w:p>
-    <w:p>
-      <w:pPr>
-        <w:pStyle w:val="Heading3"/>
-      </w:pPr>
-      <w:r>
-        <w:rPr>
-          <w:lang w:val="zh_TW" w:bidi="zh_TW"/>
-        </w:rPr>
-        <w:t>類似的神顯現</w:t>
       </w:r>
     </w:p>
     <w:p>
@@ -2489,337 +1803,25 @@
         <w:rPr>
           <w:lang w:val="zh_TW" w:bidi="zh_TW"/>
         </w:rPr>
-        <w:t>神的其他顯現與雲、火和光有關：</w:t>
-      </w:r>
-    </w:p>
-    <w:p>
-      <w:pPr>
-        <w:pStyle w:val="ListBullet"/>
-        <w:spacing w:line="240" w:lineRule="auto"/>
-        <w:ind w:left="720"/>
-      </w:pPr>
-      <w:r>
-        <w:rPr>
-          <w:lang w:val="zh_TW" w:bidi="zh_TW"/>
-        </w:rPr>
-      </w:r>
-      <w:r>
-        <w:rPr>
-          <w:lang w:val="zh_TW" w:bidi="zh_TW"/>
-        </w:rPr>
-        <w:t>以西結看見一朵大雲，</w:t>
-      </w:r>
-      <w:r>
-        <w:rPr>
-          <w:lang w:val="zh_TW" w:bidi="zh_TW"/>
-        </w:rPr>
-        <w:t>包括閃爍火，周圍有光輝</w:t>
-      </w:r>
-      <w:r>
-        <w:rPr>
-          <w:lang w:val="zh_TW" w:bidi="zh_TW"/>
-        </w:rPr>
-        <w:t>（</w:t>
-      </w:r>
-      <w:hyperlink r:id="rId86">
-        <w:r>
-          <w:rPr>
-            <w:lang w:val="zh_TW" w:bidi="zh_TW"/>
-          </w:rPr>
-          <w:rPr>
-            <w:color w:val="0000EE"/>
-            <w:u w:val="single"/>
-          </w:rPr>
-          <w:t>以西結書1:4</w:t>
-        </w:r>
-      </w:hyperlink>
-      <w:r>
-        <w:rPr>
-          <w:lang w:val="zh_TW" w:bidi="zh_TW"/>
-        </w:rPr>
-        <w:t>）。在雲中，他看見火、服事神的活物、神的寶座和神的同在（</w:t>
-      </w:r>
-      <w:hyperlink r:id="rId87">
-        <w:r>
-          <w:rPr>
-            <w:lang w:val="zh_TW" w:bidi="zh_TW"/>
-          </w:rPr>
-          <w:rPr>
-            <w:color w:val="0000EE"/>
-            <w:u w:val="single"/>
-          </w:rPr>
-          <w:t>以西結書1:5–28</w:t>
-        </w:r>
-      </w:hyperlink>
-      <w:r>
-        <w:rPr>
-          <w:lang w:val="zh_TW" w:bidi="zh_TW"/>
-        </w:rPr>
-        <w:t>）。他也看見神的榮耀離開，後來又回到聖殿（</w:t>
-      </w:r>
-      <w:hyperlink r:id="rId88">
-        <w:r>
-          <w:rPr>
-            <w:lang w:val="zh_TW" w:bidi="zh_TW"/>
-          </w:rPr>
-          <w:rPr>
-            <w:color w:val="0000EE"/>
-            <w:u w:val="single"/>
-          </w:rPr>
-          <w:t>以西結書10</w:t>
-        </w:r>
-      </w:hyperlink>
-      <w:r>
-        <w:rPr>
-          <w:lang w:val="zh_TW" w:bidi="zh_TW"/>
-        </w:rPr>
-        <w:t>，</w:t>
-      </w:r>
-      <w:hyperlink r:id="rId89">
-        <w:r>
-          <w:rPr>
-            <w:lang w:val="zh_TW" w:bidi="zh_TW"/>
-          </w:rPr>
-          <w:rPr>
-            <w:color w:val="0000EE"/>
-            <w:u w:val="single"/>
-          </w:rPr>
-          <w:t>43</w:t>
-        </w:r>
-      </w:hyperlink>
-      <w:r>
-        <w:rPr>
-          <w:lang w:val="zh_TW" w:bidi="zh_TW"/>
-        </w:rPr>
-        <w:t>）。</w:t>
-      </w:r>
-    </w:p>
-    <w:p>
-      <w:pPr>
-        <w:pStyle w:val="ListBullet"/>
-        <w:spacing w:line="240" w:lineRule="auto"/>
-        <w:ind w:left="720"/>
-      </w:pPr>
-      <w:r>
-        <w:rPr>
-          <w:lang w:val="zh_TW" w:bidi="zh_TW"/>
-        </w:rPr>
-      </w:r>
-      <w:r>
-        <w:rPr>
-          <w:lang w:val="zh_TW" w:bidi="zh_TW"/>
-        </w:rPr>
-        <w:t>但以理看見「</w:t>
-      </w:r>
-      <w:r>
-        <w:rPr>
-          <w:lang w:val="zh_TW" w:bidi="zh_TW"/>
-        </w:rPr>
-        <w:t>一位像人子的， 駕着天雲而來</w:t>
-      </w:r>
-      <w:r>
-        <w:rPr>
-          <w:lang w:val="zh_TW" w:bidi="zh_TW"/>
-        </w:rPr>
-        <w:t>」，領受權柄、榮耀和能力（</w:t>
-      </w:r>
-      <w:hyperlink r:id="rId90">
-        <w:r>
-          <w:rPr>
-            <w:lang w:val="zh_TW" w:bidi="zh_TW"/>
-          </w:rPr>
-          <w:rPr>
-            <w:color w:val="0000EE"/>
-            <w:u w:val="single"/>
-          </w:rPr>
-          <w:t>但以理書7:13</w:t>
-        </w:r>
-      </w:hyperlink>
-      <w:r>
-        <w:rPr>
-          <w:lang w:val="zh_TW" w:bidi="zh_TW"/>
-        </w:rPr>
-        <w:t>）。耶穌在福音書中常常稱自己為「人子」。</w:t>
-      </w:r>
-    </w:p>
-    <w:p>
-      <w:pPr>
-        <w:pStyle w:val="ListBullet"/>
-        <w:spacing w:line="240" w:lineRule="auto"/>
-        <w:ind w:left="720"/>
-      </w:pPr>
-      <w:r>
-        <w:rPr>
-          <w:lang w:val="zh_TW" w:bidi="zh_TW"/>
-        </w:rPr>
-      </w:r>
-      <w:r>
-        <w:rPr>
-          <w:lang w:val="zh_TW" w:bidi="zh_TW"/>
-        </w:rPr>
-        <w:t>在變像山上，耶穌彰顯了祂的榮耀，雲彩籠罩著耶穌（</w:t>
-      </w:r>
-      <w:hyperlink r:id="rId91">
-        <w:r>
-          <w:rPr>
-            <w:lang w:val="zh_TW" w:bidi="zh_TW"/>
-          </w:rPr>
-          <w:rPr>
-            <w:color w:val="0000EE"/>
-            <w:u w:val="single"/>
-          </w:rPr>
-          <w:t>馬太福音17:5</w:t>
-        </w:r>
-      </w:hyperlink>
-      <w:r>
-        <w:rPr>
-          <w:lang w:val="zh_TW" w:bidi="zh_TW"/>
-        </w:rPr>
-        <w:t>；</w:t>
-      </w:r>
-      <w:hyperlink r:id="rId92">
-        <w:r>
-          <w:rPr>
-            <w:lang w:val="zh_TW" w:bidi="zh_TW"/>
-          </w:rPr>
-          <w:rPr>
-            <w:color w:val="0000EE"/>
-            <w:u w:val="single"/>
-          </w:rPr>
-          <w:t>馬可福音9:7</w:t>
-        </w:r>
-      </w:hyperlink>
-      <w:r>
-        <w:rPr>
-          <w:lang w:val="zh_TW" w:bidi="zh_TW"/>
-        </w:rPr>
-        <w:t>；</w:t>
-      </w:r>
-      <w:hyperlink r:id="rId93">
-        <w:r>
-          <w:rPr>
-            <w:lang w:val="zh_TW" w:bidi="zh_TW"/>
-          </w:rPr>
-          <w:rPr>
-            <w:color w:val="0000EE"/>
-            <w:u w:val="single"/>
-          </w:rPr>
-          <w:t>路加福音9:34</w:t>
-        </w:r>
-      </w:hyperlink>
-      <w:r>
-        <w:rPr>
-          <w:lang w:val="zh_TW" w:bidi="zh_TW"/>
-        </w:rPr>
-        <w:t>）。</w:t>
-      </w:r>
-    </w:p>
-    <w:p>
-      <w:pPr>
-        <w:pStyle w:val="ListBullet"/>
-        <w:spacing w:line="240" w:lineRule="auto"/>
-        <w:ind w:left="720"/>
-      </w:pPr>
-      <w:r>
-        <w:rPr>
-          <w:lang w:val="zh_TW" w:bidi="zh_TW"/>
-        </w:rPr>
-      </w:r>
-      <w:r>
-        <w:rPr>
-          <w:lang w:val="zh_TW" w:bidi="zh_TW"/>
-        </w:rPr>
-        <w:t>耶穌升天時被雲彩接去，天使提醒使徒祂的應許，祂會以同樣的方式回來（</w:t>
-      </w:r>
-      <w:hyperlink r:id="rId94">
-        <w:r>
-          <w:rPr>
-            <w:lang w:val="zh_TW" w:bidi="zh_TW"/>
-          </w:rPr>
-          <w:rPr>
-            <w:color w:val="0000EE"/>
-            <w:u w:val="single"/>
-          </w:rPr>
-          <w:t>使徒行傳1:9–11</w:t>
-        </w:r>
-      </w:hyperlink>
-      <w:r>
-        <w:rPr>
-          <w:lang w:val="zh_TW" w:bidi="zh_TW"/>
-        </w:rPr>
-        <w:t>；見</w:t>
-      </w:r>
-      <w:hyperlink r:id="rId95">
-        <w:r>
-          <w:rPr>
-            <w:lang w:val="zh_TW" w:bidi="zh_TW"/>
-          </w:rPr>
-          <w:rPr>
-            <w:color w:val="0000EE"/>
-            <w:u w:val="single"/>
-          </w:rPr>
-          <w:t>馬太福音24:30</w:t>
-        </w:r>
-      </w:hyperlink>
-      <w:r>
-        <w:rPr>
-          <w:lang w:val="zh_TW" w:bidi="zh_TW"/>
-        </w:rPr>
-        <w:t>；</w:t>
-      </w:r>
-      <w:hyperlink r:id="rId96">
-        <w:r>
-          <w:rPr>
-            <w:lang w:val="zh_TW" w:bidi="zh_TW"/>
-          </w:rPr>
-          <w:rPr>
-            <w:color w:val="0000EE"/>
-            <w:u w:val="single"/>
-          </w:rPr>
-          <w:t>馬可福音13:26</w:t>
-        </w:r>
-      </w:hyperlink>
-      <w:r>
-        <w:rPr>
-          <w:lang w:val="zh_TW" w:bidi="zh_TW"/>
-        </w:rPr>
-        <w:t>；</w:t>
-      </w:r>
-      <w:hyperlink r:id="rId97">
-        <w:r>
-          <w:rPr>
-            <w:lang w:val="zh_TW" w:bidi="zh_TW"/>
-          </w:rPr>
-          <w:rPr>
-            <w:color w:val="0000EE"/>
-            <w:u w:val="single"/>
-          </w:rPr>
-          <w:t>路加福音21:27</w:t>
-        </w:r>
-      </w:hyperlink>
-      <w:r>
-        <w:rPr>
-          <w:lang w:val="zh_TW" w:bidi="zh_TW"/>
-        </w:rPr>
-        <w:t>；</w:t>
-      </w:r>
-      <w:hyperlink r:id="rId98">
-        <w:r>
-          <w:rPr>
-            <w:lang w:val="zh_TW" w:bidi="zh_TW"/>
-          </w:rPr>
-          <w:rPr>
-            <w:color w:val="0000EE"/>
-            <w:u w:val="single"/>
-          </w:rPr>
-          <w:t>啟示錄1:7</w:t>
-        </w:r>
-      </w:hyperlink>
-      <w:r>
-        <w:rPr>
-          <w:lang w:val="zh_TW" w:bidi="zh_TW"/>
-        </w:rPr>
-        <w:t>）。</w:t>
+        <w:t>一個即將娶他人女兒的男子在訂婚時已被視為是女婿（</w:t>
+      </w:r>
+      <w:hyperlink r:id="rId79">
+        <w:r>
+          <w:rPr>
+            <w:lang w:val="zh_TW" w:bidi="zh_TW"/>
+          </w:rPr>
+          <w:rPr>
+            <w:color w:val="0000EE"/>
+            <w:u w:val="single"/>
+          </w:rPr>
+          <w:t>創19:14</w:t>
+        </w:r>
+      </w:hyperlink>
+      <w:r>
+        <w:rPr>
+          <w:lang w:val="zh_TW" w:bidi="zh_TW"/>
+        </w:rPr>
+        <w:t>）。馬利亞作為約瑟的未婚妻，儘管他直到耶穌出生後才與她同房，實際上馬利亞已在訂婚之際就被視為是他的妻子。</w:t>
       </w:r>
     </w:p>
     <w:p>
@@ -2831,6 +1833,801 @@
       </w:r>
       <w:r>
         <w:rPr>
+          <w:lang w:val="zh_TW" w:bidi="zh_TW"/>
+        </w:rPr>
+        <w:t>聖經中第一次以筵席慶祝婚禮的記錄是在雅各的故事中（</w:t>
+      </w:r>
+      <w:hyperlink r:id="rId80">
+        <w:r>
+          <w:rPr>
+            <w:lang w:val="zh_TW" w:bidi="zh_TW"/>
+          </w:rPr>
+          <w:rPr>
+            <w:color w:val="0000EE"/>
+            <w:u w:val="single"/>
+          </w:rPr>
+          <w:t>創29:22</w:t>
+        </w:r>
+      </w:hyperlink>
+      <w:r>
+        <w:rPr>
+          <w:lang w:val="zh_TW" w:bidi="zh_TW"/>
+        </w:rPr>
+        <w:t>）。在多比傳（the book of Tobit）一書提及之前，並沒有實際的婚姻契約記錄（</w:t>
+      </w:r>
+      <w:hyperlink r:id="rId81">
+        <w:r>
+          <w:rPr>
+            <w:lang w:val="zh_TW" w:bidi="zh_TW"/>
+          </w:rPr>
+          <w:rPr>
+            <w:color w:val="0000EE"/>
+            <w:u w:val="single"/>
+          </w:rPr>
+          <w:t>多比傳7:12</w:t>
+        </w:r>
+      </w:hyperlink>
+      <w:r>
+        <w:rPr>
+          <w:lang w:val="zh_TW" w:bidi="zh_TW"/>
+        </w:rPr>
+        <w:t>）。這份契約在夫妻同居一週之前不視為有效（</w:t>
+      </w:r>
+      <w:hyperlink r:id="rId82">
+        <w:r>
+          <w:rPr>
+            <w:lang w:val="zh_TW" w:bidi="zh_TW"/>
+          </w:rPr>
+          <w:rPr>
+            <w:color w:val="0000EE"/>
+            <w:u w:val="single"/>
+          </w:rPr>
+          <w:t>創29:27</w:t>
+        </w:r>
+      </w:hyperlink>
+      <w:r>
+        <w:rPr>
+          <w:lang w:val="zh_TW" w:bidi="zh_TW"/>
+        </w:rPr>
+        <w:t>；</w:t>
+      </w:r>
+      <w:hyperlink r:id="rId83">
+        <w:r>
+          <w:rPr>
+            <w:lang w:val="zh_TW" w:bidi="zh_TW"/>
+          </w:rPr>
+          <w:rPr>
+            <w:color w:val="0000EE"/>
+            <w:u w:val="single"/>
+          </w:rPr>
+          <w:t>士14:12、18</w:t>
+        </w:r>
+      </w:hyperlink>
+      <w:r>
+        <w:rPr>
+          <w:lang w:val="zh_TW" w:bidi="zh_TW"/>
+        </w:rPr>
+        <w:t>）。當參孫在七天期限結束前離開新娘時，新娘的父母認為婚姻無效，並將她嫁給另一位男人（</w:t>
+      </w:r>
+      <w:hyperlink r:id="rId84">
+        <w:r>
+          <w:rPr>
+            <w:lang w:val="zh_TW" w:bidi="zh_TW"/>
+          </w:rPr>
+          <w:rPr>
+            <w:color w:val="0000EE"/>
+            <w:u w:val="single"/>
+          </w:rPr>
+          <w:t>士14:20</w:t>
+        </w:r>
+      </w:hyperlink>
+      <w:r>
+        <w:rPr>
+          <w:lang w:val="zh_TW" w:bidi="zh_TW"/>
+        </w:rPr>
+        <w:t>）。</w:t>
+      </w:r>
+    </w:p>
+    <w:p>
+      <w:pPr/>
+      <w:r>
+        <w:rPr>
+          <w:lang w:val="zh_TW" w:bidi="zh_TW"/>
+        </w:rPr>
+      </w:r>
+      <w:r>
+        <w:rPr>
+          <w:lang w:val="zh_TW" w:bidi="zh_TW"/>
+        </w:rPr>
+        <w:t>婚禮是一個家庭極大歡慶的場合。新郎和新娘的特殊服飾（</w:t>
+      </w:r>
+      <w:hyperlink r:id="rId85">
+        <w:r>
+          <w:rPr>
+            <w:lang w:val="zh_TW" w:bidi="zh_TW"/>
+          </w:rPr>
+          <w:rPr>
+            <w:color w:val="0000EE"/>
+            <w:u w:val="single"/>
+          </w:rPr>
+          <w:t>賽61:10</w:t>
+        </w:r>
+      </w:hyperlink>
+      <w:r>
+        <w:rPr>
+          <w:lang w:val="zh_TW" w:bidi="zh_TW"/>
+        </w:rPr>
+        <w:t>；</w:t>
+      </w:r>
+      <w:hyperlink r:id="rId86">
+        <w:r>
+          <w:rPr>
+            <w:lang w:val="zh_TW" w:bidi="zh_TW"/>
+          </w:rPr>
+          <w:rPr>
+            <w:color w:val="0000EE"/>
+            <w:u w:val="single"/>
+          </w:rPr>
+          <w:t>結16:9–13</w:t>
+        </w:r>
+      </w:hyperlink>
+      <w:r>
+        <w:rPr>
+          <w:lang w:val="zh_TW" w:bidi="zh_TW"/>
+        </w:rPr>
+        <w:t>）包括新娘的精美禮服，通常鑲有珠寶（</w:t>
+      </w:r>
+      <w:hyperlink r:id="rId87">
+        <w:r>
+          <w:rPr>
+            <w:lang w:val="zh_TW" w:bidi="zh_TW"/>
+          </w:rPr>
+          <w:rPr>
+            <w:color w:val="0000EE"/>
+            <w:u w:val="single"/>
+          </w:rPr>
+          <w:t>詩45:14–15</w:t>
+        </w:r>
+      </w:hyperlink>
+      <w:r>
+        <w:rPr>
+          <w:lang w:val="zh_TW" w:bidi="zh_TW"/>
+        </w:rPr>
+        <w:t>；</w:t>
+      </w:r>
+      <w:hyperlink r:id="rId85">
+        <w:r>
+          <w:rPr>
+            <w:lang w:val="zh_TW" w:bidi="zh_TW"/>
+          </w:rPr>
+          <w:rPr>
+            <w:color w:val="0000EE"/>
+            <w:u w:val="single"/>
+          </w:rPr>
+          <w:t>賽61:10</w:t>
+        </w:r>
+      </w:hyperlink>
+      <w:r>
+        <w:rPr>
+          <w:lang w:val="zh_TW" w:bidi="zh_TW"/>
+        </w:rPr>
+        <w:t>）和其它的飾物，而新郎則穿著華麗的衣服並戴著冠冕（</w:t>
+      </w:r>
+      <w:hyperlink r:id="rId88">
+        <w:r>
+          <w:rPr>
+            <w:lang w:val="zh_TW" w:bidi="zh_TW"/>
+          </w:rPr>
+          <w:rPr>
+            <w:color w:val="0000EE"/>
+            <w:u w:val="single"/>
+          </w:rPr>
+          <w:t>歌3:11</w:t>
+        </w:r>
+      </w:hyperlink>
+      <w:r>
+        <w:rPr>
+          <w:lang w:val="zh_TW" w:bidi="zh_TW"/>
+        </w:rPr>
+        <w:t>；</w:t>
+      </w:r>
+      <w:hyperlink r:id="rId85">
+        <w:r>
+          <w:rPr>
+            <w:lang w:val="zh_TW" w:bidi="zh_TW"/>
+          </w:rPr>
+          <w:rPr>
+            <w:color w:val="0000EE"/>
+            <w:u w:val="single"/>
+          </w:rPr>
+          <w:t>賽61:10</w:t>
+        </w:r>
+      </w:hyperlink>
+      <w:r>
+        <w:rPr>
+          <w:lang w:val="zh_TW" w:bidi="zh_TW"/>
+        </w:rPr>
+        <w:t>）。新娘戴著面紗（</w:t>
+      </w:r>
+      <w:hyperlink r:id="rId89">
+        <w:r>
+          <w:rPr>
+            <w:lang w:val="zh_TW" w:bidi="zh_TW"/>
+          </w:rPr>
+          <w:rPr>
+            <w:color w:val="0000EE"/>
+            <w:u w:val="single"/>
+          </w:rPr>
+          <w:t>創24:65</w:t>
+        </w:r>
+      </w:hyperlink>
+      <w:r>
+        <w:rPr>
+          <w:lang w:val="zh_TW" w:bidi="zh_TW"/>
+        </w:rPr>
+        <w:t>；</w:t>
+      </w:r>
+      <w:hyperlink r:id="rId90">
+        <w:r>
+          <w:rPr>
+            <w:lang w:val="zh_TW" w:bidi="zh_TW"/>
+          </w:rPr>
+          <w:rPr>
+            <w:color w:val="0000EE"/>
+            <w:u w:val="single"/>
+          </w:rPr>
+          <w:t>歌4:3</w:t>
+        </w:r>
+      </w:hyperlink>
+      <w:r>
+        <w:rPr>
+          <w:lang w:val="zh_TW" w:bidi="zh_TW"/>
+        </w:rPr>
+        <w:t>），這面紗在新房中被取下。這解釋了利百加在她的未婚夫以撒面前需要蒙上面紗的原因（</w:t>
+      </w:r>
+      <w:hyperlink r:id="rId89">
+        <w:r>
+          <w:rPr>
+            <w:lang w:val="zh_TW" w:bidi="zh_TW"/>
+          </w:rPr>
+          <w:rPr>
+            <w:color w:val="0000EE"/>
+            <w:u w:val="single"/>
+          </w:rPr>
+          <w:t>創24:65</w:t>
+        </w:r>
+      </w:hyperlink>
+      <w:r>
+        <w:rPr>
+          <w:lang w:val="zh_TW" w:bidi="zh_TW"/>
+        </w:rPr>
+        <w:t>），也解釋了拉班為何能夠在雅各的婚禮之夜，輕易地用利亞替換拉結的原因（</w:t>
+      </w:r>
+      <w:hyperlink r:id="rId91">
+        <w:r>
+          <w:rPr>
+            <w:lang w:val="zh_TW" w:bidi="zh_TW"/>
+          </w:rPr>
+          <w:rPr>
+            <w:color w:val="0000EE"/>
+            <w:u w:val="single"/>
+          </w:rPr>
+          <w:t>29:23–25</w:t>
+        </w:r>
+      </w:hyperlink>
+      <w:r>
+        <w:rPr>
+          <w:lang w:val="zh_TW" w:bidi="zh_TW"/>
+        </w:rPr>
+        <w:t>）。</w:t>
+      </w:r>
+    </w:p>
+    <w:p>
+      <w:pPr/>
+      <w:r>
+        <w:rPr>
+          <w:lang w:val="zh_TW" w:bidi="zh_TW"/>
+        </w:rPr>
+      </w:r>
+      <w:r>
+        <w:rPr>
+          <w:lang w:val="zh_TW" w:bidi="zh_TW"/>
+        </w:rPr>
+        <w:t>象徵性的儀式有時可能被納入訂婚或婚禮儀式中，例如路得請求波阿斯打開他的衣襟遮蓋她，以表示他要娶她為妻（</w:t>
+      </w:r>
+      <w:hyperlink r:id="rId92">
+        <w:r>
+          <w:rPr>
+            <w:lang w:val="zh_TW" w:bidi="zh_TW"/>
+          </w:rPr>
+          <w:rPr>
+            <w:color w:val="0000EE"/>
+            <w:u w:val="single"/>
+          </w:rPr>
+          <w:t>得3:9</w:t>
+        </w:r>
+      </w:hyperlink>
+      <w:r>
+        <w:rPr>
+          <w:lang w:val="zh_TW" w:bidi="zh_TW"/>
+        </w:rPr>
+        <w:t>）。另一個儀式、禮儀可能是新郎在婚房中正式解下新娘的腰帶，這是一個為新婚夫婦特別準備的房間或帳篷。婚姻通常在第一晚圓房（</w:t>
+      </w:r>
+      <w:hyperlink r:id="rId93">
+        <w:r>
+          <w:rPr>
+            <w:lang w:val="zh_TW" w:bidi="zh_TW"/>
+          </w:rPr>
+          <w:rPr>
+            <w:color w:val="0000EE"/>
+            <w:u w:val="single"/>
+          </w:rPr>
+          <w:t>創29:23</w:t>
+        </w:r>
+      </w:hyperlink>
+      <w:r>
+        <w:rPr>
+          <w:lang w:val="zh_TW" w:bidi="zh_TW"/>
+        </w:rPr>
+        <w:t>；</w:t>
+      </w:r>
+      <w:hyperlink r:id="rId94">
+        <w:r>
+          <w:rPr>
+            <w:lang w:val="zh_TW" w:bidi="zh_TW"/>
+          </w:rPr>
+          <w:rPr>
+            <w:color w:val="0000EE"/>
+            <w:u w:val="single"/>
+          </w:rPr>
+          <w:t>多比傳8:1</w:t>
+        </w:r>
+      </w:hyperlink>
+      <w:r>
+        <w:rPr>
+          <w:lang w:val="zh_TW" w:bidi="zh_TW"/>
+        </w:rPr>
+        <w:t>），而染血的床單則保留作為新娘貞潔的證據。</w:t>
+      </w:r>
+    </w:p>
+    <w:p>
+      <w:pPr/>
+      <w:r>
+        <w:rPr>
+          <w:lang w:val="zh_TW" w:bidi="zh_TW"/>
+        </w:rPr>
+      </w:r>
+      <w:r>
+        <w:rPr>
+          <w:lang w:val="zh_TW" w:bidi="zh_TW"/>
+        </w:rPr>
+        <w:t>與婚姻的盛大遊行和宴會形成鮮明對比，休妻的過程則很簡單。如果一個男人在任何特定事情上發現妻子的過錯，他可以休妻，這項權利直到公元11世紀才遭廢除。然而，休妻是不受鼓勵的，並且隨著時間的推移，這個程序變得更加複雜，受到許多阻礙的限制。</w:t>
+      </w:r>
+    </w:p>
+    <w:p>
+      <w:pPr/>
+      <w:r>
+        <w:rPr>
+          <w:lang w:val="zh_TW" w:bidi="zh_TW"/>
+        </w:rPr>
+      </w:r>
+      <w:r>
+        <w:rPr>
+          <w:lang w:val="zh_TW" w:bidi="zh_TW"/>
+        </w:rPr>
+        <w:t>隨著關於休妻的法律變得更加複雜，程序也變得越來越昂貴。在後來的時期，有時候拉比會提供律師的建議，特別是在有關新娘或其家庭應得財產的歸還等問題上。</w:t>
+      </w:r>
+    </w:p>
+    <w:p>
+      <w:pPr/>
+      <w:r>
+        <w:rPr>
+          <w:lang w:val="zh_TW" w:bidi="zh_TW"/>
+        </w:rPr>
+      </w:r>
+      <w:r>
+        <w:rPr>
+          <w:lang w:val="zh_TW" w:bidi="zh_TW"/>
+        </w:rPr>
+        <w:t>如果發現新娘犯了通姦罪，丈夫便有權休妻。甚至如果丈夫懷疑她不忠，也同樣適用。如果他覺得她違反了正常道德、變節或在管理家庭方面效率不高，他也可以休妻。如果婦女拒絕與丈夫行房至少一年，丈夫便可休妻。其它休妻的理由包括對丈夫或其親屬的侮辱行為、染上不治之症，或拒絕與丈夫隨行搬遷到新的地方。</w:t>
+      </w:r>
+    </w:p>
+    <w:p>
+      <w:pPr/>
+      <w:r>
+        <w:rPr>
+          <w:lang w:val="zh_TW" w:bidi="zh_TW"/>
+        </w:rPr>
+      </w:r>
+      <w:r>
+        <w:rPr>
+          <w:lang w:val="zh_TW" w:bidi="zh_TW"/>
+        </w:rPr>
+        <w:t>總括，妻子的地位十分低微。儘管她提供建議、管理家庭、教育孩子，並在必要時與她的丈夫一起工作，丈夫仍然是她的主人，而她的角色是服從。她不過是個僕人，雖然比奴隸好，因為她不能被賣掉，即使她可以被休掉。</w:t>
+      </w:r>
+    </w:p>
+    <w:p>
+      <w:pPr/>
+      <w:r>
+        <w:rPr>
+          <w:lang w:val="zh_TW" w:bidi="zh_TW"/>
+        </w:rPr>
+      </w:r>
+      <w:r>
+        <w:rPr>
+          <w:lang w:val="zh_TW" w:bidi="zh_TW"/>
+        </w:rPr>
+        <w:t>在舊約中，常用婚姻作比喻，希伯來人和神被比作新娘和新郎（</w:t>
+      </w:r>
+      <w:hyperlink r:id="rId95">
+        <w:r>
+          <w:rPr>
+            <w:lang w:val="zh_TW" w:bidi="zh_TW"/>
+          </w:rPr>
+          <w:rPr>
+            <w:color w:val="0000EE"/>
+            <w:u w:val="single"/>
+          </w:rPr>
+          <w:t>賽62:4–5</w:t>
+        </w:r>
+      </w:hyperlink>
+      <w:r>
+        <w:rPr>
+          <w:lang w:val="zh_TW" w:bidi="zh_TW"/>
+        </w:rPr>
+        <w:t>；</w:t>
+      </w:r>
+      <w:hyperlink r:id="rId96">
+        <w:r>
+          <w:rPr>
+            <w:lang w:val="zh_TW" w:bidi="zh_TW"/>
+          </w:rPr>
+          <w:rPr>
+            <w:color w:val="0000EE"/>
+            <w:u w:val="single"/>
+          </w:rPr>
+          <w:t>耶2:2</w:t>
+        </w:r>
+      </w:hyperlink>
+      <w:r>
+        <w:rPr>
+          <w:lang w:val="zh_TW" w:bidi="zh_TW"/>
+        </w:rPr>
+        <w:t>）。耶利米書將即將降臨猶大的荒涼與婚宴的慶祝做對比（</w:t>
+      </w:r>
+      <w:hyperlink r:id="rId97">
+        <w:r>
+          <w:rPr>
+            <w:lang w:val="zh_TW" w:bidi="zh_TW"/>
+          </w:rPr>
+          <w:rPr>
+            <w:color w:val="0000EE"/>
+            <w:u w:val="single"/>
+          </w:rPr>
+          <w:t>耶7:34</w:t>
+        </w:r>
+      </w:hyperlink>
+      <w:r>
+        <w:rPr>
+          <w:lang w:val="zh_TW" w:bidi="zh_TW"/>
+        </w:rPr>
+        <w:t>，</w:t>
+      </w:r>
+      <w:hyperlink r:id="rId98">
+        <w:r>
+          <w:rPr>
+            <w:lang w:val="zh_TW" w:bidi="zh_TW"/>
+          </w:rPr>
+          <w:rPr>
+            <w:color w:val="0000EE"/>
+            <w:u w:val="single"/>
+          </w:rPr>
+          <w:t>16:9</w:t>
+        </w:r>
+      </w:hyperlink>
+      <w:r>
+        <w:rPr>
+          <w:lang w:val="zh_TW" w:bidi="zh_TW"/>
+        </w:rPr>
+        <w:t>，</w:t>
+      </w:r>
+      <w:hyperlink r:id="rId99">
+        <w:r>
+          <w:rPr>
+            <w:lang w:val="zh_TW" w:bidi="zh_TW"/>
+          </w:rPr>
+          <w:rPr>
+            <w:color w:val="0000EE"/>
+            <w:u w:val="single"/>
+          </w:rPr>
+          <w:t>25:10</w:t>
+        </w:r>
+      </w:hyperlink>
+      <w:r>
+        <w:rPr>
+          <w:lang w:val="zh_TW" w:bidi="zh_TW"/>
+        </w:rPr>
+        <w:t>）。在何西阿書中也用婚姻作比喻，神拒絕與祂妻子以色列的關係（</w:t>
+      </w:r>
+      <w:hyperlink r:id="rId100">
+        <w:r>
+          <w:rPr>
+            <w:lang w:val="zh_TW" w:bidi="zh_TW"/>
+          </w:rPr>
+          <w:rPr>
+            <w:color w:val="0000EE"/>
+            <w:u w:val="single"/>
+          </w:rPr>
+          <w:t>何2:2</w:t>
+        </w:r>
+      </w:hyperlink>
+      <w:r>
+        <w:rPr>
+          <w:lang w:val="zh_TW" w:bidi="zh_TW"/>
+        </w:rPr>
+        <w:t>），但如果她恢復忠心的行為，神願意再次接受她（</w:t>
+      </w:r>
+      <w:hyperlink r:id="rId101">
+        <w:r>
+          <w:rPr>
+            <w:lang w:val="zh_TW" w:bidi="zh_TW"/>
+          </w:rPr>
+          <w:rPr>
+            <w:color w:val="0000EE"/>
+            <w:u w:val="single"/>
+          </w:rPr>
+          <w:t>19–20</w:t>
+        </w:r>
+      </w:hyperlink>
+      <w:r>
+        <w:rPr>
+          <w:lang w:val="zh_TW" w:bidi="zh_TW"/>
+        </w:rPr>
+        <w:t>）。</w:t>
+      </w:r>
+    </w:p>
+    <w:p>
+      <w:pPr/>
+      <w:r>
+        <w:rPr>
+          <w:lang w:val="zh_TW" w:bidi="zh_TW"/>
+        </w:rPr>
+      </w:r>
+      <w:r>
+        <w:rPr>
+          <w:lang w:val="zh_TW" w:bidi="zh_TW"/>
+        </w:rPr>
+        <w:t>在新約中，施洗約翰將他的喜樂比作婚禮上新郎朋友的喜樂（</w:t>
+      </w:r>
+      <w:hyperlink r:id="rId102">
+        <w:r>
+          <w:rPr>
+            <w:lang w:val="zh_TW" w:bidi="zh_TW"/>
+          </w:rPr>
+          <w:rPr>
+            <w:color w:val="0000EE"/>
+            <w:u w:val="single"/>
+          </w:rPr>
+          <w:t>約3:29</w:t>
+        </w:r>
+      </w:hyperlink>
+      <w:r>
+        <w:rPr>
+          <w:lang w:val="zh_TW" w:bidi="zh_TW"/>
+        </w:rPr>
+        <w:t>），而耶穌自己在智慧和愚拙童女的比喻中，提到了婚禮的準備（</w:t>
+      </w:r>
+      <w:hyperlink r:id="rId103">
+        <w:r>
+          <w:rPr>
+            <w:lang w:val="zh_TW" w:bidi="zh_TW"/>
+          </w:rPr>
+          <w:rPr>
+            <w:color w:val="0000EE"/>
+            <w:u w:val="single"/>
+          </w:rPr>
+          <w:t>太25:1–12</w:t>
+        </w:r>
+      </w:hyperlink>
+      <w:r>
+        <w:rPr>
+          <w:lang w:val="zh_TW" w:bidi="zh_TW"/>
+        </w:rPr>
+        <w:t>）。在婚宴的故事中（</w:t>
+      </w:r>
+      <w:hyperlink r:id="rId104">
+        <w:r>
+          <w:rPr>
+            <w:lang w:val="zh_TW" w:bidi="zh_TW"/>
+          </w:rPr>
+          <w:rPr>
+            <w:color w:val="0000EE"/>
+            <w:u w:val="single"/>
+          </w:rPr>
+          <w:t>22:1–14</w:t>
+        </w:r>
+      </w:hyperlink>
+      <w:r>
+        <w:rPr>
+          <w:lang w:val="zh_TW" w:bidi="zh_TW"/>
+        </w:rPr>
+        <w:t>），基督提到在這樣的儀式中為賓客提供婚禮的禮服。基督的教會作為基督的新娘的主題出現在哥林多後書、以弗所書和啟示錄等書中。</w:t>
+      </w:r>
+    </w:p>
+    <w:p>
+      <w:pPr>
+        <w:pStyle w:val="Heading3"/>
+      </w:pPr>
+      <w:r>
+        <w:rPr>
+          <w:lang w:val="zh_TW" w:bidi="zh_TW"/>
+        </w:rPr>
+        <w:t>關於耶穌教導的婚姻和姦淫</w:t>
+      </w:r>
+    </w:p>
+    <w:p>
+      <w:pPr/>
+      <w:r>
+        <w:rPr>
+          <w:lang w:val="zh_TW" w:bidi="zh_TW"/>
+        </w:rPr>
+      </w:r>
+      <w:r>
+        <w:rPr>
+          <w:lang w:val="zh_TW" w:bidi="zh_TW"/>
+        </w:rPr>
+        <w:t>在民事法中，耶穌的教導常常重新調整或強化舊約中的重點。 例如，在舊約的律法中，姦淫似乎主要被理解為一個男人侵犯到另一個男人的婚姻，而不是違反彼此對婚姻的忠誠。 然而，當法利賽人質疑耶穌時，祂指出神創造的原意：一男一女永結一體（</w:t>
+      </w:r>
+      <w:hyperlink r:id="rId105">
+        <w:r>
+          <w:rPr>
+            <w:lang w:val="zh_TW" w:bidi="zh_TW"/>
+          </w:rPr>
+          <w:rPr>
+            <w:color w:val="0000EE"/>
+            <w:u w:val="single"/>
+          </w:rPr>
+          <w:t>可10:2–9</w:t>
+        </w:r>
+      </w:hyperlink>
+      <w:r>
+        <w:rPr>
+          <w:lang w:val="zh_TW" w:bidi="zh_TW"/>
+        </w:rPr>
+        <w:t>）。 祂更進一步宣稱，如果一個男人與妻子離婚並娶了另一位妻子，他就是「犯了姦淫」（</w:t>
+      </w:r>
+      <w:hyperlink r:id="rId106">
+        <w:r>
+          <w:rPr>
+            <w:lang w:val="zh_TW" w:bidi="zh_TW"/>
+          </w:rPr>
+          <w:rPr>
+            <w:color w:val="0000EE"/>
+            <w:u w:val="single"/>
+          </w:rPr>
+          <w:t>11</w:t>
+        </w:r>
+      </w:hyperlink>
+      <w:r>
+        <w:rPr>
+          <w:lang w:val="zh_TW" w:bidi="zh_TW"/>
+        </w:rPr>
+        <w:t>節）——這是對當時普遍接受假設的驚人顛覆。 耶穌藉此肯定了男女在婚姻忠誠方面的道德平等：不忠的丈夫與不忠的妻子同樣犯了通姦罪。 這個教導讓門徒感到驚訝（見</w:t>
+      </w:r>
+      <w:hyperlink r:id="rId107">
+        <w:r>
+          <w:rPr>
+            <w:lang w:val="zh_TW" w:bidi="zh_TW"/>
+          </w:rPr>
+          <w:rPr>
+            <w:color w:val="0000EE"/>
+            <w:u w:val="single"/>
+          </w:rPr>
+          <w:t>太19:10</w:t>
+        </w:r>
+      </w:hyperlink>
+      <w:r>
+        <w:rPr>
+          <w:lang w:val="zh_TW" w:bidi="zh_TW"/>
+        </w:rPr>
+        <w:t>），它展現了耶穌對比當時宗教領袖（</w:t>
+      </w:r>
+      <w:hyperlink r:id="rId108">
+        <w:r>
+          <w:rPr>
+            <w:lang w:val="zh_TW" w:bidi="zh_TW"/>
+          </w:rPr>
+          <w:rPr>
+            <w:color w:val="0000EE"/>
+            <w:u w:val="single"/>
+          </w:rPr>
+          <w:t>5:20</w:t>
+        </w:r>
+      </w:hyperlink>
+      <w:r>
+        <w:rPr>
+          <w:lang w:val="zh_TW" w:bidi="zh_TW"/>
+        </w:rPr>
+        <w:t>）更深的公義的呼籲。</w:t>
+      </w:r>
+    </w:p>
+    <w:p>
+      <w:pPr/>
+      <w:r>
+        <w:rPr>
+          <w:lang w:val="zh_TW" w:bidi="zh_TW"/>
+        </w:rPr>
+      </w:r>
+      <w:r>
+        <w:rPr>
+          <w:lang w:val="zh_TW" w:bidi="zh_TW"/>
+        </w:rPr>
+        <w:t>在馬太福音對耶穌教導的記述中有一點差異，使一些學者認為耶穌並不像上述概要所暗示的那樣嚴格。根據</w:t>
+      </w:r>
+      <w:hyperlink r:id="rId109">
+        <w:r>
+          <w:rPr>
+            <w:lang w:val="zh_TW" w:bidi="zh_TW"/>
+          </w:rPr>
+          <w:rPr>
+            <w:color w:val="0000EE"/>
+            <w:u w:val="single"/>
+          </w:rPr>
+          <w:t>馬太福音十九章9節</w:t>
+        </w:r>
+      </w:hyperlink>
+      <w:r>
+        <w:rPr>
+          <w:lang w:val="zh_TW" w:bidi="zh_TW"/>
+        </w:rPr>
+        <w:t>，妻子的不貞（可能是某種性行為不端）允許受委屈的丈夫休妻並再婚。如果這句話是經文的結束，這種解釋將是流於表面的。然而，從語境來看，更有可能是耶穌允許無辜的配偶與其妻子分開，但不允許再婚。這解釋了為什麼門徒如此震驚，以及為什麼耶穌接著談到有些人為了天國而拒絕結婚（</w:t>
+      </w:r>
+      <w:hyperlink r:id="rId110">
+        <w:r>
+          <w:rPr>
+            <w:lang w:val="zh_TW" w:bidi="zh_TW"/>
+          </w:rPr>
+          <w:rPr>
+            <w:color w:val="0000EE"/>
+            <w:u w:val="single"/>
+          </w:rPr>
+          <w:t>太19:12</w:t>
+        </w:r>
+      </w:hyperlink>
+      <w:r>
+        <w:rPr>
+          <w:lang w:val="zh_TW" w:bidi="zh_TW"/>
+        </w:rPr>
+        <w:t>）。這也是教會在頭五個世紀對這段經文的解釋，他們允許基督徒分開，但不允許再婚（參</w:t>
+      </w:r>
+      <w:hyperlink r:id="rId111">
+        <w:r>
+          <w:rPr>
+            <w:lang w:val="zh_TW" w:bidi="zh_TW"/>
+          </w:rPr>
+          <w:rPr>
+            <w:color w:val="0000EE"/>
+            <w:u w:val="single"/>
+          </w:rPr>
+          <w:t>林前7:11</w:t>
+        </w:r>
+      </w:hyperlink>
+      <w:r>
+        <w:rPr>
+          <w:lang w:val="zh_TW" w:bidi="zh_TW"/>
+        </w:rPr>
+        <w:t>）。</w:t>
+      </w:r>
+    </w:p>
+    <w:p>
+      <w:pPr/>
+      <w:r>
+        <w:rPr>
+          <w:lang w:val="zh_TW" w:bidi="zh_TW"/>
+        </w:rPr>
+      </w:r>
+      <w:r>
+        <w:rPr>
           <w:i/>
           <w:lang w:val="zh_TW" w:bidi="zh_TW"/>
         </w:rPr>
@@ -2846,31 +2643,79 @@
         <w:rPr>
           <w:lang w:val="zh_TW" w:bidi="zh_TW"/>
         </w:rPr>
-        <w:t>榮耀</w:t>
-      </w:r>
-      <w:r>
-        <w:rPr>
-          <w:lang w:val="zh_TW" w:bidi="zh_TW"/>
-        </w:rPr>
-        <w:t>、</w:t>
-      </w:r>
-      <w:r>
-        <w:rPr>
-          <w:lang w:val="zh_TW" w:bidi="zh_TW"/>
-        </w:rPr>
-        <w:t>舍吉拿（Shekinah）</w:t>
-      </w:r>
-      <w:r>
-        <w:rPr>
-          <w:lang w:val="zh_TW" w:bidi="zh_TW"/>
-        </w:rPr>
-        <w:t>、</w:t>
-      </w:r>
-      <w:r>
-        <w:rPr>
-          <w:lang w:val="zh_TW" w:bidi="zh_TW"/>
-        </w:rPr>
-        <w:t>神顯現</w:t>
+        <w:t>淫亂</w:t>
+      </w:r>
+      <w:r>
+        <w:rPr>
+          <w:lang w:val="zh_TW" w:bidi="zh_TW"/>
+        </w:rPr>
+        <w:t>，</w:t>
+      </w:r>
+      <w:r>
+        <w:rPr>
+          <w:lang w:val="zh_TW" w:bidi="zh_TW"/>
+        </w:rPr>
+        <w:t>民事法和司法</w:t>
+      </w:r>
+      <w:r>
+        <w:rPr>
+          <w:lang w:val="zh_TW" w:bidi="zh_TW"/>
+        </w:rPr>
+        <w:t>，</w:t>
+      </w:r>
+      <w:r>
+        <w:rPr>
+          <w:lang w:val="zh_TW" w:bidi="zh_TW"/>
+        </w:rPr>
+        <w:t>妾</w:t>
+      </w:r>
+      <w:r>
+        <w:rPr>
+          <w:lang w:val="zh_TW" w:bidi="zh_TW"/>
+        </w:rPr>
+        <w:t>，</w:t>
+      </w:r>
+      <w:r>
+        <w:rPr>
+          <w:lang w:val="zh_TW" w:bidi="zh_TW"/>
+        </w:rPr>
+        <w:t>休妻</w:t>
+      </w:r>
+      <w:r>
+        <w:rPr>
+          <w:lang w:val="zh_TW" w:bidi="zh_TW"/>
+        </w:rPr>
+        <w:t>，</w:t>
+      </w:r>
+      <w:r>
+        <w:rPr>
+          <w:lang w:val="zh_TW" w:bidi="zh_TW"/>
+        </w:rPr>
+        <w:t>家庭生活與關係</w:t>
+      </w:r>
+      <w:r>
+        <w:rPr>
+          <w:lang w:val="zh_TW" w:bidi="zh_TW"/>
+        </w:rPr>
+        <w:t>，</w:t>
+      </w:r>
+      <w:r>
+        <w:rPr>
+          <w:lang w:val="zh_TW" w:bidi="zh_TW"/>
+        </w:rPr>
+        <w:t>性，性別</w:t>
+      </w:r>
+      <w:r>
+        <w:rPr>
+          <w:lang w:val="zh_TW" w:bidi="zh_TW"/>
+        </w:rPr>
+        <w:t>，</w:t>
+      </w:r>
+      <w:r>
+        <w:rPr>
+          <w:lang w:val="zh_TW" w:bidi="zh_TW"/>
+        </w:rPr>
+        <w:t>處女</w:t>
       </w:r>
       <w:r>
         <w:rPr>
@@ -4778,12 +4623,6 @@
   </w:num>
   <w:num w:numId="13" w16cid:durableId="592781308">
     <w:abstractNumId w:val="11"/>
-  </w:num>
-  <w:num w:numId="14">
-    <w:abstractNumId w:val="3"/>
-    <w:lvlOverride w:ilvl="0">
-      <w:startOverride w:val="1"/>
-    </w:lvlOverride>
   </w:num>
   <w:numIdMacAtCleanup w:val="10"/>
 </w:numbering>

--- a/zht/docx/066.content.docx
+++ b/zht/docx/066.content.docx
@@ -149,7 +149,7 @@
         <w:rPr>
           <w:lang w:val="zh_TW" w:bidi="zh_TW"/>
         </w:rPr>
-        <w:t>hun</w:t>
+        <w:t>hui</w:t>
       </w:r>
       <w:r>
         <w:rPr>
@@ -212,7 +212,7 @@
         <w:rPr>
           <w:lang w:val="zh_TW" w:bidi="zh_TW"/>
         </w:rPr>
-        <w:t>婚姻、婚姻習俗</w:t>
+        <w:t>灰燼</w:t>
       </w:r>
       <w:r>
         <w:rPr>
@@ -231,7 +231,211 @@
         <w:rPr>
           <w:lang w:val="zh_TW" w:bidi="zh_TW"/>
         </w:rPr>
-        <w:t>在各個文化中所實踐的男女間的婚姻。</w:t>
+        <w:t>灰燼是物品完全焚燒後所留下的細微粉末。在會幕或聖殿祭壇上焚燒祭物後所產生的灰燼，必須依照規定，在特定的禮儀中被清除並丟棄（</w:t>
+      </w:r>
+      <w:hyperlink r:id="rId13">
+        <w:r>
+          <w:rPr>
+            <w:lang w:val="zh_TW" w:bidi="zh_TW"/>
+          </w:rPr>
+          <w:rPr>
+            <w:color w:val="0000EE"/>
+            <w:u w:val="single"/>
+          </w:rPr>
+          <w:t>利</w:t>
+        </w:r>
+      </w:hyperlink>
+      <w:r>
+        <w:rPr>
+          <w:lang w:val="zh_TW" w:bidi="zh_TW"/>
+        </w:rPr>
+        <w:t xml:space="preserve"> </w:t>
+      </w:r>
+      <w:hyperlink r:id="rId13">
+        <w:r>
+          <w:rPr>
+            <w:lang w:val="zh_TW" w:bidi="zh_TW"/>
+          </w:rPr>
+          <w:rPr>
+            <w:color w:val="0000EE"/>
+            <w:u w:val="single"/>
+          </w:rPr>
+          <w:t>1:16</w:t>
+        </w:r>
+      </w:hyperlink>
+      <w:r>
+        <w:rPr>
+          <w:lang w:val="zh_TW" w:bidi="zh_TW"/>
+        </w:rPr>
+        <w:t>，</w:t>
+      </w:r>
+      <w:hyperlink r:id="rId14">
+        <w:r>
+          <w:rPr>
+            <w:lang w:val="zh_TW" w:bidi="zh_TW"/>
+          </w:rPr>
+          <w:rPr>
+            <w:color w:val="0000EE"/>
+            <w:u w:val="single"/>
+          </w:rPr>
+          <w:t>4:12</w:t>
+        </w:r>
+      </w:hyperlink>
+      <w:r>
+        <w:rPr>
+          <w:lang w:val="zh_TW" w:bidi="zh_TW"/>
+        </w:rPr>
+        <w:t>，</w:t>
+      </w:r>
+      <w:hyperlink r:id="rId15">
+        <w:r>
+          <w:rPr>
+            <w:lang w:val="zh_TW" w:bidi="zh_TW"/>
+          </w:rPr>
+          <w:rPr>
+            <w:color w:val="0000EE"/>
+            <w:u w:val="single"/>
+          </w:rPr>
+          <w:t>6:10–11</w:t>
+        </w:r>
+      </w:hyperlink>
+      <w:r>
+        <w:rPr>
+          <w:lang w:val="zh_TW" w:bidi="zh_TW"/>
+        </w:rPr>
+        <w:t>；參</w:t>
+      </w:r>
+      <w:hyperlink r:id="rId16">
+        <w:r>
+          <w:rPr>
+            <w:lang w:val="zh_TW" w:bidi="zh_TW"/>
+          </w:rPr>
+          <w:rPr>
+            <w:color w:val="0000EE"/>
+            <w:u w:val="single"/>
+          </w:rPr>
+          <w:t>來9:13</w:t>
+        </w:r>
+      </w:hyperlink>
+      <w:r>
+        <w:rPr>
+          <w:lang w:val="zh_TW" w:bidi="zh_TW"/>
+        </w:rPr>
+        <w:t>）。舊約聖經中也多次提到外邦祭壇上的灰燼（</w:t>
+      </w:r>
+      <w:hyperlink r:id="rId17">
+        <w:r>
+          <w:rPr>
+            <w:lang w:val="zh_TW" w:bidi="zh_TW"/>
+          </w:rPr>
+          <w:rPr>
+            <w:color w:val="0000EE"/>
+            <w:u w:val="single"/>
+          </w:rPr>
+          <w:t>王上13:1</w:t>
+        </w:r>
+      </w:hyperlink>
+      <w:hyperlink r:id="rId15">
+        <w:r>
+          <w:rPr>
+            <w:lang w:val="zh_TW" w:bidi="zh_TW"/>
+          </w:rPr>
+          <w:rPr>
+            <w:color w:val="0000EE"/>
+            <w:u w:val="single"/>
+          </w:rPr>
+          <w:t>-</w:t>
+        </w:r>
+      </w:hyperlink>
+      <w:hyperlink r:id="rId17">
+        <w:r>
+          <w:rPr>
+            <w:lang w:val="zh_TW" w:bidi="zh_TW"/>
+          </w:rPr>
+          <w:rPr>
+            <w:color w:val="0000EE"/>
+            <w:u w:val="single"/>
+          </w:rPr>
+          <w:t>5</w:t>
+        </w:r>
+      </w:hyperlink>
+      <w:r>
+        <w:rPr>
+          <w:lang w:val="zh_TW" w:bidi="zh_TW"/>
+        </w:rPr>
+        <w:t>；</w:t>
+      </w:r>
+      <w:hyperlink r:id="rId17">
+        <w:r>
+          <w:rPr>
+            <w:lang w:val="zh_TW" w:bidi="zh_TW"/>
+          </w:rPr>
+          <w:rPr>
+            <w:color w:val="0000EE"/>
+            <w:u w:val="single"/>
+          </w:rPr>
+          <w:t>王下</w:t>
+        </w:r>
+      </w:hyperlink>
+      <w:hyperlink r:id="rId18">
+        <w:r>
+          <w:rPr>
+            <w:lang w:val="zh_TW" w:bidi="zh_TW"/>
+          </w:rPr>
+          <w:rPr>
+            <w:color w:val="0000EE"/>
+            <w:u w:val="single"/>
+          </w:rPr>
+          <w:t>23:4</w:t>
+        </w:r>
+      </w:hyperlink>
+      <w:r>
+        <w:rPr>
+          <w:lang w:val="zh_TW" w:bidi="zh_TW"/>
+        </w:rPr>
+        <w:t>）。在摩西與埃及法老對峙時，將灰燼拋向空中，灰燼如細塵般散佈於埃及全地，隨即引發了人畜身上生瘡的災禍（</w:t>
+      </w:r>
+      <w:hyperlink r:id="rId19">
+        <w:r>
+          <w:rPr>
+            <w:lang w:val="zh_TW" w:bidi="zh_TW"/>
+          </w:rPr>
+          <w:rPr>
+            <w:color w:val="0000EE"/>
+            <w:u w:val="single"/>
+          </w:rPr>
+          <w:t>出9:8</w:t>
+        </w:r>
+      </w:hyperlink>
+      <w:hyperlink r:id="rId15">
+        <w:r>
+          <w:rPr>
+            <w:lang w:val="zh_TW" w:bidi="zh_TW"/>
+          </w:rPr>
+          <w:rPr>
+            <w:color w:val="0000EE"/>
+            <w:u w:val="single"/>
+          </w:rPr>
+          <w:t>-</w:t>
+        </w:r>
+      </w:hyperlink>
+      <w:hyperlink r:id="rId19">
+        <w:r>
+          <w:rPr>
+            <w:lang w:val="zh_TW" w:bidi="zh_TW"/>
+          </w:rPr>
+          <w:rPr>
+            <w:color w:val="0000EE"/>
+            <w:u w:val="single"/>
+          </w:rPr>
+          <w:t>10</w:t>
+        </w:r>
+      </w:hyperlink>
+      <w:r>
+        <w:rPr>
+          <w:lang w:val="zh_TW" w:bidi="zh_TW"/>
+        </w:rPr>
+        <w:t>）。</w:t>
       </w:r>
     </w:p>
     <w:p>
@@ -245,18 +449,36 @@
         <w:rPr>
           <w:lang w:val="zh_TW" w:bidi="zh_TW"/>
         </w:rPr>
-        <w:t>婚姻的概念是由神所設立的，祂指示亞當：男人應當離開父母，與妻子聯合，二人成為一體（</w:t>
-      </w:r>
-      <w:hyperlink r:id="rId13">
-        <w:r>
-          <w:rPr>
-            <w:lang w:val="zh_TW" w:bidi="zh_TW"/>
-          </w:rPr>
-          <w:rPr>
-            <w:color w:val="0000EE"/>
-            <w:u w:val="single"/>
-          </w:rPr>
-          <w:t>創2:24</w:t>
+        <w:t>在聖經中，灰燼常被用來象徵極深的哀痛、悔改、卑微，或自覺毫無價值的狀態。人們常將灰燼撒在自己身上，以表達內心強烈的情感。聖經中有時也將灰燼與塵土以相似的方式使用。例如：</w:t>
+      </w:r>
+    </w:p>
+    <w:p>
+      <w:pPr>
+        <w:pStyle w:val="ListBullet"/>
+        <w:spacing w:line="240" w:lineRule="auto"/>
+        <w:ind w:left="720"/>
+      </w:pPr>
+      <w:r>
+        <w:rPr>
+          <w:lang w:val="zh_TW" w:bidi="zh_TW"/>
+        </w:rPr>
+      </w:r>
+      <w:r>
+        <w:rPr>
+          <w:lang w:val="zh_TW" w:bidi="zh_TW"/>
+        </w:rPr>
+        <w:t>她瑪在遭到同父異母兄長玷污後，將灰燼撒在自己身上，以表達極深的悲痛與羞辱（</w:t>
+      </w:r>
+      <w:hyperlink r:id="rId20">
+        <w:r>
+          <w:rPr>
+            <w:lang w:val="zh_TW" w:bidi="zh_TW"/>
+          </w:rPr>
+          <w:rPr>
+            <w:color w:val="0000EE"/>
+            <w:u w:val="single"/>
+          </w:rPr>
+          <w:t>撒下13:19</w:t>
         </w:r>
       </w:hyperlink>
       <w:r>
@@ -267,6 +489,132 @@
       </w:r>
     </w:p>
     <w:p>
+      <w:pPr>
+        <w:pStyle w:val="ListBullet"/>
+        <w:spacing w:line="240" w:lineRule="auto"/>
+        <w:ind w:left="720"/>
+      </w:pPr>
+      <w:r>
+        <w:rPr>
+          <w:lang w:val="zh_TW" w:bidi="zh_TW"/>
+        </w:rPr>
+      </w:r>
+      <w:r>
+        <w:rPr>
+          <w:lang w:val="zh_TW" w:bidi="zh_TW"/>
+        </w:rPr>
+        <w:t>末底改因王下令滅絕國中所有猶太人，心中極其憂傷，便身披麻衣、頭蒙灰燼（</w:t>
+      </w:r>
+      <w:hyperlink r:id="rId21">
+        <w:r>
+          <w:rPr>
+            <w:lang w:val="zh_TW" w:bidi="zh_TW"/>
+          </w:rPr>
+          <w:rPr>
+            <w:color w:val="0000EE"/>
+            <w:u w:val="single"/>
+          </w:rPr>
+          <w:t>斯4:1–3</w:t>
+        </w:r>
+      </w:hyperlink>
+      <w:r>
+        <w:rPr>
+          <w:lang w:val="zh_TW" w:bidi="zh_TW"/>
+        </w:rPr>
+        <w:t>）。</w:t>
+      </w:r>
+    </w:p>
+    <w:p>
+      <w:pPr>
+        <w:pStyle w:val="ListBullet"/>
+        <w:spacing w:line="240" w:lineRule="auto"/>
+        <w:ind w:left="720"/>
+      </w:pPr>
+      <w:r>
+        <w:rPr>
+          <w:lang w:val="zh_TW" w:bidi="zh_TW"/>
+        </w:rPr>
+      </w:r>
+      <w:r>
+        <w:rPr>
+          <w:lang w:val="zh_TW" w:bidi="zh_TW"/>
+        </w:rPr>
+        <w:t>但以理在為被擄、寄居異邦的百姓向神禱告時，披麻蒙灰（</w:t>
+      </w:r>
+      <w:hyperlink r:id="rId22">
+        <w:r>
+          <w:rPr>
+            <w:lang w:val="zh_TW" w:bidi="zh_TW"/>
+          </w:rPr>
+          <w:rPr>
+            <w:color w:val="0000EE"/>
+            <w:u w:val="single"/>
+          </w:rPr>
+          <w:t>但9:3</w:t>
+        </w:r>
+      </w:hyperlink>
+      <w:r>
+        <w:rPr>
+          <w:lang w:val="zh_TW" w:bidi="zh_TW"/>
+        </w:rPr>
+        <w:t>）。</w:t>
+      </w:r>
+    </w:p>
+    <w:p>
+      <w:pPr>
+        <w:pStyle w:val="ListBullet"/>
+        <w:spacing w:line="240" w:lineRule="auto"/>
+        <w:ind w:left="720"/>
+      </w:pPr>
+      <w:r>
+        <w:rPr>
+          <w:lang w:val="zh_TW" w:bidi="zh_TW"/>
+        </w:rPr>
+      </w:r>
+      <w:r>
+        <w:rPr>
+          <w:lang w:val="zh_TW" w:bidi="zh_TW"/>
+        </w:rPr>
+        <w:t>尼尼微王在聽見約拿所傳神的信息後，為自己的惡行懊悔，坐在灰燼中（</w:t>
+      </w:r>
+      <w:hyperlink r:id="rId23">
+        <w:r>
+          <w:rPr>
+            <w:lang w:val="zh_TW" w:bidi="zh_TW"/>
+          </w:rPr>
+          <w:rPr>
+            <w:color w:val="0000EE"/>
+            <w:u w:val="single"/>
+          </w:rPr>
+          <w:t>拿3:6</w:t>
+        </w:r>
+      </w:hyperlink>
+      <w:r>
+        <w:rPr>
+          <w:lang w:val="zh_TW" w:bidi="zh_TW"/>
+        </w:rPr>
+        <w:t>；</w:t>
+      </w:r>
+      <w:hyperlink r:id="rId24">
+        <w:r>
+          <w:rPr>
+            <w:lang w:val="zh_TW" w:bidi="zh_TW"/>
+          </w:rPr>
+          <w:rPr>
+            <w:color w:val="0000EE"/>
+            <w:u w:val="single"/>
+          </w:rPr>
+          <w:t>路10:13</w:t>
+        </w:r>
+      </w:hyperlink>
+      <w:r>
+        <w:rPr>
+          <w:lang w:val="zh_TW" w:bidi="zh_TW"/>
+        </w:rPr>
+        <w:t>）。</w:t>
+      </w:r>
+    </w:p>
+    <w:p>
       <w:pPr/>
       <w:r>
         <w:rPr>
@@ -277,7 +625,169 @@
         <w:rPr>
           <w:lang w:val="zh_TW" w:bidi="zh_TW"/>
         </w:rPr>
-        <w:t>在舊約中提到幾種形式的婚姻，其中最早的似乎是基於母系原則。雖然在青銅器時代中期和早期君主制中，似乎有一些證據支持這一點，因母親的角色，在埃及與其它地方對於血統的決定仍十分重要，但對於早期是否應用母系原則這點，仍難以確定。</w:t>
+        <w:t>此外，聖經中的人們也以灰燼作為象徵，表達不同的含義，例如：</w:t>
+      </w:r>
+    </w:p>
+    <w:p>
+      <w:pPr>
+        <w:pStyle w:val="ListBullet"/>
+        <w:spacing w:line="240" w:lineRule="auto"/>
+        <w:ind w:left="720"/>
+      </w:pPr>
+      <w:r>
+        <w:rPr>
+          <w:lang w:val="zh_TW" w:bidi="zh_TW"/>
+        </w:rPr>
+      </w:r>
+      <w:r>
+        <w:rPr>
+          <w:lang w:val="zh_TW" w:bidi="zh_TW"/>
+        </w:rPr>
+        <w:t>表示卑微與渺小（</w:t>
+      </w:r>
+      <w:hyperlink r:id="rId25">
+        <w:r>
+          <w:rPr>
+            <w:lang w:val="zh_TW" w:bidi="zh_TW"/>
+          </w:rPr>
+          <w:rPr>
+            <w:color w:val="0000EE"/>
+            <w:u w:val="single"/>
+          </w:rPr>
+          <w:t>創18:27</w:t>
+        </w:r>
+      </w:hyperlink>
+      <w:r>
+        <w:rPr>
+          <w:lang w:val="zh_TW" w:bidi="zh_TW"/>
+        </w:rPr>
+        <w:t>）</w:t>
+      </w:r>
+    </w:p>
+    <w:p>
+      <w:pPr>
+        <w:pStyle w:val="ListBullet"/>
+        <w:spacing w:line="240" w:lineRule="auto"/>
+        <w:ind w:left="720"/>
+      </w:pPr>
+      <w:r>
+        <w:rPr>
+          <w:lang w:val="zh_TW" w:bidi="zh_TW"/>
+        </w:rPr>
+      </w:r>
+      <w:r>
+        <w:rPr>
+          <w:lang w:val="zh_TW" w:bidi="zh_TW"/>
+        </w:rPr>
+        <w:t>表示毫無價值或失去功用的狀態（</w:t>
+      </w:r>
+      <w:hyperlink r:id="rId26">
+        <w:r>
+          <w:rPr>
+            <w:lang w:val="zh_TW" w:bidi="zh_TW"/>
+          </w:rPr>
+          <w:rPr>
+            <w:color w:val="0000EE"/>
+            <w:u w:val="single"/>
+          </w:rPr>
+          <w:t>伯13:12</w:t>
+        </w:r>
+      </w:hyperlink>
+      <w:r>
+        <w:rPr>
+          <w:lang w:val="zh_TW" w:bidi="zh_TW"/>
+        </w:rPr>
+        <w:t>，</w:t>
+      </w:r>
+      <w:hyperlink r:id="rId27">
+        <w:r>
+          <w:rPr>
+            <w:lang w:val="zh_TW" w:bidi="zh_TW"/>
+          </w:rPr>
+          <w:rPr>
+            <w:color w:val="0000EE"/>
+            <w:u w:val="single"/>
+          </w:rPr>
+          <w:t>30:19</w:t>
+        </w:r>
+      </w:hyperlink>
+      <w:r>
+        <w:rPr>
+          <w:lang w:val="zh_TW" w:bidi="zh_TW"/>
+        </w:rPr>
+        <w:t>；</w:t>
+      </w:r>
+      <w:hyperlink r:id="rId28">
+        <w:r>
+          <w:rPr>
+            <w:lang w:val="zh_TW" w:bidi="zh_TW"/>
+          </w:rPr>
+          <w:rPr>
+            <w:color w:val="0000EE"/>
+            <w:u w:val="single"/>
+          </w:rPr>
+          <w:t>賽44:20</w:t>
+        </w:r>
+      </w:hyperlink>
+      <w:r>
+        <w:rPr>
+          <w:lang w:val="zh_TW" w:bidi="zh_TW"/>
+        </w:rPr>
+        <w:t>）</w:t>
+      </w:r>
+    </w:p>
+    <w:p>
+      <w:pPr>
+        <w:pStyle w:val="ListBullet"/>
+        <w:spacing w:line="240" w:lineRule="auto"/>
+        <w:ind w:left="720"/>
+      </w:pPr>
+      <w:r>
+        <w:rPr>
+          <w:lang w:val="zh_TW" w:bidi="zh_TW"/>
+        </w:rPr>
+      </w:r>
+      <w:r>
+        <w:rPr>
+          <w:lang w:val="zh_TW" w:bidi="zh_TW"/>
+        </w:rPr>
+        <w:t>毀滅（</w:t>
+      </w:r>
+      <w:hyperlink r:id="rId29">
+        <w:r>
+          <w:rPr>
+            <w:lang w:val="zh_TW" w:bidi="zh_TW"/>
+          </w:rPr>
+          <w:rPr>
+            <w:color w:val="0000EE"/>
+            <w:u w:val="single"/>
+          </w:rPr>
+          <w:t>結28:18</w:t>
+        </w:r>
+      </w:hyperlink>
+      <w:r>
+        <w:rPr>
+          <w:lang w:val="zh_TW" w:bidi="zh_TW"/>
+        </w:rPr>
+        <w:t>；</w:t>
+      </w:r>
+      <w:hyperlink r:id="rId30">
+        <w:r>
+          <w:rPr>
+            <w:lang w:val="zh_TW" w:bidi="zh_TW"/>
+          </w:rPr>
+          <w:rPr>
+            <w:color w:val="0000EE"/>
+            <w:u w:val="single"/>
+          </w:rPr>
+          <w:t>彼後2:6</w:t>
+        </w:r>
+      </w:hyperlink>
+      <w:r>
+        <w:rPr>
+          <w:lang w:val="zh_TW" w:bidi="zh_TW"/>
+        </w:rPr>
+        <w:t>）</w:t>
       </w:r>
     </w:p>
     <w:p>
@@ -289,45 +799,32 @@
       </w:r>
       <w:r>
         <w:rPr>
-          <w:lang w:val="zh_TW" w:bidi="zh_TW"/>
-        </w:rPr>
-        <w:t>新娘結婚後通常會離開她的父母，與她丈夫的家族一起生活，就像利百加所做的（</w:t>
-      </w:r>
-      <w:hyperlink r:id="rId14">
-        <w:r>
-          <w:rPr>
-            <w:lang w:val="zh_TW" w:bidi="zh_TW"/>
-          </w:rPr>
-          <w:rPr>
-            <w:color w:val="0000EE"/>
-            <w:u w:val="single"/>
-          </w:rPr>
-          <w:t>創24:58–59</w:t>
-        </w:r>
-      </w:hyperlink>
-      <w:r>
-        <w:rPr>
-          <w:lang w:val="zh_TW" w:bidi="zh_TW"/>
-        </w:rPr>
-        <w:t>）。片語「娶妻」源自一個意指「成為主人」的字根（</w:t>
-      </w:r>
-      <w:hyperlink r:id="rId15">
-        <w:r>
-          <w:rPr>
-            <w:lang w:val="zh_TW" w:bidi="zh_TW"/>
-          </w:rPr>
-          <w:rPr>
-            <w:color w:val="0000EE"/>
-            <w:u w:val="single"/>
-          </w:rPr>
-          <w:t>申21:13</w:t>
-        </w:r>
-      </w:hyperlink>
-      <w:r>
-        <w:rPr>
-          <w:lang w:val="zh_TW" w:bidi="zh_TW"/>
-        </w:rPr>
-        <w:t>），而妻子經常將她的丈夫視為主人，並稱呼他為主人。</w:t>
+          <w:i/>
+          <w:lang w:val="zh_TW" w:bidi="zh_TW"/>
+        </w:rPr>
+        <w:t xml:space="preserve">另見 </w:t>
+      </w:r>
+      <w:r>
+        <w:rPr>
+          <w:lang w:val="zh_TW" w:bidi="zh_TW"/>
+        </w:rPr>
+        <w:t>哀悼</w:t>
+      </w:r>
+      <w:r>
+        <w:rPr>
+          <w:lang w:val="zh_TW" w:bidi="zh_TW"/>
+        </w:rPr>
+        <w:t>。</w:t>
+      </w:r>
+      <w:r>
+        <w:rPr>
+          <w:lang w:val="zh_TW" w:bidi="zh_TW"/>
+        </w:rPr>
+      </w:r>
+      <w:r>
+        <w:rPr>
+          <w:lang w:val="zh_TW" w:bidi="zh_TW"/>
+        </w:rPr>
       </w:r>
     </w:p>
     <w:p>
@@ -337,22 +834,1247 @@
           <w:lang w:val="zh_TW" w:bidi="zh_TW"/>
         </w:rPr>
       </w:r>
-      <w:r>
-        <w:rPr>
-          <w:lang w:val="zh_TW" w:bidi="zh_TW"/>
-        </w:rPr>
-        <w:t>希伯來家譜列表顯示，血統是通過男性血緣來計算的（</w:t>
-      </w:r>
-      <w:hyperlink r:id="rId16">
-        <w:r>
-          <w:rPr>
-            <w:lang w:val="zh_TW" w:bidi="zh_TW"/>
-          </w:rPr>
-          <w:rPr>
-            <w:color w:val="0000EE"/>
-            <w:u w:val="single"/>
-          </w:rPr>
-          <w:t>創5:10</w:t>
+    </w:p>
+    <w:p>
+      <w:pPr>
+        <w:pStyle w:val="Heading2"/>
+      </w:pPr>
+      <w:r>
+        <w:rPr>
+          <w:lang w:val="zh_TW" w:bidi="zh_TW"/>
+        </w:rPr>
+        <w:t>悔改</w:t>
+      </w:r>
+      <w:r>
+        <w:rPr>
+          <w:lang w:val="zh_TW" w:bidi="zh_TW"/>
+        </w:rPr>
+      </w:r>
+    </w:p>
+    <w:p>
+      <w:pPr/>
+      <w:r>
+        <w:rPr>
+          <w:lang w:val="zh_TW" w:bidi="zh_TW"/>
+        </w:rPr>
+      </w:r>
+      <w:r>
+        <w:rPr>
+          <w:lang w:val="zh_TW" w:bidi="zh_TW"/>
+        </w:rPr>
+        <w:t>字面意思是改變心意，但不是指對個人計劃、意圖或信仰的改變，而是對神態度的改變。這種悔改伴隨著在基督裡得救的信心（</w:t>
+      </w:r>
+      <w:hyperlink r:id="rId31">
+        <w:r>
+          <w:rPr>
+            <w:lang w:val="zh_TW" w:bidi="zh_TW"/>
+          </w:rPr>
+          <w:rPr>
+            <w:color w:val="0000EE"/>
+            <w:u w:val="single"/>
+          </w:rPr>
+          <w:t>徒20:21</w:t>
+        </w:r>
+      </w:hyperlink>
+      <w:r>
+        <w:rPr>
+          <w:lang w:val="zh_TW" w:bidi="zh_TW"/>
+        </w:rPr>
+        <w:t>）。若認為有人可以相信基督但他卻不悔改，就是不合邏輯且匪夷所思的。悔改在歸信過程中如此重要，以至於常常被強調，而不是強調得救的信心。正如基督所說，天上眾天使為一個悔改的罪人歡喜（</w:t>
+      </w:r>
+      <w:hyperlink r:id="rId32">
+        <w:r>
+          <w:rPr>
+            <w:lang w:val="zh_TW" w:bidi="zh_TW"/>
+          </w:rPr>
+          <w:rPr>
+            <w:color w:val="0000EE"/>
+            <w:u w:val="single"/>
+          </w:rPr>
+          <w:t>路15:7</w:t>
+        </w:r>
+      </w:hyperlink>
+      <w:r>
+        <w:rPr>
+          <w:lang w:val="zh_TW" w:bidi="zh_TW"/>
+        </w:rPr>
+        <w:t>）。使徒們描述外邦人歸信基督為神賜給他們「悔改得生命」（</w:t>
+      </w:r>
+      <w:hyperlink r:id="rId33">
+        <w:r>
+          <w:rPr>
+            <w:lang w:val="zh_TW" w:bidi="zh_TW"/>
+          </w:rPr>
+          <w:rPr>
+            <w:color w:val="0000EE"/>
+            <w:u w:val="single"/>
+          </w:rPr>
+          <w:t>徒11:18</w:t>
+        </w:r>
+      </w:hyperlink>
+      <w:r>
+        <w:rPr>
+          <w:lang w:val="zh_TW" w:bidi="zh_TW"/>
+        </w:rPr>
+        <w:t>）。雖然信徒可能對某一方面的認識超過另一方面，然而福音性的悔改和對基督的信心實際上兩者是密不可分的。</w:t>
+      </w:r>
+    </w:p>
+    <w:p>
+      <w:pPr/>
+      <w:r>
+        <w:rPr>
+          <w:lang w:val="zh_TW" w:bidi="zh_TW"/>
+        </w:rPr>
+      </w:r>
+      <w:r>
+        <w:rPr>
+          <w:lang w:val="zh_TW" w:bidi="zh_TW"/>
+        </w:rPr>
+        <w:t>這樣的悔罪不是一個孤立的行為，而是一種心志，激勵人遵行與神旨意相符的行為。認識到每日的罪過和短處，就有機會重新悔罪，並對基督產生新的信心。這種悔罪的最深刻且最值得注意的表達之一，就是大衛對他與拔示巴通姦事件的記述（</w:t>
+      </w:r>
+      <w:hyperlink r:id="rId34">
+        <w:r>
+          <w:rPr>
+            <w:lang w:val="zh_TW" w:bidi="zh_TW"/>
+          </w:rPr>
+          <w:rPr>
+            <w:color w:val="0000EE"/>
+            <w:u w:val="single"/>
+          </w:rPr>
+          <w:t>詩51章</w:t>
+        </w:r>
+      </w:hyperlink>
+      <w:r>
+        <w:rPr>
+          <w:lang w:val="zh_TW" w:bidi="zh_TW"/>
+        </w:rPr>
+        <w:t>）。整個教會有時也受召悔改（</w:t>
+      </w:r>
+      <w:hyperlink r:id="rId35">
+        <w:r>
+          <w:rPr>
+            <w:lang w:val="zh_TW" w:bidi="zh_TW"/>
+          </w:rPr>
+          <w:rPr>
+            <w:color w:val="0000EE"/>
+            <w:u w:val="single"/>
+          </w:rPr>
+          <w:t>啟2:5</w:t>
+        </w:r>
+      </w:hyperlink>
+      <w:r>
+        <w:rPr>
+          <w:lang w:val="zh_TW" w:bidi="zh_TW"/>
+        </w:rPr>
+        <w:t>）。</w:t>
+      </w:r>
+      <w:hyperlink r:id="rId36">
+        <w:r>
+          <w:rPr>
+            <w:lang w:val="zh_TW" w:bidi="zh_TW"/>
+          </w:rPr>
+          <w:rPr>
+            <w:color w:val="0000EE"/>
+            <w:u w:val="single"/>
+          </w:rPr>
+          <w:t>哥林多後書第七章</w:t>
+        </w:r>
+      </w:hyperlink>
+      <w:r>
+        <w:rPr>
+          <w:lang w:val="zh_TW" w:bidi="zh_TW"/>
+        </w:rPr>
+        <w:t>對這種集體悔改有一個發人深省且完整的描述，包括對罪的哀痛、決心棄絕舊有的罪惡、行為正直等各種要素。雖然悔改常伴隨著深刻的情感，但它並不等同於這些情感，而是根植於在聖潔神面前，罪人自己需要有悔改的信念。</w:t>
+      </w:r>
+    </w:p>
+    <w:p>
+      <w:pPr/>
+      <w:r>
+        <w:rPr>
+          <w:lang w:val="zh_TW" w:bidi="zh_TW"/>
+        </w:rPr>
+      </w:r>
+      <w:r>
+        <w:rPr>
+          <w:lang w:val="zh_TW" w:bidi="zh_TW"/>
+        </w:rPr>
+        <w:t>施洗約翰（</w:t>
+      </w:r>
+      <w:hyperlink r:id="rId37">
+        <w:r>
+          <w:rPr>
+            <w:lang w:val="zh_TW" w:bidi="zh_TW"/>
+          </w:rPr>
+          <w:rPr>
+            <w:color w:val="0000EE"/>
+            <w:u w:val="single"/>
+          </w:rPr>
+          <w:t>太3:2</w:t>
+        </w:r>
+      </w:hyperlink>
+      <w:r>
+        <w:rPr>
+          <w:lang w:val="zh_TW" w:bidi="zh_TW"/>
+        </w:rPr>
+        <w:t>；</w:t>
+      </w:r>
+      <w:hyperlink r:id="rId38">
+        <w:r>
+          <w:rPr>
+            <w:lang w:val="zh_TW" w:bidi="zh_TW"/>
+          </w:rPr>
+          <w:rPr>
+            <w:color w:val="0000EE"/>
+            <w:u w:val="single"/>
+          </w:rPr>
+          <w:t>可1:4</w:t>
+        </w:r>
+      </w:hyperlink>
+      <w:r>
+        <w:rPr>
+          <w:lang w:val="zh_TW" w:bidi="zh_TW"/>
+        </w:rPr>
+        <w:t>）和基督（</w:t>
+      </w:r>
+      <w:hyperlink r:id="rId39">
+        <w:r>
+          <w:rPr>
+            <w:lang w:val="zh_TW" w:bidi="zh_TW"/>
+          </w:rPr>
+          <w:rPr>
+            <w:color w:val="0000EE"/>
+            <w:u w:val="single"/>
+          </w:rPr>
+          <w:t>可1:15</w:t>
+        </w:r>
+      </w:hyperlink>
+      <w:r>
+        <w:rPr>
+          <w:lang w:val="zh_TW" w:bidi="zh_TW"/>
+        </w:rPr>
+        <w:t>）都傳悔改，他們呼召的不是義人，而是呼召罪人悔改。按照大使命的吩咐（</w:t>
+      </w:r>
+      <w:hyperlink r:id="rId40">
+        <w:r>
+          <w:rPr>
+            <w:lang w:val="zh_TW" w:bidi="zh_TW"/>
+          </w:rPr>
+          <w:rPr>
+            <w:color w:val="0000EE"/>
+            <w:u w:val="single"/>
+          </w:rPr>
+          <w:t>路24:44–49</w:t>
+        </w:r>
+      </w:hyperlink>
+      <w:r>
+        <w:rPr>
+          <w:lang w:val="zh_TW" w:bidi="zh_TW"/>
+        </w:rPr>
+        <w:t>），使徒們也延續了同樣的教導——從彼得在五旬節的講道開始（</w:t>
+      </w:r>
+      <w:hyperlink r:id="rId41">
+        <w:r>
+          <w:rPr>
+            <w:lang w:val="zh_TW" w:bidi="zh_TW"/>
+          </w:rPr>
+          <w:rPr>
+            <w:color w:val="0000EE"/>
+            <w:u w:val="single"/>
+          </w:rPr>
+          <w:t>徒2章</w:t>
+        </w:r>
+      </w:hyperlink>
+      <w:r>
+        <w:rPr>
+          <w:lang w:val="zh_TW" w:bidi="zh_TW"/>
+        </w:rPr>
+        <w:t>），取得了顯著的果效。</w:t>
+      </w:r>
+      <w:r>
+        <w:rPr>
+          <w:i/>
+          <w:lang w:val="zh_TW" w:bidi="zh_TW"/>
+        </w:rPr>
+        <w:t>見</w:t>
+      </w:r>
+      <w:r>
+        <w:rPr>
+          <w:lang w:val="zh_TW" w:bidi="zh_TW"/>
+        </w:rPr>
+        <w:t>承認</w:t>
+      </w:r>
+      <w:r>
+        <w:rPr>
+          <w:lang w:val="zh_TW" w:bidi="zh_TW"/>
+        </w:rPr>
+        <w:t>；</w:t>
+      </w:r>
+      <w:r>
+        <w:rPr>
+          <w:lang w:val="zh_TW" w:bidi="zh_TW"/>
+        </w:rPr>
+        <w:t>歸信</w:t>
+      </w:r>
+      <w:r>
+        <w:rPr>
+          <w:lang w:val="zh_TW" w:bidi="zh_TW"/>
+        </w:rPr>
+        <w:t>；</w:t>
+      </w:r>
+      <w:r>
+        <w:rPr>
+          <w:lang w:val="zh_TW" w:bidi="zh_TW"/>
+        </w:rPr>
+        <w:t>饒恕</w:t>
+      </w:r>
+      <w:r>
+        <w:rPr>
+          <w:lang w:val="zh_TW" w:bidi="zh_TW"/>
+        </w:rPr>
+        <w:t>；</w:t>
+      </w:r>
+      <w:r>
+        <w:rPr>
+          <w:lang w:val="zh_TW" w:bidi="zh_TW"/>
+        </w:rPr>
+        <w:t>重生</w:t>
+      </w:r>
+      <w:r>
+        <w:rPr>
+          <w:lang w:val="zh_TW" w:bidi="zh_TW"/>
+        </w:rPr>
+        <w:t>；</w:t>
+      </w:r>
+      <w:r>
+        <w:rPr>
+          <w:lang w:val="zh_TW" w:bidi="zh_TW"/>
+        </w:rPr>
+        <w:t>救恩</w:t>
+      </w:r>
+      <w:r>
+        <w:rPr>
+          <w:lang w:val="zh_TW" w:bidi="zh_TW"/>
+        </w:rPr>
+        <w:t>。</w:t>
+      </w:r>
+      <w:r>
+        <w:rPr>
+          <w:lang w:val="zh_TW" w:bidi="zh_TW"/>
+        </w:rPr>
+      </w:r>
+      <w:r>
+        <w:rPr>
+          <w:lang w:val="zh_TW" w:bidi="zh_TW"/>
+        </w:rPr>
+      </w:r>
+    </w:p>
+    <w:p>
+      <w:pPr/>
+      <w:r>
+        <w:rPr>
+          <w:lang w:val="zh_TW" w:bidi="zh_TW"/>
+        </w:rPr>
+      </w:r>
+    </w:p>
+    <w:p>
+      <w:pPr>
+        <w:pStyle w:val="Heading2"/>
+      </w:pPr>
+      <w:r>
+        <w:rPr>
+          <w:lang w:val="zh_TW" w:bidi="zh_TW"/>
+        </w:rPr>
+        <w:t>會幕</w:t>
+      </w:r>
+      <w:r>
+        <w:rPr>
+          <w:lang w:val="zh_TW" w:bidi="zh_TW"/>
+        </w:rPr>
+      </w:r>
+    </w:p>
+    <w:p>
+      <w:pPr/>
+      <w:r>
+        <w:rPr>
+          <w:lang w:val="zh_TW" w:bidi="zh_TW"/>
+        </w:rPr>
+      </w:r>
+      <w:r>
+        <w:rPr>
+          <w:lang w:val="zh_TW" w:bidi="zh_TW"/>
+        </w:rPr>
+        <w:t>以色列歷史上最早期的敬拜場所。</w:t>
+      </w:r>
+    </w:p>
+    <w:p>
+      <w:pPr/>
+      <w:r>
+        <w:rPr>
+          <w:lang w:val="zh_TW" w:bidi="zh_TW"/>
+        </w:rPr>
+      </w:r>
+      <w:r>
+        <w:rPr>
+          <w:lang w:val="zh_TW" w:bidi="zh_TW"/>
+        </w:rPr>
+        <w:t>概述</w:t>
+      </w:r>
+    </w:p>
+    <w:p>
+      <w:pPr>
+        <w:pStyle w:val="ListBullet"/>
+        <w:spacing w:line="240" w:lineRule="auto"/>
+        <w:ind w:left="720"/>
+      </w:pPr>
+      <w:r>
+        <w:rPr>
+          <w:lang w:val="zh_TW" w:bidi="zh_TW"/>
+        </w:rPr>
+      </w:r>
+      <w:r>
+        <w:rPr>
+          <w:b/>
+          <w:u w:val="single"/>
+          <w:lang w:val="zh_TW" w:bidi="zh_TW"/>
+        </w:rPr>
+        <w:t>簡介</w:t>
+      </w:r>
+    </w:p>
+    <w:p>
+      <w:pPr>
+        <w:pStyle w:val="ListBullet"/>
+        <w:spacing w:line="240" w:lineRule="auto"/>
+        <w:ind w:left="720"/>
+      </w:pPr>
+      <w:r>
+        <w:rPr>
+          <w:lang w:val="zh_TW" w:bidi="zh_TW"/>
+        </w:rPr>
+      </w:r>
+      <w:r>
+        <w:rPr>
+          <w:b/>
+          <w:u w:val="single"/>
+          <w:lang w:val="zh_TW" w:bidi="zh_TW"/>
+        </w:rPr>
+        <w:t>會幕的名稱</w:t>
+      </w:r>
+    </w:p>
+    <w:p>
+      <w:pPr>
+        <w:pStyle w:val="ListBullet"/>
+        <w:spacing w:line="240" w:lineRule="auto"/>
+        <w:ind w:left="720"/>
+      </w:pPr>
+      <w:r>
+        <w:rPr>
+          <w:lang w:val="zh_TW" w:bidi="zh_TW"/>
+        </w:rPr>
+      </w:r>
+      <w:r>
+        <w:rPr>
+          <w:b/>
+          <w:u w:val="single"/>
+          <w:lang w:val="zh_TW" w:bidi="zh_TW"/>
+        </w:rPr>
+        <w:t>背景</w:t>
+      </w:r>
+    </w:p>
+    <w:p>
+      <w:pPr>
+        <w:pStyle w:val="ListBullet"/>
+        <w:spacing w:line="240" w:lineRule="auto"/>
+        <w:ind w:left="720"/>
+      </w:pPr>
+      <w:r>
+        <w:rPr>
+          <w:lang w:val="zh_TW" w:bidi="zh_TW"/>
+        </w:rPr>
+      </w:r>
+      <w:r>
+        <w:rPr>
+          <w:b/>
+          <w:u w:val="single"/>
+          <w:lang w:val="zh_TW" w:bidi="zh_TW"/>
+        </w:rPr>
+        <w:t>會幕及其器具</w:t>
+      </w:r>
+    </w:p>
+    <w:p>
+      <w:pPr>
+        <w:pStyle w:val="ListBullet"/>
+        <w:spacing w:line="240" w:lineRule="auto"/>
+        <w:ind w:left="720"/>
+      </w:pPr>
+      <w:r>
+        <w:rPr>
+          <w:lang w:val="zh_TW" w:bidi="zh_TW"/>
+        </w:rPr>
+      </w:r>
+      <w:r>
+        <w:rPr>
+          <w:b/>
+          <w:u w:val="single"/>
+          <w:lang w:val="zh_TW" w:bidi="zh_TW"/>
+        </w:rPr>
+        <w:t>會幕本體</w:t>
+      </w:r>
+    </w:p>
+    <w:p>
+      <w:pPr>
+        <w:pStyle w:val="ListBullet"/>
+        <w:spacing w:line="240" w:lineRule="auto"/>
+        <w:ind w:left="720"/>
+      </w:pPr>
+      <w:r>
+        <w:rPr>
+          <w:lang w:val="zh_TW" w:bidi="zh_TW"/>
+        </w:rPr>
+      </w:r>
+      <w:r>
+        <w:rPr>
+          <w:b/>
+          <w:u w:val="single"/>
+          <w:lang w:val="zh_TW" w:bidi="zh_TW"/>
+        </w:rPr>
+        <w:t>外院及其器具</w:t>
+      </w:r>
+    </w:p>
+    <w:p>
+      <w:pPr>
+        <w:pStyle w:val="ListBullet"/>
+        <w:spacing w:line="240" w:lineRule="auto"/>
+        <w:ind w:left="720"/>
+      </w:pPr>
+      <w:r>
+        <w:rPr>
+          <w:lang w:val="zh_TW" w:bidi="zh_TW"/>
+        </w:rPr>
+      </w:r>
+      <w:r>
+        <w:rPr>
+          <w:b/>
+          <w:u w:val="single"/>
+          <w:lang w:val="zh_TW" w:bidi="zh_TW"/>
+        </w:rPr>
+        <w:t>會幕的建造與奉獻</w:t>
+      </w:r>
+    </w:p>
+    <w:p>
+      <w:pPr>
+        <w:pStyle w:val="Heading3"/>
+      </w:pPr>
+      <w:r>
+        <w:rPr>
+          <w:lang w:val="zh_TW" w:bidi="zh_TW"/>
+        </w:rPr>
+        <w:t>簡介</w:t>
+      </w:r>
+    </w:p>
+    <w:p>
+      <w:pPr/>
+      <w:r>
+        <w:rPr>
+          <w:lang w:val="zh_TW" w:bidi="zh_TW"/>
+        </w:rPr>
+      </w:r>
+      <w:r>
+        <w:rPr>
+          <w:lang w:val="zh_TW" w:bidi="zh_TW"/>
+        </w:rPr>
+        <w:t>會幕是聖殿的前身，從以色列在西奈山被形塑為神的子民，到早期君主時期立足於應許之地的整段時期出現。會幕是便於遷移、符合旅程中機動需求的可移動聖所，象徵著神與祂子民的同在，也因此象徵人們可以親近祂，並且是祂傳達旨意之處。早期的人們期待，當平安和安全得到保障時，將建立一個永久的國家聖所（</w:t>
+      </w:r>
+      <w:hyperlink r:id="rId42">
+        <w:r>
+          <w:rPr>
+            <w:lang w:val="zh_TW" w:bidi="zh_TW"/>
+          </w:rPr>
+          <w:rPr>
+            <w:color w:val="0000EE"/>
+            <w:u w:val="single"/>
+          </w:rPr>
+          <w:t>申12:10–11</w:t>
+        </w:r>
+      </w:hyperlink>
+      <w:r>
+        <w:rPr>
+          <w:lang w:val="zh_TW" w:bidi="zh_TW"/>
+        </w:rPr>
+        <w:t>）。直到所羅門時期，聖殿才得以建成（</w:t>
+      </w:r>
+      <w:hyperlink r:id="rId43">
+        <w:r>
+          <w:rPr>
+            <w:lang w:val="zh_TW" w:bidi="zh_TW"/>
+          </w:rPr>
+          <w:rPr>
+            <w:color w:val="0000EE"/>
+            <w:u w:val="single"/>
+          </w:rPr>
+          <w:t>撒下7:10–13</w:t>
+        </w:r>
+      </w:hyperlink>
+      <w:r>
+        <w:rPr>
+          <w:lang w:val="zh_TW" w:bidi="zh_TW"/>
+        </w:rPr>
+        <w:t>；</w:t>
+      </w:r>
+      <w:hyperlink r:id="rId44">
+        <w:r>
+          <w:rPr>
+            <w:lang w:val="zh_TW" w:bidi="zh_TW"/>
+          </w:rPr>
+          <w:rPr>
+            <w:color w:val="0000EE"/>
+            <w:u w:val="single"/>
+          </w:rPr>
+          <w:t>王上5:1–5</w:t>
+        </w:r>
+      </w:hyperlink>
+      <w:r>
+        <w:rPr>
+          <w:lang w:val="zh_TW" w:bidi="zh_TW"/>
+        </w:rPr>
+        <w:t>）。各項歷史事件，以及建造方式和基礎神學的相似之處，展示了會幕與聖殿之間的密切關聯。</w:t>
+      </w:r>
+    </w:p>
+    <w:p>
+      <w:pPr>
+        <w:pStyle w:val="Heading3"/>
+      </w:pPr>
+      <w:r>
+        <w:rPr>
+          <w:lang w:val="zh_TW" w:bidi="zh_TW"/>
+        </w:rPr>
+        <w:t>會幕的名稱</w:t>
+      </w:r>
+    </w:p>
+    <w:p>
+      <w:pPr/>
+      <w:r>
+        <w:rPr>
+          <w:lang w:val="zh_TW" w:bidi="zh_TW"/>
+        </w:rPr>
+      </w:r>
+      <w:r>
+        <w:rPr>
+          <w:lang w:val="zh_TW" w:bidi="zh_TW"/>
+        </w:rPr>
+        <w:t>聖經所用的詞語和用來描述會幕的片語：</w:t>
+      </w:r>
+    </w:p>
+    <w:p>
+      <w:pPr/>
+      <w:r>
+        <w:rPr>
+          <w:lang w:val="zh_TW" w:bidi="zh_TW"/>
+        </w:rPr>
+      </w:r>
+      <w:r>
+        <w:rPr>
+          <w:lang w:val="zh_TW" w:bidi="zh_TW"/>
+        </w:rPr>
+        <w:t>1.「神聖的居所」、「聖潔之地」或「聖所」（</w:t>
+      </w:r>
+      <w:hyperlink r:id="rId45">
+        <w:r>
+          <w:rPr>
+            <w:lang w:val="zh_TW" w:bidi="zh_TW"/>
+          </w:rPr>
+          <w:rPr>
+            <w:color w:val="0000EE"/>
+            <w:u w:val="single"/>
+          </w:rPr>
+          <w:t>出25:8</w:t>
+        </w:r>
+      </w:hyperlink>
+      <w:r>
+        <w:rPr>
+          <w:lang w:val="zh_TW" w:bidi="zh_TW"/>
+        </w:rPr>
+        <w:t>；</w:t>
+      </w:r>
+      <w:hyperlink r:id="rId46">
+        <w:r>
+          <w:rPr>
+            <w:lang w:val="zh_TW" w:bidi="zh_TW"/>
+          </w:rPr>
+          <w:rPr>
+            <w:color w:val="0000EE"/>
+            <w:u w:val="single"/>
+          </w:rPr>
+          <w:t>利10:17–18</w:t>
+        </w:r>
+      </w:hyperlink>
+      <w:r>
+        <w:rPr>
+          <w:lang w:val="zh_TW" w:bidi="zh_TW"/>
+        </w:rPr>
+        <w:t>）源自動詞「成為聖潔」。</w:t>
+      </w:r>
+    </w:p>
+    <w:p>
+      <w:pPr/>
+      <w:r>
+        <w:rPr>
+          <w:lang w:val="zh_TW" w:bidi="zh_TW"/>
+        </w:rPr>
+      </w:r>
+      <w:r>
+        <w:rPr>
+          <w:lang w:val="zh_TW" w:bidi="zh_TW"/>
+        </w:rPr>
+        <w:t>2.「帳幕」出現了19次，聖經也以不同方式表達，例如「法櫃的帳幕」（</w:t>
+      </w:r>
+      <w:hyperlink r:id="rId47">
+        <w:r>
+          <w:rPr>
+            <w:lang w:val="zh_TW" w:bidi="zh_TW"/>
+          </w:rPr>
+          <w:rPr>
+            <w:color w:val="0000EE"/>
+            <w:u w:val="single"/>
+          </w:rPr>
+          <w:t>民9:15</w:t>
+        </w:r>
+      </w:hyperlink>
+      <w:r>
+        <w:rPr>
+          <w:lang w:val="zh_TW" w:bidi="zh_TW"/>
+        </w:rPr>
+        <w:t>）、「耶和華的帳幕」（</w:t>
+      </w:r>
+      <w:hyperlink r:id="rId48">
+        <w:r>
+          <w:rPr>
+            <w:lang w:val="zh_TW" w:bidi="zh_TW"/>
+          </w:rPr>
+          <w:rPr>
+            <w:color w:val="0000EE"/>
+            <w:u w:val="single"/>
+          </w:rPr>
+          <w:t>王上2:28–30</w:t>
+        </w:r>
+      </w:hyperlink>
+      <w:r>
+        <w:rPr>
+          <w:lang w:val="zh_TW" w:bidi="zh_TW"/>
+        </w:rPr>
+        <w:t>）、「會幕的門」（</w:t>
+      </w:r>
+      <w:hyperlink r:id="rId49">
+        <w:r>
+          <w:rPr>
+            <w:lang w:val="zh_TW" w:bidi="zh_TW"/>
+          </w:rPr>
+          <w:rPr>
+            <w:color w:val="0000EE"/>
+            <w:u w:val="single"/>
+          </w:rPr>
+          <w:t>代上9:23</w:t>
+        </w:r>
+      </w:hyperlink>
+      <w:r>
+        <w:rPr>
+          <w:lang w:val="zh_TW" w:bidi="zh_TW"/>
+        </w:rPr>
+        <w:t>），以及「</w:t>
+      </w:r>
+      <w:r>
+        <w:rPr>
+          <w:lang w:val="zh_TW" w:bidi="zh_TW"/>
+        </w:rPr>
+        <w:t>帳棚</w:t>
+      </w:r>
+      <w:r>
+        <w:rPr>
+          <w:lang w:val="zh_TW" w:bidi="zh_TW"/>
+        </w:rPr>
+        <w:t>」（例：</w:t>
+      </w:r>
+      <w:hyperlink r:id="rId50">
+        <w:r>
+          <w:rPr>
+            <w:lang w:val="zh_TW" w:bidi="zh_TW"/>
+          </w:rPr>
+          <w:rPr>
+            <w:color w:val="0000EE"/>
+            <w:u w:val="single"/>
+          </w:rPr>
+          <w:t>出33:7</w:t>
+        </w:r>
+      </w:hyperlink>
+      <w:r>
+        <w:rPr>
+          <w:lang w:val="zh_TW" w:bidi="zh_TW"/>
+        </w:rPr>
+        <w:t>）。「帳棚」在英文譯本中，譯為the tent of meeting，這個表達在該譯本大約出現130次。這個包含按照約定赴約的概念，並指定會幕為神與摩西及其子民會面，以顯明其旨意的地方。</w:t>
+      </w:r>
+    </w:p>
+    <w:p>
+      <w:pPr/>
+      <w:r>
+        <w:rPr>
+          <w:lang w:val="zh_TW" w:bidi="zh_TW"/>
+        </w:rPr>
+      </w:r>
+      <w:r>
+        <w:rPr>
+          <w:lang w:val="zh_TW" w:bidi="zh_TW"/>
+        </w:rPr>
+        <w:t>3.「居所」是「會幕」一詞的字面意思。在</w:t>
+      </w:r>
+      <w:hyperlink r:id="rId51">
+        <w:r>
+          <w:rPr>
+            <w:lang w:val="zh_TW" w:bidi="zh_TW"/>
+          </w:rPr>
+          <w:rPr>
+            <w:color w:val="0000EE"/>
+            <w:u w:val="single"/>
+          </w:rPr>
+          <w:t>出埃及記二十五章9節</w:t>
+        </w:r>
+      </w:hyperlink>
+      <w:r>
+        <w:rPr>
+          <w:lang w:val="zh_TW" w:bidi="zh_TW"/>
+        </w:rPr>
+        <w:t>中，這個詞指的是整個會幕（包括外院），但在</w:t>
+      </w:r>
+      <w:hyperlink r:id="rId52">
+        <w:r>
+          <w:rPr>
+            <w:lang w:val="zh_TW" w:bidi="zh_TW"/>
+          </w:rPr>
+          <w:rPr>
+            <w:color w:val="0000EE"/>
+            <w:u w:val="single"/>
+          </w:rPr>
+          <w:t>出埃及記二十六章1節</w:t>
+        </w:r>
+      </w:hyperlink>
+      <w:r>
+        <w:rPr>
+          <w:lang w:val="zh_TW" w:bidi="zh_TW"/>
+        </w:rPr>
+        <w:t>中，它指的是會幕本體（包括聖所和至聖所）。另一表達是「法櫃的帳幕」（</w:t>
+      </w:r>
+      <w:hyperlink r:id="rId53">
+        <w:r>
+          <w:rPr>
+            <w:lang w:val="zh_TW" w:bidi="zh_TW"/>
+          </w:rPr>
+          <w:rPr>
+            <w:color w:val="0000EE"/>
+            <w:u w:val="single"/>
+          </w:rPr>
+          <w:t>出38:21</w:t>
+        </w:r>
+      </w:hyperlink>
+      <w:r>
+        <w:rPr>
+          <w:lang w:val="zh_TW" w:bidi="zh_TW"/>
+        </w:rPr>
+        <w:t>；又有譯本譯為「盟約的帳幕」），這與其它表達如「法櫃的帳幕」一起，強調了兩塊法版的存在。</w:t>
+      </w:r>
+    </w:p>
+    <w:p>
+      <w:pPr/>
+      <w:r>
+        <w:rPr>
+          <w:lang w:val="zh_TW" w:bidi="zh_TW"/>
+        </w:rPr>
+      </w:r>
+      <w:r>
+        <w:rPr>
+          <w:lang w:val="zh_TW" w:bidi="zh_TW"/>
+        </w:rPr>
+        <w:t>4.「耶和華－你神的殿」（</w:t>
+      </w:r>
+      <w:hyperlink r:id="rId54">
+        <w:r>
+          <w:rPr>
+            <w:lang w:val="zh_TW" w:bidi="zh_TW"/>
+          </w:rPr>
+          <w:rPr>
+            <w:color w:val="0000EE"/>
+            <w:u w:val="single"/>
+          </w:rPr>
+          <w:t>出23:19</w:t>
+        </w:r>
+      </w:hyperlink>
+      <w:r>
+        <w:rPr>
+          <w:lang w:val="zh_TW" w:bidi="zh_TW"/>
+        </w:rPr>
+        <w:t>）。</w:t>
+      </w:r>
+    </w:p>
+    <w:p>
+      <w:pPr>
+        <w:pStyle w:val="Heading3"/>
+      </w:pPr>
+      <w:r>
+        <w:rPr>
+          <w:lang w:val="zh_TW" w:bidi="zh_TW"/>
+        </w:rPr>
+        <w:t>背景</w:t>
+      </w:r>
+    </w:p>
+    <w:p>
+      <w:pPr/>
+      <w:r>
+        <w:rPr>
+          <w:lang w:val="zh_TW" w:bidi="zh_TW"/>
+        </w:rPr>
+      </w:r>
+      <w:r>
+        <w:rPr>
+          <w:lang w:val="zh_TW" w:bidi="zh_TW"/>
+        </w:rPr>
+        <w:t>會幕由一個一般區域和兩個限制區域組成，其三重空間結構並非獨一無二。其它具有組織化祭司制度的已發展宗教中，也有三個主要的親近階層：一個是為所有社區成員設置的，一個是為一般祭司設置的，還有一個是為主要宗教領袖設置的內部聖所，被認為是神明的居所。以色列時代之前，在巴勒斯坦和敘利亞出土的異教聖所，已經揭示了這類分區聖所的存在。</w:t>
+      </w:r>
+    </w:p>
+    <w:p>
+      <w:pPr/>
+      <w:r>
+        <w:rPr>
+          <w:lang w:val="zh_TW" w:bidi="zh_TW"/>
+        </w:rPr>
+      </w:r>
+      <w:r>
+        <w:rPr>
+          <w:lang w:val="zh_TW" w:bidi="zh_TW"/>
+        </w:rPr>
+        <w:t>在公元前二千年期間有大量證據顯示，人們通常使用可移動且複雜的預製結構，作為君王與其他尊貴者的會客廳或聖所。定居社群的統治者在前往國內其它地區旅行時（例如埃及，迦南則相對較少），會使用這些結構。同樣，像米甸人這樣的遊牧或半遊牧民族也使用可移動聖所。在摩西之前的埃及，工匠所採用的工藝技術與建造會幕的技術相似。</w:t>
+      </w:r>
+    </w:p>
+    <w:p>
+      <w:pPr>
+        <w:pStyle w:val="Heading3"/>
+      </w:pPr>
+      <w:r>
+        <w:rPr>
+          <w:lang w:val="zh_TW" w:bidi="zh_TW"/>
+        </w:rPr>
+        <w:t>會幕及其器具</w:t>
+      </w:r>
+    </w:p>
+    <w:p>
+      <w:pPr/>
+      <w:r>
+        <w:rPr>
+          <w:lang w:val="zh_TW" w:bidi="zh_TW"/>
+        </w:rPr>
+      </w:r>
+      <w:r>
+        <w:rPr>
+          <w:lang w:val="zh_TW" w:bidi="zh_TW"/>
+        </w:rPr>
+        <w:t>出埃及記（</w:t>
+      </w:r>
+      <w:hyperlink r:id="rId55">
+        <w:r>
+          <w:rPr>
+            <w:lang w:val="zh_TW" w:bidi="zh_TW"/>
+          </w:rPr>
+          <w:rPr>
+            <w:color w:val="0000EE"/>
+            <w:u w:val="single"/>
+          </w:rPr>
+          <w:t>出25–40</w:t>
+        </w:r>
+      </w:hyperlink>
+      <w:r>
+        <w:rPr>
+          <w:lang w:val="zh_TW" w:bidi="zh_TW"/>
+        </w:rPr>
+        <w:t>）詳細描述了會幕及其器具，所用材料從貴重到普通的都有。經文按重要性排列出三種金屬：金、銅與銀。只有主要聖所的器具才使用金，所使用金屬的總量約為一英噸金（0.9公噸）、三英噸銅和四英噸銀（</w:t>
+      </w:r>
+      <w:hyperlink r:id="rId56">
+        <w:r>
+          <w:rPr>
+            <w:lang w:val="zh_TW" w:bidi="zh_TW"/>
+          </w:rPr>
+          <w:rPr>
+            <w:color w:val="0000EE"/>
+            <w:u w:val="single"/>
+          </w:rPr>
+          <w:t>38:24–31</w:t>
+        </w:r>
+      </w:hyperlink>
+      <w:r>
+        <w:rPr>
+          <w:lang w:val="zh_TW" w:bidi="zh_TW"/>
+        </w:rPr>
+        <w:t>）。另有相對大量的銀來自一項奉獻（</w:t>
+      </w:r>
+      <w:hyperlink r:id="rId57">
+        <w:r>
+          <w:rPr>
+            <w:lang w:val="zh_TW" w:bidi="zh_TW"/>
+          </w:rPr>
+          <w:rPr>
+            <w:color w:val="0000EE"/>
+            <w:u w:val="single"/>
+          </w:rPr>
+          <w:t>30:11–16</w:t>
+        </w:r>
+      </w:hyperlink>
+      <w:r>
+        <w:rPr>
+          <w:lang w:val="zh_TW" w:bidi="zh_TW"/>
+        </w:rPr>
+        <w:t>），補充了以色列人從埃及人所得的銀與金（</w:t>
+      </w:r>
+      <w:hyperlink r:id="rId58">
+        <w:r>
+          <w:rPr>
+            <w:lang w:val="zh_TW" w:bidi="zh_TW"/>
+          </w:rPr>
+          <w:rPr>
+            <w:color w:val="0000EE"/>
+            <w:u w:val="single"/>
+          </w:rPr>
+          <w:t>12:35</w:t>
+        </w:r>
+      </w:hyperlink>
+      <w:r>
+        <w:rPr>
+          <w:lang w:val="zh_TW" w:bidi="zh_TW"/>
+        </w:rPr>
+        <w:t>）。</w:t>
+      </w:r>
+    </w:p>
+    <w:p>
+      <w:pPr/>
+      <w:r>
+        <w:rPr>
+          <w:lang w:val="zh_TW" w:bidi="zh_TW"/>
+        </w:rPr>
+      </w:r>
+      <w:r>
+        <w:rPr>
+          <w:lang w:val="zh_TW" w:bidi="zh_TW"/>
+        </w:rPr>
+        <w:t>值得注意的是，在神所要求的建築樣式中，起點是內殿的家具（聖所和至聖所）。在實際建造中，這些器具是在會幕本體之後製作的，估計此舉能方便在完工後立即和妥善放置（</w:t>
+      </w:r>
+      <w:hyperlink r:id="rId59">
+        <w:r>
+          <w:rPr>
+            <w:lang w:val="zh_TW" w:bidi="zh_TW"/>
+          </w:rPr>
+          <w:rPr>
+            <w:color w:val="0000EE"/>
+            <w:u w:val="single"/>
+          </w:rPr>
+          <w:t>出25:9–27:19</w:t>
+        </w:r>
+      </w:hyperlink>
+      <w:r>
+        <w:rPr>
+          <w:lang w:val="zh_TW" w:bidi="zh_TW"/>
+        </w:rPr>
+        <w:t>，參</w:t>
+      </w:r>
+      <w:hyperlink r:id="rId60">
+        <w:r>
+          <w:rPr>
+            <w:lang w:val="zh_TW" w:bidi="zh_TW"/>
+          </w:rPr>
+          <w:rPr>
+            <w:color w:val="0000EE"/>
+            <w:u w:val="single"/>
+          </w:rPr>
+          <w:t>36:8–37:28</w:t>
+        </w:r>
+      </w:hyperlink>
+      <w:r>
+        <w:rPr>
+          <w:lang w:val="zh_TW" w:bidi="zh_TW"/>
+        </w:rPr>
+        <w:t>）。</w:t>
+      </w:r>
+    </w:p>
+    <w:p>
+      <w:pPr/>
+      <w:r>
+        <w:rPr>
+          <w:lang w:val="zh_TW" w:bidi="zh_TW"/>
+        </w:rPr>
+      </w:r>
+      <w:r>
+        <w:rPr>
+          <w:lang w:val="zh_TW" w:bidi="zh_TW"/>
+        </w:rPr>
+        <w:t>第一個列出的器具是約櫃，是至聖所中唯一的器具。約櫃是一個包金的木箱，長約1.1公尺，寬和高為0.7公尺。它是神與以色列之間盟約關係的最高象徵，經常被稱為「耶和華的約櫃」（</w:t>
+      </w:r>
+      <w:hyperlink r:id="rId61">
+        <w:r>
+          <w:rPr>
+            <w:lang w:val="zh_TW" w:bidi="zh_TW"/>
+          </w:rPr>
+          <w:rPr>
+            <w:color w:val="0000EE"/>
+            <w:u w:val="single"/>
+          </w:rPr>
+          <w:t>申10:8</w:t>
+        </w:r>
+      </w:hyperlink>
+      <w:r>
+        <w:rPr>
+          <w:lang w:val="zh_TW" w:bidi="zh_TW"/>
+        </w:rPr>
+        <w:t>）。與鄰近國家當時的約櫃不同，這個約櫃沒有任何神祇形像，只有十誡（</w:t>
+      </w:r>
+      <w:hyperlink r:id="rId62">
+        <w:r>
+          <w:rPr>
+            <w:lang w:val="zh_TW" w:bidi="zh_TW"/>
+          </w:rPr>
+          <w:rPr>
+            <w:color w:val="0000EE"/>
+            <w:u w:val="single"/>
+          </w:rPr>
+          <w:t>出25:16</w:t>
+        </w:r>
+      </w:hyperlink>
+      <w:r>
+        <w:rPr>
+          <w:lang w:val="zh_TW" w:bidi="zh_TW"/>
+        </w:rPr>
+        <w:t>）、一罐嗎哪（</w:t>
+      </w:r>
+      <w:hyperlink r:id="rId63">
+        <w:r>
+          <w:rPr>
+            <w:lang w:val="zh_TW" w:bidi="zh_TW"/>
+          </w:rPr>
+          <w:rPr>
+            <w:color w:val="0000EE"/>
+            <w:u w:val="single"/>
+          </w:rPr>
+          <w:t>16:33</w:t>
+        </w:r>
+      </w:hyperlink>
+      <w:r>
+        <w:rPr>
+          <w:lang w:val="zh_TW" w:bidi="zh_TW"/>
+        </w:rPr>
+        <w:t>）和亞倫的杖（</w:t>
+      </w:r>
+      <w:hyperlink r:id="rId64">
+        <w:r>
+          <w:rPr>
+            <w:lang w:val="zh_TW" w:bidi="zh_TW"/>
+          </w:rPr>
+          <w:rPr>
+            <w:color w:val="0000EE"/>
+            <w:u w:val="single"/>
+          </w:rPr>
+          <w:t>民17:10</w:t>
+        </w:r>
+      </w:hyperlink>
+      <w:r>
+        <w:rPr>
+          <w:lang w:val="zh_TW" w:bidi="zh_TW"/>
+        </w:rPr>
+        <w:t>），這些都象徵著神各方面的供應（見</w:t>
+      </w:r>
+      <w:hyperlink r:id="rId65">
+        <w:r>
+          <w:rPr>
+            <w:lang w:val="zh_TW" w:bidi="zh_TW"/>
+          </w:rPr>
+          <w:rPr>
+            <w:color w:val="0000EE"/>
+            <w:u w:val="single"/>
+          </w:rPr>
+          <w:t>來9:4</w:t>
+        </w:r>
+      </w:hyperlink>
+      <w:r>
+        <w:rPr>
+          <w:lang w:val="zh_TW" w:bidi="zh_TW"/>
+        </w:rPr>
+        <w:t>）。</w:t>
+      </w:r>
+    </w:p>
+    <w:p>
+      <w:pPr/>
+      <w:r>
+        <w:rPr>
+          <w:lang w:val="zh_TW" w:bidi="zh_TW"/>
+        </w:rPr>
+      </w:r>
+      <w:r>
+        <w:rPr>
+          <w:lang w:val="zh_TW" w:bidi="zh_TW"/>
+        </w:rPr>
+        <w:t>約櫃藉由兩根槓來抬運，槓穿過固定在下方四角的環（</w:t>
+      </w:r>
+      <w:hyperlink r:id="rId66">
+        <w:r>
+          <w:rPr>
+            <w:lang w:val="zh_TW" w:bidi="zh_TW"/>
+          </w:rPr>
+          <w:rPr>
+            <w:color w:val="0000EE"/>
+            <w:u w:val="single"/>
+          </w:rPr>
+          <w:t>出25:13–15</w:t>
+        </w:r>
+      </w:hyperlink>
+      <w:r>
+        <w:rPr>
+          <w:lang w:val="zh_TW" w:bidi="zh_TW"/>
+        </w:rPr>
+        <w:t>）。這兩根槓恆常留在原位，並從幔子下方向前伸入聖所，讓人知道那無法看見的約櫃與人同在。</w:t>
+      </w:r>
+    </w:p>
+    <w:p>
+      <w:pPr/>
+      <w:r>
+        <w:rPr>
+          <w:lang w:val="zh_TW" w:bidi="zh_TW"/>
+        </w:rPr>
+      </w:r>
+      <w:r>
+        <w:rPr>
+          <w:lang w:val="zh_TW" w:bidi="zh_TW"/>
+        </w:rPr>
+        <w:t>安放在約櫃之上的是施恩座（有譯本譯為「贖罪蓋」），一塊長方形的實心金板，其上固定有兩個基路伯。面向內側的基路伯與施恩座一起，構成那位看不可見之神的寶座（</w:t>
+      </w:r>
+      <w:hyperlink r:id="rId67">
+        <w:r>
+          <w:rPr>
+            <w:lang w:val="zh_TW" w:bidi="zh_TW"/>
+          </w:rPr>
+          <w:rPr>
+            <w:color w:val="0000EE"/>
+            <w:u w:val="single"/>
+          </w:rPr>
+          <w:t>出25:22</w:t>
+        </w:r>
+      </w:hyperlink>
+      <w:r>
+        <w:rPr>
+          <w:lang w:val="zh_TW" w:bidi="zh_TW"/>
+        </w:rPr>
+        <w:t>），這位神常被描述為坐在基路伯之上（</w:t>
+      </w:r>
+      <w:hyperlink r:id="rId68">
+        <w:r>
+          <w:rPr>
+            <w:lang w:val="zh_TW" w:bidi="zh_TW"/>
+          </w:rPr>
+          <w:rPr>
+            <w:color w:val="0000EE"/>
+            <w:u w:val="single"/>
+          </w:rPr>
+          <w:t>詩80:1</w:t>
         </w:r>
       </w:hyperlink>
       <w:r>
@@ -361,16 +2083,255 @@
         </w:rPr>
         <w:t>，</w:t>
       </w:r>
-      <w:hyperlink r:id="rId17">
-        <w:r>
-          <w:rPr>
-            <w:lang w:val="zh_TW" w:bidi="zh_TW"/>
-          </w:rPr>
-          <w:rPr>
-            <w:color w:val="0000EE"/>
-            <w:u w:val="single"/>
-          </w:rPr>
-          <w:t>36:9–43</w:t>
+      <w:hyperlink r:id="rId69">
+        <w:r>
+          <w:rPr>
+            <w:lang w:val="zh_TW" w:bidi="zh_TW"/>
+          </w:rPr>
+          <w:rPr>
+            <w:color w:val="0000EE"/>
+            <w:u w:val="single"/>
+          </w:rPr>
+          <w:t>99:1</w:t>
+        </w:r>
+      </w:hyperlink>
+      <w:r>
+        <w:rPr>
+          <w:lang w:val="zh_TW" w:bidi="zh_TW"/>
+        </w:rPr>
+        <w:t>）。「施恩座」這名詞來自「施行贖罪」的動詞，贖罪日高峰之時，祭司要將血灑在施恩座上（</w:t>
+      </w:r>
+      <w:hyperlink r:id="rId70">
+        <w:r>
+          <w:rPr>
+            <w:lang w:val="zh_TW" w:bidi="zh_TW"/>
+          </w:rPr>
+          <w:rPr>
+            <w:color w:val="0000EE"/>
+            <w:u w:val="single"/>
+          </w:rPr>
+          <w:t>利16:14</w:t>
+        </w:r>
+      </w:hyperlink>
+      <w:r>
+        <w:rPr>
+          <w:lang w:val="zh_TW" w:bidi="zh_TW"/>
+        </w:rPr>
+        <w:t>）。約櫃被放置在施恩座</w:t>
+      </w:r>
+      <w:r>
+        <w:rPr>
+          <w:b/>
+          <w:lang w:val="zh_TW" w:bidi="zh_TW"/>
+        </w:rPr>
+        <w:t>之下</w:t>
+      </w:r>
+      <w:r>
+        <w:rPr>
+          <w:lang w:val="zh_TW" w:bidi="zh_TW"/>
+        </w:rPr>
+        <w:t>（</w:t>
+      </w:r>
+      <w:hyperlink r:id="rId71">
+        <w:r>
+          <w:rPr>
+            <w:lang w:val="zh_TW" w:bidi="zh_TW"/>
+          </w:rPr>
+          <w:rPr>
+            <w:color w:val="0000EE"/>
+            <w:u w:val="single"/>
+          </w:rPr>
+          <w:t>出25:21</w:t>
+        </w:r>
+      </w:hyperlink>
+      <w:r>
+        <w:rPr>
+          <w:lang w:val="zh_TW" w:bidi="zh_TW"/>
+        </w:rPr>
+        <w:t>）的事實，表明律法在神的保護之下，並解釋了為何約櫃會被稱為祂的腳凳（例：</w:t>
+      </w:r>
+      <w:hyperlink r:id="rId72">
+        <w:r>
+          <w:rPr>
+            <w:lang w:val="zh_TW" w:bidi="zh_TW"/>
+          </w:rPr>
+          <w:rPr>
+            <w:color w:val="0000EE"/>
+            <w:u w:val="single"/>
+          </w:rPr>
+          <w:t>詩132:7</w:t>
+        </w:r>
+      </w:hyperlink>
+      <w:r>
+        <w:rPr>
+          <w:lang w:val="zh_TW" w:bidi="zh_TW"/>
+        </w:rPr>
+        <w:t>）。如同伊甸園中的基路伯（</w:t>
+      </w:r>
+      <w:hyperlink r:id="rId73">
+        <w:r>
+          <w:rPr>
+            <w:lang w:val="zh_TW" w:bidi="zh_TW"/>
+          </w:rPr>
+          <w:rPr>
+            <w:color w:val="0000EE"/>
+            <w:u w:val="single"/>
+          </w:rPr>
+          <w:t>創3:24</w:t>
+        </w:r>
+      </w:hyperlink>
+      <w:r>
+        <w:rPr>
+          <w:lang w:val="zh_TW" w:bidi="zh_TW"/>
+        </w:rPr>
+        <w:t>），至聖所中的基路伯很可能具有類似的守護功能。在古代世界，像基路伯這樣具有象徵意義的有翼生物，常被安置在寶座與重要建築的守護位置上。</w:t>
+      </w:r>
+    </w:p>
+    <w:p>
+      <w:pPr/>
+      <w:r>
+        <w:rPr>
+          <w:lang w:val="zh_TW" w:bidi="zh_TW"/>
+        </w:rPr>
+      </w:r>
+      <w:r>
+        <w:rPr>
+          <w:lang w:val="zh_TW" w:bidi="zh_TW"/>
+        </w:rPr>
+        <w:t>像約櫃一樣，陳設餅的桌子（</w:t>
+      </w:r>
+      <w:hyperlink r:id="rId74">
+        <w:r>
+          <w:rPr>
+            <w:lang w:val="zh_TW" w:bidi="zh_TW"/>
+          </w:rPr>
+          <w:rPr>
+            <w:color w:val="0000EE"/>
+            <w:u w:val="single"/>
+          </w:rPr>
+          <w:t>出25:30</w:t>
+        </w:r>
+      </w:hyperlink>
+      <w:r>
+        <w:rPr>
+          <w:lang w:val="zh_TW" w:bidi="zh_TW"/>
+        </w:rPr>
+        <w:t>）是以皂莢木製成，外面包裹著金子。它稍微小一些，長0.9公尺，寬0.5公尺，高0.7公尺。各種輔助的器皿與用具都有詳細記載（</w:t>
+      </w:r>
+      <w:hyperlink r:id="rId75">
+        <w:r>
+          <w:rPr>
+            <w:lang w:val="zh_TW" w:bidi="zh_TW"/>
+          </w:rPr>
+          <w:rPr>
+            <w:color w:val="0000EE"/>
+            <w:u w:val="single"/>
+          </w:rPr>
+          <w:t>29</w:t>
+        </w:r>
+      </w:hyperlink>
+      <w:r>
+        <w:rPr>
+          <w:lang w:val="zh_TW" w:bidi="zh_TW"/>
+        </w:rPr>
+        <w:t>節），推測盤子是用來放餅的。每逢安息日，十二個餅被放置在桌上，排成兩行，象徵神對以色列十二支派的供應（</w:t>
+      </w:r>
+      <w:hyperlink r:id="rId76">
+        <w:r>
+          <w:rPr>
+            <w:lang w:val="zh_TW" w:bidi="zh_TW"/>
+          </w:rPr>
+          <w:rPr>
+            <w:color w:val="0000EE"/>
+            <w:u w:val="single"/>
+          </w:rPr>
+          <w:t>利24:5–9</w:t>
+        </w:r>
+      </w:hyperlink>
+      <w:r>
+        <w:rPr>
+          <w:lang w:val="zh_TW" w:bidi="zh_TW"/>
+        </w:rPr>
+        <w:t>）。這張桌子位於聖所的北側。</w:t>
+      </w:r>
+    </w:p>
+    <w:p>
+      <w:pPr/>
+      <w:r>
+        <w:rPr>
+          <w:lang w:val="zh_TW" w:bidi="zh_TW"/>
+        </w:rPr>
+      </w:r>
+      <w:r>
+        <w:rPr>
+          <w:lang w:val="zh_TW" w:bidi="zh_TW"/>
+        </w:rPr>
+        <w:t>在南側是七枝金燈台（</w:t>
+      </w:r>
+      <w:hyperlink r:id="rId77">
+        <w:r>
+          <w:rPr>
+            <w:lang w:val="zh_TW" w:bidi="zh_TW"/>
+          </w:rPr>
+          <w:rPr>
+            <w:color w:val="0000EE"/>
+            <w:u w:val="single"/>
+          </w:rPr>
+          <w:t>出25:31–39</w:t>
+        </w:r>
+      </w:hyperlink>
+      <w:r>
+        <w:rPr>
+          <w:lang w:val="zh_TW" w:bidi="zh_TW"/>
+        </w:rPr>
+        <w:t>，</w:t>
+      </w:r>
+      <w:hyperlink r:id="rId78">
+        <w:r>
+          <w:rPr>
+            <w:lang w:val="zh_TW" w:bidi="zh_TW"/>
+          </w:rPr>
+          <w:rPr>
+            <w:color w:val="0000EE"/>
+            <w:u w:val="single"/>
+          </w:rPr>
+          <w:t>37:17–24</w:t>
+        </w:r>
+      </w:hyperlink>
+      <w:r>
+        <w:rPr>
+          <w:lang w:val="zh_TW" w:bidi="zh_TW"/>
+        </w:rPr>
+        <w:t>，</w:t>
+      </w:r>
+      <w:hyperlink r:id="rId79">
+        <w:r>
+          <w:rPr>
+            <w:lang w:val="zh_TW" w:bidi="zh_TW"/>
+          </w:rPr>
+          <w:rPr>
+            <w:color w:val="0000EE"/>
+            <w:u w:val="single"/>
+          </w:rPr>
+          <w:t>40:24</w:t>
+        </w:r>
+      </w:hyperlink>
+      <w:r>
+        <w:rPr>
+          <w:lang w:val="zh_TW" w:bidi="zh_TW"/>
+        </w:rPr>
+        <w:t>）。這是聖所中最令人印象深刻的器具之一，如同基路伯和施恩座一樣，是用純金製成。六支金枝（左右各三支）從中央的柱幹伸出，整個燈臺以杏花為裝飾。根據聖經的資料，我們並不確定燈臺是持續點亮（</w:t>
+      </w:r>
+      <w:hyperlink r:id="rId80">
+        <w:r>
+          <w:rPr>
+            <w:lang w:val="zh_TW" w:bidi="zh_TW"/>
+          </w:rPr>
+          <w:rPr>
+            <w:color w:val="0000EE"/>
+            <w:u w:val="single"/>
+          </w:rPr>
+          <w:t>出27:20</w:t>
         </w:r>
       </w:hyperlink>
       <w:r>
@@ -379,16 +2340,70 @@
         </w:rPr>
         <w:t>；</w:t>
       </w:r>
-      <w:hyperlink r:id="rId18">
-        <w:r>
-          <w:rPr>
-            <w:lang w:val="zh_TW" w:bidi="zh_TW"/>
-          </w:rPr>
-          <w:rPr>
-            <w:color w:val="0000EE"/>
-            <w:u w:val="single"/>
-          </w:rPr>
-          <w:t>民1:1–15</w:t>
+      <w:hyperlink r:id="rId81">
+        <w:r>
+          <w:rPr>
+            <w:lang w:val="zh_TW" w:bidi="zh_TW"/>
+          </w:rPr>
+          <w:rPr>
+            <w:color w:val="0000EE"/>
+            <w:u w:val="single"/>
+          </w:rPr>
+          <w:t>利24:2</w:t>
+        </w:r>
+      </w:hyperlink>
+      <w:r>
+        <w:rPr>
+          <w:lang w:val="zh_TW" w:bidi="zh_TW"/>
+        </w:rPr>
+        <w:t>），還是僅在夜間發光（大多數譯本中的</w:t>
+      </w:r>
+      <w:hyperlink r:id="rId82">
+        <w:r>
+          <w:rPr>
+            <w:lang w:val="zh_TW" w:bidi="zh_TW"/>
+          </w:rPr>
+          <w:rPr>
+            <w:color w:val="0000EE"/>
+            <w:u w:val="single"/>
+          </w:rPr>
+          <w:t>撒上3:3</w:t>
+        </w:r>
+      </w:hyperlink>
+      <w:r>
+        <w:rPr>
+          <w:lang w:val="zh_TW" w:bidi="zh_TW"/>
+        </w:rPr>
+        <w:t>均有提及）。</w:t>
+      </w:r>
+      <w:hyperlink r:id="rId83">
+        <w:r>
+          <w:rPr>
+            <w:lang w:val="zh_TW" w:bidi="zh_TW"/>
+          </w:rPr>
+          <w:rPr>
+            <w:color w:val="0000EE"/>
+            <w:u w:val="single"/>
+          </w:rPr>
+          <w:t>利未記二十四章4節</w:t>
+        </w:r>
+      </w:hyperlink>
+      <w:r>
+        <w:rPr>
+          <w:lang w:val="zh_TW" w:bidi="zh_TW"/>
+        </w:rPr>
+        <w:t>強烈支持前者，而撒母耳記上的資料可能反映，在士師時期這個做法已經開始變化。在經文中，金燈台象徵著盟約群體的持續見證（</w:t>
+      </w:r>
+      <w:hyperlink r:id="rId84">
+        <w:r>
+          <w:rPr>
+            <w:lang w:val="zh_TW" w:bidi="zh_TW"/>
+          </w:rPr>
+          <w:rPr>
+            <w:color w:val="0000EE"/>
+            <w:u w:val="single"/>
+          </w:rPr>
+          <w:t>亞4:1–7</w:t>
         </w:r>
       </w:hyperlink>
       <w:r>
@@ -397,16 +2412,1560 @@
         </w:rPr>
         <w:t>；</w:t>
       </w:r>
-      <w:hyperlink r:id="rId19">
-        <w:r>
-          <w:rPr>
-            <w:lang w:val="zh_TW" w:bidi="zh_TW"/>
-          </w:rPr>
-          <w:rPr>
-            <w:color w:val="0000EE"/>
-            <w:u w:val="single"/>
-          </w:rPr>
-          <w:t>得4:18–22</w:t>
+      <w:hyperlink r:id="rId85">
+        <w:r>
+          <w:rPr>
+            <w:lang w:val="zh_TW" w:bidi="zh_TW"/>
+          </w:rPr>
+          <w:rPr>
+            <w:color w:val="0000EE"/>
+            <w:u w:val="single"/>
+          </w:rPr>
+          <w:t>啟2:1</w:t>
+        </w:r>
+      </w:hyperlink>
+      <w:r>
+        <w:rPr>
+          <w:lang w:val="zh_TW" w:bidi="zh_TW"/>
+        </w:rPr>
+        <w:t>）。從經文列舉服事燈臺所需、全部以純金製成的器具，可以看見對於細節的精準關注。若沒有這種精準的細節，燈光很快就會昏暗，聖所本身也會被炭垢所污穢（</w:t>
+      </w:r>
+      <w:hyperlink r:id="rId86">
+        <w:r>
+          <w:rPr>
+            <w:lang w:val="zh_TW" w:bidi="zh_TW"/>
+          </w:rPr>
+          <w:rPr>
+            <w:color w:val="0000EE"/>
+            <w:u w:val="single"/>
+          </w:rPr>
+          <w:t>出25:38</w:t>
+        </w:r>
+      </w:hyperlink>
+      <w:r>
+        <w:rPr>
+          <w:lang w:val="zh_TW" w:bidi="zh_TW"/>
+        </w:rPr>
+        <w:t>）。此外，點燈時亦只會使用最上等的橄欖油，確保光線明亮（</w:t>
+      </w:r>
+      <w:hyperlink r:id="rId80">
+        <w:r>
+          <w:rPr>
+            <w:lang w:val="zh_TW" w:bidi="zh_TW"/>
+          </w:rPr>
+          <w:rPr>
+            <w:color w:val="0000EE"/>
+            <w:u w:val="single"/>
+          </w:rPr>
+          <w:t>27:20</w:t>
+        </w:r>
+      </w:hyperlink>
+      <w:r>
+        <w:rPr>
+          <w:lang w:val="zh_TW" w:bidi="zh_TW"/>
+        </w:rPr>
+        <w:t>）。</w:t>
+      </w:r>
+    </w:p>
+    <w:p>
+      <w:pPr/>
+      <w:r>
+        <w:rPr>
+          <w:lang w:val="zh_TW" w:bidi="zh_TW"/>
+        </w:rPr>
+      </w:r>
+      <w:r>
+        <w:rPr>
+          <w:lang w:val="zh_TW" w:bidi="zh_TW"/>
+        </w:rPr>
+        <w:t>香壇（</w:t>
+      </w:r>
+      <w:hyperlink r:id="rId87">
+        <w:r>
+          <w:rPr>
+            <w:lang w:val="zh_TW" w:bidi="zh_TW"/>
+          </w:rPr>
+          <w:rPr>
+            <w:color w:val="0000EE"/>
+            <w:u w:val="single"/>
+          </w:rPr>
+          <w:t>出30:1–10</w:t>
+        </w:r>
+      </w:hyperlink>
+      <w:r>
+        <w:rPr>
+          <w:lang w:val="zh_TW" w:bidi="zh_TW"/>
+        </w:rPr>
+        <w:t>）的描述可能被故意淡化，以突顯外院的祭壇，後者通常被稱為「</w:t>
+      </w:r>
+      <w:r>
+        <w:rPr>
+          <w:b/>
+          <w:lang w:val="zh_TW" w:bidi="zh_TW"/>
+        </w:rPr>
+        <w:t>那個</w:t>
+      </w:r>
+      <w:r>
+        <w:rPr>
+          <w:lang w:val="zh_TW" w:bidi="zh_TW"/>
+        </w:rPr>
+        <w:t>祭壇」。為了區分香壇與銅製的獻祭壇，前者被稱為「金壇」（</w:t>
+      </w:r>
+      <w:hyperlink r:id="rId88">
+        <w:r>
+          <w:rPr>
+            <w:lang w:val="zh_TW" w:bidi="zh_TW"/>
+          </w:rPr>
+          <w:rPr>
+            <w:color w:val="0000EE"/>
+            <w:u w:val="single"/>
+          </w:rPr>
+          <w:t>40:5</w:t>
+        </w:r>
+      </w:hyperlink>
+      <w:r>
+        <w:rPr>
+          <w:lang w:val="zh_TW" w:bidi="zh_TW"/>
+        </w:rPr>
+        <w:t>）。香壇位於聖所內，正對著幔子另一側至聖所中的約櫃，位於陳設餅桌與燈臺之間。它以包金的皂莢木製成，邊長約45.7公分，高約0.9公尺，四角有角，周圍有一圈金邊。像約櫃一樣，香壇也有環與槓的設置，方便移動。這壇用來早晚焚香，每年的贖罪日又會</w:t>
+      </w:r>
+      <w:r>
+        <w:rPr>
+          <w:lang w:val="zh_TW" w:bidi="zh_TW"/>
+        </w:rPr>
+        <w:t>用贖罪祭牲的血行禮</w:t>
+      </w:r>
+      <w:r>
+        <w:rPr>
+          <w:lang w:val="zh_TW" w:bidi="zh_TW"/>
+        </w:rPr>
+        <w:t>（</w:t>
+      </w:r>
+      <w:hyperlink r:id="rId89">
+        <w:r>
+          <w:rPr>
+            <w:lang w:val="zh_TW" w:bidi="zh_TW"/>
+          </w:rPr>
+          <w:rPr>
+            <w:color w:val="0000EE"/>
+            <w:u w:val="single"/>
+          </w:rPr>
+          <w:t>30:7–10</w:t>
+        </w:r>
+      </w:hyperlink>
+      <w:r>
+        <w:rPr>
+          <w:lang w:val="zh_TW" w:bidi="zh_TW"/>
+        </w:rPr>
+        <w:t>）。特別配方的香被禁止用於世俗用途。起初，香表明從祭物上升之物，作為神所喜悅的馨香之氣。香在敬拜中表達對神的認定（</w:t>
+      </w:r>
+      <w:hyperlink r:id="rId90">
+        <w:r>
+          <w:rPr>
+            <w:lang w:val="zh_TW" w:bidi="zh_TW"/>
+          </w:rPr>
+          <w:rPr>
+            <w:color w:val="0000EE"/>
+            <w:u w:val="single"/>
+          </w:rPr>
+          <w:t>瑪1:11</w:t>
+        </w:r>
+      </w:hyperlink>
+      <w:r>
+        <w:rPr>
+          <w:lang w:val="zh_TW" w:bidi="zh_TW"/>
+        </w:rPr>
+        <w:t>），並在早期象徵著敬虔之人的禱告（</w:t>
+      </w:r>
+      <w:hyperlink r:id="rId91">
+        <w:r>
+          <w:rPr>
+            <w:lang w:val="zh_TW" w:bidi="zh_TW"/>
+          </w:rPr>
+          <w:rPr>
+            <w:color w:val="0000EE"/>
+            <w:u w:val="single"/>
+          </w:rPr>
+          <w:t>詩141:2</w:t>
+        </w:r>
+      </w:hyperlink>
+      <w:r>
+        <w:rPr>
+          <w:lang w:val="zh_TW" w:bidi="zh_TW"/>
+        </w:rPr>
+        <w:t>）。它也遮蔽神，不讓人眼看見祂（</w:t>
+      </w:r>
+      <w:hyperlink r:id="rId92">
+        <w:r>
+          <w:rPr>
+            <w:lang w:val="zh_TW" w:bidi="zh_TW"/>
+          </w:rPr>
+          <w:rPr>
+            <w:color w:val="0000EE"/>
+            <w:u w:val="single"/>
+          </w:rPr>
+          <w:t>利16:13</w:t>
+        </w:r>
+      </w:hyperlink>
+      <w:r>
+        <w:rPr>
+          <w:lang w:val="zh_TW" w:bidi="zh_TW"/>
+        </w:rPr>
+        <w:t>）。</w:t>
+      </w:r>
+    </w:p>
+    <w:p>
+      <w:pPr>
+        <w:pStyle w:val="Heading3"/>
+      </w:pPr>
+      <w:r>
+        <w:rPr>
+          <w:lang w:val="zh_TW" w:bidi="zh_TW"/>
+        </w:rPr>
+        <w:t>會幕本體</w:t>
+      </w:r>
+    </w:p>
+    <w:p>
+      <w:pPr/>
+      <w:r>
+        <w:rPr>
+          <w:lang w:val="zh_TW" w:bidi="zh_TW"/>
+        </w:rPr>
+      </w:r>
+      <w:r>
+        <w:rPr>
+          <w:lang w:val="zh_TW" w:bidi="zh_TW"/>
+        </w:rPr>
+        <w:t>會幕基本上是支撐在剛硬骨架上的帳棚結構。與其它器具相同，其細節在聖經中記載三次，以凸顯會幕本體的重要性。規格記載在</w:t>
+      </w:r>
+      <w:hyperlink r:id="rId93">
+        <w:r>
+          <w:rPr>
+            <w:lang w:val="zh_TW" w:bidi="zh_TW"/>
+          </w:rPr>
+          <w:rPr>
+            <w:color w:val="0000EE"/>
+            <w:u w:val="single"/>
+          </w:rPr>
+          <w:t>出埃及記二十六章</w:t>
+        </w:r>
+      </w:hyperlink>
+      <w:r>
+        <w:rPr>
+          <w:lang w:val="zh_TW" w:bidi="zh_TW"/>
+        </w:rPr>
+        <w:t>，建造過程記載在</w:t>
+      </w:r>
+      <w:hyperlink r:id="rId94">
+        <w:r>
+          <w:rPr>
+            <w:lang w:val="zh_TW" w:bidi="zh_TW"/>
+          </w:rPr>
+          <w:rPr>
+            <w:color w:val="0000EE"/>
+            <w:u w:val="single"/>
+          </w:rPr>
+          <w:t>出埃及記三十六章8至38節</w:t>
+        </w:r>
+      </w:hyperlink>
+      <w:r>
+        <w:rPr>
+          <w:lang w:val="zh_TW" w:bidi="zh_TW"/>
+        </w:rPr>
+        <w:t>，最終的豎立記載在</w:t>
+      </w:r>
+      <w:hyperlink r:id="rId95">
+        <w:r>
+          <w:rPr>
+            <w:lang w:val="zh_TW" w:bidi="zh_TW"/>
+          </w:rPr>
+          <w:rPr>
+            <w:color w:val="0000EE"/>
+            <w:u w:val="single"/>
+          </w:rPr>
+          <w:t>出埃及記四十章16至19節</w:t>
+        </w:r>
+      </w:hyperlink>
+      <w:r>
+        <w:rPr>
+          <w:lang w:val="zh_TW" w:bidi="zh_TW"/>
+        </w:rPr>
+        <w:t>。整體尺寸約為長13.7公尺，寬4.6公尺，高4.6公尺。</w:t>
+      </w:r>
+    </w:p>
+    <w:p>
+      <w:pPr/>
+      <w:r>
+        <w:rPr>
+          <w:lang w:val="zh_TW" w:bidi="zh_TW"/>
+        </w:rPr>
+      </w:r>
+      <w:r>
+        <w:rPr>
+          <w:lang w:val="zh_TW" w:bidi="zh_TW"/>
+        </w:rPr>
+        <w:t>其基本骨架是一系列豎立的支架，每個支架高4.6公尺，寬0.7公尺，各自立在兩個銀座上（</w:t>
+      </w:r>
+      <w:hyperlink r:id="rId96">
+        <w:r>
+          <w:rPr>
+            <w:lang w:val="zh_TW" w:bidi="zh_TW"/>
+          </w:rPr>
+          <w:rPr>
+            <w:color w:val="0000EE"/>
+            <w:u w:val="single"/>
+          </w:rPr>
+          <w:t>出26:15–25</w:t>
+        </w:r>
+      </w:hyperlink>
+      <w:r>
+        <w:rPr>
+          <w:lang w:val="zh_TW" w:bidi="zh_TW"/>
+        </w:rPr>
+        <w:t>）。學者曾認為這些支架或框架是實心的皂莢木板，但大多數現代學者則認為每個框架由兩個直立側面組成，通過像梯子一樣的水平物件連接。這樣的結構會更穩固，形狀保持得更好，並且可以從聖所內部看到美麗的內層幔簾。在南北兩側各有20個這樣的框架，西端有6個。此外，在西側有兩個角件，所有牆壁都通過扣件連接在一起（</w:t>
+      </w:r>
+      <w:hyperlink r:id="rId97">
+        <w:r>
+          <w:rPr>
+            <w:lang w:val="zh_TW" w:bidi="zh_TW"/>
+          </w:rPr>
+          <w:rPr>
+            <w:color w:val="0000EE"/>
+            <w:u w:val="single"/>
+          </w:rPr>
+          <w:t>23–25節</w:t>
+        </w:r>
+      </w:hyperlink>
+      <w:r>
+        <w:rPr>
+          <w:lang w:val="zh_TW" w:bidi="zh_TW"/>
+        </w:rPr>
+        <w:t>）。一系列穿過每個直立框架上金環的橫杆有助結構更加穩固對齊（</w:t>
+      </w:r>
+      <w:hyperlink r:id="rId98">
+        <w:r>
+          <w:rPr>
+            <w:lang w:val="zh_TW" w:bidi="zh_TW"/>
+          </w:rPr>
+          <w:rPr>
+            <w:color w:val="0000EE"/>
+            <w:u w:val="single"/>
+          </w:rPr>
+          <w:t>26–29節</w:t>
+        </w:r>
+      </w:hyperlink>
+      <w:r>
+        <w:rPr>
+          <w:lang w:val="zh_TW" w:bidi="zh_TW"/>
+        </w:rPr>
+        <w:t>）。三個側面各有五根橫杆。南側與北側中央那根橫杆貫穿全長，其餘四根大概各自延伸到一半，使每個框架實際上被三根橫杆固定。所有木料部分都包上金子。</w:t>
+      </w:r>
+    </w:p>
+    <w:p>
+      <w:pPr/>
+      <w:r>
+        <w:rPr>
+          <w:lang w:val="zh_TW" w:bidi="zh_TW"/>
+        </w:rPr>
+      </w:r>
+      <w:r>
+        <w:rPr>
+          <w:lang w:val="zh_TW" w:bidi="zh_TW"/>
+        </w:rPr>
+        <w:t>在這個骨架之上，有幾層覆蓋物形成會幕的頂部、側面和背面。第一層是十幅細麻幔子，染成藍色、紫色和紅色，並繡有基路伯（</w:t>
+      </w:r>
+      <w:hyperlink r:id="rId99">
+        <w:r>
+          <w:rPr>
+            <w:lang w:val="zh_TW" w:bidi="zh_TW"/>
+          </w:rPr>
+          <w:rPr>
+            <w:color w:val="0000EE"/>
+            <w:u w:val="single"/>
+          </w:rPr>
+          <w:t>出26:1–6</w:t>
+        </w:r>
+      </w:hyperlink>
+      <w:r>
+        <w:rPr>
+          <w:lang w:val="zh_TW" w:bidi="zh_TW"/>
+        </w:rPr>
+        <w:t>，</w:t>
+      </w:r>
+      <w:hyperlink r:id="rId100">
+        <w:r>
+          <w:rPr>
+            <w:lang w:val="zh_TW" w:bidi="zh_TW"/>
+          </w:rPr>
+          <w:rPr>
+            <w:color w:val="0000EE"/>
+            <w:u w:val="single"/>
+          </w:rPr>
+          <w:t>36:8–13</w:t>
+        </w:r>
+      </w:hyperlink>
+      <w:r>
+        <w:rPr>
+          <w:lang w:val="zh_TW" w:bidi="zh_TW"/>
+        </w:rPr>
+        <w:t>）。每塊尺寸為12.8公尺乘1.8公尺。沿長邊把幔子配對接合，形成五組幔子。這兩幅大幔子本身，又藉著50個金鉤連接，金鉤穿過兩者上相等數量的環。這些幔子很可能像桌布一樣，拉展覆蓋在結構之上。</w:t>
+      </w:r>
+    </w:p>
+    <w:p>
+      <w:pPr/>
+      <w:r>
+        <w:rPr>
+          <w:lang w:val="zh_TW" w:bidi="zh_TW"/>
+        </w:rPr>
+      </w:r>
+      <w:r>
+        <w:rPr>
+          <w:lang w:val="zh_TW" w:bidi="zh_TW"/>
+        </w:rPr>
+        <w:t>十一幅山羊毛的幔子或篷布，每幅13.7公尺乘1.8公尺。構成下一層。這些幔子以五幅與六幅分成兩組，再用類似於下層幔子的方式接連，只是使用銅鉤而非金鉤。山羊毛篷布較長的部分提供重疊，以保護下層幔子，而較大的篷布在會幕前後兩端均有重疊（</w:t>
+      </w:r>
+      <w:hyperlink r:id="rId101">
+        <w:r>
+          <w:rPr>
+            <w:lang w:val="zh_TW" w:bidi="zh_TW"/>
+          </w:rPr>
+          <w:rPr>
+            <w:color w:val="0000EE"/>
+            <w:u w:val="single"/>
+          </w:rPr>
+          <w:t>出26:7–9</w:t>
+        </w:r>
+      </w:hyperlink>
+      <w:r>
+        <w:rPr>
+          <w:lang w:val="zh_TW" w:bidi="zh_TW"/>
+        </w:rPr>
+        <w:t>、</w:t>
+      </w:r>
+      <w:hyperlink r:id="rId101">
+        <w:r>
+          <w:rPr>
+            <w:lang w:val="zh_TW" w:bidi="zh_TW"/>
+          </w:rPr>
+          <w:rPr>
+            <w:color w:val="0000EE"/>
+            <w:u w:val="single"/>
+          </w:rPr>
+          <w:t>12–13</w:t>
+        </w:r>
+      </w:hyperlink>
+      <w:r>
+        <w:rPr>
+          <w:lang w:val="zh_TW" w:bidi="zh_TW"/>
+        </w:rPr>
+        <w:t>）。另外兩層確保了完全的防水，一層是染成紅色的海狗皮，一層是山羊皮。</w:t>
+      </w:r>
+    </w:p>
+    <w:p>
+      <w:pPr/>
+      <w:r>
+        <w:rPr>
+          <w:lang w:val="zh_TW" w:bidi="zh_TW"/>
+        </w:rPr>
+      </w:r>
+      <w:r>
+        <w:rPr>
+          <w:lang w:val="zh_TW" w:bidi="zh_TW"/>
+        </w:rPr>
+        <w:t>有一幅幔子將聖所隔開，其材料與下層幔子相同，懸掛在連接兩幅大幔子的金鉤之下，由四根包金、立在銀座上的皂莢木柱支撐。幔子與幔子上的基路伯，是聖所的象徵性守護者。幔子的所在位置，使至聖所成為一個長寬高皆為4.6公尺的正立方體。多層重叠的材料，以及對接縫的細緻處理，凸顯了內殿最深處的幽暗。神被黑暗圍繞，謹慎地隔絕於任何未經授權的視線之外（</w:t>
+      </w:r>
+      <w:hyperlink r:id="rId102">
+        <w:r>
+          <w:rPr>
+            <w:lang w:val="zh_TW" w:bidi="zh_TW"/>
+          </w:rPr>
+          <w:rPr>
+            <w:color w:val="0000EE"/>
+            <w:u w:val="single"/>
+          </w:rPr>
+          <w:t>詩97:2</w:t>
+        </w:r>
+      </w:hyperlink>
+      <w:r>
+        <w:rPr>
+          <w:lang w:val="zh_TW" w:bidi="zh_TW"/>
+        </w:rPr>
+        <w:t>）。聖所的面積為9.1公尺乘4.6公尺，正好是至聖所面積的兩倍。一幅以與主幔子相同布料製作的門簾，隔在聖所與外院之間，懸掛在五根皂莢木柱上的金鉤上，這些柱子包金，立在銅座上。這部分門簾形成了會幕的東牆，未有資料顯示其上有否刺繡撒拉弗。</w:t>
+      </w:r>
+    </w:p>
+    <w:p>
+      <w:pPr/>
+      <w:r>
+        <w:rPr>
+          <w:lang w:val="zh_TW" w:bidi="zh_TW"/>
+        </w:rPr>
+      </w:r>
+      <w:r>
+        <w:rPr>
+          <w:lang w:val="zh_TW" w:bidi="zh_TW"/>
+        </w:rPr>
+        <w:t>會幕雖然外觀可能略顯矮胖，給人堅實的印象，卻可以輕易拆卸、搬運並重新組裝。以當時的標準來說，它是配得作為神居所的建築，由最高超的人類技藝以及最優良的材料建造而成。</w:t>
+      </w:r>
+    </w:p>
+    <w:p>
+      <w:pPr>
+        <w:pStyle w:val="Heading3"/>
+      </w:pPr>
+      <w:r>
+        <w:rPr>
+          <w:lang w:val="zh_TW" w:bidi="zh_TW"/>
+        </w:rPr>
+        <w:t>外院及其器具</w:t>
+      </w:r>
+    </w:p>
+    <w:p>
+      <w:pPr/>
+      <w:r>
+        <w:rPr>
+          <w:lang w:val="zh_TW" w:bidi="zh_TW"/>
+        </w:rPr>
+      </w:r>
+      <w:r>
+        <w:rPr>
+          <w:lang w:val="zh_TW" w:bidi="zh_TW"/>
+        </w:rPr>
+        <w:t>會幕的院子呈長方形，南北兩邊長45.7公尺，東西兩邊寬22.9公尺（</w:t>
+      </w:r>
+      <w:hyperlink r:id="rId103">
+        <w:r>
+          <w:rPr>
+            <w:lang w:val="zh_TW" w:bidi="zh_TW"/>
+          </w:rPr>
+          <w:rPr>
+            <w:color w:val="0000EE"/>
+            <w:u w:val="single"/>
+          </w:rPr>
+          <w:t>出27:9–18</w:t>
+        </w:r>
+      </w:hyperlink>
+      <w:r>
+        <w:rPr>
+          <w:lang w:val="zh_TW" w:bidi="zh_TW"/>
+        </w:rPr>
+        <w:t>，</w:t>
+      </w:r>
+      <w:hyperlink r:id="rId104">
+        <w:r>
+          <w:rPr>
+            <w:lang w:val="zh_TW" w:bidi="zh_TW"/>
+          </w:rPr>
+          <w:rPr>
+            <w:color w:val="0000EE"/>
+            <w:u w:val="single"/>
+          </w:rPr>
+          <w:t>38:9–19</w:t>
+        </w:r>
+      </w:hyperlink>
+      <w:r>
+        <w:rPr>
+          <w:lang w:val="zh_TW" w:bidi="zh_TW"/>
+        </w:rPr>
+        <w:t>）。會幕本體位於西端。細麻布製成的簾子高2.3公尺，遮蔽了整個會幕區域。在東部區域有一個中央入口，寬9.1公尺。一幅同樣高度的繡花門簾遮住此入口，入口大概向內凹入，以便從兩側進入。所有幔子由銀杆支撐，銀杆穿過連接在包銀柱子上的銀鉤，而柱子則立在銅座上（</w:t>
+      </w:r>
+      <w:hyperlink r:id="rId105">
+        <w:r>
+          <w:rPr>
+            <w:lang w:val="zh_TW" w:bidi="zh_TW"/>
+          </w:rPr>
+          <w:rPr>
+            <w:color w:val="0000EE"/>
+            <w:u w:val="single"/>
+          </w:rPr>
+          <w:t>38:17</w:t>
+        </w:r>
+      </w:hyperlink>
+      <w:r>
+        <w:rPr>
+          <w:lang w:val="zh_TW" w:bidi="zh_TW"/>
+        </w:rPr>
+        <w:t>）。</w:t>
+      </w:r>
+    </w:p>
+    <w:p>
+      <w:pPr/>
+      <w:r>
+        <w:rPr>
+          <w:lang w:val="zh_TW" w:bidi="zh_TW"/>
+        </w:rPr>
+      </w:r>
+      <w:r>
+        <w:rPr>
+          <w:lang w:val="zh_TW" w:bidi="zh_TW"/>
+        </w:rPr>
+        <w:t>燔祭壇（</w:t>
+      </w:r>
+      <w:hyperlink r:id="rId106">
+        <w:r>
+          <w:rPr>
+            <w:lang w:val="zh_TW" w:bidi="zh_TW"/>
+          </w:rPr>
+          <w:rPr>
+            <w:color w:val="0000EE"/>
+            <w:u w:val="single"/>
+          </w:rPr>
+          <w:t>出27:1–8</w:t>
+        </w:r>
+      </w:hyperlink>
+      <w:r>
+        <w:rPr>
+          <w:lang w:val="zh_TW" w:bidi="zh_TW"/>
+        </w:rPr>
+        <w:t>，</w:t>
+      </w:r>
+      <w:hyperlink r:id="rId107">
+        <w:r>
+          <w:rPr>
+            <w:lang w:val="zh_TW" w:bidi="zh_TW"/>
+          </w:rPr>
+          <w:rPr>
+            <w:color w:val="0000EE"/>
+            <w:u w:val="single"/>
+          </w:rPr>
+          <w:t>38:1–7</w:t>
+        </w:r>
+      </w:hyperlink>
+      <w:r>
+        <w:rPr>
+          <w:lang w:val="zh_TW" w:bidi="zh_TW"/>
+        </w:rPr>
+        <w:t>）位於院子的東端，靠近入口處（</w:t>
+      </w:r>
+      <w:hyperlink r:id="rId108">
+        <w:r>
+          <w:rPr>
+            <w:lang w:val="zh_TW" w:bidi="zh_TW"/>
+          </w:rPr>
+          <w:rPr>
+            <w:color w:val="0000EE"/>
+            <w:u w:val="single"/>
+          </w:rPr>
+          <w:t>40:29</w:t>
+        </w:r>
+      </w:hyperlink>
+      <w:r>
+        <w:rPr>
+          <w:lang w:val="zh_TW" w:bidi="zh_TW"/>
+        </w:rPr>
+        <w:t>），提醒人若不先到獻祭之地，就不能親近神。這壇長寬各2.1公尺，高1.4公尺，與所羅門聖殿中的巨大祭壇相比顯得小巧（</w:t>
+      </w:r>
+      <w:hyperlink r:id="rId109">
+        <w:r>
+          <w:rPr>
+            <w:lang w:val="zh_TW" w:bidi="zh_TW"/>
+          </w:rPr>
+          <w:rPr>
+            <w:color w:val="0000EE"/>
+            <w:u w:val="single"/>
+          </w:rPr>
+          <w:t>代下4:1</w:t>
+        </w:r>
+      </w:hyperlink>
+      <w:r>
+        <w:rPr>
+          <w:lang w:val="zh_TW" w:bidi="zh_TW"/>
+        </w:rPr>
+        <w:t>）。其本質為包銅的中空木框，重量足以便於搬運，由包銅的槓穿過四角的銅環來抬運。網（</w:t>
+      </w:r>
+      <w:hyperlink r:id="rId110">
+        <w:r>
+          <w:rPr>
+            <w:lang w:val="zh_TW" w:bidi="zh_TW"/>
+          </w:rPr>
+          <w:rPr>
+            <w:color w:val="0000EE"/>
+            <w:u w:val="single"/>
+          </w:rPr>
+          <w:t>出27:4–5</w:t>
+        </w:r>
+      </w:hyperlink>
+      <w:r>
+        <w:rPr>
+          <w:lang w:val="zh_TW" w:bidi="zh_TW"/>
+        </w:rPr>
+        <w:t>）可能置於壇的中間，一些學者認為網外延至壇下方側面，用以通風並讓祭牲的血流至壇底。壇角可能象徵祭牲，亦可用來拴綁即將被獻的動物。在以色列，人若抓住壇角便可求庇護（例：</w:t>
+      </w:r>
+      <w:hyperlink r:id="rId111">
+        <w:r>
+          <w:rPr>
+            <w:lang w:val="zh_TW" w:bidi="zh_TW"/>
+          </w:rPr>
+          <w:rPr>
+            <w:color w:val="0000EE"/>
+            <w:u w:val="single"/>
+          </w:rPr>
+          <w:t>王上1:50</w:t>
+        </w:r>
+      </w:hyperlink>
+      <w:r>
+        <w:rPr>
+          <w:lang w:val="zh_TW" w:bidi="zh_TW"/>
+        </w:rPr>
+        <w:t>），可能象徵他把自己獻給神為祭，以求取祂的保護。壇的下方可能填上泥土，以吸收血（</w:t>
+      </w:r>
+      <w:hyperlink r:id="rId112">
+        <w:r>
+          <w:rPr>
+            <w:lang w:val="zh_TW" w:bidi="zh_TW"/>
+          </w:rPr>
+          <w:rPr>
+            <w:color w:val="0000EE"/>
+            <w:u w:val="single"/>
+          </w:rPr>
+          <w:t>出20:24</w:t>
+        </w:r>
+      </w:hyperlink>
+      <w:r>
+        <w:rPr>
+          <w:lang w:val="zh_TW" w:bidi="zh_TW"/>
+        </w:rPr>
+        <w:t>）。所有附屬器具皆為銅製：收灰的盆、鏟子、灑血用的盤、取肉的器具，以及火鼎（</w:t>
+      </w:r>
+      <w:hyperlink r:id="rId113">
+        <w:r>
+          <w:rPr>
+            <w:lang w:val="zh_TW" w:bidi="zh_TW"/>
+          </w:rPr>
+          <w:rPr>
+            <w:color w:val="0000EE"/>
+            <w:u w:val="single"/>
+          </w:rPr>
+          <w:t>27:3</w:t>
+        </w:r>
+      </w:hyperlink>
+      <w:r>
+        <w:rPr>
+          <w:lang w:val="zh_TW" w:bidi="zh_TW"/>
+        </w:rPr>
+        <w:t>）。</w:t>
+      </w:r>
+    </w:p>
+    <w:p>
+      <w:pPr/>
+      <w:r>
+        <w:rPr>
+          <w:lang w:val="zh_TW" w:bidi="zh_TW"/>
+        </w:rPr>
+      </w:r>
+      <w:r>
+        <w:rPr>
+          <w:lang w:val="zh_TW" w:bidi="zh_TW"/>
+        </w:rPr>
+        <w:t>經文沒有保留洗濯盆（有譯本譯為「洗臉盆」）尺寸的規格（</w:t>
+      </w:r>
+      <w:hyperlink r:id="rId114">
+        <w:r>
+          <w:rPr>
+            <w:lang w:val="zh_TW" w:bidi="zh_TW"/>
+          </w:rPr>
+          <w:rPr>
+            <w:color w:val="0000EE"/>
+            <w:u w:val="single"/>
+          </w:rPr>
+          <w:t>出30:17–20</w:t>
+        </w:r>
+      </w:hyperlink>
+      <w:r>
+        <w:rPr>
+          <w:lang w:val="zh_TW" w:bidi="zh_TW"/>
+        </w:rPr>
+        <w:t>，</w:t>
+      </w:r>
+      <w:hyperlink r:id="rId115">
+        <w:r>
+          <w:rPr>
+            <w:lang w:val="zh_TW" w:bidi="zh_TW"/>
+          </w:rPr>
+          <w:rPr>
+            <w:color w:val="0000EE"/>
+            <w:u w:val="single"/>
+          </w:rPr>
+          <w:t>38:8</w:t>
+        </w:r>
+      </w:hyperlink>
+      <w:r>
+        <w:rPr>
+          <w:lang w:val="zh_TW" w:bidi="zh_TW"/>
+        </w:rPr>
+        <w:t>），但它是用院子入口事奉之婦女的鏡子所造。洗濯盆設在燔祭壇與會幕之間。人若未在洗濯盆清洗就事奉神，是可被處死之罪；嚴正提醒人在為神做任何事之前，必須潔淨並順服。銅座可能只是支撐洗濯盆的基座，也可能包含一個放在下方的盆，讓祭司洗腳。</w:t>
+      </w:r>
+    </w:p>
+    <w:p>
+      <w:pPr>
+        <w:pStyle w:val="Heading3"/>
+      </w:pPr>
+      <w:r>
+        <w:rPr>
+          <w:lang w:val="zh_TW" w:bidi="zh_TW"/>
+        </w:rPr>
+        <w:t>會幕的建造與奉獻</w:t>
+      </w:r>
+    </w:p>
+    <w:p>
+      <w:pPr/>
+      <w:r>
+        <w:rPr>
+          <w:lang w:val="zh_TW" w:bidi="zh_TW"/>
+        </w:rPr>
+      </w:r>
+      <w:r>
+        <w:rPr>
+          <w:lang w:val="zh_TW" w:bidi="zh_TW"/>
+        </w:rPr>
+        <w:t>神仔細說明了會幕的建造細節，所需的技能超過摩西與亞倫能力。因此，在建造工程中，比撒列與亞何利亞伯居於重要地位（</w:t>
+      </w:r>
+      <w:hyperlink r:id="rId116">
+        <w:r>
+          <w:rPr>
+            <w:lang w:val="zh_TW" w:bidi="zh_TW"/>
+          </w:rPr>
+          <w:rPr>
+            <w:color w:val="0000EE"/>
+            <w:u w:val="single"/>
+          </w:rPr>
+          <w:t>出30:1–11</w:t>
+        </w:r>
+      </w:hyperlink>
+      <w:r>
+        <w:rPr>
+          <w:lang w:val="zh_TW" w:bidi="zh_TW"/>
+        </w:rPr>
+        <w:t>），並有一大群專家作為後援，他們必然是在埃及習得這些工藝。在一次非凡的群體行動中，以色列人非常慷慨地獻出禮物，所獻上的富富有餘，摩西結果攔住他們（</w:t>
+      </w:r>
+      <w:hyperlink r:id="rId117">
+        <w:r>
+          <w:rPr>
+            <w:lang w:val="zh_TW" w:bidi="zh_TW"/>
+          </w:rPr>
+          <w:rPr>
+            <w:color w:val="0000EE"/>
+            <w:u w:val="single"/>
+          </w:rPr>
+          <w:t>35:20–24</w:t>
+        </w:r>
+      </w:hyperlink>
+      <w:r>
+        <w:rPr>
+          <w:lang w:val="zh_TW" w:bidi="zh_TW"/>
+        </w:rPr>
+        <w:t>，</w:t>
+      </w:r>
+      <w:hyperlink r:id="rId118">
+        <w:r>
+          <w:rPr>
+            <w:lang w:val="zh_TW" w:bidi="zh_TW"/>
+          </w:rPr>
+          <w:rPr>
+            <w:color w:val="0000EE"/>
+            <w:u w:val="single"/>
+          </w:rPr>
+          <w:t>36:4–7</w:t>
+        </w:r>
+      </w:hyperlink>
+      <w:r>
+        <w:rPr>
+          <w:lang w:val="zh_TW" w:bidi="zh_TW"/>
+        </w:rPr>
+        <w:t>）。此外，許多人獻出他們的特殊技能（</w:t>
+      </w:r>
+      <w:hyperlink r:id="rId119">
+        <w:r>
+          <w:rPr>
+            <w:lang w:val="zh_TW" w:bidi="zh_TW"/>
+          </w:rPr>
+          <w:rPr>
+            <w:color w:val="0000EE"/>
+            <w:u w:val="single"/>
+          </w:rPr>
+          <w:t>35:25–29</w:t>
+        </w:r>
+      </w:hyperlink>
+      <w:r>
+        <w:rPr>
+          <w:lang w:val="zh_TW" w:bidi="zh_TW"/>
+        </w:rPr>
+        <w:t>）。</w:t>
+      </w:r>
+    </w:p>
+    <w:p>
+      <w:pPr/>
+      <w:r>
+        <w:rPr>
+          <w:lang w:val="zh_TW" w:bidi="zh_TW"/>
+        </w:rPr>
+      </w:r>
+      <w:r>
+        <w:rPr>
+          <w:lang w:val="zh_TW" w:bidi="zh_TW"/>
+        </w:rPr>
+        <w:t>除了施恩座與基路伯之外，所有器物製作完成並安置在適當的位置時（</w:t>
+      </w:r>
+      <w:hyperlink r:id="rId120">
+        <w:r>
+          <w:rPr>
+            <w:lang w:val="zh_TW" w:bidi="zh_TW"/>
+          </w:rPr>
+          <w:rPr>
+            <w:color w:val="0000EE"/>
+            <w:u w:val="single"/>
+          </w:rPr>
+          <w:t>出40:1–33</w:t>
+        </w:r>
+      </w:hyperlink>
+      <w:r>
+        <w:rPr>
+          <w:lang w:val="zh_TW" w:bidi="zh_TW"/>
+        </w:rPr>
+        <w:t>），都用特別的膏油膏抹（</w:t>
+      </w:r>
+      <w:hyperlink r:id="rId121">
+        <w:r>
+          <w:rPr>
+            <w:lang w:val="zh_TW" w:bidi="zh_TW"/>
+          </w:rPr>
+          <w:rPr>
+            <w:color w:val="0000EE"/>
+            <w:u w:val="single"/>
+          </w:rPr>
+          <w:t>30:22–33</w:t>
+        </w:r>
+      </w:hyperlink>
+      <w:r>
+        <w:rPr>
+          <w:lang w:val="zh_TW" w:bidi="zh_TW"/>
+        </w:rPr>
+        <w:t>，</w:t>
+      </w:r>
+      <w:hyperlink r:id="rId122">
+        <w:r>
+          <w:rPr>
+            <w:lang w:val="zh_TW" w:bidi="zh_TW"/>
+          </w:rPr>
+          <w:rPr>
+            <w:color w:val="0000EE"/>
+            <w:u w:val="single"/>
+          </w:rPr>
+          <w:t>40:9–11</w:t>
+        </w:r>
+      </w:hyperlink>
+      <w:r>
+        <w:rPr>
+          <w:lang w:val="zh_TW" w:bidi="zh_TW"/>
+        </w:rPr>
+        <w:t>），象徵將它們分別為聖，並奉獻於特定用途。當耶和華的榮耀充滿會幕，就是建造的高峰（</w:t>
+      </w:r>
+      <w:hyperlink r:id="rId123">
+        <w:r>
+          <w:rPr>
+            <w:lang w:val="zh_TW" w:bidi="zh_TW"/>
+          </w:rPr>
+          <w:rPr>
+            <w:color w:val="0000EE"/>
+            <w:u w:val="single"/>
+          </w:rPr>
+          <w:t>40:34</w:t>
+        </w:r>
+      </w:hyperlink>
+      <w:r>
+        <w:rPr>
+          <w:lang w:val="zh_TW" w:bidi="zh_TW"/>
+        </w:rPr>
+        <w:t>）。祂來到祂子民中間居住，自此，日間的雲柱與夜間的火柱就是祂同在與引導的確據。然而，人接近祂時不能有絲毫疏忽，甚至連摩西也被排除在至聖所以外。會幕是在出埃及滿一年那天立起來的，距離西奈山的啟示只有九個月。</w:t>
+      </w:r>
+    </w:p>
+    <w:p>
+      <w:pPr/>
+      <w:r>
+        <w:rPr>
+          <w:lang w:val="zh_TW" w:bidi="zh_TW"/>
+        </w:rPr>
+      </w:r>
+      <w:r>
+        <w:rPr>
+          <w:lang w:val="zh_TW" w:bidi="zh_TW"/>
+        </w:rPr>
+        <w:t>此後，每當以色列安營時，利未人就圍繞會幕三面安營（</w:t>
+      </w:r>
+      <w:hyperlink r:id="rId124">
+        <w:r>
+          <w:rPr>
+            <w:lang w:val="zh_TW" w:bidi="zh_TW"/>
+          </w:rPr>
+          <w:rPr>
+            <w:color w:val="0000EE"/>
+            <w:u w:val="single"/>
+          </w:rPr>
+          <w:t>民1:53</w:t>
+        </w:r>
+      </w:hyperlink>
+      <w:r>
+        <w:rPr>
+          <w:lang w:val="zh_TW" w:bidi="zh_TW"/>
+        </w:rPr>
+        <w:t>），摩西與亞倫的家族則佔據剩下的東側（</w:t>
+      </w:r>
+      <w:hyperlink r:id="rId125">
+        <w:r>
+          <w:rPr>
+            <w:lang w:val="zh_TW" w:bidi="zh_TW"/>
+          </w:rPr>
+          <w:rPr>
+            <w:color w:val="0000EE"/>
+            <w:u w:val="single"/>
+          </w:rPr>
+          <w:t>民3:14–38</w:t>
+        </w:r>
+      </w:hyperlink>
+      <w:r>
+        <w:rPr>
+          <w:lang w:val="zh_TW" w:bidi="zh_TW"/>
+        </w:rPr>
+        <w:t>），使任何未經授權的人無法闖入神聖區域。會幕遷移時，其拆卸有嚴格的規定（</w:t>
+      </w:r>
+      <w:hyperlink r:id="rId126">
+        <w:r>
+          <w:rPr>
+            <w:lang w:val="zh_TW" w:bidi="zh_TW"/>
+          </w:rPr>
+          <w:rPr>
+            <w:color w:val="0000EE"/>
+            <w:u w:val="single"/>
+          </w:rPr>
+          <w:t>4:5–15</w:t>
+        </w:r>
+      </w:hyperlink>
+      <w:r>
+        <w:rPr>
+          <w:lang w:val="zh_TW" w:bidi="zh_TW"/>
+        </w:rPr>
+        <w:t>）。哥轄族負責用槓抬運較為神聖的器具；革順族負責所有幔子、燔祭壇及其附屬器具；米拉利族則抬運骨架、橫木與底座等器具。即使在前進期間，會幕亦必須保持在中央位置，前後各有六個支派（</w:t>
+      </w:r>
+      <w:hyperlink r:id="rId127">
+        <w:r>
+          <w:rPr>
+            <w:lang w:val="zh_TW" w:bidi="zh_TW"/>
+          </w:rPr>
+          <w:rPr>
+            <w:color w:val="0000EE"/>
+            <w:u w:val="single"/>
+          </w:rPr>
+          <w:t>民2章</w:t>
+        </w:r>
+      </w:hyperlink>
+      <w:r>
+        <w:rPr>
+          <w:lang w:val="zh_TW" w:bidi="zh_TW"/>
+        </w:rPr>
+        <w:t>）。</w:t>
+      </w:r>
+    </w:p>
+    <w:p>
+      <w:pPr/>
+      <w:r>
+        <w:rPr>
+          <w:lang w:val="zh_TW" w:bidi="zh_TW"/>
+        </w:rPr>
+      </w:r>
+      <w:r>
+        <w:rPr>
+          <w:i/>
+          <w:lang w:val="zh_TW" w:bidi="zh_TW"/>
+        </w:rPr>
+        <w:t>另見</w:t>
+      </w:r>
+      <w:r>
+        <w:rPr>
+          <w:lang w:val="zh_TW" w:bidi="zh_TW"/>
+        </w:rPr>
+        <w:t>聖殿</w:t>
+      </w:r>
+      <w:r>
+        <w:rPr>
+          <w:lang w:val="zh_TW" w:bidi="zh_TW"/>
+        </w:rPr>
+        <w:t>。</w:t>
+      </w:r>
+      <w:r>
+        <w:rPr>
+          <w:lang w:val="zh_TW" w:bidi="zh_TW"/>
+        </w:rPr>
+      </w:r>
+      <w:r>
+        <w:rPr>
+          <w:lang w:val="zh_TW" w:bidi="zh_TW"/>
+        </w:rPr>
+      </w:r>
+    </w:p>
+    <w:p>
+      <w:pPr/>
+      <w:r>
+        <w:rPr>
+          <w:lang w:val="zh_TW" w:bidi="zh_TW"/>
+        </w:rPr>
+      </w:r>
+    </w:p>
+    <w:p>
+      <w:pPr>
+        <w:pStyle w:val="Heading2"/>
+      </w:pPr>
+      <w:r>
+        <w:rPr>
+          <w:lang w:val="zh_TW" w:bidi="zh_TW"/>
+        </w:rPr>
+        <w:t>會堂</w:t>
+      </w:r>
+      <w:r>
+        <w:rPr>
+          <w:lang w:val="zh_TW" w:bidi="zh_TW"/>
+        </w:rPr>
+      </w:r>
+    </w:p>
+    <w:p>
+      <w:pPr/>
+      <w:r>
+        <w:rPr>
+          <w:lang w:val="zh_TW" w:bidi="zh_TW"/>
+        </w:rPr>
+      </w:r>
+      <w:r>
+        <w:rPr>
+          <w:lang w:val="zh_TW" w:bidi="zh_TW"/>
+        </w:rPr>
+        <w:t>希臘詞sunagoge的音譯，意指「聚集」。該詞在新約中使用超過50次，主要指猶太社群在巴勒斯坦及散居地的宗教聚會場所。sunagoge一詞通常是對舊約中描述百姓聚集或集會的希伯來詞的希臘文翻譯。</w:t>
+      </w:r>
+    </w:p>
+    <w:p>
+      <w:pPr>
+        <w:pStyle w:val="Heading3"/>
+      </w:pPr>
+      <w:r>
+        <w:rPr>
+          <w:lang w:val="zh_TW" w:bidi="zh_TW"/>
+        </w:rPr>
+        <w:t>起源與早期歷史</w:t>
+      </w:r>
+    </w:p>
+    <w:p>
+      <w:pPr/>
+      <w:r>
+        <w:rPr>
+          <w:lang w:val="zh_TW" w:bidi="zh_TW"/>
+        </w:rPr>
+      </w:r>
+      <w:r>
+        <w:rPr>
+          <w:lang w:val="zh_TW" w:bidi="zh_TW"/>
+        </w:rPr>
+        <w:t>尚不清楚猶太會堂的制度是如何或何時開始的。我們可以想像在公元前586年巴比倫人摧毀聖殿後，耶路撒冷的情況。那些留在城市及周圍，想要持守信仰的人，產生了聚集敬拜的需要，他們在那裡會繼續教導律法和先知的信息。因此，有人認為猶太會堂可能起源於這樣的情況。散居各地的猶太人也會意識到類似的需求。猶太長老在被擄巴比倫期間與以西結會面（</w:t>
+      </w:r>
+      <w:hyperlink r:id="rId128">
+        <w:r>
+          <w:rPr>
+            <w:lang w:val="zh_TW" w:bidi="zh_TW"/>
+          </w:rPr>
+          <w:rPr>
+            <w:color w:val="0000EE"/>
+            <w:u w:val="single"/>
+          </w:rPr>
+          <w:t>以西結書8:1</w:t>
+        </w:r>
+      </w:hyperlink>
+      <w:r>
+        <w:rPr>
+          <w:lang w:val="zh_TW" w:bidi="zh_TW"/>
+        </w:rPr>
+        <w:t>，</w:t>
+      </w:r>
+      <w:hyperlink r:id="rId129">
+        <w:r>
+          <w:rPr>
+            <w:lang w:val="zh_TW" w:bidi="zh_TW"/>
+          </w:rPr>
+          <w:rPr>
+            <w:color w:val="0000EE"/>
+            <w:u w:val="single"/>
+          </w:rPr>
+          <w:t>14:1</w:t>
+        </w:r>
+      </w:hyperlink>
+      <w:r>
+        <w:rPr>
+          <w:lang w:val="zh_TW" w:bidi="zh_TW"/>
+        </w:rPr>
+        <w:t>，</w:t>
+      </w:r>
+      <w:hyperlink r:id="rId130">
+        <w:r>
+          <w:rPr>
+            <w:lang w:val="zh_TW" w:bidi="zh_TW"/>
+          </w:rPr>
+          <w:rPr>
+            <w:color w:val="0000EE"/>
+            <w:u w:val="single"/>
+          </w:rPr>
+          <w:t>20:1</w:t>
+        </w:r>
+      </w:hyperlink>
+      <w:r>
+        <w:rPr>
+          <w:lang w:val="zh_TW" w:bidi="zh_TW"/>
+        </w:rPr>
+        <w:t>）。然而，在這個早期階段，沒有實際的猶太會堂的確鑿證據。在</w:t>
+      </w:r>
+      <w:hyperlink r:id="rId131">
+        <w:r>
+          <w:rPr>
+            <w:lang w:val="zh_TW" w:bidi="zh_TW"/>
+          </w:rPr>
+          <w:rPr>
+            <w:color w:val="0000EE"/>
+            <w:u w:val="single"/>
+          </w:rPr>
+          <w:t>尼希米記八章1至8節</w:t>
+        </w:r>
+      </w:hyperlink>
+      <w:r>
+        <w:rPr>
+          <w:lang w:val="zh_TW" w:bidi="zh_TW"/>
+        </w:rPr>
+        <w:t>中，被擄歸回的群體聚集在耶路撒冷，文士以斯拉帶來律法，在</w:t>
+      </w:r>
+      <w:r>
+        <w:rPr>
+          <w:lang w:val="zh_TW" w:bidi="zh_TW"/>
+        </w:rPr>
+        <w:t>木臺上誦讀</w:t>
+      </w:r>
+      <w:r>
+        <w:rPr>
+          <w:lang w:val="zh_TW" w:bidi="zh_TW"/>
+        </w:rPr>
+        <w:t>並解釋，使人們明白所讀的。當以斯拉稱頌耶和華時，人們低頭敬拜。這些是後來猶太會堂崇拜的基本元素。關於猶太會堂第一個無可爭議的證據來自公元前三世紀的埃及。從公元前一世紀開始，會堂的證據充沛。</w:t>
+      </w:r>
+    </w:p>
+    <w:p>
+      <w:pPr>
+        <w:pStyle w:val="Heading3"/>
+      </w:pPr>
+      <w:r>
+        <w:rPr>
+          <w:lang w:val="zh_TW" w:bidi="zh_TW"/>
+        </w:rPr>
+        <w:t>新約時期的會堂</w:t>
+      </w:r>
+    </w:p>
+    <w:p>
+      <w:pPr/>
+      <w:r>
+        <w:rPr>
+          <w:lang w:val="zh_TW" w:bidi="zh_TW"/>
+        </w:rPr>
+      </w:r>
+      <w:r>
+        <w:rPr>
+          <w:lang w:val="zh_TW" w:bidi="zh_TW"/>
+        </w:rPr>
+        <w:t>福音書給人一種印象，即許多會堂遍布於巴勒斯坦。耶穌經常在會堂裡教導（比如，</w:t>
+      </w:r>
+      <w:hyperlink r:id="rId132">
+        <w:r>
+          <w:rPr>
+            <w:lang w:val="zh_TW" w:bidi="zh_TW"/>
+          </w:rPr>
+          <w:rPr>
+            <w:color w:val="0000EE"/>
+            <w:u w:val="single"/>
+          </w:rPr>
+          <w:t>馬太福音4:23</w:t>
+        </w:r>
+      </w:hyperlink>
+      <w:r>
+        <w:rPr>
+          <w:lang w:val="zh_TW" w:bidi="zh_TW"/>
+        </w:rPr>
+        <w:t>，</w:t>
+      </w:r>
+      <w:hyperlink r:id="rId133">
+        <w:r>
+          <w:rPr>
+            <w:lang w:val="zh_TW" w:bidi="zh_TW"/>
+          </w:rPr>
+          <w:rPr>
+            <w:color w:val="0000EE"/>
+            <w:u w:val="single"/>
+          </w:rPr>
+          <w:t>9:35</w:t>
+        </w:r>
+      </w:hyperlink>
+      <w:r>
+        <w:rPr>
+          <w:lang w:val="zh_TW" w:bidi="zh_TW"/>
+        </w:rPr>
+        <w:t>），尤其是在加利利的事工期間，但在猶大地區可能也一樣。</w:t>
+      </w:r>
+      <w:hyperlink r:id="rId134">
+        <w:r>
+          <w:rPr>
+            <w:lang w:val="zh_TW" w:bidi="zh_TW"/>
+          </w:rPr>
+          <w:rPr>
+            <w:color w:val="0000EE"/>
+            <w:u w:val="single"/>
+          </w:rPr>
+          <w:t>約翰福音十八章20節</w:t>
+        </w:r>
+      </w:hyperlink>
+      <w:r>
+        <w:rPr>
+          <w:lang w:val="zh_TW" w:bidi="zh_TW"/>
+        </w:rPr>
+        <w:t>記載了耶穌在大祭司面前受審時所說的話：「</w:t>
+      </w:r>
+      <w:r>
+        <w:rPr>
+          <w:lang w:val="zh_TW" w:bidi="zh_TW"/>
+        </w:rPr>
+        <w:t>我從來是明明地對世人說話。我常在會堂和殿裏，就是猶太人聚集的地方教訓人</w:t>
+      </w:r>
+      <w:r>
+        <w:rPr>
+          <w:lang w:val="zh_TW" w:bidi="zh_TW"/>
+        </w:rPr>
+        <w:t>」（和合本）。</w:t>
+      </w:r>
+    </w:p>
+    <w:p>
+      <w:pPr/>
+      <w:r>
+        <w:rPr>
+          <w:lang w:val="zh_TW" w:bidi="zh_TW"/>
+        </w:rPr>
+      </w:r>
+      <w:r>
+        <w:rPr>
+          <w:lang w:val="zh_TW" w:bidi="zh_TW"/>
+        </w:rPr>
+        <w:t>使徒行傳提到使徒在耶路撒冷的猶太會堂（</w:t>
+      </w:r>
+      <w:hyperlink r:id="rId135">
+        <w:r>
+          <w:rPr>
+            <w:lang w:val="zh_TW" w:bidi="zh_TW"/>
+          </w:rPr>
+          <w:rPr>
+            <w:color w:val="0000EE"/>
+            <w:u w:val="single"/>
+          </w:rPr>
+          <w:t>使徒行傳6:9</w:t>
+        </w:r>
+      </w:hyperlink>
+      <w:r>
+        <w:rPr>
+          <w:lang w:val="zh_TW" w:bidi="zh_TW"/>
+        </w:rPr>
+        <w:t>）、大馬士革（</w:t>
+      </w:r>
+      <w:hyperlink r:id="rId136">
+        <w:r>
+          <w:rPr>
+            <w:lang w:val="zh_TW" w:bidi="zh_TW"/>
+          </w:rPr>
+          <w:rPr>
+            <w:color w:val="0000EE"/>
+            <w:u w:val="single"/>
+          </w:rPr>
+          <w:t>9:2</w:t>
+        </w:r>
+      </w:hyperlink>
+      <w:r>
+        <w:rPr>
+          <w:lang w:val="zh_TW" w:bidi="zh_TW"/>
+        </w:rPr>
+        <w:t>）、塞浦路斯（</w:t>
+      </w:r>
+      <w:hyperlink r:id="rId137">
+        <w:r>
+          <w:rPr>
+            <w:lang w:val="zh_TW" w:bidi="zh_TW"/>
+          </w:rPr>
+          <w:rPr>
+            <w:color w:val="0000EE"/>
+            <w:u w:val="single"/>
+          </w:rPr>
+          <w:t>13:5</w:t>
+        </w:r>
+      </w:hyperlink>
+      <w:r>
+        <w:rPr>
+          <w:lang w:val="zh_TW" w:bidi="zh_TW"/>
+        </w:rPr>
+        <w:t>）、羅馬行省加拉太（</w:t>
+      </w:r>
+      <w:hyperlink r:id="rId138">
+        <w:r>
+          <w:rPr>
+            <w:lang w:val="zh_TW" w:bidi="zh_TW"/>
+          </w:rPr>
+          <w:rPr>
+            <w:color w:val="0000EE"/>
+            <w:u w:val="single"/>
+          </w:rPr>
+          <w:t>13:14</w:t>
+        </w:r>
+      </w:hyperlink>
+      <w:r>
+        <w:rPr>
+          <w:lang w:val="zh_TW" w:bidi="zh_TW"/>
+        </w:rPr>
+        <w:t>，</w:t>
+      </w:r>
+      <w:hyperlink r:id="rId139">
+        <w:r>
+          <w:rPr>
+            <w:lang w:val="zh_TW" w:bidi="zh_TW"/>
+          </w:rPr>
+          <w:rPr>
+            <w:color w:val="0000EE"/>
+            <w:u w:val="single"/>
+          </w:rPr>
+          <w:t>14:1</w:t>
+        </w:r>
+      </w:hyperlink>
+      <w:r>
+        <w:rPr>
+          <w:lang w:val="zh_TW" w:bidi="zh_TW"/>
+        </w:rPr>
+        <w:t>）、馬其頓和希臘（</w:t>
+      </w:r>
+      <w:hyperlink r:id="rId140">
+        <w:r>
+          <w:rPr>
+            <w:lang w:val="zh_TW" w:bidi="zh_TW"/>
+          </w:rPr>
+          <w:rPr>
+            <w:color w:val="0000EE"/>
+            <w:u w:val="single"/>
+          </w:rPr>
+          <w:t>17:1、10、17</w:t>
+        </w:r>
+      </w:hyperlink>
+      <w:r>
+        <w:rPr>
+          <w:lang w:val="zh_TW" w:bidi="zh_TW"/>
+        </w:rPr>
+        <w:t>，</w:t>
+      </w:r>
+      <w:hyperlink r:id="rId141">
+        <w:r>
+          <w:rPr>
+            <w:lang w:val="zh_TW" w:bidi="zh_TW"/>
+          </w:rPr>
+          <w:rPr>
+            <w:color w:val="0000EE"/>
+            <w:u w:val="single"/>
+          </w:rPr>
+          <w:t>18:4</w:t>
+        </w:r>
+      </w:hyperlink>
+      <w:r>
+        <w:rPr>
+          <w:lang w:val="zh_TW" w:bidi="zh_TW"/>
+        </w:rPr>
+        <w:t>），以及羅馬亞細亞省的以弗所（</w:t>
+      </w:r>
+      <w:hyperlink r:id="rId142">
+        <w:r>
+          <w:rPr>
+            <w:lang w:val="zh_TW" w:bidi="zh_TW"/>
+          </w:rPr>
+          <w:rPr>
+            <w:color w:val="0000EE"/>
+            <w:u w:val="single"/>
+          </w:rPr>
+          <w:t>19:8</w:t>
+        </w:r>
+      </w:hyperlink>
+      <w:r>
+        <w:rPr>
+          <w:lang w:val="zh_TW" w:bidi="zh_TW"/>
+        </w:rPr>
+        <w:t>）。保羅的習慣是，只要他被允許自由地傳道，他就直接去猶太會堂，在那裡傳道。</w:t>
+      </w:r>
+    </w:p>
+    <w:p>
+      <w:pPr>
+        <w:pStyle w:val="Heading3"/>
+      </w:pPr>
+      <w:r>
+        <w:rPr>
+          <w:lang w:val="zh_TW" w:bidi="zh_TW"/>
+        </w:rPr>
+        <w:t>會堂敬拜</w:t>
+      </w:r>
+    </w:p>
+    <w:p>
+      <w:pPr/>
+      <w:r>
+        <w:rPr>
+          <w:lang w:val="zh_TW" w:bidi="zh_TW"/>
+        </w:rPr>
+      </w:r>
+      <w:r>
+        <w:rPr>
+          <w:lang w:val="zh_TW" w:bidi="zh_TW"/>
+        </w:rPr>
+        <w:t>福音書和使徒行傳提供了猶太人在安息日在會堂中敬拜的豐富證據。人們也在每週的第二天和第五天聚會敬拜。路加為我們提供了最早的會堂敬拜的描述（</w:t>
+      </w:r>
+      <w:hyperlink r:id="rId143">
+        <w:r>
+          <w:rPr>
+            <w:lang w:val="zh_TW" w:bidi="zh_TW"/>
+          </w:rPr>
+          <w:rPr>
+            <w:color w:val="0000EE"/>
+            <w:u w:val="single"/>
+          </w:rPr>
+          <w:t>路4:16–22</w:t>
+        </w:r>
+      </w:hyperlink>
+      <w:r>
+        <w:rPr>
+          <w:lang w:val="zh_TW" w:bidi="zh_TW"/>
+        </w:rPr>
+        <w:t>）。米示拿（Mishnah）描述了猶太會堂敬拜的模式：宣告信仰，示瑪（Shema，包括誦讀</w:t>
+      </w:r>
+      <w:hyperlink r:id="rId144">
+        <w:r>
+          <w:rPr>
+            <w:lang w:val="zh_TW" w:bidi="zh_TW"/>
+          </w:rPr>
+          <w:rPr>
+            <w:color w:val="0000EE"/>
+            <w:u w:val="single"/>
+          </w:rPr>
+          <w:t>申命記6:4–9</w:t>
+        </w:r>
+      </w:hyperlink>
+      <w:r>
+        <w:rPr>
+          <w:lang w:val="zh_TW" w:bidi="zh_TW"/>
+        </w:rPr>
+        <w:t>，</w:t>
+      </w:r>
+      <w:hyperlink r:id="rId145">
+        <w:r>
+          <w:rPr>
+            <w:lang w:val="zh_TW" w:bidi="zh_TW"/>
+          </w:rPr>
+          <w:rPr>
+            <w:color w:val="0000EE"/>
+            <w:u w:val="single"/>
+          </w:rPr>
+          <w:t>11:13–21</w:t>
         </w:r>
       </w:hyperlink>
       <w:r>
@@ -415,34 +3974,77 @@
         </w:rPr>
         <w:t>；</w:t>
       </w:r>
-      <w:hyperlink r:id="rId20">
-        <w:r>
-          <w:rPr>
-            <w:lang w:val="zh_TW" w:bidi="zh_TW"/>
-          </w:rPr>
-          <w:rPr>
-            <w:color w:val="0000EE"/>
-            <w:u w:val="single"/>
-          </w:rPr>
-          <w:t>代上1:1–9</w:t>
-        </w:r>
-      </w:hyperlink>
-      <w:r>
-        <w:rPr>
-          <w:lang w:val="zh_TW" w:bidi="zh_TW"/>
-        </w:rPr>
-        <w:t>）。而擁有對孩子命名的重要權力表示對該孩子的權柄，在聖經中幾乎是由父親和母親共同行使的（參：</w:t>
-      </w:r>
-      <w:hyperlink r:id="rId21">
-        <w:r>
-          <w:rPr>
-            <w:lang w:val="zh_TW" w:bidi="zh_TW"/>
-          </w:rPr>
-          <w:rPr>
-            <w:color w:val="0000EE"/>
-            <w:u w:val="single"/>
-          </w:rPr>
-          <w:t>創4:1、25–26</w:t>
+      <w:hyperlink r:id="rId146">
+        <w:r>
+          <w:rPr>
+            <w:lang w:val="zh_TW" w:bidi="zh_TW"/>
+          </w:rPr>
+          <w:rPr>
+            <w:color w:val="0000EE"/>
+            <w:u w:val="single"/>
+          </w:rPr>
+          <w:t>民數記15:37–41</w:t>
+        </w:r>
+      </w:hyperlink>
+      <w:r>
+        <w:rPr>
+          <w:lang w:val="zh_TW" w:bidi="zh_TW"/>
+        </w:rPr>
+        <w:t>）；禱告（如18篇祝福）；讀經（誦讀律法是基本做法，見</w:t>
+      </w:r>
+      <w:hyperlink r:id="rId147">
+        <w:r>
+          <w:rPr>
+            <w:lang w:val="zh_TW" w:bidi="zh_TW"/>
+          </w:rPr>
+          <w:rPr>
+            <w:color w:val="0000EE"/>
+            <w:u w:val="single"/>
+          </w:rPr>
+          <w:t>使徒行傳15:21</w:t>
+        </w:r>
+      </w:hyperlink>
+      <w:r>
+        <w:rPr>
+          <w:lang w:val="zh_TW" w:bidi="zh_TW"/>
+        </w:rPr>
+        <w:t>，並按照三年周期誦讀；先知書也會被誦讀，但較為隨機）；解釋（隨著巴勒斯坦地區對聖經希伯來文的知識減少，在希伯來文聖經誦讀後會提供亞蘭文翻譯，而在散居地區則提供希臘文翻譯）；講論（在誦讀之後，任何符合資格的人都可以向人們講論，如耶穌和使徒保羅經常所做的）；以及祝福。</w:t>
+      </w:r>
+    </w:p>
+    <w:p>
+      <w:pPr>
+        <w:pStyle w:val="Heading3"/>
+      </w:pPr>
+      <w:r>
+        <w:rPr>
+          <w:lang w:val="zh_TW" w:bidi="zh_TW"/>
+        </w:rPr>
+        <w:t>司法職能</w:t>
+      </w:r>
+    </w:p>
+    <w:p>
+      <w:pPr/>
+      <w:r>
+        <w:rPr>
+          <w:lang w:val="zh_TW" w:bidi="zh_TW"/>
+        </w:rPr>
+      </w:r>
+      <w:r>
+        <w:rPr>
+          <w:lang w:val="zh_TW" w:bidi="zh_TW"/>
+        </w:rPr>
+        <w:t>司法管理也是猶太會堂的一部分工作。違背律法和那些被認為違背猶太教做法的人會被帶到會堂的長老面前。在極端情況下，他們可能會將違背的人逐出會堂（見</w:t>
+      </w:r>
+      <w:hyperlink r:id="rId148">
+        <w:r>
+          <w:rPr>
+            <w:lang w:val="zh_TW" w:bidi="zh_TW"/>
+          </w:rPr>
+          <w:rPr>
+            <w:color w:val="0000EE"/>
+            <w:u w:val="single"/>
+          </w:rPr>
+          <w:t>約翰福音9:22、34–35</w:t>
         </w:r>
       </w:hyperlink>
       <w:r>
@@ -451,16 +4053,430 @@
         </w:rPr>
         <w:t>，</w:t>
       </w:r>
-      <w:hyperlink r:id="rId22">
-        <w:r>
-          <w:rPr>
-            <w:lang w:val="zh_TW" w:bidi="zh_TW"/>
-          </w:rPr>
-          <w:rPr>
-            <w:color w:val="0000EE"/>
-            <w:u w:val="single"/>
-          </w:rPr>
-          <w:t>5:29</w:t>
+      <w:hyperlink r:id="rId149">
+        <w:r>
+          <w:rPr>
+            <w:lang w:val="zh_TW" w:bidi="zh_TW"/>
+          </w:rPr>
+          <w:rPr>
+            <w:color w:val="0000EE"/>
+            <w:u w:val="single"/>
+          </w:rPr>
+          <w:t>12:42</w:t>
+        </w:r>
+      </w:hyperlink>
+      <w:r>
+        <w:rPr>
+          <w:lang w:val="zh_TW" w:bidi="zh_TW"/>
+        </w:rPr>
+        <w:t>）或鞭打他。耶穌警告祂的門徒要準備好面對這兩種可能性（</w:t>
+      </w:r>
+      <w:hyperlink r:id="rId150">
+        <w:r>
+          <w:rPr>
+            <w:lang w:val="zh_TW" w:bidi="zh_TW"/>
+          </w:rPr>
+          <w:rPr>
+            <w:color w:val="0000EE"/>
+            <w:u w:val="single"/>
+          </w:rPr>
+          <w:t>馬太福音10:17</w:t>
+        </w:r>
+      </w:hyperlink>
+      <w:r>
+        <w:rPr>
+          <w:lang w:val="zh_TW" w:bidi="zh_TW"/>
+        </w:rPr>
+        <w:t>；</w:t>
+      </w:r>
+      <w:hyperlink r:id="rId151">
+        <w:r>
+          <w:rPr>
+            <w:lang w:val="zh_TW" w:bidi="zh_TW"/>
+          </w:rPr>
+          <w:rPr>
+            <w:color w:val="0000EE"/>
+            <w:u w:val="single"/>
+          </w:rPr>
+          <w:t>約翰福音16:2</w:t>
+        </w:r>
+      </w:hyperlink>
+      <w:r>
+        <w:rPr>
+          <w:lang w:val="zh_TW" w:bidi="zh_TW"/>
+        </w:rPr>
+        <w:t>）。掃羅逼迫基督徒，他持有寫給大馬士革會堂的信件，授予他逮捕基督徒並將他們捆綁帶到耶路撒冷的權柄（</w:t>
+      </w:r>
+      <w:hyperlink r:id="rId136">
+        <w:r>
+          <w:rPr>
+            <w:lang w:val="zh_TW" w:bidi="zh_TW"/>
+          </w:rPr>
+          <w:rPr>
+            <w:color w:val="0000EE"/>
+            <w:u w:val="single"/>
+          </w:rPr>
+          <w:t>使徒行傳9:2</w:t>
+        </w:r>
+      </w:hyperlink>
+      <w:r>
+        <w:rPr>
+          <w:lang w:val="zh_TW" w:bidi="zh_TW"/>
+        </w:rPr>
+        <w:t>）。在</w:t>
+      </w:r>
+      <w:hyperlink r:id="rId152">
+        <w:r>
+          <w:rPr>
+            <w:lang w:val="zh_TW" w:bidi="zh_TW"/>
+          </w:rPr>
+          <w:rPr>
+            <w:color w:val="0000EE"/>
+            <w:u w:val="single"/>
+          </w:rPr>
+          <w:t>使徒行傳二十二章19節</w:t>
+        </w:r>
+      </w:hyperlink>
+      <w:r>
+        <w:rPr>
+          <w:lang w:val="zh_TW" w:bidi="zh_TW"/>
+        </w:rPr>
+        <w:t>中，他提到把</w:t>
+      </w:r>
+      <w:r>
+        <w:rPr>
+          <w:lang w:val="zh_TW" w:bidi="zh_TW"/>
+        </w:rPr>
+        <w:t>人收在監裏，又在各會堂裏鞭打他們</w:t>
+      </w:r>
+      <w:r>
+        <w:rPr>
+          <w:lang w:val="zh_TW" w:bidi="zh_TW"/>
+        </w:rPr>
+        <w:t>。保羅本人在會堂中受鞭打三十九次（</w:t>
+      </w:r>
+      <w:hyperlink r:id="rId153">
+        <w:r>
+          <w:rPr>
+            <w:lang w:val="zh_TW" w:bidi="zh_TW"/>
+          </w:rPr>
+          <w:rPr>
+            <w:color w:val="0000EE"/>
+            <w:u w:val="single"/>
+          </w:rPr>
+          <w:t>哥林多後書11:24</w:t>
+        </w:r>
+      </w:hyperlink>
+      <w:r>
+        <w:rPr>
+          <w:lang w:val="zh_TW" w:bidi="zh_TW"/>
+        </w:rPr>
+        <w:t>）。</w:t>
+      </w:r>
+    </w:p>
+    <w:p>
+      <w:pPr>
+        <w:pStyle w:val="Heading3"/>
+      </w:pPr>
+      <w:r>
+        <w:rPr>
+          <w:lang w:val="zh_TW" w:bidi="zh_TW"/>
+        </w:rPr>
+        <w:t>教導律法</w:t>
+      </w:r>
+    </w:p>
+    <w:p>
+      <w:pPr/>
+      <w:r>
+        <w:rPr>
+          <w:lang w:val="zh_TW" w:bidi="zh_TW"/>
+        </w:rPr>
+      </w:r>
+      <w:r>
+        <w:rPr>
+          <w:lang w:val="zh_TW" w:bidi="zh_TW"/>
+        </w:rPr>
+        <w:t>誦讀律法在猶太會堂的崇拜中具有核心意義。教導人們律法，尤其是教導孩子，與猶太會堂密不可分。在猶太會堂的建築中或學校裡都可能會教導律法。</w:t>
+      </w:r>
+    </w:p>
+    <w:p>
+      <w:pPr>
+        <w:pStyle w:val="Heading3"/>
+      </w:pPr>
+      <w:r>
+        <w:rPr>
+          <w:lang w:val="zh_TW" w:bidi="zh_TW"/>
+        </w:rPr>
+        <w:t>組織結構</w:t>
+      </w:r>
+    </w:p>
+    <w:p>
+      <w:pPr/>
+      <w:r>
+        <w:rPr>
+          <w:lang w:val="zh_TW" w:bidi="zh_TW"/>
+        </w:rPr>
+      </w:r>
+      <w:r>
+        <w:rPr>
+          <w:lang w:val="zh_TW" w:bidi="zh_TW"/>
+        </w:rPr>
+        <w:t>新約特別提到（比如，</w:t>
+      </w:r>
+      <w:hyperlink r:id="rId154">
+        <w:r>
+          <w:rPr>
+            <w:lang w:val="zh_TW" w:bidi="zh_TW"/>
+          </w:rPr>
+          <w:rPr>
+            <w:color w:val="0000EE"/>
+            <w:u w:val="single"/>
+          </w:rPr>
+          <w:t>馬可福音5:22</w:t>
+        </w:r>
+      </w:hyperlink>
+      <w:r>
+        <w:rPr>
+          <w:lang w:val="zh_TW" w:bidi="zh_TW"/>
+        </w:rPr>
+        <w:t>；</w:t>
+      </w:r>
+      <w:hyperlink r:id="rId155">
+        <w:r>
+          <w:rPr>
+            <w:lang w:val="zh_TW" w:bidi="zh_TW"/>
+          </w:rPr>
+          <w:rPr>
+            <w:color w:val="0000EE"/>
+            <w:u w:val="single"/>
+          </w:rPr>
+          <w:t>路加福音13:14</w:t>
+        </w:r>
+      </w:hyperlink>
+      <w:r>
+        <w:rPr>
+          <w:lang w:val="zh_TW" w:bidi="zh_TW"/>
+        </w:rPr>
+        <w:t>；</w:t>
+      </w:r>
+      <w:hyperlink r:id="rId156">
+        <w:r>
+          <w:rPr>
+            <w:lang w:val="zh_TW" w:bidi="zh_TW"/>
+          </w:rPr>
+          <w:rPr>
+            <w:color w:val="0000EE"/>
+            <w:u w:val="single"/>
+          </w:rPr>
+          <w:t>使徒行傳18:8</w:t>
+        </w:r>
+      </w:hyperlink>
+      <w:r>
+        <w:rPr>
+          <w:lang w:val="zh_TW" w:bidi="zh_TW"/>
+        </w:rPr>
+        <w:t>、</w:t>
+      </w:r>
+      <w:hyperlink r:id="rId157">
+        <w:r>
+          <w:rPr>
+            <w:lang w:val="zh_TW" w:bidi="zh_TW"/>
+          </w:rPr>
+          <w:rPr>
+            <w:color w:val="0000EE"/>
+            <w:u w:val="single"/>
+          </w:rPr>
+          <w:t>17</w:t>
+        </w:r>
+      </w:hyperlink>
+      <w:r>
+        <w:rPr>
+          <w:lang w:val="zh_TW" w:bidi="zh_TW"/>
+        </w:rPr>
+        <w:t>）猶太會堂中的兩個職位：「管會堂的」，負責次序以及選擇經文的誦讀者；以及執事（</w:t>
+      </w:r>
+      <w:hyperlink r:id="rId158">
+        <w:r>
+          <w:rPr>
+            <w:lang w:val="zh_TW" w:bidi="zh_TW"/>
+          </w:rPr>
+          <w:rPr>
+            <w:color w:val="0000EE"/>
+            <w:u w:val="single"/>
+          </w:rPr>
+          <w:t>路加福音4:20</w:t>
+        </w:r>
+      </w:hyperlink>
+      <w:r>
+        <w:rPr>
+          <w:lang w:val="zh_TW" w:bidi="zh_TW"/>
+        </w:rPr>
+        <w:t>），負責拿出和收起經文書卷，並對不守規矩的學生施以體罰。後來，還有一位被任命為禱告的領袖。</w:t>
+      </w:r>
+    </w:p>
+    <w:p>
+      <w:pPr>
+        <w:pStyle w:val="Heading3"/>
+      </w:pPr>
+      <w:r>
+        <w:rPr>
+          <w:lang w:val="zh_TW" w:bidi="zh_TW"/>
+        </w:rPr>
+        <w:t>建築</w:t>
+      </w:r>
+    </w:p>
+    <w:p>
+      <w:pPr/>
+      <w:r>
+        <w:rPr>
+          <w:lang w:val="zh_TW" w:bidi="zh_TW"/>
+        </w:rPr>
+      </w:r>
+      <w:r>
+        <w:rPr>
+          <w:lang w:val="zh_TW" w:bidi="zh_TW"/>
+        </w:rPr>
+        <w:t>在建築結構上，猶太會堂是仿照聖殿而建的。它通常建在高地上，並且建造的結構使人們可以面向耶路撒冷的方向坐著。有一個可移動的箱子用來放置律法書和先知書的書卷，還有一個平台用於誦讀經文和講論。男女會分開坐。文士喜愛「高位」，面向人群（</w:t>
+      </w:r>
+      <w:hyperlink r:id="rId159">
+        <w:r>
+          <w:rPr>
+            <w:lang w:val="zh_TW" w:bidi="zh_TW"/>
+          </w:rPr>
+          <w:rPr>
+            <w:color w:val="0000EE"/>
+            <w:u w:val="single"/>
+          </w:rPr>
+          <w:t>馬可福音12:39</w:t>
+        </w:r>
+      </w:hyperlink>
+      <w:r>
+        <w:rPr>
+          <w:lang w:val="zh_TW" w:bidi="zh_TW"/>
+        </w:rPr>
+        <w:t>）。許多會堂裝飾著葡萄葉、七枝燈台、逾越節的羔羊和盛嗎哪的罐子。早期的會堂還有一個革尼匝（genizah），即一個地下室或閣樓，用來存放磨損的書卷，因為它們記載了神的名字，太過神聖而不能被銷毀。</w:t>
+      </w:r>
+    </w:p>
+    <w:p>
+      <w:pPr/>
+      <w:r>
+        <w:rPr>
+          <w:lang w:val="zh_TW" w:bidi="zh_TW"/>
+        </w:rPr>
+      </w:r>
+      <w:r>
+        <w:rPr>
+          <w:i/>
+          <w:lang w:val="zh_TW" w:bidi="zh_TW"/>
+        </w:rPr>
+        <w:t>另見</w:t>
+      </w:r>
+      <w:r>
+        <w:rPr>
+          <w:lang w:val="zh_TW" w:bidi="zh_TW"/>
+        </w:rPr>
+        <w:t xml:space="preserve"> </w:t>
+      </w:r>
+      <w:r>
+        <w:rPr>
+          <w:lang w:val="zh_TW" w:bidi="zh_TW"/>
+        </w:rPr>
+        <w:t>猶太教</w:t>
+      </w:r>
+      <w:r>
+        <w:rPr>
+          <w:lang w:val="zh_TW" w:bidi="zh_TW"/>
+        </w:rPr>
+        <w:t>；</w:t>
+      </w:r>
+      <w:r>
+        <w:rPr>
+          <w:lang w:val="zh_TW" w:bidi="zh_TW"/>
+        </w:rPr>
+        <w:t>管會堂的</w:t>
+      </w:r>
+      <w:r>
+        <w:rPr>
+          <w:lang w:val="zh_TW" w:bidi="zh_TW"/>
+        </w:rPr>
+        <w:t>。</w:t>
+      </w:r>
+      <w:r>
+        <w:rPr>
+          <w:lang w:val="zh_TW" w:bidi="zh_TW"/>
+        </w:rPr>
+      </w:r>
+      <w:r>
+        <w:rPr>
+          <w:lang w:val="zh_TW" w:bidi="zh_TW"/>
+        </w:rPr>
+      </w:r>
+    </w:p>
+    <w:p>
+      <w:pPr/>
+      <w:r>
+        <w:rPr>
+          <w:lang w:val="zh_TW" w:bidi="zh_TW"/>
+        </w:rPr>
+      </w:r>
+    </w:p>
+    <w:p>
+      <w:pPr>
+        <w:pStyle w:val="Heading2"/>
+      </w:pPr>
+      <w:r>
+        <w:rPr>
+          <w:lang w:val="zh_TW" w:bidi="zh_TW"/>
+        </w:rPr>
+        <w:t>會眾</w:t>
+      </w:r>
+      <w:r>
+        <w:rPr>
+          <w:lang w:val="zh_TW" w:bidi="zh_TW"/>
+        </w:rPr>
+      </w:r>
+    </w:p>
+    <w:p>
+      <w:pPr/>
+      <w:r>
+        <w:rPr>
+          <w:lang w:val="zh_TW" w:bidi="zh_TW"/>
+        </w:rPr>
+      </w:r>
+      <w:r>
+        <w:rPr>
+          <w:lang w:val="zh_TW" w:bidi="zh_TW"/>
+        </w:rPr>
+        <w:t>會眾是一群聚集在一起的人，尤其是為了宗教目的而聚集的人。在聖經中，神稱以色列的百姓為「雅巍（耶和華）的會眾」，因為他們與神立了特別的約。整個以色列民族都被視為神的百姓（</w:t>
+      </w:r>
+      <w:hyperlink r:id="rId160">
+        <w:r>
+          <w:rPr>
+            <w:lang w:val="zh_TW" w:bidi="zh_TW"/>
+          </w:rPr>
+          <w:rPr>
+            <w:color w:val="0000EE"/>
+            <w:u w:val="single"/>
+          </w:rPr>
+          <w:t>出3:6–8</w:t>
+        </w:r>
+      </w:hyperlink>
+      <w:r>
+        <w:rPr>
+          <w:lang w:val="zh_TW" w:bidi="zh_TW"/>
+        </w:rPr>
+        <w:t>、</w:t>
+      </w:r>
+      <w:hyperlink r:id="rId160">
+        <w:r>
+          <w:rPr>
+            <w:lang w:val="zh_TW" w:bidi="zh_TW"/>
+          </w:rPr>
+          <w:rPr>
+            <w:color w:val="0000EE"/>
+            <w:u w:val="single"/>
+          </w:rPr>
+          <w:t>15–16</w:t>
         </w:r>
       </w:hyperlink>
       <w:r>
@@ -469,16 +4485,16 @@
         </w:rPr>
         <w:t>，</w:t>
       </w:r>
-      <w:hyperlink r:id="rId23">
-        <w:r>
-          <w:rPr>
-            <w:lang w:val="zh_TW" w:bidi="zh_TW"/>
-          </w:rPr>
-          <w:rPr>
-            <w:color w:val="0000EE"/>
-            <w:u w:val="single"/>
-          </w:rPr>
-          <w:t>35:18</w:t>
+      <w:hyperlink r:id="rId161">
+        <w:r>
+          <w:rPr>
+            <w:lang w:val="zh_TW" w:bidi="zh_TW"/>
+          </w:rPr>
+          <w:rPr>
+            <w:color w:val="0000EE"/>
+            <w:u w:val="single"/>
+          </w:rPr>
+          <w:t>12:6</w:t>
         </w:r>
       </w:hyperlink>
       <w:r>
@@ -487,16 +4503,16 @@
         </w:rPr>
         <w:t>；</w:t>
       </w:r>
-      <w:hyperlink r:id="rId24">
-        <w:r>
-          <w:rPr>
-            <w:lang w:val="zh_TW" w:bidi="zh_TW"/>
-          </w:rPr>
-          <w:rPr>
-            <w:color w:val="0000EE"/>
-            <w:u w:val="single"/>
-          </w:rPr>
-          <w:t>撒上1:20</w:t>
+      <w:hyperlink r:id="rId162">
+        <w:r>
+          <w:rPr>
+            <w:lang w:val="zh_TW" w:bidi="zh_TW"/>
+          </w:rPr>
+          <w:rPr>
+            <w:color w:val="0000EE"/>
+            <w:u w:val="single"/>
+          </w:rPr>
+          <w:t>賽1:2–4</w:t>
         </w:r>
       </w:hyperlink>
       <w:r>
@@ -505,16 +4521,48 @@
         </w:rPr>
         <w:t>，</w:t>
       </w:r>
-      <w:hyperlink r:id="rId25">
-        <w:r>
-          <w:rPr>
-            <w:lang w:val="zh_TW" w:bidi="zh_TW"/>
-          </w:rPr>
-          <w:rPr>
-            <w:color w:val="0000EE"/>
-            <w:u w:val="single"/>
-          </w:rPr>
-          <w:t>4:21</w:t>
+      <w:hyperlink r:id="rId163">
+        <w:r>
+          <w:rPr>
+            <w:lang w:val="zh_TW" w:bidi="zh_TW"/>
+          </w:rPr>
+          <w:rPr>
+            <w:color w:val="0000EE"/>
+            <w:u w:val="single"/>
+          </w:rPr>
+          <w:t>14:1</w:t>
+        </w:r>
+      </w:hyperlink>
+      <w:r>
+        <w:rPr>
+          <w:lang w:val="zh_TW" w:bidi="zh_TW"/>
+        </w:rPr>
+        <w:t>）。</w:t>
+      </w:r>
+    </w:p>
+    <w:p>
+      <w:pPr/>
+      <w:r>
+        <w:rPr>
+          <w:lang w:val="zh_TW" w:bidi="zh_TW"/>
+        </w:rPr>
+      </w:r>
+      <w:r>
+        <w:rPr>
+          <w:lang w:val="zh_TW" w:bidi="zh_TW"/>
+        </w:rPr>
+        <w:t>作為蒙揀選的民族，以色列要向列邦彰顯神的偉大（</w:t>
+      </w:r>
+      <w:hyperlink r:id="rId164">
+        <w:r>
+          <w:rPr>
+            <w:lang w:val="zh_TW" w:bidi="zh_TW"/>
+          </w:rPr>
+          <w:rPr>
+            <w:color w:val="0000EE"/>
+            <w:u w:val="single"/>
+          </w:rPr>
+          <w:t>申4:6–14</w:t>
         </w:r>
       </w:hyperlink>
       <w:r>
@@ -523,16 +4571,106 @@
         </w:rPr>
         <w:t>；</w:t>
       </w:r>
-      <w:hyperlink r:id="rId26">
-        <w:r>
-          <w:rPr>
-            <w:lang w:val="zh_TW" w:bidi="zh_TW"/>
-          </w:rPr>
-          <w:rPr>
-            <w:color w:val="0000EE"/>
-            <w:u w:val="single"/>
-          </w:rPr>
-          <w:t>賽8:3</w:t>
+      <w:hyperlink r:id="rId165">
+        <w:r>
+          <w:rPr>
+            <w:lang w:val="zh_TW" w:bidi="zh_TW"/>
+          </w:rPr>
+          <w:rPr>
+            <w:color w:val="0000EE"/>
+            <w:u w:val="single"/>
+          </w:rPr>
+          <w:t>賽42:1</w:t>
+        </w:r>
+      </w:hyperlink>
+      <w:r>
+        <w:rPr>
+          <w:lang w:val="zh_TW" w:bidi="zh_TW"/>
+        </w:rPr>
+        <w:t>，</w:t>
+      </w:r>
+      <w:hyperlink r:id="rId166">
+        <w:r>
+          <w:rPr>
+            <w:lang w:val="zh_TW" w:bidi="zh_TW"/>
+          </w:rPr>
+          <w:rPr>
+            <w:color w:val="0000EE"/>
+            <w:u w:val="single"/>
+          </w:rPr>
+          <w:t>45:4</w:t>
+        </w:r>
+      </w:hyperlink>
+      <w:r>
+        <w:rPr>
+          <w:lang w:val="zh_TW" w:bidi="zh_TW"/>
+        </w:rPr>
+        <w:t>，</w:t>
+      </w:r>
+      <w:hyperlink r:id="rId167">
+        <w:r>
+          <w:rPr>
+            <w:lang w:val="zh_TW" w:bidi="zh_TW"/>
+          </w:rPr>
+          <w:rPr>
+            <w:color w:val="0000EE"/>
+            <w:u w:val="single"/>
+          </w:rPr>
+          <w:t>65:9</w:t>
+        </w:r>
+      </w:hyperlink>
+      <w:r>
+        <w:rPr>
+          <w:lang w:val="zh_TW" w:bidi="zh_TW"/>
+        </w:rPr>
+        <w:t>、</w:t>
+      </w:r>
+      <w:hyperlink r:id="rId167">
+        <w:r>
+          <w:rPr>
+            <w:lang w:val="zh_TW" w:bidi="zh_TW"/>
+          </w:rPr>
+          <w:rPr>
+            <w:color w:val="0000EE"/>
+            <w:u w:val="single"/>
+          </w:rPr>
+          <w:t>22</w:t>
+        </w:r>
+      </w:hyperlink>
+      <w:r>
+        <w:rPr>
+          <w:lang w:val="zh_TW" w:bidi="zh_TW"/>
+        </w:rPr>
+        <w:t>）。因此，這個民族被稱為「以色列全會眾」（</w:t>
+      </w:r>
+      <w:hyperlink r:id="rId168">
+        <w:r>
+          <w:rPr>
+            <w:lang w:val="zh_TW" w:bidi="zh_TW"/>
+          </w:rPr>
+          <w:rPr>
+            <w:color w:val="0000EE"/>
+            <w:u w:val="single"/>
+          </w:rPr>
+          <w:t>民14:5</w:t>
+        </w:r>
+      </w:hyperlink>
+      <w:r>
+        <w:rPr>
+          <w:lang w:val="zh_TW" w:bidi="zh_TW"/>
+        </w:rPr>
+        <w:t>；另見</w:t>
+      </w:r>
+      <w:hyperlink r:id="rId169">
+        <w:r>
+          <w:rPr>
+            <w:lang w:val="zh_TW" w:bidi="zh_TW"/>
+          </w:rPr>
+          <w:rPr>
+            <w:color w:val="0000EE"/>
+            <w:u w:val="single"/>
+          </w:rPr>
+          <w:t>利4:13</w:t>
         </w:r>
       </w:hyperlink>
       <w:r>
@@ -541,23 +4679,23 @@
         </w:rPr>
         <w:t>；</w:t>
       </w:r>
-      <w:hyperlink r:id="rId27">
-        <w:r>
-          <w:rPr>
-            <w:lang w:val="zh_TW" w:bidi="zh_TW"/>
-          </w:rPr>
-          <w:rPr>
-            <w:color w:val="0000EE"/>
-            <w:u w:val="single"/>
-          </w:rPr>
-          <w:t>何1:4–9</w:t>
-        </w:r>
-      </w:hyperlink>
-      <w:r>
-        <w:rPr>
-          <w:lang w:val="zh_TW" w:bidi="zh_TW"/>
-        </w:rPr>
-        <w:t>）。兒子經常以父親的名字命名，表達了他們是認同父親的。</w:t>
+      <w:hyperlink r:id="rId170">
+        <w:r>
+          <w:rPr>
+            <w:lang w:val="zh_TW" w:bidi="zh_TW"/>
+          </w:rPr>
+          <w:rPr>
+            <w:color w:val="0000EE"/>
+            <w:u w:val="single"/>
+          </w:rPr>
+          <w:t>民16:3</w:t>
+        </w:r>
+      </w:hyperlink>
+      <w:r>
+        <w:rPr>
+          <w:lang w:val="zh_TW" w:bidi="zh_TW"/>
+        </w:rPr>
+        <w:t>）。</w:t>
       </w:r>
     </w:p>
     <w:p>
@@ -571,18 +4709,18 @@
         <w:rPr>
           <w:lang w:val="zh_TW" w:bidi="zh_TW"/>
         </w:rPr>
-        <w:t>在父權社會中，父親是家庭中具權柄的角色。他的妻子和孩子被視為他的財產，與他對田地和牲畜的擁有權有些類似（</w:t>
-      </w:r>
-      <w:hyperlink r:id="rId28">
-        <w:r>
-          <w:rPr>
-            <w:lang w:val="zh_TW" w:bidi="zh_TW"/>
-          </w:rPr>
-          <w:rPr>
-            <w:color w:val="0000EE"/>
-            <w:u w:val="single"/>
-          </w:rPr>
-          <w:t>出20:17</w:t>
+        <w:t>新約聖經的教會建立在舊約聖經神的會眾所奠定的屬靈根基上。聖經中的幾段經文顯示了教會與舊約聖經神的百姓之間的這種聯繫（</w:t>
+      </w:r>
+      <w:hyperlink r:id="rId171">
+        <w:r>
+          <w:rPr>
+            <w:lang w:val="zh_TW" w:bidi="zh_TW"/>
+          </w:rPr>
+          <w:rPr>
+            <w:color w:val="0000EE"/>
+            <w:u w:val="single"/>
+          </w:rPr>
+          <w:t>來2:10–13</w:t>
         </w:r>
       </w:hyperlink>
       <w:r>
@@ -591,34 +4729,34 @@
         </w:rPr>
         <w:t>；</w:t>
       </w:r>
-      <w:hyperlink r:id="rId29">
-        <w:r>
-          <w:rPr>
-            <w:lang w:val="zh_TW" w:bidi="zh_TW"/>
-          </w:rPr>
-          <w:rPr>
-            <w:color w:val="0000EE"/>
-            <w:u w:val="single"/>
-          </w:rPr>
-          <w:t>申5:21</w:t>
-        </w:r>
-      </w:hyperlink>
-      <w:r>
-        <w:rPr>
-          <w:lang w:val="zh_TW" w:bidi="zh_TW"/>
-        </w:rPr>
-        <w:t>）。他有權賣掉他的女兒（</w:t>
-      </w:r>
-      <w:hyperlink r:id="rId30">
-        <w:r>
-          <w:rPr>
-            <w:lang w:val="zh_TW" w:bidi="zh_TW"/>
-          </w:rPr>
-          <w:rPr>
-            <w:color w:val="0000EE"/>
-            <w:u w:val="single"/>
-          </w:rPr>
-          <w:t>出21:7</w:t>
+      <w:hyperlink r:id="rId172">
+        <w:r>
+          <w:rPr>
+            <w:lang w:val="zh_TW" w:bidi="zh_TW"/>
+          </w:rPr>
+          <w:rPr>
+            <w:color w:val="0000EE"/>
+            <w:u w:val="single"/>
+          </w:rPr>
+          <w:t>彼前2:9–10</w:t>
+        </w:r>
+      </w:hyperlink>
+      <w:r>
+        <w:rPr>
+          <w:lang w:val="zh_TW" w:bidi="zh_TW"/>
+        </w:rPr>
+        <w:t>；另見</w:t>
+      </w:r>
+      <w:hyperlink r:id="rId173">
+        <w:r>
+          <w:rPr>
+            <w:lang w:val="zh_TW" w:bidi="zh_TW"/>
+          </w:rPr>
+          <w:rPr>
+            <w:color w:val="0000EE"/>
+            <w:u w:val="single"/>
+          </w:rPr>
+          <w:t>羅9:1–8</w:t>
         </w:r>
       </w:hyperlink>
       <w:r>
@@ -627,23 +4765,23 @@
         </w:rPr>
         <w:t>；</w:t>
       </w:r>
-      <w:hyperlink r:id="rId31">
-        <w:r>
-          <w:rPr>
-            <w:lang w:val="zh_TW" w:bidi="zh_TW"/>
-          </w:rPr>
-          <w:rPr>
-            <w:color w:val="0000EE"/>
-            <w:u w:val="single"/>
-          </w:rPr>
-          <w:t>尼5:5</w:t>
-        </w:r>
-      </w:hyperlink>
-      <w:r>
-        <w:rPr>
-          <w:lang w:val="zh_TW" w:bidi="zh_TW"/>
-        </w:rPr>
-        <w:t>），甚至對他孩子擁有生死的決定權。</w:t>
+      <w:hyperlink r:id="rId174">
+        <w:r>
+          <w:rPr>
+            <w:lang w:val="zh_TW" w:bidi="zh_TW"/>
+          </w:rPr>
+          <w:rPr>
+            <w:color w:val="0000EE"/>
+            <w:u w:val="single"/>
+          </w:rPr>
+          <w:t>加6:16</w:t>
+        </w:r>
+      </w:hyperlink>
+      <w:r>
+        <w:rPr>
+          <w:lang w:val="zh_TW" w:bidi="zh_TW"/>
+        </w:rPr>
+        <w:t>）。</w:t>
       </w:r>
     </w:p>
     <w:p>
@@ -655,1979 +4793,6 @@
       </w:r>
       <w:r>
         <w:rPr>
-          <w:lang w:val="zh_TW" w:bidi="zh_TW"/>
-        </w:rPr>
-        <w:t>一個男人可以輕易地休妻來終止婚姻，這也顯示出他在家庭中的權柄（</w:t>
-      </w:r>
-      <w:hyperlink r:id="rId32">
-        <w:r>
-          <w:rPr>
-            <w:lang w:val="zh_TW" w:bidi="zh_TW"/>
-          </w:rPr>
-          <w:rPr>
-            <w:color w:val="0000EE"/>
-            <w:u w:val="single"/>
-          </w:rPr>
-          <w:t>申24:1–4</w:t>
-        </w:r>
-      </w:hyperlink>
-      <w:r>
-        <w:rPr>
-          <w:lang w:val="zh_TW" w:bidi="zh_TW"/>
-        </w:rPr>
-        <w:t>；參：</w:t>
-      </w:r>
-      <w:hyperlink r:id="rId33">
-        <w:r>
-          <w:rPr>
-            <w:lang w:val="zh_TW" w:bidi="zh_TW"/>
-          </w:rPr>
-          <w:rPr>
-            <w:color w:val="0000EE"/>
-            <w:u w:val="single"/>
-          </w:rPr>
-          <w:t>22:13–21</w:t>
-        </w:r>
-      </w:hyperlink>
-      <w:r>
-        <w:rPr>
-          <w:lang w:val="zh_TW" w:bidi="zh_TW"/>
-        </w:rPr>
-        <w:t>）。</w:t>
-      </w:r>
-    </w:p>
-    <w:p>
-      <w:pPr/>
-      <w:r>
-        <w:rPr>
-          <w:lang w:val="zh_TW" w:bidi="zh_TW"/>
-        </w:rPr>
-      </w:r>
-      <w:r>
-        <w:rPr>
-          <w:lang w:val="zh_TW" w:bidi="zh_TW"/>
-        </w:rPr>
-        <w:t xml:space="preserve">娶寡嫂婚（levirate marriage）是古代以色列的一種習俗，目的是為了保留男子的家系（姓氏）和財產。 如果一個男人死後沒有子女，他的兄弟（或最親近的男性親屬）應該娶其寡婦為妻。 </w:t>
-      </w:r>
-      <w:hyperlink r:id="rId34">
-        <w:r>
-          <w:rPr>
-            <w:lang w:val="zh_TW" w:bidi="zh_TW"/>
-          </w:rPr>
-          <w:rPr>
-            <w:color w:val="0000EE"/>
-            <w:u w:val="single"/>
-          </w:rPr>
-          <w:t>申命記二十五章5至10節</w:t>
-        </w:r>
-      </w:hyperlink>
-      <w:r>
-        <w:rPr>
-          <w:lang w:val="zh_TW" w:bidi="zh_TW"/>
-        </w:rPr>
-        <w:t>描述了這種情況。 這樣制度下的婚姻所誕生的第一個兒子會被算作死者的兒子，這樣他的姓氏和遺產就可以延續下去。 這個習俗也有助於照顧故人的寡婦，否則她可能會失去依靠。 迦南人、亞述人和赫人也有類似的習俗。</w:t>
-      </w:r>
-    </w:p>
-    <w:p>
-      <w:pPr/>
-      <w:r>
-        <w:rPr>
-          <w:lang w:val="zh_TW" w:bidi="zh_TW"/>
-        </w:rPr>
-      </w:r>
-      <w:r>
-        <w:rPr>
-          <w:lang w:val="zh_TW" w:bidi="zh_TW"/>
-        </w:rPr>
-        <w:t>舊約中最熟悉的娶寡嫂婚情況——雖然不完全符合</w:t>
-      </w:r>
-      <w:hyperlink r:id="rId35">
-        <w:r>
-          <w:rPr>
-            <w:lang w:val="zh_TW" w:bidi="zh_TW"/>
-          </w:rPr>
-          <w:rPr>
-            <w:color w:val="0000EE"/>
-            <w:u w:val="single"/>
-          </w:rPr>
-          <w:t>申命記二十五章</w:t>
-        </w:r>
-      </w:hyperlink>
-      <w:r>
-        <w:rPr>
-          <w:lang w:val="zh_TW" w:bidi="zh_TW"/>
-        </w:rPr>
-        <w:t>的律法——是在路得記中所記述的。對於路得來說，找到一些近親男性親屬與她結婚是一件十分重要的任務，因為只有這樣做，她才能保留家族的名字和財產。然而，最近的男性親屬拒絕了承擔責任，他認為這是雙重的負擔，首先，他必須購買土地並供養路得，其次，他知道長子會被視為她死去丈夫的孩子，帶著他的姓氏並繼承土地。第二近的親屬波阿斯卻同意承擔責任（</w:t>
-      </w:r>
-      <w:hyperlink r:id="rId36">
-        <w:r>
-          <w:rPr>
-            <w:lang w:val="zh_TW" w:bidi="zh_TW"/>
-          </w:rPr>
-          <w:rPr>
-            <w:color w:val="0000EE"/>
-            <w:u w:val="single"/>
-          </w:rPr>
-          <w:t>得2:20–4:10</w:t>
-        </w:r>
-      </w:hyperlink>
-      <w:r>
-        <w:rPr>
-          <w:lang w:val="zh_TW" w:bidi="zh_TW"/>
-        </w:rPr>
-        <w:t>）。</w:t>
-      </w:r>
-    </w:p>
-    <w:p>
-      <w:pPr/>
-      <w:r>
-        <w:rPr>
-          <w:lang w:val="zh_TW" w:bidi="zh_TW"/>
-        </w:rPr>
-      </w:r>
-      <w:r>
-        <w:rPr>
-          <w:lang w:val="zh_TW" w:bidi="zh_TW"/>
-        </w:rPr>
-        <w:t>儘管舊約中引用了許多一夫多妻的例子，但毫無疑問的，大多數以色列人只有一個配偶。普通家庭中沒有多妻婚姻的例子。</w:t>
-      </w:r>
-    </w:p>
-    <w:p>
-      <w:pPr/>
-      <w:r>
-        <w:rPr>
-          <w:lang w:val="zh_TW" w:bidi="zh_TW"/>
-        </w:rPr>
-      </w:r>
-      <w:r>
-        <w:rPr>
-          <w:lang w:val="zh_TW" w:bidi="zh_TW"/>
-        </w:rPr>
-        <w:t>最初給亞當的指示是「人要離開父母，與妻子聯合」（</w:t>
-      </w:r>
-      <w:hyperlink r:id="rId13">
-        <w:r>
-          <w:rPr>
-            <w:lang w:val="zh_TW" w:bidi="zh_TW"/>
-          </w:rPr>
-          <w:rPr>
-            <w:color w:val="0000EE"/>
-            <w:u w:val="single"/>
-          </w:rPr>
-          <w:t>創2:24）</w:t>
-        </w:r>
-      </w:hyperlink>
-      <w:r>
-        <w:rPr>
-          <w:lang w:val="zh_TW" w:bidi="zh_TW"/>
-        </w:rPr>
-        <w:t>。希伯來法律通常暗示只有一位妻子的婚姻是最可接受的婚姻形式（</w:t>
-      </w:r>
-      <w:hyperlink r:id="rId28">
-        <w:r>
-          <w:rPr>
-            <w:lang w:val="zh_TW" w:bidi="zh_TW"/>
-          </w:rPr>
-          <w:rPr>
-            <w:color w:val="0000EE"/>
-            <w:u w:val="single"/>
-          </w:rPr>
-          <w:t>出20:17</w:t>
-        </w:r>
-      </w:hyperlink>
-      <w:r>
-        <w:rPr>
-          <w:lang w:val="zh_TW" w:bidi="zh_TW"/>
-        </w:rPr>
-        <w:t>，</w:t>
-      </w:r>
-      <w:hyperlink r:id="rId37">
-        <w:r>
-          <w:rPr>
-            <w:lang w:val="zh_TW" w:bidi="zh_TW"/>
-          </w:rPr>
-          <w:rPr>
-            <w:color w:val="0000EE"/>
-            <w:u w:val="single"/>
-          </w:rPr>
-          <w:t>21:5</w:t>
-        </w:r>
-      </w:hyperlink>
-      <w:r>
-        <w:rPr>
-          <w:lang w:val="zh_TW" w:bidi="zh_TW"/>
-        </w:rPr>
-        <w:t>；</w:t>
-      </w:r>
-      <w:hyperlink r:id="rId38">
-        <w:r>
-          <w:rPr>
-            <w:lang w:val="zh_TW" w:bidi="zh_TW"/>
-          </w:rPr>
-          <w:rPr>
-            <w:color w:val="0000EE"/>
-            <w:u w:val="single"/>
-          </w:rPr>
-          <w:t>利18:8、16–20</w:t>
-        </w:r>
-      </w:hyperlink>
-      <w:r>
-        <w:rPr>
-          <w:lang w:val="zh_TW" w:bidi="zh_TW"/>
-        </w:rPr>
-        <w:t>，</w:t>
-      </w:r>
-      <w:hyperlink r:id="rId39">
-        <w:r>
-          <w:rPr>
-            <w:lang w:val="zh_TW" w:bidi="zh_TW"/>
-          </w:rPr>
-          <w:rPr>
-            <w:color w:val="0000EE"/>
-            <w:u w:val="single"/>
-          </w:rPr>
-          <w:t>20:10</w:t>
-        </w:r>
-      </w:hyperlink>
-      <w:r>
-        <w:rPr>
-          <w:lang w:val="zh_TW" w:bidi="zh_TW"/>
-        </w:rPr>
-        <w:t>；</w:t>
-      </w:r>
-      <w:hyperlink r:id="rId40">
-        <w:r>
-          <w:rPr>
-            <w:lang w:val="zh_TW" w:bidi="zh_TW"/>
-          </w:rPr>
-          <w:rPr>
-            <w:color w:val="0000EE"/>
-            <w:u w:val="single"/>
-          </w:rPr>
-          <w:t>民5:12</w:t>
-        </w:r>
-      </w:hyperlink>
-      <w:r>
-        <w:rPr>
-          <w:lang w:val="zh_TW" w:bidi="zh_TW"/>
-        </w:rPr>
-        <w:t>；</w:t>
-      </w:r>
-      <w:hyperlink r:id="rId29">
-        <w:r>
-          <w:rPr>
-            <w:lang w:val="zh_TW" w:bidi="zh_TW"/>
-          </w:rPr>
-          <w:rPr>
-            <w:color w:val="0000EE"/>
-            <w:u w:val="single"/>
-          </w:rPr>
-          <w:t>申5:21）</w:t>
-        </w:r>
-      </w:hyperlink>
-      <w:r>
-        <w:rPr>
-          <w:lang w:val="zh_TW" w:bidi="zh_TW"/>
-        </w:rPr>
-        <w:t>。雖然到了君主制時期，這似乎已成為常態，但像所羅門這樣的王在這方面並未遵循希伯來傳統。在被擄歸回時期，儘管休妻的情況越來越多，婚姻主要仍然是一夫一妻制的。在新約時期，一夫一妻制似乎是常規，儘管像大希律這樣的人卻是多妻的。耶穌基督教導婚姻應該持續到配偶的生命終結，如果一個人在前配偶在世時休妻再娶，他就是犯了姦淫罪（</w:t>
-      </w:r>
-      <w:hyperlink r:id="rId41">
-        <w:r>
-          <w:rPr>
-            <w:lang w:val="zh_TW" w:bidi="zh_TW"/>
-          </w:rPr>
-          <w:rPr>
-            <w:color w:val="0000EE"/>
-            <w:u w:val="single"/>
-          </w:rPr>
-          <w:t>太5:31–32）</w:t>
-        </w:r>
-      </w:hyperlink>
-      <w:r>
-        <w:rPr>
-          <w:lang w:val="zh_TW" w:bidi="zh_TW"/>
-        </w:rPr>
-        <w:t>。</w:t>
-      </w:r>
-    </w:p>
-    <w:p>
-      <w:pPr/>
-      <w:r>
-        <w:rPr>
-          <w:lang w:val="zh_TW" w:bidi="zh_TW"/>
-        </w:rPr>
-      </w:r>
-      <w:r>
-        <w:rPr>
-          <w:lang w:val="zh_TW" w:bidi="zh_TW"/>
-        </w:rPr>
-        <w:t>古代婚姻通常發生在與直系家庭圈子接近的人之間，因此，舊約必須對可接受的血親關係設限。在族長時代，一個人可以娶同父異母的妹妹為妻（</w:t>
-      </w:r>
-      <w:hyperlink r:id="rId42">
-        <w:r>
-          <w:rPr>
-            <w:lang w:val="zh_TW" w:bidi="zh_TW"/>
-          </w:rPr>
-          <w:rPr>
-            <w:color w:val="0000EE"/>
-            <w:u w:val="single"/>
-          </w:rPr>
-          <w:t>創20:12</w:t>
-        </w:r>
-      </w:hyperlink>
-      <w:r>
-        <w:rPr>
-          <w:lang w:val="zh_TW" w:bidi="zh_TW"/>
-        </w:rPr>
-        <w:t>），即使在大衛時代，這種情況仍然存在（</w:t>
-      </w:r>
-      <w:hyperlink r:id="rId43">
-        <w:r>
-          <w:rPr>
-            <w:lang w:val="zh_TW" w:bidi="zh_TW"/>
-          </w:rPr>
-          <w:rPr>
-            <w:color w:val="0000EE"/>
-            <w:u w:val="single"/>
-          </w:rPr>
-          <w:t>撒下13:13</w:t>
-        </w:r>
-      </w:hyperlink>
-      <w:r>
-        <w:rPr>
-          <w:lang w:val="zh_TW" w:bidi="zh_TW"/>
-        </w:rPr>
-        <w:t>）。儘管在</w:t>
-      </w:r>
-      <w:hyperlink r:id="rId44">
-        <w:r>
-          <w:rPr>
-            <w:lang w:val="zh_TW" w:bidi="zh_TW"/>
-          </w:rPr>
-          <w:rPr>
-            <w:color w:val="0000EE"/>
-            <w:u w:val="single"/>
-          </w:rPr>
-          <w:t>利未記二十章17節</w:t>
-        </w:r>
-      </w:hyperlink>
-      <w:r>
-        <w:rPr>
-          <w:lang w:val="zh_TW" w:bidi="zh_TW"/>
-        </w:rPr>
-        <w:t>中明確禁止娶同父異母的妹妹為妻，由於申命記的婚姻法與潔淨法中的法律間（</w:t>
-      </w:r>
-      <w:hyperlink r:id="rId45">
-        <w:r>
-          <w:rPr>
-            <w:lang w:val="zh_TW" w:bidi="zh_TW"/>
-          </w:rPr>
-          <w:rPr>
-            <w:color w:val="0000EE"/>
-            <w:u w:val="single"/>
-          </w:rPr>
-          <w:t>申25:5</w:t>
-        </w:r>
-      </w:hyperlink>
-      <w:r>
-        <w:rPr>
-          <w:lang w:val="zh_TW" w:bidi="zh_TW"/>
-        </w:rPr>
-        <w:t>；</w:t>
-      </w:r>
-      <w:hyperlink r:id="rId46">
-        <w:r>
-          <w:rPr>
-            <w:lang w:val="zh_TW" w:bidi="zh_TW"/>
-          </w:rPr>
-          <w:rPr>
-            <w:color w:val="0000EE"/>
-            <w:u w:val="single"/>
-          </w:rPr>
-          <w:t>利18:16</w:t>
-        </w:r>
-      </w:hyperlink>
-      <w:r>
-        <w:rPr>
-          <w:lang w:val="zh_TW" w:bidi="zh_TW"/>
-        </w:rPr>
-        <w:t>）存在一些矛盾，因此可能對較嚴格的利未記規定進行了一些修改。表親之間的婚姻，如以撒與利百加，以及雅各與拉結和利亞之間的婚姻，是很常見的。當近親對婚姻感興趣時，幾乎不可能拒絕（</w:t>
-      </w:r>
-      <w:hyperlink r:id="rId47">
-        <w:r>
-          <w:rPr>
-            <w:lang w:val="zh_TW" w:bidi="zh_TW"/>
-          </w:rPr>
-          <w:rPr>
-            <w:color w:val="0000EE"/>
-            <w:u w:val="single"/>
-          </w:rPr>
-          <w:t>多比傳6:13</w:t>
-        </w:r>
-      </w:hyperlink>
-      <w:r>
-        <w:rPr>
-          <w:lang w:val="zh_TW" w:bidi="zh_TW"/>
-        </w:rPr>
-        <w:t>，</w:t>
-      </w:r>
-      <w:hyperlink r:id="rId48">
-        <w:r>
-          <w:rPr>
-            <w:lang w:val="zh_TW" w:bidi="zh_TW"/>
-          </w:rPr>
-          <w:rPr>
-            <w:color w:val="0000EE"/>
-            <w:u w:val="single"/>
-          </w:rPr>
-          <w:t>7:11–12</w:t>
-        </w:r>
-      </w:hyperlink>
-      <w:r>
-        <w:rPr>
-          <w:lang w:val="zh_TW" w:bidi="zh_TW"/>
-        </w:rPr>
-        <w:t>）。摩西是侄子與姑姑婚姻的後代（</w:t>
-      </w:r>
-      <w:hyperlink r:id="rId49">
-        <w:r>
-          <w:rPr>
-            <w:lang w:val="zh_TW" w:bidi="zh_TW"/>
-          </w:rPr>
-          <w:rPr>
-            <w:color w:val="0000EE"/>
-            <w:u w:val="single"/>
-          </w:rPr>
-          <w:t>出6:20</w:t>
-        </w:r>
-      </w:hyperlink>
-      <w:r>
-        <w:rPr>
-          <w:lang w:val="zh_TW" w:bidi="zh_TW"/>
-        </w:rPr>
-        <w:t>；</w:t>
-      </w:r>
-      <w:hyperlink r:id="rId50">
-        <w:r>
-          <w:rPr>
-            <w:lang w:val="zh_TW" w:bidi="zh_TW"/>
-          </w:rPr>
-          <w:rPr>
-            <w:color w:val="0000EE"/>
-            <w:u w:val="single"/>
-          </w:rPr>
-          <w:t>民26:59</w:t>
-        </w:r>
-      </w:hyperlink>
-      <w:r>
-        <w:rPr>
-          <w:lang w:val="zh_TW" w:bidi="zh_TW"/>
-        </w:rPr>
-        <w:t>），這在</w:t>
-      </w:r>
-      <w:hyperlink r:id="rId51">
-        <w:r>
-          <w:rPr>
-            <w:lang w:val="zh_TW" w:bidi="zh_TW"/>
-          </w:rPr>
-          <w:rPr>
-            <w:color w:val="0000EE"/>
-            <w:u w:val="single"/>
-          </w:rPr>
-          <w:t>利未記十八章12至13節</w:t>
-        </w:r>
-      </w:hyperlink>
-      <w:r>
-        <w:rPr>
-          <w:lang w:val="zh_TW" w:bidi="zh_TW"/>
-        </w:rPr>
-        <w:t>和</w:t>
-      </w:r>
-      <w:hyperlink r:id="rId52">
-        <w:r>
-          <w:rPr>
-            <w:lang w:val="zh_TW" w:bidi="zh_TW"/>
-          </w:rPr>
-          <w:rPr>
-            <w:color w:val="0000EE"/>
-            <w:u w:val="single"/>
-          </w:rPr>
-          <w:t>二十章19節</w:t>
-        </w:r>
-      </w:hyperlink>
-      <w:r>
-        <w:rPr>
-          <w:lang w:val="zh_TW" w:bidi="zh_TW"/>
-        </w:rPr>
-        <w:t>中會被禁止，正如雅各同時與兩姐妹的婚姻一樣（</w:t>
-      </w:r>
-      <w:hyperlink r:id="rId53">
-        <w:r>
-          <w:rPr>
-            <w:lang w:val="zh_TW" w:bidi="zh_TW"/>
-          </w:rPr>
-          <w:rPr>
-            <w:color w:val="0000EE"/>
-            <w:u w:val="single"/>
-          </w:rPr>
-          <w:t>創29:30</w:t>
-        </w:r>
-      </w:hyperlink>
-      <w:r>
-        <w:rPr>
-          <w:lang w:val="zh_TW" w:bidi="zh_TW"/>
-        </w:rPr>
-        <w:t>）。</w:t>
-      </w:r>
-    </w:p>
-    <w:p>
-      <w:pPr/>
-      <w:r>
-        <w:rPr>
-          <w:lang w:val="zh_TW" w:bidi="zh_TW"/>
-        </w:rPr>
-      </w:r>
-      <w:r>
-        <w:rPr>
-          <w:lang w:val="zh_TW" w:bidi="zh_TW"/>
-        </w:rPr>
-        <w:t>當以色列人定居在迦南時，他們中有許多人與迦南婦女結婚，這讓那些希望保持希伯來宗教純潔性的人感到不安（</w:t>
-      </w:r>
-      <w:hyperlink r:id="rId54">
-        <w:r>
-          <w:rPr>
-            <w:lang w:val="zh_TW" w:bidi="zh_TW"/>
-          </w:rPr>
-          <w:rPr>
-            <w:color w:val="0000EE"/>
-            <w:u w:val="single"/>
-          </w:rPr>
-          <w:t>王上11:4</w:t>
-        </w:r>
-      </w:hyperlink>
-      <w:r>
-        <w:rPr>
-          <w:lang w:val="zh_TW" w:bidi="zh_TW"/>
-        </w:rPr>
-        <w:t>）。這種通婚在摩西律法下是被禁止的（</w:t>
-      </w:r>
-      <w:hyperlink r:id="rId55">
-        <w:r>
-          <w:rPr>
-            <w:lang w:val="zh_TW" w:bidi="zh_TW"/>
-          </w:rPr>
-          <w:rPr>
-            <w:color w:val="0000EE"/>
-            <w:u w:val="single"/>
-          </w:rPr>
-          <w:t>出34:15–16</w:t>
-        </w:r>
-      </w:hyperlink>
-      <w:r>
-        <w:rPr>
-          <w:lang w:val="zh_TW" w:bidi="zh_TW"/>
-        </w:rPr>
-        <w:t>；</w:t>
-      </w:r>
-      <w:hyperlink r:id="rId56">
-        <w:r>
-          <w:rPr>
-            <w:lang w:val="zh_TW" w:bidi="zh_TW"/>
-          </w:rPr>
-          <w:rPr>
-            <w:color w:val="0000EE"/>
-            <w:u w:val="single"/>
-          </w:rPr>
-          <w:t>申7:3–4</w:t>
-        </w:r>
-      </w:hyperlink>
-      <w:r>
-        <w:rPr>
-          <w:lang w:val="zh_TW" w:bidi="zh_TW"/>
-        </w:rPr>
-        <w:t>），儘管許多以色列人無視這些規定，繼續沉迷於混合婚姻。如果婦女在戰爭中被俘虜，就屬於例外的情況（</w:t>
-      </w:r>
-      <w:hyperlink r:id="rId57">
-        <w:r>
-          <w:rPr>
-            <w:lang w:val="zh_TW" w:bidi="zh_TW"/>
-          </w:rPr>
-          <w:rPr>
-            <w:color w:val="0000EE"/>
-            <w:u w:val="single"/>
-          </w:rPr>
-          <w:t>申21:10–14</w:t>
-        </w:r>
-      </w:hyperlink>
-      <w:r>
-        <w:rPr>
-          <w:lang w:val="zh_TW" w:bidi="zh_TW"/>
-        </w:rPr>
-        <w:t>）。相比之下，參孫娶了一位非利士婦女，她仍然與她的族人在一起，但參孫會定期探望她（</w:t>
-      </w:r>
-      <w:hyperlink r:id="rId58">
-        <w:r>
-          <w:rPr>
-            <w:lang w:val="zh_TW" w:bidi="zh_TW"/>
-          </w:rPr>
-          <w:rPr>
-            <w:color w:val="0000EE"/>
-            <w:u w:val="single"/>
-          </w:rPr>
-          <w:t>士14:8–15:2</w:t>
-        </w:r>
-      </w:hyperlink>
-      <w:r>
-        <w:rPr>
-          <w:lang w:val="zh_TW" w:bidi="zh_TW"/>
-        </w:rPr>
-        <w:t>）。</w:t>
-      </w:r>
-    </w:p>
-    <w:p>
-      <w:pPr/>
-      <w:r>
-        <w:rPr>
-          <w:lang w:val="zh_TW" w:bidi="zh_TW"/>
-        </w:rPr>
-      </w:r>
-      <w:r>
-        <w:rPr>
-          <w:lang w:val="zh_TW" w:bidi="zh_TW"/>
-        </w:rPr>
-        <w:t>通婚對希伯來宗教純潔性的影響是如此之大，以至於在被擄歸回時期，猶太人與外邦妻子結婚的情況下，即使家庭和家園會因此遭摧毀，當時領袖仍命令他們須全面休妻（</w:t>
-      </w:r>
-      <w:hyperlink r:id="rId59">
-        <w:r>
-          <w:rPr>
-            <w:lang w:val="zh_TW" w:bidi="zh_TW"/>
-          </w:rPr>
-          <w:rPr>
-            <w:color w:val="0000EE"/>
-            <w:u w:val="single"/>
-          </w:rPr>
-          <w:t>拉9:2</w:t>
-        </w:r>
-      </w:hyperlink>
-      <w:r>
-        <w:rPr>
-          <w:lang w:val="zh_TW" w:bidi="zh_TW"/>
-        </w:rPr>
-        <w:t>，</w:t>
-      </w:r>
-      <w:hyperlink r:id="rId60">
-        <w:r>
-          <w:rPr>
-            <w:lang w:val="zh_TW" w:bidi="zh_TW"/>
-          </w:rPr>
-          <w:rPr>
-            <w:color w:val="0000EE"/>
-            <w:u w:val="single"/>
-          </w:rPr>
-          <w:t>10:3、16–17</w:t>
-        </w:r>
-      </w:hyperlink>
-      <w:r>
-        <w:rPr>
-          <w:lang w:val="zh_TW" w:bidi="zh_TW"/>
-        </w:rPr>
-        <w:t>），其目的是保持猶太教的純潔。即使在新約時代，保羅也譴責與非基督徒的通婚（</w:t>
-      </w:r>
-      <w:hyperlink r:id="rId61">
-        <w:r>
-          <w:rPr>
-            <w:lang w:val="zh_TW" w:bidi="zh_TW"/>
-          </w:rPr>
-          <w:rPr>
-            <w:color w:val="0000EE"/>
-            <w:u w:val="single"/>
-          </w:rPr>
-          <w:t>林後6:14–15</w:t>
-        </w:r>
-      </w:hyperlink>
-      <w:r>
-        <w:rPr>
-          <w:lang w:val="zh_TW" w:bidi="zh_TW"/>
-        </w:rPr>
-        <w:t>）。</w:t>
-      </w:r>
-    </w:p>
-    <w:p>
-      <w:pPr/>
-      <w:r>
-        <w:rPr>
-          <w:lang w:val="zh_TW" w:bidi="zh_TW"/>
-        </w:rPr>
-      </w:r>
-      <w:r>
-        <w:rPr>
-          <w:lang w:val="zh_TW" w:bidi="zh_TW"/>
-        </w:rPr>
-        <w:t>此外，我們很難估計年輕人結婚的年齡。一個男孩在十幾歲初期就被認為是成年人，而在猶太傳統後期則以成人禮來慶祝這一轉變，成人禮通常在男孩13歲時舉行。</w:t>
-      </w:r>
-    </w:p>
-    <w:p>
-      <w:pPr/>
-      <w:r>
-        <w:rPr>
-          <w:lang w:val="zh_TW" w:bidi="zh_TW"/>
-        </w:rPr>
-      </w:r>
-      <w:r>
-        <w:rPr>
-          <w:lang w:val="zh_TW" w:bidi="zh_TW"/>
-        </w:rPr>
-        <w:t>通常是年輕男子的父母選擇新娘。關於婚姻的討論是在新郎的父母和新娘的父母之間進行的，通常不會徵詢年輕人的意見。家中最年長的必須先結婚（</w:t>
-      </w:r>
-      <w:hyperlink r:id="rId62">
-        <w:r>
-          <w:rPr>
-            <w:lang w:val="zh_TW" w:bidi="zh_TW"/>
-          </w:rPr>
-          <w:rPr>
-            <w:color w:val="0000EE"/>
-            <w:u w:val="single"/>
-          </w:rPr>
-          <w:t>創29:26</w:t>
-        </w:r>
-      </w:hyperlink>
-      <w:r>
-        <w:rPr>
-          <w:lang w:val="zh_TW" w:bidi="zh_TW"/>
-        </w:rPr>
-        <w:t>）。當亞伯拉罕決定以撒是時候該結婚時，他派了一位僕人到他在美索不達米亞的親戚那裡選新娘。僕人聯繫了新娘的兄弟和母親（</w:t>
-      </w:r>
-      <w:hyperlink r:id="rId63">
-        <w:r>
-          <w:rPr>
-            <w:lang w:val="zh_TW" w:bidi="zh_TW"/>
-          </w:rPr>
-          <w:rPr>
-            <w:color w:val="0000EE"/>
-            <w:u w:val="single"/>
-          </w:rPr>
-          <w:t>24:33–53</w:t>
-        </w:r>
-      </w:hyperlink>
-      <w:r>
-        <w:rPr>
-          <w:lang w:val="zh_TW" w:bidi="zh_TW"/>
-        </w:rPr>
-        <w:t>），之後才詢問利百加是否同意（</w:t>
-      </w:r>
-      <w:hyperlink r:id="rId64">
-        <w:r>
-          <w:rPr>
-            <w:lang w:val="zh_TW" w:bidi="zh_TW"/>
-          </w:rPr>
-          <w:rPr>
-            <w:color w:val="0000EE"/>
-            <w:u w:val="single"/>
-          </w:rPr>
-          <w:t>57–58</w:t>
-        </w:r>
-      </w:hyperlink>
-      <w:r>
-        <w:rPr>
-          <w:lang w:val="zh_TW" w:bidi="zh_TW"/>
-        </w:rPr>
-        <w:t>）。她的父親可能無行為能力，否則根本不可能會征詢她的意見。</w:t>
-      </w:r>
-    </w:p>
-    <w:p>
-      <w:pPr/>
-      <w:r>
-        <w:rPr>
-          <w:lang w:val="zh_TW" w:bidi="zh_TW"/>
-        </w:rPr>
-      </w:r>
-      <w:r>
-        <w:rPr>
-          <w:lang w:val="zh_TW" w:bidi="zh_TW"/>
-        </w:rPr>
-        <w:t>年輕人通常娶不起超過一位以上的妻子，因為他們必須付聘金給新娘的父親。 在某些情況下，男人可以用勞動年資來代替聘金（</w:t>
-      </w:r>
-      <w:hyperlink r:id="rId65">
-        <w:r>
-          <w:rPr>
-            <w:lang w:val="zh_TW" w:bidi="zh_TW"/>
-          </w:rPr>
-          <w:rPr>
-            <w:color w:val="0000EE"/>
-            <w:u w:val="single"/>
-          </w:rPr>
-          <w:t>創29:15–30</w:t>
-        </w:r>
-      </w:hyperlink>
-      <w:r>
-        <w:rPr>
-          <w:lang w:val="zh_TW" w:bidi="zh_TW"/>
-        </w:rPr>
-        <w:t>）。 又或者他們可以完成新娘父親所要求的指定任務（</w:t>
-      </w:r>
-      <w:hyperlink r:id="rId66">
-        <w:r>
-          <w:rPr>
-            <w:lang w:val="zh_TW" w:bidi="zh_TW"/>
-          </w:rPr>
-          <w:rPr>
-            <w:color w:val="0000EE"/>
-            <w:u w:val="single"/>
-          </w:rPr>
-          <w:t>撒上18:25–27</w:t>
-        </w:r>
-      </w:hyperlink>
-      <w:r>
-        <w:rPr>
-          <w:lang w:val="zh_TW" w:bidi="zh_TW"/>
-        </w:rPr>
-        <w:t>）。 如果一個男人強姦了一位處女，但後來她父親允許他迎娶他女兒的話，他必須付給她的父親50舍客勒銀幣，然後娶她為妻（</w:t>
-      </w:r>
-      <w:hyperlink r:id="rId67">
-        <w:r>
-          <w:rPr>
-            <w:lang w:val="zh_TW" w:bidi="zh_TW"/>
-          </w:rPr>
-          <w:rPr>
-            <w:color w:val="0000EE"/>
-            <w:u w:val="single"/>
-          </w:rPr>
-          <w:t>申22:28–29</w:t>
-        </w:r>
-      </w:hyperlink>
-      <w:r>
-        <w:rPr>
-          <w:lang w:val="zh_TW" w:bidi="zh_TW"/>
-        </w:rPr>
-        <w:t>）。 這筆款項被視為是一種懲罰和賠償，而不是典型的聘金。</w:t>
-      </w:r>
-    </w:p>
-    <w:p>
-      <w:pPr/>
-      <w:r>
-        <w:rPr>
-          <w:lang w:val="zh_TW" w:bidi="zh_TW"/>
-        </w:rPr>
-      </w:r>
-      <w:r>
-        <w:rPr>
-          <w:lang w:val="zh_TW" w:bidi="zh_TW"/>
-        </w:rPr>
-        <w:t>在第二聖殿時期，處女新娘被認為價值50舍客勒，而寡婦或離婚婦女約值一半。在這段時期，處女新娘通常在周間結婚，以便如果她的丈夫發現她不是處女，他可以在第二天，就是安息日之前向法庭提供證據。寡婦或離婚婦女通常在相當於星期四的日子結婚，這樣她在安息日之前可以有整整一天與她的丈夫相處。</w:t>
-      </w:r>
-    </w:p>
-    <w:p>
-      <w:pPr/>
-      <w:r>
-        <w:rPr>
-          <w:lang w:val="zh_TW" w:bidi="zh_TW"/>
-        </w:rPr>
-      </w:r>
-      <w:r>
-        <w:rPr>
-          <w:lang w:val="zh_TW" w:bidi="zh_TW"/>
-        </w:rPr>
-        <w:t>婚姻是一種在兩個家庭之間的盟約或聯盟。因此，婚姻將他們聯合起來，通過擴展親緣關係來增加群體的規模。在這個社會中，無論親屬關係多麼疏離，人們都會毫不猶豫地承擔其親屬的責任，這一點非常重要。盟約的概念也可能具有政治色彩，例如所羅門與埃及公主的婚姻（</w:t>
-      </w:r>
-      <w:hyperlink r:id="rId68">
-        <w:r>
-          <w:rPr>
-            <w:lang w:val="zh_TW" w:bidi="zh_TW"/>
-          </w:rPr>
-          <w:rPr>
-            <w:color w:val="0000EE"/>
-            <w:u w:val="single"/>
-          </w:rPr>
-          <w:t>王上11:1</w:t>
-        </w:r>
-      </w:hyperlink>
-      <w:r>
-        <w:rPr>
-          <w:lang w:val="zh_TW" w:bidi="zh_TW"/>
-        </w:rPr>
-        <w:t>）或以色列的亞哈與泰爾的耶洗別的婚姻（</w:t>
-      </w:r>
-      <w:hyperlink r:id="rId69">
-        <w:r>
-          <w:rPr>
-            <w:lang w:val="zh_TW" w:bidi="zh_TW"/>
-          </w:rPr>
-          <w:rPr>
-            <w:color w:val="0000EE"/>
-            <w:u w:val="single"/>
-          </w:rPr>
-          <w:t>16:31</w:t>
-        </w:r>
-      </w:hyperlink>
-      <w:r>
-        <w:rPr>
-          <w:lang w:val="zh_TW" w:bidi="zh_TW"/>
-        </w:rPr>
-        <w:t>）。</w:t>
-      </w:r>
-    </w:p>
-    <w:p>
-      <w:pPr/>
-      <w:r>
-        <w:rPr>
-          <w:lang w:val="zh_TW" w:bidi="zh_TW"/>
-        </w:rPr>
-      </w:r>
-      <w:r>
-        <w:rPr>
-          <w:lang w:val="zh_TW" w:bidi="zh_TW"/>
-        </w:rPr>
-        <w:t>盟約的簽訂包括禮物的餽贈，這確立了贈與者和新娘的財富和地位（</w:t>
-      </w:r>
-      <w:hyperlink r:id="rId70">
-        <w:r>
-          <w:rPr>
-            <w:lang w:val="zh_TW" w:bidi="zh_TW"/>
-          </w:rPr>
-          <w:rPr>
-            <w:color w:val="0000EE"/>
-            <w:u w:val="single"/>
-          </w:rPr>
-          <w:t>創34:12</w:t>
-        </w:r>
-      </w:hyperlink>
-      <w:r>
-        <w:rPr>
-          <w:lang w:val="zh_TW" w:bidi="zh_TW"/>
-        </w:rPr>
-        <w:t>）。在古代的近東，人們認為禮物的餽贈也包含了贈與者的一部分，因此贈與者實際上是在獻上部分的自己。這份為盟約蓋上印記的禮物也確立了贈與者對新娘的權柄。</w:t>
-      </w:r>
-    </w:p>
-    <w:p>
-      <w:pPr/>
-      <w:r>
-        <w:rPr>
-          <w:lang w:val="zh_TW" w:bidi="zh_TW"/>
-        </w:rPr>
-      </w:r>
-      <w:r>
-        <w:rPr>
-          <w:lang w:val="zh_TW" w:bidi="zh_TW"/>
-        </w:rPr>
-        <w:t>婚姻程序的下一個階段則是訂婚。訂婚這個詞首先在</w:t>
-      </w:r>
-      <w:hyperlink r:id="rId71">
-        <w:r>
-          <w:rPr>
-            <w:lang w:val="zh_TW" w:bidi="zh_TW"/>
-          </w:rPr>
-          <w:rPr>
-            <w:color w:val="0000EE"/>
-            <w:u w:val="single"/>
-          </w:rPr>
-          <w:t>出埃及記二十二章16節</w:t>
-        </w:r>
-      </w:hyperlink>
-      <w:r>
-        <w:rPr>
-          <w:lang w:val="zh_TW" w:bidi="zh_TW"/>
-        </w:rPr>
-        <w:t>中出現，這個術語在申命記中多次使用（</w:t>
-      </w:r>
-      <w:hyperlink r:id="rId72">
-        <w:r>
-          <w:rPr>
-            <w:lang w:val="zh_TW" w:bidi="zh_TW"/>
-          </w:rPr>
-          <w:rPr>
-            <w:color w:val="0000EE"/>
-            <w:u w:val="single"/>
-          </w:rPr>
-          <w:t>申20:7</w:t>
-        </w:r>
-      </w:hyperlink>
-      <w:r>
-        <w:rPr>
-          <w:lang w:val="zh_TW" w:bidi="zh_TW"/>
-        </w:rPr>
-        <w:t>，</w:t>
-      </w:r>
-      <w:hyperlink r:id="rId73">
-        <w:r>
-          <w:rPr>
-            <w:lang w:val="zh_TW" w:bidi="zh_TW"/>
-          </w:rPr>
-          <w:rPr>
-            <w:color w:val="0000EE"/>
-            <w:u w:val="single"/>
-          </w:rPr>
-          <w:t>22:23–24</w:t>
-        </w:r>
-      </w:hyperlink>
-      <w:r>
-        <w:rPr>
-          <w:lang w:val="zh_TW" w:bidi="zh_TW"/>
-        </w:rPr>
-        <w:t>）。訂婚具有婚姻的法律地位（</w:t>
-      </w:r>
-      <w:hyperlink r:id="rId74">
-        <w:r>
-          <w:rPr>
-            <w:lang w:val="zh_TW" w:bidi="zh_TW"/>
-          </w:rPr>
-          <w:rPr>
-            <w:color w:val="0000EE"/>
-            <w:u w:val="single"/>
-          </w:rPr>
-          <w:t>申28:30</w:t>
-        </w:r>
-      </w:hyperlink>
-      <w:r>
-        <w:rPr>
-          <w:lang w:val="zh_TW" w:bidi="zh_TW"/>
-        </w:rPr>
-        <w:t>；</w:t>
-      </w:r>
-      <w:hyperlink r:id="rId75">
-        <w:r>
-          <w:rPr>
-            <w:lang w:val="zh_TW" w:bidi="zh_TW"/>
-          </w:rPr>
-          <w:rPr>
-            <w:color w:val="0000EE"/>
-            <w:u w:val="single"/>
-          </w:rPr>
-          <w:t>撒下3:14</w:t>
-        </w:r>
-      </w:hyperlink>
-      <w:r>
-        <w:rPr>
-          <w:lang w:val="zh_TW" w:bidi="zh_TW"/>
-        </w:rPr>
-        <w:t>），根據申命記的法律，任何侵犯已訂婚處女的人將被石頭砸死，因為侵犯了鄰居的「妻子」（</w:t>
-      </w:r>
-      <w:hyperlink r:id="rId73">
-        <w:r>
-          <w:rPr>
-            <w:lang w:val="zh_TW" w:bidi="zh_TW"/>
-          </w:rPr>
-          <w:rPr>
-            <w:color w:val="0000EE"/>
-            <w:u w:val="single"/>
-          </w:rPr>
-          <w:t>申22:23–24</w:t>
-        </w:r>
-      </w:hyperlink>
-      <w:r>
-        <w:rPr>
-          <w:lang w:val="zh_TW" w:bidi="zh_TW"/>
-        </w:rPr>
-        <w:t>）。訂婚的意義涉及取得所有資產，其方式類似於接受貢品。然而，訂婚婦女和嫁人為妻之間仍有區別（</w:t>
-      </w:r>
-      <w:hyperlink r:id="rId72">
-        <w:r>
-          <w:rPr>
-            <w:lang w:val="zh_TW" w:bidi="zh_TW"/>
-          </w:rPr>
-          <w:rPr>
-            <w:color w:val="0000EE"/>
-            <w:u w:val="single"/>
-          </w:rPr>
-          <w:t>20:7</w:t>
-        </w:r>
-      </w:hyperlink>
-      <w:r>
-        <w:rPr>
-          <w:lang w:val="zh_TW" w:bidi="zh_TW"/>
-        </w:rPr>
-        <w:t>）。在訂婚期間，準新郎免於服兵役。訂婚被認為是永久正式關係的一部份（</w:t>
-      </w:r>
-      <w:hyperlink r:id="rId76">
-        <w:r>
-          <w:rPr>
-            <w:lang w:val="zh_TW" w:bidi="zh_TW"/>
-          </w:rPr>
-          <w:rPr>
-            <w:color w:val="0000EE"/>
-            <w:u w:val="single"/>
-          </w:rPr>
-          <w:t>太1:18</w:t>
-        </w:r>
-      </w:hyperlink>
-      <w:r>
-        <w:rPr>
-          <w:lang w:val="zh_TW" w:bidi="zh_TW"/>
-        </w:rPr>
-        <w:t>；</w:t>
-      </w:r>
-      <w:hyperlink r:id="rId77">
-        <w:r>
-          <w:rPr>
-            <w:lang w:val="zh_TW" w:bidi="zh_TW"/>
-          </w:rPr>
-          <w:rPr>
-            <w:color w:val="0000EE"/>
-            <w:u w:val="single"/>
-          </w:rPr>
-          <w:t>路1:27</w:t>
-        </w:r>
-      </w:hyperlink>
-      <w:r>
-        <w:rPr>
-          <w:lang w:val="zh_TW" w:bidi="zh_TW"/>
-        </w:rPr>
-        <w:t>，</w:t>
-      </w:r>
-      <w:hyperlink r:id="rId78">
-        <w:r>
-          <w:rPr>
-            <w:lang w:val="zh_TW" w:bidi="zh_TW"/>
-          </w:rPr>
-          <w:rPr>
-            <w:color w:val="0000EE"/>
-            <w:u w:val="single"/>
-          </w:rPr>
-          <w:t>2:5</w:t>
-        </w:r>
-      </w:hyperlink>
-      <w:r>
-        <w:rPr>
-          <w:lang w:val="zh_TW" w:bidi="zh_TW"/>
-        </w:rPr>
-        <w:t>）。</w:t>
-      </w:r>
-    </w:p>
-    <w:p>
-      <w:pPr/>
-      <w:r>
-        <w:rPr>
-          <w:lang w:val="zh_TW" w:bidi="zh_TW"/>
-        </w:rPr>
-      </w:r>
-      <w:r>
-        <w:rPr>
-          <w:lang w:val="zh_TW" w:bidi="zh_TW"/>
-        </w:rPr>
-        <w:t>一個即將娶他人女兒的男子在訂婚時已被視為是女婿（</w:t>
-      </w:r>
-      <w:hyperlink r:id="rId79">
-        <w:r>
-          <w:rPr>
-            <w:lang w:val="zh_TW" w:bidi="zh_TW"/>
-          </w:rPr>
-          <w:rPr>
-            <w:color w:val="0000EE"/>
-            <w:u w:val="single"/>
-          </w:rPr>
-          <w:t>創19:14</w:t>
-        </w:r>
-      </w:hyperlink>
-      <w:r>
-        <w:rPr>
-          <w:lang w:val="zh_TW" w:bidi="zh_TW"/>
-        </w:rPr>
-        <w:t>）。馬利亞作為約瑟的未婚妻，儘管他直到耶穌出生後才與她同房，實際上馬利亞已在訂婚之際就被視為是他的妻子。</w:t>
-      </w:r>
-    </w:p>
-    <w:p>
-      <w:pPr/>
-      <w:r>
-        <w:rPr>
-          <w:lang w:val="zh_TW" w:bidi="zh_TW"/>
-        </w:rPr>
-      </w:r>
-      <w:r>
-        <w:rPr>
-          <w:lang w:val="zh_TW" w:bidi="zh_TW"/>
-        </w:rPr>
-        <w:t>聖經中第一次以筵席慶祝婚禮的記錄是在雅各的故事中（</w:t>
-      </w:r>
-      <w:hyperlink r:id="rId80">
-        <w:r>
-          <w:rPr>
-            <w:lang w:val="zh_TW" w:bidi="zh_TW"/>
-          </w:rPr>
-          <w:rPr>
-            <w:color w:val="0000EE"/>
-            <w:u w:val="single"/>
-          </w:rPr>
-          <w:t>創29:22</w:t>
-        </w:r>
-      </w:hyperlink>
-      <w:r>
-        <w:rPr>
-          <w:lang w:val="zh_TW" w:bidi="zh_TW"/>
-        </w:rPr>
-        <w:t>）。在多比傳（the book of Tobit）一書提及之前，並沒有實際的婚姻契約記錄（</w:t>
-      </w:r>
-      <w:hyperlink r:id="rId81">
-        <w:r>
-          <w:rPr>
-            <w:lang w:val="zh_TW" w:bidi="zh_TW"/>
-          </w:rPr>
-          <w:rPr>
-            <w:color w:val="0000EE"/>
-            <w:u w:val="single"/>
-          </w:rPr>
-          <w:t>多比傳7:12</w:t>
-        </w:r>
-      </w:hyperlink>
-      <w:r>
-        <w:rPr>
-          <w:lang w:val="zh_TW" w:bidi="zh_TW"/>
-        </w:rPr>
-        <w:t>）。這份契約在夫妻同居一週之前不視為有效（</w:t>
-      </w:r>
-      <w:hyperlink r:id="rId82">
-        <w:r>
-          <w:rPr>
-            <w:lang w:val="zh_TW" w:bidi="zh_TW"/>
-          </w:rPr>
-          <w:rPr>
-            <w:color w:val="0000EE"/>
-            <w:u w:val="single"/>
-          </w:rPr>
-          <w:t>創29:27</w:t>
-        </w:r>
-      </w:hyperlink>
-      <w:r>
-        <w:rPr>
-          <w:lang w:val="zh_TW" w:bidi="zh_TW"/>
-        </w:rPr>
-        <w:t>；</w:t>
-      </w:r>
-      <w:hyperlink r:id="rId83">
-        <w:r>
-          <w:rPr>
-            <w:lang w:val="zh_TW" w:bidi="zh_TW"/>
-          </w:rPr>
-          <w:rPr>
-            <w:color w:val="0000EE"/>
-            <w:u w:val="single"/>
-          </w:rPr>
-          <w:t>士14:12、18</w:t>
-        </w:r>
-      </w:hyperlink>
-      <w:r>
-        <w:rPr>
-          <w:lang w:val="zh_TW" w:bidi="zh_TW"/>
-        </w:rPr>
-        <w:t>）。當參孫在七天期限結束前離開新娘時，新娘的父母認為婚姻無效，並將她嫁給另一位男人（</w:t>
-      </w:r>
-      <w:hyperlink r:id="rId84">
-        <w:r>
-          <w:rPr>
-            <w:lang w:val="zh_TW" w:bidi="zh_TW"/>
-          </w:rPr>
-          <w:rPr>
-            <w:color w:val="0000EE"/>
-            <w:u w:val="single"/>
-          </w:rPr>
-          <w:t>士14:20</w:t>
-        </w:r>
-      </w:hyperlink>
-      <w:r>
-        <w:rPr>
-          <w:lang w:val="zh_TW" w:bidi="zh_TW"/>
-        </w:rPr>
-        <w:t>）。</w:t>
-      </w:r>
-    </w:p>
-    <w:p>
-      <w:pPr/>
-      <w:r>
-        <w:rPr>
-          <w:lang w:val="zh_TW" w:bidi="zh_TW"/>
-        </w:rPr>
-      </w:r>
-      <w:r>
-        <w:rPr>
-          <w:lang w:val="zh_TW" w:bidi="zh_TW"/>
-        </w:rPr>
-        <w:t>婚禮是一個家庭極大歡慶的場合。新郎和新娘的特殊服飾（</w:t>
-      </w:r>
-      <w:hyperlink r:id="rId85">
-        <w:r>
-          <w:rPr>
-            <w:lang w:val="zh_TW" w:bidi="zh_TW"/>
-          </w:rPr>
-          <w:rPr>
-            <w:color w:val="0000EE"/>
-            <w:u w:val="single"/>
-          </w:rPr>
-          <w:t>賽61:10</w:t>
-        </w:r>
-      </w:hyperlink>
-      <w:r>
-        <w:rPr>
-          <w:lang w:val="zh_TW" w:bidi="zh_TW"/>
-        </w:rPr>
-        <w:t>；</w:t>
-      </w:r>
-      <w:hyperlink r:id="rId86">
-        <w:r>
-          <w:rPr>
-            <w:lang w:val="zh_TW" w:bidi="zh_TW"/>
-          </w:rPr>
-          <w:rPr>
-            <w:color w:val="0000EE"/>
-            <w:u w:val="single"/>
-          </w:rPr>
-          <w:t>結16:9–13</w:t>
-        </w:r>
-      </w:hyperlink>
-      <w:r>
-        <w:rPr>
-          <w:lang w:val="zh_TW" w:bidi="zh_TW"/>
-        </w:rPr>
-        <w:t>）包括新娘的精美禮服，通常鑲有珠寶（</w:t>
-      </w:r>
-      <w:hyperlink r:id="rId87">
-        <w:r>
-          <w:rPr>
-            <w:lang w:val="zh_TW" w:bidi="zh_TW"/>
-          </w:rPr>
-          <w:rPr>
-            <w:color w:val="0000EE"/>
-            <w:u w:val="single"/>
-          </w:rPr>
-          <w:t>詩45:14–15</w:t>
-        </w:r>
-      </w:hyperlink>
-      <w:r>
-        <w:rPr>
-          <w:lang w:val="zh_TW" w:bidi="zh_TW"/>
-        </w:rPr>
-        <w:t>；</w:t>
-      </w:r>
-      <w:hyperlink r:id="rId85">
-        <w:r>
-          <w:rPr>
-            <w:lang w:val="zh_TW" w:bidi="zh_TW"/>
-          </w:rPr>
-          <w:rPr>
-            <w:color w:val="0000EE"/>
-            <w:u w:val="single"/>
-          </w:rPr>
-          <w:t>賽61:10</w:t>
-        </w:r>
-      </w:hyperlink>
-      <w:r>
-        <w:rPr>
-          <w:lang w:val="zh_TW" w:bidi="zh_TW"/>
-        </w:rPr>
-        <w:t>）和其它的飾物，而新郎則穿著華麗的衣服並戴著冠冕（</w:t>
-      </w:r>
-      <w:hyperlink r:id="rId88">
-        <w:r>
-          <w:rPr>
-            <w:lang w:val="zh_TW" w:bidi="zh_TW"/>
-          </w:rPr>
-          <w:rPr>
-            <w:color w:val="0000EE"/>
-            <w:u w:val="single"/>
-          </w:rPr>
-          <w:t>歌3:11</w:t>
-        </w:r>
-      </w:hyperlink>
-      <w:r>
-        <w:rPr>
-          <w:lang w:val="zh_TW" w:bidi="zh_TW"/>
-        </w:rPr>
-        <w:t>；</w:t>
-      </w:r>
-      <w:hyperlink r:id="rId85">
-        <w:r>
-          <w:rPr>
-            <w:lang w:val="zh_TW" w:bidi="zh_TW"/>
-          </w:rPr>
-          <w:rPr>
-            <w:color w:val="0000EE"/>
-            <w:u w:val="single"/>
-          </w:rPr>
-          <w:t>賽61:10</w:t>
-        </w:r>
-      </w:hyperlink>
-      <w:r>
-        <w:rPr>
-          <w:lang w:val="zh_TW" w:bidi="zh_TW"/>
-        </w:rPr>
-        <w:t>）。新娘戴著面紗（</w:t>
-      </w:r>
-      <w:hyperlink r:id="rId89">
-        <w:r>
-          <w:rPr>
-            <w:lang w:val="zh_TW" w:bidi="zh_TW"/>
-          </w:rPr>
-          <w:rPr>
-            <w:color w:val="0000EE"/>
-            <w:u w:val="single"/>
-          </w:rPr>
-          <w:t>創24:65</w:t>
-        </w:r>
-      </w:hyperlink>
-      <w:r>
-        <w:rPr>
-          <w:lang w:val="zh_TW" w:bidi="zh_TW"/>
-        </w:rPr>
-        <w:t>；</w:t>
-      </w:r>
-      <w:hyperlink r:id="rId90">
-        <w:r>
-          <w:rPr>
-            <w:lang w:val="zh_TW" w:bidi="zh_TW"/>
-          </w:rPr>
-          <w:rPr>
-            <w:color w:val="0000EE"/>
-            <w:u w:val="single"/>
-          </w:rPr>
-          <w:t>歌4:3</w:t>
-        </w:r>
-      </w:hyperlink>
-      <w:r>
-        <w:rPr>
-          <w:lang w:val="zh_TW" w:bidi="zh_TW"/>
-        </w:rPr>
-        <w:t>），這面紗在新房中被取下。這解釋了利百加在她的未婚夫以撒面前需要蒙上面紗的原因（</w:t>
-      </w:r>
-      <w:hyperlink r:id="rId89">
-        <w:r>
-          <w:rPr>
-            <w:lang w:val="zh_TW" w:bidi="zh_TW"/>
-          </w:rPr>
-          <w:rPr>
-            <w:color w:val="0000EE"/>
-            <w:u w:val="single"/>
-          </w:rPr>
-          <w:t>創24:65</w:t>
-        </w:r>
-      </w:hyperlink>
-      <w:r>
-        <w:rPr>
-          <w:lang w:val="zh_TW" w:bidi="zh_TW"/>
-        </w:rPr>
-        <w:t>），也解釋了拉班為何能夠在雅各的婚禮之夜，輕易地用利亞替換拉結的原因（</w:t>
-      </w:r>
-      <w:hyperlink r:id="rId91">
-        <w:r>
-          <w:rPr>
-            <w:lang w:val="zh_TW" w:bidi="zh_TW"/>
-          </w:rPr>
-          <w:rPr>
-            <w:color w:val="0000EE"/>
-            <w:u w:val="single"/>
-          </w:rPr>
-          <w:t>29:23–25</w:t>
-        </w:r>
-      </w:hyperlink>
-      <w:r>
-        <w:rPr>
-          <w:lang w:val="zh_TW" w:bidi="zh_TW"/>
-        </w:rPr>
-        <w:t>）。</w:t>
-      </w:r>
-    </w:p>
-    <w:p>
-      <w:pPr/>
-      <w:r>
-        <w:rPr>
-          <w:lang w:val="zh_TW" w:bidi="zh_TW"/>
-        </w:rPr>
-      </w:r>
-      <w:r>
-        <w:rPr>
-          <w:lang w:val="zh_TW" w:bidi="zh_TW"/>
-        </w:rPr>
-        <w:t>象徵性的儀式有時可能被納入訂婚或婚禮儀式中，例如路得請求波阿斯打開他的衣襟遮蓋她，以表示他要娶她為妻（</w:t>
-      </w:r>
-      <w:hyperlink r:id="rId92">
-        <w:r>
-          <w:rPr>
-            <w:lang w:val="zh_TW" w:bidi="zh_TW"/>
-          </w:rPr>
-          <w:rPr>
-            <w:color w:val="0000EE"/>
-            <w:u w:val="single"/>
-          </w:rPr>
-          <w:t>得3:9</w:t>
-        </w:r>
-      </w:hyperlink>
-      <w:r>
-        <w:rPr>
-          <w:lang w:val="zh_TW" w:bidi="zh_TW"/>
-        </w:rPr>
-        <w:t>）。另一個儀式、禮儀可能是新郎在婚房中正式解下新娘的腰帶，這是一個為新婚夫婦特別準備的房間或帳篷。婚姻通常在第一晚圓房（</w:t>
-      </w:r>
-      <w:hyperlink r:id="rId93">
-        <w:r>
-          <w:rPr>
-            <w:lang w:val="zh_TW" w:bidi="zh_TW"/>
-          </w:rPr>
-          <w:rPr>
-            <w:color w:val="0000EE"/>
-            <w:u w:val="single"/>
-          </w:rPr>
-          <w:t>創29:23</w:t>
-        </w:r>
-      </w:hyperlink>
-      <w:r>
-        <w:rPr>
-          <w:lang w:val="zh_TW" w:bidi="zh_TW"/>
-        </w:rPr>
-        <w:t>；</w:t>
-      </w:r>
-      <w:hyperlink r:id="rId94">
-        <w:r>
-          <w:rPr>
-            <w:lang w:val="zh_TW" w:bidi="zh_TW"/>
-          </w:rPr>
-          <w:rPr>
-            <w:color w:val="0000EE"/>
-            <w:u w:val="single"/>
-          </w:rPr>
-          <w:t>多比傳8:1</w:t>
-        </w:r>
-      </w:hyperlink>
-      <w:r>
-        <w:rPr>
-          <w:lang w:val="zh_TW" w:bidi="zh_TW"/>
-        </w:rPr>
-        <w:t>），而染血的床單則保留作為新娘貞潔的證據。</w:t>
-      </w:r>
-    </w:p>
-    <w:p>
-      <w:pPr/>
-      <w:r>
-        <w:rPr>
-          <w:lang w:val="zh_TW" w:bidi="zh_TW"/>
-        </w:rPr>
-      </w:r>
-      <w:r>
-        <w:rPr>
-          <w:lang w:val="zh_TW" w:bidi="zh_TW"/>
-        </w:rPr>
-        <w:t>與婚姻的盛大遊行和宴會形成鮮明對比，休妻的過程則很簡單。如果一個男人在任何特定事情上發現妻子的過錯，他可以休妻，這項權利直到公元11世紀才遭廢除。然而，休妻是不受鼓勵的，並且隨著時間的推移，這個程序變得更加複雜，受到許多阻礙的限制。</w:t>
-      </w:r>
-    </w:p>
-    <w:p>
-      <w:pPr/>
-      <w:r>
-        <w:rPr>
-          <w:lang w:val="zh_TW" w:bidi="zh_TW"/>
-        </w:rPr>
-      </w:r>
-      <w:r>
-        <w:rPr>
-          <w:lang w:val="zh_TW" w:bidi="zh_TW"/>
-        </w:rPr>
-        <w:t>隨著關於休妻的法律變得更加複雜，程序也變得越來越昂貴。在後來的時期，有時候拉比會提供律師的建議，特別是在有關新娘或其家庭應得財產的歸還等問題上。</w:t>
-      </w:r>
-    </w:p>
-    <w:p>
-      <w:pPr/>
-      <w:r>
-        <w:rPr>
-          <w:lang w:val="zh_TW" w:bidi="zh_TW"/>
-        </w:rPr>
-      </w:r>
-      <w:r>
-        <w:rPr>
-          <w:lang w:val="zh_TW" w:bidi="zh_TW"/>
-        </w:rPr>
-        <w:t>如果發現新娘犯了通姦罪，丈夫便有權休妻。甚至如果丈夫懷疑她不忠，也同樣適用。如果他覺得她違反了正常道德、變節或在管理家庭方面效率不高，他也可以休妻。如果婦女拒絕與丈夫行房至少一年，丈夫便可休妻。其它休妻的理由包括對丈夫或其親屬的侮辱行為、染上不治之症，或拒絕與丈夫隨行搬遷到新的地方。</w:t>
-      </w:r>
-    </w:p>
-    <w:p>
-      <w:pPr/>
-      <w:r>
-        <w:rPr>
-          <w:lang w:val="zh_TW" w:bidi="zh_TW"/>
-        </w:rPr>
-      </w:r>
-      <w:r>
-        <w:rPr>
-          <w:lang w:val="zh_TW" w:bidi="zh_TW"/>
-        </w:rPr>
-        <w:t>總括，妻子的地位十分低微。儘管她提供建議、管理家庭、教育孩子，並在必要時與她的丈夫一起工作，丈夫仍然是她的主人，而她的角色是服從。她不過是個僕人，雖然比奴隸好，因為她不能被賣掉，即使她可以被休掉。</w:t>
-      </w:r>
-    </w:p>
-    <w:p>
-      <w:pPr/>
-      <w:r>
-        <w:rPr>
-          <w:lang w:val="zh_TW" w:bidi="zh_TW"/>
-        </w:rPr>
-      </w:r>
-      <w:r>
-        <w:rPr>
-          <w:lang w:val="zh_TW" w:bidi="zh_TW"/>
-        </w:rPr>
-        <w:t>在舊約中，常用婚姻作比喻，希伯來人和神被比作新娘和新郎（</w:t>
-      </w:r>
-      <w:hyperlink r:id="rId95">
-        <w:r>
-          <w:rPr>
-            <w:lang w:val="zh_TW" w:bidi="zh_TW"/>
-          </w:rPr>
-          <w:rPr>
-            <w:color w:val="0000EE"/>
-            <w:u w:val="single"/>
-          </w:rPr>
-          <w:t>賽62:4–5</w:t>
-        </w:r>
-      </w:hyperlink>
-      <w:r>
-        <w:rPr>
-          <w:lang w:val="zh_TW" w:bidi="zh_TW"/>
-        </w:rPr>
-        <w:t>；</w:t>
-      </w:r>
-      <w:hyperlink r:id="rId96">
-        <w:r>
-          <w:rPr>
-            <w:lang w:val="zh_TW" w:bidi="zh_TW"/>
-          </w:rPr>
-          <w:rPr>
-            <w:color w:val="0000EE"/>
-            <w:u w:val="single"/>
-          </w:rPr>
-          <w:t>耶2:2</w:t>
-        </w:r>
-      </w:hyperlink>
-      <w:r>
-        <w:rPr>
-          <w:lang w:val="zh_TW" w:bidi="zh_TW"/>
-        </w:rPr>
-        <w:t>）。耶利米書將即將降臨猶大的荒涼與婚宴的慶祝做對比（</w:t>
-      </w:r>
-      <w:hyperlink r:id="rId97">
-        <w:r>
-          <w:rPr>
-            <w:lang w:val="zh_TW" w:bidi="zh_TW"/>
-          </w:rPr>
-          <w:rPr>
-            <w:color w:val="0000EE"/>
-            <w:u w:val="single"/>
-          </w:rPr>
-          <w:t>耶7:34</w:t>
-        </w:r>
-      </w:hyperlink>
-      <w:r>
-        <w:rPr>
-          <w:lang w:val="zh_TW" w:bidi="zh_TW"/>
-        </w:rPr>
-        <w:t>，</w:t>
-      </w:r>
-      <w:hyperlink r:id="rId98">
-        <w:r>
-          <w:rPr>
-            <w:lang w:val="zh_TW" w:bidi="zh_TW"/>
-          </w:rPr>
-          <w:rPr>
-            <w:color w:val="0000EE"/>
-            <w:u w:val="single"/>
-          </w:rPr>
-          <w:t>16:9</w:t>
-        </w:r>
-      </w:hyperlink>
-      <w:r>
-        <w:rPr>
-          <w:lang w:val="zh_TW" w:bidi="zh_TW"/>
-        </w:rPr>
-        <w:t>，</w:t>
-      </w:r>
-      <w:hyperlink r:id="rId99">
-        <w:r>
-          <w:rPr>
-            <w:lang w:val="zh_TW" w:bidi="zh_TW"/>
-          </w:rPr>
-          <w:rPr>
-            <w:color w:val="0000EE"/>
-            <w:u w:val="single"/>
-          </w:rPr>
-          <w:t>25:10</w:t>
-        </w:r>
-      </w:hyperlink>
-      <w:r>
-        <w:rPr>
-          <w:lang w:val="zh_TW" w:bidi="zh_TW"/>
-        </w:rPr>
-        <w:t>）。在何西阿書中也用婚姻作比喻，神拒絕與祂妻子以色列的關係（</w:t>
-      </w:r>
-      <w:hyperlink r:id="rId100">
-        <w:r>
-          <w:rPr>
-            <w:lang w:val="zh_TW" w:bidi="zh_TW"/>
-          </w:rPr>
-          <w:rPr>
-            <w:color w:val="0000EE"/>
-            <w:u w:val="single"/>
-          </w:rPr>
-          <w:t>何2:2</w:t>
-        </w:r>
-      </w:hyperlink>
-      <w:r>
-        <w:rPr>
-          <w:lang w:val="zh_TW" w:bidi="zh_TW"/>
-        </w:rPr>
-        <w:t>），但如果她恢復忠心的行為，神願意再次接受她（</w:t>
-      </w:r>
-      <w:hyperlink r:id="rId101">
-        <w:r>
-          <w:rPr>
-            <w:lang w:val="zh_TW" w:bidi="zh_TW"/>
-          </w:rPr>
-          <w:rPr>
-            <w:color w:val="0000EE"/>
-            <w:u w:val="single"/>
-          </w:rPr>
-          <w:t>19–20</w:t>
-        </w:r>
-      </w:hyperlink>
-      <w:r>
-        <w:rPr>
-          <w:lang w:val="zh_TW" w:bidi="zh_TW"/>
-        </w:rPr>
-        <w:t>）。</w:t>
-      </w:r>
-    </w:p>
-    <w:p>
-      <w:pPr/>
-      <w:r>
-        <w:rPr>
-          <w:lang w:val="zh_TW" w:bidi="zh_TW"/>
-        </w:rPr>
-      </w:r>
-      <w:r>
-        <w:rPr>
-          <w:lang w:val="zh_TW" w:bidi="zh_TW"/>
-        </w:rPr>
-        <w:t>在新約中，施洗約翰將他的喜樂比作婚禮上新郎朋友的喜樂（</w:t>
-      </w:r>
-      <w:hyperlink r:id="rId102">
-        <w:r>
-          <w:rPr>
-            <w:lang w:val="zh_TW" w:bidi="zh_TW"/>
-          </w:rPr>
-          <w:rPr>
-            <w:color w:val="0000EE"/>
-            <w:u w:val="single"/>
-          </w:rPr>
-          <w:t>約3:29</w:t>
-        </w:r>
-      </w:hyperlink>
-      <w:r>
-        <w:rPr>
-          <w:lang w:val="zh_TW" w:bidi="zh_TW"/>
-        </w:rPr>
-        <w:t>），而耶穌自己在智慧和愚拙童女的比喻中，提到了婚禮的準備（</w:t>
-      </w:r>
-      <w:hyperlink r:id="rId103">
-        <w:r>
-          <w:rPr>
-            <w:lang w:val="zh_TW" w:bidi="zh_TW"/>
-          </w:rPr>
-          <w:rPr>
-            <w:color w:val="0000EE"/>
-            <w:u w:val="single"/>
-          </w:rPr>
-          <w:t>太25:1–12</w:t>
-        </w:r>
-      </w:hyperlink>
-      <w:r>
-        <w:rPr>
-          <w:lang w:val="zh_TW" w:bidi="zh_TW"/>
-        </w:rPr>
-        <w:t>）。在婚宴的故事中（</w:t>
-      </w:r>
-      <w:hyperlink r:id="rId104">
-        <w:r>
-          <w:rPr>
-            <w:lang w:val="zh_TW" w:bidi="zh_TW"/>
-          </w:rPr>
-          <w:rPr>
-            <w:color w:val="0000EE"/>
-            <w:u w:val="single"/>
-          </w:rPr>
-          <w:t>22:1–14</w:t>
-        </w:r>
-      </w:hyperlink>
-      <w:r>
-        <w:rPr>
-          <w:lang w:val="zh_TW" w:bidi="zh_TW"/>
-        </w:rPr>
-        <w:t>），基督提到在這樣的儀式中為賓客提供婚禮的禮服。基督的教會作為基督的新娘的主題出現在哥林多後書、以弗所書和啟示錄等書中。</w:t>
-      </w:r>
-    </w:p>
-    <w:p>
-      <w:pPr>
-        <w:pStyle w:val="Heading3"/>
-      </w:pPr>
-      <w:r>
-        <w:rPr>
-          <w:lang w:val="zh_TW" w:bidi="zh_TW"/>
-        </w:rPr>
-        <w:t>關於耶穌教導的婚姻和姦淫</w:t>
-      </w:r>
-    </w:p>
-    <w:p>
-      <w:pPr/>
-      <w:r>
-        <w:rPr>
-          <w:lang w:val="zh_TW" w:bidi="zh_TW"/>
-        </w:rPr>
-      </w:r>
-      <w:r>
-        <w:rPr>
-          <w:lang w:val="zh_TW" w:bidi="zh_TW"/>
-        </w:rPr>
-        <w:t>在民事法中，耶穌的教導常常重新調整或強化舊約中的重點。 例如，在舊約的律法中，姦淫似乎主要被理解為一個男人侵犯到另一個男人的婚姻，而不是違反彼此對婚姻的忠誠。 然而，當法利賽人質疑耶穌時，祂指出神創造的原意：一男一女永結一體（</w:t>
-      </w:r>
-      <w:hyperlink r:id="rId105">
-        <w:r>
-          <w:rPr>
-            <w:lang w:val="zh_TW" w:bidi="zh_TW"/>
-          </w:rPr>
-          <w:rPr>
-            <w:color w:val="0000EE"/>
-            <w:u w:val="single"/>
-          </w:rPr>
-          <w:t>可10:2–9</w:t>
-        </w:r>
-      </w:hyperlink>
-      <w:r>
-        <w:rPr>
-          <w:lang w:val="zh_TW" w:bidi="zh_TW"/>
-        </w:rPr>
-        <w:t>）。 祂更進一步宣稱，如果一個男人與妻子離婚並娶了另一位妻子，他就是「犯了姦淫」（</w:t>
-      </w:r>
-      <w:hyperlink r:id="rId106">
-        <w:r>
-          <w:rPr>
-            <w:lang w:val="zh_TW" w:bidi="zh_TW"/>
-          </w:rPr>
-          <w:rPr>
-            <w:color w:val="0000EE"/>
-            <w:u w:val="single"/>
-          </w:rPr>
-          <w:t>11</w:t>
-        </w:r>
-      </w:hyperlink>
-      <w:r>
-        <w:rPr>
-          <w:lang w:val="zh_TW" w:bidi="zh_TW"/>
-        </w:rPr>
-        <w:t>節）——這是對當時普遍接受假設的驚人顛覆。 耶穌藉此肯定了男女在婚姻忠誠方面的道德平等：不忠的丈夫與不忠的妻子同樣犯了通姦罪。 這個教導讓門徒感到驚訝（見</w:t>
-      </w:r>
-      <w:hyperlink r:id="rId107">
-        <w:r>
-          <w:rPr>
-            <w:lang w:val="zh_TW" w:bidi="zh_TW"/>
-          </w:rPr>
-          <w:rPr>
-            <w:color w:val="0000EE"/>
-            <w:u w:val="single"/>
-          </w:rPr>
-          <w:t>太19:10</w:t>
-        </w:r>
-      </w:hyperlink>
-      <w:r>
-        <w:rPr>
-          <w:lang w:val="zh_TW" w:bidi="zh_TW"/>
-        </w:rPr>
-        <w:t>），它展現了耶穌對比當時宗教領袖（</w:t>
-      </w:r>
-      <w:hyperlink r:id="rId108">
-        <w:r>
-          <w:rPr>
-            <w:lang w:val="zh_TW" w:bidi="zh_TW"/>
-          </w:rPr>
-          <w:rPr>
-            <w:color w:val="0000EE"/>
-            <w:u w:val="single"/>
-          </w:rPr>
-          <w:t>5:20</w:t>
-        </w:r>
-      </w:hyperlink>
-      <w:r>
-        <w:rPr>
-          <w:lang w:val="zh_TW" w:bidi="zh_TW"/>
-        </w:rPr>
-        <w:t>）更深的公義的呼籲。</w:t>
-      </w:r>
-    </w:p>
-    <w:p>
-      <w:pPr/>
-      <w:r>
-        <w:rPr>
-          <w:lang w:val="zh_TW" w:bidi="zh_TW"/>
-        </w:rPr>
-      </w:r>
-      <w:r>
-        <w:rPr>
-          <w:lang w:val="zh_TW" w:bidi="zh_TW"/>
-        </w:rPr>
-        <w:t>在馬太福音對耶穌教導的記述中有一點差異，使一些學者認為耶穌並不像上述概要所暗示的那樣嚴格。根據</w:t>
-      </w:r>
-      <w:hyperlink r:id="rId109">
-        <w:r>
-          <w:rPr>
-            <w:lang w:val="zh_TW" w:bidi="zh_TW"/>
-          </w:rPr>
-          <w:rPr>
-            <w:color w:val="0000EE"/>
-            <w:u w:val="single"/>
-          </w:rPr>
-          <w:t>馬太福音十九章9節</w:t>
-        </w:r>
-      </w:hyperlink>
-      <w:r>
-        <w:rPr>
-          <w:lang w:val="zh_TW" w:bidi="zh_TW"/>
-        </w:rPr>
-        <w:t>，妻子的不貞（可能是某種性行為不端）允許受委屈的丈夫休妻並再婚。如果這句話是經文的結束，這種解釋將是流於表面的。然而，從語境來看，更有可能是耶穌允許無辜的配偶與其妻子分開，但不允許再婚。這解釋了為什麼門徒如此震驚，以及為什麼耶穌接著談到有些人為了天國而拒絕結婚（</w:t>
-      </w:r>
-      <w:hyperlink r:id="rId110">
-        <w:r>
-          <w:rPr>
-            <w:lang w:val="zh_TW" w:bidi="zh_TW"/>
-          </w:rPr>
-          <w:rPr>
-            <w:color w:val="0000EE"/>
-            <w:u w:val="single"/>
-          </w:rPr>
-          <w:t>太19:12</w:t>
-        </w:r>
-      </w:hyperlink>
-      <w:r>
-        <w:rPr>
-          <w:lang w:val="zh_TW" w:bidi="zh_TW"/>
-        </w:rPr>
-        <w:t>）。這也是教會在頭五個世紀對這段經文的解釋，他們允許基督徒分開，但不允許再婚（參</w:t>
-      </w:r>
-      <w:hyperlink r:id="rId111">
-        <w:r>
-          <w:rPr>
-            <w:lang w:val="zh_TW" w:bidi="zh_TW"/>
-          </w:rPr>
-          <w:rPr>
-            <w:color w:val="0000EE"/>
-            <w:u w:val="single"/>
-          </w:rPr>
-          <w:t>林前7:11</w:t>
-        </w:r>
-      </w:hyperlink>
-      <w:r>
-        <w:rPr>
-          <w:lang w:val="zh_TW" w:bidi="zh_TW"/>
-        </w:rPr>
-        <w:t>）。</w:t>
-      </w:r>
-    </w:p>
-    <w:p>
-      <w:pPr/>
-      <w:r>
-        <w:rPr>
-          <w:lang w:val="zh_TW" w:bidi="zh_TW"/>
-        </w:rPr>
-      </w:r>
-      <w:r>
-        <w:rPr>
           <w:i/>
           <w:lang w:val="zh_TW" w:bidi="zh_TW"/>
         </w:rPr>
@@ -2643,79 +4808,7 @@
         <w:rPr>
           <w:lang w:val="zh_TW" w:bidi="zh_TW"/>
         </w:rPr>
-        <w:t>淫亂</w:t>
-      </w:r>
-      <w:r>
-        <w:rPr>
-          <w:lang w:val="zh_TW" w:bidi="zh_TW"/>
-        </w:rPr>
-        <w:t>，</w:t>
-      </w:r>
-      <w:r>
-        <w:rPr>
-          <w:lang w:val="zh_TW" w:bidi="zh_TW"/>
-        </w:rPr>
-        <w:t>民事法和司法</w:t>
-      </w:r>
-      <w:r>
-        <w:rPr>
-          <w:lang w:val="zh_TW" w:bidi="zh_TW"/>
-        </w:rPr>
-        <w:t>，</w:t>
-      </w:r>
-      <w:r>
-        <w:rPr>
-          <w:lang w:val="zh_TW" w:bidi="zh_TW"/>
-        </w:rPr>
-        <w:t>妾</w:t>
-      </w:r>
-      <w:r>
-        <w:rPr>
-          <w:lang w:val="zh_TW" w:bidi="zh_TW"/>
-        </w:rPr>
-        <w:t>，</w:t>
-      </w:r>
-      <w:r>
-        <w:rPr>
-          <w:lang w:val="zh_TW" w:bidi="zh_TW"/>
-        </w:rPr>
-        <w:t>休妻</w:t>
-      </w:r>
-      <w:r>
-        <w:rPr>
-          <w:lang w:val="zh_TW" w:bidi="zh_TW"/>
-        </w:rPr>
-        <w:t>，</w:t>
-      </w:r>
-      <w:r>
-        <w:rPr>
-          <w:lang w:val="zh_TW" w:bidi="zh_TW"/>
-        </w:rPr>
-        <w:t>家庭生活與關係</w:t>
-      </w:r>
-      <w:r>
-        <w:rPr>
-          <w:lang w:val="zh_TW" w:bidi="zh_TW"/>
-        </w:rPr>
-        <w:t>，</w:t>
-      </w:r>
-      <w:r>
-        <w:rPr>
-          <w:lang w:val="zh_TW" w:bidi="zh_TW"/>
-        </w:rPr>
-        <w:t>性，性別</w:t>
-      </w:r>
-      <w:r>
-        <w:rPr>
-          <w:lang w:val="zh_TW" w:bidi="zh_TW"/>
-        </w:rPr>
-        <w:t>，</w:t>
-      </w:r>
-      <w:r>
-        <w:rPr>
-          <w:lang w:val="zh_TW" w:bidi="zh_TW"/>
-        </w:rPr>
-        <w:t>處女</w:t>
+        <w:t>教會</w:t>
       </w:r>
       <w:r>
         <w:rPr>

--- a/zht/docx/066.content.docx
+++ b/zht/docx/066.content.docx
@@ -233,204 +233,126 @@
         </w:rPr>
         <w:t>灰燼是物品完全焚燒後所留下的細微粉末。在會幕或聖殿祭壇上焚燒祭物後所產生的灰燼，必須依照規定，在特定的禮儀中被清除並丟棄（</w:t>
       </w:r>
-      <w:hyperlink r:id="rId13">
-        <w:r>
-          <w:rPr>
-            <w:lang w:val="zh_TW" w:bidi="zh_TW"/>
-          </w:rPr>
-          <w:rPr>
-            <w:color w:val="0000EE"/>
-            <w:u w:val="single"/>
-          </w:rPr>
-          <w:t>利</w:t>
-        </w:r>
-      </w:hyperlink>
+      <w:r>
+        <w:rPr>
+          <w:lang w:val="zh_TW" w:bidi="zh_TW"/>
+        </w:rPr>
+        <w:t>利</w:t>
+      </w:r>
       <w:r>
         <w:rPr>
           <w:lang w:val="zh_TW" w:bidi="zh_TW"/>
         </w:rPr>
         <w:t xml:space="preserve"> </w:t>
       </w:r>
-      <w:hyperlink r:id="rId13">
-        <w:r>
-          <w:rPr>
-            <w:lang w:val="zh_TW" w:bidi="zh_TW"/>
-          </w:rPr>
-          <w:rPr>
-            <w:color w:val="0000EE"/>
-            <w:u w:val="single"/>
-          </w:rPr>
-          <w:t>1:16</w:t>
-        </w:r>
-      </w:hyperlink>
+      <w:r>
+        <w:rPr>
+          <w:lang w:val="zh_TW" w:bidi="zh_TW"/>
+        </w:rPr>
+        <w:t>1:16</w:t>
+      </w:r>
       <w:r>
         <w:rPr>
           <w:lang w:val="zh_TW" w:bidi="zh_TW"/>
         </w:rPr>
         <w:t>，</w:t>
       </w:r>
-      <w:hyperlink r:id="rId14">
-        <w:r>
-          <w:rPr>
-            <w:lang w:val="zh_TW" w:bidi="zh_TW"/>
-          </w:rPr>
-          <w:rPr>
-            <w:color w:val="0000EE"/>
-            <w:u w:val="single"/>
-          </w:rPr>
-          <w:t>4:12</w:t>
-        </w:r>
-      </w:hyperlink>
+      <w:r>
+        <w:rPr>
+          <w:lang w:val="zh_TW" w:bidi="zh_TW"/>
+        </w:rPr>
+        <w:t>4:12</w:t>
+      </w:r>
       <w:r>
         <w:rPr>
           <w:lang w:val="zh_TW" w:bidi="zh_TW"/>
         </w:rPr>
         <w:t>，</w:t>
       </w:r>
-      <w:hyperlink r:id="rId15">
-        <w:r>
-          <w:rPr>
-            <w:lang w:val="zh_TW" w:bidi="zh_TW"/>
-          </w:rPr>
-          <w:rPr>
-            <w:color w:val="0000EE"/>
-            <w:u w:val="single"/>
-          </w:rPr>
-          <w:t>6:10–11</w:t>
-        </w:r>
-      </w:hyperlink>
+      <w:r>
+        <w:rPr>
+          <w:lang w:val="zh_TW" w:bidi="zh_TW"/>
+        </w:rPr>
+        <w:t>6:10–11</w:t>
+      </w:r>
       <w:r>
         <w:rPr>
           <w:lang w:val="zh_TW" w:bidi="zh_TW"/>
         </w:rPr>
         <w:t>；參</w:t>
       </w:r>
-      <w:hyperlink r:id="rId16">
-        <w:r>
-          <w:rPr>
-            <w:lang w:val="zh_TW" w:bidi="zh_TW"/>
-          </w:rPr>
-          <w:rPr>
-            <w:color w:val="0000EE"/>
-            <w:u w:val="single"/>
-          </w:rPr>
-          <w:t>來9:13</w:t>
-        </w:r>
-      </w:hyperlink>
+      <w:r>
+        <w:rPr>
+          <w:lang w:val="zh_TW" w:bidi="zh_TW"/>
+        </w:rPr>
+        <w:t>來9:13</w:t>
+      </w:r>
       <w:r>
         <w:rPr>
           <w:lang w:val="zh_TW" w:bidi="zh_TW"/>
         </w:rPr>
         <w:t>）。舊約聖經中也多次提到外邦祭壇上的灰燼（</w:t>
       </w:r>
-      <w:hyperlink r:id="rId17">
-        <w:r>
-          <w:rPr>
-            <w:lang w:val="zh_TW" w:bidi="zh_TW"/>
-          </w:rPr>
-          <w:rPr>
-            <w:color w:val="0000EE"/>
-            <w:u w:val="single"/>
-          </w:rPr>
-          <w:t>王上13:1</w:t>
-        </w:r>
-      </w:hyperlink>
-      <w:hyperlink r:id="rId15">
-        <w:r>
-          <w:rPr>
-            <w:lang w:val="zh_TW" w:bidi="zh_TW"/>
-          </w:rPr>
-          <w:rPr>
-            <w:color w:val="0000EE"/>
-            <w:u w:val="single"/>
-          </w:rPr>
-          <w:t>-</w:t>
-        </w:r>
-      </w:hyperlink>
-      <w:hyperlink r:id="rId17">
-        <w:r>
-          <w:rPr>
-            <w:lang w:val="zh_TW" w:bidi="zh_TW"/>
-          </w:rPr>
-          <w:rPr>
-            <w:color w:val="0000EE"/>
-            <w:u w:val="single"/>
-          </w:rPr>
-          <w:t>5</w:t>
-        </w:r>
-      </w:hyperlink>
+      <w:r>
+        <w:rPr>
+          <w:lang w:val="zh_TW" w:bidi="zh_TW"/>
+        </w:rPr>
+        <w:t>王上13:1</w:t>
+      </w:r>
+      <w:r>
+        <w:rPr>
+          <w:lang w:val="zh_TW" w:bidi="zh_TW"/>
+        </w:rPr>
+        <w:t>-</w:t>
+      </w:r>
+      <w:r>
+        <w:rPr>
+          <w:lang w:val="zh_TW" w:bidi="zh_TW"/>
+        </w:rPr>
+        <w:t>5</w:t>
+      </w:r>
       <w:r>
         <w:rPr>
           <w:lang w:val="zh_TW" w:bidi="zh_TW"/>
         </w:rPr>
         <w:t>；</w:t>
       </w:r>
-      <w:hyperlink r:id="rId17">
-        <w:r>
-          <w:rPr>
-            <w:lang w:val="zh_TW" w:bidi="zh_TW"/>
-          </w:rPr>
-          <w:rPr>
-            <w:color w:val="0000EE"/>
-            <w:u w:val="single"/>
-          </w:rPr>
-          <w:t>王下</w:t>
-        </w:r>
-      </w:hyperlink>
-      <w:hyperlink r:id="rId18">
-        <w:r>
-          <w:rPr>
-            <w:lang w:val="zh_TW" w:bidi="zh_TW"/>
-          </w:rPr>
-          <w:rPr>
-            <w:color w:val="0000EE"/>
-            <w:u w:val="single"/>
-          </w:rPr>
-          <w:t>23:4</w:t>
-        </w:r>
-      </w:hyperlink>
+      <w:r>
+        <w:rPr>
+          <w:lang w:val="zh_TW" w:bidi="zh_TW"/>
+        </w:rPr>
+        <w:t>王下</w:t>
+      </w:r>
+      <w:r>
+        <w:rPr>
+          <w:lang w:val="zh_TW" w:bidi="zh_TW"/>
+        </w:rPr>
+        <w:t>23:4</w:t>
+      </w:r>
       <w:r>
         <w:rPr>
           <w:lang w:val="zh_TW" w:bidi="zh_TW"/>
         </w:rPr>
         <w:t>）。在摩西與埃及法老對峙時，將灰燼拋向空中，灰燼如細塵般散佈於埃及全地，隨即引發了人畜身上生瘡的災禍（</w:t>
       </w:r>
-      <w:hyperlink r:id="rId19">
-        <w:r>
-          <w:rPr>
-            <w:lang w:val="zh_TW" w:bidi="zh_TW"/>
-          </w:rPr>
-          <w:rPr>
-            <w:color w:val="0000EE"/>
-            <w:u w:val="single"/>
-          </w:rPr>
-          <w:t>出9:8</w:t>
-        </w:r>
-      </w:hyperlink>
-      <w:hyperlink r:id="rId15">
-        <w:r>
-          <w:rPr>
-            <w:lang w:val="zh_TW" w:bidi="zh_TW"/>
-          </w:rPr>
-          <w:rPr>
-            <w:color w:val="0000EE"/>
-            <w:u w:val="single"/>
-          </w:rPr>
-          <w:t>-</w:t>
-        </w:r>
-      </w:hyperlink>
-      <w:hyperlink r:id="rId19">
-        <w:r>
-          <w:rPr>
-            <w:lang w:val="zh_TW" w:bidi="zh_TW"/>
-          </w:rPr>
-          <w:rPr>
-            <w:color w:val="0000EE"/>
-            <w:u w:val="single"/>
-          </w:rPr>
-          <w:t>10</w:t>
-        </w:r>
-      </w:hyperlink>
+      <w:r>
+        <w:rPr>
+          <w:lang w:val="zh_TW" w:bidi="zh_TW"/>
+        </w:rPr>
+        <w:t>出9:8</w:t>
+      </w:r>
+      <w:r>
+        <w:rPr>
+          <w:lang w:val="zh_TW" w:bidi="zh_TW"/>
+        </w:rPr>
+        <w:t>-</w:t>
+      </w:r>
+      <w:r>
+        <w:rPr>
+          <w:lang w:val="zh_TW" w:bidi="zh_TW"/>
+        </w:rPr>
+        <w:t>10</w:t>
+      </w:r>
       <w:r>
         <w:rPr>
           <w:lang w:val="zh_TW" w:bidi="zh_TW"/>
@@ -469,18 +391,12 @@
         </w:rPr>
         <w:t>她瑪在遭到同父異母兄長玷污後，將灰燼撒在自己身上，以表達極深的悲痛與羞辱（</w:t>
       </w:r>
-      <w:hyperlink r:id="rId20">
-        <w:r>
-          <w:rPr>
-            <w:lang w:val="zh_TW" w:bidi="zh_TW"/>
-          </w:rPr>
-          <w:rPr>
-            <w:color w:val="0000EE"/>
-            <w:u w:val="single"/>
-          </w:rPr>
-          <w:t>撒下13:19</w:t>
-        </w:r>
-      </w:hyperlink>
+      <w:r>
+        <w:rPr>
+          <w:lang w:val="zh_TW" w:bidi="zh_TW"/>
+        </w:rPr>
+        <w:t>撒下13:19</w:t>
+      </w:r>
       <w:r>
         <w:rPr>
           <w:lang w:val="zh_TW" w:bidi="zh_TW"/>
@@ -505,18 +421,12 @@
         </w:rPr>
         <w:t>末底改因王下令滅絕國中所有猶太人，心中極其憂傷，便身披麻衣、頭蒙灰燼（</w:t>
       </w:r>
-      <w:hyperlink r:id="rId21">
-        <w:r>
-          <w:rPr>
-            <w:lang w:val="zh_TW" w:bidi="zh_TW"/>
-          </w:rPr>
-          <w:rPr>
-            <w:color w:val="0000EE"/>
-            <w:u w:val="single"/>
-          </w:rPr>
-          <w:t>斯4:1–3</w:t>
-        </w:r>
-      </w:hyperlink>
+      <w:r>
+        <w:rPr>
+          <w:lang w:val="zh_TW" w:bidi="zh_TW"/>
+        </w:rPr>
+        <w:t>斯4:1–3</w:t>
+      </w:r>
       <w:r>
         <w:rPr>
           <w:lang w:val="zh_TW" w:bidi="zh_TW"/>
@@ -541,18 +451,12 @@
         </w:rPr>
         <w:t>但以理在為被擄、寄居異邦的百姓向神禱告時，披麻蒙灰（</w:t>
       </w:r>
-      <w:hyperlink r:id="rId22">
-        <w:r>
-          <w:rPr>
-            <w:lang w:val="zh_TW" w:bidi="zh_TW"/>
-          </w:rPr>
-          <w:rPr>
-            <w:color w:val="0000EE"/>
-            <w:u w:val="single"/>
-          </w:rPr>
-          <w:t>但9:3</w:t>
-        </w:r>
-      </w:hyperlink>
+      <w:r>
+        <w:rPr>
+          <w:lang w:val="zh_TW" w:bidi="zh_TW"/>
+        </w:rPr>
+        <w:t>但9:3</w:t>
+      </w:r>
       <w:r>
         <w:rPr>
           <w:lang w:val="zh_TW" w:bidi="zh_TW"/>
@@ -577,36 +481,24 @@
         </w:rPr>
         <w:t>尼尼微王在聽見約拿所傳神的信息後，為自己的惡行懊悔，坐在灰燼中（</w:t>
       </w:r>
-      <w:hyperlink r:id="rId23">
-        <w:r>
-          <w:rPr>
-            <w:lang w:val="zh_TW" w:bidi="zh_TW"/>
-          </w:rPr>
-          <w:rPr>
-            <w:color w:val="0000EE"/>
-            <w:u w:val="single"/>
-          </w:rPr>
-          <w:t>拿3:6</w:t>
-        </w:r>
-      </w:hyperlink>
+      <w:r>
+        <w:rPr>
+          <w:lang w:val="zh_TW" w:bidi="zh_TW"/>
+        </w:rPr>
+        <w:t>拿3:6</w:t>
+      </w:r>
       <w:r>
         <w:rPr>
           <w:lang w:val="zh_TW" w:bidi="zh_TW"/>
         </w:rPr>
         <w:t>；</w:t>
       </w:r>
-      <w:hyperlink r:id="rId24">
-        <w:r>
-          <w:rPr>
-            <w:lang w:val="zh_TW" w:bidi="zh_TW"/>
-          </w:rPr>
-          <w:rPr>
-            <w:color w:val="0000EE"/>
-            <w:u w:val="single"/>
-          </w:rPr>
-          <w:t>路10:13</w:t>
-        </w:r>
-      </w:hyperlink>
+      <w:r>
+        <w:rPr>
+          <w:lang w:val="zh_TW" w:bidi="zh_TW"/>
+        </w:rPr>
+        <w:t>路10:13</w:t>
+      </w:r>
       <w:r>
         <w:rPr>
           <w:lang w:val="zh_TW" w:bidi="zh_TW"/>
@@ -645,18 +537,12 @@
         </w:rPr>
         <w:t>表示卑微與渺小（</w:t>
       </w:r>
-      <w:hyperlink r:id="rId25">
-        <w:r>
-          <w:rPr>
-            <w:lang w:val="zh_TW" w:bidi="zh_TW"/>
-          </w:rPr>
-          <w:rPr>
-            <w:color w:val="0000EE"/>
-            <w:u w:val="single"/>
-          </w:rPr>
-          <w:t>創18:27</w:t>
-        </w:r>
-      </w:hyperlink>
+      <w:r>
+        <w:rPr>
+          <w:lang w:val="zh_TW" w:bidi="zh_TW"/>
+        </w:rPr>
+        <w:t>創18:27</w:t>
+      </w:r>
       <w:r>
         <w:rPr>
           <w:lang w:val="zh_TW" w:bidi="zh_TW"/>
@@ -681,54 +567,36 @@
         </w:rPr>
         <w:t>表示毫無價值或失去功用的狀態（</w:t>
       </w:r>
-      <w:hyperlink r:id="rId26">
-        <w:r>
-          <w:rPr>
-            <w:lang w:val="zh_TW" w:bidi="zh_TW"/>
-          </w:rPr>
-          <w:rPr>
-            <w:color w:val="0000EE"/>
-            <w:u w:val="single"/>
-          </w:rPr>
-          <w:t>伯13:12</w:t>
-        </w:r>
-      </w:hyperlink>
+      <w:r>
+        <w:rPr>
+          <w:lang w:val="zh_TW" w:bidi="zh_TW"/>
+        </w:rPr>
+        <w:t>伯13:12</w:t>
+      </w:r>
       <w:r>
         <w:rPr>
           <w:lang w:val="zh_TW" w:bidi="zh_TW"/>
         </w:rPr>
         <w:t>，</w:t>
       </w:r>
-      <w:hyperlink r:id="rId27">
-        <w:r>
-          <w:rPr>
-            <w:lang w:val="zh_TW" w:bidi="zh_TW"/>
-          </w:rPr>
-          <w:rPr>
-            <w:color w:val="0000EE"/>
-            <w:u w:val="single"/>
-          </w:rPr>
-          <w:t>30:19</w:t>
-        </w:r>
-      </w:hyperlink>
+      <w:r>
+        <w:rPr>
+          <w:lang w:val="zh_TW" w:bidi="zh_TW"/>
+        </w:rPr>
+        <w:t>30:19</w:t>
+      </w:r>
       <w:r>
         <w:rPr>
           <w:lang w:val="zh_TW" w:bidi="zh_TW"/>
         </w:rPr>
         <w:t>；</w:t>
       </w:r>
-      <w:hyperlink r:id="rId28">
-        <w:r>
-          <w:rPr>
-            <w:lang w:val="zh_TW" w:bidi="zh_TW"/>
-          </w:rPr>
-          <w:rPr>
-            <w:color w:val="0000EE"/>
-            <w:u w:val="single"/>
-          </w:rPr>
-          <w:t>賽44:20</w:t>
-        </w:r>
-      </w:hyperlink>
+      <w:r>
+        <w:rPr>
+          <w:lang w:val="zh_TW" w:bidi="zh_TW"/>
+        </w:rPr>
+        <w:t>賽44:20</w:t>
+      </w:r>
       <w:r>
         <w:rPr>
           <w:lang w:val="zh_TW" w:bidi="zh_TW"/>
@@ -753,36 +621,24 @@
         </w:rPr>
         <w:t>毀滅（</w:t>
       </w:r>
-      <w:hyperlink r:id="rId29">
-        <w:r>
-          <w:rPr>
-            <w:lang w:val="zh_TW" w:bidi="zh_TW"/>
-          </w:rPr>
-          <w:rPr>
-            <w:color w:val="0000EE"/>
-            <w:u w:val="single"/>
-          </w:rPr>
-          <w:t>結28:18</w:t>
-        </w:r>
-      </w:hyperlink>
+      <w:r>
+        <w:rPr>
+          <w:lang w:val="zh_TW" w:bidi="zh_TW"/>
+        </w:rPr>
+        <w:t>結28:18</w:t>
+      </w:r>
       <w:r>
         <w:rPr>
           <w:lang w:val="zh_TW" w:bidi="zh_TW"/>
         </w:rPr>
         <w:t>；</w:t>
       </w:r>
-      <w:hyperlink r:id="rId30">
-        <w:r>
-          <w:rPr>
-            <w:lang w:val="zh_TW" w:bidi="zh_TW"/>
-          </w:rPr>
-          <w:rPr>
-            <w:color w:val="0000EE"/>
-            <w:u w:val="single"/>
-          </w:rPr>
-          <w:t>彼後2:6</w:t>
-        </w:r>
-      </w:hyperlink>
+      <w:r>
+        <w:rPr>
+          <w:lang w:val="zh_TW" w:bidi="zh_TW"/>
+        </w:rPr>
+        <w:t>彼後2:6</w:t>
+      </w:r>
       <w:r>
         <w:rPr>
           <w:lang w:val="zh_TW" w:bidi="zh_TW"/>
@@ -864,54 +720,36 @@
         </w:rPr>
         <w:t>字面意思是改變心意，但不是指對個人計劃、意圖或信仰的改變，而是對神態度的改變。這種悔改伴隨著在基督裡得救的信心（</w:t>
       </w:r>
-      <w:hyperlink r:id="rId31">
-        <w:r>
-          <w:rPr>
-            <w:lang w:val="zh_TW" w:bidi="zh_TW"/>
-          </w:rPr>
-          <w:rPr>
-            <w:color w:val="0000EE"/>
-            <w:u w:val="single"/>
-          </w:rPr>
-          <w:t>徒20:21</w:t>
-        </w:r>
-      </w:hyperlink>
+      <w:r>
+        <w:rPr>
+          <w:lang w:val="zh_TW" w:bidi="zh_TW"/>
+        </w:rPr>
+        <w:t>徒20:21</w:t>
+      </w:r>
       <w:r>
         <w:rPr>
           <w:lang w:val="zh_TW" w:bidi="zh_TW"/>
         </w:rPr>
         <w:t>）。若認為有人可以相信基督但他卻不悔改，就是不合邏輯且匪夷所思的。悔改在歸信過程中如此重要，以至於常常被強調，而不是強調得救的信心。正如基督所說，天上眾天使為一個悔改的罪人歡喜（</w:t>
       </w:r>
-      <w:hyperlink r:id="rId32">
-        <w:r>
-          <w:rPr>
-            <w:lang w:val="zh_TW" w:bidi="zh_TW"/>
-          </w:rPr>
-          <w:rPr>
-            <w:color w:val="0000EE"/>
-            <w:u w:val="single"/>
-          </w:rPr>
-          <w:t>路15:7</w:t>
-        </w:r>
-      </w:hyperlink>
+      <w:r>
+        <w:rPr>
+          <w:lang w:val="zh_TW" w:bidi="zh_TW"/>
+        </w:rPr>
+        <w:t>路15:7</w:t>
+      </w:r>
       <w:r>
         <w:rPr>
           <w:lang w:val="zh_TW" w:bidi="zh_TW"/>
         </w:rPr>
         <w:t>）。使徒們描述外邦人歸信基督為神賜給他們「悔改得生命」（</w:t>
       </w:r>
-      <w:hyperlink r:id="rId33">
-        <w:r>
-          <w:rPr>
-            <w:lang w:val="zh_TW" w:bidi="zh_TW"/>
-          </w:rPr>
-          <w:rPr>
-            <w:color w:val="0000EE"/>
-            <w:u w:val="single"/>
-          </w:rPr>
-          <w:t>徒11:18</w:t>
-        </w:r>
-      </w:hyperlink>
+      <w:r>
+        <w:rPr>
+          <w:lang w:val="zh_TW" w:bidi="zh_TW"/>
+        </w:rPr>
+        <w:t>徒11:18</w:t>
+      </w:r>
       <w:r>
         <w:rPr>
           <w:lang w:val="zh_TW" w:bidi="zh_TW"/>
@@ -932,54 +770,36 @@
         </w:rPr>
         <w:t>這樣的悔罪不是一個孤立的行為，而是一種心志，激勵人遵行與神旨意相符的行為。認識到每日的罪過和短處，就有機會重新悔罪，並對基督產生新的信心。這種悔罪的最深刻且最值得注意的表達之一，就是大衛對他與拔示巴通姦事件的記述（</w:t>
       </w:r>
-      <w:hyperlink r:id="rId34">
-        <w:r>
-          <w:rPr>
-            <w:lang w:val="zh_TW" w:bidi="zh_TW"/>
-          </w:rPr>
-          <w:rPr>
-            <w:color w:val="0000EE"/>
-            <w:u w:val="single"/>
-          </w:rPr>
-          <w:t>詩51章</w:t>
-        </w:r>
-      </w:hyperlink>
+      <w:r>
+        <w:rPr>
+          <w:lang w:val="zh_TW" w:bidi="zh_TW"/>
+        </w:rPr>
+        <w:t>詩51章</w:t>
+      </w:r>
       <w:r>
         <w:rPr>
           <w:lang w:val="zh_TW" w:bidi="zh_TW"/>
         </w:rPr>
         <w:t>）。整個教會有時也受召悔改（</w:t>
       </w:r>
-      <w:hyperlink r:id="rId35">
-        <w:r>
-          <w:rPr>
-            <w:lang w:val="zh_TW" w:bidi="zh_TW"/>
-          </w:rPr>
-          <w:rPr>
-            <w:color w:val="0000EE"/>
-            <w:u w:val="single"/>
-          </w:rPr>
-          <w:t>啟2:5</w:t>
-        </w:r>
-      </w:hyperlink>
+      <w:r>
+        <w:rPr>
+          <w:lang w:val="zh_TW" w:bidi="zh_TW"/>
+        </w:rPr>
+        <w:t>啟2:5</w:t>
+      </w:r>
       <w:r>
         <w:rPr>
           <w:lang w:val="zh_TW" w:bidi="zh_TW"/>
         </w:rPr>
         <w:t>）。</w:t>
       </w:r>
-      <w:hyperlink r:id="rId36">
-        <w:r>
-          <w:rPr>
-            <w:lang w:val="zh_TW" w:bidi="zh_TW"/>
-          </w:rPr>
-          <w:rPr>
-            <w:color w:val="0000EE"/>
-            <w:u w:val="single"/>
-          </w:rPr>
-          <w:t>哥林多後書第七章</w:t>
-        </w:r>
-      </w:hyperlink>
+      <w:r>
+        <w:rPr>
+          <w:lang w:val="zh_TW" w:bidi="zh_TW"/>
+        </w:rPr>
+        <w:t>哥林多後書第七章</w:t>
+      </w:r>
       <w:r>
         <w:rPr>
           <w:lang w:val="zh_TW" w:bidi="zh_TW"/>
@@ -1000,90 +820,60 @@
         </w:rPr>
         <w:t>施洗約翰（</w:t>
       </w:r>
-      <w:hyperlink r:id="rId37">
-        <w:r>
-          <w:rPr>
-            <w:lang w:val="zh_TW" w:bidi="zh_TW"/>
-          </w:rPr>
-          <w:rPr>
-            <w:color w:val="0000EE"/>
-            <w:u w:val="single"/>
-          </w:rPr>
-          <w:t>太3:2</w:t>
-        </w:r>
-      </w:hyperlink>
+      <w:r>
+        <w:rPr>
+          <w:lang w:val="zh_TW" w:bidi="zh_TW"/>
+        </w:rPr>
+        <w:t>太3:2</w:t>
+      </w:r>
       <w:r>
         <w:rPr>
           <w:lang w:val="zh_TW" w:bidi="zh_TW"/>
         </w:rPr>
         <w:t>；</w:t>
       </w:r>
-      <w:hyperlink r:id="rId38">
-        <w:r>
-          <w:rPr>
-            <w:lang w:val="zh_TW" w:bidi="zh_TW"/>
-          </w:rPr>
-          <w:rPr>
-            <w:color w:val="0000EE"/>
-            <w:u w:val="single"/>
-          </w:rPr>
-          <w:t>可1:4</w:t>
-        </w:r>
-      </w:hyperlink>
+      <w:r>
+        <w:rPr>
+          <w:lang w:val="zh_TW" w:bidi="zh_TW"/>
+        </w:rPr>
+        <w:t>可1:4</w:t>
+      </w:r>
       <w:r>
         <w:rPr>
           <w:lang w:val="zh_TW" w:bidi="zh_TW"/>
         </w:rPr>
         <w:t>）和基督（</w:t>
       </w:r>
-      <w:hyperlink r:id="rId39">
-        <w:r>
-          <w:rPr>
-            <w:lang w:val="zh_TW" w:bidi="zh_TW"/>
-          </w:rPr>
-          <w:rPr>
-            <w:color w:val="0000EE"/>
-            <w:u w:val="single"/>
-          </w:rPr>
-          <w:t>可1:15</w:t>
-        </w:r>
-      </w:hyperlink>
+      <w:r>
+        <w:rPr>
+          <w:lang w:val="zh_TW" w:bidi="zh_TW"/>
+        </w:rPr>
+        <w:t>可1:15</w:t>
+      </w:r>
       <w:r>
         <w:rPr>
           <w:lang w:val="zh_TW" w:bidi="zh_TW"/>
         </w:rPr>
         <w:t>）都傳悔改，他們呼召的不是義人，而是呼召罪人悔改。按照大使命的吩咐（</w:t>
       </w:r>
-      <w:hyperlink r:id="rId40">
-        <w:r>
-          <w:rPr>
-            <w:lang w:val="zh_TW" w:bidi="zh_TW"/>
-          </w:rPr>
-          <w:rPr>
-            <w:color w:val="0000EE"/>
-            <w:u w:val="single"/>
-          </w:rPr>
-          <w:t>路24:44–49</w:t>
-        </w:r>
-      </w:hyperlink>
+      <w:r>
+        <w:rPr>
+          <w:lang w:val="zh_TW" w:bidi="zh_TW"/>
+        </w:rPr>
+        <w:t>路24:44–49</w:t>
+      </w:r>
       <w:r>
         <w:rPr>
           <w:lang w:val="zh_TW" w:bidi="zh_TW"/>
         </w:rPr>
         <w:t>），使徒們也延續了同樣的教導——從彼得在五旬節的講道開始（</w:t>
       </w:r>
-      <w:hyperlink r:id="rId41">
-        <w:r>
-          <w:rPr>
-            <w:lang w:val="zh_TW" w:bidi="zh_TW"/>
-          </w:rPr>
-          <w:rPr>
-            <w:color w:val="0000EE"/>
-            <w:u w:val="single"/>
-          </w:rPr>
-          <w:t>徒2章</w:t>
-        </w:r>
-      </w:hyperlink>
+      <w:r>
+        <w:rPr>
+          <w:lang w:val="zh_TW" w:bidi="zh_TW"/>
+        </w:rPr>
+        <w:t>徒2章</w:t>
+      </w:r>
       <w:r>
         <w:rPr>
           <w:lang w:val="zh_TW" w:bidi="zh_TW"/>
@@ -1384,54 +1174,36 @@
         </w:rPr>
         <w:t>會幕是聖殿的前身，從以色列在西奈山被形塑為神的子民，到早期君主時期立足於應許之地的整段時期出現。會幕是便於遷移、符合旅程中機動需求的可移動聖所，象徵著神與祂子民的同在，也因此象徵人們可以親近祂，並且是祂傳達旨意之處。早期的人們期待，當平安和安全得到保障時，將建立一個永久的國家聖所（</w:t>
       </w:r>
-      <w:hyperlink r:id="rId42">
-        <w:r>
-          <w:rPr>
-            <w:lang w:val="zh_TW" w:bidi="zh_TW"/>
-          </w:rPr>
-          <w:rPr>
-            <w:color w:val="0000EE"/>
-            <w:u w:val="single"/>
-          </w:rPr>
-          <w:t>申12:10–11</w:t>
-        </w:r>
-      </w:hyperlink>
+      <w:r>
+        <w:rPr>
+          <w:lang w:val="zh_TW" w:bidi="zh_TW"/>
+        </w:rPr>
+        <w:t>申12:10–11</w:t>
+      </w:r>
       <w:r>
         <w:rPr>
           <w:lang w:val="zh_TW" w:bidi="zh_TW"/>
         </w:rPr>
         <w:t>）。直到所羅門時期，聖殿才得以建成（</w:t>
       </w:r>
-      <w:hyperlink r:id="rId43">
-        <w:r>
-          <w:rPr>
-            <w:lang w:val="zh_TW" w:bidi="zh_TW"/>
-          </w:rPr>
-          <w:rPr>
-            <w:color w:val="0000EE"/>
-            <w:u w:val="single"/>
-          </w:rPr>
-          <w:t>撒下7:10–13</w:t>
-        </w:r>
-      </w:hyperlink>
+      <w:r>
+        <w:rPr>
+          <w:lang w:val="zh_TW" w:bidi="zh_TW"/>
+        </w:rPr>
+        <w:t>撒下7:10–13</w:t>
+      </w:r>
       <w:r>
         <w:rPr>
           <w:lang w:val="zh_TW" w:bidi="zh_TW"/>
         </w:rPr>
         <w:t>；</w:t>
       </w:r>
-      <w:hyperlink r:id="rId44">
-        <w:r>
-          <w:rPr>
-            <w:lang w:val="zh_TW" w:bidi="zh_TW"/>
-          </w:rPr>
-          <w:rPr>
-            <w:color w:val="0000EE"/>
-            <w:u w:val="single"/>
-          </w:rPr>
-          <w:t>王上5:1–5</w:t>
-        </w:r>
-      </w:hyperlink>
+      <w:r>
+        <w:rPr>
+          <w:lang w:val="zh_TW" w:bidi="zh_TW"/>
+        </w:rPr>
+        <w:t>王上5:1–5</w:t>
+      </w:r>
       <w:r>
         <w:rPr>
           <w:lang w:val="zh_TW" w:bidi="zh_TW"/>
@@ -1477,36 +1249,24 @@
         </w:rPr>
         <w:t>1.「神聖的居所」、「聖潔之地」或「聖所」（</w:t>
       </w:r>
-      <w:hyperlink r:id="rId45">
-        <w:r>
-          <w:rPr>
-            <w:lang w:val="zh_TW" w:bidi="zh_TW"/>
-          </w:rPr>
-          <w:rPr>
-            <w:color w:val="0000EE"/>
-            <w:u w:val="single"/>
-          </w:rPr>
-          <w:t>出25:8</w:t>
-        </w:r>
-      </w:hyperlink>
+      <w:r>
+        <w:rPr>
+          <w:lang w:val="zh_TW" w:bidi="zh_TW"/>
+        </w:rPr>
+        <w:t>出25:8</w:t>
+      </w:r>
       <w:r>
         <w:rPr>
           <w:lang w:val="zh_TW" w:bidi="zh_TW"/>
         </w:rPr>
         <w:t>；</w:t>
       </w:r>
-      <w:hyperlink r:id="rId46">
-        <w:r>
-          <w:rPr>
-            <w:lang w:val="zh_TW" w:bidi="zh_TW"/>
-          </w:rPr>
-          <w:rPr>
-            <w:color w:val="0000EE"/>
-            <w:u w:val="single"/>
-          </w:rPr>
-          <w:t>利10:17–18</w:t>
-        </w:r>
-      </w:hyperlink>
+      <w:r>
+        <w:rPr>
+          <w:lang w:val="zh_TW" w:bidi="zh_TW"/>
+        </w:rPr>
+        <w:t>利10:17–18</w:t>
+      </w:r>
       <w:r>
         <w:rPr>
           <w:lang w:val="zh_TW" w:bidi="zh_TW"/>
@@ -1527,54 +1287,36 @@
         </w:rPr>
         <w:t>2.「帳幕」出現了19次，聖經也以不同方式表達，例如「法櫃的帳幕」（</w:t>
       </w:r>
-      <w:hyperlink r:id="rId47">
-        <w:r>
-          <w:rPr>
-            <w:lang w:val="zh_TW" w:bidi="zh_TW"/>
-          </w:rPr>
-          <w:rPr>
-            <w:color w:val="0000EE"/>
-            <w:u w:val="single"/>
-          </w:rPr>
-          <w:t>民9:15</w:t>
-        </w:r>
-      </w:hyperlink>
+      <w:r>
+        <w:rPr>
+          <w:lang w:val="zh_TW" w:bidi="zh_TW"/>
+        </w:rPr>
+        <w:t>民9:15</w:t>
+      </w:r>
       <w:r>
         <w:rPr>
           <w:lang w:val="zh_TW" w:bidi="zh_TW"/>
         </w:rPr>
         <w:t>）、「耶和華的帳幕」（</w:t>
       </w:r>
-      <w:hyperlink r:id="rId48">
-        <w:r>
-          <w:rPr>
-            <w:lang w:val="zh_TW" w:bidi="zh_TW"/>
-          </w:rPr>
-          <w:rPr>
-            <w:color w:val="0000EE"/>
-            <w:u w:val="single"/>
-          </w:rPr>
-          <w:t>王上2:28–30</w:t>
-        </w:r>
-      </w:hyperlink>
+      <w:r>
+        <w:rPr>
+          <w:lang w:val="zh_TW" w:bidi="zh_TW"/>
+        </w:rPr>
+        <w:t>王上2:28–30</w:t>
+      </w:r>
       <w:r>
         <w:rPr>
           <w:lang w:val="zh_TW" w:bidi="zh_TW"/>
         </w:rPr>
         <w:t>）、「會幕的門」（</w:t>
       </w:r>
-      <w:hyperlink r:id="rId49">
-        <w:r>
-          <w:rPr>
-            <w:lang w:val="zh_TW" w:bidi="zh_TW"/>
-          </w:rPr>
-          <w:rPr>
-            <w:color w:val="0000EE"/>
-            <w:u w:val="single"/>
-          </w:rPr>
-          <w:t>代上9:23</w:t>
-        </w:r>
-      </w:hyperlink>
+      <w:r>
+        <w:rPr>
+          <w:lang w:val="zh_TW" w:bidi="zh_TW"/>
+        </w:rPr>
+        <w:t>代上9:23</w:t>
+      </w:r>
       <w:r>
         <w:rPr>
           <w:lang w:val="zh_TW" w:bidi="zh_TW"/>
@@ -1593,18 +1335,12 @@
         </w:rPr>
         <w:t>」（例：</w:t>
       </w:r>
-      <w:hyperlink r:id="rId50">
-        <w:r>
-          <w:rPr>
-            <w:lang w:val="zh_TW" w:bidi="zh_TW"/>
-          </w:rPr>
-          <w:rPr>
-            <w:color w:val="0000EE"/>
-            <w:u w:val="single"/>
-          </w:rPr>
-          <w:t>出33:7</w:t>
-        </w:r>
-      </w:hyperlink>
+      <w:r>
+        <w:rPr>
+          <w:lang w:val="zh_TW" w:bidi="zh_TW"/>
+        </w:rPr>
+        <w:t>出33:7</w:t>
+      </w:r>
       <w:r>
         <w:rPr>
           <w:lang w:val="zh_TW" w:bidi="zh_TW"/>
@@ -1625,54 +1361,36 @@
         </w:rPr>
         <w:t>3.「居所」是「會幕」一詞的字面意思。在</w:t>
       </w:r>
-      <w:hyperlink r:id="rId51">
-        <w:r>
-          <w:rPr>
-            <w:lang w:val="zh_TW" w:bidi="zh_TW"/>
-          </w:rPr>
-          <w:rPr>
-            <w:color w:val="0000EE"/>
-            <w:u w:val="single"/>
-          </w:rPr>
-          <w:t>出埃及記二十五章9節</w:t>
-        </w:r>
-      </w:hyperlink>
+      <w:r>
+        <w:rPr>
+          <w:lang w:val="zh_TW" w:bidi="zh_TW"/>
+        </w:rPr>
+        <w:t>出埃及記二十五章9節</w:t>
+      </w:r>
       <w:r>
         <w:rPr>
           <w:lang w:val="zh_TW" w:bidi="zh_TW"/>
         </w:rPr>
         <w:t>中，這個詞指的是整個會幕（包括外院），但在</w:t>
       </w:r>
-      <w:hyperlink r:id="rId52">
-        <w:r>
-          <w:rPr>
-            <w:lang w:val="zh_TW" w:bidi="zh_TW"/>
-          </w:rPr>
-          <w:rPr>
-            <w:color w:val="0000EE"/>
-            <w:u w:val="single"/>
-          </w:rPr>
-          <w:t>出埃及記二十六章1節</w:t>
-        </w:r>
-      </w:hyperlink>
+      <w:r>
+        <w:rPr>
+          <w:lang w:val="zh_TW" w:bidi="zh_TW"/>
+        </w:rPr>
+        <w:t>出埃及記二十六章1節</w:t>
+      </w:r>
       <w:r>
         <w:rPr>
           <w:lang w:val="zh_TW" w:bidi="zh_TW"/>
         </w:rPr>
         <w:t>中，它指的是會幕本體（包括聖所和至聖所）。另一表達是「法櫃的帳幕」（</w:t>
       </w:r>
-      <w:hyperlink r:id="rId53">
-        <w:r>
-          <w:rPr>
-            <w:lang w:val="zh_TW" w:bidi="zh_TW"/>
-          </w:rPr>
-          <w:rPr>
-            <w:color w:val="0000EE"/>
-            <w:u w:val="single"/>
-          </w:rPr>
-          <w:t>出38:21</w:t>
-        </w:r>
-      </w:hyperlink>
+      <w:r>
+        <w:rPr>
+          <w:lang w:val="zh_TW" w:bidi="zh_TW"/>
+        </w:rPr>
+        <w:t>出38:21</w:t>
+      </w:r>
       <w:r>
         <w:rPr>
           <w:lang w:val="zh_TW" w:bidi="zh_TW"/>
@@ -1693,18 +1411,12 @@
         </w:rPr>
         <w:t>4.「耶和華－你神的殿」（</w:t>
       </w:r>
-      <w:hyperlink r:id="rId54">
-        <w:r>
-          <w:rPr>
-            <w:lang w:val="zh_TW" w:bidi="zh_TW"/>
-          </w:rPr>
-          <w:rPr>
-            <w:color w:val="0000EE"/>
-            <w:u w:val="single"/>
-          </w:rPr>
-          <w:t>出23:19</w:t>
-        </w:r>
-      </w:hyperlink>
+      <w:r>
+        <w:rPr>
+          <w:lang w:val="zh_TW" w:bidi="zh_TW"/>
+        </w:rPr>
+        <w:t>出23:19</w:t>
+      </w:r>
       <w:r>
         <w:rPr>
           <w:lang w:val="zh_TW" w:bidi="zh_TW"/>
@@ -1775,72 +1487,48 @@
         </w:rPr>
         <w:t>出埃及記（</w:t>
       </w:r>
-      <w:hyperlink r:id="rId55">
-        <w:r>
-          <w:rPr>
-            <w:lang w:val="zh_TW" w:bidi="zh_TW"/>
-          </w:rPr>
-          <w:rPr>
-            <w:color w:val="0000EE"/>
-            <w:u w:val="single"/>
-          </w:rPr>
-          <w:t>出25–40</w:t>
-        </w:r>
-      </w:hyperlink>
+      <w:r>
+        <w:rPr>
+          <w:lang w:val="zh_TW" w:bidi="zh_TW"/>
+        </w:rPr>
+        <w:t>出25–40</w:t>
+      </w:r>
       <w:r>
         <w:rPr>
           <w:lang w:val="zh_TW" w:bidi="zh_TW"/>
         </w:rPr>
         <w:t>）詳細描述了會幕及其器具，所用材料從貴重到普通的都有。經文按重要性排列出三種金屬：金、銅與銀。只有主要聖所的器具才使用金，所使用金屬的總量約為一英噸金（0.9公噸）、三英噸銅和四英噸銀（</w:t>
       </w:r>
-      <w:hyperlink r:id="rId56">
-        <w:r>
-          <w:rPr>
-            <w:lang w:val="zh_TW" w:bidi="zh_TW"/>
-          </w:rPr>
-          <w:rPr>
-            <w:color w:val="0000EE"/>
-            <w:u w:val="single"/>
-          </w:rPr>
-          <w:t>38:24–31</w:t>
-        </w:r>
-      </w:hyperlink>
+      <w:r>
+        <w:rPr>
+          <w:lang w:val="zh_TW" w:bidi="zh_TW"/>
+        </w:rPr>
+        <w:t>38:24–31</w:t>
+      </w:r>
       <w:r>
         <w:rPr>
           <w:lang w:val="zh_TW" w:bidi="zh_TW"/>
         </w:rPr>
         <w:t>）。另有相對大量的銀來自一項奉獻（</w:t>
       </w:r>
-      <w:hyperlink r:id="rId57">
-        <w:r>
-          <w:rPr>
-            <w:lang w:val="zh_TW" w:bidi="zh_TW"/>
-          </w:rPr>
-          <w:rPr>
-            <w:color w:val="0000EE"/>
-            <w:u w:val="single"/>
-          </w:rPr>
-          <w:t>30:11–16</w:t>
-        </w:r>
-      </w:hyperlink>
+      <w:r>
+        <w:rPr>
+          <w:lang w:val="zh_TW" w:bidi="zh_TW"/>
+        </w:rPr>
+        <w:t>30:11–16</w:t>
+      </w:r>
       <w:r>
         <w:rPr>
           <w:lang w:val="zh_TW" w:bidi="zh_TW"/>
         </w:rPr>
         <w:t>），補充了以色列人從埃及人所得的銀與金（</w:t>
       </w:r>
-      <w:hyperlink r:id="rId58">
-        <w:r>
-          <w:rPr>
-            <w:lang w:val="zh_TW" w:bidi="zh_TW"/>
-          </w:rPr>
-          <w:rPr>
-            <w:color w:val="0000EE"/>
-            <w:u w:val="single"/>
-          </w:rPr>
-          <w:t>12:35</w:t>
-        </w:r>
-      </w:hyperlink>
+      <w:r>
+        <w:rPr>
+          <w:lang w:val="zh_TW" w:bidi="zh_TW"/>
+        </w:rPr>
+        <w:t>12:35</w:t>
+      </w:r>
       <w:r>
         <w:rPr>
           <w:lang w:val="zh_TW" w:bidi="zh_TW"/>
@@ -1861,36 +1549,24 @@
         </w:rPr>
         <w:t>值得注意的是，在神所要求的建築樣式中，起點是內殿的家具（聖所和至聖所）。在實際建造中，這些器具是在會幕本體之後製作的，估計此舉能方便在完工後立即和妥善放置（</w:t>
       </w:r>
-      <w:hyperlink r:id="rId59">
-        <w:r>
-          <w:rPr>
-            <w:lang w:val="zh_TW" w:bidi="zh_TW"/>
-          </w:rPr>
-          <w:rPr>
-            <w:color w:val="0000EE"/>
-            <w:u w:val="single"/>
-          </w:rPr>
-          <w:t>出25:9–27:19</w:t>
-        </w:r>
-      </w:hyperlink>
+      <w:r>
+        <w:rPr>
+          <w:lang w:val="zh_TW" w:bidi="zh_TW"/>
+        </w:rPr>
+        <w:t>出25:9–27:19</w:t>
+      </w:r>
       <w:r>
         <w:rPr>
           <w:lang w:val="zh_TW" w:bidi="zh_TW"/>
         </w:rPr>
         <w:t>，參</w:t>
       </w:r>
-      <w:hyperlink r:id="rId60">
-        <w:r>
-          <w:rPr>
-            <w:lang w:val="zh_TW" w:bidi="zh_TW"/>
-          </w:rPr>
-          <w:rPr>
-            <w:color w:val="0000EE"/>
-            <w:u w:val="single"/>
-          </w:rPr>
-          <w:t>36:8–37:28</w:t>
-        </w:r>
-      </w:hyperlink>
+      <w:r>
+        <w:rPr>
+          <w:lang w:val="zh_TW" w:bidi="zh_TW"/>
+        </w:rPr>
+        <w:t>36:8–37:28</w:t>
+      </w:r>
       <w:r>
         <w:rPr>
           <w:lang w:val="zh_TW" w:bidi="zh_TW"/>
@@ -1911,90 +1587,60 @@
         </w:rPr>
         <w:t>第一個列出的器具是約櫃，是至聖所中唯一的器具。約櫃是一個包金的木箱，長約1.1公尺，寬和高為0.7公尺。它是神與以色列之間盟約關係的最高象徵，經常被稱為「耶和華的約櫃」（</w:t>
       </w:r>
-      <w:hyperlink r:id="rId61">
-        <w:r>
-          <w:rPr>
-            <w:lang w:val="zh_TW" w:bidi="zh_TW"/>
-          </w:rPr>
-          <w:rPr>
-            <w:color w:val="0000EE"/>
-            <w:u w:val="single"/>
-          </w:rPr>
-          <w:t>申10:8</w:t>
-        </w:r>
-      </w:hyperlink>
+      <w:r>
+        <w:rPr>
+          <w:lang w:val="zh_TW" w:bidi="zh_TW"/>
+        </w:rPr>
+        <w:t>申10:8</w:t>
+      </w:r>
       <w:r>
         <w:rPr>
           <w:lang w:val="zh_TW" w:bidi="zh_TW"/>
         </w:rPr>
         <w:t>）。與鄰近國家當時的約櫃不同，這個約櫃沒有任何神祇形像，只有十誡（</w:t>
       </w:r>
-      <w:hyperlink r:id="rId62">
-        <w:r>
-          <w:rPr>
-            <w:lang w:val="zh_TW" w:bidi="zh_TW"/>
-          </w:rPr>
-          <w:rPr>
-            <w:color w:val="0000EE"/>
-            <w:u w:val="single"/>
-          </w:rPr>
-          <w:t>出25:16</w:t>
-        </w:r>
-      </w:hyperlink>
+      <w:r>
+        <w:rPr>
+          <w:lang w:val="zh_TW" w:bidi="zh_TW"/>
+        </w:rPr>
+        <w:t>出25:16</w:t>
+      </w:r>
       <w:r>
         <w:rPr>
           <w:lang w:val="zh_TW" w:bidi="zh_TW"/>
         </w:rPr>
         <w:t>）、一罐嗎哪（</w:t>
       </w:r>
-      <w:hyperlink r:id="rId63">
-        <w:r>
-          <w:rPr>
-            <w:lang w:val="zh_TW" w:bidi="zh_TW"/>
-          </w:rPr>
-          <w:rPr>
-            <w:color w:val="0000EE"/>
-            <w:u w:val="single"/>
-          </w:rPr>
-          <w:t>16:33</w:t>
-        </w:r>
-      </w:hyperlink>
+      <w:r>
+        <w:rPr>
+          <w:lang w:val="zh_TW" w:bidi="zh_TW"/>
+        </w:rPr>
+        <w:t>16:33</w:t>
+      </w:r>
       <w:r>
         <w:rPr>
           <w:lang w:val="zh_TW" w:bidi="zh_TW"/>
         </w:rPr>
         <w:t>）和亞倫的杖（</w:t>
       </w:r>
-      <w:hyperlink r:id="rId64">
-        <w:r>
-          <w:rPr>
-            <w:lang w:val="zh_TW" w:bidi="zh_TW"/>
-          </w:rPr>
-          <w:rPr>
-            <w:color w:val="0000EE"/>
-            <w:u w:val="single"/>
-          </w:rPr>
-          <w:t>民17:10</w:t>
-        </w:r>
-      </w:hyperlink>
+      <w:r>
+        <w:rPr>
+          <w:lang w:val="zh_TW" w:bidi="zh_TW"/>
+        </w:rPr>
+        <w:t>民17:10</w:t>
+      </w:r>
       <w:r>
         <w:rPr>
           <w:lang w:val="zh_TW" w:bidi="zh_TW"/>
         </w:rPr>
         <w:t>），這些都象徵著神各方面的供應（見</w:t>
       </w:r>
-      <w:hyperlink r:id="rId65">
-        <w:r>
-          <w:rPr>
-            <w:lang w:val="zh_TW" w:bidi="zh_TW"/>
-          </w:rPr>
-          <w:rPr>
-            <w:color w:val="0000EE"/>
-            <w:u w:val="single"/>
-          </w:rPr>
-          <w:t>來9:4</w:t>
-        </w:r>
-      </w:hyperlink>
+      <w:r>
+        <w:rPr>
+          <w:lang w:val="zh_TW" w:bidi="zh_TW"/>
+        </w:rPr>
+        <w:t>來9:4</w:t>
+      </w:r>
       <w:r>
         <w:rPr>
           <w:lang w:val="zh_TW" w:bidi="zh_TW"/>
@@ -2015,18 +1661,12 @@
         </w:rPr>
         <w:t>約櫃藉由兩根槓來抬運，槓穿過固定在下方四角的環（</w:t>
       </w:r>
-      <w:hyperlink r:id="rId66">
-        <w:r>
-          <w:rPr>
-            <w:lang w:val="zh_TW" w:bidi="zh_TW"/>
-          </w:rPr>
-          <w:rPr>
-            <w:color w:val="0000EE"/>
-            <w:u w:val="single"/>
-          </w:rPr>
-          <w:t>出25:13–15</w:t>
-        </w:r>
-      </w:hyperlink>
+      <w:r>
+        <w:rPr>
+          <w:lang w:val="zh_TW" w:bidi="zh_TW"/>
+        </w:rPr>
+        <w:t>出25:13–15</w:t>
+      </w:r>
       <w:r>
         <w:rPr>
           <w:lang w:val="zh_TW" w:bidi="zh_TW"/>
@@ -2047,72 +1687,48 @@
         </w:rPr>
         <w:t>安放在約櫃之上的是施恩座（有譯本譯為「贖罪蓋」），一塊長方形的實心金板，其上固定有兩個基路伯。面向內側的基路伯與施恩座一起，構成那位看不可見之神的寶座（</w:t>
       </w:r>
-      <w:hyperlink r:id="rId67">
-        <w:r>
-          <w:rPr>
-            <w:lang w:val="zh_TW" w:bidi="zh_TW"/>
-          </w:rPr>
-          <w:rPr>
-            <w:color w:val="0000EE"/>
-            <w:u w:val="single"/>
-          </w:rPr>
-          <w:t>出25:22</w:t>
-        </w:r>
-      </w:hyperlink>
+      <w:r>
+        <w:rPr>
+          <w:lang w:val="zh_TW" w:bidi="zh_TW"/>
+        </w:rPr>
+        <w:t>出25:22</w:t>
+      </w:r>
       <w:r>
         <w:rPr>
           <w:lang w:val="zh_TW" w:bidi="zh_TW"/>
         </w:rPr>
         <w:t>），這位神常被描述為坐在基路伯之上（</w:t>
       </w:r>
-      <w:hyperlink r:id="rId68">
-        <w:r>
-          <w:rPr>
-            <w:lang w:val="zh_TW" w:bidi="zh_TW"/>
-          </w:rPr>
-          <w:rPr>
-            <w:color w:val="0000EE"/>
-            <w:u w:val="single"/>
-          </w:rPr>
-          <w:t>詩80:1</w:t>
-        </w:r>
-      </w:hyperlink>
+      <w:r>
+        <w:rPr>
+          <w:lang w:val="zh_TW" w:bidi="zh_TW"/>
+        </w:rPr>
+        <w:t>詩80:1</w:t>
+      </w:r>
       <w:r>
         <w:rPr>
           <w:lang w:val="zh_TW" w:bidi="zh_TW"/>
         </w:rPr>
         <w:t>，</w:t>
       </w:r>
-      <w:hyperlink r:id="rId69">
-        <w:r>
-          <w:rPr>
-            <w:lang w:val="zh_TW" w:bidi="zh_TW"/>
-          </w:rPr>
-          <w:rPr>
-            <w:color w:val="0000EE"/>
-            <w:u w:val="single"/>
-          </w:rPr>
-          <w:t>99:1</w:t>
-        </w:r>
-      </w:hyperlink>
+      <w:r>
+        <w:rPr>
+          <w:lang w:val="zh_TW" w:bidi="zh_TW"/>
+        </w:rPr>
+        <w:t>99:1</w:t>
+      </w:r>
       <w:r>
         <w:rPr>
           <w:lang w:val="zh_TW" w:bidi="zh_TW"/>
         </w:rPr>
         <w:t>）。「施恩座」這名詞來自「施行贖罪」的動詞，贖罪日高峰之時，祭司要將血灑在施恩座上（</w:t>
       </w:r>
-      <w:hyperlink r:id="rId70">
-        <w:r>
-          <w:rPr>
-            <w:lang w:val="zh_TW" w:bidi="zh_TW"/>
-          </w:rPr>
-          <w:rPr>
-            <w:color w:val="0000EE"/>
-            <w:u w:val="single"/>
-          </w:rPr>
-          <w:t>利16:14</w:t>
-        </w:r>
-      </w:hyperlink>
+      <w:r>
+        <w:rPr>
+          <w:lang w:val="zh_TW" w:bidi="zh_TW"/>
+        </w:rPr>
+        <w:t>利16:14</w:t>
+      </w:r>
       <w:r>
         <w:rPr>
           <w:lang w:val="zh_TW" w:bidi="zh_TW"/>
@@ -2132,54 +1748,36 @@
         </w:rPr>
         <w:t>（</w:t>
       </w:r>
-      <w:hyperlink r:id="rId71">
-        <w:r>
-          <w:rPr>
-            <w:lang w:val="zh_TW" w:bidi="zh_TW"/>
-          </w:rPr>
-          <w:rPr>
-            <w:color w:val="0000EE"/>
-            <w:u w:val="single"/>
-          </w:rPr>
-          <w:t>出25:21</w:t>
-        </w:r>
-      </w:hyperlink>
+      <w:r>
+        <w:rPr>
+          <w:lang w:val="zh_TW" w:bidi="zh_TW"/>
+        </w:rPr>
+        <w:t>出25:21</w:t>
+      </w:r>
       <w:r>
         <w:rPr>
           <w:lang w:val="zh_TW" w:bidi="zh_TW"/>
         </w:rPr>
         <w:t>）的事實，表明律法在神的保護之下，並解釋了為何約櫃會被稱為祂的腳凳（例：</w:t>
       </w:r>
-      <w:hyperlink r:id="rId72">
-        <w:r>
-          <w:rPr>
-            <w:lang w:val="zh_TW" w:bidi="zh_TW"/>
-          </w:rPr>
-          <w:rPr>
-            <w:color w:val="0000EE"/>
-            <w:u w:val="single"/>
-          </w:rPr>
-          <w:t>詩132:7</w:t>
-        </w:r>
-      </w:hyperlink>
+      <w:r>
+        <w:rPr>
+          <w:lang w:val="zh_TW" w:bidi="zh_TW"/>
+        </w:rPr>
+        <w:t>詩132:7</w:t>
+      </w:r>
       <w:r>
         <w:rPr>
           <w:lang w:val="zh_TW" w:bidi="zh_TW"/>
         </w:rPr>
         <w:t>）。如同伊甸園中的基路伯（</w:t>
       </w:r>
-      <w:hyperlink r:id="rId73">
-        <w:r>
-          <w:rPr>
-            <w:lang w:val="zh_TW" w:bidi="zh_TW"/>
-          </w:rPr>
-          <w:rPr>
-            <w:color w:val="0000EE"/>
-            <w:u w:val="single"/>
-          </w:rPr>
-          <w:t>創3:24</w:t>
-        </w:r>
-      </w:hyperlink>
+      <w:r>
+        <w:rPr>
+          <w:lang w:val="zh_TW" w:bidi="zh_TW"/>
+        </w:rPr>
+        <w:t>創3:24</w:t>
+      </w:r>
       <w:r>
         <w:rPr>
           <w:lang w:val="zh_TW" w:bidi="zh_TW"/>
@@ -2200,54 +1798,36 @@
         </w:rPr>
         <w:t>像約櫃一樣，陳設餅的桌子（</w:t>
       </w:r>
-      <w:hyperlink r:id="rId74">
-        <w:r>
-          <w:rPr>
-            <w:lang w:val="zh_TW" w:bidi="zh_TW"/>
-          </w:rPr>
-          <w:rPr>
-            <w:color w:val="0000EE"/>
-            <w:u w:val="single"/>
-          </w:rPr>
-          <w:t>出25:30</w:t>
-        </w:r>
-      </w:hyperlink>
+      <w:r>
+        <w:rPr>
+          <w:lang w:val="zh_TW" w:bidi="zh_TW"/>
+        </w:rPr>
+        <w:t>出25:30</w:t>
+      </w:r>
       <w:r>
         <w:rPr>
           <w:lang w:val="zh_TW" w:bidi="zh_TW"/>
         </w:rPr>
         <w:t>）是以皂莢木製成，外面包裹著金子。它稍微小一些，長0.9公尺，寬0.5公尺，高0.7公尺。各種輔助的器皿與用具都有詳細記載（</w:t>
       </w:r>
-      <w:hyperlink r:id="rId75">
-        <w:r>
-          <w:rPr>
-            <w:lang w:val="zh_TW" w:bidi="zh_TW"/>
-          </w:rPr>
-          <w:rPr>
-            <w:color w:val="0000EE"/>
-            <w:u w:val="single"/>
-          </w:rPr>
-          <w:t>29</w:t>
-        </w:r>
-      </w:hyperlink>
+      <w:r>
+        <w:rPr>
+          <w:lang w:val="zh_TW" w:bidi="zh_TW"/>
+        </w:rPr>
+        <w:t>29</w:t>
+      </w:r>
       <w:r>
         <w:rPr>
           <w:lang w:val="zh_TW" w:bidi="zh_TW"/>
         </w:rPr>
         <w:t>節），推測盤子是用來放餅的。每逢安息日，十二個餅被放置在桌上，排成兩行，象徵神對以色列十二支派的供應（</w:t>
       </w:r>
-      <w:hyperlink r:id="rId76">
-        <w:r>
-          <w:rPr>
-            <w:lang w:val="zh_TW" w:bidi="zh_TW"/>
-          </w:rPr>
-          <w:rPr>
-            <w:color w:val="0000EE"/>
-            <w:u w:val="single"/>
-          </w:rPr>
-          <w:t>利24:5–9</w:t>
-        </w:r>
-      </w:hyperlink>
+      <w:r>
+        <w:rPr>
+          <w:lang w:val="zh_TW" w:bidi="zh_TW"/>
+        </w:rPr>
+        <w:t>利24:5–9</w:t>
+      </w:r>
       <w:r>
         <w:rPr>
           <w:lang w:val="zh_TW" w:bidi="zh_TW"/>
@@ -2268,198 +1848,132 @@
         </w:rPr>
         <w:t>在南側是七枝金燈台（</w:t>
       </w:r>
-      <w:hyperlink r:id="rId77">
-        <w:r>
-          <w:rPr>
-            <w:lang w:val="zh_TW" w:bidi="zh_TW"/>
-          </w:rPr>
-          <w:rPr>
-            <w:color w:val="0000EE"/>
-            <w:u w:val="single"/>
-          </w:rPr>
-          <w:t>出25:31–39</w:t>
-        </w:r>
-      </w:hyperlink>
+      <w:r>
+        <w:rPr>
+          <w:lang w:val="zh_TW" w:bidi="zh_TW"/>
+        </w:rPr>
+        <w:t>出25:31–39</w:t>
+      </w:r>
       <w:r>
         <w:rPr>
           <w:lang w:val="zh_TW" w:bidi="zh_TW"/>
         </w:rPr>
         <w:t>，</w:t>
       </w:r>
-      <w:hyperlink r:id="rId78">
-        <w:r>
-          <w:rPr>
-            <w:lang w:val="zh_TW" w:bidi="zh_TW"/>
-          </w:rPr>
-          <w:rPr>
-            <w:color w:val="0000EE"/>
-            <w:u w:val="single"/>
-          </w:rPr>
-          <w:t>37:17–24</w:t>
-        </w:r>
-      </w:hyperlink>
+      <w:r>
+        <w:rPr>
+          <w:lang w:val="zh_TW" w:bidi="zh_TW"/>
+        </w:rPr>
+        <w:t>37:17–24</w:t>
+      </w:r>
       <w:r>
         <w:rPr>
           <w:lang w:val="zh_TW" w:bidi="zh_TW"/>
         </w:rPr>
         <w:t>，</w:t>
       </w:r>
-      <w:hyperlink r:id="rId79">
-        <w:r>
-          <w:rPr>
-            <w:lang w:val="zh_TW" w:bidi="zh_TW"/>
-          </w:rPr>
-          <w:rPr>
-            <w:color w:val="0000EE"/>
-            <w:u w:val="single"/>
-          </w:rPr>
-          <w:t>40:24</w:t>
-        </w:r>
-      </w:hyperlink>
+      <w:r>
+        <w:rPr>
+          <w:lang w:val="zh_TW" w:bidi="zh_TW"/>
+        </w:rPr>
+        <w:t>40:24</w:t>
+      </w:r>
       <w:r>
         <w:rPr>
           <w:lang w:val="zh_TW" w:bidi="zh_TW"/>
         </w:rPr>
         <w:t>）。這是聖所中最令人印象深刻的器具之一，如同基路伯和施恩座一樣，是用純金製成。六支金枝（左右各三支）從中央的柱幹伸出，整個燈臺以杏花為裝飾。根據聖經的資料，我們並不確定燈臺是持續點亮（</w:t>
       </w:r>
-      <w:hyperlink r:id="rId80">
-        <w:r>
-          <w:rPr>
-            <w:lang w:val="zh_TW" w:bidi="zh_TW"/>
-          </w:rPr>
-          <w:rPr>
-            <w:color w:val="0000EE"/>
-            <w:u w:val="single"/>
-          </w:rPr>
-          <w:t>出27:20</w:t>
-        </w:r>
-      </w:hyperlink>
+      <w:r>
+        <w:rPr>
+          <w:lang w:val="zh_TW" w:bidi="zh_TW"/>
+        </w:rPr>
+        <w:t>出27:20</w:t>
+      </w:r>
       <w:r>
         <w:rPr>
           <w:lang w:val="zh_TW" w:bidi="zh_TW"/>
         </w:rPr>
         <w:t>；</w:t>
       </w:r>
-      <w:hyperlink r:id="rId81">
-        <w:r>
-          <w:rPr>
-            <w:lang w:val="zh_TW" w:bidi="zh_TW"/>
-          </w:rPr>
-          <w:rPr>
-            <w:color w:val="0000EE"/>
-            <w:u w:val="single"/>
-          </w:rPr>
-          <w:t>利24:2</w:t>
-        </w:r>
-      </w:hyperlink>
+      <w:r>
+        <w:rPr>
+          <w:lang w:val="zh_TW" w:bidi="zh_TW"/>
+        </w:rPr>
+        <w:t>利24:2</w:t>
+      </w:r>
       <w:r>
         <w:rPr>
           <w:lang w:val="zh_TW" w:bidi="zh_TW"/>
         </w:rPr>
         <w:t>），還是僅在夜間發光（大多數譯本中的</w:t>
       </w:r>
-      <w:hyperlink r:id="rId82">
-        <w:r>
-          <w:rPr>
-            <w:lang w:val="zh_TW" w:bidi="zh_TW"/>
-          </w:rPr>
-          <w:rPr>
-            <w:color w:val="0000EE"/>
-            <w:u w:val="single"/>
-          </w:rPr>
-          <w:t>撒上3:3</w:t>
-        </w:r>
-      </w:hyperlink>
+      <w:r>
+        <w:rPr>
+          <w:lang w:val="zh_TW" w:bidi="zh_TW"/>
+        </w:rPr>
+        <w:t>撒上3:3</w:t>
+      </w:r>
       <w:r>
         <w:rPr>
           <w:lang w:val="zh_TW" w:bidi="zh_TW"/>
         </w:rPr>
         <w:t>均有提及）。</w:t>
       </w:r>
-      <w:hyperlink r:id="rId83">
-        <w:r>
-          <w:rPr>
-            <w:lang w:val="zh_TW" w:bidi="zh_TW"/>
-          </w:rPr>
-          <w:rPr>
-            <w:color w:val="0000EE"/>
-            <w:u w:val="single"/>
-          </w:rPr>
-          <w:t>利未記二十四章4節</w:t>
-        </w:r>
-      </w:hyperlink>
+      <w:r>
+        <w:rPr>
+          <w:lang w:val="zh_TW" w:bidi="zh_TW"/>
+        </w:rPr>
+        <w:t>利未記二十四章4節</w:t>
+      </w:r>
       <w:r>
         <w:rPr>
           <w:lang w:val="zh_TW" w:bidi="zh_TW"/>
         </w:rPr>
         <w:t>強烈支持前者，而撒母耳記上的資料可能反映，在士師時期這個做法已經開始變化。在經文中，金燈台象徵著盟約群體的持續見證（</w:t>
       </w:r>
-      <w:hyperlink r:id="rId84">
-        <w:r>
-          <w:rPr>
-            <w:lang w:val="zh_TW" w:bidi="zh_TW"/>
-          </w:rPr>
-          <w:rPr>
-            <w:color w:val="0000EE"/>
-            <w:u w:val="single"/>
-          </w:rPr>
-          <w:t>亞4:1–7</w:t>
-        </w:r>
-      </w:hyperlink>
+      <w:r>
+        <w:rPr>
+          <w:lang w:val="zh_TW" w:bidi="zh_TW"/>
+        </w:rPr>
+        <w:t>亞4:1–7</w:t>
+      </w:r>
       <w:r>
         <w:rPr>
           <w:lang w:val="zh_TW" w:bidi="zh_TW"/>
         </w:rPr>
         <w:t>；</w:t>
       </w:r>
-      <w:hyperlink r:id="rId85">
-        <w:r>
-          <w:rPr>
-            <w:lang w:val="zh_TW" w:bidi="zh_TW"/>
-          </w:rPr>
-          <w:rPr>
-            <w:color w:val="0000EE"/>
-            <w:u w:val="single"/>
-          </w:rPr>
-          <w:t>啟2:1</w:t>
-        </w:r>
-      </w:hyperlink>
+      <w:r>
+        <w:rPr>
+          <w:lang w:val="zh_TW" w:bidi="zh_TW"/>
+        </w:rPr>
+        <w:t>啟2:1</w:t>
+      </w:r>
       <w:r>
         <w:rPr>
           <w:lang w:val="zh_TW" w:bidi="zh_TW"/>
         </w:rPr>
         <w:t>）。從經文列舉服事燈臺所需、全部以純金製成的器具，可以看見對於細節的精準關注。若沒有這種精準的細節，燈光很快就會昏暗，聖所本身也會被炭垢所污穢（</w:t>
       </w:r>
-      <w:hyperlink r:id="rId86">
-        <w:r>
-          <w:rPr>
-            <w:lang w:val="zh_TW" w:bidi="zh_TW"/>
-          </w:rPr>
-          <w:rPr>
-            <w:color w:val="0000EE"/>
-            <w:u w:val="single"/>
-          </w:rPr>
-          <w:t>出25:38</w:t>
-        </w:r>
-      </w:hyperlink>
+      <w:r>
+        <w:rPr>
+          <w:lang w:val="zh_TW" w:bidi="zh_TW"/>
+        </w:rPr>
+        <w:t>出25:38</w:t>
+      </w:r>
       <w:r>
         <w:rPr>
           <w:lang w:val="zh_TW" w:bidi="zh_TW"/>
         </w:rPr>
         <w:t>）。此外，點燈時亦只會使用最上等的橄欖油，確保光線明亮（</w:t>
       </w:r>
-      <w:hyperlink r:id="rId80">
-        <w:r>
-          <w:rPr>
-            <w:lang w:val="zh_TW" w:bidi="zh_TW"/>
-          </w:rPr>
-          <w:rPr>
-            <w:color w:val="0000EE"/>
-            <w:u w:val="single"/>
-          </w:rPr>
-          <w:t>27:20</w:t>
-        </w:r>
-      </w:hyperlink>
+      <w:r>
+        <w:rPr>
+          <w:lang w:val="zh_TW" w:bidi="zh_TW"/>
+        </w:rPr>
+        <w:t>27:20</w:t>
+      </w:r>
       <w:r>
         <w:rPr>
           <w:lang w:val="zh_TW" w:bidi="zh_TW"/>
@@ -2480,18 +1994,12 @@
         </w:rPr>
         <w:t>香壇（</w:t>
       </w:r>
-      <w:hyperlink r:id="rId87">
-        <w:r>
-          <w:rPr>
-            <w:lang w:val="zh_TW" w:bidi="zh_TW"/>
-          </w:rPr>
-          <w:rPr>
-            <w:color w:val="0000EE"/>
-            <w:u w:val="single"/>
-          </w:rPr>
-          <w:t>出30:1–10</w:t>
-        </w:r>
-      </w:hyperlink>
+      <w:r>
+        <w:rPr>
+          <w:lang w:val="zh_TW" w:bidi="zh_TW"/>
+        </w:rPr>
+        <w:t>出30:1–10</w:t>
+      </w:r>
       <w:r>
         <w:rPr>
           <w:lang w:val="zh_TW" w:bidi="zh_TW"/>
@@ -2511,18 +2019,12 @@
         </w:rPr>
         <w:t>祭壇」。為了區分香壇與銅製的獻祭壇，前者被稱為「金壇」（</w:t>
       </w:r>
-      <w:hyperlink r:id="rId88">
-        <w:r>
-          <w:rPr>
-            <w:lang w:val="zh_TW" w:bidi="zh_TW"/>
-          </w:rPr>
-          <w:rPr>
-            <w:color w:val="0000EE"/>
-            <w:u w:val="single"/>
-          </w:rPr>
-          <w:t>40:5</w:t>
-        </w:r>
-      </w:hyperlink>
+      <w:r>
+        <w:rPr>
+          <w:lang w:val="zh_TW" w:bidi="zh_TW"/>
+        </w:rPr>
+        <w:t>40:5</w:t>
+      </w:r>
       <w:r>
         <w:rPr>
           <w:lang w:val="zh_TW" w:bidi="zh_TW"/>
@@ -2541,72 +2043,48 @@
         </w:rPr>
         <w:t>（</w:t>
       </w:r>
-      <w:hyperlink r:id="rId89">
-        <w:r>
-          <w:rPr>
-            <w:lang w:val="zh_TW" w:bidi="zh_TW"/>
-          </w:rPr>
-          <w:rPr>
-            <w:color w:val="0000EE"/>
-            <w:u w:val="single"/>
-          </w:rPr>
-          <w:t>30:7–10</w:t>
-        </w:r>
-      </w:hyperlink>
+      <w:r>
+        <w:rPr>
+          <w:lang w:val="zh_TW" w:bidi="zh_TW"/>
+        </w:rPr>
+        <w:t>30:7–10</w:t>
+      </w:r>
       <w:r>
         <w:rPr>
           <w:lang w:val="zh_TW" w:bidi="zh_TW"/>
         </w:rPr>
         <w:t>）。特別配方的香被禁止用於世俗用途。起初，香表明從祭物上升之物，作為神所喜悅的馨香之氣。香在敬拜中表達對神的認定（</w:t>
       </w:r>
-      <w:hyperlink r:id="rId90">
-        <w:r>
-          <w:rPr>
-            <w:lang w:val="zh_TW" w:bidi="zh_TW"/>
-          </w:rPr>
-          <w:rPr>
-            <w:color w:val="0000EE"/>
-            <w:u w:val="single"/>
-          </w:rPr>
-          <w:t>瑪1:11</w:t>
-        </w:r>
-      </w:hyperlink>
+      <w:r>
+        <w:rPr>
+          <w:lang w:val="zh_TW" w:bidi="zh_TW"/>
+        </w:rPr>
+        <w:t>瑪1:11</w:t>
+      </w:r>
       <w:r>
         <w:rPr>
           <w:lang w:val="zh_TW" w:bidi="zh_TW"/>
         </w:rPr>
         <w:t>），並在早期象徵著敬虔之人的禱告（</w:t>
       </w:r>
-      <w:hyperlink r:id="rId91">
-        <w:r>
-          <w:rPr>
-            <w:lang w:val="zh_TW" w:bidi="zh_TW"/>
-          </w:rPr>
-          <w:rPr>
-            <w:color w:val="0000EE"/>
-            <w:u w:val="single"/>
-          </w:rPr>
-          <w:t>詩141:2</w:t>
-        </w:r>
-      </w:hyperlink>
+      <w:r>
+        <w:rPr>
+          <w:lang w:val="zh_TW" w:bidi="zh_TW"/>
+        </w:rPr>
+        <w:t>詩141:2</w:t>
+      </w:r>
       <w:r>
         <w:rPr>
           <w:lang w:val="zh_TW" w:bidi="zh_TW"/>
         </w:rPr>
         <w:t>）。它也遮蔽神，不讓人眼看見祂（</w:t>
       </w:r>
-      <w:hyperlink r:id="rId92">
-        <w:r>
-          <w:rPr>
-            <w:lang w:val="zh_TW" w:bidi="zh_TW"/>
-          </w:rPr>
-          <w:rPr>
-            <w:color w:val="0000EE"/>
-            <w:u w:val="single"/>
-          </w:rPr>
-          <w:t>利16:13</w:t>
-        </w:r>
-      </w:hyperlink>
+      <w:r>
+        <w:rPr>
+          <w:lang w:val="zh_TW" w:bidi="zh_TW"/>
+        </w:rPr>
+        <w:t>利16:13</w:t>
+      </w:r>
       <w:r>
         <w:rPr>
           <w:lang w:val="zh_TW" w:bidi="zh_TW"/>
@@ -2638,54 +2116,36 @@
         </w:rPr>
         <w:t>會幕基本上是支撐在剛硬骨架上的帳棚結構。與其它器具相同，其細節在聖經中記載三次，以凸顯會幕本體的重要性。規格記載在</w:t>
       </w:r>
-      <w:hyperlink r:id="rId93">
-        <w:r>
-          <w:rPr>
-            <w:lang w:val="zh_TW" w:bidi="zh_TW"/>
-          </w:rPr>
-          <w:rPr>
-            <w:color w:val="0000EE"/>
-            <w:u w:val="single"/>
-          </w:rPr>
-          <w:t>出埃及記二十六章</w:t>
-        </w:r>
-      </w:hyperlink>
+      <w:r>
+        <w:rPr>
+          <w:lang w:val="zh_TW" w:bidi="zh_TW"/>
+        </w:rPr>
+        <w:t>出埃及記二十六章</w:t>
+      </w:r>
       <w:r>
         <w:rPr>
           <w:lang w:val="zh_TW" w:bidi="zh_TW"/>
         </w:rPr>
         <w:t>，建造過程記載在</w:t>
       </w:r>
-      <w:hyperlink r:id="rId94">
-        <w:r>
-          <w:rPr>
-            <w:lang w:val="zh_TW" w:bidi="zh_TW"/>
-          </w:rPr>
-          <w:rPr>
-            <w:color w:val="0000EE"/>
-            <w:u w:val="single"/>
-          </w:rPr>
-          <w:t>出埃及記三十六章8至38節</w:t>
-        </w:r>
-      </w:hyperlink>
+      <w:r>
+        <w:rPr>
+          <w:lang w:val="zh_TW" w:bidi="zh_TW"/>
+        </w:rPr>
+        <w:t>出埃及記三十六章8至38節</w:t>
+      </w:r>
       <w:r>
         <w:rPr>
           <w:lang w:val="zh_TW" w:bidi="zh_TW"/>
         </w:rPr>
         <w:t>，最終的豎立記載在</w:t>
       </w:r>
-      <w:hyperlink r:id="rId95">
-        <w:r>
-          <w:rPr>
-            <w:lang w:val="zh_TW" w:bidi="zh_TW"/>
-          </w:rPr>
-          <w:rPr>
-            <w:color w:val="0000EE"/>
-            <w:u w:val="single"/>
-          </w:rPr>
-          <w:t>出埃及記四十章16至19節</w:t>
-        </w:r>
-      </w:hyperlink>
+      <w:r>
+        <w:rPr>
+          <w:lang w:val="zh_TW" w:bidi="zh_TW"/>
+        </w:rPr>
+        <w:t>出埃及記四十章16至19節</w:t>
+      </w:r>
       <w:r>
         <w:rPr>
           <w:lang w:val="zh_TW" w:bidi="zh_TW"/>
@@ -2706,54 +2166,36 @@
         </w:rPr>
         <w:t>其基本骨架是一系列豎立的支架，每個支架高4.6公尺，寬0.7公尺，各自立在兩個銀座上（</w:t>
       </w:r>
-      <w:hyperlink r:id="rId96">
-        <w:r>
-          <w:rPr>
-            <w:lang w:val="zh_TW" w:bidi="zh_TW"/>
-          </w:rPr>
-          <w:rPr>
-            <w:color w:val="0000EE"/>
-            <w:u w:val="single"/>
-          </w:rPr>
-          <w:t>出26:15–25</w:t>
-        </w:r>
-      </w:hyperlink>
+      <w:r>
+        <w:rPr>
+          <w:lang w:val="zh_TW" w:bidi="zh_TW"/>
+        </w:rPr>
+        <w:t>出26:15–25</w:t>
+      </w:r>
       <w:r>
         <w:rPr>
           <w:lang w:val="zh_TW" w:bidi="zh_TW"/>
         </w:rPr>
         <w:t>）。學者曾認為這些支架或框架是實心的皂莢木板，但大多數現代學者則認為每個框架由兩個直立側面組成，通過像梯子一樣的水平物件連接。這樣的結構會更穩固，形狀保持得更好，並且可以從聖所內部看到美麗的內層幔簾。在南北兩側各有20個這樣的框架，西端有6個。此外，在西側有兩個角件，所有牆壁都通過扣件連接在一起（</w:t>
       </w:r>
-      <w:hyperlink r:id="rId97">
-        <w:r>
-          <w:rPr>
-            <w:lang w:val="zh_TW" w:bidi="zh_TW"/>
-          </w:rPr>
-          <w:rPr>
-            <w:color w:val="0000EE"/>
-            <w:u w:val="single"/>
-          </w:rPr>
-          <w:t>23–25節</w:t>
-        </w:r>
-      </w:hyperlink>
+      <w:r>
+        <w:rPr>
+          <w:lang w:val="zh_TW" w:bidi="zh_TW"/>
+        </w:rPr>
+        <w:t>23–25節</w:t>
+      </w:r>
       <w:r>
         <w:rPr>
           <w:lang w:val="zh_TW" w:bidi="zh_TW"/>
         </w:rPr>
         <w:t>）。一系列穿過每個直立框架上金環的橫杆有助結構更加穩固對齊（</w:t>
       </w:r>
-      <w:hyperlink r:id="rId98">
-        <w:r>
-          <w:rPr>
-            <w:lang w:val="zh_TW" w:bidi="zh_TW"/>
-          </w:rPr>
-          <w:rPr>
-            <w:color w:val="0000EE"/>
-            <w:u w:val="single"/>
-          </w:rPr>
-          <w:t>26–29節</w:t>
-        </w:r>
-      </w:hyperlink>
+      <w:r>
+        <w:rPr>
+          <w:lang w:val="zh_TW" w:bidi="zh_TW"/>
+        </w:rPr>
+        <w:t>26–29節</w:t>
+      </w:r>
       <w:r>
         <w:rPr>
           <w:lang w:val="zh_TW" w:bidi="zh_TW"/>
@@ -2774,36 +2216,24 @@
         </w:rPr>
         <w:t>在這個骨架之上，有幾層覆蓋物形成會幕的頂部、側面和背面。第一層是十幅細麻幔子，染成藍色、紫色和紅色，並繡有基路伯（</w:t>
       </w:r>
-      <w:hyperlink r:id="rId99">
-        <w:r>
-          <w:rPr>
-            <w:lang w:val="zh_TW" w:bidi="zh_TW"/>
-          </w:rPr>
-          <w:rPr>
-            <w:color w:val="0000EE"/>
-            <w:u w:val="single"/>
-          </w:rPr>
-          <w:t>出26:1–6</w:t>
-        </w:r>
-      </w:hyperlink>
+      <w:r>
+        <w:rPr>
+          <w:lang w:val="zh_TW" w:bidi="zh_TW"/>
+        </w:rPr>
+        <w:t>出26:1–6</w:t>
+      </w:r>
       <w:r>
         <w:rPr>
           <w:lang w:val="zh_TW" w:bidi="zh_TW"/>
         </w:rPr>
         <w:t>，</w:t>
       </w:r>
-      <w:hyperlink r:id="rId100">
-        <w:r>
-          <w:rPr>
-            <w:lang w:val="zh_TW" w:bidi="zh_TW"/>
-          </w:rPr>
-          <w:rPr>
-            <w:color w:val="0000EE"/>
-            <w:u w:val="single"/>
-          </w:rPr>
-          <w:t>36:8–13</w:t>
-        </w:r>
-      </w:hyperlink>
+      <w:r>
+        <w:rPr>
+          <w:lang w:val="zh_TW" w:bidi="zh_TW"/>
+        </w:rPr>
+        <w:t>36:8–13</w:t>
+      </w:r>
       <w:r>
         <w:rPr>
           <w:lang w:val="zh_TW" w:bidi="zh_TW"/>
@@ -2824,36 +2254,24 @@
         </w:rPr>
         <w:t>十一幅山羊毛的幔子或篷布，每幅13.7公尺乘1.8公尺。構成下一層。這些幔子以五幅與六幅分成兩組，再用類似於下層幔子的方式接連，只是使用銅鉤而非金鉤。山羊毛篷布較長的部分提供重疊，以保護下層幔子，而較大的篷布在會幕前後兩端均有重疊（</w:t>
       </w:r>
-      <w:hyperlink r:id="rId101">
-        <w:r>
-          <w:rPr>
-            <w:lang w:val="zh_TW" w:bidi="zh_TW"/>
-          </w:rPr>
-          <w:rPr>
-            <w:color w:val="0000EE"/>
-            <w:u w:val="single"/>
-          </w:rPr>
-          <w:t>出26:7–9</w:t>
-        </w:r>
-      </w:hyperlink>
+      <w:r>
+        <w:rPr>
+          <w:lang w:val="zh_TW" w:bidi="zh_TW"/>
+        </w:rPr>
+        <w:t>出26:7–9</w:t>
+      </w:r>
       <w:r>
         <w:rPr>
           <w:lang w:val="zh_TW" w:bidi="zh_TW"/>
         </w:rPr>
         <w:t>、</w:t>
       </w:r>
-      <w:hyperlink r:id="rId101">
-        <w:r>
-          <w:rPr>
-            <w:lang w:val="zh_TW" w:bidi="zh_TW"/>
-          </w:rPr>
-          <w:rPr>
-            <w:color w:val="0000EE"/>
-            <w:u w:val="single"/>
-          </w:rPr>
-          <w:t>12–13</w:t>
-        </w:r>
-      </w:hyperlink>
+      <w:r>
+        <w:rPr>
+          <w:lang w:val="zh_TW" w:bidi="zh_TW"/>
+        </w:rPr>
+        <w:t>12–13</w:t>
+      </w:r>
       <w:r>
         <w:rPr>
           <w:lang w:val="zh_TW" w:bidi="zh_TW"/>
@@ -2874,18 +2292,12 @@
         </w:rPr>
         <w:t>有一幅幔子將聖所隔開，其材料與下層幔子相同，懸掛在連接兩幅大幔子的金鉤之下，由四根包金、立在銀座上的皂莢木柱支撐。幔子與幔子上的基路伯，是聖所的象徵性守護者。幔子的所在位置，使至聖所成為一個長寬高皆為4.6公尺的正立方體。多層重叠的材料，以及對接縫的細緻處理，凸顯了內殿最深處的幽暗。神被黑暗圍繞，謹慎地隔絕於任何未經授權的視線之外（</w:t>
       </w:r>
-      <w:hyperlink r:id="rId102">
-        <w:r>
-          <w:rPr>
-            <w:lang w:val="zh_TW" w:bidi="zh_TW"/>
-          </w:rPr>
-          <w:rPr>
-            <w:color w:val="0000EE"/>
-            <w:u w:val="single"/>
-          </w:rPr>
-          <w:t>詩97:2</w:t>
-        </w:r>
-      </w:hyperlink>
+      <w:r>
+        <w:rPr>
+          <w:lang w:val="zh_TW" w:bidi="zh_TW"/>
+        </w:rPr>
+        <w:t>詩97:2</w:t>
+      </w:r>
       <w:r>
         <w:rPr>
           <w:lang w:val="zh_TW" w:bidi="zh_TW"/>
@@ -2931,54 +2343,36 @@
         </w:rPr>
         <w:t>會幕的院子呈長方形，南北兩邊長45.7公尺，東西兩邊寬22.9公尺（</w:t>
       </w:r>
-      <w:hyperlink r:id="rId103">
-        <w:r>
-          <w:rPr>
-            <w:lang w:val="zh_TW" w:bidi="zh_TW"/>
-          </w:rPr>
-          <w:rPr>
-            <w:color w:val="0000EE"/>
-            <w:u w:val="single"/>
-          </w:rPr>
-          <w:t>出27:9–18</w:t>
-        </w:r>
-      </w:hyperlink>
+      <w:r>
+        <w:rPr>
+          <w:lang w:val="zh_TW" w:bidi="zh_TW"/>
+        </w:rPr>
+        <w:t>出27:9–18</w:t>
+      </w:r>
       <w:r>
         <w:rPr>
           <w:lang w:val="zh_TW" w:bidi="zh_TW"/>
         </w:rPr>
         <w:t>，</w:t>
       </w:r>
-      <w:hyperlink r:id="rId104">
-        <w:r>
-          <w:rPr>
-            <w:lang w:val="zh_TW" w:bidi="zh_TW"/>
-          </w:rPr>
-          <w:rPr>
-            <w:color w:val="0000EE"/>
-            <w:u w:val="single"/>
-          </w:rPr>
-          <w:t>38:9–19</w:t>
-        </w:r>
-      </w:hyperlink>
+      <w:r>
+        <w:rPr>
+          <w:lang w:val="zh_TW" w:bidi="zh_TW"/>
+        </w:rPr>
+        <w:t>38:9–19</w:t>
+      </w:r>
       <w:r>
         <w:rPr>
           <w:lang w:val="zh_TW" w:bidi="zh_TW"/>
         </w:rPr>
         <w:t>）。會幕本體位於西端。細麻布製成的簾子高2.3公尺，遮蔽了整個會幕區域。在東部區域有一個中央入口，寬9.1公尺。一幅同樣高度的繡花門簾遮住此入口，入口大概向內凹入，以便從兩側進入。所有幔子由銀杆支撐，銀杆穿過連接在包銀柱子上的銀鉤，而柱子則立在銅座上（</w:t>
       </w:r>
-      <w:hyperlink r:id="rId105">
-        <w:r>
-          <w:rPr>
-            <w:lang w:val="zh_TW" w:bidi="zh_TW"/>
-          </w:rPr>
-          <w:rPr>
-            <w:color w:val="0000EE"/>
-            <w:u w:val="single"/>
-          </w:rPr>
-          <w:t>38:17</w:t>
-        </w:r>
-      </w:hyperlink>
+      <w:r>
+        <w:rPr>
+          <w:lang w:val="zh_TW" w:bidi="zh_TW"/>
+        </w:rPr>
+        <w:t>38:17</w:t>
+      </w:r>
       <w:r>
         <w:rPr>
           <w:lang w:val="zh_TW" w:bidi="zh_TW"/>
@@ -2999,144 +2393,96 @@
         </w:rPr>
         <w:t>燔祭壇（</w:t>
       </w:r>
-      <w:hyperlink r:id="rId106">
-        <w:r>
-          <w:rPr>
-            <w:lang w:val="zh_TW" w:bidi="zh_TW"/>
-          </w:rPr>
-          <w:rPr>
-            <w:color w:val="0000EE"/>
-            <w:u w:val="single"/>
-          </w:rPr>
-          <w:t>出27:1–8</w:t>
-        </w:r>
-      </w:hyperlink>
+      <w:r>
+        <w:rPr>
+          <w:lang w:val="zh_TW" w:bidi="zh_TW"/>
+        </w:rPr>
+        <w:t>出27:1–8</w:t>
+      </w:r>
       <w:r>
         <w:rPr>
           <w:lang w:val="zh_TW" w:bidi="zh_TW"/>
         </w:rPr>
         <w:t>，</w:t>
       </w:r>
-      <w:hyperlink r:id="rId107">
-        <w:r>
-          <w:rPr>
-            <w:lang w:val="zh_TW" w:bidi="zh_TW"/>
-          </w:rPr>
-          <w:rPr>
-            <w:color w:val="0000EE"/>
-            <w:u w:val="single"/>
-          </w:rPr>
-          <w:t>38:1–7</w:t>
-        </w:r>
-      </w:hyperlink>
+      <w:r>
+        <w:rPr>
+          <w:lang w:val="zh_TW" w:bidi="zh_TW"/>
+        </w:rPr>
+        <w:t>38:1–7</w:t>
+      </w:r>
       <w:r>
         <w:rPr>
           <w:lang w:val="zh_TW" w:bidi="zh_TW"/>
         </w:rPr>
         <w:t>）位於院子的東端，靠近入口處（</w:t>
       </w:r>
-      <w:hyperlink r:id="rId108">
-        <w:r>
-          <w:rPr>
-            <w:lang w:val="zh_TW" w:bidi="zh_TW"/>
-          </w:rPr>
-          <w:rPr>
-            <w:color w:val="0000EE"/>
-            <w:u w:val="single"/>
-          </w:rPr>
-          <w:t>40:29</w:t>
-        </w:r>
-      </w:hyperlink>
+      <w:r>
+        <w:rPr>
+          <w:lang w:val="zh_TW" w:bidi="zh_TW"/>
+        </w:rPr>
+        <w:t>40:29</w:t>
+      </w:r>
       <w:r>
         <w:rPr>
           <w:lang w:val="zh_TW" w:bidi="zh_TW"/>
         </w:rPr>
         <w:t>），提醒人若不先到獻祭之地，就不能親近神。這壇長寬各2.1公尺，高1.4公尺，與所羅門聖殿中的巨大祭壇相比顯得小巧（</w:t>
       </w:r>
-      <w:hyperlink r:id="rId109">
-        <w:r>
-          <w:rPr>
-            <w:lang w:val="zh_TW" w:bidi="zh_TW"/>
-          </w:rPr>
-          <w:rPr>
-            <w:color w:val="0000EE"/>
-            <w:u w:val="single"/>
-          </w:rPr>
-          <w:t>代下4:1</w:t>
-        </w:r>
-      </w:hyperlink>
+      <w:r>
+        <w:rPr>
+          <w:lang w:val="zh_TW" w:bidi="zh_TW"/>
+        </w:rPr>
+        <w:t>代下4:1</w:t>
+      </w:r>
       <w:r>
         <w:rPr>
           <w:lang w:val="zh_TW" w:bidi="zh_TW"/>
         </w:rPr>
         <w:t>）。其本質為包銅的中空木框，重量足以便於搬運，由包銅的槓穿過四角的銅環來抬運。網（</w:t>
       </w:r>
-      <w:hyperlink r:id="rId110">
-        <w:r>
-          <w:rPr>
-            <w:lang w:val="zh_TW" w:bidi="zh_TW"/>
-          </w:rPr>
-          <w:rPr>
-            <w:color w:val="0000EE"/>
-            <w:u w:val="single"/>
-          </w:rPr>
-          <w:t>出27:4–5</w:t>
-        </w:r>
-      </w:hyperlink>
+      <w:r>
+        <w:rPr>
+          <w:lang w:val="zh_TW" w:bidi="zh_TW"/>
+        </w:rPr>
+        <w:t>出27:4–5</w:t>
+      </w:r>
       <w:r>
         <w:rPr>
           <w:lang w:val="zh_TW" w:bidi="zh_TW"/>
         </w:rPr>
         <w:t>）可能置於壇的中間，一些學者認為網外延至壇下方側面，用以通風並讓祭牲的血流至壇底。壇角可能象徵祭牲，亦可用來拴綁即將被獻的動物。在以色列，人若抓住壇角便可求庇護（例：</w:t>
       </w:r>
-      <w:hyperlink r:id="rId111">
-        <w:r>
-          <w:rPr>
-            <w:lang w:val="zh_TW" w:bidi="zh_TW"/>
-          </w:rPr>
-          <w:rPr>
-            <w:color w:val="0000EE"/>
-            <w:u w:val="single"/>
-          </w:rPr>
-          <w:t>王上1:50</w:t>
-        </w:r>
-      </w:hyperlink>
+      <w:r>
+        <w:rPr>
+          <w:lang w:val="zh_TW" w:bidi="zh_TW"/>
+        </w:rPr>
+        <w:t>王上1:50</w:t>
+      </w:r>
       <w:r>
         <w:rPr>
           <w:lang w:val="zh_TW" w:bidi="zh_TW"/>
         </w:rPr>
         <w:t>），可能象徵他把自己獻給神為祭，以求取祂的保護。壇的下方可能填上泥土，以吸收血（</w:t>
       </w:r>
-      <w:hyperlink r:id="rId112">
-        <w:r>
-          <w:rPr>
-            <w:lang w:val="zh_TW" w:bidi="zh_TW"/>
-          </w:rPr>
-          <w:rPr>
-            <w:color w:val="0000EE"/>
-            <w:u w:val="single"/>
-          </w:rPr>
-          <w:t>出20:24</w:t>
-        </w:r>
-      </w:hyperlink>
+      <w:r>
+        <w:rPr>
+          <w:lang w:val="zh_TW" w:bidi="zh_TW"/>
+        </w:rPr>
+        <w:t>出20:24</w:t>
+      </w:r>
       <w:r>
         <w:rPr>
           <w:lang w:val="zh_TW" w:bidi="zh_TW"/>
         </w:rPr>
         <w:t>）。所有附屬器具皆為銅製：收灰的盆、鏟子、灑血用的盤、取肉的器具，以及火鼎（</w:t>
       </w:r>
-      <w:hyperlink r:id="rId113">
-        <w:r>
-          <w:rPr>
-            <w:lang w:val="zh_TW" w:bidi="zh_TW"/>
-          </w:rPr>
-          <w:rPr>
-            <w:color w:val="0000EE"/>
-            <w:u w:val="single"/>
-          </w:rPr>
-          <w:t>27:3</w:t>
-        </w:r>
-      </w:hyperlink>
+      <w:r>
+        <w:rPr>
+          <w:lang w:val="zh_TW" w:bidi="zh_TW"/>
+        </w:rPr>
+        <w:t>27:3</w:t>
+      </w:r>
       <w:r>
         <w:rPr>
           <w:lang w:val="zh_TW" w:bidi="zh_TW"/>
@@ -3157,36 +2503,24 @@
         </w:rPr>
         <w:t>經文沒有保留洗濯盆（有譯本譯為「洗臉盆」）尺寸的規格（</w:t>
       </w:r>
-      <w:hyperlink r:id="rId114">
-        <w:r>
-          <w:rPr>
-            <w:lang w:val="zh_TW" w:bidi="zh_TW"/>
-          </w:rPr>
-          <w:rPr>
-            <w:color w:val="0000EE"/>
-            <w:u w:val="single"/>
-          </w:rPr>
-          <w:t>出30:17–20</w:t>
-        </w:r>
-      </w:hyperlink>
+      <w:r>
+        <w:rPr>
+          <w:lang w:val="zh_TW" w:bidi="zh_TW"/>
+        </w:rPr>
+        <w:t>出30:17–20</w:t>
+      </w:r>
       <w:r>
         <w:rPr>
           <w:lang w:val="zh_TW" w:bidi="zh_TW"/>
         </w:rPr>
         <w:t>，</w:t>
       </w:r>
-      <w:hyperlink r:id="rId115">
-        <w:r>
-          <w:rPr>
-            <w:lang w:val="zh_TW" w:bidi="zh_TW"/>
-          </w:rPr>
-          <w:rPr>
-            <w:color w:val="0000EE"/>
-            <w:u w:val="single"/>
-          </w:rPr>
-          <w:t>38:8</w:t>
-        </w:r>
-      </w:hyperlink>
+      <w:r>
+        <w:rPr>
+          <w:lang w:val="zh_TW" w:bidi="zh_TW"/>
+        </w:rPr>
+        <w:t>38:8</w:t>
+      </w:r>
       <w:r>
         <w:rPr>
           <w:lang w:val="zh_TW" w:bidi="zh_TW"/>
@@ -3218,72 +2552,48 @@
         </w:rPr>
         <w:t>神仔細說明了會幕的建造細節，所需的技能超過摩西與亞倫能力。因此，在建造工程中，比撒列與亞何利亞伯居於重要地位（</w:t>
       </w:r>
-      <w:hyperlink r:id="rId116">
-        <w:r>
-          <w:rPr>
-            <w:lang w:val="zh_TW" w:bidi="zh_TW"/>
-          </w:rPr>
-          <w:rPr>
-            <w:color w:val="0000EE"/>
-            <w:u w:val="single"/>
-          </w:rPr>
-          <w:t>出30:1–11</w:t>
-        </w:r>
-      </w:hyperlink>
+      <w:r>
+        <w:rPr>
+          <w:lang w:val="zh_TW" w:bidi="zh_TW"/>
+        </w:rPr>
+        <w:t>出30:1–11</w:t>
+      </w:r>
       <w:r>
         <w:rPr>
           <w:lang w:val="zh_TW" w:bidi="zh_TW"/>
         </w:rPr>
         <w:t>），並有一大群專家作為後援，他們必然是在埃及習得這些工藝。在一次非凡的群體行動中，以色列人非常慷慨地獻出禮物，所獻上的富富有餘，摩西結果攔住他們（</w:t>
       </w:r>
-      <w:hyperlink r:id="rId117">
-        <w:r>
-          <w:rPr>
-            <w:lang w:val="zh_TW" w:bidi="zh_TW"/>
-          </w:rPr>
-          <w:rPr>
-            <w:color w:val="0000EE"/>
-            <w:u w:val="single"/>
-          </w:rPr>
-          <w:t>35:20–24</w:t>
-        </w:r>
-      </w:hyperlink>
+      <w:r>
+        <w:rPr>
+          <w:lang w:val="zh_TW" w:bidi="zh_TW"/>
+        </w:rPr>
+        <w:t>35:20–24</w:t>
+      </w:r>
       <w:r>
         <w:rPr>
           <w:lang w:val="zh_TW" w:bidi="zh_TW"/>
         </w:rPr>
         <w:t>，</w:t>
       </w:r>
-      <w:hyperlink r:id="rId118">
-        <w:r>
-          <w:rPr>
-            <w:lang w:val="zh_TW" w:bidi="zh_TW"/>
-          </w:rPr>
-          <w:rPr>
-            <w:color w:val="0000EE"/>
-            <w:u w:val="single"/>
-          </w:rPr>
-          <w:t>36:4–7</w:t>
-        </w:r>
-      </w:hyperlink>
+      <w:r>
+        <w:rPr>
+          <w:lang w:val="zh_TW" w:bidi="zh_TW"/>
+        </w:rPr>
+        <w:t>36:4–7</w:t>
+      </w:r>
       <w:r>
         <w:rPr>
           <w:lang w:val="zh_TW" w:bidi="zh_TW"/>
         </w:rPr>
         <w:t>）。此外，許多人獻出他們的特殊技能（</w:t>
       </w:r>
-      <w:hyperlink r:id="rId119">
-        <w:r>
-          <w:rPr>
-            <w:lang w:val="zh_TW" w:bidi="zh_TW"/>
-          </w:rPr>
-          <w:rPr>
-            <w:color w:val="0000EE"/>
-            <w:u w:val="single"/>
-          </w:rPr>
-          <w:t>35:25–29</w:t>
-        </w:r>
-      </w:hyperlink>
+      <w:r>
+        <w:rPr>
+          <w:lang w:val="zh_TW" w:bidi="zh_TW"/>
+        </w:rPr>
+        <w:t>35:25–29</w:t>
+      </w:r>
       <w:r>
         <w:rPr>
           <w:lang w:val="zh_TW" w:bidi="zh_TW"/>
@@ -3304,72 +2614,48 @@
         </w:rPr>
         <w:t>除了施恩座與基路伯之外，所有器物製作完成並安置在適當的位置時（</w:t>
       </w:r>
-      <w:hyperlink r:id="rId120">
-        <w:r>
-          <w:rPr>
-            <w:lang w:val="zh_TW" w:bidi="zh_TW"/>
-          </w:rPr>
-          <w:rPr>
-            <w:color w:val="0000EE"/>
-            <w:u w:val="single"/>
-          </w:rPr>
-          <w:t>出40:1–33</w:t>
-        </w:r>
-      </w:hyperlink>
+      <w:r>
+        <w:rPr>
+          <w:lang w:val="zh_TW" w:bidi="zh_TW"/>
+        </w:rPr>
+        <w:t>出40:1–33</w:t>
+      </w:r>
       <w:r>
         <w:rPr>
           <w:lang w:val="zh_TW" w:bidi="zh_TW"/>
         </w:rPr>
         <w:t>），都用特別的膏油膏抹（</w:t>
       </w:r>
-      <w:hyperlink r:id="rId121">
-        <w:r>
-          <w:rPr>
-            <w:lang w:val="zh_TW" w:bidi="zh_TW"/>
-          </w:rPr>
-          <w:rPr>
-            <w:color w:val="0000EE"/>
-            <w:u w:val="single"/>
-          </w:rPr>
-          <w:t>30:22–33</w:t>
-        </w:r>
-      </w:hyperlink>
+      <w:r>
+        <w:rPr>
+          <w:lang w:val="zh_TW" w:bidi="zh_TW"/>
+        </w:rPr>
+        <w:t>30:22–33</w:t>
+      </w:r>
       <w:r>
         <w:rPr>
           <w:lang w:val="zh_TW" w:bidi="zh_TW"/>
         </w:rPr>
         <w:t>，</w:t>
       </w:r>
-      <w:hyperlink r:id="rId122">
-        <w:r>
-          <w:rPr>
-            <w:lang w:val="zh_TW" w:bidi="zh_TW"/>
-          </w:rPr>
-          <w:rPr>
-            <w:color w:val="0000EE"/>
-            <w:u w:val="single"/>
-          </w:rPr>
-          <w:t>40:9–11</w:t>
-        </w:r>
-      </w:hyperlink>
+      <w:r>
+        <w:rPr>
+          <w:lang w:val="zh_TW" w:bidi="zh_TW"/>
+        </w:rPr>
+        <w:t>40:9–11</w:t>
+      </w:r>
       <w:r>
         <w:rPr>
           <w:lang w:val="zh_TW" w:bidi="zh_TW"/>
         </w:rPr>
         <w:t>），象徵將它們分別為聖，並奉獻於特定用途。當耶和華的榮耀充滿會幕，就是建造的高峰（</w:t>
       </w:r>
-      <w:hyperlink r:id="rId123">
-        <w:r>
-          <w:rPr>
-            <w:lang w:val="zh_TW" w:bidi="zh_TW"/>
-          </w:rPr>
-          <w:rPr>
-            <w:color w:val="0000EE"/>
-            <w:u w:val="single"/>
-          </w:rPr>
-          <w:t>40:34</w:t>
-        </w:r>
-      </w:hyperlink>
+      <w:r>
+        <w:rPr>
+          <w:lang w:val="zh_TW" w:bidi="zh_TW"/>
+        </w:rPr>
+        <w:t>40:34</w:t>
+      </w:r>
       <w:r>
         <w:rPr>
           <w:lang w:val="zh_TW" w:bidi="zh_TW"/>
@@ -3390,72 +2676,48 @@
         </w:rPr>
         <w:t>此後，每當以色列安營時，利未人就圍繞會幕三面安營（</w:t>
       </w:r>
-      <w:hyperlink r:id="rId124">
-        <w:r>
-          <w:rPr>
-            <w:lang w:val="zh_TW" w:bidi="zh_TW"/>
-          </w:rPr>
-          <w:rPr>
-            <w:color w:val="0000EE"/>
-            <w:u w:val="single"/>
-          </w:rPr>
-          <w:t>民1:53</w:t>
-        </w:r>
-      </w:hyperlink>
+      <w:r>
+        <w:rPr>
+          <w:lang w:val="zh_TW" w:bidi="zh_TW"/>
+        </w:rPr>
+        <w:t>民1:53</w:t>
+      </w:r>
       <w:r>
         <w:rPr>
           <w:lang w:val="zh_TW" w:bidi="zh_TW"/>
         </w:rPr>
         <w:t>），摩西與亞倫的家族則佔據剩下的東側（</w:t>
       </w:r>
-      <w:hyperlink r:id="rId125">
-        <w:r>
-          <w:rPr>
-            <w:lang w:val="zh_TW" w:bidi="zh_TW"/>
-          </w:rPr>
-          <w:rPr>
-            <w:color w:val="0000EE"/>
-            <w:u w:val="single"/>
-          </w:rPr>
-          <w:t>民3:14–38</w:t>
-        </w:r>
-      </w:hyperlink>
+      <w:r>
+        <w:rPr>
+          <w:lang w:val="zh_TW" w:bidi="zh_TW"/>
+        </w:rPr>
+        <w:t>民3:14–38</w:t>
+      </w:r>
       <w:r>
         <w:rPr>
           <w:lang w:val="zh_TW" w:bidi="zh_TW"/>
         </w:rPr>
         <w:t>），使任何未經授權的人無法闖入神聖區域。會幕遷移時，其拆卸有嚴格的規定（</w:t>
       </w:r>
-      <w:hyperlink r:id="rId126">
-        <w:r>
-          <w:rPr>
-            <w:lang w:val="zh_TW" w:bidi="zh_TW"/>
-          </w:rPr>
-          <w:rPr>
-            <w:color w:val="0000EE"/>
-            <w:u w:val="single"/>
-          </w:rPr>
-          <w:t>4:5–15</w:t>
-        </w:r>
-      </w:hyperlink>
+      <w:r>
+        <w:rPr>
+          <w:lang w:val="zh_TW" w:bidi="zh_TW"/>
+        </w:rPr>
+        <w:t>4:5–15</w:t>
+      </w:r>
       <w:r>
         <w:rPr>
           <w:lang w:val="zh_TW" w:bidi="zh_TW"/>
         </w:rPr>
         <w:t>）。哥轄族負責用槓抬運較為神聖的器具；革順族負責所有幔子、燔祭壇及其附屬器具；米拉利族則抬運骨架、橫木與底座等器具。即使在前進期間，會幕亦必須保持在中央位置，前後各有六個支派（</w:t>
       </w:r>
-      <w:hyperlink r:id="rId127">
-        <w:r>
-          <w:rPr>
-            <w:lang w:val="zh_TW" w:bidi="zh_TW"/>
-          </w:rPr>
-          <w:rPr>
-            <w:color w:val="0000EE"/>
-            <w:u w:val="single"/>
-          </w:rPr>
-          <w:t>民2章</w:t>
-        </w:r>
-      </w:hyperlink>
+      <w:r>
+        <w:rPr>
+          <w:lang w:val="zh_TW" w:bidi="zh_TW"/>
+        </w:rPr>
+        <w:t>民2章</w:t>
+      </w:r>
       <w:r>
         <w:rPr>
           <w:lang w:val="zh_TW" w:bidi="zh_TW"/>
@@ -3562,72 +2824,48 @@
         </w:rPr>
         <w:t>尚不清楚猶太會堂的制度是如何或何時開始的。我們可以想像在公元前586年巴比倫人摧毀聖殿後，耶路撒冷的情況。那些留在城市及周圍，想要持守信仰的人，產生了聚集敬拜的需要，他們在那裡會繼續教導律法和先知的信息。因此，有人認為猶太會堂可能起源於這樣的情況。散居各地的猶太人也會意識到類似的需求。猶太長老在被擄巴比倫期間與以西結會面（</w:t>
       </w:r>
-      <w:hyperlink r:id="rId128">
-        <w:r>
-          <w:rPr>
-            <w:lang w:val="zh_TW" w:bidi="zh_TW"/>
-          </w:rPr>
-          <w:rPr>
-            <w:color w:val="0000EE"/>
-            <w:u w:val="single"/>
-          </w:rPr>
-          <w:t>以西結書8:1</w:t>
-        </w:r>
-      </w:hyperlink>
+      <w:r>
+        <w:rPr>
+          <w:lang w:val="zh_TW" w:bidi="zh_TW"/>
+        </w:rPr>
+        <w:t>以西結書8:1</w:t>
+      </w:r>
       <w:r>
         <w:rPr>
           <w:lang w:val="zh_TW" w:bidi="zh_TW"/>
         </w:rPr>
         <w:t>，</w:t>
       </w:r>
-      <w:hyperlink r:id="rId129">
-        <w:r>
-          <w:rPr>
-            <w:lang w:val="zh_TW" w:bidi="zh_TW"/>
-          </w:rPr>
-          <w:rPr>
-            <w:color w:val="0000EE"/>
-            <w:u w:val="single"/>
-          </w:rPr>
-          <w:t>14:1</w:t>
-        </w:r>
-      </w:hyperlink>
+      <w:r>
+        <w:rPr>
+          <w:lang w:val="zh_TW" w:bidi="zh_TW"/>
+        </w:rPr>
+        <w:t>14:1</w:t>
+      </w:r>
       <w:r>
         <w:rPr>
           <w:lang w:val="zh_TW" w:bidi="zh_TW"/>
         </w:rPr>
         <w:t>，</w:t>
       </w:r>
-      <w:hyperlink r:id="rId130">
-        <w:r>
-          <w:rPr>
-            <w:lang w:val="zh_TW" w:bidi="zh_TW"/>
-          </w:rPr>
-          <w:rPr>
-            <w:color w:val="0000EE"/>
-            <w:u w:val="single"/>
-          </w:rPr>
-          <w:t>20:1</w:t>
-        </w:r>
-      </w:hyperlink>
+      <w:r>
+        <w:rPr>
+          <w:lang w:val="zh_TW" w:bidi="zh_TW"/>
+        </w:rPr>
+        <w:t>20:1</w:t>
+      </w:r>
       <w:r>
         <w:rPr>
           <w:lang w:val="zh_TW" w:bidi="zh_TW"/>
         </w:rPr>
         <w:t>）。然而，在這個早期階段，沒有實際的猶太會堂的確鑿證據。在</w:t>
       </w:r>
-      <w:hyperlink r:id="rId131">
-        <w:r>
-          <w:rPr>
-            <w:lang w:val="zh_TW" w:bidi="zh_TW"/>
-          </w:rPr>
-          <w:rPr>
-            <w:color w:val="0000EE"/>
-            <w:u w:val="single"/>
-          </w:rPr>
-          <w:t>尼希米記八章1至8節</w:t>
-        </w:r>
-      </w:hyperlink>
+      <w:r>
+        <w:rPr>
+          <w:lang w:val="zh_TW" w:bidi="zh_TW"/>
+        </w:rPr>
+        <w:t>尼希米記八章1至8節</w:t>
+      </w:r>
       <w:r>
         <w:rPr>
           <w:lang w:val="zh_TW" w:bidi="zh_TW"/>
@@ -3671,54 +2909,36 @@
         </w:rPr>
         <w:t>福音書給人一種印象，即許多會堂遍布於巴勒斯坦。耶穌經常在會堂裡教導（比如，</w:t>
       </w:r>
-      <w:hyperlink r:id="rId132">
-        <w:r>
-          <w:rPr>
-            <w:lang w:val="zh_TW" w:bidi="zh_TW"/>
-          </w:rPr>
-          <w:rPr>
-            <w:color w:val="0000EE"/>
-            <w:u w:val="single"/>
-          </w:rPr>
-          <w:t>馬太福音4:23</w:t>
-        </w:r>
-      </w:hyperlink>
+      <w:r>
+        <w:rPr>
+          <w:lang w:val="zh_TW" w:bidi="zh_TW"/>
+        </w:rPr>
+        <w:t>馬太福音4:23</w:t>
+      </w:r>
       <w:r>
         <w:rPr>
           <w:lang w:val="zh_TW" w:bidi="zh_TW"/>
         </w:rPr>
         <w:t>，</w:t>
       </w:r>
-      <w:hyperlink r:id="rId133">
-        <w:r>
-          <w:rPr>
-            <w:lang w:val="zh_TW" w:bidi="zh_TW"/>
-          </w:rPr>
-          <w:rPr>
-            <w:color w:val="0000EE"/>
-            <w:u w:val="single"/>
-          </w:rPr>
-          <w:t>9:35</w:t>
-        </w:r>
-      </w:hyperlink>
+      <w:r>
+        <w:rPr>
+          <w:lang w:val="zh_TW" w:bidi="zh_TW"/>
+        </w:rPr>
+        <w:t>9:35</w:t>
+      </w:r>
       <w:r>
         <w:rPr>
           <w:lang w:val="zh_TW" w:bidi="zh_TW"/>
         </w:rPr>
         <w:t>），尤其是在加利利的事工期間，但在猶大地區可能也一樣。</w:t>
       </w:r>
-      <w:hyperlink r:id="rId134">
-        <w:r>
-          <w:rPr>
-            <w:lang w:val="zh_TW" w:bidi="zh_TW"/>
-          </w:rPr>
-          <w:rPr>
-            <w:color w:val="0000EE"/>
-            <w:u w:val="single"/>
-          </w:rPr>
-          <w:t>約翰福音十八章20節</w:t>
-        </w:r>
-      </w:hyperlink>
+      <w:r>
+        <w:rPr>
+          <w:lang w:val="zh_TW" w:bidi="zh_TW"/>
+        </w:rPr>
+        <w:t>約翰福音十八章20節</w:t>
+      </w:r>
       <w:r>
         <w:rPr>
           <w:lang w:val="zh_TW" w:bidi="zh_TW"/>
@@ -3751,144 +2971,96 @@
         </w:rPr>
         <w:t>使徒行傳提到使徒在耶路撒冷的猶太會堂（</w:t>
       </w:r>
-      <w:hyperlink r:id="rId135">
-        <w:r>
-          <w:rPr>
-            <w:lang w:val="zh_TW" w:bidi="zh_TW"/>
-          </w:rPr>
-          <w:rPr>
-            <w:color w:val="0000EE"/>
-            <w:u w:val="single"/>
-          </w:rPr>
-          <w:t>使徒行傳6:9</w:t>
-        </w:r>
-      </w:hyperlink>
+      <w:r>
+        <w:rPr>
+          <w:lang w:val="zh_TW" w:bidi="zh_TW"/>
+        </w:rPr>
+        <w:t>使徒行傳6:9</w:t>
+      </w:r>
       <w:r>
         <w:rPr>
           <w:lang w:val="zh_TW" w:bidi="zh_TW"/>
         </w:rPr>
         <w:t>）、大馬士革（</w:t>
       </w:r>
-      <w:hyperlink r:id="rId136">
-        <w:r>
-          <w:rPr>
-            <w:lang w:val="zh_TW" w:bidi="zh_TW"/>
-          </w:rPr>
-          <w:rPr>
-            <w:color w:val="0000EE"/>
-            <w:u w:val="single"/>
-          </w:rPr>
-          <w:t>9:2</w:t>
-        </w:r>
-      </w:hyperlink>
+      <w:r>
+        <w:rPr>
+          <w:lang w:val="zh_TW" w:bidi="zh_TW"/>
+        </w:rPr>
+        <w:t>9:2</w:t>
+      </w:r>
       <w:r>
         <w:rPr>
           <w:lang w:val="zh_TW" w:bidi="zh_TW"/>
         </w:rPr>
         <w:t>）、塞浦路斯（</w:t>
       </w:r>
-      <w:hyperlink r:id="rId137">
-        <w:r>
-          <w:rPr>
-            <w:lang w:val="zh_TW" w:bidi="zh_TW"/>
-          </w:rPr>
-          <w:rPr>
-            <w:color w:val="0000EE"/>
-            <w:u w:val="single"/>
-          </w:rPr>
-          <w:t>13:5</w:t>
-        </w:r>
-      </w:hyperlink>
+      <w:r>
+        <w:rPr>
+          <w:lang w:val="zh_TW" w:bidi="zh_TW"/>
+        </w:rPr>
+        <w:t>13:5</w:t>
+      </w:r>
       <w:r>
         <w:rPr>
           <w:lang w:val="zh_TW" w:bidi="zh_TW"/>
         </w:rPr>
         <w:t>）、羅馬行省加拉太（</w:t>
       </w:r>
-      <w:hyperlink r:id="rId138">
-        <w:r>
-          <w:rPr>
-            <w:lang w:val="zh_TW" w:bidi="zh_TW"/>
-          </w:rPr>
-          <w:rPr>
-            <w:color w:val="0000EE"/>
-            <w:u w:val="single"/>
-          </w:rPr>
-          <w:t>13:14</w:t>
-        </w:r>
-      </w:hyperlink>
+      <w:r>
+        <w:rPr>
+          <w:lang w:val="zh_TW" w:bidi="zh_TW"/>
+        </w:rPr>
+        <w:t>13:14</w:t>
+      </w:r>
       <w:r>
         <w:rPr>
           <w:lang w:val="zh_TW" w:bidi="zh_TW"/>
         </w:rPr>
         <w:t>，</w:t>
       </w:r>
-      <w:hyperlink r:id="rId139">
-        <w:r>
-          <w:rPr>
-            <w:lang w:val="zh_TW" w:bidi="zh_TW"/>
-          </w:rPr>
-          <w:rPr>
-            <w:color w:val="0000EE"/>
-            <w:u w:val="single"/>
-          </w:rPr>
-          <w:t>14:1</w:t>
-        </w:r>
-      </w:hyperlink>
+      <w:r>
+        <w:rPr>
+          <w:lang w:val="zh_TW" w:bidi="zh_TW"/>
+        </w:rPr>
+        <w:t>14:1</w:t>
+      </w:r>
       <w:r>
         <w:rPr>
           <w:lang w:val="zh_TW" w:bidi="zh_TW"/>
         </w:rPr>
         <w:t>）、馬其頓和希臘（</w:t>
       </w:r>
-      <w:hyperlink r:id="rId140">
-        <w:r>
-          <w:rPr>
-            <w:lang w:val="zh_TW" w:bidi="zh_TW"/>
-          </w:rPr>
-          <w:rPr>
-            <w:color w:val="0000EE"/>
-            <w:u w:val="single"/>
-          </w:rPr>
-          <w:t>17:1、10、17</w:t>
-        </w:r>
-      </w:hyperlink>
+      <w:r>
+        <w:rPr>
+          <w:lang w:val="zh_TW" w:bidi="zh_TW"/>
+        </w:rPr>
+        <w:t>17:1、10、17</w:t>
+      </w:r>
       <w:r>
         <w:rPr>
           <w:lang w:val="zh_TW" w:bidi="zh_TW"/>
         </w:rPr>
         <w:t>，</w:t>
       </w:r>
-      <w:hyperlink r:id="rId141">
-        <w:r>
-          <w:rPr>
-            <w:lang w:val="zh_TW" w:bidi="zh_TW"/>
-          </w:rPr>
-          <w:rPr>
-            <w:color w:val="0000EE"/>
-            <w:u w:val="single"/>
-          </w:rPr>
-          <w:t>18:4</w:t>
-        </w:r>
-      </w:hyperlink>
+      <w:r>
+        <w:rPr>
+          <w:lang w:val="zh_TW" w:bidi="zh_TW"/>
+        </w:rPr>
+        <w:t>18:4</w:t>
+      </w:r>
       <w:r>
         <w:rPr>
           <w:lang w:val="zh_TW" w:bidi="zh_TW"/>
         </w:rPr>
         <w:t>），以及羅馬亞細亞省的以弗所（</w:t>
       </w:r>
-      <w:hyperlink r:id="rId142">
-        <w:r>
-          <w:rPr>
-            <w:lang w:val="zh_TW" w:bidi="zh_TW"/>
-          </w:rPr>
-          <w:rPr>
-            <w:color w:val="0000EE"/>
-            <w:u w:val="single"/>
-          </w:rPr>
-          <w:t>19:8</w:t>
-        </w:r>
-      </w:hyperlink>
+      <w:r>
+        <w:rPr>
+          <w:lang w:val="zh_TW" w:bidi="zh_TW"/>
+        </w:rPr>
+        <w:t>19:8</w:t>
+      </w:r>
       <w:r>
         <w:rPr>
           <w:lang w:val="zh_TW" w:bidi="zh_TW"/>
@@ -3920,90 +3092,60 @@
         </w:rPr>
         <w:t>福音書和使徒行傳提供了猶太人在安息日在會堂中敬拜的豐富證據。人們也在每週的第二天和第五天聚會敬拜。路加為我們提供了最早的會堂敬拜的描述（</w:t>
       </w:r>
-      <w:hyperlink r:id="rId143">
-        <w:r>
-          <w:rPr>
-            <w:lang w:val="zh_TW" w:bidi="zh_TW"/>
-          </w:rPr>
-          <w:rPr>
-            <w:color w:val="0000EE"/>
-            <w:u w:val="single"/>
-          </w:rPr>
-          <w:t>路4:16–22</w:t>
-        </w:r>
-      </w:hyperlink>
+      <w:r>
+        <w:rPr>
+          <w:lang w:val="zh_TW" w:bidi="zh_TW"/>
+        </w:rPr>
+        <w:t>路4:16–22</w:t>
+      </w:r>
       <w:r>
         <w:rPr>
           <w:lang w:val="zh_TW" w:bidi="zh_TW"/>
         </w:rPr>
         <w:t>）。米示拿（Mishnah）描述了猶太會堂敬拜的模式：宣告信仰，示瑪（Shema，包括誦讀</w:t>
       </w:r>
-      <w:hyperlink r:id="rId144">
-        <w:r>
-          <w:rPr>
-            <w:lang w:val="zh_TW" w:bidi="zh_TW"/>
-          </w:rPr>
-          <w:rPr>
-            <w:color w:val="0000EE"/>
-            <w:u w:val="single"/>
-          </w:rPr>
-          <w:t>申命記6:4–9</w:t>
-        </w:r>
-      </w:hyperlink>
+      <w:r>
+        <w:rPr>
+          <w:lang w:val="zh_TW" w:bidi="zh_TW"/>
+        </w:rPr>
+        <w:t>申命記6:4–9</w:t>
+      </w:r>
       <w:r>
         <w:rPr>
           <w:lang w:val="zh_TW" w:bidi="zh_TW"/>
         </w:rPr>
         <w:t>，</w:t>
       </w:r>
-      <w:hyperlink r:id="rId145">
-        <w:r>
-          <w:rPr>
-            <w:lang w:val="zh_TW" w:bidi="zh_TW"/>
-          </w:rPr>
-          <w:rPr>
-            <w:color w:val="0000EE"/>
-            <w:u w:val="single"/>
-          </w:rPr>
-          <w:t>11:13–21</w:t>
-        </w:r>
-      </w:hyperlink>
+      <w:r>
+        <w:rPr>
+          <w:lang w:val="zh_TW" w:bidi="zh_TW"/>
+        </w:rPr>
+        <w:t>11:13–21</w:t>
+      </w:r>
       <w:r>
         <w:rPr>
           <w:lang w:val="zh_TW" w:bidi="zh_TW"/>
         </w:rPr>
         <w:t>；</w:t>
       </w:r>
-      <w:hyperlink r:id="rId146">
-        <w:r>
-          <w:rPr>
-            <w:lang w:val="zh_TW" w:bidi="zh_TW"/>
-          </w:rPr>
-          <w:rPr>
-            <w:color w:val="0000EE"/>
-            <w:u w:val="single"/>
-          </w:rPr>
-          <w:t>民數記15:37–41</w:t>
-        </w:r>
-      </w:hyperlink>
+      <w:r>
+        <w:rPr>
+          <w:lang w:val="zh_TW" w:bidi="zh_TW"/>
+        </w:rPr>
+        <w:t>民數記15:37–41</w:t>
+      </w:r>
       <w:r>
         <w:rPr>
           <w:lang w:val="zh_TW" w:bidi="zh_TW"/>
         </w:rPr>
         <w:t>）；禱告（如18篇祝福）；讀經（誦讀律法是基本做法，見</w:t>
       </w:r>
-      <w:hyperlink r:id="rId147">
-        <w:r>
-          <w:rPr>
-            <w:lang w:val="zh_TW" w:bidi="zh_TW"/>
-          </w:rPr>
-          <w:rPr>
-            <w:color w:val="0000EE"/>
-            <w:u w:val="single"/>
-          </w:rPr>
-          <w:t>使徒行傳15:21</w:t>
-        </w:r>
-      </w:hyperlink>
+      <w:r>
+        <w:rPr>
+          <w:lang w:val="zh_TW" w:bidi="zh_TW"/>
+        </w:rPr>
+        <w:t>使徒行傳15:21</w:t>
+      </w:r>
       <w:r>
         <w:rPr>
           <w:lang w:val="zh_TW" w:bidi="zh_TW"/>
@@ -4035,108 +3177,72 @@
         </w:rPr>
         <w:t>司法管理也是猶太會堂的一部分工作。違背律法和那些被認為違背猶太教做法的人會被帶到會堂的長老面前。在極端情況下，他們可能會將違背的人逐出會堂（見</w:t>
       </w:r>
-      <w:hyperlink r:id="rId148">
-        <w:r>
-          <w:rPr>
-            <w:lang w:val="zh_TW" w:bidi="zh_TW"/>
-          </w:rPr>
-          <w:rPr>
-            <w:color w:val="0000EE"/>
-            <w:u w:val="single"/>
-          </w:rPr>
-          <w:t>約翰福音9:22、34–35</w:t>
-        </w:r>
-      </w:hyperlink>
+      <w:r>
+        <w:rPr>
+          <w:lang w:val="zh_TW" w:bidi="zh_TW"/>
+        </w:rPr>
+        <w:t>約翰福音9:22、34–35</w:t>
+      </w:r>
       <w:r>
         <w:rPr>
           <w:lang w:val="zh_TW" w:bidi="zh_TW"/>
         </w:rPr>
         <w:t>，</w:t>
       </w:r>
-      <w:hyperlink r:id="rId149">
-        <w:r>
-          <w:rPr>
-            <w:lang w:val="zh_TW" w:bidi="zh_TW"/>
-          </w:rPr>
-          <w:rPr>
-            <w:color w:val="0000EE"/>
-            <w:u w:val="single"/>
-          </w:rPr>
-          <w:t>12:42</w:t>
-        </w:r>
-      </w:hyperlink>
+      <w:r>
+        <w:rPr>
+          <w:lang w:val="zh_TW" w:bidi="zh_TW"/>
+        </w:rPr>
+        <w:t>12:42</w:t>
+      </w:r>
       <w:r>
         <w:rPr>
           <w:lang w:val="zh_TW" w:bidi="zh_TW"/>
         </w:rPr>
         <w:t>）或鞭打他。耶穌警告祂的門徒要準備好面對這兩種可能性（</w:t>
       </w:r>
-      <w:hyperlink r:id="rId150">
-        <w:r>
-          <w:rPr>
-            <w:lang w:val="zh_TW" w:bidi="zh_TW"/>
-          </w:rPr>
-          <w:rPr>
-            <w:color w:val="0000EE"/>
-            <w:u w:val="single"/>
-          </w:rPr>
-          <w:t>馬太福音10:17</w:t>
-        </w:r>
-      </w:hyperlink>
+      <w:r>
+        <w:rPr>
+          <w:lang w:val="zh_TW" w:bidi="zh_TW"/>
+        </w:rPr>
+        <w:t>馬太福音10:17</w:t>
+      </w:r>
       <w:r>
         <w:rPr>
           <w:lang w:val="zh_TW" w:bidi="zh_TW"/>
         </w:rPr>
         <w:t>；</w:t>
       </w:r>
-      <w:hyperlink r:id="rId151">
-        <w:r>
-          <w:rPr>
-            <w:lang w:val="zh_TW" w:bidi="zh_TW"/>
-          </w:rPr>
-          <w:rPr>
-            <w:color w:val="0000EE"/>
-            <w:u w:val="single"/>
-          </w:rPr>
-          <w:t>約翰福音16:2</w:t>
-        </w:r>
-      </w:hyperlink>
+      <w:r>
+        <w:rPr>
+          <w:lang w:val="zh_TW" w:bidi="zh_TW"/>
+        </w:rPr>
+        <w:t>約翰福音16:2</w:t>
+      </w:r>
       <w:r>
         <w:rPr>
           <w:lang w:val="zh_TW" w:bidi="zh_TW"/>
         </w:rPr>
         <w:t>）。掃羅逼迫基督徒，他持有寫給大馬士革會堂的信件，授予他逮捕基督徒並將他們捆綁帶到耶路撒冷的權柄（</w:t>
       </w:r>
-      <w:hyperlink r:id="rId136">
-        <w:r>
-          <w:rPr>
-            <w:lang w:val="zh_TW" w:bidi="zh_TW"/>
-          </w:rPr>
-          <w:rPr>
-            <w:color w:val="0000EE"/>
-            <w:u w:val="single"/>
-          </w:rPr>
-          <w:t>使徒行傳9:2</w:t>
-        </w:r>
-      </w:hyperlink>
+      <w:r>
+        <w:rPr>
+          <w:lang w:val="zh_TW" w:bidi="zh_TW"/>
+        </w:rPr>
+        <w:t>使徒行傳9:2</w:t>
+      </w:r>
       <w:r>
         <w:rPr>
           <w:lang w:val="zh_TW" w:bidi="zh_TW"/>
         </w:rPr>
         <w:t>）。在</w:t>
       </w:r>
-      <w:hyperlink r:id="rId152">
-        <w:r>
-          <w:rPr>
-            <w:lang w:val="zh_TW" w:bidi="zh_TW"/>
-          </w:rPr>
-          <w:rPr>
-            <w:color w:val="0000EE"/>
-            <w:u w:val="single"/>
-          </w:rPr>
-          <w:t>使徒行傳二十二章19節</w:t>
-        </w:r>
-      </w:hyperlink>
+      <w:r>
+        <w:rPr>
+          <w:lang w:val="zh_TW" w:bidi="zh_TW"/>
+        </w:rPr>
+        <w:t>使徒行傳二十二章19節</w:t>
+      </w:r>
       <w:r>
         <w:rPr>
           <w:lang w:val="zh_TW" w:bidi="zh_TW"/>
@@ -4155,18 +3261,12 @@
         </w:rPr>
         <w:t>。保羅本人在會堂中受鞭打三十九次（</w:t>
       </w:r>
-      <w:hyperlink r:id="rId153">
-        <w:r>
-          <w:rPr>
-            <w:lang w:val="zh_TW" w:bidi="zh_TW"/>
-          </w:rPr>
-          <w:rPr>
-            <w:color w:val="0000EE"/>
-            <w:u w:val="single"/>
-          </w:rPr>
-          <w:t>哥林多後書11:24</w:t>
-        </w:r>
-      </w:hyperlink>
+      <w:r>
+        <w:rPr>
+          <w:lang w:val="zh_TW" w:bidi="zh_TW"/>
+        </w:rPr>
+        <w:t>哥林多後書11:24</w:t>
+      </w:r>
       <w:r>
         <w:rPr>
           <w:lang w:val="zh_TW" w:bidi="zh_TW"/>
@@ -4223,90 +3323,60 @@
         </w:rPr>
         <w:t>新約特別提到（比如，</w:t>
       </w:r>
-      <w:hyperlink r:id="rId154">
-        <w:r>
-          <w:rPr>
-            <w:lang w:val="zh_TW" w:bidi="zh_TW"/>
-          </w:rPr>
-          <w:rPr>
-            <w:color w:val="0000EE"/>
-            <w:u w:val="single"/>
-          </w:rPr>
-          <w:t>馬可福音5:22</w:t>
-        </w:r>
-      </w:hyperlink>
+      <w:r>
+        <w:rPr>
+          <w:lang w:val="zh_TW" w:bidi="zh_TW"/>
+        </w:rPr>
+        <w:t>馬可福音5:22</w:t>
+      </w:r>
       <w:r>
         <w:rPr>
           <w:lang w:val="zh_TW" w:bidi="zh_TW"/>
         </w:rPr>
         <w:t>；</w:t>
       </w:r>
-      <w:hyperlink r:id="rId155">
-        <w:r>
-          <w:rPr>
-            <w:lang w:val="zh_TW" w:bidi="zh_TW"/>
-          </w:rPr>
-          <w:rPr>
-            <w:color w:val="0000EE"/>
-            <w:u w:val="single"/>
-          </w:rPr>
-          <w:t>路加福音13:14</w:t>
-        </w:r>
-      </w:hyperlink>
+      <w:r>
+        <w:rPr>
+          <w:lang w:val="zh_TW" w:bidi="zh_TW"/>
+        </w:rPr>
+        <w:t>路加福音13:14</w:t>
+      </w:r>
       <w:r>
         <w:rPr>
           <w:lang w:val="zh_TW" w:bidi="zh_TW"/>
         </w:rPr>
         <w:t>；</w:t>
       </w:r>
-      <w:hyperlink r:id="rId156">
-        <w:r>
-          <w:rPr>
-            <w:lang w:val="zh_TW" w:bidi="zh_TW"/>
-          </w:rPr>
-          <w:rPr>
-            <w:color w:val="0000EE"/>
-            <w:u w:val="single"/>
-          </w:rPr>
-          <w:t>使徒行傳18:8</w:t>
-        </w:r>
-      </w:hyperlink>
+      <w:r>
+        <w:rPr>
+          <w:lang w:val="zh_TW" w:bidi="zh_TW"/>
+        </w:rPr>
+        <w:t>使徒行傳18:8</w:t>
+      </w:r>
       <w:r>
         <w:rPr>
           <w:lang w:val="zh_TW" w:bidi="zh_TW"/>
         </w:rPr>
         <w:t>、</w:t>
       </w:r>
-      <w:hyperlink r:id="rId157">
-        <w:r>
-          <w:rPr>
-            <w:lang w:val="zh_TW" w:bidi="zh_TW"/>
-          </w:rPr>
-          <w:rPr>
-            <w:color w:val="0000EE"/>
-            <w:u w:val="single"/>
-          </w:rPr>
-          <w:t>17</w:t>
-        </w:r>
-      </w:hyperlink>
+      <w:r>
+        <w:rPr>
+          <w:lang w:val="zh_TW" w:bidi="zh_TW"/>
+        </w:rPr>
+        <w:t>17</w:t>
+      </w:r>
       <w:r>
         <w:rPr>
           <w:lang w:val="zh_TW" w:bidi="zh_TW"/>
         </w:rPr>
         <w:t>）猶太會堂中的兩個職位：「管會堂的」，負責次序以及選擇經文的誦讀者；以及執事（</w:t>
       </w:r>
-      <w:hyperlink r:id="rId158">
-        <w:r>
-          <w:rPr>
-            <w:lang w:val="zh_TW" w:bidi="zh_TW"/>
-          </w:rPr>
-          <w:rPr>
-            <w:color w:val="0000EE"/>
-            <w:u w:val="single"/>
-          </w:rPr>
-          <w:t>路加福音4:20</w:t>
-        </w:r>
-      </w:hyperlink>
+      <w:r>
+        <w:rPr>
+          <w:lang w:val="zh_TW" w:bidi="zh_TW"/>
+        </w:rPr>
+        <w:t>路加福音4:20</w:t>
+      </w:r>
       <w:r>
         <w:rPr>
           <w:lang w:val="zh_TW" w:bidi="zh_TW"/>
@@ -4338,18 +3408,12 @@
         </w:rPr>
         <w:t>在建築結構上，猶太會堂是仿照聖殿而建的。它通常建在高地上，並且建造的結構使人們可以面向耶路撒冷的方向坐著。有一個可移動的箱子用來放置律法書和先知書的書卷，還有一個平台用於誦讀經文和講論。男女會分開坐。文士喜愛「高位」，面向人群（</w:t>
       </w:r>
-      <w:hyperlink r:id="rId159">
-        <w:r>
-          <w:rPr>
-            <w:lang w:val="zh_TW" w:bidi="zh_TW"/>
-          </w:rPr>
-          <w:rPr>
-            <w:color w:val="0000EE"/>
-            <w:u w:val="single"/>
-          </w:rPr>
-          <w:t>馬可福音12:39</w:t>
-        </w:r>
-      </w:hyperlink>
+      <w:r>
+        <w:rPr>
+          <w:lang w:val="zh_TW" w:bidi="zh_TW"/>
+        </w:rPr>
+        <w:t>馬可福音12:39</w:t>
+      </w:r>
       <w:r>
         <w:rPr>
           <w:lang w:val="zh_TW" w:bidi="zh_TW"/>
@@ -4449,90 +3513,60 @@
         </w:rPr>
         <w:t>會眾是一群聚集在一起的人，尤其是為了宗教目的而聚集的人。在聖經中，神稱以色列的百姓為「雅巍（耶和華）的會眾」，因為他們與神立了特別的約。整個以色列民族都被視為神的百姓（</w:t>
       </w:r>
-      <w:hyperlink r:id="rId160">
-        <w:r>
-          <w:rPr>
-            <w:lang w:val="zh_TW" w:bidi="zh_TW"/>
-          </w:rPr>
-          <w:rPr>
-            <w:color w:val="0000EE"/>
-            <w:u w:val="single"/>
-          </w:rPr>
-          <w:t>出3:6–8</w:t>
-        </w:r>
-      </w:hyperlink>
+      <w:r>
+        <w:rPr>
+          <w:lang w:val="zh_TW" w:bidi="zh_TW"/>
+        </w:rPr>
+        <w:t>出3:6–8</w:t>
+      </w:r>
       <w:r>
         <w:rPr>
           <w:lang w:val="zh_TW" w:bidi="zh_TW"/>
         </w:rPr>
         <w:t>、</w:t>
       </w:r>
-      <w:hyperlink r:id="rId160">
-        <w:r>
-          <w:rPr>
-            <w:lang w:val="zh_TW" w:bidi="zh_TW"/>
-          </w:rPr>
-          <w:rPr>
-            <w:color w:val="0000EE"/>
-            <w:u w:val="single"/>
-          </w:rPr>
-          <w:t>15–16</w:t>
-        </w:r>
-      </w:hyperlink>
+      <w:r>
+        <w:rPr>
+          <w:lang w:val="zh_TW" w:bidi="zh_TW"/>
+        </w:rPr>
+        <w:t>15–16</w:t>
+      </w:r>
       <w:r>
         <w:rPr>
           <w:lang w:val="zh_TW" w:bidi="zh_TW"/>
         </w:rPr>
         <w:t>，</w:t>
       </w:r>
-      <w:hyperlink r:id="rId161">
-        <w:r>
-          <w:rPr>
-            <w:lang w:val="zh_TW" w:bidi="zh_TW"/>
-          </w:rPr>
-          <w:rPr>
-            <w:color w:val="0000EE"/>
-            <w:u w:val="single"/>
-          </w:rPr>
-          <w:t>12:6</w:t>
-        </w:r>
-      </w:hyperlink>
+      <w:r>
+        <w:rPr>
+          <w:lang w:val="zh_TW" w:bidi="zh_TW"/>
+        </w:rPr>
+        <w:t>12:6</w:t>
+      </w:r>
       <w:r>
         <w:rPr>
           <w:lang w:val="zh_TW" w:bidi="zh_TW"/>
         </w:rPr>
         <w:t>；</w:t>
       </w:r>
-      <w:hyperlink r:id="rId162">
-        <w:r>
-          <w:rPr>
-            <w:lang w:val="zh_TW" w:bidi="zh_TW"/>
-          </w:rPr>
-          <w:rPr>
-            <w:color w:val="0000EE"/>
-            <w:u w:val="single"/>
-          </w:rPr>
-          <w:t>賽1:2–4</w:t>
-        </w:r>
-      </w:hyperlink>
+      <w:r>
+        <w:rPr>
+          <w:lang w:val="zh_TW" w:bidi="zh_TW"/>
+        </w:rPr>
+        <w:t>賽1:2–4</w:t>
+      </w:r>
       <w:r>
         <w:rPr>
           <w:lang w:val="zh_TW" w:bidi="zh_TW"/>
         </w:rPr>
         <w:t>，</w:t>
       </w:r>
-      <w:hyperlink r:id="rId163">
-        <w:r>
-          <w:rPr>
-            <w:lang w:val="zh_TW" w:bidi="zh_TW"/>
-          </w:rPr>
-          <w:rPr>
-            <w:color w:val="0000EE"/>
-            <w:u w:val="single"/>
-          </w:rPr>
-          <w:t>14:1</w:t>
-        </w:r>
-      </w:hyperlink>
+      <w:r>
+        <w:rPr>
+          <w:lang w:val="zh_TW" w:bidi="zh_TW"/>
+        </w:rPr>
+        <w:t>14:1</w:t>
+      </w:r>
       <w:r>
         <w:rPr>
           <w:lang w:val="zh_TW" w:bidi="zh_TW"/>
@@ -4553,144 +3587,96 @@
         </w:rPr>
         <w:t>作為蒙揀選的民族，以色列要向列邦彰顯神的偉大（</w:t>
       </w:r>
-      <w:hyperlink r:id="rId164">
-        <w:r>
-          <w:rPr>
-            <w:lang w:val="zh_TW" w:bidi="zh_TW"/>
-          </w:rPr>
-          <w:rPr>
-            <w:color w:val="0000EE"/>
-            <w:u w:val="single"/>
-          </w:rPr>
-          <w:t>申4:6–14</w:t>
-        </w:r>
-      </w:hyperlink>
+      <w:r>
+        <w:rPr>
+          <w:lang w:val="zh_TW" w:bidi="zh_TW"/>
+        </w:rPr>
+        <w:t>申4:6–14</w:t>
+      </w:r>
       <w:r>
         <w:rPr>
           <w:lang w:val="zh_TW" w:bidi="zh_TW"/>
         </w:rPr>
         <w:t>；</w:t>
       </w:r>
-      <w:hyperlink r:id="rId165">
-        <w:r>
-          <w:rPr>
-            <w:lang w:val="zh_TW" w:bidi="zh_TW"/>
-          </w:rPr>
-          <w:rPr>
-            <w:color w:val="0000EE"/>
-            <w:u w:val="single"/>
-          </w:rPr>
-          <w:t>賽42:1</w:t>
-        </w:r>
-      </w:hyperlink>
+      <w:r>
+        <w:rPr>
+          <w:lang w:val="zh_TW" w:bidi="zh_TW"/>
+        </w:rPr>
+        <w:t>賽42:1</w:t>
+      </w:r>
       <w:r>
         <w:rPr>
           <w:lang w:val="zh_TW" w:bidi="zh_TW"/>
         </w:rPr>
         <w:t>，</w:t>
       </w:r>
-      <w:hyperlink r:id="rId166">
-        <w:r>
-          <w:rPr>
-            <w:lang w:val="zh_TW" w:bidi="zh_TW"/>
-          </w:rPr>
-          <w:rPr>
-            <w:color w:val="0000EE"/>
-            <w:u w:val="single"/>
-          </w:rPr>
-          <w:t>45:4</w:t>
-        </w:r>
-      </w:hyperlink>
+      <w:r>
+        <w:rPr>
+          <w:lang w:val="zh_TW" w:bidi="zh_TW"/>
+        </w:rPr>
+        <w:t>45:4</w:t>
+      </w:r>
       <w:r>
         <w:rPr>
           <w:lang w:val="zh_TW" w:bidi="zh_TW"/>
         </w:rPr>
         <w:t>，</w:t>
       </w:r>
-      <w:hyperlink r:id="rId167">
-        <w:r>
-          <w:rPr>
-            <w:lang w:val="zh_TW" w:bidi="zh_TW"/>
-          </w:rPr>
-          <w:rPr>
-            <w:color w:val="0000EE"/>
-            <w:u w:val="single"/>
-          </w:rPr>
-          <w:t>65:9</w:t>
-        </w:r>
-      </w:hyperlink>
+      <w:r>
+        <w:rPr>
+          <w:lang w:val="zh_TW" w:bidi="zh_TW"/>
+        </w:rPr>
+        <w:t>65:9</w:t>
+      </w:r>
       <w:r>
         <w:rPr>
           <w:lang w:val="zh_TW" w:bidi="zh_TW"/>
         </w:rPr>
         <w:t>、</w:t>
       </w:r>
-      <w:hyperlink r:id="rId167">
-        <w:r>
-          <w:rPr>
-            <w:lang w:val="zh_TW" w:bidi="zh_TW"/>
-          </w:rPr>
-          <w:rPr>
-            <w:color w:val="0000EE"/>
-            <w:u w:val="single"/>
-          </w:rPr>
-          <w:t>22</w:t>
-        </w:r>
-      </w:hyperlink>
+      <w:r>
+        <w:rPr>
+          <w:lang w:val="zh_TW" w:bidi="zh_TW"/>
+        </w:rPr>
+        <w:t>22</w:t>
+      </w:r>
       <w:r>
         <w:rPr>
           <w:lang w:val="zh_TW" w:bidi="zh_TW"/>
         </w:rPr>
         <w:t>）。因此，這個民族被稱為「以色列全會眾」（</w:t>
       </w:r>
-      <w:hyperlink r:id="rId168">
-        <w:r>
-          <w:rPr>
-            <w:lang w:val="zh_TW" w:bidi="zh_TW"/>
-          </w:rPr>
-          <w:rPr>
-            <w:color w:val="0000EE"/>
-            <w:u w:val="single"/>
-          </w:rPr>
-          <w:t>民14:5</w:t>
-        </w:r>
-      </w:hyperlink>
+      <w:r>
+        <w:rPr>
+          <w:lang w:val="zh_TW" w:bidi="zh_TW"/>
+        </w:rPr>
+        <w:t>民14:5</w:t>
+      </w:r>
       <w:r>
         <w:rPr>
           <w:lang w:val="zh_TW" w:bidi="zh_TW"/>
         </w:rPr>
         <w:t>；另見</w:t>
       </w:r>
-      <w:hyperlink r:id="rId169">
-        <w:r>
-          <w:rPr>
-            <w:lang w:val="zh_TW" w:bidi="zh_TW"/>
-          </w:rPr>
-          <w:rPr>
-            <w:color w:val="0000EE"/>
-            <w:u w:val="single"/>
-          </w:rPr>
-          <w:t>利4:13</w:t>
-        </w:r>
-      </w:hyperlink>
+      <w:r>
+        <w:rPr>
+          <w:lang w:val="zh_TW" w:bidi="zh_TW"/>
+        </w:rPr>
+        <w:t>利4:13</w:t>
+      </w:r>
       <w:r>
         <w:rPr>
           <w:lang w:val="zh_TW" w:bidi="zh_TW"/>
         </w:rPr>
         <w:t>；</w:t>
       </w:r>
-      <w:hyperlink r:id="rId170">
-        <w:r>
-          <w:rPr>
-            <w:lang w:val="zh_TW" w:bidi="zh_TW"/>
-          </w:rPr>
-          <w:rPr>
-            <w:color w:val="0000EE"/>
-            <w:u w:val="single"/>
-          </w:rPr>
-          <w:t>民16:3</w:t>
-        </w:r>
-      </w:hyperlink>
+      <w:r>
+        <w:rPr>
+          <w:lang w:val="zh_TW" w:bidi="zh_TW"/>
+        </w:rPr>
+        <w:t>民16:3</w:t>
+      </w:r>
       <w:r>
         <w:rPr>
           <w:lang w:val="zh_TW" w:bidi="zh_TW"/>
@@ -4711,72 +3697,48 @@
         </w:rPr>
         <w:t>新約聖經的教會建立在舊約聖經神的會眾所奠定的屬靈根基上。聖經中的幾段經文顯示了教會與舊約聖經神的百姓之間的這種聯繫（</w:t>
       </w:r>
-      <w:hyperlink r:id="rId171">
-        <w:r>
-          <w:rPr>
-            <w:lang w:val="zh_TW" w:bidi="zh_TW"/>
-          </w:rPr>
-          <w:rPr>
-            <w:color w:val="0000EE"/>
-            <w:u w:val="single"/>
-          </w:rPr>
-          <w:t>來2:10–13</w:t>
-        </w:r>
-      </w:hyperlink>
+      <w:r>
+        <w:rPr>
+          <w:lang w:val="zh_TW" w:bidi="zh_TW"/>
+        </w:rPr>
+        <w:t>來2:10–13</w:t>
+      </w:r>
       <w:r>
         <w:rPr>
           <w:lang w:val="zh_TW" w:bidi="zh_TW"/>
         </w:rPr>
         <w:t>；</w:t>
       </w:r>
-      <w:hyperlink r:id="rId172">
-        <w:r>
-          <w:rPr>
-            <w:lang w:val="zh_TW" w:bidi="zh_TW"/>
-          </w:rPr>
-          <w:rPr>
-            <w:color w:val="0000EE"/>
-            <w:u w:val="single"/>
-          </w:rPr>
-          <w:t>彼前2:9–10</w:t>
-        </w:r>
-      </w:hyperlink>
+      <w:r>
+        <w:rPr>
+          <w:lang w:val="zh_TW" w:bidi="zh_TW"/>
+        </w:rPr>
+        <w:t>彼前2:9–10</w:t>
+      </w:r>
       <w:r>
         <w:rPr>
           <w:lang w:val="zh_TW" w:bidi="zh_TW"/>
         </w:rPr>
         <w:t>；另見</w:t>
       </w:r>
-      <w:hyperlink r:id="rId173">
-        <w:r>
-          <w:rPr>
-            <w:lang w:val="zh_TW" w:bidi="zh_TW"/>
-          </w:rPr>
-          <w:rPr>
-            <w:color w:val="0000EE"/>
-            <w:u w:val="single"/>
-          </w:rPr>
-          <w:t>羅9:1–8</w:t>
-        </w:r>
-      </w:hyperlink>
+      <w:r>
+        <w:rPr>
+          <w:lang w:val="zh_TW" w:bidi="zh_TW"/>
+        </w:rPr>
+        <w:t>羅9:1–8</w:t>
+      </w:r>
       <w:r>
         <w:rPr>
           <w:lang w:val="zh_TW" w:bidi="zh_TW"/>
         </w:rPr>
         <w:t>；</w:t>
       </w:r>
-      <w:hyperlink r:id="rId174">
-        <w:r>
-          <w:rPr>
-            <w:lang w:val="zh_TW" w:bidi="zh_TW"/>
-          </w:rPr>
-          <w:rPr>
-            <w:color w:val="0000EE"/>
-            <w:u w:val="single"/>
-          </w:rPr>
-          <w:t>加6:16</w:t>
-        </w:r>
-      </w:hyperlink>
+      <w:r>
+        <w:rPr>
+          <w:lang w:val="zh_TW" w:bidi="zh_TW"/>
+        </w:rPr>
+        <w:t>加6:16</w:t>
+      </w:r>
       <w:r>
         <w:rPr>
           <w:lang w:val="zh_TW" w:bidi="zh_TW"/>
